--- a/research_paper/expai_research.docx
+++ b/research_paper/expai_research.docx
@@ -14,7 +14,7 @@
         <w:rPr>
           <w:kern w:val="48"/>
         </w:rPr>
-        <w:t>A Comparative Analaysis of Human and AI-Based Emotion Recognition Under Image Degradation</w:t>
+        <w:t>A Comparative Analysis of Human and AI-Based Emotion Recognition Under Image Degradation</w:t>
       </w:r>
     </w:p>
     <w:p>

--- a/research_paper/expai_research.docx
+++ b/research_paper/expai_research.docx
@@ -873,14 +873,22 @@
     <w:p>
       <w:pPr>
         <w:pStyle w:val="Heading2"/>
-      </w:pPr>
-      <w:r>
+        <w:rPr>
+          <w:b/>
+          <w:bCs/>
+        </w:rPr>
+      </w:pPr>
+      <w:r>
+        <w:rPr>
+          <w:b/>
+          <w:bCs/>
+        </w:rPr>
         <w:t>Overview</w:t>
       </w:r>
     </w:p>
     <w:p>
       <w:pPr>
-        <w:ind w:start="14.40pt" w:firstLine="21.60pt"/>
+        <w:ind w:firstLine="14.40pt"/>
         <w:jc w:val="both"/>
       </w:pPr>
       <w:r>
@@ -904,7 +912,7 @@
     </w:p>
     <w:p>
       <w:pPr>
-        <w:ind w:start="14.40pt" w:firstLine="21.60pt"/>
+        <w:ind w:firstLine="14.40pt"/>
         <w:jc w:val="both"/>
       </w:pPr>
       <w:r>
@@ -925,132 +933,659 @@
     </w:p>
     <w:p>
       <w:pPr>
+        <w:ind w:firstLine="14.40pt"/>
+        <w:jc w:val="both"/>
+      </w:pPr>
+      <w:r>
+        <w:rPr>
+          <w:noProof/>
+        </w:rPr>
+        <w:drawing>
+          <wp:anchor distT="0" distB="0" distL="114300" distR="114300" simplePos="0" relativeHeight="251660800" behindDoc="0" locked="0" layoutInCell="1" allowOverlap="1" wp14:anchorId="76250575" wp14:editId="07B59360">
+            <wp:simplePos x="0" y="0"/>
+            <wp:positionH relativeFrom="column">
+              <wp:posOffset>16132</wp:posOffset>
+            </wp:positionH>
+            <wp:positionV relativeFrom="paragraph">
+              <wp:posOffset>164071</wp:posOffset>
+            </wp:positionV>
+            <wp:extent cx="3101975" cy="1686560"/>
+            <wp:effectExtent l="0" t="0" r="0" b="2540"/>
+            <wp:wrapTopAndBottom/>
+            <wp:docPr id="1924936930" name="Picture 4"/>
+            <wp:cNvGraphicFramePr>
+              <a:graphicFrameLocks xmlns:a="http://purl.oclc.org/ooxml/drawingml/main" noChangeAspect="1"/>
+            </wp:cNvGraphicFramePr>
+            <a:graphic xmlns:a="http://purl.oclc.org/ooxml/drawingml/main">
+              <a:graphicData uri="http://purl.oclc.org/ooxml/drawingml/picture">
+                <pic:pic xmlns:pic="http://purl.oclc.org/ooxml/drawingml/picture">
+                  <pic:nvPicPr>
+                    <pic:cNvPr id="1924936930" name="Picture 1924936930"/>
+                    <pic:cNvPicPr/>
+                  </pic:nvPicPr>
+                  <pic:blipFill rotWithShape="1">
+                    <a:blip r:embed="rId9" cstate="print">
+                      <a:extLst>
+                        <a:ext uri="{28A0092B-C50C-407E-A947-70E740481C1C}">
+                          <a14:useLocalDpi xmlns:a14="http://schemas.microsoft.com/office/drawing/2010/main" val="0"/>
+                        </a:ext>
+                      </a:extLst>
+                    </a:blip>
+                    <a:srcRect l="7.643%" t="12.553%" r="10.236%" b="14.915%"/>
+                    <a:stretch/>
+                  </pic:blipFill>
+                  <pic:spPr bwMode="auto">
+                    <a:xfrm>
+                      <a:off x="0" y="0"/>
+                      <a:ext cx="3101975" cy="1686560"/>
+                    </a:xfrm>
+                    <a:prstGeom prst="rect">
+                      <a:avLst/>
+                    </a:prstGeom>
+                    <a:ln>
+                      <a:noFill/>
+                    </a:ln>
+                    <a:extLst>
+                      <a:ext uri="{53640926-AAD7-44D8-BBD7-CCE9431645EC}">
+                        <a14:shadowObscured xmlns:a14="http://schemas.microsoft.com/office/drawing/2010/main"/>
+                      </a:ext>
+                    </a:extLst>
+                  </pic:spPr>
+                </pic:pic>
+              </a:graphicData>
+            </a:graphic>
+            <wp14:sizeRelH relativeFrom="page">
+              <wp14:pctWidth>0%</wp14:pctWidth>
+            </wp14:sizeRelH>
+            <wp14:sizeRelV relativeFrom="page">
+              <wp14:pctHeight>0%</wp14:pctHeight>
+            </wp14:sizeRelV>
+          </wp:anchor>
+        </w:drawing>
+      </w:r>
+    </w:p>
+    <w:p>
+      <w:pPr>
+        <w:ind w:firstLine="14.40pt"/>
+        <w:jc w:val="both"/>
+      </w:pPr>
+    </w:p>
+    <w:p>
+      <w:pPr>
         <w:pStyle w:val="Heading2"/>
-      </w:pPr>
-      <w:r>
-        <w:t xml:space="preserve">Dataset Preparation </w:t>
-      </w:r>
+        <w:rPr>
+          <w:b/>
+          <w:bCs/>
+        </w:rPr>
+      </w:pPr>
+      <w:r>
+        <w:rPr>
+          <w:b/>
+          <w:bCs/>
+        </w:rPr>
+        <w:t xml:space="preserve">Dataset Selection </w:t>
+      </w:r>
+    </w:p>
+    <w:p>
+      <w:pPr>
+        <w:ind w:firstLine="14.40pt"/>
+        <w:jc w:val="both"/>
+      </w:pPr>
+      <w:r>
+        <w:t xml:space="preserve">Facial images representing the seven basic emotion categories were collected from publicly available online sources. Images were manually selected to provide a range of facial expressions suitable for human and AI evaluation. </w:t>
+      </w:r>
+    </w:p>
+    <w:p>
+      <w:pPr>
+        <w:ind w:firstLine="14.40pt"/>
+        <w:jc w:val="both"/>
+      </w:pPr>
+      <w:r>
+        <w:t xml:space="preserve">Care was taken to include images with clearly distinguishable emotions while also incorporating expressions that could produce ambiguity in recognition. </w:t>
+      </w:r>
+      <w:r>
+        <w:t>Potentially ambiguous images were made marked through the file naming convention, allowing them to be analyzed separately.</w:t>
+      </w:r>
+    </w:p>
+    <w:p>
+      <w:pPr>
+        <w:ind w:firstLine="14.40pt"/>
+        <w:jc w:val="both"/>
+      </w:pPr>
+      <w:r>
+        <w:t xml:space="preserve">Each selected image was assigned a reference label by the </w:t>
+      </w:r>
+      <w:r>
+        <w:t>authors</w:t>
+      </w:r>
+      <w:r>
+        <w:t xml:space="preserve"> based on the intended facial expression depicted. These labels served as a common reference throughout the study for organizing the dataset facilitating the comparis</w:t>
+      </w:r>
+      <w:r>
+        <w:t>ons.</w:t>
+      </w:r>
+    </w:p>
+    <w:p>
+      <w:r>
+        <w:rPr>
+          <w:noProof/>
+        </w:rPr>
+        <w:lastRenderedPageBreak/>
+        <w:drawing>
+          <wp:inline distT="0" distB="0" distL="0" distR="0" wp14:anchorId="310A7994" wp14:editId="29739C22">
+            <wp:extent cx="2584078" cy="3098132"/>
+            <wp:effectExtent l="0" t="0" r="0" b="1270"/>
+            <wp:docPr id="467674359" name="Picture 2"/>
+            <wp:cNvGraphicFramePr>
+              <a:graphicFrameLocks xmlns:a="http://purl.oclc.org/ooxml/drawingml/main" noChangeAspect="1"/>
+            </wp:cNvGraphicFramePr>
+            <a:graphic xmlns:a="http://purl.oclc.org/ooxml/drawingml/main">
+              <a:graphicData uri="http://purl.oclc.org/ooxml/drawingml/picture">
+                <pic:pic xmlns:pic="http://purl.oclc.org/ooxml/drawingml/picture">
+                  <pic:nvPicPr>
+                    <pic:cNvPr id="467674359" name="Picture 467674359"/>
+                    <pic:cNvPicPr/>
+                  </pic:nvPicPr>
+                  <pic:blipFill>
+                    <a:blip r:embed="rId10">
+                      <a:extLst>
+                        <a:ext uri="{28A0092B-C50C-407E-A947-70E740481C1C}">
+                          <a14:useLocalDpi xmlns:a14="http://schemas.microsoft.com/office/drawing/2010/main" val="0"/>
+                        </a:ext>
+                      </a:extLst>
+                    </a:blip>
+                    <a:stretch>
+                      <a:fillRect/>
+                    </a:stretch>
+                  </pic:blipFill>
+                  <pic:spPr>
+                    <a:xfrm>
+                      <a:off x="0" y="0"/>
+                      <a:ext cx="2627875" cy="3150641"/>
+                    </a:xfrm>
+                    <a:prstGeom prst="rect">
+                      <a:avLst/>
+                    </a:prstGeom>
+                  </pic:spPr>
+                </pic:pic>
+              </a:graphicData>
+            </a:graphic>
+          </wp:inline>
+        </w:drawing>
+      </w:r>
+    </w:p>
+    <w:p>
+      <w:pPr>
+        <w:pStyle w:val="Heading2"/>
+        <w:rPr>
+          <w:b/>
+          <w:bCs/>
+        </w:rPr>
+      </w:pPr>
+      <w:r>
+        <w:rPr>
+          <w:b/>
+          <w:bCs/>
+        </w:rPr>
+        <w:t xml:space="preserve">Image Preprocessing </w:t>
+      </w:r>
+    </w:p>
+    <w:p>
+      <w:pPr>
+        <w:pStyle w:val="BodyText"/>
+        <w:ind w:firstLine="0pt"/>
+        <w:rPr>
+          <w:lang w:val="en-US"/>
+        </w:rPr>
+      </w:pPr>
+      <w:r>
+        <w:rPr>
+          <w:lang w:val="en-US"/>
+        </w:rPr>
+        <w:t>A python script was used to make three versions of the same image to allow for controlled comparisons. The original image is treated as a baseline without applying any modifications.</w:t>
+      </w:r>
+    </w:p>
+    <w:p>
+      <w:pPr>
+        <w:pStyle w:val="BodyText"/>
+        <w:numPr>
+          <w:ilvl w:val="0"/>
+          <w:numId w:val="28"/>
+        </w:numPr>
+        <w:rPr>
+          <w:i/>
+          <w:iCs/>
+          <w:lang w:val="en-US"/>
+        </w:rPr>
+      </w:pPr>
+      <w:r>
+        <w:rPr>
+          <w:i/>
+          <w:iCs/>
+          <w:lang w:val="en-US"/>
+        </w:rPr>
+        <w:t>Blurred:</w:t>
+      </w:r>
+    </w:p>
+    <w:p>
+      <w:pPr>
+        <w:pStyle w:val="BodyText"/>
+        <w:rPr>
+          <w:lang w:val="en-US"/>
+        </w:rPr>
+      </w:pPr>
+      <w:r>
+        <w:rPr>
+          <w:lang w:val="en-US"/>
+        </w:rPr>
+        <w:t xml:space="preserve">Blurring was applied to simulate common image degradation in real-world scenarios. The transformation reduces visibility of fine facial features while maintaining the overall expression. </w:t>
+      </w:r>
+    </w:p>
+    <w:p>
+      <w:pPr>
+        <w:pStyle w:val="BodyText"/>
+        <w:numPr>
+          <w:ilvl w:val="0"/>
+          <w:numId w:val="28"/>
+        </w:numPr>
+        <w:jc w:val="start"/>
+        <w:rPr>
+          <w:i/>
+          <w:iCs/>
+          <w:lang w:val="en-US"/>
+        </w:rPr>
+      </w:pPr>
+      <w:r>
+        <w:rPr>
+          <w:i/>
+          <w:iCs/>
+          <w:lang w:val="en-US"/>
+        </w:rPr>
+        <w:t>Greyscale</w:t>
+      </w:r>
+    </w:p>
+    <w:p>
+      <w:pPr>
+        <w:pStyle w:val="BodyText"/>
+        <w:ind w:firstLine="0pt"/>
+        <w:jc w:val="start"/>
+        <w:rPr>
+          <w:lang w:val="en-US"/>
+        </w:rPr>
+      </w:pPr>
+      <w:r>
+        <w:rPr>
+          <w:lang w:val="en-US"/>
+        </w:rPr>
+        <w:tab/>
+      </w:r>
+      <w:r>
+        <w:t>This transformation was used to investigate the extent to which color cues contribute to emotion recognition by both AI models and human observers.</w:t>
+      </w:r>
+    </w:p>
+    <w:p>
+      <w:pPr>
+        <w:pStyle w:val="BodyText"/>
+        <w:numPr>
+          <w:ilvl w:val="0"/>
+          <w:numId w:val="28"/>
+        </w:numPr>
+        <w:rPr>
+          <w:i/>
+          <w:iCs/>
+          <w:lang w:val="en-US"/>
+        </w:rPr>
+      </w:pPr>
+      <w:r>
+        <w:rPr>
+          <w:i/>
+          <w:iCs/>
+          <w:lang w:val="en-US"/>
+        </w:rPr>
+        <w:t xml:space="preserve">Low Resolution </w:t>
+      </w:r>
+    </w:p>
+    <w:p>
+      <w:pPr>
+        <w:pStyle w:val="BodyText"/>
+        <w:rPr>
+          <w:lang w:val="en-US"/>
+        </w:rPr>
+      </w:pPr>
+      <w:r>
+        <w:t>A low-resolution version of each image was generated by reducing the image resolution and subsequently resizing it back to its original dimensions. This transformation simulates image quality degradation caused by low-resolution cameras or image compression</w:t>
+      </w:r>
+      <w:r>
+        <w:rPr>
+          <w:lang w:val="en-US"/>
+        </w:rPr>
+        <w:t>.</w:t>
+      </w:r>
+    </w:p>
+    <w:p>
+      <w:pPr>
+        <w:pStyle w:val="BodyText"/>
+      </w:pPr>
+      <w:r>
+        <w:rPr>
+          <w:noProof/>
+          <w:lang w:val="en-US"/>
+        </w:rPr>
+        <w:drawing>
+          <wp:anchor distT="0" distB="0" distL="114300" distR="114300" simplePos="0" relativeHeight="251661824" behindDoc="0" locked="0" layoutInCell="1" allowOverlap="1" wp14:anchorId="2E8A3F4E" wp14:editId="6E7735F1">
+            <wp:simplePos x="0" y="0"/>
+            <wp:positionH relativeFrom="column">
+              <wp:posOffset>-3175</wp:posOffset>
+            </wp:positionH>
+            <wp:positionV relativeFrom="paragraph">
+              <wp:posOffset>1100007</wp:posOffset>
+            </wp:positionV>
+            <wp:extent cx="3089910" cy="802640"/>
+            <wp:effectExtent l="0" t="0" r="0" b="0"/>
+            <wp:wrapTopAndBottom/>
+            <wp:docPr id="1402116957" name="Picture 3"/>
+            <wp:cNvGraphicFramePr>
+              <a:graphicFrameLocks xmlns:a="http://purl.oclc.org/ooxml/drawingml/main" noChangeAspect="1"/>
+            </wp:cNvGraphicFramePr>
+            <a:graphic xmlns:a="http://purl.oclc.org/ooxml/drawingml/main">
+              <a:graphicData uri="http://purl.oclc.org/ooxml/drawingml/picture">
+                <pic:pic xmlns:pic="http://purl.oclc.org/ooxml/drawingml/picture">
+                  <pic:nvPicPr>
+                    <pic:cNvPr id="1402116957" name="Picture 1402116957"/>
+                    <pic:cNvPicPr/>
+                  </pic:nvPicPr>
+                  <pic:blipFill>
+                    <a:blip r:embed="rId11" cstate="print">
+                      <a:extLst>
+                        <a:ext uri="{28A0092B-C50C-407E-A947-70E740481C1C}">
+                          <a14:useLocalDpi xmlns:a14="http://schemas.microsoft.com/office/drawing/2010/main" val="0"/>
+                        </a:ext>
+                      </a:extLst>
+                    </a:blip>
+                    <a:stretch>
+                      <a:fillRect/>
+                    </a:stretch>
+                  </pic:blipFill>
+                  <pic:spPr>
+                    <a:xfrm>
+                      <a:off x="0" y="0"/>
+                      <a:ext cx="3089910" cy="802640"/>
+                    </a:xfrm>
+                    <a:prstGeom prst="rect">
+                      <a:avLst/>
+                    </a:prstGeom>
+                  </pic:spPr>
+                </pic:pic>
+              </a:graphicData>
+            </a:graphic>
+            <wp14:sizeRelH relativeFrom="page">
+              <wp14:pctWidth>0%</wp14:pctWidth>
+            </wp14:sizeRelH>
+            <wp14:sizeRelV relativeFrom="page">
+              <wp14:pctHeight>0%</wp14:pctHeight>
+            </wp14:sizeRelV>
+          </wp:anchor>
+        </w:drawing>
+      </w:r>
+      <w:r>
+        <w:t xml:space="preserve">Prior to applying the image degradation techniques, all images were standardized to a fixed resolution of 256 × 256 pixels to ensure consistency across the dataset. Following preprocessing, each original image and its corresponding degraded versions were automatically assigned a standardized filename encoding the image identifier, emotion category, and preprocessing condition. </w:t>
+      </w:r>
+    </w:p>
+    <w:p>
+      <w:pPr>
+        <w:pStyle w:val="BodyText"/>
+      </w:pPr>
+    </w:p>
+    <w:p>
+      <w:pPr>
+        <w:pStyle w:val="BodyText"/>
+        <w:rPr>
+          <w:lang w:val="en-US"/>
+        </w:rPr>
+      </w:pPr>
+      <w:r>
+        <w:t xml:space="preserve">Finally, the processed images were distributed into multiple evaluation sets using an automated script. The distribution algorithm ensured that each test set contained only one version of a given base image, preventing participants </w:t>
+      </w:r>
+      <w:r>
+        <w:t>from viewing multiple degraded versions of the same facial expression and thereby reducing potential memory and carryover effects during the human evaluation.</w:t>
+      </w:r>
+      <w:r>
+        <w:rPr>
+          <w:lang w:val="en-US"/>
+        </w:rPr>
+        <w:t xml:space="preserve"> </w:t>
+      </w:r>
+    </w:p>
+    <w:p>
+      <w:pPr>
+        <w:pStyle w:val="BodyText"/>
+        <w:rPr>
+          <w:lang w:val="en-US"/>
+        </w:rPr>
+      </w:pPr>
+      <w:r>
+        <w:rPr>
+          <w:lang w:val="en-US"/>
+        </w:rPr>
+        <w:t xml:space="preserve">For the AI model evaluations all processed and original images were kept in </w:t>
+      </w:r>
+      <w:r>
+        <w:rPr>
+          <w:lang w:val="en-US"/>
+        </w:rPr>
+        <w:t xml:space="preserve">one </w:t>
+      </w:r>
+      <w:r>
+        <w:rPr>
+          <w:lang w:val="en-US"/>
+        </w:rPr>
+        <w:t>directory.</w:t>
+      </w:r>
+    </w:p>
+    <w:p>
+      <w:pPr>
+        <w:pStyle w:val="Heading2"/>
+        <w:rPr>
+          <w:b/>
+          <w:bCs/>
+        </w:rPr>
+      </w:pPr>
+      <w:r>
+        <w:rPr>
+          <w:b/>
+          <w:bCs/>
+        </w:rPr>
+        <w:t>AI-Based Emotion Recognition</w:t>
+      </w:r>
+    </w:p>
+    <w:p>
+      <w:pPr>
+        <w:jc w:val="both"/>
+      </w:pPr>
+      <w:r>
+        <w:t xml:space="preserve">The preprocessed images were evaluated by </w:t>
+      </w:r>
+      <w:proofErr w:type="spellStart"/>
+      <w:r>
+        <w:t>DeepFace</w:t>
+      </w:r>
+      <w:proofErr w:type="spellEnd"/>
+      <w:r>
+        <w:t xml:space="preserve"> and FER. </w:t>
+      </w:r>
+    </w:p>
+    <w:p>
+      <w:pPr>
+        <w:jc w:val="both"/>
+      </w:pPr>
+    </w:p>
+    <w:p>
+      <w:pPr>
+        <w:pStyle w:val="ListParagraph"/>
+        <w:numPr>
+          <w:ilvl w:val="0"/>
+          <w:numId w:val="30"/>
+        </w:numPr>
+        <w:jc w:val="both"/>
+        <w:rPr>
+          <w:i/>
+          <w:iCs/>
+        </w:rPr>
+      </w:pPr>
+      <w:proofErr w:type="spellStart"/>
+      <w:r>
+        <w:rPr>
+          <w:i/>
+          <w:iCs/>
+        </w:rPr>
+        <w:t>DeepFace</w:t>
+      </w:r>
+      <w:proofErr w:type="spellEnd"/>
+    </w:p>
+    <w:p>
+      <w:pPr>
+        <w:ind w:firstLine="18pt"/>
+        <w:jc w:val="both"/>
+      </w:pPr>
+      <w:proofErr w:type="spellStart"/>
+      <w:r>
+        <w:t>DeepFace</w:t>
+      </w:r>
+      <w:proofErr w:type="spellEnd"/>
+      <w:r>
+        <w:t xml:space="preserve"> was selected as one of the facial emotion recognition models due to its comprehensive framework for facial attribute analysis and its widespread use within the computer vision community [X]. The framework employs pretrained deep learning models to estimate probability distributions across the seven basic emotion categories (anger, disgust, fear, happiness, sadness, surprise, and neutral). </w:t>
+      </w:r>
+    </w:p>
+    <w:p>
+      <w:pPr>
+        <w:ind w:firstLine="18pt"/>
+        <w:jc w:val="both"/>
+      </w:pPr>
+      <w:r>
+        <w:t>For each processed image, the model generated emotion probability scores, the dominant emotion prediction, and the corresponding processing time.</w:t>
+      </w:r>
+    </w:p>
+    <w:p>
+      <w:pPr>
+        <w:ind w:firstLine="18pt"/>
+        <w:jc w:val="both"/>
+      </w:pPr>
+    </w:p>
+    <w:p>
+      <w:pPr>
+        <w:pStyle w:val="ListParagraph"/>
+        <w:numPr>
+          <w:ilvl w:val="0"/>
+          <w:numId w:val="30"/>
+        </w:numPr>
+        <w:jc w:val="both"/>
+        <w:rPr>
+          <w:i/>
+          <w:iCs/>
+        </w:rPr>
+      </w:pPr>
+      <w:r>
+        <w:rPr>
+          <w:i/>
+          <w:iCs/>
+        </w:rPr>
+        <w:t>FER</w:t>
+      </w:r>
+    </w:p>
+    <w:p>
+      <w:pPr>
+        <w:ind w:firstLine="18pt"/>
+        <w:jc w:val="both"/>
+      </w:pPr>
+      <w:r>
+        <w:t xml:space="preserve">FER was selected as the second facial emotion recognition model to provide a comparative baseline against </w:t>
+      </w:r>
+      <w:proofErr w:type="spellStart"/>
+      <w:r>
+        <w:t>DeepFace</w:t>
+      </w:r>
+      <w:proofErr w:type="spellEnd"/>
+      <w:r>
+        <w:t xml:space="preserve"> using an alternative pretrained emotion recognition framework [X]. The model performs facial emotion recognition by first detecting faces within an image and subsequently estimating probability distributions across the seven basic emotion categories</w:t>
+      </w:r>
+      <w:r>
+        <w:t xml:space="preserve"> and generating a dominant emotion.</w:t>
+      </w:r>
+    </w:p>
+    <w:p>
+      <w:pPr>
+        <w:ind w:firstLine="18pt"/>
+        <w:jc w:val="both"/>
+      </w:pPr>
+    </w:p>
+    <w:p>
+      <w:pPr>
+        <w:ind w:firstLine="18pt"/>
+        <w:jc w:val="both"/>
+      </w:pPr>
+      <w:r>
+        <w:t xml:space="preserve">All </w:t>
+      </w:r>
+      <w:r>
+        <w:t xml:space="preserve">outputs were automatically exported to a structured CSV file together with image metadata, allowing direct comparison with the predictions produced by </w:t>
+      </w:r>
+      <w:proofErr w:type="spellStart"/>
+      <w:r>
+        <w:t>DeepFace</w:t>
+      </w:r>
+      <w:proofErr w:type="spellEnd"/>
+      <w:r>
+        <w:t xml:space="preserve">, the facial landmark measurements obtained through </w:t>
+      </w:r>
+      <w:proofErr w:type="spellStart"/>
+      <w:r>
+        <w:t>MediaPipe</w:t>
+      </w:r>
+      <w:proofErr w:type="spellEnd"/>
+      <w:r>
+        <w:t>, and the evaluations provided by human participants.</w:t>
+      </w:r>
+    </w:p>
+    <w:p>
+      <w:pPr>
+        <w:jc w:val="both"/>
+      </w:pPr>
+    </w:p>
+    <w:p>
+      <w:pPr>
+        <w:pStyle w:val="Heading2"/>
+      </w:pPr>
+      <w:r>
+        <w:t>Human Evaluation Protocol</w:t>
+      </w:r>
+    </w:p>
+    <w:p>
+      <w:pPr>
+        <w:jc w:val="both"/>
+      </w:pPr>
+    </w:p>
+    <w:p>
+      <w:pPr>
+        <w:pStyle w:val="Heading2"/>
+      </w:pPr>
     </w:p>
     <w:p>
       <w:pPr>
         <w:pStyle w:val="bulletlist"/>
       </w:pPr>
       <w:r>
-        <w:t xml:space="preserve">Use </w:t>
-      </w:r>
-      <w:r>
-        <w:t>either</w:t>
-      </w:r>
-      <w:r>
-        <w:t xml:space="preserve"> SI (MKS) or CGS as primary units. (SI units are encouraged.) English units may be used as secondary units (in parentheses). An exception would be the use of English units as identifiers in trade, such as “3.5-inch disk drive”.</w:t>
-      </w:r>
-    </w:p>
-    <w:p>
-      <w:pPr>
-        <w:pStyle w:val="bulletlist"/>
-      </w:pPr>
-      <w:r>
-        <w:t xml:space="preserve">Avoid combining SI and CGS units, such as current in amperes and magnetic field in </w:t>
-      </w:r>
-      <w:proofErr w:type="spellStart"/>
-      <w:r>
-        <w:t>oersteds</w:t>
-      </w:r>
-      <w:proofErr w:type="spellEnd"/>
-      <w:r>
-        <w:t>. This often leads to confusion because equations do not balance dimensionally. If you must use mixed units, clearly state the units for each quantity that you use in an equation.</w:t>
-      </w:r>
-    </w:p>
-    <w:p>
-      <w:pPr>
-        <w:pStyle w:val="bulletlist"/>
-      </w:pPr>
-      <w:r>
-        <w:t>Do not mix complete spellings and abbreviations of units: “Wb/m2” or “</w:t>
-      </w:r>
-      <w:proofErr w:type="spellStart"/>
-      <w:r>
-        <w:t>webers</w:t>
-      </w:r>
-      <w:proofErr w:type="spellEnd"/>
-      <w:r>
-        <w:t xml:space="preserve"> per square meter”, not “</w:t>
-      </w:r>
-      <w:proofErr w:type="spellStart"/>
-      <w:r>
-        <w:t>webers</w:t>
-      </w:r>
-      <w:proofErr w:type="spellEnd"/>
-      <w:r>
-        <w:t xml:space="preserve">/m2”.  Spell out units when they appear in text: “. . . a few </w:t>
-      </w:r>
-      <w:proofErr w:type="spellStart"/>
-      <w:r>
-        <w:t>henries</w:t>
-      </w:r>
-      <w:proofErr w:type="spellEnd"/>
-      <w:r>
-        <w:t>”, not “. . . a few H”.</w:t>
-      </w:r>
-    </w:p>
-    <w:p>
-      <w:pPr>
-        <w:pStyle w:val="sponsors"/>
-        <w:framePr w:wrap="auto" w:vAnchor="page" w:hAnchor="page" w:x="45.90pt" w:y="756.05pt"/>
-        <w:ind w:firstLine="14.45pt"/>
-      </w:pPr>
-      <w:r>
-        <w:t>Identif</w:t>
-      </w:r>
-      <w:r>
-        <w:t xml:space="preserve">y applicable </w:t>
-      </w:r>
-      <w:r>
-        <w:t>funding agency</w:t>
-      </w:r>
-      <w:r>
-        <w:t xml:space="preserve"> here. </w:t>
-      </w:r>
-      <w:r>
-        <w:rPr>
-          <w:iCs/>
-        </w:rPr>
-        <w:t>If none, delete this text box</w:t>
-      </w:r>
-      <w:r>
-        <w:rPr>
-          <w:iCs/>
-        </w:rPr>
-        <w:t>.</w:t>
-      </w:r>
-    </w:p>
-    <w:p>
-      <w:pPr>
-        <w:pStyle w:val="bulletlist"/>
-      </w:pPr>
-      <w:r>
-        <w:t xml:space="preserve">Use a zero before decimal points: “0.25”, not “.25”. Use “cm3”, not “cc”. </w:t>
-      </w:r>
-      <w:r>
-        <w:t>(</w:t>
-      </w:r>
-      <w:r>
-        <w:rPr>
-          <w:i/>
-          <w:iCs/>
-        </w:rPr>
-        <w:t>bullet list</w:t>
-      </w:r>
-      <w:r>
-        <w:t>)</w:t>
-      </w:r>
-    </w:p>
-    <w:p>
-      <w:pPr>
-        <w:pStyle w:val="Heading2"/>
-      </w:pPr>
-      <w:r>
-        <w:t>Equations</w:t>
+        <w:t>at the end of a sentence is punctuated outside of</w:t>
+      </w:r>
+    </w:p>
+    <w:p>
+      <w:pPr>
+        <w:pStyle w:val="Heading1"/>
+      </w:pPr>
+      <w:r>
+        <w:t xml:space="preserve">Using the </w:t>
+      </w:r>
+      <w:r>
+        <w:t>Template</w:t>
       </w:r>
     </w:p>
     <w:p>
@@ -1058,244 +1593,7 @@
         <w:pStyle w:val="BodyText"/>
       </w:pPr>
       <w:r>
-        <w:t>The equations are an exception to the prescribed specifications of this template. You will need to determine whether or not your equation should be typed using either the Times New Roman or the Symbol font (please no other font). To create multileveled equations, it may be necessary to treat the equation as a graphic and insert it into the text after your paper is styled.</w:t>
-      </w:r>
-    </w:p>
-    <w:p>
-      <w:pPr>
-        <w:pStyle w:val="BodyText"/>
-        <w:rPr>
-          <w:lang w:val="en-US"/>
-        </w:rPr>
-      </w:pPr>
-      <w:r>
-        <w:lastRenderedPageBreak/>
-        <w:t>Number equations consecutively. Equation numbers, within parentheses, are to position flush right, as in (1), using a right tab stop. To make your equations more compact, you may use the solidus ( / ), the exp function, or appropriate exponents. Italicize Roman symbols for quantities and variables, but not Greek symbols. Use a long dash rather than a hyphen for a minus sign. Punctuate equations with commas or periods when they are part of a sentence, as in</w:t>
-      </w:r>
-      <w:r>
-        <w:rPr>
-          <w:lang w:val="en-US"/>
-        </w:rPr>
-        <w:t>:</w:t>
-      </w:r>
-    </w:p>
-    <w:p>
-      <w:pPr>
-        <w:pStyle w:val="equation"/>
-        <w:rPr>
-          <w:rFonts w:hint="eastAsia"/>
-        </w:rPr>
-      </w:pPr>
-      <w:r>
-        <w:tab/>
-      </w:r>
-      <w:r>
-        <w:rPr>
-          <w:rFonts w:ascii="Times New Roman" w:hAnsi="Times New Roman" w:cs="Times New Roman"/>
-          <w:i/>
-        </w:rPr>
-        <w:t>a</w:t>
-      </w:r>
-      <w:r>
-        <w:t></w:t>
-      </w:r>
-      <w:r>
-        <w:t></w:t>
-      </w:r>
-      <w:r>
-        <w:t></w:t>
-      </w:r>
-      <w:r>
-        <w:rPr>
-          <w:rFonts w:ascii="Times New Roman" w:hAnsi="Times New Roman" w:cs="Times New Roman"/>
-          <w:i/>
-        </w:rPr>
-        <w:t>b</w:t>
-      </w:r>
-      <w:r>
-        <w:t></w:t>
-      </w:r>
-      <w:r>
-        <w:t></w:t>
-      </w:r>
-      <w:r>
-        <w:t></w:t>
-      </w:r>
-      <w:r>
-        <w:t></w:t>
-      </w:r>
-      <w:r>
-        <w:t></w:t>
-      </w:r>
-      <w:r>
-        <w:tab/>
-      </w:r>
-      <w:r>
-        <w:t></w:t>
-      </w:r>
-      <w:r>
-        <w:t></w:t>
-      </w:r>
-      <w:r>
-        <w:t></w:t>
-      </w:r>
-    </w:p>
-    <w:p>
-      <w:pPr>
-        <w:pStyle w:val="BodyText"/>
-      </w:pPr>
-      <w:r>
-        <w:t>Note that the equation is centered using a center tab stop. Be sure that the symbols in your equation have been defined before or immediately following the equation. Use “(1)”, not “Eq. (1)” or “equation (1)”, except at the beginning of a sentence: “Equation (1) is . . .”</w:t>
-      </w:r>
-    </w:p>
-    <w:p>
-      <w:pPr>
-        <w:pStyle w:val="Heading2"/>
-      </w:pPr>
-      <w:r>
-        <w:t>Some Common Mistakes</w:t>
-      </w:r>
-    </w:p>
-    <w:p>
-      <w:pPr>
-        <w:pStyle w:val="bulletlist"/>
-      </w:pPr>
-      <w:r>
-        <w:t>The word “data” is plural, not singular.</w:t>
-      </w:r>
-    </w:p>
-    <w:p>
-      <w:pPr>
-        <w:pStyle w:val="bulletlist"/>
-      </w:pPr>
-      <w:r>
-        <w:t xml:space="preserve">The subscript for the permeability of vacuum </w:t>
-      </w:r>
-      <w:r>
-        <w:rPr>
-          <w:rFonts w:ascii="Symbol" w:hAnsi="Symbol" w:cs="Symbol"/>
-          <w:i/>
-          <w:iCs/>
-          <w:snapToGrid w:val="0"/>
-        </w:rPr>
-        <w:t></w:t>
-      </w:r>
-      <w:r>
-        <w:rPr>
-          <w:vertAlign w:val="subscript"/>
-        </w:rPr>
-        <w:t>0</w:t>
-      </w:r>
-      <w:r>
-        <w:t>, and other common scientific constants, is zero with subscript formatting, not a lowercase letter “o”.</w:t>
-      </w:r>
-    </w:p>
-    <w:p>
-      <w:pPr>
-        <w:pStyle w:val="bulletlist"/>
-      </w:pPr>
-      <w:r>
-        <w:t xml:space="preserve">In American </w:t>
-      </w:r>
-      <w:r>
-        <w:t>English, commas, semi</w:t>
-      </w:r>
-      <w:r>
-        <w:t>colons, periods, question and exclamation marks are located within quotation marks only when a complete thought or name is cited, such as a title or full quotation. When quotation marks are used, instead of a bold or italic typeface, to highlight a word or phrase, punctuation should appear outside of the quotation marks. A parenthetical phrase or statement at the end of a sentence is punctuated outside of the closing parenthesis (like this). (A parenthetical sentence is punctuated within the parentheses.)</w:t>
-      </w:r>
-    </w:p>
-    <w:p>
-      <w:pPr>
-        <w:pStyle w:val="bulletlist"/>
-      </w:pPr>
-      <w:r>
-        <w:t>A graph within a graph is an “inset”, not an “insert”. The word alternatively is preferred to the word “alternately” (unless you really mean something that alternates).</w:t>
-      </w:r>
-    </w:p>
-    <w:p>
-      <w:pPr>
-        <w:pStyle w:val="bulletlist"/>
-      </w:pPr>
-      <w:r>
-        <w:t>Do not use the word “essentially” to mean “approximately” or “effectively”.</w:t>
-      </w:r>
-    </w:p>
-    <w:p>
-      <w:pPr>
-        <w:pStyle w:val="bulletlist"/>
-      </w:pPr>
-      <w:r>
-        <w:t>In your paper title, if the words “that uses” can accurately replace the word “using”, capitalize the “u”; if not, keep using lower-cased.</w:t>
-      </w:r>
-    </w:p>
-    <w:p>
-      <w:pPr>
-        <w:pStyle w:val="bulletlist"/>
-      </w:pPr>
-      <w:r>
-        <w:t>Be aware of the different meanings of the homophones “affect” and “effect”, “complement” and “compliment”, “discreet” and “discrete”, “principal” and “principle”.</w:t>
-      </w:r>
-    </w:p>
-    <w:p>
-      <w:pPr>
-        <w:pStyle w:val="bulletlist"/>
-      </w:pPr>
-      <w:r>
-        <w:t>Do not confuse “imply” and “infer”.</w:t>
-      </w:r>
-    </w:p>
-    <w:p>
-      <w:pPr>
-        <w:pStyle w:val="bulletlist"/>
-      </w:pPr>
-      <w:r>
-        <w:t>The prefix “non” is not a word; it should be joined to the word it modifies, usually without a hyphen.</w:t>
-      </w:r>
-    </w:p>
-    <w:p>
-      <w:pPr>
-        <w:pStyle w:val="bulletlist"/>
-      </w:pPr>
-      <w:r>
-        <w:t>There is no period after the “et” in the Latin abbreviation “et al.”.</w:t>
-      </w:r>
-    </w:p>
-    <w:p>
-      <w:pPr>
-        <w:pStyle w:val="bulletlist"/>
-      </w:pPr>
-      <w:r>
-        <w:t>The abbreviation “i.e.” means “that is”, and the abbreviation “e.g.” means “for example”.</w:t>
-      </w:r>
-    </w:p>
-    <w:p>
-      <w:pPr>
-        <w:pStyle w:val="BodyText"/>
-      </w:pPr>
-      <w:r>
-        <w:t>An excellent style manual for science writers is [7].</w:t>
-      </w:r>
-    </w:p>
-    <w:p>
-      <w:pPr>
-        <w:pStyle w:val="Heading1"/>
-      </w:pPr>
-      <w:r>
-        <w:t xml:space="preserve">Using the </w:t>
-      </w:r>
-      <w:r>
-        <w:t>Template</w:t>
-      </w:r>
-    </w:p>
-    <w:p>
-      <w:pPr>
-        <w:pStyle w:val="BodyText"/>
-      </w:pPr>
-      <w:r>
-        <w:t xml:space="preserve">After the text edit has been completed, the paper is ready for the template. Duplicate the template file by using the Save </w:t>
-      </w:r>
-      <w:r>
-        <w:t>As command, and use the naming convention prescribed by your conference for the name of your paper. In this newly created file, highlight all of the contents and import your prepared text file. You are now ready to style your paper; use the scroll down window on the left of the MS Word Formatting toolbar.</w:t>
+        <w:t>After the text edit has been completed, the paper is ready for the template. Duplicate the template file by using the Save As command, and use the naming convention prescribed by your conference for the name of your paper. In this newly created file, highlight all of the contents and import your prepared text file. You are now ready to style your paper; use the scroll down window on the left of the MS Word Formatting toolbar.</w:t>
       </w:r>
     </w:p>
     <w:p>
@@ -1385,7 +1683,11 @@
         <w:t xml:space="preserve"> </w:t>
       </w:r>
       <w:r>
-        <w:t>Names should not be listed in columns nor group by affiliation.</w:t>
+        <w:t xml:space="preserve">Names should not be listed in columns </w:t>
+      </w:r>
+      <w:r>
+        <w:lastRenderedPageBreak/>
+        <w:t>nor group by affiliation.</w:t>
       </w:r>
       <w:r>
         <w:rPr>
@@ -1623,7 +1925,6 @@
               <w:pStyle w:val="tablecolhead"/>
             </w:pPr>
             <w:r>
-              <w:lastRenderedPageBreak/>
               <w:t>Table Head</w:t>
             </w:r>
           </w:p>
@@ -1857,7 +2158,10 @@
         <w:pStyle w:val="BodyText"/>
       </w:pPr>
       <w:r>
-        <w:t>Figure Labels: Use 8 point Times New Roman for Figure labels. Use words rather than symbols or abbreviations when writing Figure axis labels to avoid confusing the reader. As an example, write the quantity “Magnetization”, or “Magnetization, M”, not just “M”. If including units in the label, present them within parentheses. Do not label axes only with units. In the example, write “Magnetization (A/m)” or “Magnetization {A[m(1)]}”, not just “A/m”. Do not label axes</w:t>
+        <w:t xml:space="preserve">Figure Labels: Use 8 point Times New Roman for Figure labels. Use words rather than symbols or abbreviations when writing Figure axis labels to avoid confusing the reader. As an example, write the quantity “Magnetization”, or “Magnetization, M”, not just “M”. If including units in the label, present them within parentheses. Do not label axes only </w:t>
+      </w:r>
+      <w:r>
+        <w:t>with units. In the example, write “Magnetization (A/m)” or “Magnetization {A[m(1)]}”, not just “A/m”. Do not label axes</w:t>
       </w:r>
       <w:r>
         <w:t xml:space="preserve"> </w:t>
@@ -2142,7 +2446,7 @@
       <w:r>
         <w:t xml:space="preserve"> Code Ocean, Aug. 2023. [Online]. Available: </w:t>
       </w:r>
-      <w:hyperlink r:id="rId9" w:history="1">
+      <w:hyperlink r:id="rId12" w:history="1">
         <w:r>
           <w:t>https://codeocean.com/capsule/4989235/tree</w:t>
         </w:r>
@@ -2181,7 +2485,7 @@
       <w:r>
         <w:t xml:space="preserve"> 2013, arXiv:1312.6114. [Online]. Available: </w:t>
       </w:r>
-      <w:hyperlink r:id="rId10" w:history="1">
+      <w:hyperlink r:id="rId13" w:history="1">
         <w:r>
           <w:t>https://arxiv.org/abs/1312.6114</w:t>
         </w:r>
@@ -2317,7 +2621,21 @@
           <w:szCs w:val="20"/>
           <w:lang w:val="x-none" w:eastAsia="x-none"/>
         </w:rPr>
-        <w:t xml:space="preserve">IEEE conference templates contain guidance text for composing and formatting conference papers. Please ensure that all template text is removed from your conference paper prior to submission to the conference. Failure to remove template text from your paper </w:t>
+        <w:lastRenderedPageBreak/>
+        <w:t xml:space="preserve">IEEE conference templates contain guidance text for composing and formatting conference papers. Please ensure that all template text is removed from your conference paper prior to submission to the </w:t>
+      </w:r>
+      <w:r>
+        <w:rPr>
+          <w:rFonts w:eastAsia="SimSun"/>
+          <w:b/>
+          <w:noProof w:val="0"/>
+          <w:color w:val="FF0000"/>
+          <w:spacing w:val="-1"/>
+          <w:sz w:val="20"/>
+          <w:szCs w:val="20"/>
+          <w:lang w:val="x-none" w:eastAsia="x-none"/>
+        </w:rPr>
+        <w:t xml:space="preserve">conference. Failure to remove template text from your paper </w:t>
       </w:r>
       <w:r>
         <w:rPr>
@@ -3313,21 +3631,17 @@
   <w:abstractNum w:abstractNumId="15" w15:restartNumberingAfterBreak="0">
     <w:nsid w:val="37660336"/>
     <w:multiLevelType w:val="hybridMultilevel"/>
-    <w:tmpl w:val="754EAC84"/>
-    <w:lvl w:ilvl="0" w:tplc="C46877EA">
-      <w:start w:val="1"/>
-      <w:numFmt w:val="bullet"/>
-      <w:pStyle w:val="bulletlist"/>
-      <w:lvlText w:val=""/>
-      <w:lvlJc w:val="start"/>
-      <w:pPr>
-        <w:tabs>
-          <w:tab w:val="num" w:pos="32.40pt"/>
-        </w:tabs>
+    <w:tmpl w:val="B99C0C20"/>
+    <w:lvl w:ilvl="0" w:tplc="0809000F">
+      <w:start w:val="1"/>
+      <w:numFmt w:val="decimal"/>
+      <w:lvlText w:val="%1."/>
+      <w:lvlJc w:val="start"/>
+      <w:pPr>
         <w:ind w:start="32.40pt" w:hanging="18pt"/>
       </w:pPr>
       <w:rPr>
-        <w:rFonts w:ascii="Symbol" w:hAnsi="Symbol" w:hint="default"/>
+        <w:rFonts w:hint="default"/>
       </w:rPr>
     </w:lvl>
     <w:lvl w:ilvl="1" w:tplc="04090003">
@@ -3903,6 +4217,183 @@
     </w:lvl>
   </w:abstractNum>
   <w:abstractNum w:abstractNumId="21" w15:restartNumberingAfterBreak="0">
+    <w:nsid w:val="618A32D8"/>
+    <w:multiLevelType w:val="hybridMultilevel"/>
+    <w:tmpl w:val="80E2F2AA"/>
+    <w:lvl w:ilvl="0" w:tplc="0809000F">
+      <w:start w:val="1"/>
+      <w:numFmt w:val="decimal"/>
+      <w:lvlText w:val="%1."/>
+      <w:lvlJc w:val="start"/>
+      <w:pPr>
+        <w:ind w:start="36pt" w:hanging="18pt"/>
+      </w:pPr>
+    </w:lvl>
+    <w:lvl w:ilvl="1" w:tplc="04090019" w:tentative="1">
+      <w:start w:val="1"/>
+      <w:numFmt w:val="lowerLetter"/>
+      <w:lvlText w:val="%2."/>
+      <w:lvlJc w:val="start"/>
+      <w:pPr>
+        <w:ind w:start="72pt" w:hanging="18pt"/>
+      </w:pPr>
+    </w:lvl>
+    <w:lvl w:ilvl="2" w:tplc="0409001B" w:tentative="1">
+      <w:start w:val="1"/>
+      <w:numFmt w:val="lowerRoman"/>
+      <w:lvlText w:val="%3."/>
+      <w:lvlJc w:val="end"/>
+      <w:pPr>
+        <w:ind w:start="108pt" w:hanging="9pt"/>
+      </w:pPr>
+    </w:lvl>
+    <w:lvl w:ilvl="3" w:tplc="0409000F" w:tentative="1">
+      <w:start w:val="1"/>
+      <w:numFmt w:val="decimal"/>
+      <w:lvlText w:val="%4."/>
+      <w:lvlJc w:val="start"/>
+      <w:pPr>
+        <w:ind w:start="144pt" w:hanging="18pt"/>
+      </w:pPr>
+    </w:lvl>
+    <w:lvl w:ilvl="4" w:tplc="04090019" w:tentative="1">
+      <w:start w:val="1"/>
+      <w:numFmt w:val="lowerLetter"/>
+      <w:lvlText w:val="%5."/>
+      <w:lvlJc w:val="start"/>
+      <w:pPr>
+        <w:ind w:start="180pt" w:hanging="18pt"/>
+      </w:pPr>
+    </w:lvl>
+    <w:lvl w:ilvl="5" w:tplc="0409001B" w:tentative="1">
+      <w:start w:val="1"/>
+      <w:numFmt w:val="lowerRoman"/>
+      <w:lvlText w:val="%6."/>
+      <w:lvlJc w:val="end"/>
+      <w:pPr>
+        <w:ind w:start="216pt" w:hanging="9pt"/>
+      </w:pPr>
+    </w:lvl>
+    <w:lvl w:ilvl="6" w:tplc="0409000F" w:tentative="1">
+      <w:start w:val="1"/>
+      <w:numFmt w:val="decimal"/>
+      <w:lvlText w:val="%7."/>
+      <w:lvlJc w:val="start"/>
+      <w:pPr>
+        <w:ind w:start="252pt" w:hanging="18pt"/>
+      </w:pPr>
+    </w:lvl>
+    <w:lvl w:ilvl="7" w:tplc="04090019" w:tentative="1">
+      <w:start w:val="1"/>
+      <w:numFmt w:val="lowerLetter"/>
+      <w:lvlText w:val="%8."/>
+      <w:lvlJc w:val="start"/>
+      <w:pPr>
+        <w:ind w:start="288pt" w:hanging="18pt"/>
+      </w:pPr>
+    </w:lvl>
+    <w:lvl w:ilvl="8" w:tplc="0409001B" w:tentative="1">
+      <w:start w:val="1"/>
+      <w:numFmt w:val="lowerRoman"/>
+      <w:lvlText w:val="%9."/>
+      <w:lvlJc w:val="end"/>
+      <w:pPr>
+        <w:ind w:start="324pt" w:hanging="9pt"/>
+      </w:pPr>
+    </w:lvl>
+  </w:abstractNum>
+  <w:abstractNum w:abstractNumId="22" w15:restartNumberingAfterBreak="0">
+    <w:nsid w:val="620D6948"/>
+    <w:multiLevelType w:val="hybridMultilevel"/>
+    <w:tmpl w:val="96A80F0C"/>
+    <w:lvl w:ilvl="0" w:tplc="239C7696">
+      <w:start w:val="1"/>
+      <w:numFmt w:val="decimal"/>
+      <w:lvlText w:val="D.%1"/>
+      <w:lvlJc w:val="start"/>
+      <w:pPr>
+        <w:ind w:start="36pt" w:hanging="18pt"/>
+      </w:pPr>
+      <w:rPr>
+        <w:rFonts w:hint="default"/>
+        <w:b w:val="0"/>
+        <w:i w:val="0"/>
+      </w:rPr>
+    </w:lvl>
+    <w:lvl w:ilvl="1" w:tplc="04090019" w:tentative="1">
+      <w:start w:val="1"/>
+      <w:numFmt w:val="lowerLetter"/>
+      <w:lvlText w:val="%2."/>
+      <w:lvlJc w:val="start"/>
+      <w:pPr>
+        <w:ind w:start="72pt" w:hanging="18pt"/>
+      </w:pPr>
+    </w:lvl>
+    <w:lvl w:ilvl="2" w:tplc="0409001B" w:tentative="1">
+      <w:start w:val="1"/>
+      <w:numFmt w:val="lowerRoman"/>
+      <w:lvlText w:val="%3."/>
+      <w:lvlJc w:val="end"/>
+      <w:pPr>
+        <w:ind w:start="108pt" w:hanging="9pt"/>
+      </w:pPr>
+    </w:lvl>
+    <w:lvl w:ilvl="3" w:tplc="0409000F" w:tentative="1">
+      <w:start w:val="1"/>
+      <w:numFmt w:val="decimal"/>
+      <w:lvlText w:val="%4."/>
+      <w:lvlJc w:val="start"/>
+      <w:pPr>
+        <w:ind w:start="144pt" w:hanging="18pt"/>
+      </w:pPr>
+    </w:lvl>
+    <w:lvl w:ilvl="4" w:tplc="04090019" w:tentative="1">
+      <w:start w:val="1"/>
+      <w:numFmt w:val="lowerLetter"/>
+      <w:lvlText w:val="%5."/>
+      <w:lvlJc w:val="start"/>
+      <w:pPr>
+        <w:ind w:start="180pt" w:hanging="18pt"/>
+      </w:pPr>
+    </w:lvl>
+    <w:lvl w:ilvl="5" w:tplc="0409001B" w:tentative="1">
+      <w:start w:val="1"/>
+      <w:numFmt w:val="lowerRoman"/>
+      <w:lvlText w:val="%6."/>
+      <w:lvlJc w:val="end"/>
+      <w:pPr>
+        <w:ind w:start="216pt" w:hanging="9pt"/>
+      </w:pPr>
+    </w:lvl>
+    <w:lvl w:ilvl="6" w:tplc="0409000F" w:tentative="1">
+      <w:start w:val="1"/>
+      <w:numFmt w:val="decimal"/>
+      <w:lvlText w:val="%7."/>
+      <w:lvlJc w:val="start"/>
+      <w:pPr>
+        <w:ind w:start="252pt" w:hanging="18pt"/>
+      </w:pPr>
+    </w:lvl>
+    <w:lvl w:ilvl="7" w:tplc="04090019" w:tentative="1">
+      <w:start w:val="1"/>
+      <w:numFmt w:val="lowerLetter"/>
+      <w:lvlText w:val="%8."/>
+      <w:lvlJc w:val="start"/>
+      <w:pPr>
+        <w:ind w:start="288pt" w:hanging="18pt"/>
+      </w:pPr>
+    </w:lvl>
+    <w:lvl w:ilvl="8" w:tplc="0409001B" w:tentative="1">
+      <w:start w:val="1"/>
+      <w:numFmt w:val="lowerRoman"/>
+      <w:lvlText w:val="%9."/>
+      <w:lvlJc w:val="end"/>
+      <w:pPr>
+        <w:ind w:start="324pt" w:hanging="9pt"/>
+      </w:pPr>
+    </w:lvl>
+  </w:abstractNum>
+  <w:abstractNum w:abstractNumId="23" w15:restartNumberingAfterBreak="0">
     <w:nsid w:val="6C402C58"/>
     <w:multiLevelType w:val="hybridMultilevel"/>
     <w:tmpl w:val="9A1CA078"/>
@@ -4047,7 +4538,7 @@
       </w:rPr>
     </w:lvl>
   </w:abstractNum>
-  <w:abstractNum w:abstractNumId="22" w15:restartNumberingAfterBreak="0">
+  <w:abstractNum w:abstractNumId="24" w15:restartNumberingAfterBreak="0">
     <w:nsid w:val="6CD32DA8"/>
     <w:multiLevelType w:val="singleLevel"/>
     <w:tmpl w:val="166470C2"/>
@@ -4073,7 +4564,7 @@
       </w:rPr>
     </w:lvl>
   </w:abstractNum>
-  <w:abstractNum w:abstractNumId="23" w15:restartNumberingAfterBreak="0">
+  <w:abstractNum w:abstractNumId="25" w15:restartNumberingAfterBreak="0">
     <w:nsid w:val="711E5664"/>
     <w:multiLevelType w:val="hybridMultilevel"/>
     <w:tmpl w:val="0B10A338"/>
@@ -4157,13 +4648,126 @@
       <w:pPr>
         <w:ind w:start="360pt" w:hanging="9pt"/>
       </w:pPr>
+    </w:lvl>
+  </w:abstractNum>
+  <w:abstractNum w:abstractNumId="26" w15:restartNumberingAfterBreak="0">
+    <w:nsid w:val="7A765849"/>
+    <w:multiLevelType w:val="hybridMultilevel"/>
+    <w:tmpl w:val="67C432C6"/>
+    <w:lvl w:ilvl="0" w:tplc="04090001">
+      <w:start w:val="1"/>
+      <w:numFmt w:val="bullet"/>
+      <w:lvlText w:val=""/>
+      <w:lvlJc w:val="start"/>
+      <w:pPr>
+        <w:ind w:start="36pt" w:hanging="18pt"/>
+      </w:pPr>
+      <w:rPr>
+        <w:rFonts w:ascii="Symbol" w:hAnsi="Symbol" w:hint="default"/>
+      </w:rPr>
+    </w:lvl>
+    <w:lvl w:ilvl="1" w:tplc="04090003" w:tentative="1">
+      <w:start w:val="1"/>
+      <w:numFmt w:val="bullet"/>
+      <w:lvlText w:val="o"/>
+      <w:lvlJc w:val="start"/>
+      <w:pPr>
+        <w:ind w:start="72pt" w:hanging="18pt"/>
+      </w:pPr>
+      <w:rPr>
+        <w:rFonts w:ascii="Courier New" w:hAnsi="Courier New" w:cs="Courier New" w:hint="default"/>
+      </w:rPr>
+    </w:lvl>
+    <w:lvl w:ilvl="2" w:tplc="04090005" w:tentative="1">
+      <w:start w:val="1"/>
+      <w:numFmt w:val="bullet"/>
+      <w:lvlText w:val=""/>
+      <w:lvlJc w:val="start"/>
+      <w:pPr>
+        <w:ind w:start="108pt" w:hanging="18pt"/>
+      </w:pPr>
+      <w:rPr>
+        <w:rFonts w:ascii="Wingdings" w:hAnsi="Wingdings" w:hint="default"/>
+      </w:rPr>
+    </w:lvl>
+    <w:lvl w:ilvl="3" w:tplc="04090001" w:tentative="1">
+      <w:start w:val="1"/>
+      <w:numFmt w:val="bullet"/>
+      <w:lvlText w:val=""/>
+      <w:lvlJc w:val="start"/>
+      <w:pPr>
+        <w:ind w:start="144pt" w:hanging="18pt"/>
+      </w:pPr>
+      <w:rPr>
+        <w:rFonts w:ascii="Symbol" w:hAnsi="Symbol" w:hint="default"/>
+      </w:rPr>
+    </w:lvl>
+    <w:lvl w:ilvl="4" w:tplc="04090003" w:tentative="1">
+      <w:start w:val="1"/>
+      <w:numFmt w:val="bullet"/>
+      <w:lvlText w:val="o"/>
+      <w:lvlJc w:val="start"/>
+      <w:pPr>
+        <w:ind w:start="180pt" w:hanging="18pt"/>
+      </w:pPr>
+      <w:rPr>
+        <w:rFonts w:ascii="Courier New" w:hAnsi="Courier New" w:cs="Courier New" w:hint="default"/>
+      </w:rPr>
+    </w:lvl>
+    <w:lvl w:ilvl="5" w:tplc="04090005" w:tentative="1">
+      <w:start w:val="1"/>
+      <w:numFmt w:val="bullet"/>
+      <w:lvlText w:val=""/>
+      <w:lvlJc w:val="start"/>
+      <w:pPr>
+        <w:ind w:start="216pt" w:hanging="18pt"/>
+      </w:pPr>
+      <w:rPr>
+        <w:rFonts w:ascii="Wingdings" w:hAnsi="Wingdings" w:hint="default"/>
+      </w:rPr>
+    </w:lvl>
+    <w:lvl w:ilvl="6" w:tplc="04090001" w:tentative="1">
+      <w:start w:val="1"/>
+      <w:numFmt w:val="bullet"/>
+      <w:lvlText w:val=""/>
+      <w:lvlJc w:val="start"/>
+      <w:pPr>
+        <w:ind w:start="252pt" w:hanging="18pt"/>
+      </w:pPr>
+      <w:rPr>
+        <w:rFonts w:ascii="Symbol" w:hAnsi="Symbol" w:hint="default"/>
+      </w:rPr>
+    </w:lvl>
+    <w:lvl w:ilvl="7" w:tplc="04090003" w:tentative="1">
+      <w:start w:val="1"/>
+      <w:numFmt w:val="bullet"/>
+      <w:lvlText w:val="o"/>
+      <w:lvlJc w:val="start"/>
+      <w:pPr>
+        <w:ind w:start="288pt" w:hanging="18pt"/>
+      </w:pPr>
+      <w:rPr>
+        <w:rFonts w:ascii="Courier New" w:hAnsi="Courier New" w:cs="Courier New" w:hint="default"/>
+      </w:rPr>
+    </w:lvl>
+    <w:lvl w:ilvl="8" w:tplc="04090005" w:tentative="1">
+      <w:start w:val="1"/>
+      <w:numFmt w:val="bullet"/>
+      <w:lvlText w:val=""/>
+      <w:lvlJc w:val="start"/>
+      <w:pPr>
+        <w:ind w:start="324pt" w:hanging="18pt"/>
+      </w:pPr>
+      <w:rPr>
+        <w:rFonts w:ascii="Wingdings" w:hAnsi="Wingdings" w:hint="default"/>
+      </w:rPr>
     </w:lvl>
   </w:abstractNum>
   <w:num w:numId="1" w16cid:durableId="1369909383">
     <w:abstractNumId w:val="15"/>
   </w:num>
   <w:num w:numId="2" w16cid:durableId="568543031">
-    <w:abstractNumId w:val="21"/>
+    <w:abstractNumId w:val="23"/>
   </w:num>
   <w:num w:numId="3" w16cid:durableId="1207790780">
     <w:abstractNumId w:val="14"/>
@@ -4184,7 +4788,7 @@
     <w:abstractNumId w:val="20"/>
   </w:num>
   <w:num w:numId="9" w16cid:durableId="231694775">
-    <w:abstractNumId w:val="22"/>
+    <w:abstractNumId w:val="24"/>
   </w:num>
   <w:num w:numId="10" w16cid:durableId="2126189682">
     <w:abstractNumId w:val="16"/>
@@ -4238,7 +4842,16 @@
     <w:abstractNumId w:val="19"/>
   </w:num>
   <w:num w:numId="27" w16cid:durableId="4676099">
-    <w:abstractNumId w:val="23"/>
+    <w:abstractNumId w:val="25"/>
+  </w:num>
+  <w:num w:numId="28" w16cid:durableId="1805346194">
+    <w:abstractNumId w:val="21"/>
+  </w:num>
+  <w:num w:numId="29" w16cid:durableId="937907855">
+    <w:abstractNumId w:val="26"/>
+  </w:num>
+  <w:num w:numId="30" w16cid:durableId="936985022">
+    <w:abstractNumId w:val="22"/>
   </w:num>
 </w:numbering>
 </file>
@@ -4750,13 +5363,7 @@
     <w:basedOn w:val="BodyText"/>
     <w:rsid w:val="001B67DC"/>
     <w:pPr>
-      <w:numPr>
-        <w:numId w:val="1"/>
-      </w:numPr>
-      <w:tabs>
-        <w:tab w:val="clear" w:pos="32.40pt"/>
-      </w:tabs>
-      <w:ind w:start="28.80pt" w:hanging="14.40pt"/>
+      <w:ind w:firstLine="0pt"/>
     </w:pPr>
   </w:style>
   <w:style w:type="paragraph" w:customStyle="1" w:styleId="equation">

--- a/research_paper/expai_research.docx
+++ b/research_paper/expai_research.docx
@@ -1561,13 +1561,46 @@
     </w:p>
     <w:p>
       <w:pPr>
+        <w:ind w:firstLine="14.40pt"/>
         <w:jc w:val="both"/>
       </w:pPr>
+      <w:r>
+        <w:t>Human emotion perception data were collected using a custom-developed evaluation application. Participa</w:t>
+      </w:r>
+      <w:r>
+        <w:t>nts</w:t>
+      </w:r>
+      <w:r>
+        <w:t xml:space="preserve"> were presented with one facial image at a </w:t>
+      </w:r>
+      <w:r>
+        <w:t xml:space="preserve">time and asked to rate the intensity of each of the seven basic emotion categories using 0-10 scale. </w:t>
+      </w:r>
+    </w:p>
+    <w:p>
+      <w:pPr>
+        <w:ind w:firstLine="14.40pt"/>
+        <w:jc w:val="both"/>
+      </w:pPr>
+      <w:r>
+        <w:t xml:space="preserve">The emotion categories correspond directly </w:t>
+      </w:r>
+      <w:r>
+        <w:t>to those produced by the AI models, enabling consistent comparison between human and AI responses. For each image, the participant’s ratings, dominant emotion, and response time were automatically recorded and exported into an individual CSV file.</w:t>
+      </w:r>
     </w:p>
     <w:p>
       <w:pPr>
         <w:pStyle w:val="Heading2"/>
       </w:pPr>
+      <w:r>
+        <w:t xml:space="preserve">Facial Landmark Analysis </w:t>
+      </w:r>
+    </w:p>
+    <w:p>
+      <w:pPr>
+        <w:jc w:val="both"/>
+      </w:pPr>
     </w:p>
     <w:p>
       <w:pPr>
@@ -1593,7 +1626,11 @@
         <w:pStyle w:val="BodyText"/>
       </w:pPr>
       <w:r>
-        <w:t>After the text edit has been completed, the paper is ready for the template. Duplicate the template file by using the Save As command, and use the naming convention prescribed by your conference for the name of your paper. In this newly created file, highlight all of the contents and import your prepared text file. You are now ready to style your paper; use the scroll down window on the left of the MS Word Formatting toolbar.</w:t>
+        <w:t xml:space="preserve">After the text edit has been completed, the paper is ready for the template. Duplicate the template file by using the Save As command, and use the naming convention prescribed by your conference for the name of your paper. In this newly </w:t>
+      </w:r>
+      <w:r>
+        <w:lastRenderedPageBreak/>
+        <w:t>created file, highlight all of the contents and import your prepared text file. You are now ready to style your paper; use the scroll down window on the left of the MS Word Formatting toolbar.</w:t>
       </w:r>
     </w:p>
     <w:p>
@@ -1683,11 +1720,7 @@
         <w:t xml:space="preserve"> </w:t>
       </w:r>
       <w:r>
-        <w:t xml:space="preserve">Names should not be listed in columns </w:t>
-      </w:r>
-      <w:r>
-        <w:lastRenderedPageBreak/>
-        <w:t>nor group by affiliation.</w:t>
+        <w:t>Names should not be listed in columns nor group by affiliation.</w:t>
       </w:r>
       <w:r>
         <w:rPr>
@@ -2158,10 +2191,7 @@
         <w:pStyle w:val="BodyText"/>
       </w:pPr>
       <w:r>
-        <w:t xml:space="preserve">Figure Labels: Use 8 point Times New Roman for Figure labels. Use words rather than symbols or abbreviations when writing Figure axis labels to avoid confusing the reader. As an example, write the quantity “Magnetization”, or “Magnetization, M”, not just “M”. If including units in the label, present them within parentheses. Do not label axes only </w:t>
-      </w:r>
-      <w:r>
-        <w:t>with units. In the example, write “Magnetization (A/m)” or “Magnetization {A[m(1)]}”, not just “A/m”. Do not label axes</w:t>
+        <w:t>Figure Labels: Use 8 point Times New Roman for Figure labels. Use words rather than symbols or abbreviations when writing Figure axis labels to avoid confusing the reader. As an example, write the quantity “Magnetization”, or “Magnetization, M”, not just “M”. If including units in the label, present them within parentheses. Do not label axes only with units. In the example, write “Magnetization (A/m)” or “Magnetization {A[m(1)]}”, not just “A/m”. Do not label axes</w:t>
       </w:r>
       <w:r>
         <w:t xml:space="preserve"> </w:t>
@@ -2426,6 +2456,7 @@
         </w:rPr>
       </w:pPr>
       <w:r>
+        <w:lastRenderedPageBreak/>
         <w:t xml:space="preserve">K. Eves and J. Valasek, </w:t>
       </w:r>
       <w:r>
@@ -2621,21 +2652,7 @@
           <w:szCs w:val="20"/>
           <w:lang w:val="x-none" w:eastAsia="x-none"/>
         </w:rPr>
-        <w:lastRenderedPageBreak/>
-        <w:t xml:space="preserve">IEEE conference templates contain guidance text for composing and formatting conference papers. Please ensure that all template text is removed from your conference paper prior to submission to the </w:t>
-      </w:r>
-      <w:r>
-        <w:rPr>
-          <w:rFonts w:eastAsia="SimSun"/>
-          <w:b/>
-          <w:noProof w:val="0"/>
-          <w:color w:val="FF0000"/>
-          <w:spacing w:val="-1"/>
-          <w:sz w:val="20"/>
-          <w:szCs w:val="20"/>
-          <w:lang w:val="x-none" w:eastAsia="x-none"/>
-        </w:rPr>
-        <w:t xml:space="preserve">conference. Failure to remove template text from your paper </w:t>
+        <w:t xml:space="preserve">IEEE conference templates contain guidance text for composing and formatting conference papers. Please ensure that all template text is removed from your conference paper prior to submission to the conference. Failure to remove template text from your paper </w:t>
       </w:r>
       <w:r>
         <w:rPr>

--- a/research_paper/expai_research.docx
+++ b/research_paper/expai_research.docx
@@ -1506,7 +1506,13 @@
       </w:r>
       <w:proofErr w:type="spellEnd"/>
       <w:r>
-        <w:t xml:space="preserve"> using an alternative pretrained emotion recognition framework [X]. The model performs facial emotion recognition by first detecting faces within an image and subsequently estimating probability distributions across the seven basic emotion categories</w:t>
+        <w:t xml:space="preserve"> using an alternative pretrained emotion recognition framework </w:t>
+      </w:r>
+      <w:r>
+        <w:t>[</w:t>
+      </w:r>
+      <w:r>
+        <w:t>X]. The model performs facial emotion recognition by first detecting faces within an image and subsequently estimating probability distributions across the seven basic emotion categories</w:t>
       </w:r>
       <w:r>
         <w:t xml:space="preserve"> and generating a dominant emotion.</w:t>
@@ -1591,24 +1597,162 @@
     </w:p>
     <w:p>
       <w:pPr>
+        <w:ind w:firstLine="14.40pt"/>
+        <w:jc w:val="both"/>
+      </w:pPr>
+    </w:p>
+    <w:p>
+      <w:pPr>
         <w:pStyle w:val="Heading2"/>
       </w:pPr>
       <w:r>
-        <w:t xml:space="preserve">Facial Landmark Analysis </w:t>
-      </w:r>
-    </w:p>
-    <w:p>
-      <w:pPr>
+        <w:t>Facial Landmark Analysis</w:t>
+      </w:r>
+    </w:p>
+    <w:p>
+      <w:pPr>
+        <w:pStyle w:val="bulletlist"/>
+        <w:rPr>
+          <w:lang w:val="en-US"/>
+        </w:rPr>
+      </w:pPr>
+      <w:r>
+        <w:rPr>
+          <w:lang w:val="en-US"/>
+        </w:rPr>
+        <w:tab/>
+      </w:r>
+      <w:proofErr w:type="spellStart"/>
+      <w:r>
+        <w:rPr>
+          <w:lang w:val="en-US"/>
+        </w:rPr>
+        <w:t>MediaPipe</w:t>
+      </w:r>
+      <w:proofErr w:type="spellEnd"/>
+      <w:r>
+        <w:rPr>
+          <w:lang w:val="en-US"/>
+        </w:rPr>
+        <w:t xml:space="preserve"> Face </w:t>
+      </w:r>
+      <w:proofErr w:type="spellStart"/>
+      <w:r>
+        <w:rPr>
+          <w:lang w:val="en-US"/>
+        </w:rPr>
+        <w:t>Landmarker</w:t>
+      </w:r>
+      <w:proofErr w:type="spellEnd"/>
+      <w:r>
+        <w:rPr>
+          <w:lang w:val="en-US"/>
+        </w:rPr>
+        <w:t xml:space="preserve"> [X] was used to extract facial </w:t>
+      </w:r>
+      <w:proofErr w:type="spellStart"/>
+      <w:r>
+        <w:rPr>
+          <w:lang w:val="en-US"/>
+        </w:rPr>
+        <w:t>blendshape</w:t>
+      </w:r>
+      <w:proofErr w:type="spellEnd"/>
+      <w:r>
+        <w:rPr>
+          <w:lang w:val="en-US"/>
+        </w:rPr>
+        <w:t xml:space="preserve"> coefficients from each original image. The extracted </w:t>
+      </w:r>
+      <w:proofErr w:type="spellStart"/>
+      <w:r>
+        <w:rPr>
+          <w:lang w:val="en-US"/>
+        </w:rPr>
+        <w:t>blenshape</w:t>
+      </w:r>
+      <w:proofErr w:type="spellEnd"/>
+      <w:r>
+        <w:rPr>
+          <w:lang w:val="en-US"/>
+        </w:rPr>
+        <w:t xml:space="preserve"> coefficients represent the activation of facial muscle movements associated with facial expressions and provide a quantitative description of facial geometry. </w:t>
+      </w:r>
+    </w:p>
+    <w:p>
+      <w:pPr>
+        <w:pStyle w:val="bulletlist"/>
+        <w:rPr>
+          <w:lang w:val="en-US"/>
+        </w:rPr>
+      </w:pPr>
+      <w:r>
+        <w:rPr>
+          <w:lang w:val="en-US"/>
+        </w:rPr>
+        <w:tab/>
+        <w:t xml:space="preserve">A subset of </w:t>
+      </w:r>
+      <w:proofErr w:type="spellStart"/>
+      <w:r>
+        <w:rPr>
+          <w:lang w:val="en-US"/>
+        </w:rPr>
+        <w:t>blendshape</w:t>
+      </w:r>
+      <w:proofErr w:type="spellEnd"/>
+      <w:r>
+        <w:rPr>
+          <w:lang w:val="en-US"/>
+        </w:rPr>
+        <w:t xml:space="preserve"> features relevant to emotion expression, </w:t>
+      </w:r>
+      <w:r>
+        <w:t xml:space="preserve">including eyebrow movement, eye openness, </w:t>
+      </w:r>
+      <w:r>
+        <w:lastRenderedPageBreak/>
+        <w:t>mouth shape, jaw opening, cheek movement, and nose movement, was selected for analysis.</w:t>
+      </w:r>
+      <w:r>
+        <w:rPr>
+          <w:lang w:val="en-US"/>
+        </w:rPr>
+        <w:t xml:space="preserve"> The extracted feature values were recorded in a CSV file.</w:t>
+      </w:r>
+    </w:p>
+    <w:p>
+      <w:pPr>
+        <w:ind w:start="14.40pt"/>
         <w:jc w:val="both"/>
       </w:pPr>
     </w:p>
     <w:p>
       <w:pPr>
+        <w:pStyle w:val="Heading2"/>
+      </w:pPr>
+    </w:p>
+    <w:p>
+      <w:pPr>
         <w:pStyle w:val="bulletlist"/>
-      </w:pPr>
-      <w:r>
-        <w:t>at the end of a sentence is punctuated outside of</w:t>
-      </w:r>
+        <w:rPr>
+          <w:lang w:val="en-US"/>
+        </w:rPr>
+      </w:pPr>
+      <w:r>
+        <w:rPr>
+          <w:lang w:val="en-US"/>
+        </w:rPr>
+        <w:tab/>
+      </w:r>
+    </w:p>
+    <w:p>
+      <w:pPr>
+        <w:pStyle w:val="bulletlist"/>
+        <w:rPr>
+          <w:lang w:val="en-US"/>
+        </w:rPr>
+      </w:pPr>
     </w:p>
     <w:p>
       <w:pPr>
@@ -1626,11 +1770,7 @@
         <w:pStyle w:val="BodyText"/>
       </w:pPr>
       <w:r>
-        <w:t xml:space="preserve">After the text edit has been completed, the paper is ready for the template. Duplicate the template file by using the Save As command, and use the naming convention prescribed by your conference for the name of your paper. In this newly </w:t>
-      </w:r>
-      <w:r>
-        <w:lastRenderedPageBreak/>
-        <w:t>created file, highlight all of the contents and import your prepared text file. You are now ready to style your paper; use the scroll down window on the left of the MS Word Formatting toolbar.</w:t>
+        <w:t>After the text edit has been completed, the paper is ready for the template. Duplicate the template file by using the Save As command, and use the naming convention prescribed by your conference for the name of your paper. In this newly created file, highlight all of the contents and import your prepared text file. You are now ready to style your paper; use the scroll down window on the left of the MS Word Formatting toolbar.</w:t>
       </w:r>
     </w:p>
     <w:p>
@@ -1883,7 +2023,10 @@
         <w:pStyle w:val="BodyText"/>
       </w:pPr>
       <w:r>
-        <w:t>Text heads organize the topics on a relational, hierarchical basis. For example, the paper title is the primary text head because all subsequent material relates and elaborates on this one topic. If there are two or more sub-topics, the next level head (uppercase Roman numerals) should be used and, conversely, if there are not at least two sub-topics, then no subheads should be introduced. Styles named “Heading 1”, “Heading 2”, “Heading 3”, and “Heading 4” are prescribed.</w:t>
+        <w:t xml:space="preserve">Text heads organize the topics on a relational, hierarchical basis. For example, the paper title is the primary text head because all subsequent material relates and elaborates on this one topic. If there are two or more sub-topics, the next level head (uppercase Roman numerals) should be used and, conversely, if there are not at least two sub-topics, then no </w:t>
+      </w:r>
+      <w:r>
+        <w:t>subheads should be introduced. Styles named “Heading 1”, “Heading 2”, “Heading 3”, and “Heading 4” are prescribed.</w:t>
       </w:r>
     </w:p>
     <w:p>
@@ -2393,6 +2536,7 @@
         <w:ind w:start="17.70pt" w:hanging="17.70pt"/>
       </w:pPr>
       <w:r>
+        <w:lastRenderedPageBreak/>
         <w:t>J. Clerk Maxwell, A Treatise on Electricity and Magnetism, 3rd ed., vol. 2. Oxford: Clarendon, 1892, pp.68–73.</w:t>
       </w:r>
     </w:p>
@@ -2456,7 +2600,6 @@
         </w:rPr>
       </w:pPr>
       <w:r>
-        <w:lastRenderedPageBreak/>
         <w:t xml:space="preserve">K. Eves and J. Valasek, </w:t>
       </w:r>
       <w:r>
@@ -4322,7 +4465,7 @@
   <w:abstractNum w:abstractNumId="22" w15:restartNumberingAfterBreak="0">
     <w:nsid w:val="620D6948"/>
     <w:multiLevelType w:val="hybridMultilevel"/>
-    <w:tmpl w:val="96A80F0C"/>
+    <w:tmpl w:val="A1887704"/>
     <w:lvl w:ilvl="0" w:tplc="239C7696">
       <w:start w:val="1"/>
       <w:numFmt w:val="decimal"/>

--- a/research_paper/expai_research.docx
+++ b/research_paper/expai_research.docx
@@ -735,219 +735,17 @@
         <w:pStyle w:val="BodyText"/>
       </w:pPr>
       <w:r>
-        <w:t xml:space="preserve">This template, </w:t>
-      </w:r>
-      <w:r>
-        <w:t>modified</w:t>
-      </w:r>
-      <w:r>
-        <w:t xml:space="preserve"> in MS Word 200</w:t>
-      </w:r>
-      <w:r>
-        <w:rPr>
-          <w:lang w:val="en-US"/>
-        </w:rPr>
-        <w:t>7</w:t>
-      </w:r>
-      <w:r>
-        <w:t xml:space="preserve"> and saved as </w:t>
-      </w:r>
-      <w:r>
-        <w:rPr>
-          <w:lang w:val="en-US"/>
-        </w:rPr>
-        <w:t xml:space="preserve">a </w:t>
-      </w:r>
-      <w:r>
-        <w:t>“Word 97-200</w:t>
-      </w:r>
-      <w:r>
-        <w:t>3</w:t>
-      </w:r>
-      <w:r>
-        <w:t xml:space="preserve"> </w:t>
-      </w:r>
-      <w:r>
-        <w:rPr>
-          <w:lang w:val="en-US"/>
-        </w:rPr>
-        <w:t>Document</w:t>
-      </w:r>
-      <w:r>
-        <w:t>” for the PC, provides authors with most of the formatting specifications needed for preparing electronic versions of their papers. All standard paper components have been specified for three reasons: (1) ease of use when formatting individual papers, (2) automatic compliance to electronic requirements that facilitate the concurrent or later production of electronic products, and (3) conformity of style throughout a conference proceedings. Margins, column widths, line spacing, and type styles are built-in; examples of the type styles are provided throughout this document and are identified in italic type, within parentheses, following the example. Some components, such as multi-leveled equations, graphics, and tables are not prescribed, although the various table text styles are provided. The formatter will need to create these components, incorporating the applicable criteria that follow.</w:t>
-      </w:r>
-    </w:p>
-    <w:p>
-      <w:pPr>
-        <w:pStyle w:val="Heading1"/>
-      </w:pPr>
-      <w:r>
-        <w:t xml:space="preserve">Related works </w:t>
-      </w:r>
-    </w:p>
-    <w:p>
-      <w:pPr>
-        <w:pStyle w:val="Heading2"/>
-      </w:pPr>
-      <w:r>
-        <w:t xml:space="preserve">Selecting a </w:t>
-      </w:r>
-      <w:r>
-        <w:t>Template</w:t>
-      </w:r>
-      <w:r>
-        <w:t xml:space="preserve"> (Heading 2)</w:t>
-      </w:r>
-    </w:p>
-    <w:p>
-      <w:pPr>
-        <w:pStyle w:val="BodyText"/>
-      </w:pPr>
-      <w:r>
-        <w:t xml:space="preserve">First, confirm that you have the correct template for your paper size. This template has been tailored for output on the </w:t>
-      </w:r>
-      <w:r>
-        <w:rPr>
-          <w:lang w:val="en-US"/>
-        </w:rPr>
-        <w:t>A4</w:t>
-      </w:r>
-      <w:r>
-        <w:t xml:space="preserve"> paper size. If you are using </w:t>
-      </w:r>
-      <w:r>
-        <w:rPr>
-          <w:lang w:val="en-US"/>
-        </w:rPr>
-        <w:t>US letter</w:t>
-      </w:r>
-      <w:r>
-        <w:t>-sized paper, please close this</w:t>
-      </w:r>
-      <w:r>
-        <w:t xml:space="preserve"> file and download the </w:t>
-      </w:r>
-      <w:r>
-        <w:rPr>
-          <w:lang w:val="en-US"/>
-        </w:rPr>
-        <w:t xml:space="preserve">Microsoft Word, Letter </w:t>
-      </w:r>
-      <w:r>
-        <w:t>file</w:t>
-      </w:r>
-      <w:r>
-        <w:t>.</w:t>
-      </w:r>
-    </w:p>
-    <w:p>
-      <w:pPr>
-        <w:pStyle w:val="Heading2"/>
-      </w:pPr>
-      <w:r>
-        <w:t>Maintaining the Integrity of the Specifications</w:t>
-      </w:r>
-    </w:p>
-    <w:p>
-      <w:pPr>
-        <w:pStyle w:val="BodyText"/>
-      </w:pPr>
-      <w:r>
-        <w:t>The template is used to format your paper and style the text. All margins, column widths, line spaces, and text fonts are prescribed; please do not alter them. You may note peculiarities. For example, the head margin in this template measures proportionately more than is customary. This measurement and others are deliberate, using specifications that anticipate your paper as one part of the entire proceedings, and not as an independent document. Please do not revise any of the current designations.</w:t>
-      </w:r>
-    </w:p>
-    <w:p>
-      <w:pPr>
-        <w:pStyle w:val="Heading1"/>
-        <w:rPr>
-          <w:color w:val="000000" w:themeColor="text1"/>
-        </w:rPr>
-      </w:pPr>
-      <w:r>
-        <w:rPr>
-          <w:color w:val="000000" w:themeColor="text1"/>
-        </w:rPr>
-        <w:t xml:space="preserve">Methodology </w:t>
-      </w:r>
-    </w:p>
-    <w:p>
-      <w:pPr>
-        <w:pStyle w:val="Heading2"/>
-        <w:rPr>
-          <w:b/>
-          <w:bCs/>
-        </w:rPr>
-      </w:pPr>
-      <w:r>
-        <w:rPr>
-          <w:b/>
-          <w:bCs/>
-        </w:rPr>
-        <w:t>Overview</w:t>
-      </w:r>
-    </w:p>
-    <w:p>
-      <w:pPr>
-        <w:ind w:firstLine="14.40pt"/>
-        <w:jc w:val="both"/>
-      </w:pPr>
-      <w:r>
-        <w:t>The study proposes an evaluation framework for analyzing the performance of two AI-based facial emotion recognition systems against human emotion perception</w:t>
-      </w:r>
-      <w:r>
-        <w:t xml:space="preserve"> compared under varying image quality conditions and facial landmark data. The methodology consists</w:t>
-      </w:r>
-      <w:r>
-        <w:t xml:space="preserve"> </w:t>
-      </w:r>
-      <w:r>
-        <w:t>of</w:t>
-      </w:r>
-      <w:r>
-        <w:t xml:space="preserve"> six stages</w:t>
-      </w:r>
-      <w:r>
-        <w:t>.</w:t>
-      </w:r>
-    </w:p>
-    <w:p>
-      <w:pPr>
-        <w:ind w:firstLine="14.40pt"/>
-        <w:jc w:val="both"/>
-      </w:pPr>
-      <w:r>
-        <w:t>First,</w:t>
-      </w:r>
-      <w:r>
-        <w:t xml:space="preserve"> a facial image dataset is selected and prepared for analysis</w:t>
-      </w:r>
-      <w:r>
-        <w:t>. E</w:t>
-      </w:r>
-      <w:r>
-        <w:t>ach image is preprocessed to generate four visual conditions</w:t>
-      </w:r>
-      <w:r>
-        <w:t>. The processed images are analyzed using two facial emotion recognition models, while human participants evaluate the same set of images. In parallel facial landmarks are extracted and used to compute geometric facial features. Finally, all output data is compared through statistical analysis.</w:t>
-      </w:r>
-    </w:p>
-    <w:p>
-      <w:pPr>
-        <w:ind w:firstLine="14.40pt"/>
-        <w:jc w:val="both"/>
-      </w:pPr>
-      <w:r>
         <w:rPr>
           <w:noProof/>
         </w:rPr>
         <w:drawing>
-          <wp:anchor distT="0" distB="0" distL="114300" distR="114300" simplePos="0" relativeHeight="251660800" behindDoc="0" locked="0" layoutInCell="1" allowOverlap="1" wp14:anchorId="76250575" wp14:editId="07B59360">
+          <wp:anchor distT="0" distB="0" distL="114300" distR="114300" simplePos="0" relativeHeight="251660800" behindDoc="0" locked="0" layoutInCell="1" allowOverlap="1" wp14:anchorId="76250575" wp14:editId="16719150">
             <wp:simplePos x="0" y="0"/>
             <wp:positionH relativeFrom="column">
-              <wp:posOffset>16132</wp:posOffset>
+              <wp:posOffset>3334385</wp:posOffset>
             </wp:positionH>
             <wp:positionV relativeFrom="paragraph">
-              <wp:posOffset>164071</wp:posOffset>
+              <wp:posOffset>1071388</wp:posOffset>
             </wp:positionV>
             <wp:extent cx="3101975" cy="1686560"/>
             <wp:effectExtent l="0" t="0" r="0" b="2540"/>
@@ -1003,12 +801,297 @@
           </wp:anchor>
         </w:drawing>
       </w:r>
+      <w:r>
+        <w:t xml:space="preserve">This template, </w:t>
+      </w:r>
+      <w:r>
+        <w:t>modified</w:t>
+      </w:r>
+      <w:r>
+        <w:t xml:space="preserve"> in MS Word 200</w:t>
+      </w:r>
+      <w:r>
+        <w:rPr>
+          <w:lang w:val="en-US"/>
+        </w:rPr>
+        <w:t>7</w:t>
+      </w:r>
+      <w:r>
+        <w:t xml:space="preserve"> and saved as </w:t>
+      </w:r>
+      <w:r>
+        <w:rPr>
+          <w:lang w:val="en-US"/>
+        </w:rPr>
+        <w:t xml:space="preserve">a </w:t>
+      </w:r>
+      <w:r>
+        <w:t>“Word 97-200</w:t>
+      </w:r>
+      <w:r>
+        <w:t>3</w:t>
+      </w:r>
+      <w:r>
+        <w:t xml:space="preserve"> </w:t>
+      </w:r>
+      <w:r>
+        <w:rPr>
+          <w:lang w:val="en-US"/>
+        </w:rPr>
+        <w:t>Document</w:t>
+      </w:r>
+      <w:r>
+        <w:t>” for the PC, provides authors with most of the formatting specifications needed for preparing electronic versions of their papers. All standard paper components have been specified for three reasons: (1) ease of use when formatting individual papers, (2) automatic compliance to electronic requirements that facilitate the concurrent or later production of electronic products, and (3) conformity of style throughout a conference proceedings. Margins, column widths, line spacing, and type styles are built-in; examples of the type styles are provided throughout this document and are identified in italic type, within parentheses, following the example. Some components, such as multi-leveled equations, graphics, and tables are not prescribed, although the various table text styles are provided. The formatter will need to create these components, incorporating the applicable criteria that follow.</w:t>
+      </w:r>
+    </w:p>
+    <w:p>
+      <w:pPr>
+        <w:pStyle w:val="Heading1"/>
+      </w:pPr>
+      <w:r>
+        <w:drawing>
+          <wp:anchor distT="0" distB="0" distL="114300" distR="114300" simplePos="0" relativeHeight="251671040" behindDoc="0" locked="0" layoutInCell="1" allowOverlap="1" wp14:anchorId="1E488BD8" wp14:editId="1BE92AAE">
+            <wp:simplePos x="0" y="0"/>
+            <wp:positionH relativeFrom="column">
+              <wp:posOffset>4740254</wp:posOffset>
+            </wp:positionH>
+            <wp:positionV relativeFrom="paragraph">
+              <wp:posOffset>252894</wp:posOffset>
+            </wp:positionV>
+            <wp:extent cx="365760" cy="182880"/>
+            <wp:effectExtent l="0" t="0" r="2540" b="7620"/>
+            <wp:wrapNone/>
+            <wp:docPr id="434007977" name="Text Box 6"/>
+            <wp:cNvGraphicFramePr/>
+            <a:graphic xmlns:a="http://purl.oclc.org/ooxml/drawingml/main">
+              <a:graphicData uri="http://schemas.microsoft.com/office/word/2010/wordprocessingShape">
+                <wp:wsp>
+                  <wp:cNvSpPr txBox="1"/>
+                  <wp:spPr>
+                    <a:xfrm>
+                      <a:off x="0" y="0"/>
+                      <a:ext cx="365760" cy="182880"/>
+                    </a:xfrm>
+                    <a:prstGeom prst="rect">
+                      <a:avLst/>
+                    </a:prstGeom>
+                    <a:noFill/>
+                    <a:ln>
+                      <a:noFill/>
+                    </a:ln>
+                  </wp:spPr>
+                  <wp:style>
+                    <a:lnRef idx="0">
+                      <a:scrgbClr r="0%" g="0%" b="0%"/>
+                    </a:lnRef>
+                    <a:fillRef idx="0">
+                      <a:scrgbClr r="0%" g="0%" b="0%"/>
+                    </a:fillRef>
+                    <a:effectRef idx="0">
+                      <a:scrgbClr r="0%" g="0%" b="0%"/>
+                    </a:effectRef>
+                    <a:fontRef idx="minor">
+                      <a:schemeClr val="dk1"/>
+                    </a:fontRef>
+                  </wp:style>
+                  <wp:txbx>
+                    <wne:txbxContent>
+                      <w:p>
+                        <w:pPr>
+                          <w:rPr>
+                            <w:sz w:val="16"/>
+                            <w:szCs w:val="16"/>
+                          </w:rPr>
+                        </w:pPr>
+                        <w:r>
+                          <w:rPr>
+                            <w:sz w:val="16"/>
+                            <w:szCs w:val="16"/>
+                          </w:rPr>
+                          <w:t>Fig. x</w:t>
+                        </w:r>
+                      </w:p>
+                    </wne:txbxContent>
+                  </wp:txbx>
+                  <wp:bodyPr rot="0" spcFirstLastPara="0" vertOverflow="overflow" horzOverflow="overflow" vert="horz" wrap="square" lIns="0" tIns="0" rIns="0" bIns="0" numCol="1" spcCol="0" rtlCol="0" fromWordArt="0" anchor="t" anchorCtr="0" forceAA="0" compatLnSpc="1">
+                    <a:prstTxWarp prst="textNoShape">
+                      <a:avLst/>
+                    </a:prstTxWarp>
+                    <a:noAutofit/>
+                  </wp:bodyPr>
+                </wp:wsp>
+              </a:graphicData>
+            </a:graphic>
+            <wp14:sizeRelH relativeFrom="margin">
+              <wp14:pctWidth>0%</wp14:pctWidth>
+            </wp14:sizeRelH>
+            <wp14:sizeRelV relativeFrom="margin">
+              <wp14:pctHeight>0%</wp14:pctHeight>
+            </wp14:sizeRelV>
+          </wp:anchor>
+        </w:drawing>
+      </w:r>
+      <w:r>
+        <w:t xml:space="preserve">Related works </w:t>
+      </w:r>
+    </w:p>
+    <w:p>
+      <w:pPr>
+        <w:pStyle w:val="Heading2"/>
+      </w:pPr>
+      <w:r>
+        <w:t xml:space="preserve">Selecting a </w:t>
+      </w:r>
+      <w:r>
+        <w:t>Template</w:t>
+      </w:r>
+      <w:r>
+        <w:t xml:space="preserve"> (Heading 2)</w:t>
+      </w:r>
+    </w:p>
+    <w:p>
+      <w:pPr>
+        <w:pStyle w:val="BodyText"/>
+      </w:pPr>
+      <w:r>
+        <w:t xml:space="preserve">First, confirm that you have the correct template for your paper size. This template has been tailored for output on the </w:t>
+      </w:r>
+      <w:r>
+        <w:rPr>
+          <w:lang w:val="en-US"/>
+        </w:rPr>
+        <w:t>A4</w:t>
+      </w:r>
+      <w:r>
+        <w:t xml:space="preserve"> paper size. If you are using </w:t>
+      </w:r>
+      <w:r>
+        <w:rPr>
+          <w:lang w:val="en-US"/>
+        </w:rPr>
+        <w:t>US letter</w:t>
+      </w:r>
+      <w:r>
+        <w:t>-sized paper, please close this</w:t>
+      </w:r>
+      <w:r>
+        <w:t xml:space="preserve"> file and download the </w:t>
+      </w:r>
+      <w:r>
+        <w:rPr>
+          <w:lang w:val="en-US"/>
+        </w:rPr>
+        <w:t xml:space="preserve">Microsoft Word, Letter </w:t>
+      </w:r>
+      <w:r>
+        <w:t>file</w:t>
+      </w:r>
+      <w:r>
+        <w:t>.</w:t>
+      </w:r>
+    </w:p>
+    <w:p>
+      <w:pPr>
+        <w:pStyle w:val="Heading2"/>
+      </w:pPr>
+      <w:r>
+        <w:t>Maintaining the Integrity of the Specifications</w:t>
+      </w:r>
+    </w:p>
+    <w:p>
+      <w:pPr>
+        <w:pStyle w:val="BodyText"/>
+      </w:pPr>
+      <w:r>
+        <w:t>The template is used to format your paper and style the text. All margins, column widths, line spaces, and text fonts are prescribed; please do not alter them. You may note peculiarities. For example, the head margin in this template measures proportionately more than is customary. This measurement and others are deliberate, using specifications that anticipate your paper as one part of the entire proceedings, and not as an independent document. Please do not revise any of the current designations.</w:t>
+      </w:r>
+    </w:p>
+    <w:p>
+      <w:pPr>
+        <w:pStyle w:val="Heading1"/>
+        <w:rPr>
+          <w:color w:val="000000" w:themeColor="text1"/>
+        </w:rPr>
+      </w:pPr>
+      <w:r>
+        <w:rPr>
+          <w:color w:val="000000" w:themeColor="text1"/>
+        </w:rPr>
+        <w:t xml:space="preserve">Methodology </w:t>
+      </w:r>
+    </w:p>
+    <w:p>
+      <w:pPr>
+        <w:pStyle w:val="Heading2"/>
+        <w:rPr>
+          <w:b/>
+          <w:bCs/>
+        </w:rPr>
+      </w:pPr>
+      <w:r>
+        <w:rPr>
+          <w:b/>
+          <w:bCs/>
+        </w:rPr>
+        <w:t>Overview</w:t>
+      </w:r>
     </w:p>
     <w:p>
       <w:pPr>
         <w:ind w:firstLine="14.40pt"/>
         <w:jc w:val="both"/>
       </w:pPr>
+      <w:r>
+        <w:t>The study proposes an evaluation framework for analyzing the performance of two AI-based facial emotion recognition systems against human emotion perception</w:t>
+      </w:r>
+      <w:r>
+        <w:t xml:space="preserve"> compared under varying image quality conditions and facial landmark data. The methodology consists</w:t>
+      </w:r>
+      <w:r>
+        <w:t xml:space="preserve"> </w:t>
+      </w:r>
+      <w:r>
+        <w:t>of</w:t>
+      </w:r>
+      <w:r>
+        <w:t xml:space="preserve"> six stages</w:t>
+      </w:r>
+      <w:r>
+        <w:t>.</w:t>
+      </w:r>
+    </w:p>
+    <w:p>
+      <w:pPr>
+        <w:ind w:firstLine="14.40pt"/>
+        <w:jc w:val="both"/>
+      </w:pPr>
+      <w:r>
+        <w:t>First,</w:t>
+      </w:r>
+      <w:r>
+        <w:t xml:space="preserve"> a facial image dataset is selected and prepared for analysis</w:t>
+      </w:r>
+      <w:r>
+        <w:t>. E</w:t>
+      </w:r>
+      <w:r>
+        <w:t>ach image is preprocessed to generate four visual conditions</w:t>
+      </w:r>
+      <w:r>
+        <w:t>. The processed images are analyzed using two facial emotion recognition models, while human participants evaluate the same set of images. In parallel facial landmarks are extracted and used to compute geometric facial features. Finally, all output data is compared through statistical analysis.</w:t>
+      </w:r>
+    </w:p>
+    <w:p>
+      <w:pPr>
+        <w:ind w:firstLine="14.40pt"/>
+        <w:jc w:val="both"/>
+      </w:pPr>
+    </w:p>
+    <w:p>
+      <w:pPr>
+        <w:ind w:firstLine="14.40pt"/>
+        <w:jc w:val="both"/>
+      </w:pPr>
     </w:p>
     <w:p>
       <w:pPr>
@@ -1065,16 +1148,25 @@
         <w:t>ons.</w:t>
       </w:r>
     </w:p>
+    <w:p/>
+    <w:p/>
     <w:p>
       <w:r>
         <w:rPr>
           <w:noProof/>
         </w:rPr>
-        <w:lastRenderedPageBreak/>
         <w:drawing>
-          <wp:inline distT="0" distB="0" distL="0" distR="0" wp14:anchorId="310A7994" wp14:editId="29739C22">
-            <wp:extent cx="2584078" cy="3098132"/>
+          <wp:anchor distT="0" distB="0" distL="114300" distR="114300" simplePos="0" relativeHeight="251666944" behindDoc="0" locked="0" layoutInCell="1" allowOverlap="1" wp14:anchorId="310A7994" wp14:editId="290A5A44">
+            <wp:simplePos x="0" y="0"/>
+            <wp:positionH relativeFrom="column">
+              <wp:posOffset>255270</wp:posOffset>
+            </wp:positionH>
+            <wp:positionV relativeFrom="paragraph">
+              <wp:posOffset>166780</wp:posOffset>
+            </wp:positionV>
+            <wp:extent cx="2583815" cy="3097530"/>
             <wp:effectExtent l="0" t="0" r="0" b="1270"/>
+            <wp:wrapTopAndBottom/>
             <wp:docPr id="467674359" name="Picture 2"/>
             <wp:cNvGraphicFramePr>
               <a:graphicFrameLocks xmlns:a="http://purl.oclc.org/ooxml/drawingml/main" noChangeAspect="1"/>
@@ -1101,7 +1193,7 @@
                   <pic:spPr>
                     <a:xfrm>
                       <a:off x="0" y="0"/>
-                      <a:ext cx="2627875" cy="3150641"/>
+                      <a:ext cx="2583815" cy="3097530"/>
                     </a:xfrm>
                     <a:prstGeom prst="rect">
                       <a:avLst/>
@@ -1110,9 +1202,108 @@
                 </pic:pic>
               </a:graphicData>
             </a:graphic>
-          </wp:inline>
+            <wp14:sizeRelH relativeFrom="page">
+              <wp14:pctWidth>0%</wp14:pctWidth>
+            </wp14:sizeRelH>
+            <wp14:sizeRelV relativeFrom="page">
+              <wp14:pctHeight>0%</wp14:pctHeight>
+            </wp14:sizeRelV>
+          </wp:anchor>
         </w:drawing>
       </w:r>
+    </w:p>
+    <w:p>
+      <w:r>
+        <w:rPr>
+          <w:noProof/>
+        </w:rPr>
+        <w:drawing>
+          <wp:anchor distT="0" distB="0" distL="114300" distR="114300" simplePos="0" relativeHeight="251668992" behindDoc="0" locked="0" layoutInCell="1" allowOverlap="1" wp14:anchorId="631873FA" wp14:editId="07193BA1">
+            <wp:simplePos x="0" y="0"/>
+            <wp:positionH relativeFrom="column">
+              <wp:posOffset>1403985</wp:posOffset>
+            </wp:positionH>
+            <wp:positionV relativeFrom="paragraph">
+              <wp:posOffset>3157241</wp:posOffset>
+            </wp:positionV>
+            <wp:extent cx="365760" cy="182880"/>
+            <wp:effectExtent l="0" t="0" r="2540" b="7620"/>
+            <wp:wrapNone/>
+            <wp:docPr id="1100799985" name="Text Box 6"/>
+            <wp:cNvGraphicFramePr/>
+            <a:graphic xmlns:a="http://purl.oclc.org/ooxml/drawingml/main">
+              <a:graphicData uri="http://schemas.microsoft.com/office/word/2010/wordprocessingShape">
+                <wp:wsp>
+                  <wp:cNvSpPr txBox="1"/>
+                  <wp:spPr>
+                    <a:xfrm>
+                      <a:off x="0" y="0"/>
+                      <a:ext cx="365760" cy="182880"/>
+                    </a:xfrm>
+                    <a:prstGeom prst="rect">
+                      <a:avLst/>
+                    </a:prstGeom>
+                    <a:noFill/>
+                    <a:ln>
+                      <a:noFill/>
+                    </a:ln>
+                  </wp:spPr>
+                  <wp:style>
+                    <a:lnRef idx="0">
+                      <a:scrgbClr r="0%" g="0%" b="0%"/>
+                    </a:lnRef>
+                    <a:fillRef idx="0">
+                      <a:scrgbClr r="0%" g="0%" b="0%"/>
+                    </a:fillRef>
+                    <a:effectRef idx="0">
+                      <a:scrgbClr r="0%" g="0%" b="0%"/>
+                    </a:effectRef>
+                    <a:fontRef idx="minor">
+                      <a:schemeClr val="dk1"/>
+                    </a:fontRef>
+                  </wp:style>
+                  <wp:txbx>
+                    <wne:txbxContent>
+                      <w:p>
+                        <w:pPr>
+                          <w:rPr>
+                            <w:sz w:val="16"/>
+                            <w:szCs w:val="16"/>
+                          </w:rPr>
+                        </w:pPr>
+                        <w:r>
+                          <w:rPr>
+                            <w:sz w:val="16"/>
+                            <w:szCs w:val="16"/>
+                          </w:rPr>
+                          <w:t>Fig. x</w:t>
+                        </w:r>
+                      </w:p>
+                    </wne:txbxContent>
+                  </wp:txbx>
+                  <wp:bodyPr rot="0" spcFirstLastPara="0" vertOverflow="overflow" horzOverflow="overflow" vert="horz" wrap="square" lIns="0" tIns="0" rIns="0" bIns="0" numCol="1" spcCol="0" rtlCol="0" fromWordArt="0" anchor="t" anchorCtr="0" forceAA="0" compatLnSpc="1">
+                    <a:prstTxWarp prst="textNoShape">
+                      <a:avLst/>
+                    </a:prstTxWarp>
+                    <a:noAutofit/>
+                  </wp:bodyPr>
+                </wp:wsp>
+              </a:graphicData>
+            </a:graphic>
+            <wp14:sizeRelH relativeFrom="margin">
+              <wp14:pctWidth>0%</wp14:pctWidth>
+            </wp14:sizeRelH>
+            <wp14:sizeRelV relativeFrom="margin">
+              <wp14:pctHeight>0%</wp14:pctHeight>
+            </wp14:sizeRelV>
+          </wp:anchor>
+        </w:drawing>
+      </w:r>
+    </w:p>
+    <w:p>
+      <w:pPr>
+        <w:jc w:val="both"/>
+      </w:pPr>
     </w:p>
     <w:p>
       <w:pPr>
@@ -1272,7 +1463,7 @@
           <w:lang w:val="en-US"/>
         </w:rPr>
         <w:drawing>
-          <wp:anchor distT="0" distB="0" distL="114300" distR="114300" simplePos="0" relativeHeight="251661824" behindDoc="0" locked="0" layoutInCell="1" allowOverlap="1" wp14:anchorId="2E8A3F4E" wp14:editId="6E7735F1">
+          <wp:anchor distT="0" distB="0" distL="114300" distR="114300" simplePos="0" relativeHeight="251661824" behindDoc="0" locked="0" layoutInCell="1" allowOverlap="1" wp14:anchorId="2E8A3F4E" wp14:editId="35FBF5F0">
             <wp:simplePos x="0" y="0"/>
             <wp:positionH relativeFrom="column">
               <wp:posOffset>-3175</wp:posOffset>
@@ -1335,6 +1526,92 @@
       <w:pPr>
         <w:pStyle w:val="BodyText"/>
       </w:pPr>
+      <w:r>
+        <w:rPr>
+          <w:noProof/>
+        </w:rPr>
+        <w:drawing>
+          <wp:anchor distT="0" distB="0" distL="114300" distR="114300" simplePos="0" relativeHeight="251663872" behindDoc="0" locked="0" layoutInCell="1" allowOverlap="1" wp14:anchorId="107E8B4B" wp14:editId="55FF125A">
+            <wp:simplePos x="0" y="0"/>
+            <wp:positionH relativeFrom="column">
+              <wp:posOffset>1323391</wp:posOffset>
+            </wp:positionH>
+            <wp:positionV relativeFrom="paragraph">
+              <wp:posOffset>856615</wp:posOffset>
+            </wp:positionV>
+            <wp:extent cx="365760" cy="182880"/>
+            <wp:effectExtent l="0" t="0" r="2540" b="7620"/>
+            <wp:wrapNone/>
+            <wp:docPr id="1385550175" name="Text Box 6"/>
+            <wp:cNvGraphicFramePr/>
+            <a:graphic xmlns:a="http://purl.oclc.org/ooxml/drawingml/main">
+              <a:graphicData uri="http://schemas.microsoft.com/office/word/2010/wordprocessingShape">
+                <wp:wsp>
+                  <wp:cNvSpPr txBox="1"/>
+                  <wp:spPr>
+                    <a:xfrm>
+                      <a:off x="0" y="0"/>
+                      <a:ext cx="365760" cy="182880"/>
+                    </a:xfrm>
+                    <a:prstGeom prst="rect">
+                      <a:avLst/>
+                    </a:prstGeom>
+                    <a:noFill/>
+                    <a:ln>
+                      <a:noFill/>
+                    </a:ln>
+                  </wp:spPr>
+                  <wp:style>
+                    <a:lnRef idx="0">
+                      <a:scrgbClr r="0%" g="0%" b="0%"/>
+                    </a:lnRef>
+                    <a:fillRef idx="0">
+                      <a:scrgbClr r="0%" g="0%" b="0%"/>
+                    </a:fillRef>
+                    <a:effectRef idx="0">
+                      <a:scrgbClr r="0%" g="0%" b="0%"/>
+                    </a:effectRef>
+                    <a:fontRef idx="minor">
+                      <a:schemeClr val="dk1"/>
+                    </a:fontRef>
+                  </wp:style>
+                  <wp:txbx>
+                    <wne:txbxContent>
+                      <w:p>
+                        <w:pPr>
+                          <w:rPr>
+                            <w:sz w:val="16"/>
+                            <w:szCs w:val="16"/>
+                          </w:rPr>
+                        </w:pPr>
+                        <w:r>
+                          <w:rPr>
+                            <w:sz w:val="16"/>
+                            <w:szCs w:val="16"/>
+                          </w:rPr>
+                          <w:t>Fig. x</w:t>
+                        </w:r>
+                      </w:p>
+                    </wne:txbxContent>
+                  </wp:txbx>
+                  <wp:bodyPr rot="0" spcFirstLastPara="0" vertOverflow="overflow" horzOverflow="overflow" vert="horz" wrap="square" lIns="0" tIns="0" rIns="0" bIns="0" numCol="1" spcCol="0" rtlCol="0" fromWordArt="0" anchor="t" anchorCtr="0" forceAA="0" compatLnSpc="1">
+                    <a:prstTxWarp prst="textNoShape">
+                      <a:avLst/>
+                    </a:prstTxWarp>
+                    <a:noAutofit/>
+                  </wp:bodyPr>
+                </wp:wsp>
+              </a:graphicData>
+            </a:graphic>
+            <wp14:sizeRelH relativeFrom="margin">
+              <wp14:pctWidth>0%</wp14:pctWidth>
+            </wp14:sizeRelH>
+            <wp14:sizeRelV relativeFrom="margin">
+              <wp14:pctHeight>0%</wp14:pctHeight>
+            </wp14:sizeRelV>
+          </wp:anchor>
+        </w:drawing>
+      </w:r>
     </w:p>
     <w:p>
       <w:pPr>
@@ -1344,10 +1621,7 @@
         </w:rPr>
       </w:pPr>
       <w:r>
-        <w:t xml:space="preserve">Finally, the processed images were distributed into multiple evaluation sets using an automated script. The distribution algorithm ensured that each test set contained only one version of a given base image, preventing participants </w:t>
-      </w:r>
-      <w:r>
-        <w:t>from viewing multiple degraded versions of the same facial expression and thereby reducing potential memory and carryover effects during the human evaluation.</w:t>
+        <w:t>Finally, the processed images were distributed into multiple evaluation sets using an automated script. The distribution algorithm ensured that each test set contained only one version of a given base image, preventing participants from viewing multiple degraded versions of the same facial expression and thereby reducing potential memory and carryover effects during the human evaluation.</w:t>
       </w:r>
       <w:r>
         <w:rPr>
@@ -1427,17 +1701,9 @@
           <w:numId w:val="30"/>
         </w:numPr>
         <w:jc w:val="both"/>
-        <w:rPr>
-          <w:i/>
-          <w:iCs/>
-        </w:rPr>
       </w:pPr>
       <w:proofErr w:type="spellStart"/>
       <w:r>
-        <w:rPr>
-          <w:i/>
-          <w:iCs/>
-        </w:rPr>
         <w:t>DeepFace</w:t>
       </w:r>
       <w:proofErr w:type="spellEnd"/>
@@ -1479,16 +1745,8 @@
           <w:numId w:val="30"/>
         </w:numPr>
         <w:jc w:val="both"/>
-        <w:rPr>
-          <w:i/>
-          <w:iCs/>
-        </w:rPr>
-      </w:pPr>
-      <w:r>
-        <w:rPr>
-          <w:i/>
-          <w:iCs/>
-        </w:rPr>
+      </w:pPr>
+      <w:r>
         <w:t>FER</w:t>
       </w:r>
     </w:p>
@@ -1560,8 +1818,16 @@
     <w:p>
       <w:pPr>
         <w:pStyle w:val="Heading2"/>
-      </w:pPr>
-      <w:r>
+        <w:rPr>
+          <w:b/>
+          <w:bCs/>
+        </w:rPr>
+      </w:pPr>
+      <w:r>
+        <w:rPr>
+          <w:b/>
+          <w:bCs/>
+        </w:rPr>
         <w:t>Human Evaluation Protocol</w:t>
       </w:r>
     </w:p>
@@ -1604,8 +1870,16 @@
     <w:p>
       <w:pPr>
         <w:pStyle w:val="Heading2"/>
-      </w:pPr>
-      <w:r>
+        <w:rPr>
+          <w:b/>
+          <w:bCs/>
+        </w:rPr>
+      </w:pPr>
+      <w:r>
+        <w:rPr>
+          <w:b/>
+          <w:bCs/>
+        </w:rPr>
         <w:t>Facial Landmark Analysis</w:t>
       </w:r>
     </w:p>
@@ -1676,7 +1950,14 @@
         <w:rPr>
           <w:lang w:val="en-US"/>
         </w:rPr>
-        <w:t xml:space="preserve"> coefficients represent the activation of facial muscle movements associated with facial expressions and provide a quantitative description of facial geometry. </w:t>
+        <w:t xml:space="preserve"> coefficients represent the activation of </w:t>
+      </w:r>
+      <w:r>
+        <w:rPr>
+          <w:lang w:val="en-US"/>
+        </w:rPr>
+        <w:lastRenderedPageBreak/>
+        <w:t xml:space="preserve">facial muscle movements associated with facial expressions and provide a quantitative description of facial geometry. </w:t>
       </w:r>
     </w:p>
     <w:p>
@@ -1708,11 +1989,7 @@
         <w:t xml:space="preserve"> features relevant to emotion expression, </w:t>
       </w:r>
       <w:r>
-        <w:t xml:space="preserve">including eyebrow movement, eye openness, </w:t>
-      </w:r>
-      <w:r>
-        <w:lastRenderedPageBreak/>
-        <w:t>mouth shape, jaw opening, cheek movement, and nose movement, was selected for analysis.</w:t>
+        <w:t>including eyebrow movement, eye openness, mouth shape, jaw opening, cheek movement, and nose movement, was selected for analysis.</w:t>
       </w:r>
       <w:r>
         <w:rPr>
@@ -1730,7 +2007,69 @@
     <w:p>
       <w:pPr>
         <w:pStyle w:val="Heading2"/>
-      </w:pPr>
+        <w:rPr>
+          <w:b/>
+          <w:bCs/>
+        </w:rPr>
+      </w:pPr>
+      <w:r>
+        <w:rPr>
+          <w:b/>
+          <w:bCs/>
+        </w:rPr>
+        <w:t>Performance Evaluation and Statistical Analysis</w:t>
+      </w:r>
+    </w:p>
+    <w:p>
+      <w:pPr>
+        <w:ind w:firstLine="14.40pt"/>
+        <w:jc w:val="both"/>
+      </w:pPr>
+      <w:r>
+        <w:t xml:space="preserve">The emotion probability distribution generated by </w:t>
+      </w:r>
+      <w:proofErr w:type="spellStart"/>
+      <w:r>
+        <w:t>DeepFace</w:t>
+      </w:r>
+      <w:proofErr w:type="spellEnd"/>
+      <w:r>
+        <w:t xml:space="preserve"> and FER were compared with the normalized human emotion profiles. Human ratings were normalized by dividing each emotion score by the sum of all emotion scores assigned to the corresponding image, producing probability distributions comparable to the AI outputs. </w:t>
+      </w:r>
+    </w:p>
+    <w:p>
+      <w:pPr>
+        <w:ind w:firstLine="14.40pt"/>
+        <w:jc w:val="both"/>
+      </w:pPr>
+      <w:r>
+        <w:t xml:space="preserve">Performance evaluation was conducted using cosine similarity, Mean Absolute Error (MAE), Jensen-Shannon Divergence, dominant emotion agreement, and entropy. In addition, image robustness was assessed by comparing the responses obtained from the degraded image versions with those of the corresponding original images. </w:t>
+      </w:r>
+    </w:p>
+    <w:p>
+      <w:pPr>
+        <w:ind w:firstLine="14.40pt"/>
+        <w:jc w:val="both"/>
+      </w:pPr>
+      <w:r>
+        <w:t xml:space="preserve">Finally, Pearson correlation analysis was performed to investigate relationships between the extracted </w:t>
+      </w:r>
+      <w:proofErr w:type="spellStart"/>
+      <w:r>
+        <w:t>MediaPipe</w:t>
+      </w:r>
+      <w:proofErr w:type="spellEnd"/>
+      <w:r>
+        <w:t xml:space="preserve"> </w:t>
+      </w:r>
+      <w:proofErr w:type="spellStart"/>
+      <w:r>
+        <w:t>blendshape</w:t>
+      </w:r>
+      <w:proofErr w:type="spellEnd"/>
+      <w:r>
+        <w:t xml:space="preserve"> coefficients and the emotion distributions produced by both AI and the human participants </w:t>
+      </w:r>
     </w:p>
     <w:p>
       <w:pPr>
@@ -1748,40 +2087,239 @@
     </w:p>
     <w:p>
       <w:pPr>
-        <w:pStyle w:val="bulletlist"/>
+        <w:pStyle w:val="Heading1"/>
+      </w:pPr>
+      <w:r>
+        <w:t xml:space="preserve">Results </w:t>
+      </w:r>
+    </w:p>
+    <w:p>
+      <w:pPr>
+        <w:pStyle w:val="BodyText"/>
         <w:rPr>
           <w:lang w:val="en-US"/>
         </w:rPr>
       </w:pPr>
-    </w:p>
-    <w:p>
-      <w:pPr>
-        <w:pStyle w:val="Heading1"/>
-      </w:pPr>
-      <w:r>
-        <w:t xml:space="preserve">Using the </w:t>
-      </w:r>
-      <w:r>
-        <w:t>Template</w:t>
-      </w:r>
+      <w:r>
+        <w:rPr>
+          <w:lang w:val="en-US"/>
+        </w:rPr>
+        <w:t>The results are organized according to the objectives of the study, beginning with dataset validation, followed by the comparison of human and AI emotion perception, the effect of image degradation, and finally the relationship between facial landmarks and perceived emotions.</w:t>
+      </w:r>
+    </w:p>
+    <w:p>
+      <w:pPr>
+        <w:pStyle w:val="Heading2"/>
+        <w:rPr>
+          <w:b/>
+          <w:bCs/>
+        </w:rPr>
+      </w:pPr>
+      <w:r>
+        <w:drawing>
+          <wp:anchor distT="0" distB="0" distL="114300" distR="114300" simplePos="0" relativeHeight="251673088" behindDoc="0" locked="0" layoutInCell="1" allowOverlap="1" wp14:anchorId="5D6EF6E8" wp14:editId="189521F2">
+            <wp:simplePos x="0" y="0"/>
+            <wp:positionH relativeFrom="column">
+              <wp:posOffset>1380449</wp:posOffset>
+            </wp:positionH>
+            <wp:positionV relativeFrom="paragraph">
+              <wp:posOffset>1921510</wp:posOffset>
+            </wp:positionV>
+            <wp:extent cx="365760" cy="182880"/>
+            <wp:effectExtent l="0" t="0" r="2540" b="7620"/>
+            <wp:wrapNone/>
+            <wp:docPr id="604813800" name="Text Box 6"/>
+            <wp:cNvGraphicFramePr/>
+            <a:graphic xmlns:a="http://purl.oclc.org/ooxml/drawingml/main">
+              <a:graphicData uri="http://schemas.microsoft.com/office/word/2010/wordprocessingShape">
+                <wp:wsp>
+                  <wp:cNvSpPr txBox="1"/>
+                  <wp:spPr>
+                    <a:xfrm>
+                      <a:off x="0" y="0"/>
+                      <a:ext cx="365760" cy="182880"/>
+                    </a:xfrm>
+                    <a:prstGeom prst="rect">
+                      <a:avLst/>
+                    </a:prstGeom>
+                    <a:noFill/>
+                    <a:ln>
+                      <a:noFill/>
+                    </a:ln>
+                  </wp:spPr>
+                  <wp:style>
+                    <a:lnRef idx="0">
+                      <a:scrgbClr r="0%" g="0%" b="0%"/>
+                    </a:lnRef>
+                    <a:fillRef idx="0">
+                      <a:scrgbClr r="0%" g="0%" b="0%"/>
+                    </a:fillRef>
+                    <a:effectRef idx="0">
+                      <a:scrgbClr r="0%" g="0%" b="0%"/>
+                    </a:effectRef>
+                    <a:fontRef idx="minor">
+                      <a:schemeClr val="dk1"/>
+                    </a:fontRef>
+                  </wp:style>
+                  <wp:txbx>
+                    <wne:txbxContent>
+                      <w:p>
+                        <w:pPr>
+                          <w:rPr>
+                            <w:sz w:val="16"/>
+                            <w:szCs w:val="16"/>
+                          </w:rPr>
+                        </w:pPr>
+                        <w:r>
+                          <w:rPr>
+                            <w:sz w:val="16"/>
+                            <w:szCs w:val="16"/>
+                          </w:rPr>
+                          <w:t>Fig. x</w:t>
+                        </w:r>
+                      </w:p>
+                    </wne:txbxContent>
+                  </wp:txbx>
+                  <wp:bodyPr rot="0" spcFirstLastPara="0" vertOverflow="overflow" horzOverflow="overflow" vert="horz" wrap="square" lIns="0" tIns="0" rIns="0" bIns="0" numCol="1" spcCol="0" rtlCol="0" fromWordArt="0" anchor="t" anchorCtr="0" forceAA="0" compatLnSpc="1">
+                    <a:prstTxWarp prst="textNoShape">
+                      <a:avLst/>
+                    </a:prstTxWarp>
+                    <a:noAutofit/>
+                  </wp:bodyPr>
+                </wp:wsp>
+              </a:graphicData>
+            </a:graphic>
+            <wp14:sizeRelH relativeFrom="margin">
+              <wp14:pctWidth>0%</wp14:pctWidth>
+            </wp14:sizeRelH>
+            <wp14:sizeRelV relativeFrom="margin">
+              <wp14:pctHeight>0%</wp14:pctHeight>
+            </wp14:sizeRelV>
+          </wp:anchor>
+        </w:drawing>
+      </w:r>
+      <w:r>
+        <w:drawing>
+          <wp:anchor distT="0" distB="0" distL="114300" distR="114300" simplePos="0" relativeHeight="251662848" behindDoc="0" locked="0" layoutInCell="1" allowOverlap="1" wp14:anchorId="7FCE26FC" wp14:editId="2601C16E">
+            <wp:simplePos x="0" y="0"/>
+            <wp:positionH relativeFrom="column">
+              <wp:posOffset>-36830</wp:posOffset>
+            </wp:positionH>
+            <wp:positionV relativeFrom="paragraph">
+              <wp:posOffset>264160</wp:posOffset>
+            </wp:positionV>
+            <wp:extent cx="3089910" cy="1694815"/>
+            <wp:effectExtent l="0" t="0" r="0" b="0"/>
+            <wp:wrapTopAndBottom/>
+            <wp:docPr id="1103795883" name="Picture 5"/>
+            <wp:cNvGraphicFramePr>
+              <a:graphicFrameLocks xmlns:a="http://purl.oclc.org/ooxml/drawingml/main" noChangeAspect="1"/>
+            </wp:cNvGraphicFramePr>
+            <a:graphic xmlns:a="http://purl.oclc.org/ooxml/drawingml/main">
+              <a:graphicData uri="http://purl.oclc.org/ooxml/drawingml/picture">
+                <pic:pic xmlns:pic="http://purl.oclc.org/ooxml/drawingml/picture">
+                  <pic:nvPicPr>
+                    <pic:cNvPr id="1103795883" name="Picture 1103795883"/>
+                    <pic:cNvPicPr/>
+                  </pic:nvPicPr>
+                  <pic:blipFill>
+                    <a:blip r:embed="rId12" cstate="print">
+                      <a:extLst>
+                        <a:ext uri="{28A0092B-C50C-407E-A947-70E740481C1C}">
+                          <a14:useLocalDpi xmlns:a14="http://schemas.microsoft.com/office/drawing/2010/main" val="0"/>
+                        </a:ext>
+                      </a:extLst>
+                    </a:blip>
+                    <a:stretch>
+                      <a:fillRect/>
+                    </a:stretch>
+                  </pic:blipFill>
+                  <pic:spPr>
+                    <a:xfrm>
+                      <a:off x="0" y="0"/>
+                      <a:ext cx="3089910" cy="1694815"/>
+                    </a:xfrm>
+                    <a:prstGeom prst="rect">
+                      <a:avLst/>
+                    </a:prstGeom>
+                  </pic:spPr>
+                </pic:pic>
+              </a:graphicData>
+            </a:graphic>
+            <wp14:sizeRelH relativeFrom="page">
+              <wp14:pctWidth>0%</wp14:pctWidth>
+            </wp14:sizeRelH>
+            <wp14:sizeRelV relativeFrom="page">
+              <wp14:pctHeight>0%</wp14:pctHeight>
+            </wp14:sizeRelV>
+          </wp:anchor>
+        </w:drawing>
+      </w:r>
+      <w:r>
+        <w:rPr>
+          <w:b/>
+          <w:bCs/>
+        </w:rPr>
+        <w:t xml:space="preserve">Dataset Coverage </w:t>
+      </w:r>
+    </w:p>
+    <w:p>
+      <w:pPr>
+        <w:ind w:start="14.40pt"/>
+        <w:jc w:val="both"/>
+      </w:pPr>
     </w:p>
     <w:p>
       <w:pPr>
         <w:pStyle w:val="BodyText"/>
       </w:pPr>
       <w:r>
-        <w:t>After the text edit has been completed, the paper is ready for the template. Duplicate the template file by using the Save As command, and use the naming convention prescribed by your conference for the name of your paper. In this newly created file, highlight all of the contents and import your prepared text file. You are now ready to style your paper; use the scroll down window on the left of the MS Word Formatting toolbar.</w:t>
-      </w:r>
-    </w:p>
-    <w:p>
-      <w:pPr>
-        <w:pStyle w:val="Heading2"/>
-      </w:pPr>
-      <w:r>
-        <w:t>Authors</w:t>
-      </w:r>
-      <w:r>
-        <w:t xml:space="preserve"> and Affiliations</w:t>
+        <w:t xml:space="preserve">Before comparing the outputs of the human participants and AI models, the completeness of each data source was evaluated to ensure that sufficient data were available for meaningful analysis. As shown in </w:t>
+      </w:r>
+      <w:r>
+        <w:rPr>
+          <w:rStyle w:val="Strong"/>
+          <w:b w:val="0"/>
+          <w:bCs w:val="0"/>
+        </w:rPr>
+        <w:t xml:space="preserve">Fig. </w:t>
+      </w:r>
+      <w:r>
+        <w:rPr>
+          <w:rStyle w:val="Strong"/>
+          <w:b w:val="0"/>
+          <w:bCs w:val="0"/>
+          <w:lang w:val="en-US"/>
+        </w:rPr>
+        <w:t>[x]</w:t>
+      </w:r>
+      <w:r>
+        <w:t xml:space="preserve">, the image dataset consisted of </w:t>
+      </w:r>
+      <w:r>
+        <w:rPr>
+          <w:rStyle w:val="Strong"/>
+        </w:rPr>
+        <w:t>140 processed image versions</w:t>
+      </w:r>
+      <w:r>
+        <w:t xml:space="preserve">, all of which were successfully analyzed by </w:t>
+      </w:r>
+      <w:proofErr w:type="spellStart"/>
+      <w:r>
+        <w:t>DeepFace</w:t>
+      </w:r>
+      <w:proofErr w:type="spellEnd"/>
+      <w:r>
+        <w:t xml:space="preserve"> and </w:t>
+      </w:r>
+      <w:proofErr w:type="spellStart"/>
+      <w:r>
+        <w:t>MediaPipe</w:t>
+      </w:r>
+      <w:proofErr w:type="spellEnd"/>
+      <w:r>
+        <w:t xml:space="preserve">. </w:t>
       </w:r>
     </w:p>
     <w:p>
@@ -1789,196 +2327,47 @@
         <w:pStyle w:val="BodyText"/>
       </w:pPr>
       <w:r>
-        <w:rPr>
-          <w:b/>
-        </w:rPr>
-        <w:t xml:space="preserve">The template is </w:t>
-      </w:r>
-      <w:r>
-        <w:rPr>
-          <w:b/>
-        </w:rPr>
-        <w:t>designed</w:t>
-      </w:r>
-      <w:r>
-        <w:rPr>
-          <w:b/>
+        <w:t xml:space="preserve">Human participants produced </w:t>
+      </w:r>
+      <w:r>
+        <w:rPr>
           <w:lang w:val="en-US"/>
         </w:rPr>
-        <w:t xml:space="preserve"> for,</w:t>
-      </w:r>
-      <w:r>
-        <w:rPr>
-          <w:b/>
-        </w:rPr>
-        <w:t xml:space="preserve"> but not limited to</w:t>
-      </w:r>
-      <w:r>
-        <w:rPr>
-          <w:b/>
+        <w:t>[</w:t>
+      </w:r>
+      <w:r>
+        <w:rPr>
+          <w:rStyle w:val="Strong"/>
+        </w:rPr>
+        <w:t>255</w:t>
+      </w:r>
+      <w:r>
+        <w:rPr>
+          <w:rStyle w:val="Strong"/>
           <w:lang w:val="en-US"/>
         </w:rPr>
-        <w:t>,</w:t>
-      </w:r>
-      <w:r>
-        <w:rPr>
-          <w:b/>
-          <w:lang w:val="en-US"/>
-        </w:rPr>
-        <w:t xml:space="preserve"> </w:t>
-      </w:r>
-      <w:r>
-        <w:rPr>
-          <w:b/>
-          <w:lang w:val="en-US"/>
-        </w:rPr>
-        <w:t>six</w:t>
-      </w:r>
-      <w:r>
-        <w:rPr>
-          <w:b/>
-          <w:lang w:val="en-US"/>
-        </w:rPr>
-        <w:t xml:space="preserve"> authors.</w:t>
-      </w:r>
-      <w:r>
-        <w:rPr>
-          <w:lang w:val="en-US"/>
-        </w:rPr>
-        <w:t xml:space="preserve"> </w:t>
-      </w:r>
-      <w:r>
-        <w:rPr>
-          <w:lang w:val="en-US"/>
-        </w:rPr>
-        <w:t xml:space="preserve">A minimum of one author is required for all conference articles. </w:t>
-      </w:r>
-      <w:r>
-        <w:t>Author names should be listed starting from left to right and then moving down to the next line. This is the author sequence that will be used in future citations and by indexing services.</w:t>
-      </w:r>
-      <w:r>
-        <w:t xml:space="preserve"> </w:t>
-      </w:r>
-      <w:r>
-        <w:t>Names should not be listed in columns nor group by affiliation.</w:t>
-      </w:r>
-      <w:r>
-        <w:rPr>
-          <w:lang w:val="en-US"/>
-        </w:rPr>
-        <w:t xml:space="preserve"> </w:t>
-      </w:r>
-      <w:r>
-        <w:t>Please keep your affiliations as succinct as possible (for example, do not differentiate among departments of the same organization).</w:t>
-      </w:r>
-    </w:p>
-    <w:p>
-      <w:pPr>
-        <w:pStyle w:val="Heading3"/>
-      </w:pPr>
-      <w:r>
-        <w:t xml:space="preserve">For papers with more than six authors: </w:t>
-      </w:r>
-      <w:r>
-        <w:rPr>
-          <w:i w:val="0"/>
-        </w:rPr>
-        <w:t>Add author names horizontally, moving to a third row if needed for more than 8 authors.</w:t>
-      </w:r>
-    </w:p>
-    <w:p>
-      <w:pPr>
-        <w:pStyle w:val="Heading3"/>
-      </w:pPr>
-      <w:r>
-        <w:t xml:space="preserve">For </w:t>
-      </w:r>
-      <w:r>
-        <w:t xml:space="preserve">papers with less than </w:t>
-      </w:r>
-      <w:r>
-        <w:t>six</w:t>
-      </w:r>
-      <w:r>
-        <w:t xml:space="preserve"> authors</w:t>
-      </w:r>
-      <w:r>
-        <w:t xml:space="preserve">: </w:t>
-      </w:r>
-      <w:r>
-        <w:rPr>
-          <w:i w:val="0"/>
-        </w:rPr>
-        <w:t>To change the default, adjust the template as follows.</w:t>
-      </w:r>
-    </w:p>
-    <w:p>
-      <w:pPr>
-        <w:pStyle w:val="Heading4"/>
-      </w:pPr>
-      <w:r>
-        <w:t>Selection</w:t>
-      </w:r>
-      <w:r>
-        <w:t xml:space="preserve">: </w:t>
-      </w:r>
-      <w:r>
-        <w:rPr>
-          <w:i w:val="0"/>
-        </w:rPr>
-        <w:t>Highlight all author and affiliation lines.</w:t>
-      </w:r>
-    </w:p>
-    <w:p>
-      <w:pPr>
-        <w:pStyle w:val="Heading4"/>
-      </w:pPr>
-      <w:r>
-        <w:t>Change number of columns:</w:t>
-      </w:r>
-      <w:r>
-        <w:t xml:space="preserve"> </w:t>
-      </w:r>
-      <w:r>
-        <w:rPr>
-          <w:i w:val="0"/>
-        </w:rPr>
-        <w:t xml:space="preserve">Select the Columns icon from the MS Word Standard toolbar and then select </w:t>
-      </w:r>
-      <w:r>
-        <w:rPr>
-          <w:i w:val="0"/>
-        </w:rPr>
-        <w:t>the correct number of columns</w:t>
-      </w:r>
-      <w:r>
-        <w:rPr>
-          <w:i w:val="0"/>
-        </w:rPr>
-        <w:t xml:space="preserve"> from the selection palette.</w:t>
-      </w:r>
-    </w:p>
-    <w:p>
-      <w:pPr>
-        <w:pStyle w:val="Heading4"/>
-        <w:rPr>
-          <w:i w:val="0"/>
-        </w:rPr>
-      </w:pPr>
-      <w:r>
-        <w:t xml:space="preserve">Deletion: </w:t>
-      </w:r>
-      <w:r>
-        <w:rPr>
-          <w:i w:val="0"/>
-        </w:rPr>
-        <w:t xml:space="preserve">Delete the author and affiliation lines for the </w:t>
-      </w:r>
-      <w:r>
-        <w:rPr>
-          <w:i w:val="0"/>
-        </w:rPr>
-        <w:t>extra authors.</w:t>
+        <w:t>]*</w:t>
+      </w:r>
+      <w:r>
+        <w:rPr>
+          <w:rStyle w:val="Strong"/>
+        </w:rPr>
+        <w:t xml:space="preserve"> individual response records</w:t>
+      </w:r>
+      <w:r>
+        <w:t xml:space="preserve">, corresponding to multiple evaluations for each image. FER successfully processed </w:t>
+      </w:r>
+      <w:r>
+        <w:rPr>
+          <w:rStyle w:val="Strong"/>
+        </w:rPr>
+        <w:t>130 of the 140 images</w:t>
+      </w:r>
+      <w:r>
+        <w:t xml:space="preserve">, with the remaining images excluded due to unsuccessful face detection. Overall, the dataset provided a high level of coverage across all sources, ensuring that the subsequent agreement, image degradation, and facial landmark analyses </w:t>
+      </w:r>
+      <w:r>
+        <w:t>were performed using a consistent and representative set of observations.</w:t>
       </w:r>
     </w:p>
     <w:p>
@@ -1994,353 +2383,1177 @@
     <w:p>
       <w:pPr>
         <w:pStyle w:val="Heading2"/>
-      </w:pPr>
-      <w:r>
-        <w:t>Identify</w:t>
-      </w:r>
-      <w:r>
-        <w:t xml:space="preserve"> the Headings</w:t>
-      </w:r>
+        <w:rPr>
+          <w:b/>
+          <w:bCs/>
+        </w:rPr>
+      </w:pPr>
+      <w:r>
+        <w:rPr>
+          <w:b/>
+          <w:bCs/>
+        </w:rPr>
+        <w:t>Human-AI Agreement Analysi</w:t>
+      </w:r>
+      <w:r>
+        <w:rPr>
+          <w:b/>
+          <w:bCs/>
+        </w:rPr>
+        <w:t>s</w:t>
+      </w:r>
+    </w:p>
+    <w:p>
+      <w:pPr>
+        <w:jc w:val="both"/>
+      </w:pPr>
+      <w:r>
+        <w:t>As the facial images used were assigned reference labels rather than based on ground truth, the primary objective was to evaluate the level of agreement between human emotion perception and AI model predictions instead of conventional classification accuracy.</w:t>
+      </w:r>
+    </w:p>
+    <w:p>
+      <w:pPr>
+        <w:jc w:val="both"/>
+      </w:pPr>
+    </w:p>
+    <w:p>
+      <w:pPr>
+        <w:pStyle w:val="ListParagraph"/>
+        <w:numPr>
+          <w:ilvl w:val="0"/>
+          <w:numId w:val="31"/>
+        </w:numPr>
+        <w:jc w:val="both"/>
+      </w:pPr>
+      <w:r>
+        <w:t xml:space="preserve">Average Emotion Distribution </w:t>
+      </w:r>
+    </w:p>
+    <w:p>
+      <w:pPr>
+        <w:pStyle w:val="ListParagraph"/>
+        <w:jc w:val="both"/>
+      </w:pPr>
     </w:p>
     <w:p>
       <w:pPr>
         <w:pStyle w:val="BodyText"/>
-      </w:pPr>
-      <w:r>
-        <w:t>Headings, or heads, are organizational devices that guide the reader through your paper. There are two types: component heads and text heads.</w:t>
-      </w:r>
-    </w:p>
-    <w:p>
-      <w:pPr>
-        <w:pStyle w:val="BodyText"/>
-      </w:pPr>
-      <w:r>
-        <w:t>Component heads identify the different components of your paper and are not topically subordinate to each other. Examples include Acknowledgments and References and, for these, the correct style to use is “Heading 5”. Use “figure caption” for your Figure captions, and “table head” for your table title. Run-in heads, such as “Abstract”, will require you to apply a style (in this case, italic) in addition to the style provided by the drop down menu to differentiate the head from the text.</w:t>
-      </w:r>
-    </w:p>
-    <w:p>
-      <w:pPr>
-        <w:pStyle w:val="BodyText"/>
-      </w:pPr>
-      <w:r>
-        <w:t xml:space="preserve">Text heads organize the topics on a relational, hierarchical basis. For example, the paper title is the primary text head because all subsequent material relates and elaborates on this one topic. If there are two or more sub-topics, the next level head (uppercase Roman numerals) should be used and, conversely, if there are not at least two sub-topics, then no </w:t>
-      </w:r>
-      <w:r>
-        <w:t>subheads should be introduced. Styles named “Heading 1”, “Heading 2”, “Heading 3”, and “Heading 4” are prescribed.</w:t>
-      </w:r>
-    </w:p>
-    <w:p>
-      <w:pPr>
-        <w:pStyle w:val="Heading2"/>
-      </w:pPr>
-      <w:r>
-        <w:t>Figures and Tables</w:t>
-      </w:r>
-    </w:p>
-    <w:p>
-      <w:pPr>
-        <w:pStyle w:val="Heading4"/>
-      </w:pPr>
-      <w:r>
+        <w:ind w:firstLine="0pt"/>
+      </w:pPr>
+      <w:r>
+        <w:rPr>
+          <w:noProof/>
+        </w:rPr>
+        <w:drawing>
+          <wp:anchor distT="0" distB="0" distL="114300" distR="114300" simplePos="0" relativeHeight="251675136" behindDoc="0" locked="0" layoutInCell="1" allowOverlap="1" wp14:anchorId="17856C9D" wp14:editId="2BE24A1D">
+            <wp:simplePos x="0" y="0"/>
+            <wp:positionH relativeFrom="column">
+              <wp:posOffset>1436577</wp:posOffset>
+            </wp:positionH>
+            <wp:positionV relativeFrom="paragraph">
+              <wp:posOffset>1515110</wp:posOffset>
+            </wp:positionV>
+            <wp:extent cx="365760" cy="130999"/>
+            <wp:effectExtent l="0" t="0" r="2540" b="8890"/>
+            <wp:wrapNone/>
+            <wp:docPr id="1239022954" name="Text Box 6"/>
+            <wp:cNvGraphicFramePr/>
+            <a:graphic xmlns:a="http://purl.oclc.org/ooxml/drawingml/main">
+              <a:graphicData uri="http://schemas.microsoft.com/office/word/2010/wordprocessingShape">
+                <wp:wsp>
+                  <wp:cNvSpPr txBox="1"/>
+                  <wp:spPr>
+                    <a:xfrm>
+                      <a:off x="0" y="0"/>
+                      <a:ext cx="365760" cy="130999"/>
+                    </a:xfrm>
+                    <a:prstGeom prst="rect">
+                      <a:avLst/>
+                    </a:prstGeom>
+                    <a:noFill/>
+                    <a:ln>
+                      <a:noFill/>
+                    </a:ln>
+                  </wp:spPr>
+                  <wp:style>
+                    <a:lnRef idx="0">
+                      <a:scrgbClr r="0%" g="0%" b="0%"/>
+                    </a:lnRef>
+                    <a:fillRef idx="0">
+                      <a:scrgbClr r="0%" g="0%" b="0%"/>
+                    </a:fillRef>
+                    <a:effectRef idx="0">
+                      <a:scrgbClr r="0%" g="0%" b="0%"/>
+                    </a:effectRef>
+                    <a:fontRef idx="minor">
+                      <a:schemeClr val="dk1"/>
+                    </a:fontRef>
+                  </wp:style>
+                  <wp:txbx>
+                    <wne:txbxContent>
+                      <w:p>
+                        <w:pPr>
+                          <w:rPr>
+                            <w:sz w:val="16"/>
+                            <w:szCs w:val="16"/>
+                          </w:rPr>
+                        </w:pPr>
+                        <w:r>
+                          <w:rPr>
+                            <w:sz w:val="16"/>
+                            <w:szCs w:val="16"/>
+                          </w:rPr>
+                          <w:t>Fig. x</w:t>
+                        </w:r>
+                      </w:p>
+                    </wne:txbxContent>
+                  </wp:txbx>
+                  <wp:bodyPr rot="0" spcFirstLastPara="0" vertOverflow="overflow" horzOverflow="overflow" vert="horz" wrap="square" lIns="0" tIns="0" rIns="0" bIns="0" numCol="1" spcCol="0" rtlCol="0" fromWordArt="0" anchor="t" anchorCtr="0" forceAA="0" compatLnSpc="1">
+                    <a:prstTxWarp prst="textNoShape">
+                      <a:avLst/>
+                    </a:prstTxWarp>
+                    <a:noAutofit/>
+                  </wp:bodyPr>
+                </wp:wsp>
+              </a:graphicData>
+            </a:graphic>
+            <wp14:sizeRelH relativeFrom="margin">
+              <wp14:pctWidth>0%</wp14:pctWidth>
+            </wp14:sizeRelH>
+            <wp14:sizeRelV relativeFrom="margin">
+              <wp14:pctHeight>0%</wp14:pctHeight>
+            </wp14:sizeRelV>
+          </wp:anchor>
+        </w:drawing>
+      </w:r>
+      <w:r>
+        <w:rPr>
+          <w:noProof/>
+        </w:rPr>
+        <w:drawing>
+          <wp:inline distT="0" distB="0" distL="0" distR="0" wp14:anchorId="08B4D40A" wp14:editId="3F2DC004">
+            <wp:extent cx="3089910" cy="1527810"/>
+            <wp:effectExtent l="0" t="0" r="0" b="0"/>
+            <wp:docPr id="819943835" name="Picture 7"/>
+            <wp:cNvGraphicFramePr>
+              <a:graphicFrameLocks xmlns:a="http://purl.oclc.org/ooxml/drawingml/main" noChangeAspect="1"/>
+            </wp:cNvGraphicFramePr>
+            <a:graphic xmlns:a="http://purl.oclc.org/ooxml/drawingml/main">
+              <a:graphicData uri="http://purl.oclc.org/ooxml/drawingml/picture">
+                <pic:pic xmlns:pic="http://purl.oclc.org/ooxml/drawingml/picture">
+                  <pic:nvPicPr>
+                    <pic:cNvPr id="819943835" name="Picture 819943835"/>
+                    <pic:cNvPicPr/>
+                  </pic:nvPicPr>
+                  <pic:blipFill>
+                    <a:blip r:embed="rId13" cstate="print">
+                      <a:extLst>
+                        <a:ext uri="{28A0092B-C50C-407E-A947-70E740481C1C}">
+                          <a14:useLocalDpi xmlns:a14="http://schemas.microsoft.com/office/drawing/2010/main" val="0"/>
+                        </a:ext>
+                      </a:extLst>
+                    </a:blip>
+                    <a:stretch>
+                      <a:fillRect/>
+                    </a:stretch>
+                  </pic:blipFill>
+                  <pic:spPr>
+                    <a:xfrm>
+                      <a:off x="0" y="0"/>
+                      <a:ext cx="3089910" cy="1527810"/>
+                    </a:xfrm>
+                    <a:prstGeom prst="rect">
+                      <a:avLst/>
+                    </a:prstGeom>
+                  </pic:spPr>
+                </pic:pic>
+              </a:graphicData>
+            </a:graphic>
+          </wp:inline>
+        </w:drawing>
+      </w:r>
+    </w:p>
+    <w:p>
+      <w:pPr>
+        <w:pStyle w:val="pdq2pgselectionanchorcontainer"/>
+        <w:spacing w:before="0pt" w:beforeAutospacing="0" w:after="0pt" w:afterAutospacing="0"/>
+        <w:jc w:val="both"/>
+        <w:rPr>
+          <w:sz w:val="20"/>
+          <w:szCs w:val="20"/>
+        </w:rPr>
+      </w:pPr>
+      <w:r>
+        <w:rPr>
+          <w:sz w:val="20"/>
+          <w:szCs w:val="20"/>
+        </w:rPr>
+        <w:tab/>
+      </w:r>
+      <w:r>
+        <w:rPr>
+          <w:sz w:val="20"/>
+          <w:szCs w:val="20"/>
+        </w:rPr>
+        <w:t xml:space="preserve">Figure </w:t>
+      </w:r>
+      <w:r>
+        <w:rPr>
+          <w:sz w:val="20"/>
+          <w:szCs w:val="20"/>
+        </w:rPr>
+        <w:t>[x]</w:t>
+      </w:r>
+      <w:r>
+        <w:rPr>
+          <w:sz w:val="20"/>
+          <w:szCs w:val="20"/>
+        </w:rPr>
         <w:t xml:space="preserve"> </w:t>
       </w:r>
       <w:r>
-        <w:t xml:space="preserve">Positioning Figures and Tables: </w:t>
-      </w:r>
-      <w:r>
-        <w:rPr>
+        <w:rPr>
+          <w:sz w:val="20"/>
+          <w:szCs w:val="20"/>
+        </w:rPr>
+        <w:t xml:space="preserve">compares the average normalized emotion distributions produced by the pooled human responses, FER, and </w:t>
+      </w:r>
+      <w:proofErr w:type="spellStart"/>
+      <w:r>
+        <w:rPr>
+          <w:sz w:val="20"/>
+          <w:szCs w:val="20"/>
+        </w:rPr>
+        <w:t>DeepFace</w:t>
+      </w:r>
+      <w:proofErr w:type="spellEnd"/>
+      <w:r>
+        <w:rPr>
+          <w:sz w:val="20"/>
+          <w:szCs w:val="20"/>
+        </w:rPr>
+        <w:t xml:space="preserve"> across all images. Overall, both AI models followed similar trends to the human responses; however, noticeable differences were observed in the weighting assigned to several emotion categories.</w:t>
+      </w:r>
+      <w:r>
+        <w:rPr>
+          <w:sz w:val="20"/>
+          <w:szCs w:val="20"/>
+        </w:rPr>
+        <w:t xml:space="preserve"> </w:t>
+      </w:r>
+    </w:p>
+    <w:p>
+      <w:pPr>
+        <w:pStyle w:val="pdq2pgselectionanchorcontainer"/>
+        <w:spacing w:before="0pt" w:beforeAutospacing="0" w:after="0pt" w:afterAutospacing="0"/>
+        <w:ind w:firstLine="14.40pt"/>
+        <w:jc w:val="both"/>
+        <w:rPr>
+          <w:sz w:val="20"/>
+          <w:szCs w:val="20"/>
+        </w:rPr>
+      </w:pPr>
+      <w:r>
+        <w:rPr>
+          <w:sz w:val="20"/>
+          <w:szCs w:val="20"/>
+        </w:rPr>
+        <w:t xml:space="preserve">FER produced substantially higher average scores for </w:t>
+      </w:r>
+      <w:r>
+        <w:rPr>
+          <w:rStyle w:val="Strong"/>
+          <w:sz w:val="20"/>
+          <w:szCs w:val="20"/>
+        </w:rPr>
+        <w:t>anger</w:t>
+      </w:r>
+      <w:r>
+        <w:rPr>
+          <w:sz w:val="20"/>
+          <w:szCs w:val="20"/>
+        </w:rPr>
+        <w:t xml:space="preserve">, while both FER and </w:t>
+      </w:r>
+      <w:proofErr w:type="spellStart"/>
+      <w:r>
+        <w:rPr>
+          <w:sz w:val="20"/>
+          <w:szCs w:val="20"/>
+        </w:rPr>
+        <w:t>DeepFace</w:t>
+      </w:r>
+      <w:proofErr w:type="spellEnd"/>
+      <w:r>
+        <w:rPr>
+          <w:sz w:val="20"/>
+          <w:szCs w:val="20"/>
+        </w:rPr>
+        <w:t xml:space="preserve"> assigned considerably lower probabilities to </w:t>
+      </w:r>
+      <w:r>
+        <w:rPr>
+          <w:rStyle w:val="Strong"/>
+          <w:sz w:val="20"/>
+          <w:szCs w:val="20"/>
+        </w:rPr>
+        <w:t>disgust</w:t>
+      </w:r>
+      <w:r>
+        <w:rPr>
+          <w:sz w:val="20"/>
+          <w:szCs w:val="20"/>
+        </w:rPr>
+        <w:t xml:space="preserve"> and </w:t>
+      </w:r>
+      <w:r>
+        <w:rPr>
+          <w:rStyle w:val="Strong"/>
+          <w:sz w:val="20"/>
+          <w:szCs w:val="20"/>
+        </w:rPr>
+        <w:t>surprise</w:t>
+      </w:r>
+      <w:r>
+        <w:rPr>
+          <w:sz w:val="20"/>
+          <w:szCs w:val="20"/>
+        </w:rPr>
+        <w:t xml:space="preserve"> than those observed in the pooled human responses. Conversely, both models assigned higher probabilities to </w:t>
+      </w:r>
+      <w:r>
+        <w:rPr>
+          <w:rStyle w:val="Strong"/>
+          <w:sz w:val="20"/>
+          <w:szCs w:val="20"/>
+        </w:rPr>
+        <w:t>fear</w:t>
+      </w:r>
+      <w:r>
+        <w:rPr>
+          <w:sz w:val="20"/>
+          <w:szCs w:val="20"/>
+        </w:rPr>
+        <w:t xml:space="preserve">, </w:t>
+      </w:r>
+      <w:r>
+        <w:rPr>
+          <w:rStyle w:val="Strong"/>
+          <w:sz w:val="20"/>
+          <w:szCs w:val="20"/>
+        </w:rPr>
+        <w:t>happiness</w:t>
+      </w:r>
+      <w:r>
+        <w:rPr>
+          <w:sz w:val="20"/>
+          <w:szCs w:val="20"/>
+        </w:rPr>
+        <w:t xml:space="preserve">, and </w:t>
+      </w:r>
+      <w:r>
+        <w:rPr>
+          <w:rStyle w:val="Strong"/>
+          <w:sz w:val="20"/>
+          <w:szCs w:val="20"/>
+        </w:rPr>
+        <w:t>neutral</w:t>
+      </w:r>
+      <w:r>
+        <w:rPr>
+          <w:sz w:val="20"/>
+          <w:szCs w:val="20"/>
+        </w:rPr>
+        <w:t xml:space="preserve">, with </w:t>
+      </w:r>
+      <w:proofErr w:type="spellStart"/>
+      <w:r>
+        <w:rPr>
+          <w:sz w:val="20"/>
+          <w:szCs w:val="20"/>
+        </w:rPr>
+        <w:t>DeepFace</w:t>
+      </w:r>
+      <w:proofErr w:type="spellEnd"/>
+      <w:r>
+        <w:rPr>
+          <w:sz w:val="20"/>
+          <w:szCs w:val="20"/>
+        </w:rPr>
+        <w:t xml:space="preserve"> exhibiting the strongest tendency toward </w:t>
+      </w:r>
+      <w:r>
+        <w:rPr>
+          <w:rStyle w:val="Strong"/>
+          <w:sz w:val="20"/>
+          <w:szCs w:val="20"/>
+        </w:rPr>
+        <w:t>neutral</w:t>
+      </w:r>
+      <w:r>
+        <w:rPr>
+          <w:sz w:val="20"/>
+          <w:szCs w:val="20"/>
+        </w:rPr>
+        <w:t xml:space="preserve"> predictions. </w:t>
+      </w:r>
+    </w:p>
+    <w:p>
+      <w:pPr>
+        <w:pStyle w:val="pdq2pgselectionanchorcontainer"/>
+        <w:spacing w:before="0pt" w:beforeAutospacing="0" w:after="0pt" w:afterAutospacing="0"/>
+        <w:ind w:firstLine="14.40pt"/>
+        <w:jc w:val="both"/>
+        <w:rPr>
+          <w:sz w:val="20"/>
+          <w:szCs w:val="20"/>
+        </w:rPr>
+      </w:pPr>
+      <w:r>
+        <w:rPr>
+          <w:sz w:val="20"/>
+          <w:szCs w:val="20"/>
+        </w:rPr>
+        <w:t xml:space="preserve">Among all emotion categories, </w:t>
+      </w:r>
+      <w:r>
+        <w:rPr>
+          <w:rStyle w:val="Strong"/>
+          <w:sz w:val="20"/>
+          <w:szCs w:val="20"/>
+        </w:rPr>
+        <w:t>sadness</w:t>
+      </w:r>
+      <w:r>
+        <w:rPr>
+          <w:sz w:val="20"/>
+          <w:szCs w:val="20"/>
+        </w:rPr>
+        <w:t xml:space="preserve"> showed the closest agreement between the human participants and both AI models. These findings indicate that although the models generally identify similar emotional patterns, they differ in the confidence they assign to individual emotion categories.</w:t>
+      </w:r>
+    </w:p>
+    <w:p>
+      <w:pPr>
+        <w:pStyle w:val="pdq2pgselectionanchorcontainer"/>
+        <w:spacing w:before="0pt" w:beforeAutospacing="0" w:after="0pt" w:afterAutospacing="0"/>
+        <w:ind w:firstLine="14.40pt"/>
+        <w:jc w:val="both"/>
+        <w:rPr>
+          <w:sz w:val="20"/>
+          <w:szCs w:val="20"/>
+        </w:rPr>
+      </w:pPr>
+    </w:p>
+    <w:p>
+      <w:pPr>
+        <w:pStyle w:val="pdq2pgselectionanchorcontainer"/>
+        <w:numPr>
+          <w:ilvl w:val="0"/>
+          <w:numId w:val="31"/>
+        </w:numPr>
+        <w:spacing w:before="0pt" w:beforeAutospacing="0" w:after="0pt" w:afterAutospacing="0"/>
+        <w:jc w:val="both"/>
+        <w:rPr>
+          <w:sz w:val="20"/>
+          <w:szCs w:val="20"/>
+        </w:rPr>
+      </w:pPr>
+      <w:r>
+        <w:rPr>
+          <w:sz w:val="20"/>
+          <w:szCs w:val="20"/>
+        </w:rPr>
+        <w:drawing>
+          <wp:anchor distT="0" distB="0" distL="114300" distR="114300" simplePos="0" relativeHeight="251676160" behindDoc="0" locked="0" layoutInCell="1" allowOverlap="1" wp14:anchorId="48FF4A7E" wp14:editId="1B399DEB">
+            <wp:simplePos x="0" y="0"/>
+            <wp:positionH relativeFrom="column">
+              <wp:posOffset>67310</wp:posOffset>
+            </wp:positionH>
+            <wp:positionV relativeFrom="paragraph">
+              <wp:posOffset>227965</wp:posOffset>
+            </wp:positionV>
+            <wp:extent cx="3132455" cy="1348105"/>
+            <wp:effectExtent l="0" t="0" r="4445" b="0"/>
+            <wp:wrapTopAndBottom/>
+            <wp:docPr id="236" name="Picture 241" descr="10_dominant_emotion_matrices.png"/>
+            <wp:cNvGraphicFramePr/>
+            <a:graphic xmlns:a="http://purl.oclc.org/ooxml/drawingml/main">
+              <a:graphicData uri="http://purl.oclc.org/ooxml/drawingml/picture">
+                <pic:pic xmlns:pic="http://purl.oclc.org/ooxml/drawingml/picture">
+                  <pic:nvPicPr>
+                    <pic:cNvPr id="236" name="Picture 241" descr="10_dominant_emotion_matrices.png"/>
+                    <pic:cNvPicPr/>
+                  </pic:nvPicPr>
+                  <pic:blipFill>
+                    <a:blip r:embed="rId14" cstate="print">
+                      <a:extLst>
+                        <a:ext uri="{28A0092B-C50C-407E-A947-70E740481C1C}">
+                          <a14:useLocalDpi xmlns:a14="http://schemas.microsoft.com/office/drawing/2010/main" val="0"/>
+                        </a:ext>
+                      </a:extLst>
+                    </a:blip>
+                    <a:stretch/>
+                  </pic:blipFill>
+                  <pic:spPr>
+                    <a:xfrm>
+                      <a:off x="0" y="0"/>
+                      <a:ext cx="3132455" cy="1348105"/>
+                    </a:xfrm>
+                    <a:prstGeom prst="rect">
+                      <a:avLst/>
+                    </a:prstGeom>
+                    <a:noFill/>
+                    <a:ln w="0">
+                      <a:noFill/>
+                    </a:ln>
+                  </pic:spPr>
+                </pic:pic>
+              </a:graphicData>
+            </a:graphic>
+            <wp14:sizeRelH relativeFrom="page">
+              <wp14:pctWidth>0%</wp14:pctWidth>
+            </wp14:sizeRelH>
+            <wp14:sizeRelV relativeFrom="page">
+              <wp14:pctHeight>0%</wp14:pctHeight>
+            </wp14:sizeRelV>
+          </wp:anchor>
+        </w:drawing>
+      </w:r>
+      <w:r>
+        <w:rPr>
+          <w:sz w:val="20"/>
+          <w:szCs w:val="20"/>
+        </w:rPr>
+        <w:t xml:space="preserve">Dominant </w:t>
+      </w:r>
+      <w:r>
+        <w:rPr>
+          <w:sz w:val="20"/>
+          <w:szCs w:val="20"/>
+        </w:rPr>
+        <w:t>E</w:t>
+      </w:r>
+      <w:r>
+        <w:rPr>
+          <w:sz w:val="20"/>
+          <w:szCs w:val="20"/>
+        </w:rPr>
+        <w:t xml:space="preserve">motion Matrices </w:t>
+      </w:r>
+    </w:p>
+    <w:p>
+      <w:pPr>
+        <w:pStyle w:val="pdq2pgselectionanchorcontainer"/>
+        <w:spacing w:before="0pt" w:beforeAutospacing="0" w:after="0pt" w:afterAutospacing="0"/>
+        <w:jc w:val="both"/>
+        <w:rPr>
+          <w:sz w:val="20"/>
+          <w:szCs w:val="20"/>
+        </w:rPr>
+      </w:pPr>
+      <w:r>
+        <w:rPr>
+          <w:noProof/>
+        </w:rPr>
+        <w:drawing>
+          <wp:anchor distT="0" distB="0" distL="114300" distR="114300" simplePos="0" relativeHeight="251678208" behindDoc="0" locked="0" layoutInCell="1" allowOverlap="1" wp14:anchorId="58B76551" wp14:editId="36450CF8">
+            <wp:simplePos x="0" y="0"/>
+            <wp:positionH relativeFrom="column">
+              <wp:posOffset>1488036</wp:posOffset>
+            </wp:positionH>
+            <wp:positionV relativeFrom="paragraph">
+              <wp:posOffset>1430424</wp:posOffset>
+            </wp:positionV>
+            <wp:extent cx="365760" cy="143799"/>
+            <wp:effectExtent l="0" t="0" r="2540" b="8890"/>
+            <wp:wrapNone/>
+            <wp:docPr id="1915766925" name="Text Box 6"/>
+            <wp:cNvGraphicFramePr/>
+            <a:graphic xmlns:a="http://purl.oclc.org/ooxml/drawingml/main">
+              <a:graphicData uri="http://schemas.microsoft.com/office/word/2010/wordprocessingShape">
+                <wp:wsp>
+                  <wp:cNvSpPr txBox="1"/>
+                  <wp:spPr>
+                    <a:xfrm>
+                      <a:off x="0" y="0"/>
+                      <a:ext cx="365760" cy="143799"/>
+                    </a:xfrm>
+                    <a:prstGeom prst="rect">
+                      <a:avLst/>
+                    </a:prstGeom>
+                    <a:noFill/>
+                    <a:ln>
+                      <a:noFill/>
+                    </a:ln>
+                  </wp:spPr>
+                  <wp:style>
+                    <a:lnRef idx="0">
+                      <a:scrgbClr r="0%" g="0%" b="0%"/>
+                    </a:lnRef>
+                    <a:fillRef idx="0">
+                      <a:scrgbClr r="0%" g="0%" b="0%"/>
+                    </a:fillRef>
+                    <a:effectRef idx="0">
+                      <a:scrgbClr r="0%" g="0%" b="0%"/>
+                    </a:effectRef>
+                    <a:fontRef idx="minor">
+                      <a:schemeClr val="dk1"/>
+                    </a:fontRef>
+                  </wp:style>
+                  <wp:txbx>
+                    <wne:txbxContent>
+                      <w:p>
+                        <w:pPr>
+                          <w:rPr>
+                            <w:sz w:val="16"/>
+                            <w:szCs w:val="16"/>
+                          </w:rPr>
+                        </w:pPr>
+                        <w:r>
+                          <w:rPr>
+                            <w:sz w:val="16"/>
+                            <w:szCs w:val="16"/>
+                          </w:rPr>
+                          <w:t>Fig. x</w:t>
+                        </w:r>
+                      </w:p>
+                    </wne:txbxContent>
+                  </wp:txbx>
+                  <wp:bodyPr rot="0" spcFirstLastPara="0" vertOverflow="overflow" horzOverflow="overflow" vert="horz" wrap="square" lIns="0" tIns="0" rIns="0" bIns="0" numCol="1" spcCol="0" rtlCol="0" fromWordArt="0" anchor="t" anchorCtr="0" forceAA="0" compatLnSpc="1">
+                    <a:prstTxWarp prst="textNoShape">
+                      <a:avLst/>
+                    </a:prstTxWarp>
+                    <a:noAutofit/>
+                  </wp:bodyPr>
+                </wp:wsp>
+              </a:graphicData>
+            </a:graphic>
+            <wp14:sizeRelH relativeFrom="margin">
+              <wp14:pctWidth>0%</wp14:pctWidth>
+            </wp14:sizeRelH>
+            <wp14:sizeRelV relativeFrom="margin">
+              <wp14:pctHeight>0%</wp14:pctHeight>
+            </wp14:sizeRelV>
+          </wp:anchor>
+        </w:drawing>
+      </w:r>
+    </w:p>
+    <w:p>
+      <w:pPr>
+        <w:pStyle w:val="pdq2pgselectionanchorcontainer"/>
+        <w:spacing w:before="0pt" w:beforeAutospacing="0" w:after="0pt" w:afterAutospacing="0"/>
+        <w:jc w:val="both"/>
+        <w:rPr>
+          <w:rStyle w:val="Emphasis"/>
           <w:i w:val="0"/>
-        </w:rPr>
-        <w:t>Place figures and tables at the top and bottom of columns. Avoid placing them in the middle of columns. Large figures and tables may span across both columns. Figure captions should be below the figures; table heads should appear above the tables. Insert figures and tables after they are cited in the text. Use the abbreviation “Fig. 1”, even at the beginning of a sentence.</w:t>
-      </w:r>
-    </w:p>
-    <w:p>
-      <w:pPr>
-        <w:pStyle w:val="tablehead"/>
-      </w:pPr>
-      <w:r>
-        <w:t>Table Type Styles</w:t>
-      </w:r>
-    </w:p>
-    <w:tbl>
-      <w:tblPr>
-        <w:tblW w:w="0pt" w:type="dxa"/>
-        <w:jc w:val="center"/>
-        <w:tblBorders>
-          <w:top w:val="single" w:sz="2" w:space="0" w:color="auto"/>
-          <w:start w:val="single" w:sz="2" w:space="0" w:color="auto"/>
-          <w:bottom w:val="single" w:sz="2" w:space="0" w:color="auto"/>
-          <w:end w:val="single" w:sz="2" w:space="0" w:color="auto"/>
-          <w:insideH w:val="single" w:sz="2" w:space="0" w:color="auto"/>
-          <w:insideV w:val="single" w:sz="2" w:space="0" w:color="auto"/>
-        </w:tblBorders>
-        <w:tblLayout w:type="fixed"/>
-        <w:tblLook w:firstRow="0" w:lastRow="0" w:firstColumn="0" w:lastColumn="0" w:noHBand="0" w:noVBand="0"/>
-      </w:tblPr>
-      <w:tblGrid>
-        <w:gridCol w:w="720"/>
-        <w:gridCol w:w="2340"/>
-        <w:gridCol w:w="900"/>
-        <w:gridCol w:w="900"/>
-      </w:tblGrid>
-      <w:tr>
-        <w:trPr>
-          <w:cantSplit/>
-          <w:trHeight w:val="240"/>
-          <w:tblHeader/>
-          <w:jc w:val="center"/>
-        </w:trPr>
-        <w:tc>
-          <w:tcPr>
-            <w:tcW w:w="36pt" w:type="dxa"/>
-            <w:vMerge w:val="restart"/>
-            <w:vAlign w:val="center"/>
-          </w:tcPr>
-          <w:p>
-            <w:pPr>
-              <w:pStyle w:val="tablecolhead"/>
-            </w:pPr>
-            <w:r>
-              <w:t>Table Head</w:t>
-            </w:r>
-          </w:p>
-        </w:tc>
-        <w:tc>
-          <w:tcPr>
-            <w:tcW w:w="207pt" w:type="dxa"/>
-            <w:gridSpan w:val="3"/>
-            <w:vAlign w:val="center"/>
-          </w:tcPr>
-          <w:p>
-            <w:pPr>
-              <w:pStyle w:val="tablecolhead"/>
-            </w:pPr>
-            <w:r>
-              <w:t>Table Column Head</w:t>
-            </w:r>
-          </w:p>
-        </w:tc>
-      </w:tr>
-      <w:tr>
-        <w:trPr>
-          <w:cantSplit/>
-          <w:trHeight w:val="240"/>
-          <w:tblHeader/>
-          <w:jc w:val="center"/>
-        </w:trPr>
-        <w:tc>
-          <w:tcPr>
-            <w:tcW w:w="36pt" w:type="dxa"/>
-            <w:vMerge/>
-          </w:tcPr>
-          <w:p>
-            <w:pPr>
-              <w:rPr>
-                <w:sz w:val="16"/>
-                <w:szCs w:val="16"/>
-              </w:rPr>
-            </w:pPr>
-          </w:p>
-        </w:tc>
-        <w:tc>
-          <w:tcPr>
-            <w:tcW w:w="117pt" w:type="dxa"/>
-            <w:vAlign w:val="center"/>
-          </w:tcPr>
-          <w:p>
-            <w:pPr>
-              <w:pStyle w:val="tablecolsubhead"/>
-            </w:pPr>
-            <w:r>
-              <w:t>Table column subhead</w:t>
-            </w:r>
-          </w:p>
-        </w:tc>
-        <w:tc>
-          <w:tcPr>
-            <w:tcW w:w="45pt" w:type="dxa"/>
-            <w:vAlign w:val="center"/>
-          </w:tcPr>
-          <w:p>
-            <w:pPr>
-              <w:pStyle w:val="tablecolsubhead"/>
-            </w:pPr>
-            <w:r>
-              <w:t>Subhead</w:t>
-            </w:r>
-          </w:p>
-        </w:tc>
-        <w:tc>
-          <w:tcPr>
-            <w:tcW w:w="45pt" w:type="dxa"/>
-            <w:vAlign w:val="center"/>
-          </w:tcPr>
-          <w:p>
-            <w:pPr>
-              <w:pStyle w:val="tablecolsubhead"/>
-            </w:pPr>
-            <w:r>
-              <w:t>Subhead</w:t>
-            </w:r>
-          </w:p>
-        </w:tc>
-      </w:tr>
-      <w:tr>
-        <w:trPr>
-          <w:trHeight w:val="320"/>
-          <w:jc w:val="center"/>
-        </w:trPr>
-        <w:tc>
-          <w:tcPr>
-            <w:tcW w:w="36pt" w:type="dxa"/>
-            <w:vAlign w:val="center"/>
-          </w:tcPr>
-          <w:p>
-            <w:pPr>
-              <w:pStyle w:val="tablecopy"/>
-              <w:rPr>
-                <w:sz w:val="8"/>
-                <w:szCs w:val="8"/>
-              </w:rPr>
-            </w:pPr>
-            <w:r>
-              <w:t>copy</w:t>
-            </w:r>
-          </w:p>
-        </w:tc>
-        <w:tc>
-          <w:tcPr>
-            <w:tcW w:w="117pt" w:type="dxa"/>
-            <w:vAlign w:val="center"/>
-          </w:tcPr>
-          <w:p>
-            <w:pPr>
-              <w:pStyle w:val="tablecopy"/>
-            </w:pPr>
-            <w:r>
-              <w:t>More table copy</w:t>
-            </w:r>
-            <w:r>
-              <w:rPr>
-                <w:vertAlign w:val="superscript"/>
-              </w:rPr>
-              <w:t>a</w:t>
-            </w:r>
-          </w:p>
-        </w:tc>
-        <w:tc>
-          <w:tcPr>
-            <w:tcW w:w="45pt" w:type="dxa"/>
-            <w:vAlign w:val="center"/>
-          </w:tcPr>
-          <w:p>
-            <w:pPr>
-              <w:rPr>
-                <w:sz w:val="16"/>
-                <w:szCs w:val="16"/>
-              </w:rPr>
-            </w:pPr>
-          </w:p>
-        </w:tc>
-        <w:tc>
-          <w:tcPr>
-            <w:tcW w:w="45pt" w:type="dxa"/>
-            <w:vAlign w:val="center"/>
-          </w:tcPr>
-          <w:p>
-            <w:pPr>
-              <w:rPr>
-                <w:sz w:val="16"/>
-                <w:szCs w:val="16"/>
-              </w:rPr>
-            </w:pPr>
-          </w:p>
-        </w:tc>
-      </w:tr>
-    </w:tbl>
-    <w:p>
-      <w:pPr>
-        <w:pStyle w:val="tablefootnote"/>
-      </w:pPr>
-      <w:r>
-        <w:t xml:space="preserve">Sample </w:t>
-      </w:r>
-      <w:r>
-        <w:t>of</w:t>
-      </w:r>
-      <w:r>
-        <w:t xml:space="preserve"> a </w:t>
-      </w:r>
-      <w:r>
-        <w:t>Table</w:t>
-      </w:r>
-      <w:r>
-        <w:t xml:space="preserve"> </w:t>
-      </w:r>
-      <w:r>
-        <w:t>footnote</w:t>
-      </w:r>
-      <w:r>
-        <w:t xml:space="preserve">. </w:t>
-      </w:r>
-      <w:r>
-        <w:t>(</w:t>
-      </w:r>
-      <w:r>
-        <w:rPr>
-          <w:i/>
-        </w:rPr>
-        <w:t>Table footnote</w:t>
-      </w:r>
-      <w:r>
-        <w:t>)</w:t>
-      </w:r>
-    </w:p>
-    <w:p>
-      <w:pPr>
-        <w:pStyle w:val="figurecaption"/>
-      </w:pPr>
-      <w:r>
-        <w:t xml:space="preserve">Example of a figure </w:t>
-      </w:r>
-      <w:r>
-        <w:t>caption</w:t>
-      </w:r>
-      <w:r>
-        <w:t xml:space="preserve">. </w:t>
-      </w:r>
-      <w:r>
-        <w:rPr>
-          <w:iCs/>
-        </w:rPr>
-        <w:t>(</w:t>
-      </w:r>
-      <w:r>
+          <w:iCs w:val="0"/>
+          <w:sz w:val="20"/>
+          <w:szCs w:val="20"/>
+        </w:rPr>
+      </w:pPr>
+    </w:p>
+    <w:p>
+      <w:pPr>
+        <w:pStyle w:val="pdq2pgselectionanchorcontainer"/>
+        <w:spacing w:before="0pt" w:beforeAutospacing="0" w:after="0pt" w:afterAutospacing="0"/>
+        <w:jc w:val="both"/>
         <w:rPr>
           <w:i/>
           <w:iCs/>
-        </w:rPr>
-        <w:t>figure caption</w:t>
-      </w:r>
-      <w:r>
-        <w:rPr>
+          <w:sz w:val="20"/>
+          <w:szCs w:val="20"/>
+        </w:rPr>
+      </w:pPr>
+      <w:r>
+        <w:rPr>
+          <w:rStyle w:val="Emphasis"/>
+          <w:i w:val="0"/>
+          <w:iCs w:val="0"/>
+          <w:sz w:val="20"/>
+          <w:szCs w:val="20"/>
+        </w:rPr>
+        <w:t xml:space="preserve">Figure </w:t>
+      </w:r>
+      <w:r>
+        <w:rPr>
+          <w:rStyle w:val="Emphasis"/>
+          <w:i w:val="0"/>
+          <w:iCs w:val="0"/>
+          <w:sz w:val="20"/>
+          <w:szCs w:val="20"/>
+        </w:rPr>
+        <w:t>[x]</w:t>
+      </w:r>
+      <w:r>
+        <w:rPr>
+          <w:rStyle w:val="Emphasis"/>
+          <w:i w:val="0"/>
+          <w:iCs w:val="0"/>
+          <w:sz w:val="20"/>
+          <w:szCs w:val="20"/>
+        </w:rPr>
+        <w:t xml:space="preserve"> presents the dominant-emotion</w:t>
+      </w:r>
+      <w:r>
+        <w:rPr>
+          <w:rStyle w:val="Emphasis"/>
+          <w:i w:val="0"/>
+          <w:iCs w:val="0"/>
+          <w:sz w:val="20"/>
+          <w:szCs w:val="20"/>
+        </w:rPr>
+        <w:t xml:space="preserve"> </w:t>
+      </w:r>
+      <w:r>
+        <w:rPr>
+          <w:rStyle w:val="Emphasis"/>
+          <w:i w:val="0"/>
+          <w:iCs w:val="0"/>
+          <w:sz w:val="20"/>
+          <w:szCs w:val="20"/>
+        </w:rPr>
+        <w:t xml:space="preserve">matrices comparing the pooled human responses with the predictions produced by FER and </w:t>
+      </w:r>
+      <w:proofErr w:type="spellStart"/>
+      <w:r>
+        <w:rPr>
+          <w:rStyle w:val="Emphasis"/>
+          <w:i w:val="0"/>
+          <w:iCs w:val="0"/>
+          <w:sz w:val="20"/>
+          <w:szCs w:val="20"/>
+        </w:rPr>
+        <w:t>DeepFace</w:t>
+      </w:r>
+      <w:proofErr w:type="spellEnd"/>
+      <w:r>
+        <w:rPr>
+          <w:rStyle w:val="Emphasis"/>
+          <w:i w:val="0"/>
+          <w:iCs w:val="0"/>
+          <w:sz w:val="20"/>
+          <w:szCs w:val="20"/>
+        </w:rPr>
+        <w:t xml:space="preserve">. The diagonal elements represent cases in which the dominant emotion identified by the AI model matched the dominant emotion obtained from </w:t>
+      </w:r>
+      <w:r>
+        <w:rPr>
+          <w:rStyle w:val="Emphasis"/>
+          <w:i w:val="0"/>
+          <w:iCs w:val="0"/>
+          <w:sz w:val="20"/>
+          <w:szCs w:val="20"/>
+        </w:rPr>
+        <w:lastRenderedPageBreak/>
+        <w:t xml:space="preserve">the pooled human responses, while the off-diagonal elements indicate </w:t>
+      </w:r>
+      <w:r>
+        <w:rPr>
+          <w:rStyle w:val="Emphasis"/>
+          <w:i w:val="0"/>
+          <w:iCs w:val="0"/>
+          <w:sz w:val="20"/>
+          <w:szCs w:val="20"/>
+        </w:rPr>
+        <w:t>disagreement between the two.</w:t>
+      </w:r>
+    </w:p>
+    <w:p>
+      <w:pPr>
+        <w:pStyle w:val="NormalWeb"/>
+        <w:spacing w:before="0pt" w:beforeAutospacing="0" w:after="0pt" w:afterAutospacing="0"/>
+        <w:jc w:val="both"/>
+        <w:rPr>
+          <w:bCs/>
+          <w:i/>
           <w:iCs/>
-        </w:rPr>
-        <w:t>)</w:t>
-      </w:r>
-    </w:p>
+          <w:sz w:val="20"/>
+          <w:szCs w:val="20"/>
+        </w:rPr>
+      </w:pPr>
+      <w:r>
+        <w:rPr>
+          <w:rStyle w:val="Emphasis"/>
+          <w:bCs/>
+          <w:i w:val="0"/>
+          <w:iCs w:val="0"/>
+          <w:sz w:val="20"/>
+          <w:szCs w:val="20"/>
+        </w:rPr>
+        <w:t xml:space="preserve">Both models demonstrated strong agreement for </w:t>
+      </w:r>
+      <w:r>
+        <w:rPr>
+          <w:rStyle w:val="Strong"/>
+          <w:bCs w:val="0"/>
+          <w:sz w:val="20"/>
+          <w:szCs w:val="20"/>
+        </w:rPr>
+        <w:t>anger</w:t>
+      </w:r>
+      <w:r>
+        <w:rPr>
+          <w:rStyle w:val="Emphasis"/>
+          <w:bCs/>
+          <w:i w:val="0"/>
+          <w:iCs w:val="0"/>
+          <w:sz w:val="20"/>
+          <w:szCs w:val="20"/>
+        </w:rPr>
+        <w:t xml:space="preserve">, </w:t>
+      </w:r>
+      <w:r>
+        <w:rPr>
+          <w:rStyle w:val="Strong"/>
+          <w:bCs w:val="0"/>
+          <w:sz w:val="20"/>
+          <w:szCs w:val="20"/>
+        </w:rPr>
+        <w:t>happiness</w:t>
+      </w:r>
+      <w:r>
+        <w:rPr>
+          <w:rStyle w:val="Emphasis"/>
+          <w:bCs/>
+          <w:i w:val="0"/>
+          <w:iCs w:val="0"/>
+          <w:sz w:val="20"/>
+          <w:szCs w:val="20"/>
+        </w:rPr>
+        <w:t xml:space="preserve">, </w:t>
+      </w:r>
+      <w:r>
+        <w:rPr>
+          <w:rStyle w:val="Strong"/>
+          <w:bCs w:val="0"/>
+          <w:sz w:val="20"/>
+          <w:szCs w:val="20"/>
+        </w:rPr>
+        <w:t>sadness</w:t>
+      </w:r>
+      <w:r>
+        <w:rPr>
+          <w:rStyle w:val="Emphasis"/>
+          <w:bCs/>
+          <w:i w:val="0"/>
+          <w:iCs w:val="0"/>
+          <w:sz w:val="20"/>
+          <w:szCs w:val="20"/>
+        </w:rPr>
+        <w:t xml:space="preserve">, and </w:t>
+      </w:r>
+      <w:r>
+        <w:rPr>
+          <w:rStyle w:val="Strong"/>
+          <w:bCs w:val="0"/>
+          <w:sz w:val="20"/>
+          <w:szCs w:val="20"/>
+        </w:rPr>
+        <w:t>neutral</w:t>
+      </w:r>
+      <w:r>
+        <w:rPr>
+          <w:rStyle w:val="Emphasis"/>
+          <w:bCs/>
+          <w:i w:val="0"/>
+          <w:iCs w:val="0"/>
+          <w:sz w:val="20"/>
+          <w:szCs w:val="20"/>
+        </w:rPr>
+        <w:t xml:space="preserve">, as indicated by the prominent diagonal values. However, greater disagreement was observed for </w:t>
+      </w:r>
+      <w:r>
+        <w:rPr>
+          <w:rStyle w:val="Strong"/>
+          <w:bCs w:val="0"/>
+          <w:sz w:val="20"/>
+          <w:szCs w:val="20"/>
+        </w:rPr>
+        <w:t>disgust</w:t>
+      </w:r>
+      <w:r>
+        <w:rPr>
+          <w:rStyle w:val="Emphasis"/>
+          <w:bCs/>
+          <w:i w:val="0"/>
+          <w:iCs w:val="0"/>
+          <w:sz w:val="20"/>
+          <w:szCs w:val="20"/>
+        </w:rPr>
+        <w:t xml:space="preserve">, </w:t>
+      </w:r>
+      <w:r>
+        <w:rPr>
+          <w:rStyle w:val="Strong"/>
+          <w:bCs w:val="0"/>
+          <w:sz w:val="20"/>
+          <w:szCs w:val="20"/>
+        </w:rPr>
+        <w:t>fear</w:t>
+      </w:r>
+      <w:r>
+        <w:rPr>
+          <w:rStyle w:val="Emphasis"/>
+          <w:bCs/>
+          <w:i w:val="0"/>
+          <w:iCs w:val="0"/>
+          <w:sz w:val="20"/>
+          <w:szCs w:val="20"/>
+        </w:rPr>
+        <w:t xml:space="preserve">, and </w:t>
+      </w:r>
+      <w:r>
+        <w:rPr>
+          <w:rStyle w:val="Strong"/>
+          <w:bCs w:val="0"/>
+          <w:sz w:val="20"/>
+          <w:szCs w:val="20"/>
+        </w:rPr>
+        <w:t>surprise</w:t>
+      </w:r>
+      <w:r>
+        <w:rPr>
+          <w:rStyle w:val="Emphasis"/>
+          <w:bCs/>
+          <w:i w:val="0"/>
+          <w:iCs w:val="0"/>
+          <w:sz w:val="20"/>
+          <w:szCs w:val="20"/>
+        </w:rPr>
+        <w:t xml:space="preserve">, where predictions were more frequently distributed across multiple emotion categories. In particular, FER exhibited stronger agreement with the pooled human responses for </w:t>
+      </w:r>
+      <w:r>
+        <w:rPr>
+          <w:rStyle w:val="Strong"/>
+          <w:bCs w:val="0"/>
+          <w:sz w:val="20"/>
+          <w:szCs w:val="20"/>
+        </w:rPr>
+        <w:t>anger</w:t>
+      </w:r>
+      <w:r>
+        <w:rPr>
+          <w:rStyle w:val="Emphasis"/>
+          <w:bCs/>
+          <w:i w:val="0"/>
+          <w:iCs w:val="0"/>
+          <w:sz w:val="20"/>
+          <w:szCs w:val="20"/>
+        </w:rPr>
+        <w:t xml:space="preserve">, </w:t>
+      </w:r>
+      <w:r>
+        <w:rPr>
+          <w:rStyle w:val="Strong"/>
+          <w:bCs w:val="0"/>
+          <w:sz w:val="20"/>
+          <w:szCs w:val="20"/>
+        </w:rPr>
+        <w:t>surprise</w:t>
+      </w:r>
+      <w:r>
+        <w:rPr>
+          <w:rStyle w:val="Emphasis"/>
+          <w:bCs/>
+          <w:i w:val="0"/>
+          <w:iCs w:val="0"/>
+          <w:sz w:val="20"/>
+          <w:szCs w:val="20"/>
+        </w:rPr>
+        <w:t xml:space="preserve">, and </w:t>
+      </w:r>
+      <w:r>
+        <w:rPr>
+          <w:rStyle w:val="Strong"/>
+          <w:bCs w:val="0"/>
+          <w:sz w:val="20"/>
+          <w:szCs w:val="20"/>
+        </w:rPr>
+        <w:t>neutral</w:t>
+      </w:r>
+      <w:r>
+        <w:rPr>
+          <w:rStyle w:val="Emphasis"/>
+          <w:bCs/>
+          <w:i w:val="0"/>
+          <w:iCs w:val="0"/>
+          <w:sz w:val="20"/>
+          <w:szCs w:val="20"/>
+        </w:rPr>
+        <w:t xml:space="preserve">, whereas </w:t>
+      </w:r>
+      <w:proofErr w:type="spellStart"/>
+      <w:r>
+        <w:rPr>
+          <w:rStyle w:val="Emphasis"/>
+          <w:bCs/>
+          <w:i w:val="0"/>
+          <w:iCs w:val="0"/>
+          <w:sz w:val="20"/>
+          <w:szCs w:val="20"/>
+        </w:rPr>
+        <w:t>DeepFace</w:t>
+      </w:r>
+      <w:proofErr w:type="spellEnd"/>
+      <w:r>
+        <w:rPr>
+          <w:rStyle w:val="Emphasis"/>
+          <w:bCs/>
+          <w:i w:val="0"/>
+          <w:iCs w:val="0"/>
+          <w:sz w:val="20"/>
+          <w:szCs w:val="20"/>
+        </w:rPr>
+        <w:t xml:space="preserve"> showed increased confusion between </w:t>
+      </w:r>
+      <w:r>
+        <w:rPr>
+          <w:rStyle w:val="Strong"/>
+          <w:bCs w:val="0"/>
+          <w:sz w:val="20"/>
+          <w:szCs w:val="20"/>
+        </w:rPr>
+        <w:t>surprise</w:t>
+      </w:r>
+      <w:r>
+        <w:rPr>
+          <w:rStyle w:val="Emphasis"/>
+          <w:bCs/>
+          <w:i w:val="0"/>
+          <w:iCs w:val="0"/>
+          <w:sz w:val="20"/>
+          <w:szCs w:val="20"/>
+        </w:rPr>
+        <w:t xml:space="preserve">, </w:t>
+      </w:r>
+      <w:r>
+        <w:rPr>
+          <w:rStyle w:val="Strong"/>
+          <w:bCs w:val="0"/>
+          <w:sz w:val="20"/>
+          <w:szCs w:val="20"/>
+        </w:rPr>
+        <w:t>fear</w:t>
+      </w:r>
+      <w:r>
+        <w:rPr>
+          <w:rStyle w:val="Emphasis"/>
+          <w:bCs/>
+          <w:i w:val="0"/>
+          <w:iCs w:val="0"/>
+          <w:sz w:val="20"/>
+          <w:szCs w:val="20"/>
+        </w:rPr>
+        <w:t xml:space="preserve">, and </w:t>
+      </w:r>
+      <w:r>
+        <w:rPr>
+          <w:rStyle w:val="Strong"/>
+          <w:bCs w:val="0"/>
+          <w:sz w:val="20"/>
+          <w:szCs w:val="20"/>
+        </w:rPr>
+        <w:t>neutral</w:t>
+      </w:r>
+      <w:r>
+        <w:rPr>
+          <w:rStyle w:val="Emphasis"/>
+          <w:bCs/>
+          <w:i w:val="0"/>
+          <w:iCs w:val="0"/>
+          <w:sz w:val="20"/>
+          <w:szCs w:val="20"/>
+        </w:rPr>
+        <w:t>. These findings indicate that although both models successfully identified several dominant emotions, they differed in their interpretation of more ambiguous facial expressions.</w:t>
+      </w:r>
+    </w:p>
+    <w:p>
+      <w:pPr>
+        <w:pStyle w:val="pdq2pgselectionanchorcontainer"/>
+        <w:spacing w:before="0pt" w:beforeAutospacing="0" w:after="0pt" w:afterAutospacing="0"/>
+        <w:jc w:val="both"/>
+        <w:rPr>
+          <w:sz w:val="20"/>
+          <w:szCs w:val="20"/>
+        </w:rPr>
+      </w:pPr>
+    </w:p>
+    <w:p>
+      <w:pPr>
+        <w:pStyle w:val="pdq2pgselectionanchorcontainer"/>
+        <w:spacing w:before="0pt" w:beforeAutospacing="0" w:after="0pt" w:afterAutospacing="0"/>
+        <w:ind w:start="36pt"/>
+        <w:rPr>
+          <w:sz w:val="20"/>
+          <w:szCs w:val="20"/>
+        </w:rPr>
+      </w:pPr>
+    </w:p>
+    <w:p>
+      <w:pPr>
+        <w:pStyle w:val="pdq2pgselectionanchorcontainer"/>
+        <w:spacing w:before="0pt" w:beforeAutospacing="0"/>
+        <w:jc w:val="both"/>
+        <w:rPr>
+          <w:sz w:val="20"/>
+          <w:szCs w:val="20"/>
+        </w:rPr>
+      </w:pPr>
+    </w:p>
+    <w:p>
+      <w:pPr>
+        <w:pStyle w:val="pdq2pgselectionanchorcontainer"/>
+        <w:spacing w:before="0pt" w:beforeAutospacing="0"/>
+        <w:ind w:firstLine="14.40pt"/>
+        <w:jc w:val="both"/>
+        <w:rPr>
+          <w:sz w:val="20"/>
+          <w:szCs w:val="20"/>
+        </w:rPr>
+      </w:pPr>
+    </w:p>
+    <w:p>
+      <w:pPr>
+        <w:pStyle w:val="Heading2"/>
+        <w:rPr>
+          <w:b/>
+          <w:bCs/>
+        </w:rPr>
+      </w:pPr>
+      <w:r>
+        <w:rPr>
+          <w:b/>
+          <w:bCs/>
+        </w:rPr>
+        <w:t xml:space="preserve">Robustness Under Image Degradation </w:t>
+      </w:r>
+    </w:p>
+    <w:p>
+      <w:pPr>
+        <w:jc w:val="both"/>
+      </w:pPr>
+    </w:p>
+    <w:p/>
+    <w:p>
+      <w:pPr>
+        <w:pStyle w:val="Heading2"/>
+      </w:pPr>
+    </w:p>
+    <w:p>
+      <w:pPr>
+        <w:pStyle w:val="Heading2"/>
+      </w:pPr>
+      <w:r>
+        <w:t>Wibrfn</w:t>
+      </w:r>
+    </w:p>
+    <w:p/>
     <w:p>
       <w:pPr>
         <w:pStyle w:val="BodyText"/>
       </w:pPr>
       <w:r>
-        <w:t>Figure Labels: Use 8 point Times New Roman for Figure labels. Use words rather than symbols or abbreviations when writing Figure axis labels to avoid confusing the reader. As an example, write the quantity “Magnetization”, or “Magnetization, M”, not just “M”. If including units in the label, present them within parentheses. Do not label axes only with units. In the example, write “Magnetization (A/m)” or “Magnetization {A[m(1)]}”, not just “A/m”. Do not label axes</w:t>
-      </w:r>
-      <w:r>
-        <w:t xml:space="preserve"> </w:t>
-      </w:r>
-      <w:r>
-        <w:t>with a ratio of quantities and units. For example, write “Temperature (K)”, not “Temperature/K”.</w:t>
+        <w:t>/K”.</w:t>
       </w:r>
     </w:p>
     <w:p>
@@ -2536,7 +3749,6 @@
         <w:ind w:start="17.70pt" w:hanging="17.70pt"/>
       </w:pPr>
       <w:r>
-        <w:lastRenderedPageBreak/>
         <w:t>J. Clerk Maxwell, A Treatise on Electricity and Magnetism, 3rd ed., vol. 2. Oxford: Clarendon, 1892, pp.68–73.</w:t>
       </w:r>
     </w:p>
@@ -2620,7 +3832,7 @@
       <w:r>
         <w:t xml:space="preserve"> Code Ocean, Aug. 2023. [Online]. Available: </w:t>
       </w:r>
-      <w:hyperlink r:id="rId12" w:history="1">
+      <w:hyperlink r:id="rId15" w:history="1">
         <w:r>
           <w:t>https://codeocean.com/capsule/4989235/tree</w:t>
         </w:r>
@@ -2659,7 +3871,7 @@
       <w:r>
         <w:t xml:space="preserve"> 2013, arXiv:1312.6114. [Online]. Available: </w:t>
       </w:r>
-      <w:hyperlink r:id="rId13" w:history="1">
+      <w:hyperlink r:id="rId16" w:history="1">
         <w:r>
           <w:t>https://arxiv.org/abs/1312.6114</w:t>
         </w:r>
@@ -4264,6 +5476,97 @@
     </w:lvl>
   </w:abstractNum>
   <w:abstractNum w:abstractNumId="19" w15:restartNumberingAfterBreak="0">
+    <w:nsid w:val="4A7405D9"/>
+    <w:multiLevelType w:val="hybridMultilevel"/>
+    <w:tmpl w:val="E2740FE6"/>
+    <w:lvl w:ilvl="0" w:tplc="19648572">
+      <w:start w:val="1"/>
+      <w:numFmt w:val="decimal"/>
+      <w:lvlText w:val="B.%1"/>
+      <w:lvlJc w:val="start"/>
+      <w:pPr>
+        <w:ind w:start="36pt" w:hanging="18pt"/>
+      </w:pPr>
+      <w:rPr>
+        <w:rFonts w:hint="default"/>
+        <w:b w:val="0"/>
+        <w:i w:val="0"/>
+      </w:rPr>
+    </w:lvl>
+    <w:lvl w:ilvl="1" w:tplc="04090019" w:tentative="1">
+      <w:start w:val="1"/>
+      <w:numFmt w:val="lowerLetter"/>
+      <w:lvlText w:val="%2."/>
+      <w:lvlJc w:val="start"/>
+      <w:pPr>
+        <w:ind w:start="72pt" w:hanging="18pt"/>
+      </w:pPr>
+    </w:lvl>
+    <w:lvl w:ilvl="2" w:tplc="0409001B" w:tentative="1">
+      <w:start w:val="1"/>
+      <w:numFmt w:val="lowerRoman"/>
+      <w:lvlText w:val="%3."/>
+      <w:lvlJc w:val="end"/>
+      <w:pPr>
+        <w:ind w:start="108pt" w:hanging="9pt"/>
+      </w:pPr>
+    </w:lvl>
+    <w:lvl w:ilvl="3" w:tplc="0409000F" w:tentative="1">
+      <w:start w:val="1"/>
+      <w:numFmt w:val="decimal"/>
+      <w:lvlText w:val="%4."/>
+      <w:lvlJc w:val="start"/>
+      <w:pPr>
+        <w:ind w:start="144pt" w:hanging="18pt"/>
+      </w:pPr>
+    </w:lvl>
+    <w:lvl w:ilvl="4" w:tplc="04090019" w:tentative="1">
+      <w:start w:val="1"/>
+      <w:numFmt w:val="lowerLetter"/>
+      <w:lvlText w:val="%5."/>
+      <w:lvlJc w:val="start"/>
+      <w:pPr>
+        <w:ind w:start="180pt" w:hanging="18pt"/>
+      </w:pPr>
+    </w:lvl>
+    <w:lvl w:ilvl="5" w:tplc="0409001B" w:tentative="1">
+      <w:start w:val="1"/>
+      <w:numFmt w:val="lowerRoman"/>
+      <w:lvlText w:val="%6."/>
+      <w:lvlJc w:val="end"/>
+      <w:pPr>
+        <w:ind w:start="216pt" w:hanging="9pt"/>
+      </w:pPr>
+    </w:lvl>
+    <w:lvl w:ilvl="6" w:tplc="0409000F" w:tentative="1">
+      <w:start w:val="1"/>
+      <w:numFmt w:val="decimal"/>
+      <w:lvlText w:val="%7."/>
+      <w:lvlJc w:val="start"/>
+      <w:pPr>
+        <w:ind w:start="252pt" w:hanging="18pt"/>
+      </w:pPr>
+    </w:lvl>
+    <w:lvl w:ilvl="7" w:tplc="04090019" w:tentative="1">
+      <w:start w:val="1"/>
+      <w:numFmt w:val="lowerLetter"/>
+      <w:lvlText w:val="%8."/>
+      <w:lvlJc w:val="start"/>
+      <w:pPr>
+        <w:ind w:start="288pt" w:hanging="18pt"/>
+      </w:pPr>
+    </w:lvl>
+    <w:lvl w:ilvl="8" w:tplc="0409001B" w:tentative="1">
+      <w:start w:val="1"/>
+      <w:numFmt w:val="lowerRoman"/>
+      <w:lvlText w:val="%9."/>
+      <w:lvlJc w:val="end"/>
+      <w:pPr>
+        <w:ind w:start="324pt" w:hanging="9pt"/>
+      </w:pPr>
+    </w:lvl>
+  </w:abstractNum>
+  <w:abstractNum w:abstractNumId="20" w15:restartNumberingAfterBreak="0">
     <w:nsid w:val="4ADB6C2E"/>
     <w:multiLevelType w:val="hybridMultilevel"/>
     <w:tmpl w:val="DAAA2C82"/>
@@ -4349,7 +5652,7 @@
       </w:pPr>
     </w:lvl>
   </w:abstractNum>
-  <w:abstractNum w:abstractNumId="20" w15:restartNumberingAfterBreak="0">
+  <w:abstractNum w:abstractNumId="21" w15:restartNumberingAfterBreak="0">
     <w:nsid w:val="52CA544A"/>
     <w:multiLevelType w:val="singleLevel"/>
     <w:tmpl w:val="AED6D67E"/>
@@ -4376,7 +5679,7 @@
       </w:rPr>
     </w:lvl>
   </w:abstractNum>
-  <w:abstractNum w:abstractNumId="21" w15:restartNumberingAfterBreak="0">
+  <w:abstractNum w:abstractNumId="22" w15:restartNumberingAfterBreak="0">
     <w:nsid w:val="618A32D8"/>
     <w:multiLevelType w:val="hybridMultilevel"/>
     <w:tmpl w:val="80E2F2AA"/>
@@ -4462,7 +5765,7 @@
       </w:pPr>
     </w:lvl>
   </w:abstractNum>
-  <w:abstractNum w:abstractNumId="22" w15:restartNumberingAfterBreak="0">
+  <w:abstractNum w:abstractNumId="23" w15:restartNumberingAfterBreak="0">
     <w:nsid w:val="620D6948"/>
     <w:multiLevelType w:val="hybridMultilevel"/>
     <w:tmpl w:val="A1887704"/>
@@ -4553,7 +5856,7 @@
       </w:pPr>
     </w:lvl>
   </w:abstractNum>
-  <w:abstractNum w:abstractNumId="23" w15:restartNumberingAfterBreak="0">
+  <w:abstractNum w:abstractNumId="24" w15:restartNumberingAfterBreak="0">
     <w:nsid w:val="6C402C58"/>
     <w:multiLevelType w:val="hybridMultilevel"/>
     <w:tmpl w:val="9A1CA078"/>
@@ -4698,7 +6001,7 @@
       </w:rPr>
     </w:lvl>
   </w:abstractNum>
-  <w:abstractNum w:abstractNumId="24" w15:restartNumberingAfterBreak="0">
+  <w:abstractNum w:abstractNumId="25" w15:restartNumberingAfterBreak="0">
     <w:nsid w:val="6CD32DA8"/>
     <w:multiLevelType w:val="singleLevel"/>
     <w:tmpl w:val="166470C2"/>
@@ -4724,7 +6027,7 @@
       </w:rPr>
     </w:lvl>
   </w:abstractNum>
-  <w:abstractNum w:abstractNumId="25" w15:restartNumberingAfterBreak="0">
+  <w:abstractNum w:abstractNumId="26" w15:restartNumberingAfterBreak="0">
     <w:nsid w:val="711E5664"/>
     <w:multiLevelType w:val="hybridMultilevel"/>
     <w:tmpl w:val="0B10A338"/>
@@ -4810,7 +6113,7 @@
       </w:pPr>
     </w:lvl>
   </w:abstractNum>
-  <w:abstractNum w:abstractNumId="26" w15:restartNumberingAfterBreak="0">
+  <w:abstractNum w:abstractNumId="27" w15:restartNumberingAfterBreak="0">
     <w:nsid w:val="7A765849"/>
     <w:multiLevelType w:val="hybridMultilevel"/>
     <w:tmpl w:val="67C432C6"/>
@@ -4927,7 +6230,7 @@
     <w:abstractNumId w:val="15"/>
   </w:num>
   <w:num w:numId="2" w16cid:durableId="568543031">
-    <w:abstractNumId w:val="23"/>
+    <w:abstractNumId w:val="24"/>
   </w:num>
   <w:num w:numId="3" w16cid:durableId="1207790780">
     <w:abstractNumId w:val="14"/>
@@ -4945,10 +6248,10 @@
     <w:abstractNumId w:val="17"/>
   </w:num>
   <w:num w:numId="8" w16cid:durableId="2088458160">
-    <w:abstractNumId w:val="20"/>
+    <w:abstractNumId w:val="21"/>
   </w:num>
   <w:num w:numId="9" w16cid:durableId="231694775">
-    <w:abstractNumId w:val="24"/>
+    <w:abstractNumId w:val="25"/>
   </w:num>
   <w:num w:numId="10" w16cid:durableId="2126189682">
     <w:abstractNumId w:val="16"/>
@@ -4999,19 +6302,22 @@
     <w:abstractNumId w:val="11"/>
   </w:num>
   <w:num w:numId="26" w16cid:durableId="174543465">
-    <w:abstractNumId w:val="19"/>
+    <w:abstractNumId w:val="20"/>
   </w:num>
   <w:num w:numId="27" w16cid:durableId="4676099">
-    <w:abstractNumId w:val="25"/>
+    <w:abstractNumId w:val="26"/>
   </w:num>
   <w:num w:numId="28" w16cid:durableId="1805346194">
-    <w:abstractNumId w:val="21"/>
+    <w:abstractNumId w:val="22"/>
   </w:num>
   <w:num w:numId="29" w16cid:durableId="937907855">
-    <w:abstractNumId w:val="26"/>
+    <w:abstractNumId w:val="27"/>
   </w:num>
   <w:num w:numId="30" w16cid:durableId="936985022">
-    <w:abstractNumId w:val="22"/>
+    <w:abstractNumId w:val="23"/>
+  </w:num>
+  <w:num w:numId="31" w16cid:durableId="1654094887">
+    <w:abstractNumId w:val="19"/>
   </w:num>
 </w:numbering>
 </file>
@@ -5041,8 +6347,9 @@
     <w:lsdException w:name="caption" w:semiHidden="1" w:unhideWhenUsed="1" w:qFormat="1"/>
     <w:lsdException w:name="Title" w:qFormat="1"/>
     <w:lsdException w:name="Subtitle" w:qFormat="1"/>
-    <w:lsdException w:name="Strong" w:qFormat="1"/>
-    <w:lsdException w:name="Emphasis" w:qFormat="1"/>
+    <w:lsdException w:name="Strong" w:uiPriority="22" w:qFormat="1"/>
+    <w:lsdException w:name="Emphasis" w:uiPriority="20" w:qFormat="1"/>
+    <w:lsdException w:name="Normal (Web)" w:uiPriority="99"/>
     <w:lsdException w:name="Normal Table" w:semiHidden="1" w:unhideWhenUsed="1"/>
     <w:lsdException w:name="Table Simple 1" w:semiHidden="1" w:unhideWhenUsed="1"/>
     <w:lsdException w:name="Table Simple 2" w:semiHidden="1" w:unhideWhenUsed="1"/>
@@ -5434,7 +6741,6 @@
   <w:style w:type="character" w:default="1" w:styleId="DefaultParagraphFont">
     <w:name w:val="Default Paragraph Font"/>
     <w:uiPriority w:val="1"/>
-    <w:semiHidden/>
     <w:unhideWhenUsed/>
   </w:style>
   <w:style w:type="table" w:default="1" w:styleId="TableNormal">
@@ -5754,6 +7060,58 @@
       <w:contextualSpacing/>
     </w:pPr>
   </w:style>
+  <w:style w:type="character" w:styleId="Strong">
+    <w:name w:val="Strong"/>
+    <w:basedOn w:val="DefaultParagraphFont"/>
+    <w:uiPriority w:val="22"/>
+    <w:qFormat/>
+    <w:rsid w:val="007D360B"/>
+    <w:rPr>
+      <w:b/>
+      <w:bCs/>
+    </w:rPr>
+  </w:style>
+  <w:style w:type="paragraph" w:customStyle="1" w:styleId="pdq2pgselectionanchorcontainer">
+    <w:name w:val="pdq2pg_selectionanchorcontainer"/>
+    <w:basedOn w:val="Normal"/>
+    <w:rsid w:val="009D63A4"/>
+    <w:pPr>
+      <w:spacing w:before="5pt" w:beforeAutospacing="1" w:after="5pt" w:afterAutospacing="1"/>
+      <w:jc w:val="start"/>
+    </w:pPr>
+    <w:rPr>
+      <w:rFonts w:eastAsia="Times New Roman"/>
+      <w:sz w:val="24"/>
+      <w:szCs w:val="24"/>
+    </w:rPr>
+  </w:style>
+  <w:style w:type="character" w:styleId="Emphasis">
+    <w:name w:val="Emphasis"/>
+    <w:basedOn w:val="DefaultParagraphFont"/>
+    <w:uiPriority w:val="20"/>
+    <w:qFormat/>
+    <w:rsid w:val="00F75991"/>
+    <w:rPr>
+      <w:i/>
+      <w:iCs/>
+    </w:rPr>
+  </w:style>
+  <w:style w:type="paragraph" w:styleId="NormalWeb">
+    <w:name w:val="Normal (Web)"/>
+    <w:basedOn w:val="Normal"/>
+    <w:uiPriority w:val="99"/>
+    <w:unhideWhenUsed/>
+    <w:rsid w:val="00F75991"/>
+    <w:pPr>
+      <w:spacing w:before="5pt" w:beforeAutospacing="1" w:after="5pt" w:afterAutospacing="1"/>
+      <w:jc w:val="start"/>
+    </w:pPr>
+    <w:rPr>
+      <w:rFonts w:eastAsia="Times New Roman"/>
+      <w:sz w:val="24"/>
+      <w:szCs w:val="24"/>
+    </w:rPr>
+  </w:style>
 </w:styles>
 </file>
 

--- a/research_paper/expai_research.docx
+++ b/research_paper/expai_research.docx
@@ -1710,6 +1710,11 @@
     </w:p>
     <w:p>
       <w:pPr>
+        <w:jc w:val="both"/>
+      </w:pPr>
+    </w:p>
+    <w:p>
+      <w:pPr>
         <w:ind w:firstLine="18pt"/>
         <w:jc w:val="both"/>
       </w:pPr>
@@ -1752,6 +1757,11 @@
     </w:p>
     <w:p>
       <w:pPr>
+        <w:jc w:val="both"/>
+      </w:pPr>
+    </w:p>
+    <w:p>
+      <w:pPr>
         <w:ind w:firstLine="18pt"/>
         <w:jc w:val="both"/>
       </w:pPr>
@@ -1880,6 +1890,7 @@
           <w:b/>
           <w:bCs/>
         </w:rPr>
+        <w:lastRenderedPageBreak/>
         <w:t>Facial Landmark Analysis</w:t>
       </w:r>
     </w:p>
@@ -1950,14 +1961,7 @@
         <w:rPr>
           <w:lang w:val="en-US"/>
         </w:rPr>
-        <w:t xml:space="preserve"> coefficients represent the activation of </w:t>
-      </w:r>
-      <w:r>
-        <w:rPr>
-          <w:lang w:val="en-US"/>
-        </w:rPr>
-        <w:lastRenderedPageBreak/>
-        <w:t xml:space="preserve">facial muscle movements associated with facial expressions and provide a quantitative description of facial geometry. </w:t>
+        <w:t xml:space="preserve"> coefficients represent the activation of facial muscle movements associated with facial expressions and provide a quantitative description of facial geometry. </w:t>
       </w:r>
     </w:p>
     <w:p>
@@ -2331,43 +2335,24 @@
       </w:r>
       <w:r>
         <w:rPr>
-          <w:lang w:val="en-US"/>
-        </w:rPr>
-        <w:t>[</w:t>
-      </w:r>
-      <w:r>
-        <w:rPr>
           <w:rStyle w:val="Strong"/>
         </w:rPr>
-        <w:t>255</w:t>
+        <w:t>255 individual response records</w:t>
+      </w:r>
+      <w:r>
+        <w:t xml:space="preserve">, corresponding to multiple evaluations for each </w:t>
+      </w:r>
+      <w:r>
+        <w:t xml:space="preserve">image. FER successfully processed </w:t>
       </w:r>
       <w:r>
         <w:rPr>
           <w:rStyle w:val="Strong"/>
-          <w:lang w:val="en-US"/>
-        </w:rPr>
-        <w:t>]*</w:t>
-      </w:r>
-      <w:r>
-        <w:rPr>
-          <w:rStyle w:val="Strong"/>
-        </w:rPr>
-        <w:t xml:space="preserve"> individual response records</w:t>
-      </w:r>
-      <w:r>
-        <w:t xml:space="preserve">, corresponding to multiple evaluations for each image. FER successfully processed </w:t>
-      </w:r>
-      <w:r>
-        <w:rPr>
-          <w:rStyle w:val="Strong"/>
         </w:rPr>
         <w:t>130 of the 140 images</w:t>
       </w:r>
       <w:r>
-        <w:t xml:space="preserve">, with the remaining images excluded due to unsuccessful face detection. Overall, the dataset provided a high level of coverage across all sources, ensuring that the subsequent agreement, image degradation, and facial landmark analyses </w:t>
-      </w:r>
-      <w:r>
-        <w:t>were performed using a consistent and representative set of observations.</w:t>
+        <w:t>, with the remaining images excluded due to unsuccessful face detection. Overall, the dataset provided a high level of coverage across all sources, ensuring that the subsequent agreement, image degradation, and facial landmark analyses were performed using a consistent and representative set of observations.</w:t>
       </w:r>
     </w:p>
     <w:p>
@@ -3072,6 +3057,7 @@
           <w:sz w:val="20"/>
           <w:szCs w:val="20"/>
         </w:rPr>
+        <w:lastRenderedPageBreak/>
         <w:t xml:space="preserve">Figure </w:t>
       </w:r>
       <w:r>
@@ -3134,7 +3120,7 @@
           <w:sz w:val="20"/>
           <w:szCs w:val="20"/>
         </w:rPr>
-        <w:t xml:space="preserve">. The diagonal elements represent cases in which the dominant emotion identified by the AI model matched the dominant emotion obtained from </w:t>
+        <w:t xml:space="preserve">. The diagonal elements represent cases in which the dominant emotion identified by the AI model matched the dominant emotion obtained from the pooled human responses, while the off-diagonal elements indicate </w:t>
       </w:r>
       <w:r>
         <w:rPr>
@@ -3144,17 +3130,6 @@
           <w:sz w:val="20"/>
           <w:szCs w:val="20"/>
         </w:rPr>
-        <w:lastRenderedPageBreak/>
-        <w:t xml:space="preserve">the pooled human responses, while the off-diagonal elements indicate </w:t>
-      </w:r>
-      <w:r>
-        <w:rPr>
-          <w:rStyle w:val="Emphasis"/>
-          <w:i w:val="0"/>
-          <w:iCs w:val="0"/>
-          <w:sz w:val="20"/>
-          <w:szCs w:val="20"/>
-        </w:rPr>
         <w:t>disagreement between the two.</w:t>
       </w:r>
     </w:p>
@@ -3163,15 +3138,6 @@
         <w:pStyle w:val="NormalWeb"/>
         <w:spacing w:before="0pt" w:beforeAutospacing="0" w:after="0pt" w:afterAutospacing="0"/>
         <w:jc w:val="both"/>
-        <w:rPr>
-          <w:bCs/>
-          <w:i/>
-          <w:iCs/>
-          <w:sz w:val="20"/>
-          <w:szCs w:val="20"/>
-        </w:rPr>
-      </w:pPr>
-      <w:r>
         <w:rPr>
           <w:rStyle w:val="Emphasis"/>
           <w:bCs/>
@@ -3180,17 +3146,7 @@
           <w:sz w:val="20"/>
           <w:szCs w:val="20"/>
         </w:rPr>
-        <w:t xml:space="preserve">Both models demonstrated strong agreement for </w:t>
-      </w:r>
-      <w:r>
-        <w:rPr>
-          <w:rStyle w:val="Strong"/>
-          <w:bCs w:val="0"/>
-          <w:sz w:val="20"/>
-          <w:szCs w:val="20"/>
-        </w:rPr>
-        <w:t>anger</w:t>
-      </w:r>
+      </w:pPr>
       <w:r>
         <w:rPr>
           <w:rStyle w:val="Emphasis"/>
@@ -3200,7 +3156,7 @@
           <w:sz w:val="20"/>
           <w:szCs w:val="20"/>
         </w:rPr>
-        <w:t xml:space="preserve">, </w:t>
+        <w:t xml:space="preserve">Both models demonstrated strong agreement for </w:t>
       </w:r>
       <w:r>
         <w:rPr>
@@ -3209,7 +3165,7 @@
           <w:sz w:val="20"/>
           <w:szCs w:val="20"/>
         </w:rPr>
-        <w:t>happiness</w:t>
+        <w:t>anger</w:t>
       </w:r>
       <w:r>
         <w:rPr>
@@ -3229,7 +3185,7 @@
           <w:sz w:val="20"/>
           <w:szCs w:val="20"/>
         </w:rPr>
-        <w:t>sadness</w:t>
+        <w:t>happiness</w:t>
       </w:r>
       <w:r>
         <w:rPr>
@@ -3240,7 +3196,7 @@
           <w:sz w:val="20"/>
           <w:szCs w:val="20"/>
         </w:rPr>
-        <w:t xml:space="preserve">, and </w:t>
+        <w:t xml:space="preserve">, </w:t>
       </w:r>
       <w:r>
         <w:rPr>
@@ -3249,7 +3205,7 @@
           <w:sz w:val="20"/>
           <w:szCs w:val="20"/>
         </w:rPr>
-        <w:t>neutral</w:t>
+        <w:t>sadness</w:t>
       </w:r>
       <w:r>
         <w:rPr>
@@ -3260,7 +3216,7 @@
           <w:sz w:val="20"/>
           <w:szCs w:val="20"/>
         </w:rPr>
-        <w:t xml:space="preserve">, as indicated by the prominent diagonal values. However, greater disagreement was observed for </w:t>
+        <w:t xml:space="preserve">, and </w:t>
       </w:r>
       <w:r>
         <w:rPr>
@@ -3269,7 +3225,7 @@
           <w:sz w:val="20"/>
           <w:szCs w:val="20"/>
         </w:rPr>
-        <w:t>disgust</w:t>
+        <w:t>neutral</w:t>
       </w:r>
       <w:r>
         <w:rPr>
@@ -3280,7 +3236,7 @@
           <w:sz w:val="20"/>
           <w:szCs w:val="20"/>
         </w:rPr>
-        <w:t xml:space="preserve">, </w:t>
+        <w:t xml:space="preserve">, as indicated by the prominent diagonal values. However, greater disagreement was observed for </w:t>
       </w:r>
       <w:r>
         <w:rPr>
@@ -3289,7 +3245,7 @@
           <w:sz w:val="20"/>
           <w:szCs w:val="20"/>
         </w:rPr>
-        <w:t>fear</w:t>
+        <w:t>disgust</w:t>
       </w:r>
       <w:r>
         <w:rPr>
@@ -3300,7 +3256,7 @@
           <w:sz w:val="20"/>
           <w:szCs w:val="20"/>
         </w:rPr>
-        <w:t xml:space="preserve">, and </w:t>
+        <w:t xml:space="preserve">, </w:t>
       </w:r>
       <w:r>
         <w:rPr>
@@ -3309,7 +3265,7 @@
           <w:sz w:val="20"/>
           <w:szCs w:val="20"/>
         </w:rPr>
-        <w:t>surprise</w:t>
+        <w:t>fear</w:t>
       </w:r>
       <w:r>
         <w:rPr>
@@ -3320,7 +3276,7 @@
           <w:sz w:val="20"/>
           <w:szCs w:val="20"/>
         </w:rPr>
-        <w:t xml:space="preserve">, where predictions were more frequently distributed across multiple emotion categories. In particular, FER exhibited stronger agreement with the pooled human responses for </w:t>
+        <w:t xml:space="preserve">, and </w:t>
       </w:r>
       <w:r>
         <w:rPr>
@@ -3329,7 +3285,7 @@
           <w:sz w:val="20"/>
           <w:szCs w:val="20"/>
         </w:rPr>
-        <w:t>anger</w:t>
+        <w:t>surprise</w:t>
       </w:r>
       <w:r>
         <w:rPr>
@@ -3340,7 +3296,7 @@
           <w:sz w:val="20"/>
           <w:szCs w:val="20"/>
         </w:rPr>
-        <w:t xml:space="preserve">, </w:t>
+        <w:t xml:space="preserve">, where predictions were more frequently distributed across multiple emotion categories. In particular, FER exhibited stronger agreement with the pooled human responses for </w:t>
       </w:r>
       <w:r>
         <w:rPr>
@@ -3349,7 +3305,7 @@
           <w:sz w:val="20"/>
           <w:szCs w:val="20"/>
         </w:rPr>
-        <w:t>surprise</w:t>
+        <w:t>anger</w:t>
       </w:r>
       <w:r>
         <w:rPr>
@@ -3360,7 +3316,7 @@
           <w:sz w:val="20"/>
           <w:szCs w:val="20"/>
         </w:rPr>
-        <w:t xml:space="preserve">, and </w:t>
+        <w:t xml:space="preserve">, </w:t>
       </w:r>
       <w:r>
         <w:rPr>
@@ -3369,7 +3325,7 @@
           <w:sz w:val="20"/>
           <w:szCs w:val="20"/>
         </w:rPr>
-        <w:t>neutral</w:t>
+        <w:t>surprise</w:t>
       </w:r>
       <w:r>
         <w:rPr>
@@ -3380,9 +3336,17 @@
           <w:sz w:val="20"/>
           <w:szCs w:val="20"/>
         </w:rPr>
-        <w:t xml:space="preserve">, whereas </w:t>
-      </w:r>
-      <w:proofErr w:type="spellStart"/>
+        <w:t xml:space="preserve">, and </w:t>
+      </w:r>
+      <w:r>
+        <w:rPr>
+          <w:rStyle w:val="Strong"/>
+          <w:bCs w:val="0"/>
+          <w:sz w:val="20"/>
+          <w:szCs w:val="20"/>
+        </w:rPr>
+        <w:t>neutral</w:t>
+      </w:r>
       <w:r>
         <w:rPr>
           <w:rStyle w:val="Emphasis"/>
@@ -3392,9 +3356,9 @@
           <w:sz w:val="20"/>
           <w:szCs w:val="20"/>
         </w:rPr>
-        <w:t>DeepFace</w:t>
-      </w:r>
-      <w:proofErr w:type="spellEnd"/>
+        <w:t xml:space="preserve">, whereas </w:t>
+      </w:r>
+      <w:proofErr w:type="spellStart"/>
       <w:r>
         <w:rPr>
           <w:rStyle w:val="Emphasis"/>
@@ -3404,17 +3368,9 @@
           <w:sz w:val="20"/>
           <w:szCs w:val="20"/>
         </w:rPr>
-        <w:t xml:space="preserve"> showed increased confusion between </w:t>
-      </w:r>
-      <w:r>
-        <w:rPr>
-          <w:rStyle w:val="Strong"/>
-          <w:bCs w:val="0"/>
-          <w:sz w:val="20"/>
-          <w:szCs w:val="20"/>
-        </w:rPr>
-        <w:t>surprise</w:t>
-      </w:r>
+        <w:t>DeepFace</w:t>
+      </w:r>
+      <w:proofErr w:type="spellEnd"/>
       <w:r>
         <w:rPr>
           <w:rStyle w:val="Emphasis"/>
@@ -3424,7 +3380,7 @@
           <w:sz w:val="20"/>
           <w:szCs w:val="20"/>
         </w:rPr>
-        <w:t xml:space="preserve">, </w:t>
+        <w:t xml:space="preserve"> showed increased confusion between </w:t>
       </w:r>
       <w:r>
         <w:rPr>
@@ -3433,7 +3389,7 @@
           <w:sz w:val="20"/>
           <w:szCs w:val="20"/>
         </w:rPr>
-        <w:t>fear</w:t>
+        <w:t>surprise</w:t>
       </w:r>
       <w:r>
         <w:rPr>
@@ -3444,7 +3400,7 @@
           <w:sz w:val="20"/>
           <w:szCs w:val="20"/>
         </w:rPr>
-        <w:t xml:space="preserve">, and </w:t>
+        <w:t xml:space="preserve">, </w:t>
       </w:r>
       <w:r>
         <w:rPr>
@@ -3453,7 +3409,7 @@
           <w:sz w:val="20"/>
           <w:szCs w:val="20"/>
         </w:rPr>
-        <w:t>neutral</w:t>
+        <w:t>fear</w:t>
       </w:r>
       <w:r>
         <w:rPr>
@@ -3464,46 +3420,675 @@
           <w:sz w:val="20"/>
           <w:szCs w:val="20"/>
         </w:rPr>
+        <w:t xml:space="preserve">, and </w:t>
+      </w:r>
+      <w:r>
+        <w:rPr>
+          <w:rStyle w:val="Strong"/>
+          <w:bCs w:val="0"/>
+          <w:sz w:val="20"/>
+          <w:szCs w:val="20"/>
+        </w:rPr>
+        <w:t>neutral</w:t>
+      </w:r>
+      <w:r>
+        <w:rPr>
+          <w:rStyle w:val="Emphasis"/>
+          <w:bCs/>
+          <w:i w:val="0"/>
+          <w:iCs w:val="0"/>
+          <w:sz w:val="20"/>
+          <w:szCs w:val="20"/>
+        </w:rPr>
         <w:t>. These findings indicate that although both models successfully identified several dominant emotions, they differed in their interpretation of more ambiguous facial expressions.</w:t>
       </w:r>
+    </w:p>
+    <w:p>
+      <w:pPr>
+        <w:pStyle w:val="NormalWeb"/>
+        <w:spacing w:before="0pt" w:beforeAutospacing="0" w:after="0pt" w:afterAutospacing="0"/>
+        <w:jc w:val="both"/>
+        <w:rPr>
+          <w:bCs/>
+          <w:i/>
+          <w:iCs/>
+          <w:sz w:val="20"/>
+          <w:szCs w:val="20"/>
+        </w:rPr>
+      </w:pPr>
+    </w:p>
+    <w:p>
+      <w:pPr>
+        <w:pStyle w:val="Heading2"/>
+        <w:rPr>
+          <w:b/>
+          <w:bCs/>
+        </w:rPr>
+      </w:pPr>
+      <w:r>
+        <w:rPr>
+          <w:b/>
+          <w:bCs/>
+        </w:rPr>
+        <w:t>Image Degradation</w:t>
+      </w:r>
+    </w:p>
+    <w:p>
+      <w:pPr>
+        <w:jc w:val="both"/>
+      </w:pPr>
+    </w:p>
+    <w:p>
+      <w:pPr>
+        <w:pStyle w:val="ListParagraph"/>
+        <w:numPr>
+          <w:ilvl w:val="0"/>
+          <w:numId w:val="32"/>
+        </w:numPr>
+        <w:jc w:val="both"/>
+      </w:pPr>
+      <w:r>
+        <w:rPr>
+          <w:noProof/>
+        </w:rPr>
+        <w:drawing>
+          <wp:anchor distT="0" distB="0" distL="114300" distR="114300" simplePos="0" relativeHeight="251679232" behindDoc="0" locked="0" layoutInCell="1" allowOverlap="1" wp14:anchorId="2B08CCCB" wp14:editId="7DFA3397">
+            <wp:simplePos x="0" y="0"/>
+            <wp:positionH relativeFrom="column">
+              <wp:posOffset>-43655</wp:posOffset>
+            </wp:positionH>
+            <wp:positionV relativeFrom="paragraph">
+              <wp:posOffset>191464</wp:posOffset>
+            </wp:positionV>
+            <wp:extent cx="3089910" cy="1270635"/>
+            <wp:effectExtent l="0" t="0" r="0" b="0"/>
+            <wp:wrapTopAndBottom/>
+            <wp:docPr id="1516900089" name="Picture 8"/>
+            <wp:cNvGraphicFramePr>
+              <a:graphicFrameLocks xmlns:a="http://purl.oclc.org/ooxml/drawingml/main" noChangeAspect="1"/>
+            </wp:cNvGraphicFramePr>
+            <a:graphic xmlns:a="http://purl.oclc.org/ooxml/drawingml/main">
+              <a:graphicData uri="http://purl.oclc.org/ooxml/drawingml/picture">
+                <pic:pic xmlns:pic="http://purl.oclc.org/ooxml/drawingml/picture">
+                  <pic:nvPicPr>
+                    <pic:cNvPr id="1516900089" name="Picture 1516900089"/>
+                    <pic:cNvPicPr/>
+                  </pic:nvPicPr>
+                  <pic:blipFill>
+                    <a:blip r:embed="rId15" cstate="print">
+                      <a:extLst>
+                        <a:ext uri="{28A0092B-C50C-407E-A947-70E740481C1C}">
+                          <a14:useLocalDpi xmlns:a14="http://schemas.microsoft.com/office/drawing/2010/main" val="0"/>
+                        </a:ext>
+                      </a:extLst>
+                    </a:blip>
+                    <a:stretch>
+                      <a:fillRect/>
+                    </a:stretch>
+                  </pic:blipFill>
+                  <pic:spPr>
+                    <a:xfrm>
+                      <a:off x="0" y="0"/>
+                      <a:ext cx="3089910" cy="1270635"/>
+                    </a:xfrm>
+                    <a:prstGeom prst="rect">
+                      <a:avLst/>
+                    </a:prstGeom>
+                  </pic:spPr>
+                </pic:pic>
+              </a:graphicData>
+            </a:graphic>
+            <wp14:sizeRelH relativeFrom="page">
+              <wp14:pctWidth>0%</wp14:pctWidth>
+            </wp14:sizeRelH>
+            <wp14:sizeRelV relativeFrom="page">
+              <wp14:pctHeight>0%</wp14:pctHeight>
+            </wp14:sizeRelV>
+          </wp:anchor>
+        </w:drawing>
+      </w:r>
+      <w:r>
+        <w:t xml:space="preserve">Human-AI similarity across image modifications </w:t>
+      </w:r>
+    </w:p>
+    <w:p>
+      <w:pPr>
+        <w:ind w:start="36pt"/>
+        <w:jc w:val="both"/>
+      </w:pPr>
+      <w:r>
+        <w:rPr>
+          <w:noProof/>
+        </w:rPr>
+        <w:drawing>
+          <wp:anchor distT="0" distB="0" distL="114300" distR="114300" simplePos="0" relativeHeight="251681280" behindDoc="0" locked="0" layoutInCell="1" allowOverlap="1" wp14:anchorId="79C46213" wp14:editId="489A6A5D">
+            <wp:simplePos x="0" y="0"/>
+            <wp:positionH relativeFrom="column">
+              <wp:posOffset>1130221</wp:posOffset>
+            </wp:positionH>
+            <wp:positionV relativeFrom="paragraph">
+              <wp:posOffset>1318260</wp:posOffset>
+            </wp:positionV>
+            <wp:extent cx="365760" cy="143799"/>
+            <wp:effectExtent l="0" t="0" r="2540" b="8890"/>
+            <wp:wrapNone/>
+            <wp:docPr id="1255048032" name="Text Box 6"/>
+            <wp:cNvGraphicFramePr/>
+            <a:graphic xmlns:a="http://purl.oclc.org/ooxml/drawingml/main">
+              <a:graphicData uri="http://schemas.microsoft.com/office/word/2010/wordprocessingShape">
+                <wp:wsp>
+                  <wp:cNvSpPr txBox="1"/>
+                  <wp:spPr>
+                    <a:xfrm>
+                      <a:off x="0" y="0"/>
+                      <a:ext cx="365760" cy="143799"/>
+                    </a:xfrm>
+                    <a:prstGeom prst="rect">
+                      <a:avLst/>
+                    </a:prstGeom>
+                    <a:noFill/>
+                    <a:ln>
+                      <a:noFill/>
+                    </a:ln>
+                  </wp:spPr>
+                  <wp:style>
+                    <a:lnRef idx="0">
+                      <a:scrgbClr r="0%" g="0%" b="0%"/>
+                    </a:lnRef>
+                    <a:fillRef idx="0">
+                      <a:scrgbClr r="0%" g="0%" b="0%"/>
+                    </a:fillRef>
+                    <a:effectRef idx="0">
+                      <a:scrgbClr r="0%" g="0%" b="0%"/>
+                    </a:effectRef>
+                    <a:fontRef idx="minor">
+                      <a:schemeClr val="dk1"/>
+                    </a:fontRef>
+                  </wp:style>
+                  <wp:txbx>
+                    <wne:txbxContent>
+                      <w:p>
+                        <w:pPr>
+                          <w:rPr>
+                            <w:sz w:val="16"/>
+                            <w:szCs w:val="16"/>
+                          </w:rPr>
+                        </w:pPr>
+                        <w:r>
+                          <w:rPr>
+                            <w:sz w:val="16"/>
+                            <w:szCs w:val="16"/>
+                          </w:rPr>
+                          <w:t>Fig. x</w:t>
+                        </w:r>
+                      </w:p>
+                    </wne:txbxContent>
+                  </wp:txbx>
+                  <wp:bodyPr rot="0" spcFirstLastPara="0" vertOverflow="overflow" horzOverflow="overflow" vert="horz" wrap="square" lIns="0" tIns="0" rIns="0" bIns="0" numCol="1" spcCol="0" rtlCol="0" fromWordArt="0" anchor="t" anchorCtr="0" forceAA="0" compatLnSpc="1">
+                    <a:prstTxWarp prst="textNoShape">
+                      <a:avLst/>
+                    </a:prstTxWarp>
+                    <a:noAutofit/>
+                  </wp:bodyPr>
+                </wp:wsp>
+              </a:graphicData>
+            </a:graphic>
+            <wp14:sizeRelH relativeFrom="margin">
+              <wp14:pctWidth>0%</wp14:pctWidth>
+            </wp14:sizeRelH>
+            <wp14:sizeRelV relativeFrom="margin">
+              <wp14:pctHeight>0%</wp14:pctHeight>
+            </wp14:sizeRelV>
+          </wp:anchor>
+        </w:drawing>
+      </w:r>
+    </w:p>
+    <w:p>
+      <w:pPr>
+        <w:jc w:val="both"/>
+        <w:rPr>
+          <w:sz w:val="16"/>
+          <w:szCs w:val="16"/>
+        </w:rPr>
+      </w:pPr>
+      <w:r>
+        <w:rPr>
+          <w:sz w:val="16"/>
+          <w:szCs w:val="16"/>
+        </w:rPr>
+        <w:t>*</w:t>
+      </w:r>
+      <w:proofErr w:type="gramStart"/>
+      <w:r>
+        <w:rPr>
+          <w:sz w:val="16"/>
+          <w:szCs w:val="16"/>
+        </w:rPr>
+        <w:t>higher</w:t>
+      </w:r>
+      <w:proofErr w:type="gramEnd"/>
+      <w:r>
+        <w:rPr>
+          <w:sz w:val="16"/>
+          <w:szCs w:val="16"/>
+        </w:rPr>
+        <w:t xml:space="preserve"> cosine similarity values indicate closer agreement between AI-generated emotion probability distribution and the pooled human reference distribution.</w:t>
+      </w:r>
+    </w:p>
+    <w:p>
+      <w:pPr>
+        <w:ind w:firstLine="18pt"/>
+        <w:jc w:val="both"/>
+        <w:rPr>
+          <w:sz w:val="16"/>
+          <w:szCs w:val="16"/>
+        </w:rPr>
+      </w:pPr>
+      <w:r>
+        <w:t xml:space="preserve">Figure [x] shows that FER consistently achieved higher cosine similarity with human ratings rather than </w:t>
+      </w:r>
+      <w:proofErr w:type="spellStart"/>
+      <w:r>
+        <w:t>DeeFace</w:t>
+      </w:r>
+      <w:proofErr w:type="spellEnd"/>
+      <w:r>
+        <w:t xml:space="preserve"> across all image versions. FER exhibited median similarity values of approximately 0.70-0.80, whereas </w:t>
+      </w:r>
+      <w:proofErr w:type="spellStart"/>
+      <w:r>
+        <w:t>DeepFace</w:t>
+      </w:r>
+      <w:proofErr w:type="spellEnd"/>
+      <w:r>
+        <w:t xml:space="preserve"> produced lower median similarities, with greater variability across images. </w:t>
+      </w:r>
+    </w:p>
+    <w:p>
+      <w:pPr>
+        <w:ind w:firstLine="14.40pt"/>
+        <w:jc w:val="both"/>
+      </w:pPr>
+      <w:r>
+        <w:t xml:space="preserve">Blur and greyscale modifications produced relatively small changes in similarity for both models. While low-resolution images showed the greatest reduction in agreement with human ratings </w:t>
+      </w:r>
+    </w:p>
+    <w:p>
+      <w:pPr>
+        <w:ind w:firstLine="14.40pt"/>
+        <w:jc w:val="both"/>
+      </w:pPr>
+    </w:p>
+    <w:p>
+      <w:pPr>
+        <w:pStyle w:val="ListParagraph"/>
+        <w:numPr>
+          <w:ilvl w:val="0"/>
+          <w:numId w:val="32"/>
+        </w:numPr>
+        <w:jc w:val="both"/>
+      </w:pPr>
+      <w:r>
+        <w:rPr>
+          <w:noProof/>
+        </w:rPr>
+        <w:drawing>
+          <wp:anchor distT="0" distB="0" distL="114300" distR="114300" simplePos="0" relativeHeight="251682304" behindDoc="0" locked="0" layoutInCell="1" allowOverlap="1" wp14:anchorId="5EFC9530" wp14:editId="5D7B7527">
+            <wp:simplePos x="0" y="0"/>
+            <wp:positionH relativeFrom="column">
+              <wp:posOffset>-40440</wp:posOffset>
+            </wp:positionH>
+            <wp:positionV relativeFrom="paragraph">
+              <wp:posOffset>225425</wp:posOffset>
+            </wp:positionV>
+            <wp:extent cx="3089910" cy="1527810"/>
+            <wp:effectExtent l="0" t="0" r="0" b="0"/>
+            <wp:wrapTopAndBottom/>
+            <wp:docPr id="937619241" name="Picture 9"/>
+            <wp:cNvGraphicFramePr>
+              <a:graphicFrameLocks xmlns:a="http://purl.oclc.org/ooxml/drawingml/main" noChangeAspect="1"/>
+            </wp:cNvGraphicFramePr>
+            <a:graphic xmlns:a="http://purl.oclc.org/ooxml/drawingml/main">
+              <a:graphicData uri="http://purl.oclc.org/ooxml/drawingml/picture">
+                <pic:pic xmlns:pic="http://purl.oclc.org/ooxml/drawingml/picture">
+                  <pic:nvPicPr>
+                    <pic:cNvPr id="937619241" name="Picture 937619241"/>
+                    <pic:cNvPicPr/>
+                  </pic:nvPicPr>
+                  <pic:blipFill>
+                    <a:blip r:embed="rId16" cstate="print">
+                      <a:extLst>
+                        <a:ext uri="{28A0092B-C50C-407E-A947-70E740481C1C}">
+                          <a14:useLocalDpi xmlns:a14="http://schemas.microsoft.com/office/drawing/2010/main" val="0"/>
+                        </a:ext>
+                      </a:extLst>
+                    </a:blip>
+                    <a:stretch>
+                      <a:fillRect/>
+                    </a:stretch>
+                  </pic:blipFill>
+                  <pic:spPr>
+                    <a:xfrm>
+                      <a:off x="0" y="0"/>
+                      <a:ext cx="3089910" cy="1527810"/>
+                    </a:xfrm>
+                    <a:prstGeom prst="rect">
+                      <a:avLst/>
+                    </a:prstGeom>
+                  </pic:spPr>
+                </pic:pic>
+              </a:graphicData>
+            </a:graphic>
+            <wp14:sizeRelH relativeFrom="page">
+              <wp14:pctWidth>0%</wp14:pctWidth>
+            </wp14:sizeRelH>
+            <wp14:sizeRelV relativeFrom="page">
+              <wp14:pctHeight>0%</wp14:pctHeight>
+            </wp14:sizeRelV>
+          </wp:anchor>
+        </w:drawing>
+      </w:r>
+      <w:r>
+        <w:t xml:space="preserve">Stability of emotion representations </w:t>
+      </w:r>
+    </w:p>
+    <w:p>
+      <w:pPr>
+        <w:jc w:val="both"/>
+      </w:pPr>
+      <w:r>
+        <w:rPr>
+          <w:noProof/>
+        </w:rPr>
+        <w:drawing>
+          <wp:anchor distT="0" distB="0" distL="114300" distR="114300" simplePos="0" relativeHeight="251684352" behindDoc="0" locked="0" layoutInCell="1" allowOverlap="1" wp14:anchorId="190635F9" wp14:editId="7D02C51F">
+            <wp:simplePos x="0" y="0"/>
+            <wp:positionH relativeFrom="column">
+              <wp:posOffset>1276686</wp:posOffset>
+            </wp:positionH>
+            <wp:positionV relativeFrom="paragraph">
+              <wp:posOffset>1609090</wp:posOffset>
+            </wp:positionV>
+            <wp:extent cx="365760" cy="145676"/>
+            <wp:effectExtent l="0" t="0" r="2540" b="6985"/>
+            <wp:wrapNone/>
+            <wp:docPr id="1441298453" name="Text Box 6"/>
+            <wp:cNvGraphicFramePr/>
+            <a:graphic xmlns:a="http://purl.oclc.org/ooxml/drawingml/main">
+              <a:graphicData uri="http://schemas.microsoft.com/office/word/2010/wordprocessingShape">
+                <wp:wsp>
+                  <wp:cNvSpPr txBox="1"/>
+                  <wp:spPr>
+                    <a:xfrm>
+                      <a:off x="0" y="0"/>
+                      <a:ext cx="365760" cy="145676"/>
+                    </a:xfrm>
+                    <a:prstGeom prst="rect">
+                      <a:avLst/>
+                    </a:prstGeom>
+                    <a:noFill/>
+                    <a:ln>
+                      <a:noFill/>
+                    </a:ln>
+                  </wp:spPr>
+                  <wp:style>
+                    <a:lnRef idx="0">
+                      <a:scrgbClr r="0%" g="0%" b="0%"/>
+                    </a:lnRef>
+                    <a:fillRef idx="0">
+                      <a:scrgbClr r="0%" g="0%" b="0%"/>
+                    </a:fillRef>
+                    <a:effectRef idx="0">
+                      <a:scrgbClr r="0%" g="0%" b="0%"/>
+                    </a:effectRef>
+                    <a:fontRef idx="minor">
+                      <a:schemeClr val="dk1"/>
+                    </a:fontRef>
+                  </wp:style>
+                  <wp:txbx>
+                    <wne:txbxContent>
+                      <w:p>
+                        <w:pPr>
+                          <w:rPr>
+                            <w:sz w:val="16"/>
+                            <w:szCs w:val="16"/>
+                          </w:rPr>
+                        </w:pPr>
+                        <w:r>
+                          <w:rPr>
+                            <w:sz w:val="16"/>
+                            <w:szCs w:val="16"/>
+                          </w:rPr>
+                          <w:t>Fig. x</w:t>
+                        </w:r>
+                      </w:p>
+                    </wne:txbxContent>
+                  </wp:txbx>
+                  <wp:bodyPr rot="0" spcFirstLastPara="0" vertOverflow="overflow" horzOverflow="overflow" vert="horz" wrap="square" lIns="0" tIns="0" rIns="0" bIns="0" numCol="1" spcCol="0" rtlCol="0" fromWordArt="0" anchor="t" anchorCtr="0" forceAA="0" compatLnSpc="1">
+                    <a:prstTxWarp prst="textNoShape">
+                      <a:avLst/>
+                    </a:prstTxWarp>
+                    <a:noAutofit/>
+                  </wp:bodyPr>
+                </wp:wsp>
+              </a:graphicData>
+            </a:graphic>
+            <wp14:sizeRelH relativeFrom="margin">
+              <wp14:pctWidth>0%</wp14:pctWidth>
+            </wp14:sizeRelH>
+            <wp14:sizeRelV relativeFrom="margin">
+              <wp14:pctHeight>0%</wp14:pctHeight>
+            </wp14:sizeRelV>
+          </wp:anchor>
+        </w:drawing>
+      </w:r>
+    </w:p>
+    <w:p>
+      <w:pPr>
+        <w:ind w:firstLine="18pt"/>
+        <w:jc w:val="both"/>
+      </w:pPr>
+      <w:r>
+        <w:t xml:space="preserve">Greyscale images produced the highest similarity to the original images for both AI models, with similarity values </w:t>
+      </w:r>
+      <w:r>
+        <w:t xml:space="preserve">approaching 1.0 (figure [x]). Blur and </w:t>
+      </w:r>
+      <w:proofErr w:type="gramStart"/>
+      <w:r>
+        <w:t>low resolution</w:t>
+      </w:r>
+      <w:proofErr w:type="gramEnd"/>
+      <w:r>
+        <w:t xml:space="preserve"> modifications produced larger changes but still retained relatively high similarity. </w:t>
+      </w:r>
+    </w:p>
+    <w:p>
+      <w:pPr>
+        <w:ind w:firstLine="18pt"/>
+        <w:jc w:val="both"/>
+      </w:pPr>
+      <w:r>
+        <w:t>Human ratings showed lower similarity than both AI models across all modifications, suggesting that participants were slightly more sensitive to visual degradation than the automated systems.</w:t>
+      </w:r>
+    </w:p>
+    <w:p>
+      <w:pPr>
+        <w:ind w:firstLine="14.40pt"/>
+        <w:jc w:val="both"/>
+      </w:pPr>
+      <w:r>
+        <w:t>Overall, image degradation altered emotion representations only moderately, with greyscale having the smallest impact.</w:t>
+      </w:r>
+    </w:p>
+    <w:p>
+      <w:pPr>
+        <w:ind w:firstLine="14.40pt"/>
+        <w:jc w:val="both"/>
+      </w:pPr>
+    </w:p>
+    <w:p>
+      <w:pPr>
+        <w:pStyle w:val="ListParagraph"/>
+        <w:numPr>
+          <w:ilvl w:val="0"/>
+          <w:numId w:val="32"/>
+        </w:numPr>
+        <w:jc w:val="both"/>
+      </w:pPr>
+      <w:r>
+        <w:t>Relationship between emotion change and robustness</w:t>
+      </w:r>
+    </w:p>
+    <w:p>
+      <w:pPr>
+        <w:ind w:start="18pt"/>
+        <w:jc w:val="both"/>
+      </w:pPr>
+    </w:p>
+    <w:p>
+      <w:r>
+        <w:rPr>
+          <w:noProof/>
+        </w:rPr>
+        <w:drawing>
+          <wp:anchor distT="0" distB="0" distL="114300" distR="114300" simplePos="0" relativeHeight="251686400" behindDoc="0" locked="0" layoutInCell="1" allowOverlap="1" wp14:anchorId="55934875" wp14:editId="10DE6EE2">
+            <wp:simplePos x="0" y="0"/>
+            <wp:positionH relativeFrom="column">
+              <wp:posOffset>1400474</wp:posOffset>
+            </wp:positionH>
+            <wp:positionV relativeFrom="paragraph">
+              <wp:posOffset>2051984</wp:posOffset>
+            </wp:positionV>
+            <wp:extent cx="365760" cy="172757"/>
+            <wp:effectExtent l="0" t="0" r="2540" b="5080"/>
+            <wp:wrapNone/>
+            <wp:docPr id="672630092" name="Text Box 6"/>
+            <wp:cNvGraphicFramePr/>
+            <a:graphic xmlns:a="http://purl.oclc.org/ooxml/drawingml/main">
+              <a:graphicData uri="http://schemas.microsoft.com/office/word/2010/wordprocessingShape">
+                <wp:wsp>
+                  <wp:cNvSpPr txBox="1"/>
+                  <wp:spPr>
+                    <a:xfrm>
+                      <a:off x="0" y="0"/>
+                      <a:ext cx="365760" cy="172757"/>
+                    </a:xfrm>
+                    <a:prstGeom prst="rect">
+                      <a:avLst/>
+                    </a:prstGeom>
+                    <a:noFill/>
+                    <a:ln>
+                      <a:noFill/>
+                    </a:ln>
+                  </wp:spPr>
+                  <wp:style>
+                    <a:lnRef idx="0">
+                      <a:scrgbClr r="0%" g="0%" b="0%"/>
+                    </a:lnRef>
+                    <a:fillRef idx="0">
+                      <a:scrgbClr r="0%" g="0%" b="0%"/>
+                    </a:fillRef>
+                    <a:effectRef idx="0">
+                      <a:scrgbClr r="0%" g="0%" b="0%"/>
+                    </a:effectRef>
+                    <a:fontRef idx="minor">
+                      <a:schemeClr val="dk1"/>
+                    </a:fontRef>
+                  </wp:style>
+                  <wp:txbx>
+                    <wne:txbxContent>
+                      <w:p>
+                        <w:pPr>
+                          <w:rPr>
+                            <w:sz w:val="16"/>
+                            <w:szCs w:val="16"/>
+                          </w:rPr>
+                        </w:pPr>
+                        <w:r>
+                          <w:rPr>
+                            <w:sz w:val="16"/>
+                            <w:szCs w:val="16"/>
+                          </w:rPr>
+                          <w:t>Fig. x</w:t>
+                        </w:r>
+                      </w:p>
+                    </wne:txbxContent>
+                  </wp:txbx>
+                  <wp:bodyPr rot="0" spcFirstLastPara="0" vertOverflow="overflow" horzOverflow="overflow" vert="horz" wrap="square" lIns="0" tIns="0" rIns="0" bIns="0" numCol="1" spcCol="0" rtlCol="0" fromWordArt="0" anchor="t" anchorCtr="0" forceAA="0" compatLnSpc="1">
+                    <a:prstTxWarp prst="textNoShape">
+                      <a:avLst/>
+                    </a:prstTxWarp>
+                    <a:noAutofit/>
+                  </wp:bodyPr>
+                </wp:wsp>
+              </a:graphicData>
+            </a:graphic>
+            <wp14:sizeRelH relativeFrom="margin">
+              <wp14:pctWidth>0%</wp14:pctWidth>
+            </wp14:sizeRelH>
+            <wp14:sizeRelV relativeFrom="margin">
+              <wp14:pctHeight>0%</wp14:pctHeight>
+            </wp14:sizeRelV>
+          </wp:anchor>
+        </w:drawing>
+      </w:r>
+      <w:r>
+        <w:rPr>
+          <w:noProof/>
+        </w:rPr>
+        <w:drawing>
+          <wp:inline distT="0" distB="0" distL="0" distR="0" wp14:anchorId="78D0F04E" wp14:editId="0135EB4A">
+            <wp:extent cx="2749176" cy="2051995"/>
+            <wp:effectExtent l="0" t="0" r="0" b="5715"/>
+            <wp:docPr id="662514605" name="Picture 10"/>
+            <wp:cNvGraphicFramePr>
+              <a:graphicFrameLocks xmlns:a="http://purl.oclc.org/ooxml/drawingml/main" noChangeAspect="1"/>
+            </wp:cNvGraphicFramePr>
+            <a:graphic xmlns:a="http://purl.oclc.org/ooxml/drawingml/main">
+              <a:graphicData uri="http://purl.oclc.org/ooxml/drawingml/picture">
+                <pic:pic xmlns:pic="http://purl.oclc.org/ooxml/drawingml/picture">
+                  <pic:nvPicPr>
+                    <pic:cNvPr id="662514605" name="Picture 662514605"/>
+                    <pic:cNvPicPr/>
+                  </pic:nvPicPr>
+                  <pic:blipFill>
+                    <a:blip r:embed="rId17" cstate="print">
+                      <a:extLst>
+                        <a:ext uri="{28A0092B-C50C-407E-A947-70E740481C1C}">
+                          <a14:useLocalDpi xmlns:a14="http://schemas.microsoft.com/office/drawing/2010/main" val="0"/>
+                        </a:ext>
+                      </a:extLst>
+                    </a:blip>
+                    <a:stretch>
+                      <a:fillRect/>
+                    </a:stretch>
+                  </pic:blipFill>
+                  <pic:spPr>
+                    <a:xfrm>
+                      <a:off x="0" y="0"/>
+                      <a:ext cx="2763443" cy="2062644"/>
+                    </a:xfrm>
+                    <a:prstGeom prst="rect">
+                      <a:avLst/>
+                    </a:prstGeom>
+                  </pic:spPr>
+                </pic:pic>
+              </a:graphicData>
+            </a:graphic>
+          </wp:inline>
+        </w:drawing>
+      </w:r>
+    </w:p>
+    <w:p>
+      <w:pPr>
+        <w:jc w:val="both"/>
+      </w:pPr>
     </w:p>
     <w:p>
       <w:pPr>
         <w:pStyle w:val="pdq2pgselectionanchorcontainer"/>
         <w:spacing w:before="0pt" w:beforeAutospacing="0" w:after="0pt" w:afterAutospacing="0"/>
-        <w:jc w:val="both"/>
-        <w:rPr>
-          <w:sz w:val="20"/>
-          <w:szCs w:val="20"/>
-        </w:rPr>
-      </w:pPr>
-    </w:p>
-    <w:p>
-      <w:pPr>
-        <w:pStyle w:val="pdq2pgselectionanchorcontainer"/>
-        <w:spacing w:before="0pt" w:beforeAutospacing="0" w:after="0pt" w:afterAutospacing="0"/>
-        <w:ind w:start="36pt"/>
-        <w:rPr>
-          <w:sz w:val="20"/>
-          <w:szCs w:val="20"/>
-        </w:rPr>
-      </w:pPr>
-    </w:p>
-    <w:p>
-      <w:pPr>
-        <w:pStyle w:val="pdq2pgselectionanchorcontainer"/>
-        <w:spacing w:before="0pt" w:beforeAutospacing="0"/>
-        <w:jc w:val="both"/>
-        <w:rPr>
-          <w:sz w:val="20"/>
-          <w:szCs w:val="20"/>
-        </w:rPr>
-      </w:pPr>
-    </w:p>
-    <w:p>
-      <w:pPr>
-        <w:pStyle w:val="pdq2pgselectionanchorcontainer"/>
-        <w:spacing w:before="0pt" w:beforeAutospacing="0"/>
         <w:ind w:firstLine="14.40pt"/>
         <w:jc w:val="both"/>
         <w:rPr>
@@ -3511,6 +4096,88 @@
           <w:szCs w:val="20"/>
         </w:rPr>
       </w:pPr>
+      <w:r>
+        <w:rPr>
+          <w:sz w:val="20"/>
+          <w:szCs w:val="20"/>
+        </w:rPr>
+        <w:t>The relationship between the magnitude of emotion profile change and similarity to the original image was examined for all modified images.</w:t>
+      </w:r>
+    </w:p>
+    <w:p>
+      <w:pPr>
+        <w:pStyle w:val="NormalWeb"/>
+        <w:spacing w:before="0pt" w:beforeAutospacing="0" w:after="0pt" w:afterAutospacing="0"/>
+        <w:ind w:firstLine="14.40pt"/>
+        <w:jc w:val="both"/>
+        <w:rPr>
+          <w:sz w:val="20"/>
+          <w:szCs w:val="20"/>
+        </w:rPr>
+      </w:pPr>
+      <w:r>
+        <w:rPr>
+          <w:sz w:val="20"/>
+          <w:szCs w:val="20"/>
+        </w:rPr>
+        <w:t xml:space="preserve">Across human ratings, FER, and </w:t>
+      </w:r>
+      <w:proofErr w:type="spellStart"/>
+      <w:r>
+        <w:rPr>
+          <w:sz w:val="20"/>
+          <w:szCs w:val="20"/>
+        </w:rPr>
+        <w:t>DeepFace</w:t>
+      </w:r>
+      <w:proofErr w:type="spellEnd"/>
+      <w:r>
+        <w:rPr>
+          <w:sz w:val="20"/>
+          <w:szCs w:val="20"/>
+        </w:rPr>
+        <w:t xml:space="preserve">, larger changes in emotion vectors were consistently associated with lower similarity to the original image. This negative relationship indicates that greater changes in predicted emotion distributions corresponded to reduced robustness. Although FER generally exhibited smaller changes than </w:t>
+      </w:r>
+      <w:proofErr w:type="spellStart"/>
+      <w:r>
+        <w:rPr>
+          <w:sz w:val="20"/>
+          <w:szCs w:val="20"/>
+        </w:rPr>
+        <w:t>DeepFace</w:t>
+      </w:r>
+      <w:proofErr w:type="spellEnd"/>
+      <w:r>
+        <w:rPr>
+          <w:sz w:val="20"/>
+          <w:szCs w:val="20"/>
+        </w:rPr>
+        <w:t>, the same overall trend was observed across all three datasets.</w:t>
+      </w:r>
+    </w:p>
+    <w:p>
+      <w:pPr>
+        <w:pStyle w:val="NormalWeb"/>
+        <w:spacing w:before="0pt" w:beforeAutospacing="0" w:after="0pt" w:afterAutospacing="0"/>
+        <w:ind w:firstLine="14.40pt"/>
+        <w:jc w:val="both"/>
+        <w:rPr>
+          <w:sz w:val="20"/>
+          <w:szCs w:val="20"/>
+        </w:rPr>
+      </w:pPr>
+      <w:r>
+        <w:rPr>
+          <w:sz w:val="20"/>
+          <w:szCs w:val="20"/>
+        </w:rPr>
+        <w:t>These findings demonstrate that similarity to the original image decreases progressively as image modifications produce larger changes in perceived emotion.</w:t>
+      </w:r>
+    </w:p>
+    <w:p>
+      <w:pPr>
+        <w:jc w:val="both"/>
+      </w:pPr>
     </w:p>
     <w:p>
       <w:pPr>
@@ -3525,36 +4192,476 @@
           <w:b/>
           <w:bCs/>
         </w:rPr>
-        <w:t xml:space="preserve">Robustness Under Image Degradation </w:t>
-      </w:r>
-    </w:p>
-    <w:p>
-      <w:pPr>
+        <w:t xml:space="preserve">Emotion Ambiguity </w:t>
+      </w:r>
+    </w:p>
+    <w:p/>
+    <w:p>
+      <w:pPr>
+        <w:pStyle w:val="ListParagraph"/>
+        <w:numPr>
+          <w:ilvl w:val="0"/>
+          <w:numId w:val="33"/>
+        </w:numPr>
         <w:jc w:val="both"/>
       </w:pPr>
+      <w:r>
+        <w:rPr>
+          <w:noProof/>
+        </w:rPr>
+        <w:drawing>
+          <wp:anchor distT="0" distB="0" distL="114300" distR="114300" simplePos="0" relativeHeight="251689472" behindDoc="0" locked="0" layoutInCell="1" allowOverlap="1" wp14:anchorId="7F8A1F09" wp14:editId="36FA4679">
+            <wp:simplePos x="0" y="0"/>
+            <wp:positionH relativeFrom="column">
+              <wp:posOffset>-63515</wp:posOffset>
+            </wp:positionH>
+            <wp:positionV relativeFrom="paragraph">
+              <wp:posOffset>185420</wp:posOffset>
+            </wp:positionV>
+            <wp:extent cx="3338830" cy="1045210"/>
+            <wp:effectExtent l="0" t="0" r="1270" b="0"/>
+            <wp:wrapTopAndBottom/>
+            <wp:docPr id="1584663446" name="Picture 11"/>
+            <wp:cNvGraphicFramePr>
+              <a:graphicFrameLocks xmlns:a="http://purl.oclc.org/ooxml/drawingml/main" noChangeAspect="1"/>
+            </wp:cNvGraphicFramePr>
+            <a:graphic xmlns:a="http://purl.oclc.org/ooxml/drawingml/main">
+              <a:graphicData uri="http://purl.oclc.org/ooxml/drawingml/picture">
+                <pic:pic xmlns:pic="http://purl.oclc.org/ooxml/drawingml/picture">
+                  <pic:nvPicPr>
+                    <pic:cNvPr id="1584663446" name="Picture 1584663446"/>
+                    <pic:cNvPicPr/>
+                  </pic:nvPicPr>
+                  <pic:blipFill>
+                    <a:blip r:embed="rId18" cstate="print">
+                      <a:extLst>
+                        <a:ext uri="{28A0092B-C50C-407E-A947-70E740481C1C}">
+                          <a14:useLocalDpi xmlns:a14="http://schemas.microsoft.com/office/drawing/2010/main" val="0"/>
+                        </a:ext>
+                      </a:extLst>
+                    </a:blip>
+                    <a:stretch>
+                      <a:fillRect/>
+                    </a:stretch>
+                  </pic:blipFill>
+                  <pic:spPr>
+                    <a:xfrm>
+                      <a:off x="0" y="0"/>
+                      <a:ext cx="3338830" cy="1045210"/>
+                    </a:xfrm>
+                    <a:prstGeom prst="rect">
+                      <a:avLst/>
+                    </a:prstGeom>
+                  </pic:spPr>
+                </pic:pic>
+              </a:graphicData>
+            </a:graphic>
+            <wp14:sizeRelH relativeFrom="page">
+              <wp14:pctWidth>0%</wp14:pctWidth>
+            </wp14:sizeRelH>
+            <wp14:sizeRelV relativeFrom="page">
+              <wp14:pctHeight>0%</wp14:pctHeight>
+            </wp14:sizeRelV>
+          </wp:anchor>
+        </w:drawing>
+      </w:r>
+      <w:r>
+        <w:t xml:space="preserve">Effect of ambiguity on agreement </w:t>
+      </w:r>
+    </w:p>
+    <w:p>
+      <w:pPr>
+        <w:jc w:val="both"/>
+      </w:pPr>
+      <w:r>
+        <w:rPr>
+          <w:noProof/>
+        </w:rPr>
+        <w:drawing>
+          <wp:anchor distT="0" distB="0" distL="114300" distR="114300" simplePos="0" relativeHeight="251688448" behindDoc="0" locked="0" layoutInCell="1" allowOverlap="1" wp14:anchorId="31512960" wp14:editId="5962B88A">
+            <wp:simplePos x="0" y="0"/>
+            <wp:positionH relativeFrom="column">
+              <wp:posOffset>1304290</wp:posOffset>
+            </wp:positionH>
+            <wp:positionV relativeFrom="paragraph">
+              <wp:posOffset>1086765</wp:posOffset>
+            </wp:positionV>
+            <wp:extent cx="365760" cy="172757"/>
+            <wp:effectExtent l="0" t="0" r="2540" b="5080"/>
+            <wp:wrapNone/>
+            <wp:docPr id="2103702715" name="Text Box 6"/>
+            <wp:cNvGraphicFramePr/>
+            <a:graphic xmlns:a="http://purl.oclc.org/ooxml/drawingml/main">
+              <a:graphicData uri="http://schemas.microsoft.com/office/word/2010/wordprocessingShape">
+                <wp:wsp>
+                  <wp:cNvSpPr txBox="1"/>
+                  <wp:spPr>
+                    <a:xfrm>
+                      <a:off x="0" y="0"/>
+                      <a:ext cx="365760" cy="172757"/>
+                    </a:xfrm>
+                    <a:prstGeom prst="rect">
+                      <a:avLst/>
+                    </a:prstGeom>
+                    <a:noFill/>
+                    <a:ln>
+                      <a:noFill/>
+                    </a:ln>
+                  </wp:spPr>
+                  <wp:style>
+                    <a:lnRef idx="0">
+                      <a:scrgbClr r="0%" g="0%" b="0%"/>
+                    </a:lnRef>
+                    <a:fillRef idx="0">
+                      <a:scrgbClr r="0%" g="0%" b="0%"/>
+                    </a:fillRef>
+                    <a:effectRef idx="0">
+                      <a:scrgbClr r="0%" g="0%" b="0%"/>
+                    </a:effectRef>
+                    <a:fontRef idx="minor">
+                      <a:schemeClr val="dk1"/>
+                    </a:fontRef>
+                  </wp:style>
+                  <wp:txbx>
+                    <wne:txbxContent>
+                      <w:p>
+                        <w:pPr>
+                          <w:rPr>
+                            <w:sz w:val="16"/>
+                            <w:szCs w:val="16"/>
+                          </w:rPr>
+                        </w:pPr>
+                        <w:r>
+                          <w:rPr>
+                            <w:sz w:val="16"/>
+                            <w:szCs w:val="16"/>
+                          </w:rPr>
+                          <w:t>Fig. x</w:t>
+                        </w:r>
+                      </w:p>
+                    </wne:txbxContent>
+                  </wp:txbx>
+                  <wp:bodyPr rot="0" spcFirstLastPara="0" vertOverflow="overflow" horzOverflow="overflow" vert="horz" wrap="square" lIns="0" tIns="0" rIns="0" bIns="0" numCol="1" spcCol="0" rtlCol="0" fromWordArt="0" anchor="t" anchorCtr="0" forceAA="0" compatLnSpc="1">
+                    <a:prstTxWarp prst="textNoShape">
+                      <a:avLst/>
+                    </a:prstTxWarp>
+                    <a:noAutofit/>
+                  </wp:bodyPr>
+                </wp:wsp>
+              </a:graphicData>
+            </a:graphic>
+            <wp14:sizeRelH relativeFrom="margin">
+              <wp14:pctWidth>0%</wp14:pctWidth>
+            </wp14:sizeRelH>
+            <wp14:sizeRelV relativeFrom="margin">
+              <wp14:pctHeight>0%</wp14:pctHeight>
+            </wp14:sizeRelV>
+          </wp:anchor>
+        </w:drawing>
+      </w:r>
+    </w:p>
+    <w:p>
+      <w:pPr>
+        <w:ind w:firstLine="14.40pt"/>
+        <w:jc w:val="both"/>
+      </w:pPr>
+      <w:r>
+        <w:t>Ambiguous images exhibited substantially higher response entropy than non-ambiguous images for both human participants and AI models. Human</w:t>
+      </w:r>
+      <w:r>
+        <w:t>-</w:t>
+      </w:r>
+      <w:r>
+        <w:t xml:space="preserve">model cosine similarity was consistently lower for ambiguous images, with the largest reduction observed for </w:t>
+      </w:r>
+      <w:proofErr w:type="spellStart"/>
+      <w:r>
+        <w:t>DeepFace</w:t>
+      </w:r>
+      <w:proofErr w:type="spellEnd"/>
+      <w:r>
+        <w:t xml:space="preserve">. </w:t>
+      </w:r>
+    </w:p>
+    <w:p>
+      <w:pPr>
+        <w:ind w:firstLine="14.40pt"/>
+        <w:jc w:val="both"/>
+      </w:pPr>
+      <w:r>
+        <w:lastRenderedPageBreak/>
+        <w:t>Dominant emotion agreement also declined considerably under ambiguous conditions.</w:t>
+      </w:r>
+      <w:r>
+        <w:t xml:space="preserve"> </w:t>
+      </w:r>
+      <w:r>
+        <w:t>These results indicate that increasing ambiguity reduced agreement between human observers and AI emotion recognition models. file name for this description</w:t>
+      </w:r>
+      <w:r>
+        <w:t>.</w:t>
+      </w:r>
+    </w:p>
+    <w:p>
+      <w:pPr>
+        <w:ind w:firstLine="14.40pt"/>
+        <w:jc w:val="both"/>
+      </w:pPr>
+    </w:p>
+    <w:p>
+      <w:pPr>
+        <w:pStyle w:val="ListParagraph"/>
+        <w:numPr>
+          <w:ilvl w:val="0"/>
+          <w:numId w:val="33"/>
+        </w:numPr>
+        <w:jc w:val="both"/>
+      </w:pPr>
+      <w:r>
+        <w:rPr>
+          <w:noProof/>
+        </w:rPr>
+        <w:drawing>
+          <wp:anchor distT="0" distB="0" distL="114300" distR="114300" simplePos="0" relativeHeight="251690496" behindDoc="0" locked="0" layoutInCell="1" allowOverlap="1" wp14:anchorId="05B81A68" wp14:editId="1C4592EF">
+            <wp:simplePos x="0" y="0"/>
+            <wp:positionH relativeFrom="column">
+              <wp:posOffset>8654</wp:posOffset>
+            </wp:positionH>
+            <wp:positionV relativeFrom="paragraph">
+              <wp:posOffset>181093</wp:posOffset>
+            </wp:positionV>
+            <wp:extent cx="2920365" cy="2496185"/>
+            <wp:effectExtent l="0" t="0" r="635" b="5715"/>
+            <wp:wrapTopAndBottom/>
+            <wp:docPr id="416855960" name="Picture 12"/>
+            <wp:cNvGraphicFramePr>
+              <a:graphicFrameLocks xmlns:a="http://purl.oclc.org/ooxml/drawingml/main" noChangeAspect="1"/>
+            </wp:cNvGraphicFramePr>
+            <a:graphic xmlns:a="http://purl.oclc.org/ooxml/drawingml/main">
+              <a:graphicData uri="http://purl.oclc.org/ooxml/drawingml/picture">
+                <pic:pic xmlns:pic="http://purl.oclc.org/ooxml/drawingml/picture">
+                  <pic:nvPicPr>
+                    <pic:cNvPr id="416855960" name="Picture 416855960"/>
+                    <pic:cNvPicPr/>
+                  </pic:nvPicPr>
+                  <pic:blipFill>
+                    <a:blip r:embed="rId19" cstate="print">
+                      <a:extLst>
+                        <a:ext uri="{28A0092B-C50C-407E-A947-70E740481C1C}">
+                          <a14:useLocalDpi xmlns:a14="http://schemas.microsoft.com/office/drawing/2010/main" val="0"/>
+                        </a:ext>
+                      </a:extLst>
+                    </a:blip>
+                    <a:stretch>
+                      <a:fillRect/>
+                    </a:stretch>
+                  </pic:blipFill>
+                  <pic:spPr>
+                    <a:xfrm>
+                      <a:off x="0" y="0"/>
+                      <a:ext cx="2920365" cy="2496185"/>
+                    </a:xfrm>
+                    <a:prstGeom prst="rect">
+                      <a:avLst/>
+                    </a:prstGeom>
+                  </pic:spPr>
+                </pic:pic>
+              </a:graphicData>
+            </a:graphic>
+            <wp14:sizeRelH relativeFrom="page">
+              <wp14:pctWidth>0%</wp14:pctWidth>
+            </wp14:sizeRelH>
+            <wp14:sizeRelV relativeFrom="page">
+              <wp14:pctHeight>0%</wp14:pctHeight>
+            </wp14:sizeRelV>
+          </wp:anchor>
+        </w:drawing>
+      </w:r>
+      <w:r>
+        <w:t xml:space="preserve">Human and model uncertainty </w:t>
+      </w:r>
+    </w:p>
+    <w:p>
+      <w:pPr>
+        <w:jc w:val="both"/>
+      </w:pPr>
+      <w:r>
+        <w:rPr>
+          <w:noProof/>
+        </w:rPr>
+        <w:drawing>
+          <wp:anchor distT="0" distB="0" distL="114300" distR="114300" simplePos="0" relativeHeight="251692544" behindDoc="0" locked="0" layoutInCell="1" allowOverlap="1" wp14:anchorId="3BD2F450" wp14:editId="258D3161">
+            <wp:simplePos x="0" y="0"/>
+            <wp:positionH relativeFrom="column">
+              <wp:posOffset>1390620</wp:posOffset>
+            </wp:positionH>
+            <wp:positionV relativeFrom="paragraph">
+              <wp:posOffset>2535009</wp:posOffset>
+            </wp:positionV>
+            <wp:extent cx="365760" cy="172757"/>
+            <wp:effectExtent l="0" t="0" r="2540" b="5080"/>
+            <wp:wrapNone/>
+            <wp:docPr id="1486530777" name="Text Box 6"/>
+            <wp:cNvGraphicFramePr/>
+            <a:graphic xmlns:a="http://purl.oclc.org/ooxml/drawingml/main">
+              <a:graphicData uri="http://schemas.microsoft.com/office/word/2010/wordprocessingShape">
+                <wp:wsp>
+                  <wp:cNvSpPr txBox="1"/>
+                  <wp:spPr>
+                    <a:xfrm>
+                      <a:off x="0" y="0"/>
+                      <a:ext cx="365760" cy="172757"/>
+                    </a:xfrm>
+                    <a:prstGeom prst="rect">
+                      <a:avLst/>
+                    </a:prstGeom>
+                    <a:noFill/>
+                    <a:ln>
+                      <a:noFill/>
+                    </a:ln>
+                  </wp:spPr>
+                  <wp:style>
+                    <a:lnRef idx="0">
+                      <a:scrgbClr r="0%" g="0%" b="0%"/>
+                    </a:lnRef>
+                    <a:fillRef idx="0">
+                      <a:scrgbClr r="0%" g="0%" b="0%"/>
+                    </a:fillRef>
+                    <a:effectRef idx="0">
+                      <a:scrgbClr r="0%" g="0%" b="0%"/>
+                    </a:effectRef>
+                    <a:fontRef idx="minor">
+                      <a:schemeClr val="dk1"/>
+                    </a:fontRef>
+                  </wp:style>
+                  <wp:txbx>
+                    <wne:txbxContent>
+                      <w:p>
+                        <w:pPr>
+                          <w:rPr>
+                            <w:sz w:val="16"/>
+                            <w:szCs w:val="16"/>
+                          </w:rPr>
+                        </w:pPr>
+                        <w:r>
+                          <w:rPr>
+                            <w:sz w:val="16"/>
+                            <w:szCs w:val="16"/>
+                          </w:rPr>
+                          <w:t>Fig. x</w:t>
+                        </w:r>
+                      </w:p>
+                    </wne:txbxContent>
+                  </wp:txbx>
+                  <wp:bodyPr rot="0" spcFirstLastPara="0" vertOverflow="overflow" horzOverflow="overflow" vert="horz" wrap="square" lIns="0" tIns="0" rIns="0" bIns="0" numCol="1" spcCol="0" rtlCol="0" fromWordArt="0" anchor="t" anchorCtr="0" forceAA="0" compatLnSpc="1">
+                    <a:prstTxWarp prst="textNoShape">
+                      <a:avLst/>
+                    </a:prstTxWarp>
+                    <a:noAutofit/>
+                  </wp:bodyPr>
+                </wp:wsp>
+              </a:graphicData>
+            </a:graphic>
+            <wp14:sizeRelH relativeFrom="margin">
+              <wp14:pctWidth>0%</wp14:pctWidth>
+            </wp14:sizeRelH>
+            <wp14:sizeRelV relativeFrom="margin">
+              <wp14:pctHeight>0%</wp14:pctHeight>
+            </wp14:sizeRelV>
+          </wp:anchor>
+        </w:drawing>
+      </w:r>
+    </w:p>
+    <w:p>
+      <w:pPr>
+        <w:ind w:firstLine="14.40pt"/>
+        <w:jc w:val="both"/>
+      </w:pPr>
+      <w:r>
+        <w:t xml:space="preserve">Human response entropy was positively associated with the entropy produced by both FER and </w:t>
+      </w:r>
+      <w:proofErr w:type="spellStart"/>
+      <w:r>
+        <w:t>DeepFace</w:t>
+      </w:r>
+      <w:proofErr w:type="spellEnd"/>
+      <w:r>
+        <w:t>, indicating that images perceived as more ambiguous by participants also tended to produce greater uncertainty in the AI models.</w:t>
+      </w:r>
+    </w:p>
+    <w:p>
+      <w:pPr>
+        <w:ind w:firstLine="14.40pt"/>
+        <w:jc w:val="both"/>
+      </w:pPr>
+      <w:r>
+        <w:t xml:space="preserve">However, considerable variation was observed around the diagonal reference line, particularly for </w:t>
+      </w:r>
+      <w:proofErr w:type="spellStart"/>
+      <w:r>
+        <w:t>DeepFace</w:t>
+      </w:r>
+      <w:proofErr w:type="spellEnd"/>
+      <w:r>
+        <w:t>, suggesting that model uncertainty did not consistently match the level of uncertainty expressed by human participants.</w:t>
+      </w:r>
+    </w:p>
+    <w:p>
+      <w:pPr>
+        <w:ind w:firstLine="14.40pt"/>
+        <w:jc w:val="both"/>
+      </w:pPr>
+    </w:p>
+    <w:p>
+      <w:pPr>
+        <w:pStyle w:val="Heading2"/>
+        <w:rPr>
+          <w:b/>
+          <w:bCs/>
+        </w:rPr>
+      </w:pPr>
+      <w:r>
+        <w:rPr>
+          <w:b/>
+          <w:bCs/>
+        </w:rPr>
+        <w:t xml:space="preserve">Facial Landmark Associations </w:t>
+      </w:r>
+    </w:p>
+    <w:p>
+      <w:pPr>
+        <w:pStyle w:val="Heading1"/>
+        <w:numPr>
+          <w:ilvl w:val="0"/>
+          <w:numId w:val="0"/>
+        </w:numPr>
+        <w:ind w:start="28.80pt" w:hanging="18pt"/>
+        <w:jc w:val="both"/>
+      </w:pPr>
     </w:p>
     <w:p/>
     <w:p>
       <w:pPr>
-        <w:pStyle w:val="Heading2"/>
-      </w:pPr>
-    </w:p>
-    <w:p>
-      <w:pPr>
-        <w:pStyle w:val="Heading2"/>
-      </w:pPr>
-      <w:r>
-        <w:t>Wibrfn</w:t>
-      </w:r>
-    </w:p>
-    <w:p/>
-    <w:p>
-      <w:pPr>
         <w:pStyle w:val="BodyText"/>
-      </w:pPr>
-      <w:r>
-        <w:t>/K”.</w:t>
-      </w:r>
+        <w:ind w:firstLine="0pt"/>
+        <w:rPr>
+          <w:lang w:val="en-US"/>
+        </w:rPr>
+      </w:pPr>
+      <w:proofErr w:type="spellStart"/>
+      <w:r>
+        <w:rPr>
+          <w:lang w:val="en-US"/>
+        </w:rPr>
+        <w:t>wfoibqepficnqpe</w:t>
+      </w:r>
+      <w:proofErr w:type="spellEnd"/>
+    </w:p>
+    <w:p>
+      <w:pPr>
+        <w:pStyle w:val="BodyText"/>
+        <w:ind w:firstLine="0pt"/>
+      </w:pPr>
     </w:p>
     <w:p>
       <w:pPr>
@@ -3660,7 +4767,10 @@
         <w:pStyle w:val="BodyText"/>
       </w:pPr>
       <w:r>
-        <w:t>The template will number citations consecutively within brackets [1]. The sentence punctuation follows the bracket [2]. Refer simply to the reference number, as in [3]—do not use “Ref. [3]” or “reference [3]” except at the beginning of a sentence: “Reference [3] was the first</w:t>
+        <w:t xml:space="preserve">The template will number citations consecutively within brackets [1]. The sentence punctuation follows the bracket [2]. Refer simply to the reference number, as in [3]—do not use </w:t>
+      </w:r>
+      <w:r>
+        <w:t>“Ref. [3]” or “reference [3]” except at the beginning of a sentence: “Reference [3] was the first</w:t>
       </w:r>
       <w:r>
         <w:rPr>
@@ -3832,7 +4942,7 @@
       <w:r>
         <w:t xml:space="preserve"> Code Ocean, Aug. 2023. [Online]. Available: </w:t>
       </w:r>
-      <w:hyperlink r:id="rId15" w:history="1">
+      <w:hyperlink r:id="rId20" w:history="1">
         <w:r>
           <w:t>https://codeocean.com/capsule/4989235/tree</w:t>
         </w:r>
@@ -3871,7 +4981,7 @@
       <w:r>
         <w:t xml:space="preserve"> 2013, arXiv:1312.6114. [Online]. Available: </w:t>
       </w:r>
-      <w:hyperlink r:id="rId16" w:history="1">
+      <w:hyperlink r:id="rId21" w:history="1">
         <w:r>
           <w:t>https://arxiv.org/abs/1312.6114</w:t>
         </w:r>
@@ -4041,6 +5151,7 @@
         <w:rPr>
           <w:noProof/>
         </w:rPr>
+        <w:lastRenderedPageBreak/>
         <w:drawing>
           <wp:anchor distT="0" distB="0" distL="114300" distR="114300" simplePos="0" relativeHeight="251657728" behindDoc="1" locked="0" layoutInCell="1" allowOverlap="1" wp14:anchorId="50A5432F" wp14:editId="6F0F41D4">
             <wp:simplePos x="0" y="0"/>
@@ -4612,6 +5723,188 @@
     </w:lvl>
   </w:abstractNum>
   <w:abstractNum w:abstractNumId="12" w15:restartNumberingAfterBreak="0">
+    <w:nsid w:val="09C91233"/>
+    <w:multiLevelType w:val="hybridMultilevel"/>
+    <w:tmpl w:val="FE92B90A"/>
+    <w:lvl w:ilvl="0" w:tplc="94B8EFA0">
+      <w:start w:val="1"/>
+      <w:numFmt w:val="decimal"/>
+      <w:lvlText w:val="D.%1."/>
+      <w:lvlJc w:val="start"/>
+      <w:pPr>
+        <w:ind w:start="36pt" w:hanging="18pt"/>
+      </w:pPr>
+      <w:rPr>
+        <w:rFonts w:hint="default"/>
+        <w:b w:val="0"/>
+        <w:i w:val="0"/>
+      </w:rPr>
+    </w:lvl>
+    <w:lvl w:ilvl="1" w:tplc="04090019" w:tentative="1">
+      <w:start w:val="1"/>
+      <w:numFmt w:val="lowerLetter"/>
+      <w:lvlText w:val="%2."/>
+      <w:lvlJc w:val="start"/>
+      <w:pPr>
+        <w:ind w:start="72pt" w:hanging="18pt"/>
+      </w:pPr>
+    </w:lvl>
+    <w:lvl w:ilvl="2" w:tplc="0409001B" w:tentative="1">
+      <w:start w:val="1"/>
+      <w:numFmt w:val="lowerRoman"/>
+      <w:lvlText w:val="%3."/>
+      <w:lvlJc w:val="end"/>
+      <w:pPr>
+        <w:ind w:start="108pt" w:hanging="9pt"/>
+      </w:pPr>
+    </w:lvl>
+    <w:lvl w:ilvl="3" w:tplc="0409000F" w:tentative="1">
+      <w:start w:val="1"/>
+      <w:numFmt w:val="decimal"/>
+      <w:lvlText w:val="%4."/>
+      <w:lvlJc w:val="start"/>
+      <w:pPr>
+        <w:ind w:start="144pt" w:hanging="18pt"/>
+      </w:pPr>
+    </w:lvl>
+    <w:lvl w:ilvl="4" w:tplc="04090019" w:tentative="1">
+      <w:start w:val="1"/>
+      <w:numFmt w:val="lowerLetter"/>
+      <w:lvlText w:val="%5."/>
+      <w:lvlJc w:val="start"/>
+      <w:pPr>
+        <w:ind w:start="180pt" w:hanging="18pt"/>
+      </w:pPr>
+    </w:lvl>
+    <w:lvl w:ilvl="5" w:tplc="0409001B" w:tentative="1">
+      <w:start w:val="1"/>
+      <w:numFmt w:val="lowerRoman"/>
+      <w:lvlText w:val="%6."/>
+      <w:lvlJc w:val="end"/>
+      <w:pPr>
+        <w:ind w:start="216pt" w:hanging="9pt"/>
+      </w:pPr>
+    </w:lvl>
+    <w:lvl w:ilvl="6" w:tplc="0409000F" w:tentative="1">
+      <w:start w:val="1"/>
+      <w:numFmt w:val="decimal"/>
+      <w:lvlText w:val="%7."/>
+      <w:lvlJc w:val="start"/>
+      <w:pPr>
+        <w:ind w:start="252pt" w:hanging="18pt"/>
+      </w:pPr>
+    </w:lvl>
+    <w:lvl w:ilvl="7" w:tplc="04090019" w:tentative="1">
+      <w:start w:val="1"/>
+      <w:numFmt w:val="lowerLetter"/>
+      <w:lvlText w:val="%8."/>
+      <w:lvlJc w:val="start"/>
+      <w:pPr>
+        <w:ind w:start="288pt" w:hanging="18pt"/>
+      </w:pPr>
+    </w:lvl>
+    <w:lvl w:ilvl="8" w:tplc="0409001B" w:tentative="1">
+      <w:start w:val="1"/>
+      <w:numFmt w:val="lowerRoman"/>
+      <w:lvlText w:val="%9."/>
+      <w:lvlJc w:val="end"/>
+      <w:pPr>
+        <w:ind w:start="324pt" w:hanging="9pt"/>
+      </w:pPr>
+    </w:lvl>
+  </w:abstractNum>
+  <w:abstractNum w:abstractNumId="13" w15:restartNumberingAfterBreak="0">
+    <w:nsid w:val="0E285656"/>
+    <w:multiLevelType w:val="hybridMultilevel"/>
+    <w:tmpl w:val="C6566854"/>
+    <w:lvl w:ilvl="0" w:tplc="7DFEE786">
+      <w:start w:val="1"/>
+      <w:numFmt w:val="decimal"/>
+      <w:lvlText w:val="E.%1."/>
+      <w:lvlJc w:val="start"/>
+      <w:pPr>
+        <w:ind w:start="36pt" w:hanging="18pt"/>
+      </w:pPr>
+      <w:rPr>
+        <w:rFonts w:hint="default"/>
+        <w:b w:val="0"/>
+        <w:i w:val="0"/>
+      </w:rPr>
+    </w:lvl>
+    <w:lvl w:ilvl="1" w:tplc="04090019" w:tentative="1">
+      <w:start w:val="1"/>
+      <w:numFmt w:val="lowerLetter"/>
+      <w:lvlText w:val="%2."/>
+      <w:lvlJc w:val="start"/>
+      <w:pPr>
+        <w:ind w:start="72pt" w:hanging="18pt"/>
+      </w:pPr>
+    </w:lvl>
+    <w:lvl w:ilvl="2" w:tplc="0409001B" w:tentative="1">
+      <w:start w:val="1"/>
+      <w:numFmt w:val="lowerRoman"/>
+      <w:lvlText w:val="%3."/>
+      <w:lvlJc w:val="end"/>
+      <w:pPr>
+        <w:ind w:start="108pt" w:hanging="9pt"/>
+      </w:pPr>
+    </w:lvl>
+    <w:lvl w:ilvl="3" w:tplc="0409000F" w:tentative="1">
+      <w:start w:val="1"/>
+      <w:numFmt w:val="decimal"/>
+      <w:lvlText w:val="%4."/>
+      <w:lvlJc w:val="start"/>
+      <w:pPr>
+        <w:ind w:start="144pt" w:hanging="18pt"/>
+      </w:pPr>
+    </w:lvl>
+    <w:lvl w:ilvl="4" w:tplc="04090019" w:tentative="1">
+      <w:start w:val="1"/>
+      <w:numFmt w:val="lowerLetter"/>
+      <w:lvlText w:val="%5."/>
+      <w:lvlJc w:val="start"/>
+      <w:pPr>
+        <w:ind w:start="180pt" w:hanging="18pt"/>
+      </w:pPr>
+    </w:lvl>
+    <w:lvl w:ilvl="5" w:tplc="0409001B" w:tentative="1">
+      <w:start w:val="1"/>
+      <w:numFmt w:val="lowerRoman"/>
+      <w:lvlText w:val="%6."/>
+      <w:lvlJc w:val="end"/>
+      <w:pPr>
+        <w:ind w:start="216pt" w:hanging="9pt"/>
+      </w:pPr>
+    </w:lvl>
+    <w:lvl w:ilvl="6" w:tplc="0409000F" w:tentative="1">
+      <w:start w:val="1"/>
+      <w:numFmt w:val="decimal"/>
+      <w:lvlText w:val="%7."/>
+      <w:lvlJc w:val="start"/>
+      <w:pPr>
+        <w:ind w:start="252pt" w:hanging="18pt"/>
+      </w:pPr>
+    </w:lvl>
+    <w:lvl w:ilvl="7" w:tplc="04090019" w:tentative="1">
+      <w:start w:val="1"/>
+      <w:numFmt w:val="lowerLetter"/>
+      <w:lvlText w:val="%8."/>
+      <w:lvlJc w:val="start"/>
+      <w:pPr>
+        <w:ind w:start="288pt" w:hanging="18pt"/>
+      </w:pPr>
+    </w:lvl>
+    <w:lvl w:ilvl="8" w:tplc="0409001B" w:tentative="1">
+      <w:start w:val="1"/>
+      <w:numFmt w:val="lowerRoman"/>
+      <w:lvlText w:val="%9."/>
+      <w:lvlJc w:val="end"/>
+      <w:pPr>
+        <w:ind w:start="324pt" w:hanging="9pt"/>
+      </w:pPr>
+    </w:lvl>
+  </w:abstractNum>
+  <w:abstractNum w:abstractNumId="14" w15:restartNumberingAfterBreak="0">
     <w:nsid w:val="1E177E97"/>
     <w:multiLevelType w:val="hybridMultilevel"/>
     <w:tmpl w:val="A6463BCE"/>
@@ -4697,7 +5990,7 @@
       </w:pPr>
     </w:lvl>
   </w:abstractNum>
-  <w:abstractNum w:abstractNumId="13" w15:restartNumberingAfterBreak="0">
+  <w:abstractNum w:abstractNumId="15" w15:restartNumberingAfterBreak="0">
     <w:nsid w:val="20AF0333"/>
     <w:multiLevelType w:val="hybridMultilevel"/>
     <w:tmpl w:val="CB0E7F4E"/>
@@ -4839,7 +6132,189 @@
       </w:rPr>
     </w:lvl>
   </w:abstractNum>
-  <w:abstractNum w:abstractNumId="14" w15:restartNumberingAfterBreak="0">
+  <w:abstractNum w:abstractNumId="16" w15:restartNumberingAfterBreak="0">
+    <w:nsid w:val="24D37C2E"/>
+    <w:multiLevelType w:val="hybridMultilevel"/>
+    <w:tmpl w:val="A28A1BB2"/>
+    <w:lvl w:ilvl="0" w:tplc="6F245926">
+      <w:start w:val="1"/>
+      <w:numFmt w:val="decimal"/>
+      <w:lvlText w:val="E.%1."/>
+      <w:lvlJc w:val="start"/>
+      <w:pPr>
+        <w:ind w:start="36pt" w:hanging="18pt"/>
+      </w:pPr>
+      <w:rPr>
+        <w:rFonts w:hint="default"/>
+        <w:b w:val="0"/>
+        <w:i w:val="0"/>
+      </w:rPr>
+    </w:lvl>
+    <w:lvl w:ilvl="1" w:tplc="04090019" w:tentative="1">
+      <w:start w:val="1"/>
+      <w:numFmt w:val="lowerLetter"/>
+      <w:lvlText w:val="%2."/>
+      <w:lvlJc w:val="start"/>
+      <w:pPr>
+        <w:ind w:start="72pt" w:hanging="18pt"/>
+      </w:pPr>
+    </w:lvl>
+    <w:lvl w:ilvl="2" w:tplc="0409001B" w:tentative="1">
+      <w:start w:val="1"/>
+      <w:numFmt w:val="lowerRoman"/>
+      <w:lvlText w:val="%3."/>
+      <w:lvlJc w:val="end"/>
+      <w:pPr>
+        <w:ind w:start="108pt" w:hanging="9pt"/>
+      </w:pPr>
+    </w:lvl>
+    <w:lvl w:ilvl="3" w:tplc="0409000F" w:tentative="1">
+      <w:start w:val="1"/>
+      <w:numFmt w:val="decimal"/>
+      <w:lvlText w:val="%4."/>
+      <w:lvlJc w:val="start"/>
+      <w:pPr>
+        <w:ind w:start="144pt" w:hanging="18pt"/>
+      </w:pPr>
+    </w:lvl>
+    <w:lvl w:ilvl="4" w:tplc="04090019" w:tentative="1">
+      <w:start w:val="1"/>
+      <w:numFmt w:val="lowerLetter"/>
+      <w:lvlText w:val="%5."/>
+      <w:lvlJc w:val="start"/>
+      <w:pPr>
+        <w:ind w:start="180pt" w:hanging="18pt"/>
+      </w:pPr>
+    </w:lvl>
+    <w:lvl w:ilvl="5" w:tplc="0409001B" w:tentative="1">
+      <w:start w:val="1"/>
+      <w:numFmt w:val="lowerRoman"/>
+      <w:lvlText w:val="%6."/>
+      <w:lvlJc w:val="end"/>
+      <w:pPr>
+        <w:ind w:start="216pt" w:hanging="9pt"/>
+      </w:pPr>
+    </w:lvl>
+    <w:lvl w:ilvl="6" w:tplc="0409000F" w:tentative="1">
+      <w:start w:val="1"/>
+      <w:numFmt w:val="decimal"/>
+      <w:lvlText w:val="%7."/>
+      <w:lvlJc w:val="start"/>
+      <w:pPr>
+        <w:ind w:start="252pt" w:hanging="18pt"/>
+      </w:pPr>
+    </w:lvl>
+    <w:lvl w:ilvl="7" w:tplc="04090019" w:tentative="1">
+      <w:start w:val="1"/>
+      <w:numFmt w:val="lowerLetter"/>
+      <w:lvlText w:val="%8."/>
+      <w:lvlJc w:val="start"/>
+      <w:pPr>
+        <w:ind w:start="288pt" w:hanging="18pt"/>
+      </w:pPr>
+    </w:lvl>
+    <w:lvl w:ilvl="8" w:tplc="0409001B" w:tentative="1">
+      <w:start w:val="1"/>
+      <w:numFmt w:val="lowerRoman"/>
+      <w:lvlText w:val="%9."/>
+      <w:lvlJc w:val="end"/>
+      <w:pPr>
+        <w:ind w:start="324pt" w:hanging="9pt"/>
+      </w:pPr>
+    </w:lvl>
+  </w:abstractNum>
+  <w:abstractNum w:abstractNumId="17" w15:restartNumberingAfterBreak="0">
+    <w:nsid w:val="26BF275C"/>
+    <w:multiLevelType w:val="hybridMultilevel"/>
+    <w:tmpl w:val="7128ADC2"/>
+    <w:lvl w:ilvl="0" w:tplc="6F245926">
+      <w:start w:val="1"/>
+      <w:numFmt w:val="decimal"/>
+      <w:lvlText w:val="E.%1."/>
+      <w:lvlJc w:val="start"/>
+      <w:pPr>
+        <w:ind w:start="36pt" w:hanging="18pt"/>
+      </w:pPr>
+      <w:rPr>
+        <w:rFonts w:hint="default"/>
+        <w:b w:val="0"/>
+        <w:i w:val="0"/>
+      </w:rPr>
+    </w:lvl>
+    <w:lvl w:ilvl="1" w:tplc="04090019" w:tentative="1">
+      <w:start w:val="1"/>
+      <w:numFmt w:val="lowerLetter"/>
+      <w:lvlText w:val="%2."/>
+      <w:lvlJc w:val="start"/>
+      <w:pPr>
+        <w:ind w:start="72pt" w:hanging="18pt"/>
+      </w:pPr>
+    </w:lvl>
+    <w:lvl w:ilvl="2" w:tplc="0409001B" w:tentative="1">
+      <w:start w:val="1"/>
+      <w:numFmt w:val="lowerRoman"/>
+      <w:lvlText w:val="%3."/>
+      <w:lvlJc w:val="end"/>
+      <w:pPr>
+        <w:ind w:start="108pt" w:hanging="9pt"/>
+      </w:pPr>
+    </w:lvl>
+    <w:lvl w:ilvl="3" w:tplc="0409000F" w:tentative="1">
+      <w:start w:val="1"/>
+      <w:numFmt w:val="decimal"/>
+      <w:lvlText w:val="%4."/>
+      <w:lvlJc w:val="start"/>
+      <w:pPr>
+        <w:ind w:start="144pt" w:hanging="18pt"/>
+      </w:pPr>
+    </w:lvl>
+    <w:lvl w:ilvl="4" w:tplc="04090019" w:tentative="1">
+      <w:start w:val="1"/>
+      <w:numFmt w:val="lowerLetter"/>
+      <w:lvlText w:val="%5."/>
+      <w:lvlJc w:val="start"/>
+      <w:pPr>
+        <w:ind w:start="180pt" w:hanging="18pt"/>
+      </w:pPr>
+    </w:lvl>
+    <w:lvl w:ilvl="5" w:tplc="0409001B" w:tentative="1">
+      <w:start w:val="1"/>
+      <w:numFmt w:val="lowerRoman"/>
+      <w:lvlText w:val="%6."/>
+      <w:lvlJc w:val="end"/>
+      <w:pPr>
+        <w:ind w:start="216pt" w:hanging="9pt"/>
+      </w:pPr>
+    </w:lvl>
+    <w:lvl w:ilvl="6" w:tplc="0409000F" w:tentative="1">
+      <w:start w:val="1"/>
+      <w:numFmt w:val="decimal"/>
+      <w:lvlText w:val="%7."/>
+      <w:lvlJc w:val="start"/>
+      <w:pPr>
+        <w:ind w:start="252pt" w:hanging="18pt"/>
+      </w:pPr>
+    </w:lvl>
+    <w:lvl w:ilvl="7" w:tplc="04090019" w:tentative="1">
+      <w:start w:val="1"/>
+      <w:numFmt w:val="lowerLetter"/>
+      <w:lvlText w:val="%8."/>
+      <w:lvlJc w:val="start"/>
+      <w:pPr>
+        <w:ind w:start="288pt" w:hanging="18pt"/>
+      </w:pPr>
+    </w:lvl>
+    <w:lvl w:ilvl="8" w:tplc="0409001B" w:tentative="1">
+      <w:start w:val="1"/>
+      <w:numFmt w:val="lowerRoman"/>
+      <w:lvlText w:val="%9."/>
+      <w:lvlJc w:val="end"/>
+      <w:pPr>
+        <w:ind w:start="324pt" w:hanging="9pt"/>
+      </w:pPr>
+    </w:lvl>
+  </w:abstractNum>
+  <w:abstractNum w:abstractNumId="18" w15:restartNumberingAfterBreak="0">
     <w:nsid w:val="26FE1FCF"/>
     <w:multiLevelType w:val="hybridMultilevel"/>
     <w:tmpl w:val="33826962"/>
@@ -5000,7 +6475,7 @@
       </w:rPr>
     </w:lvl>
   </w:abstractNum>
-  <w:abstractNum w:abstractNumId="15" w15:restartNumberingAfterBreak="0">
+  <w:abstractNum w:abstractNumId="19" w15:restartNumberingAfterBreak="0">
     <w:nsid w:val="37660336"/>
     <w:multiLevelType w:val="hybridMultilevel"/>
     <w:tmpl w:val="B99C0C20"/>
@@ -5137,7 +6612,7 @@
       </w:rPr>
     </w:lvl>
   </w:abstractNum>
-  <w:abstractNum w:abstractNumId="16" w15:restartNumberingAfterBreak="0">
+  <w:abstractNum w:abstractNumId="20" w15:restartNumberingAfterBreak="0">
     <w:nsid w:val="39E54FC6"/>
     <w:multiLevelType w:val="singleLevel"/>
     <w:tmpl w:val="5B7288D4"/>
@@ -5157,24 +6632,23 @@
       </w:rPr>
     </w:lvl>
   </w:abstractNum>
-  <w:abstractNum w:abstractNumId="17" w15:restartNumberingAfterBreak="0">
+  <w:abstractNum w:abstractNumId="21" w15:restartNumberingAfterBreak="0">
     <w:nsid w:val="4189603E"/>
     <w:multiLevelType w:val="multilevel"/>
-    <w:tmpl w:val="0AB06E12"/>
+    <w:tmpl w:val="68028CDC"/>
     <w:lvl w:ilvl="0">
       <w:start w:val="1"/>
-      <w:numFmt w:val="upperRoman"/>
+      <w:numFmt w:val="decimal"/>
       <w:pStyle w:val="Heading1"/>
-      <w:lvlText w:val="%1."/>
-      <w:lvlJc w:val="center"/>
-      <w:pPr>
-        <w:tabs>
-          <w:tab w:val="num" w:pos="28.80pt"/>
-        </w:tabs>
-        <w:ind w:firstLine="10.80pt"/>
+      <w:lvlText w:val="E.%1."/>
+      <w:lvlJc w:val="start"/>
+      <w:pPr>
+        <w:ind w:start="28.80pt" w:hanging="18pt"/>
       </w:pPr>
       <w:rPr>
-        <w:rFonts w:ascii="Times New Roman" w:hAnsi="Times New Roman" w:cs="Times New Roman" w:hint="default"/>
+        <w:rFonts w:hint="default"/>
+        <w:b w:val="0"/>
+        <w:i w:val="0"/>
         <w:caps w:val="0"/>
         <w:strike w:val="0"/>
         <w:dstrike w:val="0"/>
@@ -5364,7 +6838,189 @@
       </w:rPr>
     </w:lvl>
   </w:abstractNum>
-  <w:abstractNum w:abstractNumId="18" w15:restartNumberingAfterBreak="0">
+  <w:abstractNum w:abstractNumId="22" w15:restartNumberingAfterBreak="0">
+    <w:nsid w:val="445D65E4"/>
+    <w:multiLevelType w:val="hybridMultilevel"/>
+    <w:tmpl w:val="71100B54"/>
+    <w:lvl w:ilvl="0" w:tplc="6F245926">
+      <w:start w:val="1"/>
+      <w:numFmt w:val="decimal"/>
+      <w:lvlText w:val="E.%1."/>
+      <w:lvlJc w:val="start"/>
+      <w:pPr>
+        <w:ind w:start="36pt" w:hanging="18pt"/>
+      </w:pPr>
+      <w:rPr>
+        <w:rFonts w:hint="default"/>
+        <w:b w:val="0"/>
+        <w:i w:val="0"/>
+      </w:rPr>
+    </w:lvl>
+    <w:lvl w:ilvl="1" w:tplc="04090019" w:tentative="1">
+      <w:start w:val="1"/>
+      <w:numFmt w:val="lowerLetter"/>
+      <w:lvlText w:val="%2."/>
+      <w:lvlJc w:val="start"/>
+      <w:pPr>
+        <w:ind w:start="72pt" w:hanging="18pt"/>
+      </w:pPr>
+    </w:lvl>
+    <w:lvl w:ilvl="2" w:tplc="0409001B" w:tentative="1">
+      <w:start w:val="1"/>
+      <w:numFmt w:val="lowerRoman"/>
+      <w:lvlText w:val="%3."/>
+      <w:lvlJc w:val="end"/>
+      <w:pPr>
+        <w:ind w:start="108pt" w:hanging="9pt"/>
+      </w:pPr>
+    </w:lvl>
+    <w:lvl w:ilvl="3" w:tplc="0409000F" w:tentative="1">
+      <w:start w:val="1"/>
+      <w:numFmt w:val="decimal"/>
+      <w:lvlText w:val="%4."/>
+      <w:lvlJc w:val="start"/>
+      <w:pPr>
+        <w:ind w:start="144pt" w:hanging="18pt"/>
+      </w:pPr>
+    </w:lvl>
+    <w:lvl w:ilvl="4" w:tplc="04090019" w:tentative="1">
+      <w:start w:val="1"/>
+      <w:numFmt w:val="lowerLetter"/>
+      <w:lvlText w:val="%5."/>
+      <w:lvlJc w:val="start"/>
+      <w:pPr>
+        <w:ind w:start="180pt" w:hanging="18pt"/>
+      </w:pPr>
+    </w:lvl>
+    <w:lvl w:ilvl="5" w:tplc="0409001B" w:tentative="1">
+      <w:start w:val="1"/>
+      <w:numFmt w:val="lowerRoman"/>
+      <w:lvlText w:val="%6."/>
+      <w:lvlJc w:val="end"/>
+      <w:pPr>
+        <w:ind w:start="216pt" w:hanging="9pt"/>
+      </w:pPr>
+    </w:lvl>
+    <w:lvl w:ilvl="6" w:tplc="0409000F" w:tentative="1">
+      <w:start w:val="1"/>
+      <w:numFmt w:val="decimal"/>
+      <w:lvlText w:val="%7."/>
+      <w:lvlJc w:val="start"/>
+      <w:pPr>
+        <w:ind w:start="252pt" w:hanging="18pt"/>
+      </w:pPr>
+    </w:lvl>
+    <w:lvl w:ilvl="7" w:tplc="04090019" w:tentative="1">
+      <w:start w:val="1"/>
+      <w:numFmt w:val="lowerLetter"/>
+      <w:lvlText w:val="%8."/>
+      <w:lvlJc w:val="start"/>
+      <w:pPr>
+        <w:ind w:start="288pt" w:hanging="18pt"/>
+      </w:pPr>
+    </w:lvl>
+    <w:lvl w:ilvl="8" w:tplc="0409001B" w:tentative="1">
+      <w:start w:val="1"/>
+      <w:numFmt w:val="lowerRoman"/>
+      <w:lvlText w:val="%9."/>
+      <w:lvlJc w:val="end"/>
+      <w:pPr>
+        <w:ind w:start="324pt" w:hanging="9pt"/>
+      </w:pPr>
+    </w:lvl>
+  </w:abstractNum>
+  <w:abstractNum w:abstractNumId="23" w15:restartNumberingAfterBreak="0">
+    <w:nsid w:val="48BF17A4"/>
+    <w:multiLevelType w:val="hybridMultilevel"/>
+    <w:tmpl w:val="225EC076"/>
+    <w:lvl w:ilvl="0" w:tplc="CA42CCAC">
+      <w:start w:val="1"/>
+      <w:numFmt w:val="decimal"/>
+      <w:lvlText w:val="E.%1."/>
+      <w:lvlJc w:val="start"/>
+      <w:pPr>
+        <w:ind w:start="36pt" w:hanging="18pt"/>
+      </w:pPr>
+      <w:rPr>
+        <w:rFonts w:hint="default"/>
+        <w:b w:val="0"/>
+        <w:i w:val="0"/>
+      </w:rPr>
+    </w:lvl>
+    <w:lvl w:ilvl="1" w:tplc="04090019" w:tentative="1">
+      <w:start w:val="1"/>
+      <w:numFmt w:val="lowerLetter"/>
+      <w:lvlText w:val="%2."/>
+      <w:lvlJc w:val="start"/>
+      <w:pPr>
+        <w:ind w:start="72pt" w:hanging="18pt"/>
+      </w:pPr>
+    </w:lvl>
+    <w:lvl w:ilvl="2" w:tplc="0409001B" w:tentative="1">
+      <w:start w:val="1"/>
+      <w:numFmt w:val="lowerRoman"/>
+      <w:lvlText w:val="%3."/>
+      <w:lvlJc w:val="end"/>
+      <w:pPr>
+        <w:ind w:start="108pt" w:hanging="9pt"/>
+      </w:pPr>
+    </w:lvl>
+    <w:lvl w:ilvl="3" w:tplc="0409000F" w:tentative="1">
+      <w:start w:val="1"/>
+      <w:numFmt w:val="decimal"/>
+      <w:lvlText w:val="%4."/>
+      <w:lvlJc w:val="start"/>
+      <w:pPr>
+        <w:ind w:start="144pt" w:hanging="18pt"/>
+      </w:pPr>
+    </w:lvl>
+    <w:lvl w:ilvl="4" w:tplc="04090019" w:tentative="1">
+      <w:start w:val="1"/>
+      <w:numFmt w:val="lowerLetter"/>
+      <w:lvlText w:val="%5."/>
+      <w:lvlJc w:val="start"/>
+      <w:pPr>
+        <w:ind w:start="180pt" w:hanging="18pt"/>
+      </w:pPr>
+    </w:lvl>
+    <w:lvl w:ilvl="5" w:tplc="0409001B" w:tentative="1">
+      <w:start w:val="1"/>
+      <w:numFmt w:val="lowerRoman"/>
+      <w:lvlText w:val="%6."/>
+      <w:lvlJc w:val="end"/>
+      <w:pPr>
+        <w:ind w:start="216pt" w:hanging="9pt"/>
+      </w:pPr>
+    </w:lvl>
+    <w:lvl w:ilvl="6" w:tplc="0409000F" w:tentative="1">
+      <w:start w:val="1"/>
+      <w:numFmt w:val="decimal"/>
+      <w:lvlText w:val="%7."/>
+      <w:lvlJc w:val="start"/>
+      <w:pPr>
+        <w:ind w:start="252pt" w:hanging="18pt"/>
+      </w:pPr>
+    </w:lvl>
+    <w:lvl w:ilvl="7" w:tplc="04090019" w:tentative="1">
+      <w:start w:val="1"/>
+      <w:numFmt w:val="lowerLetter"/>
+      <w:lvlText w:val="%8."/>
+      <w:lvlJc w:val="start"/>
+      <w:pPr>
+        <w:ind w:start="288pt" w:hanging="18pt"/>
+      </w:pPr>
+    </w:lvl>
+    <w:lvl w:ilvl="8" w:tplc="0409001B" w:tentative="1">
+      <w:start w:val="1"/>
+      <w:numFmt w:val="lowerRoman"/>
+      <w:lvlText w:val="%9."/>
+      <w:lvlJc w:val="end"/>
+      <w:pPr>
+        <w:ind w:start="324pt" w:hanging="9pt"/>
+      </w:pPr>
+    </w:lvl>
+  </w:abstractNum>
+  <w:abstractNum w:abstractNumId="24" w15:restartNumberingAfterBreak="0">
     <w:nsid w:val="493C3F76"/>
     <w:multiLevelType w:val="hybridMultilevel"/>
     <w:tmpl w:val="9A9E418C"/>
@@ -5475,14 +7131,14 @@
       </w:pPr>
     </w:lvl>
   </w:abstractNum>
-  <w:abstractNum w:abstractNumId="19" w15:restartNumberingAfterBreak="0">
+  <w:abstractNum w:abstractNumId="25" w15:restartNumberingAfterBreak="0">
     <w:nsid w:val="4A7405D9"/>
     <w:multiLevelType w:val="hybridMultilevel"/>
-    <w:tmpl w:val="E2740FE6"/>
-    <w:lvl w:ilvl="0" w:tplc="19648572">
+    <w:tmpl w:val="5E762F10"/>
+    <w:lvl w:ilvl="0" w:tplc="B9AC6C3A">
       <w:start w:val="1"/>
       <w:numFmt w:val="decimal"/>
-      <w:lvlText w:val="B.%1"/>
+      <w:lvlText w:val="B.%1."/>
       <w:lvlJc w:val="start"/>
       <w:pPr>
         <w:ind w:start="36pt" w:hanging="18pt"/>
@@ -5566,7 +7222,7 @@
       </w:pPr>
     </w:lvl>
   </w:abstractNum>
-  <w:abstractNum w:abstractNumId="20" w15:restartNumberingAfterBreak="0">
+  <w:abstractNum w:abstractNumId="26" w15:restartNumberingAfterBreak="0">
     <w:nsid w:val="4ADB6C2E"/>
     <w:multiLevelType w:val="hybridMultilevel"/>
     <w:tmpl w:val="DAAA2C82"/>
@@ -5652,7 +7308,7 @@
       </w:pPr>
     </w:lvl>
   </w:abstractNum>
-  <w:abstractNum w:abstractNumId="21" w15:restartNumberingAfterBreak="0">
+  <w:abstractNum w:abstractNumId="27" w15:restartNumberingAfterBreak="0">
     <w:nsid w:val="52CA544A"/>
     <w:multiLevelType w:val="singleLevel"/>
     <w:tmpl w:val="AED6D67E"/>
@@ -5679,100 +7335,14 @@
       </w:rPr>
     </w:lvl>
   </w:abstractNum>
-  <w:abstractNum w:abstractNumId="22" w15:restartNumberingAfterBreak="0">
-    <w:nsid w:val="618A32D8"/>
+  <w:abstractNum w:abstractNumId="28" w15:restartNumberingAfterBreak="0">
+    <w:nsid w:val="5EF365BC"/>
     <w:multiLevelType w:val="hybridMultilevel"/>
-    <w:tmpl w:val="80E2F2AA"/>
-    <w:lvl w:ilvl="0" w:tplc="0809000F">
+    <w:tmpl w:val="12A472FE"/>
+    <w:lvl w:ilvl="0" w:tplc="E37E00A0">
       <w:start w:val="1"/>
       <w:numFmt w:val="decimal"/>
-      <w:lvlText w:val="%1."/>
-      <w:lvlJc w:val="start"/>
-      <w:pPr>
-        <w:ind w:start="36pt" w:hanging="18pt"/>
-      </w:pPr>
-    </w:lvl>
-    <w:lvl w:ilvl="1" w:tplc="04090019" w:tentative="1">
-      <w:start w:val="1"/>
-      <w:numFmt w:val="lowerLetter"/>
-      <w:lvlText w:val="%2."/>
-      <w:lvlJc w:val="start"/>
-      <w:pPr>
-        <w:ind w:start="72pt" w:hanging="18pt"/>
-      </w:pPr>
-    </w:lvl>
-    <w:lvl w:ilvl="2" w:tplc="0409001B" w:tentative="1">
-      <w:start w:val="1"/>
-      <w:numFmt w:val="lowerRoman"/>
-      <w:lvlText w:val="%3."/>
-      <w:lvlJc w:val="end"/>
-      <w:pPr>
-        <w:ind w:start="108pt" w:hanging="9pt"/>
-      </w:pPr>
-    </w:lvl>
-    <w:lvl w:ilvl="3" w:tplc="0409000F" w:tentative="1">
-      <w:start w:val="1"/>
-      <w:numFmt w:val="decimal"/>
-      <w:lvlText w:val="%4."/>
-      <w:lvlJc w:val="start"/>
-      <w:pPr>
-        <w:ind w:start="144pt" w:hanging="18pt"/>
-      </w:pPr>
-    </w:lvl>
-    <w:lvl w:ilvl="4" w:tplc="04090019" w:tentative="1">
-      <w:start w:val="1"/>
-      <w:numFmt w:val="lowerLetter"/>
-      <w:lvlText w:val="%5."/>
-      <w:lvlJc w:val="start"/>
-      <w:pPr>
-        <w:ind w:start="180pt" w:hanging="18pt"/>
-      </w:pPr>
-    </w:lvl>
-    <w:lvl w:ilvl="5" w:tplc="0409001B" w:tentative="1">
-      <w:start w:val="1"/>
-      <w:numFmt w:val="lowerRoman"/>
-      <w:lvlText w:val="%6."/>
-      <w:lvlJc w:val="end"/>
-      <w:pPr>
-        <w:ind w:start="216pt" w:hanging="9pt"/>
-      </w:pPr>
-    </w:lvl>
-    <w:lvl w:ilvl="6" w:tplc="0409000F" w:tentative="1">
-      <w:start w:val="1"/>
-      <w:numFmt w:val="decimal"/>
-      <w:lvlText w:val="%7."/>
-      <w:lvlJc w:val="start"/>
-      <w:pPr>
-        <w:ind w:start="252pt" w:hanging="18pt"/>
-      </w:pPr>
-    </w:lvl>
-    <w:lvl w:ilvl="7" w:tplc="04090019" w:tentative="1">
-      <w:start w:val="1"/>
-      <w:numFmt w:val="lowerLetter"/>
-      <w:lvlText w:val="%8."/>
-      <w:lvlJc w:val="start"/>
-      <w:pPr>
-        <w:ind w:start="288pt" w:hanging="18pt"/>
-      </w:pPr>
-    </w:lvl>
-    <w:lvl w:ilvl="8" w:tplc="0409001B" w:tentative="1">
-      <w:start w:val="1"/>
-      <w:numFmt w:val="lowerRoman"/>
-      <w:lvlText w:val="%9."/>
-      <w:lvlJc w:val="end"/>
-      <w:pPr>
-        <w:ind w:start="324pt" w:hanging="9pt"/>
-      </w:pPr>
-    </w:lvl>
-  </w:abstractNum>
-  <w:abstractNum w:abstractNumId="23" w15:restartNumberingAfterBreak="0">
-    <w:nsid w:val="620D6948"/>
-    <w:multiLevelType w:val="hybridMultilevel"/>
-    <w:tmpl w:val="A1887704"/>
-    <w:lvl w:ilvl="0" w:tplc="239C7696">
-      <w:start w:val="1"/>
-      <w:numFmt w:val="decimal"/>
-      <w:lvlText w:val="D.%1"/>
+      <w:lvlText w:val="C.%1."/>
       <w:lvlJc w:val="start"/>
       <w:pPr>
         <w:ind w:start="36pt" w:hanging="18pt"/>
@@ -5856,7 +7426,184 @@
       </w:pPr>
     </w:lvl>
   </w:abstractNum>
-  <w:abstractNum w:abstractNumId="24" w15:restartNumberingAfterBreak="0">
+  <w:abstractNum w:abstractNumId="29" w15:restartNumberingAfterBreak="0">
+    <w:nsid w:val="618A32D8"/>
+    <w:multiLevelType w:val="hybridMultilevel"/>
+    <w:tmpl w:val="80E2F2AA"/>
+    <w:lvl w:ilvl="0" w:tplc="0809000F">
+      <w:start w:val="1"/>
+      <w:numFmt w:val="decimal"/>
+      <w:lvlText w:val="%1."/>
+      <w:lvlJc w:val="start"/>
+      <w:pPr>
+        <w:ind w:start="36pt" w:hanging="18pt"/>
+      </w:pPr>
+    </w:lvl>
+    <w:lvl w:ilvl="1" w:tplc="04090019" w:tentative="1">
+      <w:start w:val="1"/>
+      <w:numFmt w:val="lowerLetter"/>
+      <w:lvlText w:val="%2."/>
+      <w:lvlJc w:val="start"/>
+      <w:pPr>
+        <w:ind w:start="72pt" w:hanging="18pt"/>
+      </w:pPr>
+    </w:lvl>
+    <w:lvl w:ilvl="2" w:tplc="0409001B" w:tentative="1">
+      <w:start w:val="1"/>
+      <w:numFmt w:val="lowerRoman"/>
+      <w:lvlText w:val="%3."/>
+      <w:lvlJc w:val="end"/>
+      <w:pPr>
+        <w:ind w:start="108pt" w:hanging="9pt"/>
+      </w:pPr>
+    </w:lvl>
+    <w:lvl w:ilvl="3" w:tplc="0409000F" w:tentative="1">
+      <w:start w:val="1"/>
+      <w:numFmt w:val="decimal"/>
+      <w:lvlText w:val="%4."/>
+      <w:lvlJc w:val="start"/>
+      <w:pPr>
+        <w:ind w:start="144pt" w:hanging="18pt"/>
+      </w:pPr>
+    </w:lvl>
+    <w:lvl w:ilvl="4" w:tplc="04090019" w:tentative="1">
+      <w:start w:val="1"/>
+      <w:numFmt w:val="lowerLetter"/>
+      <w:lvlText w:val="%5."/>
+      <w:lvlJc w:val="start"/>
+      <w:pPr>
+        <w:ind w:start="180pt" w:hanging="18pt"/>
+      </w:pPr>
+    </w:lvl>
+    <w:lvl w:ilvl="5" w:tplc="0409001B" w:tentative="1">
+      <w:start w:val="1"/>
+      <w:numFmt w:val="lowerRoman"/>
+      <w:lvlText w:val="%6."/>
+      <w:lvlJc w:val="end"/>
+      <w:pPr>
+        <w:ind w:start="216pt" w:hanging="9pt"/>
+      </w:pPr>
+    </w:lvl>
+    <w:lvl w:ilvl="6" w:tplc="0409000F" w:tentative="1">
+      <w:start w:val="1"/>
+      <w:numFmt w:val="decimal"/>
+      <w:lvlText w:val="%7."/>
+      <w:lvlJc w:val="start"/>
+      <w:pPr>
+        <w:ind w:start="252pt" w:hanging="18pt"/>
+      </w:pPr>
+    </w:lvl>
+    <w:lvl w:ilvl="7" w:tplc="04090019" w:tentative="1">
+      <w:start w:val="1"/>
+      <w:numFmt w:val="lowerLetter"/>
+      <w:lvlText w:val="%8."/>
+      <w:lvlJc w:val="start"/>
+      <w:pPr>
+        <w:ind w:start="288pt" w:hanging="18pt"/>
+      </w:pPr>
+    </w:lvl>
+    <w:lvl w:ilvl="8" w:tplc="0409001B" w:tentative="1">
+      <w:start w:val="1"/>
+      <w:numFmt w:val="lowerRoman"/>
+      <w:lvlText w:val="%9."/>
+      <w:lvlJc w:val="end"/>
+      <w:pPr>
+        <w:ind w:start="324pt" w:hanging="9pt"/>
+      </w:pPr>
+    </w:lvl>
+  </w:abstractNum>
+  <w:abstractNum w:abstractNumId="30" w15:restartNumberingAfterBreak="0">
+    <w:nsid w:val="620D6948"/>
+    <w:multiLevelType w:val="hybridMultilevel"/>
+    <w:tmpl w:val="6AA6B9D2"/>
+    <w:lvl w:ilvl="0" w:tplc="94B8EFA0">
+      <w:start w:val="1"/>
+      <w:numFmt w:val="decimal"/>
+      <w:lvlText w:val="D.%1."/>
+      <w:lvlJc w:val="start"/>
+      <w:pPr>
+        <w:ind w:start="36pt" w:hanging="18pt"/>
+      </w:pPr>
+      <w:rPr>
+        <w:rFonts w:hint="default"/>
+        <w:b w:val="0"/>
+        <w:i w:val="0"/>
+      </w:rPr>
+    </w:lvl>
+    <w:lvl w:ilvl="1" w:tplc="04090019" w:tentative="1">
+      <w:start w:val="1"/>
+      <w:numFmt w:val="lowerLetter"/>
+      <w:lvlText w:val="%2."/>
+      <w:lvlJc w:val="start"/>
+      <w:pPr>
+        <w:ind w:start="72pt" w:hanging="18pt"/>
+      </w:pPr>
+    </w:lvl>
+    <w:lvl w:ilvl="2" w:tplc="0409001B" w:tentative="1">
+      <w:start w:val="1"/>
+      <w:numFmt w:val="lowerRoman"/>
+      <w:lvlText w:val="%3."/>
+      <w:lvlJc w:val="end"/>
+      <w:pPr>
+        <w:ind w:start="108pt" w:hanging="9pt"/>
+      </w:pPr>
+    </w:lvl>
+    <w:lvl w:ilvl="3" w:tplc="0409000F" w:tentative="1">
+      <w:start w:val="1"/>
+      <w:numFmt w:val="decimal"/>
+      <w:lvlText w:val="%4."/>
+      <w:lvlJc w:val="start"/>
+      <w:pPr>
+        <w:ind w:start="144pt" w:hanging="18pt"/>
+      </w:pPr>
+    </w:lvl>
+    <w:lvl w:ilvl="4" w:tplc="04090019" w:tentative="1">
+      <w:start w:val="1"/>
+      <w:numFmt w:val="lowerLetter"/>
+      <w:lvlText w:val="%5."/>
+      <w:lvlJc w:val="start"/>
+      <w:pPr>
+        <w:ind w:start="180pt" w:hanging="18pt"/>
+      </w:pPr>
+    </w:lvl>
+    <w:lvl w:ilvl="5" w:tplc="0409001B" w:tentative="1">
+      <w:start w:val="1"/>
+      <w:numFmt w:val="lowerRoman"/>
+      <w:lvlText w:val="%6."/>
+      <w:lvlJc w:val="end"/>
+      <w:pPr>
+        <w:ind w:start="216pt" w:hanging="9pt"/>
+      </w:pPr>
+    </w:lvl>
+    <w:lvl w:ilvl="6" w:tplc="0409000F" w:tentative="1">
+      <w:start w:val="1"/>
+      <w:numFmt w:val="decimal"/>
+      <w:lvlText w:val="%7."/>
+      <w:lvlJc w:val="start"/>
+      <w:pPr>
+        <w:ind w:start="252pt" w:hanging="18pt"/>
+      </w:pPr>
+    </w:lvl>
+    <w:lvl w:ilvl="7" w:tplc="04090019" w:tentative="1">
+      <w:start w:val="1"/>
+      <w:numFmt w:val="lowerLetter"/>
+      <w:lvlText w:val="%8."/>
+      <w:lvlJc w:val="start"/>
+      <w:pPr>
+        <w:ind w:start="288pt" w:hanging="18pt"/>
+      </w:pPr>
+    </w:lvl>
+    <w:lvl w:ilvl="8" w:tplc="0409001B" w:tentative="1">
+      <w:start w:val="1"/>
+      <w:numFmt w:val="lowerRoman"/>
+      <w:lvlText w:val="%9."/>
+      <w:lvlJc w:val="end"/>
+      <w:pPr>
+        <w:ind w:start="324pt" w:hanging="9pt"/>
+      </w:pPr>
+    </w:lvl>
+  </w:abstractNum>
+  <w:abstractNum w:abstractNumId="31" w15:restartNumberingAfterBreak="0">
     <w:nsid w:val="6C402C58"/>
     <w:multiLevelType w:val="hybridMultilevel"/>
     <w:tmpl w:val="9A1CA078"/>
@@ -6001,7 +7748,7 @@
       </w:rPr>
     </w:lvl>
   </w:abstractNum>
-  <w:abstractNum w:abstractNumId="25" w15:restartNumberingAfterBreak="0">
+  <w:abstractNum w:abstractNumId="32" w15:restartNumberingAfterBreak="0">
     <w:nsid w:val="6CD32DA8"/>
     <w:multiLevelType w:val="singleLevel"/>
     <w:tmpl w:val="166470C2"/>
@@ -6027,7 +7774,7 @@
       </w:rPr>
     </w:lvl>
   </w:abstractNum>
-  <w:abstractNum w:abstractNumId="26" w15:restartNumberingAfterBreak="0">
+  <w:abstractNum w:abstractNumId="33" w15:restartNumberingAfterBreak="0">
     <w:nsid w:val="711E5664"/>
     <w:multiLevelType w:val="hybridMultilevel"/>
     <w:tmpl w:val="0B10A338"/>
@@ -6113,7 +7860,7 @@
       </w:pPr>
     </w:lvl>
   </w:abstractNum>
-  <w:abstractNum w:abstractNumId="27" w15:restartNumberingAfterBreak="0">
+  <w:abstractNum w:abstractNumId="34" w15:restartNumberingAfterBreak="0">
     <w:nsid w:val="7A765849"/>
     <w:multiLevelType w:val="hybridMultilevel"/>
     <w:tmpl w:val="67C432C6"/>
@@ -6227,40 +7974,40 @@
     </w:lvl>
   </w:abstractNum>
   <w:num w:numId="1" w16cid:durableId="1369909383">
+    <w:abstractNumId w:val="19"/>
+  </w:num>
+  <w:num w:numId="2" w16cid:durableId="568543031">
+    <w:abstractNumId w:val="31"/>
+  </w:num>
+  <w:num w:numId="3" w16cid:durableId="1207790780">
+    <w:abstractNumId w:val="18"/>
+  </w:num>
+  <w:num w:numId="4" w16cid:durableId="629168631">
+    <w:abstractNumId w:val="21"/>
+  </w:num>
+  <w:num w:numId="5" w16cid:durableId="1032806882">
+    <w:abstractNumId w:val="21"/>
+  </w:num>
+  <w:num w:numId="6" w16cid:durableId="1614826021">
+    <w:abstractNumId w:val="21"/>
+  </w:num>
+  <w:num w:numId="7" w16cid:durableId="1871990542">
+    <w:abstractNumId w:val="21"/>
+  </w:num>
+  <w:num w:numId="8" w16cid:durableId="2088458160">
+    <w:abstractNumId w:val="27"/>
+  </w:num>
+  <w:num w:numId="9" w16cid:durableId="231694775">
+    <w:abstractNumId w:val="32"/>
+  </w:num>
+  <w:num w:numId="10" w16cid:durableId="2126189682">
+    <w:abstractNumId w:val="20"/>
+  </w:num>
+  <w:num w:numId="11" w16cid:durableId="771515552">
     <w:abstractNumId w:val="15"/>
   </w:num>
-  <w:num w:numId="2" w16cid:durableId="568543031">
-    <w:abstractNumId w:val="24"/>
-  </w:num>
-  <w:num w:numId="3" w16cid:durableId="1207790780">
+  <w:num w:numId="12" w16cid:durableId="1603688421">
     <w:abstractNumId w:val="14"/>
-  </w:num>
-  <w:num w:numId="4" w16cid:durableId="629168631">
-    <w:abstractNumId w:val="17"/>
-  </w:num>
-  <w:num w:numId="5" w16cid:durableId="1032806882">
-    <w:abstractNumId w:val="17"/>
-  </w:num>
-  <w:num w:numId="6" w16cid:durableId="1614826021">
-    <w:abstractNumId w:val="17"/>
-  </w:num>
-  <w:num w:numId="7" w16cid:durableId="1871990542">
-    <w:abstractNumId w:val="17"/>
-  </w:num>
-  <w:num w:numId="8" w16cid:durableId="2088458160">
-    <w:abstractNumId w:val="21"/>
-  </w:num>
-  <w:num w:numId="9" w16cid:durableId="231694775">
-    <w:abstractNumId w:val="25"/>
-  </w:num>
-  <w:num w:numId="10" w16cid:durableId="2126189682">
-    <w:abstractNumId w:val="16"/>
-  </w:num>
-  <w:num w:numId="11" w16cid:durableId="771515552">
-    <w:abstractNumId w:val="13"/>
-  </w:num>
-  <w:num w:numId="12" w16cid:durableId="1603688421">
-    <w:abstractNumId w:val="12"/>
   </w:num>
   <w:num w:numId="13" w16cid:durableId="308025467">
     <w:abstractNumId w:val="0"/>
@@ -6296,28 +8043,49 @@
     <w:abstractNumId w:val="1"/>
   </w:num>
   <w:num w:numId="24" w16cid:durableId="276639338">
-    <w:abstractNumId w:val="18"/>
+    <w:abstractNumId w:val="24"/>
   </w:num>
   <w:num w:numId="25" w16cid:durableId="936791301">
     <w:abstractNumId w:val="11"/>
   </w:num>
   <w:num w:numId="26" w16cid:durableId="174543465">
-    <w:abstractNumId w:val="20"/>
+    <w:abstractNumId w:val="26"/>
   </w:num>
   <w:num w:numId="27" w16cid:durableId="4676099">
-    <w:abstractNumId w:val="26"/>
+    <w:abstractNumId w:val="33"/>
   </w:num>
   <w:num w:numId="28" w16cid:durableId="1805346194">
+    <w:abstractNumId w:val="29"/>
+  </w:num>
+  <w:num w:numId="29" w16cid:durableId="937907855">
+    <w:abstractNumId w:val="34"/>
+  </w:num>
+  <w:num w:numId="30" w16cid:durableId="936985022">
+    <w:abstractNumId w:val="30"/>
+  </w:num>
+  <w:num w:numId="31" w16cid:durableId="1654094887">
+    <w:abstractNumId w:val="25"/>
+  </w:num>
+  <w:num w:numId="32" w16cid:durableId="177425331">
+    <w:abstractNumId w:val="28"/>
+  </w:num>
+  <w:num w:numId="33" w16cid:durableId="111681080">
+    <w:abstractNumId w:val="12"/>
+  </w:num>
+  <w:num w:numId="34" w16cid:durableId="1033384440">
+    <w:abstractNumId w:val="16"/>
+  </w:num>
+  <w:num w:numId="35" w16cid:durableId="999694536">
     <w:abstractNumId w:val="22"/>
   </w:num>
-  <w:num w:numId="29" w16cid:durableId="937907855">
-    <w:abstractNumId w:val="27"/>
+  <w:num w:numId="36" w16cid:durableId="1476482704">
+    <w:abstractNumId w:val="13"/>
   </w:num>
-  <w:num w:numId="30" w16cid:durableId="936985022">
+  <w:num w:numId="37" w16cid:durableId="1841188816">
+    <w:abstractNumId w:val="17"/>
+  </w:num>
+  <w:num w:numId="38" w16cid:durableId="830487871">
     <w:abstractNumId w:val="23"/>
-  </w:num>
-  <w:num w:numId="31" w16cid:durableId="1654094887">
-    <w:abstractNumId w:val="19"/>
   </w:num>
 </w:numbering>
 </file>
@@ -6638,7 +8406,6 @@
         <w:tab w:val="start" w:pos="10.80pt"/>
       </w:tabs>
       <w:spacing w:before="8pt" w:after="4pt"/>
-      <w:ind w:firstLine="0pt"/>
       <w:outlineLvl w:val="0"/>
     </w:pPr>
     <w:rPr>
@@ -6659,10 +8426,6 @@
         <w:ilvl w:val="1"/>
         <w:numId w:val="4"/>
       </w:numPr>
-      <w:tabs>
-        <w:tab w:val="clear" w:pos="18pt"/>
-        <w:tab w:val="num" w:pos="14.40pt"/>
-      </w:tabs>
       <w:spacing w:before="6pt" w:after="3pt"/>
       <w:jc w:val="start"/>
       <w:outlineLvl w:val="1"/>
@@ -6685,7 +8448,6 @@
         <w:numId w:val="4"/>
       </w:numPr>
       <w:spacing w:line="12pt" w:lineRule="exact"/>
-      <w:ind w:firstLine="14.40pt"/>
       <w:jc w:val="both"/>
       <w:outlineLvl w:val="2"/>
     </w:pPr>
@@ -6707,11 +8469,9 @@
         <w:numId w:val="4"/>
       </w:numPr>
       <w:tabs>
-        <w:tab w:val="clear" w:pos="31.50pt"/>
         <w:tab w:val="start" w:pos="36pt"/>
       </w:tabs>
       <w:spacing w:before="2pt" w:after="2pt"/>
-      <w:ind w:firstLine="25.20pt"/>
       <w:jc w:val="both"/>
       <w:outlineLvl w:val="3"/>
     </w:pPr>
@@ -7112,6 +8872,40 @@
       <w:szCs w:val="24"/>
     </w:rPr>
   </w:style>
+  <w:style w:type="paragraph" w:styleId="Subtitle">
+    <w:name w:val="Subtitle"/>
+    <w:basedOn w:val="Normal"/>
+    <w:next w:val="Normal"/>
+    <w:link w:val="SubtitleChar"/>
+    <w:qFormat/>
+    <w:rsid w:val="005F4FFD"/>
+    <w:pPr>
+      <w:numPr>
+        <w:ilvl w:val="1"/>
+      </w:numPr>
+      <w:spacing w:after="8pt"/>
+    </w:pPr>
+    <w:rPr>
+      <w:rFonts w:asciiTheme="minorHAnsi" w:eastAsiaTheme="minorEastAsia" w:hAnsiTheme="minorHAnsi" w:cstheme="minorBidi"/>
+      <w:color w:val="5A5A5A" w:themeColor="text1" w:themeTint="A5"/>
+      <w:spacing w:val="15"/>
+      <w:sz w:val="22"/>
+      <w:szCs w:val="22"/>
+    </w:rPr>
+  </w:style>
+  <w:style w:type="character" w:customStyle="1" w:styleId="SubtitleChar">
+    <w:name w:val="Subtitle Char"/>
+    <w:basedOn w:val="DefaultParagraphFont"/>
+    <w:link w:val="Subtitle"/>
+    <w:rsid w:val="005F4FFD"/>
+    <w:rPr>
+      <w:rFonts w:asciiTheme="minorHAnsi" w:eastAsiaTheme="minorEastAsia" w:hAnsiTheme="minorHAnsi" w:cstheme="minorBidi"/>
+      <w:color w:val="5A5A5A" w:themeColor="text1" w:themeTint="A5"/>
+      <w:spacing w:val="15"/>
+      <w:sz w:val="22"/>
+      <w:szCs w:val="22"/>
+    </w:rPr>
+  </w:style>
 </w:styles>
 </file>
 

--- a/research_paper/expai_research.docx
+++ b/research_paper/expai_research.docx
@@ -715,19 +715,14 @@
     <w:p>
       <w:pPr>
         <w:pStyle w:val="Heading1"/>
-      </w:pPr>
-      <w:r>
-        <w:t>Introduction (</w:t>
-      </w:r>
-      <w:r>
-        <w:rPr>
-          <w:rFonts w:eastAsia="MS Mincho"/>
-          <w:i/>
-        </w:rPr>
-        <w:t>Heading 1</w:t>
-      </w:r>
-      <w:r>
-        <w:t>)</w:t>
+        <w:numPr>
+          <w:ilvl w:val="0"/>
+          <w:numId w:val="0"/>
+        </w:numPr>
+        <w:ind w:start="10.80pt"/>
+      </w:pPr>
+      <w:r>
+        <w:t xml:space="preserve">Introduction </w:t>
       </w:r>
     </w:p>
     <w:p>
@@ -847,6 +842,11 @@
     <w:p>
       <w:pPr>
         <w:pStyle w:val="Heading1"/>
+        <w:numPr>
+          <w:ilvl w:val="0"/>
+          <w:numId w:val="0"/>
+        </w:numPr>
+        <w:ind w:start="10.80pt"/>
       </w:pPr>
       <w:r>
         <w:drawing>
@@ -908,8 +908,24 @@
                             <w:sz w:val="16"/>
                             <w:szCs w:val="16"/>
                           </w:rPr>
-                          <w:t>Fig. x</w:t>
+                          <w:t xml:space="preserve">Fig. </w:t>
                         </w:r>
+                        <w:r>
+                          <w:rPr>
+                            <w:sz w:val="16"/>
+                            <w:szCs w:val="16"/>
+                          </w:rPr>
+                          <w:t>1</w:t>
+                        </w:r>
+                      </w:p>
+                      <w:p>
+                        <w:pPr>
+                          <w:jc w:val="both"/>
+                          <w:rPr>
+                            <w:sz w:val="16"/>
+                            <w:szCs w:val="16"/>
+                          </w:rPr>
+                        </w:pPr>
                       </w:p>
                     </wne:txbxContent>
                   </wp:txbx>
@@ -1009,6 +1025,11 @@
     <w:p>
       <w:pPr>
         <w:pStyle w:val="Heading1"/>
+        <w:numPr>
+          <w:ilvl w:val="0"/>
+          <w:numId w:val="0"/>
+        </w:numPr>
+        <w:ind w:start="10.80pt"/>
         <w:rPr>
           <w:color w:val="000000" w:themeColor="text1"/>
         </w:rPr>
@@ -1023,6 +1044,10 @@
     <w:p>
       <w:pPr>
         <w:pStyle w:val="Heading2"/>
+        <w:numPr>
+          <w:ilvl w:val="0"/>
+          <w:numId w:val="45"/>
+        </w:numPr>
         <w:rPr>
           <w:b/>
           <w:bCs/>
@@ -1096,6 +1121,10 @@
     <w:p>
       <w:pPr>
         <w:pStyle w:val="Heading2"/>
+        <w:numPr>
+          <w:ilvl w:val="0"/>
+          <w:numId w:val="45"/>
+        </w:numPr>
         <w:rPr>
           <w:b/>
           <w:bCs/>
@@ -1276,7 +1305,14 @@
                             <w:sz w:val="16"/>
                             <w:szCs w:val="16"/>
                           </w:rPr>
-                          <w:t>Fig. x</w:t>
+                          <w:t xml:space="preserve">Fig. </w:t>
+                        </w:r>
+                        <w:r>
+                          <w:rPr>
+                            <w:sz w:val="16"/>
+                            <w:szCs w:val="16"/>
+                          </w:rPr>
+                          <w:t>2</w:t>
                         </w:r>
                       </w:p>
                     </wne:txbxContent>
@@ -1308,6 +1344,10 @@
     <w:p>
       <w:pPr>
         <w:pStyle w:val="Heading2"/>
+        <w:numPr>
+          <w:ilvl w:val="0"/>
+          <w:numId w:val="45"/>
+        </w:numPr>
         <w:rPr>
           <w:b/>
           <w:bCs/>
@@ -1589,7 +1629,14 @@
                             <w:sz w:val="16"/>
                             <w:szCs w:val="16"/>
                           </w:rPr>
-                          <w:t>Fig. x</w:t>
+                          <w:t xml:space="preserve">Fig. </w:t>
+                        </w:r>
+                        <w:r>
+                          <w:rPr>
+                            <w:sz w:val="16"/>
+                            <w:szCs w:val="16"/>
+                          </w:rPr>
+                          <w:t>3</w:t>
                         </w:r>
                       </w:p>
                     </wne:txbxContent>
@@ -1659,6 +1706,10 @@
     <w:p>
       <w:pPr>
         <w:pStyle w:val="Heading2"/>
+        <w:numPr>
+          <w:ilvl w:val="0"/>
+          <w:numId w:val="45"/>
+        </w:numPr>
         <w:rPr>
           <w:b/>
           <w:bCs/>
@@ -1695,139 +1746,192 @@
     </w:p>
     <w:p>
       <w:pPr>
-        <w:pStyle w:val="ListParagraph"/>
+        <w:jc w:val="both"/>
+      </w:pPr>
+      <w:r>
+        <w:t xml:space="preserve">D.1. </w:t>
+      </w:r>
+      <w:proofErr w:type="spellStart"/>
+      <w:r>
+        <w:t>DeepFace</w:t>
+      </w:r>
+      <w:proofErr w:type="spellEnd"/>
+    </w:p>
+    <w:p>
+      <w:pPr>
+        <w:jc w:val="both"/>
+      </w:pPr>
+    </w:p>
+    <w:p>
+      <w:pPr>
+        <w:ind w:firstLine="18pt"/>
+        <w:jc w:val="both"/>
+      </w:pPr>
+      <w:proofErr w:type="spellStart"/>
+      <w:r>
+        <w:t>DeepFace</w:t>
+      </w:r>
+      <w:proofErr w:type="spellEnd"/>
+      <w:r>
+        <w:t xml:space="preserve"> was selected as one of the facial emotion recognition models due to its comprehensive framework for facial attribute analysis and its widespread use within the computer vision community [X]. The framework employs pretrained deep learning models to estimate probability distributions across the seven basic emotion categories (anger, disgust, fear, happiness, sadness, surprise, and neutral). </w:t>
+      </w:r>
+    </w:p>
+    <w:p>
+      <w:pPr>
+        <w:ind w:firstLine="18pt"/>
+        <w:jc w:val="both"/>
+      </w:pPr>
+      <w:r>
+        <w:t>For each processed image, the model generated emotion probability scores, the dominant emotion prediction, and the corresponding processing time.</w:t>
+      </w:r>
+    </w:p>
+    <w:p>
+      <w:pPr>
+        <w:ind w:firstLine="18pt"/>
+        <w:jc w:val="both"/>
+      </w:pPr>
+    </w:p>
+    <w:p>
+      <w:pPr>
+        <w:jc w:val="both"/>
+      </w:pPr>
+      <w:r>
+        <w:t xml:space="preserve">D.2. </w:t>
+      </w:r>
+      <w:r>
+        <w:t>FER</w:t>
+      </w:r>
+    </w:p>
+    <w:p>
+      <w:pPr>
+        <w:jc w:val="both"/>
+      </w:pPr>
+    </w:p>
+    <w:p>
+      <w:pPr>
+        <w:ind w:firstLine="18pt"/>
+        <w:jc w:val="both"/>
+      </w:pPr>
+      <w:r>
+        <w:t xml:space="preserve">FER was selected as the second facial emotion recognition model to provide a comparative baseline against </w:t>
+      </w:r>
+      <w:proofErr w:type="spellStart"/>
+      <w:r>
+        <w:t>DeepFace</w:t>
+      </w:r>
+      <w:proofErr w:type="spellEnd"/>
+      <w:r>
+        <w:t xml:space="preserve"> using an alternative pretrained emotion recognition framework </w:t>
+      </w:r>
+      <w:r>
+        <w:t>[</w:t>
+      </w:r>
+      <w:r>
+        <w:t>X]. The model performs facial emotion recognition by first detecting faces within an image and subsequently estimating probability distributions across the seven basic emotion categories and generating a dominant emotion.</w:t>
+      </w:r>
+    </w:p>
+    <w:p>
+      <w:pPr>
+        <w:ind w:firstLine="18pt"/>
+        <w:jc w:val="both"/>
+      </w:pPr>
+    </w:p>
+    <w:p>
+      <w:pPr>
+        <w:ind w:firstLine="18pt"/>
+        <w:jc w:val="both"/>
+      </w:pPr>
+      <w:r>
+        <w:t xml:space="preserve">All </w:t>
+      </w:r>
+      <w:r>
+        <w:t xml:space="preserve">outputs were automatically exported to a structured CSV file together with image metadata, allowing direct comparison with the predictions produced by </w:t>
+      </w:r>
+      <w:proofErr w:type="spellStart"/>
+      <w:r>
+        <w:t>DeepFace</w:t>
+      </w:r>
+      <w:proofErr w:type="spellEnd"/>
+      <w:r>
+        <w:t xml:space="preserve">, the facial landmark measurements obtained through </w:t>
+      </w:r>
+      <w:proofErr w:type="spellStart"/>
+      <w:r>
+        <w:t>MediaPipe</w:t>
+      </w:r>
+      <w:proofErr w:type="spellEnd"/>
+      <w:r>
+        <w:t>, and the evaluations provided by human participants.</w:t>
+      </w:r>
+    </w:p>
+    <w:p>
+      <w:pPr>
+        <w:jc w:val="both"/>
+      </w:pPr>
+    </w:p>
+    <w:p>
+      <w:pPr>
+        <w:pStyle w:val="Heading2"/>
         <w:numPr>
           <w:ilvl w:val="0"/>
-          <w:numId w:val="30"/>
+          <w:numId w:val="45"/>
         </w:numPr>
+        <w:rPr>
+          <w:b/>
+          <w:bCs/>
+        </w:rPr>
+      </w:pPr>
+      <w:r>
+        <w:rPr>
+          <w:b/>
+          <w:bCs/>
+        </w:rPr>
+        <w:t>Human Evaluation Protocol</w:t>
+      </w:r>
+    </w:p>
+    <w:p>
+      <w:pPr>
+        <w:ind w:firstLine="14.40pt"/>
         <w:jc w:val="both"/>
       </w:pPr>
-      <w:proofErr w:type="spellStart"/>
-      <w:r>
-        <w:t>DeepFace</w:t>
-      </w:r>
-      <w:proofErr w:type="spellEnd"/>
-    </w:p>
-    <w:p>
-      <w:pPr>
+      <w:r>
+        <w:t>Human emotion perception data were collected using a custom-developed evaluation application. Participa</w:t>
+      </w:r>
+      <w:r>
+        <w:t>nts</w:t>
+      </w:r>
+      <w:r>
+        <w:t xml:space="preserve"> were presented with one facial image at a </w:t>
+      </w:r>
+      <w:r>
+        <w:t xml:space="preserve">time and asked to rate the intensity of each of the seven basic emotion categories using 0-10 scale. </w:t>
+      </w:r>
+    </w:p>
+    <w:p>
+      <w:pPr>
+        <w:ind w:firstLine="14.40pt"/>
         <w:jc w:val="both"/>
       </w:pPr>
-    </w:p>
-    <w:p>
-      <w:pPr>
-        <w:ind w:firstLine="18pt"/>
+      <w:r>
+        <w:t xml:space="preserve">The emotion categories correspond directly </w:t>
+      </w:r>
+      <w:r>
+        <w:t>to those produced by the AI models, enabling consistent comparison between human and AI responses. For each image, the participant’s ratings, dominant emotion, and response time were automatically recorded and exported into an individual CSV file.</w:t>
+      </w:r>
+    </w:p>
+    <w:p>
+      <w:pPr>
+        <w:ind w:firstLine="14.40pt"/>
         <w:jc w:val="both"/>
       </w:pPr>
-      <w:proofErr w:type="spellStart"/>
-      <w:r>
-        <w:t>DeepFace</w:t>
-      </w:r>
-      <w:proofErr w:type="spellEnd"/>
-      <w:r>
-        <w:t xml:space="preserve"> was selected as one of the facial emotion recognition models due to its comprehensive framework for facial attribute analysis and its widespread use within the computer vision community [X]. The framework employs pretrained deep learning models to estimate probability distributions across the seven basic emotion categories (anger, disgust, fear, happiness, sadness, surprise, and neutral). </w:t>
-      </w:r>
-    </w:p>
-    <w:p>
-      <w:pPr>
-        <w:ind w:firstLine="18pt"/>
-        <w:jc w:val="both"/>
-      </w:pPr>
-      <w:r>
-        <w:t>For each processed image, the model generated emotion probability scores, the dominant emotion prediction, and the corresponding processing time.</w:t>
-      </w:r>
-    </w:p>
-    <w:p>
-      <w:pPr>
-        <w:ind w:firstLine="18pt"/>
-        <w:jc w:val="both"/>
-      </w:pPr>
-    </w:p>
-    <w:p>
-      <w:pPr>
-        <w:pStyle w:val="ListParagraph"/>
+    </w:p>
+    <w:p>
+      <w:pPr>
+        <w:pStyle w:val="Heading2"/>
         <w:numPr>
           <w:ilvl w:val="0"/>
-          <w:numId w:val="30"/>
+          <w:numId w:val="45"/>
         </w:numPr>
-        <w:jc w:val="both"/>
-      </w:pPr>
-      <w:r>
-        <w:t>FER</w:t>
-      </w:r>
-    </w:p>
-    <w:p>
-      <w:pPr>
-        <w:jc w:val="both"/>
-      </w:pPr>
-    </w:p>
-    <w:p>
-      <w:pPr>
-        <w:ind w:firstLine="18pt"/>
-        <w:jc w:val="both"/>
-      </w:pPr>
-      <w:r>
-        <w:t xml:space="preserve">FER was selected as the second facial emotion recognition model to provide a comparative baseline against </w:t>
-      </w:r>
-      <w:proofErr w:type="spellStart"/>
-      <w:r>
-        <w:t>DeepFace</w:t>
-      </w:r>
-      <w:proofErr w:type="spellEnd"/>
-      <w:r>
-        <w:t xml:space="preserve"> using an alternative pretrained emotion recognition framework </w:t>
-      </w:r>
-      <w:r>
-        <w:t>[</w:t>
-      </w:r>
-      <w:r>
-        <w:t>X]. The model performs facial emotion recognition by first detecting faces within an image and subsequently estimating probability distributions across the seven basic emotion categories</w:t>
-      </w:r>
-      <w:r>
-        <w:t xml:space="preserve"> and generating a dominant emotion.</w:t>
-      </w:r>
-    </w:p>
-    <w:p>
-      <w:pPr>
-        <w:ind w:firstLine="18pt"/>
-        <w:jc w:val="both"/>
-      </w:pPr>
-    </w:p>
-    <w:p>
-      <w:pPr>
-        <w:ind w:firstLine="18pt"/>
-        <w:jc w:val="both"/>
-      </w:pPr>
-      <w:r>
-        <w:t xml:space="preserve">All </w:t>
-      </w:r>
-      <w:r>
-        <w:t xml:space="preserve">outputs were automatically exported to a structured CSV file together with image metadata, allowing direct comparison with the predictions produced by </w:t>
-      </w:r>
-      <w:proofErr w:type="spellStart"/>
-      <w:r>
-        <w:t>DeepFace</w:t>
-      </w:r>
-      <w:proofErr w:type="spellEnd"/>
-      <w:r>
-        <w:t xml:space="preserve">, the facial landmark measurements obtained through </w:t>
-      </w:r>
-      <w:proofErr w:type="spellStart"/>
-      <w:r>
-        <w:t>MediaPipe</w:t>
-      </w:r>
-      <w:proofErr w:type="spellEnd"/>
-      <w:r>
-        <w:t>, and the evaluations provided by human participants.</w:t>
-      </w:r>
-    </w:p>
-    <w:p>
-      <w:pPr>
-        <w:jc w:val="both"/>
-      </w:pPr>
-    </w:p>
-    <w:p>
-      <w:pPr>
-        <w:pStyle w:val="Heading2"/>
         <w:rPr>
           <w:b/>
           <w:bCs/>
@@ -1838,7 +1942,142 @@
           <w:b/>
           <w:bCs/>
         </w:rPr>
-        <w:t>Human Evaluation Protocol</w:t>
+        <w:lastRenderedPageBreak/>
+        <w:t>Facial Landmark Analysis</w:t>
+      </w:r>
+    </w:p>
+    <w:p>
+      <w:pPr>
+        <w:pStyle w:val="bulletlist"/>
+        <w:rPr>
+          <w:lang w:val="en-US"/>
+        </w:rPr>
+      </w:pPr>
+      <w:r>
+        <w:rPr>
+          <w:lang w:val="en-US"/>
+        </w:rPr>
+        <w:tab/>
+      </w:r>
+      <w:proofErr w:type="spellStart"/>
+      <w:r>
+        <w:rPr>
+          <w:lang w:val="en-US"/>
+        </w:rPr>
+        <w:t>MediaPipe</w:t>
+      </w:r>
+      <w:proofErr w:type="spellEnd"/>
+      <w:r>
+        <w:rPr>
+          <w:lang w:val="en-US"/>
+        </w:rPr>
+        <w:t xml:space="preserve"> Face </w:t>
+      </w:r>
+      <w:proofErr w:type="spellStart"/>
+      <w:r>
+        <w:rPr>
+          <w:lang w:val="en-US"/>
+        </w:rPr>
+        <w:t>Landmarker</w:t>
+      </w:r>
+      <w:proofErr w:type="spellEnd"/>
+      <w:r>
+        <w:rPr>
+          <w:lang w:val="en-US"/>
+        </w:rPr>
+        <w:t xml:space="preserve"> [X] was used to extract facial </w:t>
+      </w:r>
+      <w:proofErr w:type="spellStart"/>
+      <w:r>
+        <w:rPr>
+          <w:lang w:val="en-US"/>
+        </w:rPr>
+        <w:t>blendshape</w:t>
+      </w:r>
+      <w:proofErr w:type="spellEnd"/>
+      <w:r>
+        <w:rPr>
+          <w:lang w:val="en-US"/>
+        </w:rPr>
+        <w:t xml:space="preserve"> coefficients from each original image. The extracted </w:t>
+      </w:r>
+      <w:proofErr w:type="spellStart"/>
+      <w:r>
+        <w:rPr>
+          <w:lang w:val="en-US"/>
+        </w:rPr>
+        <w:t>blenshape</w:t>
+      </w:r>
+      <w:proofErr w:type="spellEnd"/>
+      <w:r>
+        <w:rPr>
+          <w:lang w:val="en-US"/>
+        </w:rPr>
+        <w:t xml:space="preserve"> coefficients represent the activation of facial muscle movements associated with facial expressions and provide a quantitative description of facial geometry. </w:t>
+      </w:r>
+    </w:p>
+    <w:p>
+      <w:pPr>
+        <w:pStyle w:val="bulletlist"/>
+        <w:rPr>
+          <w:lang w:val="en-US"/>
+        </w:rPr>
+      </w:pPr>
+      <w:r>
+        <w:rPr>
+          <w:lang w:val="en-US"/>
+        </w:rPr>
+        <w:tab/>
+        <w:t xml:space="preserve">A subset of </w:t>
+      </w:r>
+      <w:proofErr w:type="spellStart"/>
+      <w:r>
+        <w:rPr>
+          <w:lang w:val="en-US"/>
+        </w:rPr>
+        <w:t>blendshape</w:t>
+      </w:r>
+      <w:proofErr w:type="spellEnd"/>
+      <w:r>
+        <w:rPr>
+          <w:lang w:val="en-US"/>
+        </w:rPr>
+        <w:t xml:space="preserve"> features relevant to emotion expression, </w:t>
+      </w:r>
+      <w:r>
+        <w:t>including eyebrow movement, eye openness, mouth shape, jaw opening, cheek movement, and nose movement, was selected for analysis.</w:t>
+      </w:r>
+      <w:r>
+        <w:rPr>
+          <w:lang w:val="en-US"/>
+        </w:rPr>
+        <w:t xml:space="preserve"> The extracted feature values were recorded in a CSV file.</w:t>
+      </w:r>
+    </w:p>
+    <w:p>
+      <w:pPr>
+        <w:ind w:start="14.40pt"/>
+        <w:jc w:val="both"/>
+      </w:pPr>
+    </w:p>
+    <w:p>
+      <w:pPr>
+        <w:pStyle w:val="Heading2"/>
+        <w:numPr>
+          <w:ilvl w:val="0"/>
+          <w:numId w:val="45"/>
+        </w:numPr>
+        <w:rPr>
+          <w:b/>
+          <w:bCs/>
+        </w:rPr>
+      </w:pPr>
+      <w:r>
+        <w:rPr>
+          <w:b/>
+          <w:bCs/>
+        </w:rPr>
+        <w:t>Performance Evaluation and Statistical Analysis</w:t>
       </w:r>
     </w:p>
     <w:p>
@@ -1847,16 +2086,15 @@
         <w:jc w:val="both"/>
       </w:pPr>
       <w:r>
-        <w:t>Human emotion perception data were collected using a custom-developed evaluation application. Participa</w:t>
-      </w:r>
-      <w:r>
-        <w:t>nts</w:t>
-      </w:r>
-      <w:r>
-        <w:t xml:space="preserve"> were presented with one facial image at a </w:t>
-      </w:r>
-      <w:r>
-        <w:t xml:space="preserve">time and asked to rate the intensity of each of the seven basic emotion categories using 0-10 scale. </w:t>
+        <w:t xml:space="preserve">The emotion probability distribution generated by </w:t>
+      </w:r>
+      <w:proofErr w:type="spellStart"/>
+      <w:r>
+        <w:t>DeepFace</w:t>
+      </w:r>
+      <w:proofErr w:type="spellEnd"/>
+      <w:r>
+        <w:t xml:space="preserve"> and FER were compared with the normalized human emotion profiles. Human ratings were normalized by dividing each emotion score by the sum of all emotion scores assigned to the corresponding image, producing probability distributions comparable to the AI outputs. </w:t>
       </w:r>
     </w:p>
     <w:p>
@@ -1865,10 +2103,7 @@
         <w:jc w:val="both"/>
       </w:pPr>
       <w:r>
-        <w:t xml:space="preserve">The emotion categories correspond directly </w:t>
-      </w:r>
-      <w:r>
-        <w:t>to those produced by the AI models, enabling consistent comparison between human and AI responses. For each image, the participant’s ratings, dominant emotion, and response time were automatically recorded and exported into an individual CSV file.</w:t>
+        <w:t xml:space="preserve">Performance evaluation was conducted using cosine similarity, Mean Absolute Error (MAE), Jensen-Shannon Divergence, dominant emotion agreement, and entropy. In addition, image robustness was assessed by comparing the responses obtained from the degraded image versions with those of the corresponding original images. </w:t>
       </w:r>
     </w:p>
     <w:p>
@@ -1876,244 +2111,74 @@
         <w:ind w:firstLine="14.40pt"/>
         <w:jc w:val="both"/>
       </w:pPr>
+      <w:r>
+        <w:t xml:space="preserve">Finally, Pearson correlation analysis was performed to investigate relationships between the extracted </w:t>
+      </w:r>
+      <w:proofErr w:type="spellStart"/>
+      <w:r>
+        <w:t>MediaPipe</w:t>
+      </w:r>
+      <w:proofErr w:type="spellEnd"/>
+      <w:r>
+        <w:t xml:space="preserve"> </w:t>
+      </w:r>
+      <w:proofErr w:type="spellStart"/>
+      <w:r>
+        <w:t>blendshape</w:t>
+      </w:r>
+      <w:proofErr w:type="spellEnd"/>
+      <w:r>
+        <w:t xml:space="preserve"> coefficients and the emotion distributions produced by both AI and the human participants </w:t>
+      </w:r>
+    </w:p>
+    <w:p>
+      <w:pPr>
+        <w:pStyle w:val="bulletlist"/>
+        <w:rPr>
+          <w:lang w:val="en-US"/>
+        </w:rPr>
+      </w:pPr>
+      <w:r>
+        <w:rPr>
+          <w:lang w:val="en-US"/>
+        </w:rPr>
+        <w:tab/>
+      </w:r>
+    </w:p>
+    <w:p>
+      <w:pPr>
+        <w:pStyle w:val="Heading1"/>
+        <w:numPr>
+          <w:ilvl w:val="0"/>
+          <w:numId w:val="0"/>
+        </w:numPr>
+        <w:ind w:start="10.80pt"/>
+      </w:pPr>
+      <w:r>
+        <w:t xml:space="preserve">Results </w:t>
+      </w:r>
+    </w:p>
+    <w:p>
+      <w:pPr>
+        <w:pStyle w:val="BodyText"/>
+        <w:rPr>
+          <w:lang w:val="en-US"/>
+        </w:rPr>
+      </w:pPr>
+      <w:r>
+        <w:rPr>
+          <w:lang w:val="en-US"/>
+        </w:rPr>
+        <w:t>The results are organized according to the objectives of the study, beginning with dataset validation, followed by the comparison of human and AI emotion perception, the effect of image degradation, and finally the relationship between facial landmarks and perceived emotions.</w:t>
+      </w:r>
     </w:p>
     <w:p>
       <w:pPr>
         <w:pStyle w:val="Heading2"/>
-        <w:rPr>
-          <w:b/>
-          <w:bCs/>
-        </w:rPr>
-      </w:pPr>
-      <w:r>
-        <w:rPr>
-          <w:b/>
-          <w:bCs/>
-        </w:rPr>
-        <w:lastRenderedPageBreak/>
-        <w:t>Facial Landmark Analysis</w:t>
-      </w:r>
-    </w:p>
-    <w:p>
-      <w:pPr>
-        <w:pStyle w:val="bulletlist"/>
-        <w:rPr>
-          <w:lang w:val="en-US"/>
-        </w:rPr>
-      </w:pPr>
-      <w:r>
-        <w:rPr>
-          <w:lang w:val="en-US"/>
-        </w:rPr>
-        <w:tab/>
-      </w:r>
-      <w:proofErr w:type="spellStart"/>
-      <w:r>
-        <w:rPr>
-          <w:lang w:val="en-US"/>
-        </w:rPr>
-        <w:t>MediaPipe</w:t>
-      </w:r>
-      <w:proofErr w:type="spellEnd"/>
-      <w:r>
-        <w:rPr>
-          <w:lang w:val="en-US"/>
-        </w:rPr>
-        <w:t xml:space="preserve"> Face </w:t>
-      </w:r>
-      <w:proofErr w:type="spellStart"/>
-      <w:r>
-        <w:rPr>
-          <w:lang w:val="en-US"/>
-        </w:rPr>
-        <w:t>Landmarker</w:t>
-      </w:r>
-      <w:proofErr w:type="spellEnd"/>
-      <w:r>
-        <w:rPr>
-          <w:lang w:val="en-US"/>
-        </w:rPr>
-        <w:t xml:space="preserve"> [X] was used to extract facial </w:t>
-      </w:r>
-      <w:proofErr w:type="spellStart"/>
-      <w:r>
-        <w:rPr>
-          <w:lang w:val="en-US"/>
-        </w:rPr>
-        <w:t>blendshape</w:t>
-      </w:r>
-      <w:proofErr w:type="spellEnd"/>
-      <w:r>
-        <w:rPr>
-          <w:lang w:val="en-US"/>
-        </w:rPr>
-        <w:t xml:space="preserve"> coefficients from each original image. The extracted </w:t>
-      </w:r>
-      <w:proofErr w:type="spellStart"/>
-      <w:r>
-        <w:rPr>
-          <w:lang w:val="en-US"/>
-        </w:rPr>
-        <w:t>blenshape</w:t>
-      </w:r>
-      <w:proofErr w:type="spellEnd"/>
-      <w:r>
-        <w:rPr>
-          <w:lang w:val="en-US"/>
-        </w:rPr>
-        <w:t xml:space="preserve"> coefficients represent the activation of facial muscle movements associated with facial expressions and provide a quantitative description of facial geometry. </w:t>
-      </w:r>
-    </w:p>
-    <w:p>
-      <w:pPr>
-        <w:pStyle w:val="bulletlist"/>
-        <w:rPr>
-          <w:lang w:val="en-US"/>
-        </w:rPr>
-      </w:pPr>
-      <w:r>
-        <w:rPr>
-          <w:lang w:val="en-US"/>
-        </w:rPr>
-        <w:tab/>
-        <w:t xml:space="preserve">A subset of </w:t>
-      </w:r>
-      <w:proofErr w:type="spellStart"/>
-      <w:r>
-        <w:rPr>
-          <w:lang w:val="en-US"/>
-        </w:rPr>
-        <w:t>blendshape</w:t>
-      </w:r>
-      <w:proofErr w:type="spellEnd"/>
-      <w:r>
-        <w:rPr>
-          <w:lang w:val="en-US"/>
-        </w:rPr>
-        <w:t xml:space="preserve"> features relevant to emotion expression, </w:t>
-      </w:r>
-      <w:r>
-        <w:t>including eyebrow movement, eye openness, mouth shape, jaw opening, cheek movement, and nose movement, was selected for analysis.</w:t>
-      </w:r>
-      <w:r>
-        <w:rPr>
-          <w:lang w:val="en-US"/>
-        </w:rPr>
-        <w:t xml:space="preserve"> The extracted feature values were recorded in a CSV file.</w:t>
-      </w:r>
-    </w:p>
-    <w:p>
-      <w:pPr>
-        <w:ind w:start="14.40pt"/>
-        <w:jc w:val="both"/>
-      </w:pPr>
-    </w:p>
-    <w:p>
-      <w:pPr>
-        <w:pStyle w:val="Heading2"/>
-        <w:rPr>
-          <w:b/>
-          <w:bCs/>
-        </w:rPr>
-      </w:pPr>
-      <w:r>
-        <w:rPr>
-          <w:b/>
-          <w:bCs/>
-        </w:rPr>
-        <w:t>Performance Evaluation and Statistical Analysis</w:t>
-      </w:r>
-    </w:p>
-    <w:p>
-      <w:pPr>
-        <w:ind w:firstLine="14.40pt"/>
-        <w:jc w:val="both"/>
-      </w:pPr>
-      <w:r>
-        <w:t xml:space="preserve">The emotion probability distribution generated by </w:t>
-      </w:r>
-      <w:proofErr w:type="spellStart"/>
-      <w:r>
-        <w:t>DeepFace</w:t>
-      </w:r>
-      <w:proofErr w:type="spellEnd"/>
-      <w:r>
-        <w:t xml:space="preserve"> and FER were compared with the normalized human emotion profiles. Human ratings were normalized by dividing each emotion score by the sum of all emotion scores assigned to the corresponding image, producing probability distributions comparable to the AI outputs. </w:t>
-      </w:r>
-    </w:p>
-    <w:p>
-      <w:pPr>
-        <w:ind w:firstLine="14.40pt"/>
-        <w:jc w:val="both"/>
-      </w:pPr>
-      <w:r>
-        <w:t xml:space="preserve">Performance evaluation was conducted using cosine similarity, Mean Absolute Error (MAE), Jensen-Shannon Divergence, dominant emotion agreement, and entropy. In addition, image robustness was assessed by comparing the responses obtained from the degraded image versions with those of the corresponding original images. </w:t>
-      </w:r>
-    </w:p>
-    <w:p>
-      <w:pPr>
-        <w:ind w:firstLine="14.40pt"/>
-        <w:jc w:val="both"/>
-      </w:pPr>
-      <w:r>
-        <w:t xml:space="preserve">Finally, Pearson correlation analysis was performed to investigate relationships between the extracted </w:t>
-      </w:r>
-      <w:proofErr w:type="spellStart"/>
-      <w:r>
-        <w:t>MediaPipe</w:t>
-      </w:r>
-      <w:proofErr w:type="spellEnd"/>
-      <w:r>
-        <w:t xml:space="preserve"> </w:t>
-      </w:r>
-      <w:proofErr w:type="spellStart"/>
-      <w:r>
-        <w:t>blendshape</w:t>
-      </w:r>
-      <w:proofErr w:type="spellEnd"/>
-      <w:r>
-        <w:t xml:space="preserve"> coefficients and the emotion distributions produced by both AI and the human participants </w:t>
-      </w:r>
-    </w:p>
-    <w:p>
-      <w:pPr>
-        <w:pStyle w:val="bulletlist"/>
-        <w:rPr>
-          <w:lang w:val="en-US"/>
-        </w:rPr>
-      </w:pPr>
-      <w:r>
-        <w:rPr>
-          <w:lang w:val="en-US"/>
-        </w:rPr>
-        <w:tab/>
-      </w:r>
-    </w:p>
-    <w:p>
-      <w:pPr>
-        <w:pStyle w:val="Heading1"/>
-      </w:pPr>
-      <w:r>
-        <w:t xml:space="preserve">Results </w:t>
-      </w:r>
-    </w:p>
-    <w:p>
-      <w:pPr>
-        <w:pStyle w:val="BodyText"/>
-        <w:rPr>
-          <w:lang w:val="en-US"/>
-        </w:rPr>
-      </w:pPr>
-      <w:r>
-        <w:rPr>
-          <w:lang w:val="en-US"/>
-        </w:rPr>
-        <w:t>The results are organized according to the objectives of the study, beginning with dataset validation, followed by the comparison of human and AI emotion perception, the effect of image degradation, and finally the relationship between facial landmarks and perceived emotions.</w:t>
-      </w:r>
-    </w:p>
-    <w:p>
-      <w:pPr>
-        <w:pStyle w:val="Heading2"/>
+        <w:numPr>
+          <w:ilvl w:val="0"/>
+          <w:numId w:val="46"/>
+        </w:numPr>
         <w:rPr>
           <w:b/>
           <w:bCs/>
@@ -2179,7 +2244,14 @@
                             <w:sz w:val="16"/>
                             <w:szCs w:val="16"/>
                           </w:rPr>
-                          <w:t>Fig. x</w:t>
+                          <w:t xml:space="preserve">Fig. </w:t>
+                        </w:r>
+                        <w:r>
+                          <w:rPr>
+                            <w:sz w:val="16"/>
+                            <w:szCs w:val="16"/>
+                          </w:rPr>
+                          <w:t>4</w:t>
                         </w:r>
                       </w:p>
                     </wne:txbxContent>
@@ -2285,8 +2357,18 @@
           <w:rStyle w:val="Strong"/>
           <w:b w:val="0"/>
           <w:bCs w:val="0"/>
-        </w:rPr>
-        <w:t xml:space="preserve">Fig. </w:t>
+          <w:lang w:val="en-US"/>
+        </w:rPr>
+        <w:t>f</w:t>
+      </w:r>
+      <w:proofErr w:type="spellStart"/>
+      <w:r>
+        <w:rPr>
+          <w:rStyle w:val="Strong"/>
+          <w:b w:val="0"/>
+          <w:bCs w:val="0"/>
+        </w:rPr>
+        <w:t>ig</w:t>
       </w:r>
       <w:r>
         <w:rPr>
@@ -2295,7 +2377,25 @@
           <w:bCs w:val="0"/>
           <w:lang w:val="en-US"/>
         </w:rPr>
-        <w:t>[x]</w:t>
+        <w:t>ure</w:t>
+      </w:r>
+      <w:proofErr w:type="spellEnd"/>
+      <w:r>
+        <w:rPr>
+          <w:rStyle w:val="Strong"/>
+          <w:b w:val="0"/>
+          <w:bCs w:val="0"/>
+        </w:rPr>
+        <w:t xml:space="preserve"> </w:t>
+      </w:r>
+      <w:r>
+        <w:rPr>
+          <w:rStyle w:val="Strong"/>
+          <w:b w:val="0"/>
+          <w:bCs w:val="0"/>
+          <w:lang w:val="en-US"/>
+        </w:rPr>
+        <w:t>4</w:t>
       </w:r>
       <w:r>
         <w:t xml:space="preserve">, the image dataset consisted of </w:t>
@@ -2368,6 +2468,10 @@
     <w:p>
       <w:pPr>
         <w:pStyle w:val="Heading2"/>
+        <w:numPr>
+          <w:ilvl w:val="0"/>
+          <w:numId w:val="46"/>
+        </w:numPr>
         <w:rPr>
           <w:b/>
           <w:bCs/>
@@ -2488,7 +2592,14 @@
                             <w:sz w:val="16"/>
                             <w:szCs w:val="16"/>
                           </w:rPr>
-                          <w:t>Fig. x</w:t>
+                          <w:t xml:space="preserve">Fig. </w:t>
+                        </w:r>
+                        <w:r>
+                          <w:rPr>
+                            <w:sz w:val="16"/>
+                            <w:szCs w:val="16"/>
+                          </w:rPr>
+                          <w:t>5</w:t>
                         </w:r>
                       </w:p>
                     </wne:txbxContent>
@@ -2574,20 +2685,14 @@
           <w:szCs w:val="20"/>
         </w:rPr>
         <w:tab/>
+        <w:t xml:space="preserve">Figure </w:t>
       </w:r>
       <w:r>
         <w:rPr>
           <w:sz w:val="20"/>
           <w:szCs w:val="20"/>
         </w:rPr>
-        <w:t xml:space="preserve">Figure </w:t>
-      </w:r>
-      <w:r>
-        <w:rPr>
-          <w:sz w:val="20"/>
-          <w:szCs w:val="20"/>
-        </w:rPr>
-        <w:t>[x]</w:t>
+        <w:t>5</w:t>
       </w:r>
       <w:r>
         <w:rPr>
@@ -2845,6 +2950,7 @@
       </w:pPr>
       <w:r>
         <w:rPr>
+          <w:noProof/>
           <w:sz w:val="20"/>
           <w:szCs w:val="20"/>
         </w:rPr>
@@ -2999,7 +3105,14 @@
                             <w:sz w:val="16"/>
                             <w:szCs w:val="16"/>
                           </w:rPr>
-                          <w:t>Fig. x</w:t>
+                          <w:t xml:space="preserve">Fig. </w:t>
+                        </w:r>
+                        <w:r>
+                          <w:rPr>
+                            <w:sz w:val="16"/>
+                            <w:szCs w:val="16"/>
+                          </w:rPr>
+                          <w:t>6</w:t>
                         </w:r>
                       </w:p>
                     </wne:txbxContent>
@@ -3068,7 +3181,7 @@
           <w:sz w:val="20"/>
           <w:szCs w:val="20"/>
         </w:rPr>
-        <w:t>[x]</w:t>
+        <w:t>6</w:t>
       </w:r>
       <w:r>
         <w:rPr>
@@ -3460,6 +3573,10 @@
     <w:p>
       <w:pPr>
         <w:pStyle w:val="Heading2"/>
+        <w:numPr>
+          <w:ilvl w:val="0"/>
+          <w:numId w:val="46"/>
+        </w:numPr>
         <w:rPr>
           <w:b/>
           <w:bCs/>
@@ -3619,7 +3736,14 @@
                             <w:sz w:val="16"/>
                             <w:szCs w:val="16"/>
                           </w:rPr>
-                          <w:t>Fig. x</w:t>
+                          <w:t xml:space="preserve">Fig. </w:t>
+                        </w:r>
+                        <w:r>
+                          <w:rPr>
+                            <w:sz w:val="16"/>
+                            <w:szCs w:val="16"/>
+                          </w:rPr>
+                          <w:t>7</w:t>
                         </w:r>
                       </w:p>
                     </wne:txbxContent>
@@ -3685,7 +3809,13 @@
         </w:rPr>
       </w:pPr>
       <w:r>
-        <w:t xml:space="preserve">Figure [x] shows that FER consistently achieved higher cosine similarity with human ratings rather than </w:t>
+        <w:t xml:space="preserve">Figure </w:t>
+      </w:r>
+      <w:r>
+        <w:t>7</w:t>
+      </w:r>
+      <w:r>
+        <w:t xml:space="preserve"> shows that FER consistently achieved higher cosine similarity with human ratings rather than </w:t>
       </w:r>
       <w:proofErr w:type="spellStart"/>
       <w:r>
@@ -3859,7 +3989,14 @@
                             <w:sz w:val="16"/>
                             <w:szCs w:val="16"/>
                           </w:rPr>
-                          <w:t>Fig. x</w:t>
+                          <w:t xml:space="preserve">Fig. </w:t>
+                        </w:r>
+                        <w:r>
+                          <w:rPr>
+                            <w:sz w:val="16"/>
+                            <w:szCs w:val="16"/>
+                          </w:rPr>
+                          <w:t>8</w:t>
                         </w:r>
                       </w:p>
                     </wne:txbxContent>
@@ -3892,7 +4029,13 @@
         <w:t xml:space="preserve">Greyscale images produced the highest similarity to the original images for both AI models, with similarity values </w:t>
       </w:r>
       <w:r>
-        <w:t xml:space="preserve">approaching 1.0 (figure [x]). Blur and </w:t>
+        <w:t xml:space="preserve">approaching 1.0 (figure </w:t>
+      </w:r>
+      <w:r>
+        <w:t>8</w:t>
+      </w:r>
+      <w:r>
+        <w:t xml:space="preserve">). Blur and </w:t>
       </w:r>
       <w:proofErr w:type="gramStart"/>
       <w:r>
@@ -4010,7 +4153,14 @@
                             <w:sz w:val="16"/>
                             <w:szCs w:val="16"/>
                           </w:rPr>
-                          <w:t>Fig. x</w:t>
+                          <w:t xml:space="preserve">Fig. </w:t>
+                        </w:r>
+                        <w:r>
+                          <w:rPr>
+                            <w:sz w:val="16"/>
+                            <w:szCs w:val="16"/>
+                          </w:rPr>
+                          <w:t>9</w:t>
                         </w:r>
                       </w:p>
                     </wne:txbxContent>
@@ -4182,6 +4332,10 @@
     <w:p>
       <w:pPr>
         <w:pStyle w:val="Heading2"/>
+        <w:numPr>
+          <w:ilvl w:val="0"/>
+          <w:numId w:val="46"/>
+        </w:numPr>
         <w:rPr>
           <w:b/>
           <w:bCs/>
@@ -4336,7 +4490,14 @@
                             <w:sz w:val="16"/>
                             <w:szCs w:val="16"/>
                           </w:rPr>
-                          <w:t>Fig. x</w:t>
+                          <w:t xml:space="preserve">Fig. </w:t>
+                        </w:r>
+                        <w:r>
+                          <w:rPr>
+                            <w:sz w:val="16"/>
+                            <w:szCs w:val="16"/>
+                          </w:rPr>
+                          <w:t>10</w:t>
                         </w:r>
                       </w:p>
                     </wne:txbxContent>
@@ -4366,13 +4527,7 @@
         <w:jc w:val="both"/>
       </w:pPr>
       <w:r>
-        <w:t>Ambiguous images exhibited substantially higher response entropy than non-ambiguous images for both human participants and AI models. Human</w:t>
-      </w:r>
-      <w:r>
-        <w:t>-</w:t>
-      </w:r>
-      <w:r>
-        <w:t xml:space="preserve">model cosine similarity was consistently lower for ambiguous images, with the largest reduction observed for </w:t>
+        <w:t xml:space="preserve">Ambiguous images exhibited substantially higher response entropy than non-ambiguous images for both human participants and AI models. Human-model cosine similarity was consistently lower for ambiguous images, with the largest reduction observed for </w:t>
       </w:r>
       <w:proofErr w:type="spellStart"/>
       <w:r>
@@ -4390,16 +4545,7 @@
       </w:pPr>
       <w:r>
         <w:lastRenderedPageBreak/>
-        <w:t>Dominant emotion agreement also declined considerably under ambiguous conditions.</w:t>
-      </w:r>
-      <w:r>
-        <w:t xml:space="preserve"> </w:t>
-      </w:r>
-      <w:r>
-        <w:t>These results indicate that increasing ambiguity reduced agreement between human observers and AI emotion recognition models. file name for this description</w:t>
-      </w:r>
-      <w:r>
-        <w:t>.</w:t>
+        <w:t>Dominant emotion agreement also declined considerably under ambiguous conditions. These results indicate that increasing ambiguity reduced agreement between human observers and AI emotion recognition models. file name for this description.</w:t>
       </w:r>
     </w:p>
     <w:p>
@@ -4548,7 +4694,14 @@
                             <w:sz w:val="16"/>
                             <w:szCs w:val="16"/>
                           </w:rPr>
-                          <w:t>Fig. x</w:t>
+                          <w:t xml:space="preserve">Fig. </w:t>
+                        </w:r>
+                        <w:r>
+                          <w:rPr>
+                            <w:sz w:val="16"/>
+                            <w:szCs w:val="16"/>
+                          </w:rPr>
+                          <w:t>11</w:t>
                         </w:r>
                       </w:p>
                     </wne:txbxContent>
@@ -4615,6 +4768,10 @@
     <w:p>
       <w:pPr>
         <w:pStyle w:val="Heading2"/>
+        <w:numPr>
+          <w:ilvl w:val="0"/>
+          <w:numId w:val="46"/>
+        </w:numPr>
         <w:rPr>
           <w:b/>
           <w:bCs/>
@@ -4668,32 +4825,7 @@
         <w:pStyle w:val="Heading5"/>
       </w:pPr>
       <w:r>
-        <w:t>Acknowledgment</w:t>
-      </w:r>
-      <w:r>
-        <w:t xml:space="preserve"> </w:t>
-      </w:r>
-      <w:r>
-        <w:rPr>
-          <w:i/>
-          <w:iCs/>
-        </w:rPr>
-        <w:t>(</w:t>
-      </w:r>
-      <w:r>
-        <w:rPr>
-          <w:i/>
-          <w:iCs/>
-          <w:smallCaps w:val="0"/>
-        </w:rPr>
-        <w:t>Heading 5</w:t>
-      </w:r>
-      <w:r>
-        <w:rPr>
-          <w:i/>
-          <w:iCs/>
-        </w:rPr>
-        <w:t>)</w:t>
+        <w:t>Discussion</w:t>
       </w:r>
     </w:p>
     <w:p>
@@ -5146,98 +5278,7 @@
         <w:t xml:space="preserve"> result in your paper not being published.</w:t>
       </w:r>
     </w:p>
-    <w:p>
-      <w:r>
-        <w:rPr>
-          <w:noProof/>
-        </w:rPr>
-        <w:lastRenderedPageBreak/>
-        <w:drawing>
-          <wp:anchor distT="0" distB="0" distL="114300" distR="114300" simplePos="0" relativeHeight="251657728" behindDoc="1" locked="0" layoutInCell="1" allowOverlap="1" wp14:anchorId="50A5432F" wp14:editId="6F0F41D4">
-            <wp:simplePos x="0" y="0"/>
-            <wp:positionH relativeFrom="margin">
-              <wp:align>left</wp:align>
-            </wp:positionH>
-            <wp:positionV relativeFrom="paragraph">
-              <wp:posOffset>251460</wp:posOffset>
-            </wp:positionV>
-            <wp:extent cx="3200400" cy="1143000"/>
-            <wp:effectExtent l="10795" t="5080" r="8255" b="13970"/>
-            <wp:wrapTight wrapText="bothSides">
-              <wp:wrapPolygon edited="0">
-                <wp:start x="-64" y="0"/>
-                <wp:lineTo x="-64" y="21600"/>
-                <wp:lineTo x="21664" y="21600"/>
-                <wp:lineTo x="21664" y="0"/>
-                <wp:lineTo x="-64" y="0"/>
-              </wp:wrapPolygon>
-            </wp:wrapTight>
-            <wp:docPr id="1" name="Text Box 8"/>
-            <wp:cNvGraphicFramePr>
-              <a:graphicFrameLocks xmlns:a="http://purl.oclc.org/ooxml/drawingml/main"/>
-            </wp:cNvGraphicFramePr>
-            <a:graphic xmlns:a="http://purl.oclc.org/ooxml/drawingml/main">
-              <a:graphicData uri="http://schemas.microsoft.com/office/word/2010/wordprocessingShape">
-                <wp:wsp>
-                  <wp:cNvSpPr txBox="1">
-                    <a:spLocks noChangeArrowheads="1"/>
-                  </wp:cNvSpPr>
-                  <wp:spPr bwMode="auto">
-                    <a:xfrm>
-                      <a:off x="0" y="0"/>
-                      <a:ext cx="3200400" cy="1143000"/>
-                    </a:xfrm>
-                    <a:prstGeom prst="rect">
-                      <a:avLst/>
-                    </a:prstGeom>
-                    <a:solidFill>
-                      <a:srgbClr val="FFFFFF"/>
-                    </a:solidFill>
-                    <a:ln w="9525">
-                      <a:solidFill>
-                        <a:srgbClr val="000000"/>
-                      </a:solidFill>
-                      <a:miter lim="800%"/>
-                      <a:headEnd/>
-                      <a:tailEnd/>
-                    </a:ln>
-                  </wp:spPr>
-                  <wp:txbx>
-                    <wne:txbxContent>
-                      <w:p>
-                        <w:pPr>
-                          <w:pStyle w:val="BodyText"/>
-                        </w:pPr>
-                        <w:r>
-                          <w:t>We suggest that you use a text box to insert a graphic (which is ideally a 300 dpi TIFF or EPS file, with all fonts embedded) because, in an MSW document, this method is somewhat more stable than directly inserting a picture.</w:t>
-                        </w:r>
-                      </w:p>
-                      <w:p>
-                        <w:pPr>
-                          <w:pStyle w:val="BodyText"/>
-                        </w:pPr>
-                        <w:r>
-                          <w:t>To have non-visible rules on your frame, use the MSWord “Format” pull-down menu, select Text Box &gt; Colors and Lines to choose No Fill and No Line.</w:t>
-                        </w:r>
-                      </w:p>
-                    </wne:txbxContent>
-                  </wp:txbx>
-                  <wp:bodyPr rot="0" vert="horz" wrap="square" lIns="91440" tIns="45720" rIns="91440" bIns="45720" anchor="t" anchorCtr="0" upright="1">
-                    <a:noAutofit/>
-                  </wp:bodyPr>
-                </wp:wsp>
-              </a:graphicData>
-            </a:graphic>
-            <wp14:sizeRelH relativeFrom="page">
-              <wp14:pctWidth>0%</wp14:pctWidth>
-            </wp14:sizeRelH>
-            <wp14:sizeRelV relativeFrom="page">
-              <wp14:pctHeight>0%</wp14:pctHeight>
-            </wp14:sizeRelV>
-          </wp:anchor>
-        </w:drawing>
-      </w:r>
-    </w:p>
+    <w:p/>
     <w:sectPr>
       <w:type w:val="continuous"/>
       <w:pgSz w:w="595.30pt" w:h="841.90pt" w:code="9"/>
@@ -5905,6 +5946,453 @@
     </w:lvl>
   </w:abstractNum>
   <w:abstractNum w:abstractNumId="14" w15:restartNumberingAfterBreak="0">
+    <w:nsid w:val="108C0170"/>
+    <w:multiLevelType w:val="hybridMultilevel"/>
+    <w:tmpl w:val="B6045480"/>
+    <w:lvl w:ilvl="0" w:tplc="86EA68F4">
+      <w:start w:val="1"/>
+      <w:numFmt w:val="none"/>
+      <w:lvlText w:val="A"/>
+      <w:lvlJc w:val="start"/>
+      <w:pPr>
+        <w:ind w:start="72pt" w:hanging="18pt"/>
+      </w:pPr>
+      <w:rPr>
+        <w:rFonts w:hint="default"/>
+      </w:rPr>
+    </w:lvl>
+    <w:lvl w:ilvl="1" w:tplc="04090019">
+      <w:start w:val="1"/>
+      <w:numFmt w:val="lowerLetter"/>
+      <w:lvlText w:val="%2."/>
+      <w:lvlJc w:val="start"/>
+      <w:pPr>
+        <w:ind w:start="72pt" w:hanging="18pt"/>
+      </w:pPr>
+    </w:lvl>
+    <w:lvl w:ilvl="2" w:tplc="0409001B" w:tentative="1">
+      <w:start w:val="1"/>
+      <w:numFmt w:val="lowerRoman"/>
+      <w:lvlText w:val="%3."/>
+      <w:lvlJc w:val="end"/>
+      <w:pPr>
+        <w:ind w:start="108pt" w:hanging="9pt"/>
+      </w:pPr>
+    </w:lvl>
+    <w:lvl w:ilvl="3" w:tplc="0409000F" w:tentative="1">
+      <w:start w:val="1"/>
+      <w:numFmt w:val="decimal"/>
+      <w:lvlText w:val="%4."/>
+      <w:lvlJc w:val="start"/>
+      <w:pPr>
+        <w:ind w:start="144pt" w:hanging="18pt"/>
+      </w:pPr>
+    </w:lvl>
+    <w:lvl w:ilvl="4" w:tplc="04090019" w:tentative="1">
+      <w:start w:val="1"/>
+      <w:numFmt w:val="lowerLetter"/>
+      <w:lvlText w:val="%5."/>
+      <w:lvlJc w:val="start"/>
+      <w:pPr>
+        <w:ind w:start="180pt" w:hanging="18pt"/>
+      </w:pPr>
+    </w:lvl>
+    <w:lvl w:ilvl="5" w:tplc="0409001B" w:tentative="1">
+      <w:start w:val="1"/>
+      <w:numFmt w:val="lowerRoman"/>
+      <w:lvlText w:val="%6."/>
+      <w:lvlJc w:val="end"/>
+      <w:pPr>
+        <w:ind w:start="216pt" w:hanging="9pt"/>
+      </w:pPr>
+    </w:lvl>
+    <w:lvl w:ilvl="6" w:tplc="0409000F" w:tentative="1">
+      <w:start w:val="1"/>
+      <w:numFmt w:val="decimal"/>
+      <w:lvlText w:val="%7."/>
+      <w:lvlJc w:val="start"/>
+      <w:pPr>
+        <w:ind w:start="252pt" w:hanging="18pt"/>
+      </w:pPr>
+    </w:lvl>
+    <w:lvl w:ilvl="7" w:tplc="04090019" w:tentative="1">
+      <w:start w:val="1"/>
+      <w:numFmt w:val="lowerLetter"/>
+      <w:lvlText w:val="%8."/>
+      <w:lvlJc w:val="start"/>
+      <w:pPr>
+        <w:ind w:start="288pt" w:hanging="18pt"/>
+      </w:pPr>
+    </w:lvl>
+    <w:lvl w:ilvl="8" w:tplc="0409001B" w:tentative="1">
+      <w:start w:val="1"/>
+      <w:numFmt w:val="lowerRoman"/>
+      <w:lvlText w:val="%9."/>
+      <w:lvlJc w:val="end"/>
+      <w:pPr>
+        <w:ind w:start="324pt" w:hanging="9pt"/>
+      </w:pPr>
+    </w:lvl>
+  </w:abstractNum>
+  <w:abstractNum w:abstractNumId="15" w15:restartNumberingAfterBreak="0">
+    <w:nsid w:val="119827C2"/>
+    <w:multiLevelType w:val="hybridMultilevel"/>
+    <w:tmpl w:val="A5B232C2"/>
+    <w:lvl w:ilvl="0" w:tplc="04090015">
+      <w:start w:val="1"/>
+      <w:numFmt w:val="upperLetter"/>
+      <w:lvlText w:val="%1."/>
+      <w:lvlJc w:val="start"/>
+      <w:pPr>
+        <w:ind w:start="36pt" w:hanging="18pt"/>
+      </w:pPr>
+      <w:rPr>
+        <w:rFonts w:hint="default"/>
+      </w:rPr>
+    </w:lvl>
+    <w:lvl w:ilvl="1" w:tplc="04090019">
+      <w:start w:val="1"/>
+      <w:numFmt w:val="lowerLetter"/>
+      <w:lvlText w:val="%2."/>
+      <w:lvlJc w:val="start"/>
+      <w:pPr>
+        <w:ind w:start="72pt" w:hanging="18pt"/>
+      </w:pPr>
+    </w:lvl>
+    <w:lvl w:ilvl="2" w:tplc="0409001B" w:tentative="1">
+      <w:start w:val="1"/>
+      <w:numFmt w:val="lowerRoman"/>
+      <w:lvlText w:val="%3."/>
+      <w:lvlJc w:val="end"/>
+      <w:pPr>
+        <w:ind w:start="108pt" w:hanging="9pt"/>
+      </w:pPr>
+    </w:lvl>
+    <w:lvl w:ilvl="3" w:tplc="0409000F" w:tentative="1">
+      <w:start w:val="1"/>
+      <w:numFmt w:val="decimal"/>
+      <w:lvlText w:val="%4."/>
+      <w:lvlJc w:val="start"/>
+      <w:pPr>
+        <w:ind w:start="144pt" w:hanging="18pt"/>
+      </w:pPr>
+    </w:lvl>
+    <w:lvl w:ilvl="4" w:tplc="04090019" w:tentative="1">
+      <w:start w:val="1"/>
+      <w:numFmt w:val="lowerLetter"/>
+      <w:lvlText w:val="%5."/>
+      <w:lvlJc w:val="start"/>
+      <w:pPr>
+        <w:ind w:start="180pt" w:hanging="18pt"/>
+      </w:pPr>
+    </w:lvl>
+    <w:lvl w:ilvl="5" w:tplc="0409001B" w:tentative="1">
+      <w:start w:val="1"/>
+      <w:numFmt w:val="lowerRoman"/>
+      <w:lvlText w:val="%6."/>
+      <w:lvlJc w:val="end"/>
+      <w:pPr>
+        <w:ind w:start="216pt" w:hanging="9pt"/>
+      </w:pPr>
+    </w:lvl>
+    <w:lvl w:ilvl="6" w:tplc="0409000F" w:tentative="1">
+      <w:start w:val="1"/>
+      <w:numFmt w:val="decimal"/>
+      <w:lvlText w:val="%7."/>
+      <w:lvlJc w:val="start"/>
+      <w:pPr>
+        <w:ind w:start="252pt" w:hanging="18pt"/>
+      </w:pPr>
+    </w:lvl>
+    <w:lvl w:ilvl="7" w:tplc="04090019" w:tentative="1">
+      <w:start w:val="1"/>
+      <w:numFmt w:val="lowerLetter"/>
+      <w:lvlText w:val="%8."/>
+      <w:lvlJc w:val="start"/>
+      <w:pPr>
+        <w:ind w:start="288pt" w:hanging="18pt"/>
+      </w:pPr>
+    </w:lvl>
+    <w:lvl w:ilvl="8" w:tplc="0409001B" w:tentative="1">
+      <w:start w:val="1"/>
+      <w:numFmt w:val="lowerRoman"/>
+      <w:lvlText w:val="%9."/>
+      <w:lvlJc w:val="end"/>
+      <w:pPr>
+        <w:ind w:start="324pt" w:hanging="9pt"/>
+      </w:pPr>
+    </w:lvl>
+  </w:abstractNum>
+  <w:abstractNum w:abstractNumId="16" w15:restartNumberingAfterBreak="0">
+    <w:nsid w:val="128C25BB"/>
+    <w:multiLevelType w:val="hybridMultilevel"/>
+    <w:tmpl w:val="941EC226"/>
+    <w:lvl w:ilvl="0" w:tplc="04090015">
+      <w:start w:val="1"/>
+      <w:numFmt w:val="upperLetter"/>
+      <w:lvlText w:val="%1."/>
+      <w:lvlJc w:val="start"/>
+      <w:pPr>
+        <w:ind w:start="36pt" w:hanging="18pt"/>
+      </w:pPr>
+      <w:rPr>
+        <w:rFonts w:hint="default"/>
+      </w:rPr>
+    </w:lvl>
+    <w:lvl w:ilvl="1" w:tplc="04090019">
+      <w:start w:val="1"/>
+      <w:numFmt w:val="lowerLetter"/>
+      <w:lvlText w:val="%2."/>
+      <w:lvlJc w:val="start"/>
+      <w:pPr>
+        <w:ind w:start="72pt" w:hanging="18pt"/>
+      </w:pPr>
+    </w:lvl>
+    <w:lvl w:ilvl="2" w:tplc="0409001B" w:tentative="1">
+      <w:start w:val="1"/>
+      <w:numFmt w:val="lowerRoman"/>
+      <w:lvlText w:val="%3."/>
+      <w:lvlJc w:val="end"/>
+      <w:pPr>
+        <w:ind w:start="108pt" w:hanging="9pt"/>
+      </w:pPr>
+    </w:lvl>
+    <w:lvl w:ilvl="3" w:tplc="0409000F" w:tentative="1">
+      <w:start w:val="1"/>
+      <w:numFmt w:val="decimal"/>
+      <w:lvlText w:val="%4."/>
+      <w:lvlJc w:val="start"/>
+      <w:pPr>
+        <w:ind w:start="144pt" w:hanging="18pt"/>
+      </w:pPr>
+    </w:lvl>
+    <w:lvl w:ilvl="4" w:tplc="04090019" w:tentative="1">
+      <w:start w:val="1"/>
+      <w:numFmt w:val="lowerLetter"/>
+      <w:lvlText w:val="%5."/>
+      <w:lvlJc w:val="start"/>
+      <w:pPr>
+        <w:ind w:start="180pt" w:hanging="18pt"/>
+      </w:pPr>
+    </w:lvl>
+    <w:lvl w:ilvl="5" w:tplc="0409001B" w:tentative="1">
+      <w:start w:val="1"/>
+      <w:numFmt w:val="lowerRoman"/>
+      <w:lvlText w:val="%6."/>
+      <w:lvlJc w:val="end"/>
+      <w:pPr>
+        <w:ind w:start="216pt" w:hanging="9pt"/>
+      </w:pPr>
+    </w:lvl>
+    <w:lvl w:ilvl="6" w:tplc="0409000F" w:tentative="1">
+      <w:start w:val="1"/>
+      <w:numFmt w:val="decimal"/>
+      <w:lvlText w:val="%7."/>
+      <w:lvlJc w:val="start"/>
+      <w:pPr>
+        <w:ind w:start="252pt" w:hanging="18pt"/>
+      </w:pPr>
+    </w:lvl>
+    <w:lvl w:ilvl="7" w:tplc="04090019" w:tentative="1">
+      <w:start w:val="1"/>
+      <w:numFmt w:val="lowerLetter"/>
+      <w:lvlText w:val="%8."/>
+      <w:lvlJc w:val="start"/>
+      <w:pPr>
+        <w:ind w:start="288pt" w:hanging="18pt"/>
+      </w:pPr>
+    </w:lvl>
+    <w:lvl w:ilvl="8" w:tplc="0409001B" w:tentative="1">
+      <w:start w:val="1"/>
+      <w:numFmt w:val="lowerRoman"/>
+      <w:lvlText w:val="%9."/>
+      <w:lvlJc w:val="end"/>
+      <w:pPr>
+        <w:ind w:start="324pt" w:hanging="9pt"/>
+      </w:pPr>
+    </w:lvl>
+  </w:abstractNum>
+  <w:abstractNum w:abstractNumId="17" w15:restartNumberingAfterBreak="0">
+    <w:nsid w:val="1805362B"/>
+    <w:multiLevelType w:val="hybridMultilevel"/>
+    <w:tmpl w:val="738890DC"/>
+    <w:lvl w:ilvl="0" w:tplc="0409000F">
+      <w:start w:val="1"/>
+      <w:numFmt w:val="decimal"/>
+      <w:lvlText w:val="%1."/>
+      <w:lvlJc w:val="start"/>
+      <w:pPr>
+        <w:ind w:start="36pt" w:hanging="18pt"/>
+      </w:pPr>
+      <w:rPr>
+        <w:rFonts w:hint="default"/>
+      </w:rPr>
+    </w:lvl>
+    <w:lvl w:ilvl="1" w:tplc="04090019" w:tentative="1">
+      <w:start w:val="1"/>
+      <w:numFmt w:val="lowerLetter"/>
+      <w:lvlText w:val="%2."/>
+      <w:lvlJc w:val="start"/>
+      <w:pPr>
+        <w:ind w:start="72pt" w:hanging="18pt"/>
+      </w:pPr>
+    </w:lvl>
+    <w:lvl w:ilvl="2" w:tplc="0409001B" w:tentative="1">
+      <w:start w:val="1"/>
+      <w:numFmt w:val="lowerRoman"/>
+      <w:lvlText w:val="%3."/>
+      <w:lvlJc w:val="end"/>
+      <w:pPr>
+        <w:ind w:start="108pt" w:hanging="9pt"/>
+      </w:pPr>
+    </w:lvl>
+    <w:lvl w:ilvl="3" w:tplc="0409000F" w:tentative="1">
+      <w:start w:val="1"/>
+      <w:numFmt w:val="decimal"/>
+      <w:lvlText w:val="%4."/>
+      <w:lvlJc w:val="start"/>
+      <w:pPr>
+        <w:ind w:start="144pt" w:hanging="18pt"/>
+      </w:pPr>
+    </w:lvl>
+    <w:lvl w:ilvl="4" w:tplc="04090019" w:tentative="1">
+      <w:start w:val="1"/>
+      <w:numFmt w:val="lowerLetter"/>
+      <w:lvlText w:val="%5."/>
+      <w:lvlJc w:val="start"/>
+      <w:pPr>
+        <w:ind w:start="180pt" w:hanging="18pt"/>
+      </w:pPr>
+    </w:lvl>
+    <w:lvl w:ilvl="5" w:tplc="0409001B" w:tentative="1">
+      <w:start w:val="1"/>
+      <w:numFmt w:val="lowerRoman"/>
+      <w:lvlText w:val="%6."/>
+      <w:lvlJc w:val="end"/>
+      <w:pPr>
+        <w:ind w:start="216pt" w:hanging="9pt"/>
+      </w:pPr>
+    </w:lvl>
+    <w:lvl w:ilvl="6" w:tplc="0409000F" w:tentative="1">
+      <w:start w:val="1"/>
+      <w:numFmt w:val="decimal"/>
+      <w:lvlText w:val="%7."/>
+      <w:lvlJc w:val="start"/>
+      <w:pPr>
+        <w:ind w:start="252pt" w:hanging="18pt"/>
+      </w:pPr>
+    </w:lvl>
+    <w:lvl w:ilvl="7" w:tplc="04090019" w:tentative="1">
+      <w:start w:val="1"/>
+      <w:numFmt w:val="lowerLetter"/>
+      <w:lvlText w:val="%8."/>
+      <w:lvlJc w:val="start"/>
+      <w:pPr>
+        <w:ind w:start="288pt" w:hanging="18pt"/>
+      </w:pPr>
+    </w:lvl>
+    <w:lvl w:ilvl="8" w:tplc="0409001B" w:tentative="1">
+      <w:start w:val="1"/>
+      <w:numFmt w:val="lowerRoman"/>
+      <w:lvlText w:val="%9."/>
+      <w:lvlJc w:val="end"/>
+      <w:pPr>
+        <w:ind w:start="324pt" w:hanging="9pt"/>
+      </w:pPr>
+    </w:lvl>
+  </w:abstractNum>
+  <w:abstractNum w:abstractNumId="18" w15:restartNumberingAfterBreak="0">
+    <w:nsid w:val="1D02180A"/>
+    <w:multiLevelType w:val="hybridMultilevel"/>
+    <w:tmpl w:val="01A43EAC"/>
+    <w:lvl w:ilvl="0" w:tplc="566A8684">
+      <w:start w:val="1"/>
+      <w:numFmt w:val="upperLetter"/>
+      <w:lvlText w:val="%1."/>
+      <w:lvlJc w:val="start"/>
+      <w:pPr>
+        <w:ind w:start="36pt" w:hanging="18pt"/>
+      </w:pPr>
+      <w:rPr>
+        <w:rFonts w:hint="default"/>
+        <w:b/>
+        <w:i w:val="0"/>
+      </w:rPr>
+    </w:lvl>
+    <w:lvl w:ilvl="1" w:tplc="04090019" w:tentative="1">
+      <w:start w:val="1"/>
+      <w:numFmt w:val="lowerLetter"/>
+      <w:lvlText w:val="%2."/>
+      <w:lvlJc w:val="start"/>
+      <w:pPr>
+        <w:ind w:start="72pt" w:hanging="18pt"/>
+      </w:pPr>
+    </w:lvl>
+    <w:lvl w:ilvl="2" w:tplc="0409001B" w:tentative="1">
+      <w:start w:val="1"/>
+      <w:numFmt w:val="lowerRoman"/>
+      <w:lvlText w:val="%3."/>
+      <w:lvlJc w:val="end"/>
+      <w:pPr>
+        <w:ind w:start="108pt" w:hanging="9pt"/>
+      </w:pPr>
+    </w:lvl>
+    <w:lvl w:ilvl="3" w:tplc="0409000F" w:tentative="1">
+      <w:start w:val="1"/>
+      <w:numFmt w:val="decimal"/>
+      <w:lvlText w:val="%4."/>
+      <w:lvlJc w:val="start"/>
+      <w:pPr>
+        <w:ind w:start="144pt" w:hanging="18pt"/>
+      </w:pPr>
+    </w:lvl>
+    <w:lvl w:ilvl="4" w:tplc="04090019" w:tentative="1">
+      <w:start w:val="1"/>
+      <w:numFmt w:val="lowerLetter"/>
+      <w:lvlText w:val="%5."/>
+      <w:lvlJc w:val="start"/>
+      <w:pPr>
+        <w:ind w:start="180pt" w:hanging="18pt"/>
+      </w:pPr>
+    </w:lvl>
+    <w:lvl w:ilvl="5" w:tplc="0409001B" w:tentative="1">
+      <w:start w:val="1"/>
+      <w:numFmt w:val="lowerRoman"/>
+      <w:lvlText w:val="%6."/>
+      <w:lvlJc w:val="end"/>
+      <w:pPr>
+        <w:ind w:start="216pt" w:hanging="9pt"/>
+      </w:pPr>
+    </w:lvl>
+    <w:lvl w:ilvl="6" w:tplc="0409000F" w:tentative="1">
+      <w:start w:val="1"/>
+      <w:numFmt w:val="decimal"/>
+      <w:lvlText w:val="%7."/>
+      <w:lvlJc w:val="start"/>
+      <w:pPr>
+        <w:ind w:start="252pt" w:hanging="18pt"/>
+      </w:pPr>
+    </w:lvl>
+    <w:lvl w:ilvl="7" w:tplc="04090019" w:tentative="1">
+      <w:start w:val="1"/>
+      <w:numFmt w:val="lowerLetter"/>
+      <w:lvlText w:val="%8."/>
+      <w:lvlJc w:val="start"/>
+      <w:pPr>
+        <w:ind w:start="288pt" w:hanging="18pt"/>
+      </w:pPr>
+    </w:lvl>
+    <w:lvl w:ilvl="8" w:tplc="0409001B" w:tentative="1">
+      <w:start w:val="1"/>
+      <w:numFmt w:val="lowerRoman"/>
+      <w:lvlText w:val="%9."/>
+      <w:lvlJc w:val="end"/>
+      <w:pPr>
+        <w:ind w:start="324pt" w:hanging="9pt"/>
+      </w:pPr>
+    </w:lvl>
+  </w:abstractNum>
+  <w:abstractNum w:abstractNumId="19" w15:restartNumberingAfterBreak="0">
     <w:nsid w:val="1E177E97"/>
     <w:multiLevelType w:val="hybridMultilevel"/>
     <w:tmpl w:val="A6463BCE"/>
@@ -5990,7 +6478,7 @@
       </w:pPr>
     </w:lvl>
   </w:abstractNum>
-  <w:abstractNum w:abstractNumId="15" w15:restartNumberingAfterBreak="0">
+  <w:abstractNum w:abstractNumId="20" w15:restartNumberingAfterBreak="0">
     <w:nsid w:val="20AF0333"/>
     <w:multiLevelType w:val="hybridMultilevel"/>
     <w:tmpl w:val="CB0E7F4E"/>
@@ -6132,7 +6620,7 @@
       </w:rPr>
     </w:lvl>
   </w:abstractNum>
-  <w:abstractNum w:abstractNumId="16" w15:restartNumberingAfterBreak="0">
+  <w:abstractNum w:abstractNumId="21" w15:restartNumberingAfterBreak="0">
     <w:nsid w:val="24D37C2E"/>
     <w:multiLevelType w:val="hybridMultilevel"/>
     <w:tmpl w:val="A28A1BB2"/>
@@ -6223,7 +6711,7 @@
       </w:pPr>
     </w:lvl>
   </w:abstractNum>
-  <w:abstractNum w:abstractNumId="17" w15:restartNumberingAfterBreak="0">
+  <w:abstractNum w:abstractNumId="22" w15:restartNumberingAfterBreak="0">
     <w:nsid w:val="26BF275C"/>
     <w:multiLevelType w:val="hybridMultilevel"/>
     <w:tmpl w:val="7128ADC2"/>
@@ -6314,7 +6802,7 @@
       </w:pPr>
     </w:lvl>
   </w:abstractNum>
-  <w:abstractNum w:abstractNumId="18" w15:restartNumberingAfterBreak="0">
+  <w:abstractNum w:abstractNumId="23" w15:restartNumberingAfterBreak="0">
     <w:nsid w:val="26FE1FCF"/>
     <w:multiLevelType w:val="hybridMultilevel"/>
     <w:tmpl w:val="33826962"/>
@@ -6475,7 +6963,96 @@
       </w:rPr>
     </w:lvl>
   </w:abstractNum>
-  <w:abstractNum w:abstractNumId="19" w15:restartNumberingAfterBreak="0">
+  <w:abstractNum w:abstractNumId="24" w15:restartNumberingAfterBreak="0">
+    <w:nsid w:val="2BDB32F6"/>
+    <w:multiLevelType w:val="hybridMultilevel"/>
+    <w:tmpl w:val="90CC5000"/>
+    <w:lvl w:ilvl="0" w:tplc="3A9CF1A8">
+      <w:start w:val="1"/>
+      <w:numFmt w:val="upperLetter"/>
+      <w:lvlText w:val="A.%1"/>
+      <w:lvlJc w:val="start"/>
+      <w:pPr>
+        <w:ind w:start="36pt" w:hanging="18pt"/>
+      </w:pPr>
+      <w:rPr>
+        <w:rFonts w:hint="default"/>
+      </w:rPr>
+    </w:lvl>
+    <w:lvl w:ilvl="1" w:tplc="04090019" w:tentative="1">
+      <w:start w:val="1"/>
+      <w:numFmt w:val="lowerLetter"/>
+      <w:lvlText w:val="%2."/>
+      <w:lvlJc w:val="start"/>
+      <w:pPr>
+        <w:ind w:start="72pt" w:hanging="18pt"/>
+      </w:pPr>
+    </w:lvl>
+    <w:lvl w:ilvl="2" w:tplc="0409001B" w:tentative="1">
+      <w:start w:val="1"/>
+      <w:numFmt w:val="lowerRoman"/>
+      <w:lvlText w:val="%3."/>
+      <w:lvlJc w:val="end"/>
+      <w:pPr>
+        <w:ind w:start="108pt" w:hanging="9pt"/>
+      </w:pPr>
+    </w:lvl>
+    <w:lvl w:ilvl="3" w:tplc="0409000F" w:tentative="1">
+      <w:start w:val="1"/>
+      <w:numFmt w:val="decimal"/>
+      <w:lvlText w:val="%4."/>
+      <w:lvlJc w:val="start"/>
+      <w:pPr>
+        <w:ind w:start="144pt" w:hanging="18pt"/>
+      </w:pPr>
+    </w:lvl>
+    <w:lvl w:ilvl="4" w:tplc="04090019" w:tentative="1">
+      <w:start w:val="1"/>
+      <w:numFmt w:val="lowerLetter"/>
+      <w:lvlText w:val="%5."/>
+      <w:lvlJc w:val="start"/>
+      <w:pPr>
+        <w:ind w:start="180pt" w:hanging="18pt"/>
+      </w:pPr>
+    </w:lvl>
+    <w:lvl w:ilvl="5" w:tplc="0409001B" w:tentative="1">
+      <w:start w:val="1"/>
+      <w:numFmt w:val="lowerRoman"/>
+      <w:lvlText w:val="%6."/>
+      <w:lvlJc w:val="end"/>
+      <w:pPr>
+        <w:ind w:start="216pt" w:hanging="9pt"/>
+      </w:pPr>
+    </w:lvl>
+    <w:lvl w:ilvl="6" w:tplc="0409000F" w:tentative="1">
+      <w:start w:val="1"/>
+      <w:numFmt w:val="decimal"/>
+      <w:lvlText w:val="%7."/>
+      <w:lvlJc w:val="start"/>
+      <w:pPr>
+        <w:ind w:start="252pt" w:hanging="18pt"/>
+      </w:pPr>
+    </w:lvl>
+    <w:lvl w:ilvl="7" w:tplc="04090019" w:tentative="1">
+      <w:start w:val="1"/>
+      <w:numFmt w:val="lowerLetter"/>
+      <w:lvlText w:val="%8."/>
+      <w:lvlJc w:val="start"/>
+      <w:pPr>
+        <w:ind w:start="288pt" w:hanging="18pt"/>
+      </w:pPr>
+    </w:lvl>
+    <w:lvl w:ilvl="8" w:tplc="0409001B" w:tentative="1">
+      <w:start w:val="1"/>
+      <w:numFmt w:val="lowerRoman"/>
+      <w:lvlText w:val="%9."/>
+      <w:lvlJc w:val="end"/>
+      <w:pPr>
+        <w:ind w:start="324pt" w:hanging="9pt"/>
+      </w:pPr>
+    </w:lvl>
+  </w:abstractNum>
+  <w:abstractNum w:abstractNumId="25" w15:restartNumberingAfterBreak="0">
     <w:nsid w:val="37660336"/>
     <w:multiLevelType w:val="hybridMultilevel"/>
     <w:tmpl w:val="B99C0C20"/>
@@ -6612,7 +7189,7 @@
       </w:rPr>
     </w:lvl>
   </w:abstractNum>
-  <w:abstractNum w:abstractNumId="20" w15:restartNumberingAfterBreak="0">
+  <w:abstractNum w:abstractNumId="26" w15:restartNumberingAfterBreak="0">
     <w:nsid w:val="39E54FC6"/>
     <w:multiLevelType w:val="singleLevel"/>
     <w:tmpl w:val="5B7288D4"/>
@@ -6632,7 +7209,7 @@
       </w:rPr>
     </w:lvl>
   </w:abstractNum>
-  <w:abstractNum w:abstractNumId="21" w15:restartNumberingAfterBreak="0">
+  <w:abstractNum w:abstractNumId="27" w15:restartNumberingAfterBreak="0">
     <w:nsid w:val="4189603E"/>
     <w:multiLevelType w:val="multilevel"/>
     <w:tmpl w:val="68028CDC"/>
@@ -6838,7 +7415,7 @@
       </w:rPr>
     </w:lvl>
   </w:abstractNum>
-  <w:abstractNum w:abstractNumId="22" w15:restartNumberingAfterBreak="0">
+  <w:abstractNum w:abstractNumId="28" w15:restartNumberingAfterBreak="0">
     <w:nsid w:val="445D65E4"/>
     <w:multiLevelType w:val="hybridMultilevel"/>
     <w:tmpl w:val="71100B54"/>
@@ -6929,7 +7506,7 @@
       </w:pPr>
     </w:lvl>
   </w:abstractNum>
-  <w:abstractNum w:abstractNumId="23" w15:restartNumberingAfterBreak="0">
+  <w:abstractNum w:abstractNumId="29" w15:restartNumberingAfterBreak="0">
     <w:nsid w:val="48BF17A4"/>
     <w:multiLevelType w:val="hybridMultilevel"/>
     <w:tmpl w:val="225EC076"/>
@@ -7020,7 +7597,7 @@
       </w:pPr>
     </w:lvl>
   </w:abstractNum>
-  <w:abstractNum w:abstractNumId="24" w15:restartNumberingAfterBreak="0">
+  <w:abstractNum w:abstractNumId="30" w15:restartNumberingAfterBreak="0">
     <w:nsid w:val="493C3F76"/>
     <w:multiLevelType w:val="hybridMultilevel"/>
     <w:tmpl w:val="9A9E418C"/>
@@ -7131,7 +7708,7 @@
       </w:pPr>
     </w:lvl>
   </w:abstractNum>
-  <w:abstractNum w:abstractNumId="25" w15:restartNumberingAfterBreak="0">
+  <w:abstractNum w:abstractNumId="31" w15:restartNumberingAfterBreak="0">
     <w:nsid w:val="4A7405D9"/>
     <w:multiLevelType w:val="hybridMultilevel"/>
     <w:tmpl w:val="5E762F10"/>
@@ -7222,7 +7799,7 @@
       </w:pPr>
     </w:lvl>
   </w:abstractNum>
-  <w:abstractNum w:abstractNumId="26" w15:restartNumberingAfterBreak="0">
+  <w:abstractNum w:abstractNumId="32" w15:restartNumberingAfterBreak="0">
     <w:nsid w:val="4ADB6C2E"/>
     <w:multiLevelType w:val="hybridMultilevel"/>
     <w:tmpl w:val="DAAA2C82"/>
@@ -7308,7 +7885,7 @@
       </w:pPr>
     </w:lvl>
   </w:abstractNum>
-  <w:abstractNum w:abstractNumId="27" w15:restartNumberingAfterBreak="0">
+  <w:abstractNum w:abstractNumId="33" w15:restartNumberingAfterBreak="0">
     <w:nsid w:val="52CA544A"/>
     <w:multiLevelType w:val="singleLevel"/>
     <w:tmpl w:val="AED6D67E"/>
@@ -7335,7 +7912,7 @@
       </w:rPr>
     </w:lvl>
   </w:abstractNum>
-  <w:abstractNum w:abstractNumId="28" w15:restartNumberingAfterBreak="0">
+  <w:abstractNum w:abstractNumId="34" w15:restartNumberingAfterBreak="0">
     <w:nsid w:val="5EF365BC"/>
     <w:multiLevelType w:val="hybridMultilevel"/>
     <w:tmpl w:val="12A472FE"/>
@@ -7426,7 +8003,7 @@
       </w:pPr>
     </w:lvl>
   </w:abstractNum>
-  <w:abstractNum w:abstractNumId="29" w15:restartNumberingAfterBreak="0">
+  <w:abstractNum w:abstractNumId="35" w15:restartNumberingAfterBreak="0">
     <w:nsid w:val="618A32D8"/>
     <w:multiLevelType w:val="hybridMultilevel"/>
     <w:tmpl w:val="80E2F2AA"/>
@@ -7512,7 +8089,7 @@
       </w:pPr>
     </w:lvl>
   </w:abstractNum>
-  <w:abstractNum w:abstractNumId="30" w15:restartNumberingAfterBreak="0">
+  <w:abstractNum w:abstractNumId="36" w15:restartNumberingAfterBreak="0">
     <w:nsid w:val="620D6948"/>
     <w:multiLevelType w:val="hybridMultilevel"/>
     <w:tmpl w:val="6AA6B9D2"/>
@@ -7603,7 +8180,93 @@
       </w:pPr>
     </w:lvl>
   </w:abstractNum>
-  <w:abstractNum w:abstractNumId="31" w15:restartNumberingAfterBreak="0">
+  <w:abstractNum w:abstractNumId="37" w15:restartNumberingAfterBreak="0">
+    <w:nsid w:val="62E53334"/>
+    <w:multiLevelType w:val="hybridMultilevel"/>
+    <w:tmpl w:val="FD4261E4"/>
+    <w:lvl w:ilvl="0" w:tplc="0409000F">
+      <w:start w:val="1"/>
+      <w:numFmt w:val="decimal"/>
+      <w:lvlText w:val="%1."/>
+      <w:lvlJc w:val="start"/>
+      <w:pPr>
+        <w:ind w:start="54pt" w:hanging="18pt"/>
+      </w:pPr>
+    </w:lvl>
+    <w:lvl w:ilvl="1" w:tplc="04090019" w:tentative="1">
+      <w:start w:val="1"/>
+      <w:numFmt w:val="lowerLetter"/>
+      <w:lvlText w:val="%2."/>
+      <w:lvlJc w:val="start"/>
+      <w:pPr>
+        <w:ind w:start="90pt" w:hanging="18pt"/>
+      </w:pPr>
+    </w:lvl>
+    <w:lvl w:ilvl="2" w:tplc="0409001B" w:tentative="1">
+      <w:start w:val="1"/>
+      <w:numFmt w:val="lowerRoman"/>
+      <w:lvlText w:val="%3."/>
+      <w:lvlJc w:val="end"/>
+      <w:pPr>
+        <w:ind w:start="126pt" w:hanging="9pt"/>
+      </w:pPr>
+    </w:lvl>
+    <w:lvl w:ilvl="3" w:tplc="0409000F" w:tentative="1">
+      <w:start w:val="1"/>
+      <w:numFmt w:val="decimal"/>
+      <w:lvlText w:val="%4."/>
+      <w:lvlJc w:val="start"/>
+      <w:pPr>
+        <w:ind w:start="162pt" w:hanging="18pt"/>
+      </w:pPr>
+    </w:lvl>
+    <w:lvl w:ilvl="4" w:tplc="04090019" w:tentative="1">
+      <w:start w:val="1"/>
+      <w:numFmt w:val="lowerLetter"/>
+      <w:lvlText w:val="%5."/>
+      <w:lvlJc w:val="start"/>
+      <w:pPr>
+        <w:ind w:start="198pt" w:hanging="18pt"/>
+      </w:pPr>
+    </w:lvl>
+    <w:lvl w:ilvl="5" w:tplc="0409001B" w:tentative="1">
+      <w:start w:val="1"/>
+      <w:numFmt w:val="lowerRoman"/>
+      <w:lvlText w:val="%6."/>
+      <w:lvlJc w:val="end"/>
+      <w:pPr>
+        <w:ind w:start="234pt" w:hanging="9pt"/>
+      </w:pPr>
+    </w:lvl>
+    <w:lvl w:ilvl="6" w:tplc="0409000F" w:tentative="1">
+      <w:start w:val="1"/>
+      <w:numFmt w:val="decimal"/>
+      <w:lvlText w:val="%7."/>
+      <w:lvlJc w:val="start"/>
+      <w:pPr>
+        <w:ind w:start="270pt" w:hanging="18pt"/>
+      </w:pPr>
+    </w:lvl>
+    <w:lvl w:ilvl="7" w:tplc="04090019" w:tentative="1">
+      <w:start w:val="1"/>
+      <w:numFmt w:val="lowerLetter"/>
+      <w:lvlText w:val="%8."/>
+      <w:lvlJc w:val="start"/>
+      <w:pPr>
+        <w:ind w:start="306pt" w:hanging="18pt"/>
+      </w:pPr>
+    </w:lvl>
+    <w:lvl w:ilvl="8" w:tplc="0409001B" w:tentative="1">
+      <w:start w:val="1"/>
+      <w:numFmt w:val="lowerRoman"/>
+      <w:lvlText w:val="%9."/>
+      <w:lvlJc w:val="end"/>
+      <w:pPr>
+        <w:ind w:start="342pt" w:hanging="9pt"/>
+      </w:pPr>
+    </w:lvl>
+  </w:abstractNum>
+  <w:abstractNum w:abstractNumId="38" w15:restartNumberingAfterBreak="0">
     <w:nsid w:val="6C402C58"/>
     <w:multiLevelType w:val="hybridMultilevel"/>
     <w:tmpl w:val="9A1CA078"/>
@@ -7748,7 +8411,7 @@
       </w:rPr>
     </w:lvl>
   </w:abstractNum>
-  <w:abstractNum w:abstractNumId="32" w15:restartNumberingAfterBreak="0">
+  <w:abstractNum w:abstractNumId="39" w15:restartNumberingAfterBreak="0">
     <w:nsid w:val="6CD32DA8"/>
     <w:multiLevelType w:val="singleLevel"/>
     <w:tmpl w:val="166470C2"/>
@@ -7774,7 +8437,98 @@
       </w:rPr>
     </w:lvl>
   </w:abstractNum>
-  <w:abstractNum w:abstractNumId="33" w15:restartNumberingAfterBreak="0">
+  <w:abstractNum w:abstractNumId="40" w15:restartNumberingAfterBreak="0">
+    <w:nsid w:val="6E85405A"/>
+    <w:multiLevelType w:val="hybridMultilevel"/>
+    <w:tmpl w:val="E3861126"/>
+    <w:lvl w:ilvl="0" w:tplc="94B8EFA0">
+      <w:start w:val="1"/>
+      <w:numFmt w:val="decimal"/>
+      <w:lvlText w:val="D.%1."/>
+      <w:lvlJc w:val="start"/>
+      <w:pPr>
+        <w:ind w:start="54pt" w:hanging="18pt"/>
+      </w:pPr>
+      <w:rPr>
+        <w:rFonts w:hint="default"/>
+        <w:b w:val="0"/>
+        <w:i w:val="0"/>
+      </w:rPr>
+    </w:lvl>
+    <w:lvl w:ilvl="1" w:tplc="04090019" w:tentative="1">
+      <w:start w:val="1"/>
+      <w:numFmt w:val="lowerLetter"/>
+      <w:lvlText w:val="%2."/>
+      <w:lvlJc w:val="start"/>
+      <w:pPr>
+        <w:ind w:start="90pt" w:hanging="18pt"/>
+      </w:pPr>
+    </w:lvl>
+    <w:lvl w:ilvl="2" w:tplc="0409001B" w:tentative="1">
+      <w:start w:val="1"/>
+      <w:numFmt w:val="lowerRoman"/>
+      <w:lvlText w:val="%3."/>
+      <w:lvlJc w:val="end"/>
+      <w:pPr>
+        <w:ind w:start="126pt" w:hanging="9pt"/>
+      </w:pPr>
+    </w:lvl>
+    <w:lvl w:ilvl="3" w:tplc="0409000F" w:tentative="1">
+      <w:start w:val="1"/>
+      <w:numFmt w:val="decimal"/>
+      <w:lvlText w:val="%4."/>
+      <w:lvlJc w:val="start"/>
+      <w:pPr>
+        <w:ind w:start="162pt" w:hanging="18pt"/>
+      </w:pPr>
+    </w:lvl>
+    <w:lvl w:ilvl="4" w:tplc="04090019" w:tentative="1">
+      <w:start w:val="1"/>
+      <w:numFmt w:val="lowerLetter"/>
+      <w:lvlText w:val="%5."/>
+      <w:lvlJc w:val="start"/>
+      <w:pPr>
+        <w:ind w:start="198pt" w:hanging="18pt"/>
+      </w:pPr>
+    </w:lvl>
+    <w:lvl w:ilvl="5" w:tplc="0409001B" w:tentative="1">
+      <w:start w:val="1"/>
+      <w:numFmt w:val="lowerRoman"/>
+      <w:lvlText w:val="%6."/>
+      <w:lvlJc w:val="end"/>
+      <w:pPr>
+        <w:ind w:start="234pt" w:hanging="9pt"/>
+      </w:pPr>
+    </w:lvl>
+    <w:lvl w:ilvl="6" w:tplc="0409000F" w:tentative="1">
+      <w:start w:val="1"/>
+      <w:numFmt w:val="decimal"/>
+      <w:lvlText w:val="%7."/>
+      <w:lvlJc w:val="start"/>
+      <w:pPr>
+        <w:ind w:start="270pt" w:hanging="18pt"/>
+      </w:pPr>
+    </w:lvl>
+    <w:lvl w:ilvl="7" w:tplc="04090019" w:tentative="1">
+      <w:start w:val="1"/>
+      <w:numFmt w:val="lowerLetter"/>
+      <w:lvlText w:val="%8."/>
+      <w:lvlJc w:val="start"/>
+      <w:pPr>
+        <w:ind w:start="306pt" w:hanging="18pt"/>
+      </w:pPr>
+    </w:lvl>
+    <w:lvl w:ilvl="8" w:tplc="0409001B" w:tentative="1">
+      <w:start w:val="1"/>
+      <w:numFmt w:val="lowerRoman"/>
+      <w:lvlText w:val="%9."/>
+      <w:lvlJc w:val="end"/>
+      <w:pPr>
+        <w:ind w:start="342pt" w:hanging="9pt"/>
+      </w:pPr>
+    </w:lvl>
+  </w:abstractNum>
+  <w:abstractNum w:abstractNumId="41" w15:restartNumberingAfterBreak="0">
     <w:nsid w:val="711E5664"/>
     <w:multiLevelType w:val="hybridMultilevel"/>
     <w:tmpl w:val="0B10A338"/>
@@ -7860,7 +8614,7 @@
       </w:pPr>
     </w:lvl>
   </w:abstractNum>
-  <w:abstractNum w:abstractNumId="34" w15:restartNumberingAfterBreak="0">
+  <w:abstractNum w:abstractNumId="42" w15:restartNumberingAfterBreak="0">
     <w:nsid w:val="7A765849"/>
     <w:multiLevelType w:val="hybridMultilevel"/>
     <w:tmpl w:val="67C432C6"/>
@@ -7974,40 +8728,40 @@
     </w:lvl>
   </w:abstractNum>
   <w:num w:numId="1" w16cid:durableId="1369909383">
-    <w:abstractNumId w:val="19"/>
+    <w:abstractNumId w:val="25"/>
   </w:num>
   <w:num w:numId="2" w16cid:durableId="568543031">
-    <w:abstractNumId w:val="31"/>
+    <w:abstractNumId w:val="38"/>
   </w:num>
   <w:num w:numId="3" w16cid:durableId="1207790780">
-    <w:abstractNumId w:val="18"/>
+    <w:abstractNumId w:val="23"/>
   </w:num>
   <w:num w:numId="4" w16cid:durableId="629168631">
-    <w:abstractNumId w:val="21"/>
+    <w:abstractNumId w:val="27"/>
   </w:num>
   <w:num w:numId="5" w16cid:durableId="1032806882">
-    <w:abstractNumId w:val="21"/>
+    <w:abstractNumId w:val="27"/>
   </w:num>
   <w:num w:numId="6" w16cid:durableId="1614826021">
-    <w:abstractNumId w:val="21"/>
+    <w:abstractNumId w:val="27"/>
   </w:num>
   <w:num w:numId="7" w16cid:durableId="1871990542">
-    <w:abstractNumId w:val="21"/>
+    <w:abstractNumId w:val="27"/>
   </w:num>
   <w:num w:numId="8" w16cid:durableId="2088458160">
-    <w:abstractNumId w:val="27"/>
+    <w:abstractNumId w:val="33"/>
   </w:num>
   <w:num w:numId="9" w16cid:durableId="231694775">
-    <w:abstractNumId w:val="32"/>
+    <w:abstractNumId w:val="39"/>
   </w:num>
   <w:num w:numId="10" w16cid:durableId="2126189682">
+    <w:abstractNumId w:val="26"/>
+  </w:num>
+  <w:num w:numId="11" w16cid:durableId="771515552">
     <w:abstractNumId w:val="20"/>
   </w:num>
-  <w:num w:numId="11" w16cid:durableId="771515552">
-    <w:abstractNumId w:val="15"/>
-  </w:num>
   <w:num w:numId="12" w16cid:durableId="1603688421">
-    <w:abstractNumId w:val="14"/>
+    <w:abstractNumId w:val="19"/>
   </w:num>
   <w:num w:numId="13" w16cid:durableId="308025467">
     <w:abstractNumId w:val="0"/>
@@ -8043,49 +8797,73 @@
     <w:abstractNumId w:val="1"/>
   </w:num>
   <w:num w:numId="24" w16cid:durableId="276639338">
-    <w:abstractNumId w:val="24"/>
+    <w:abstractNumId w:val="30"/>
   </w:num>
   <w:num w:numId="25" w16cid:durableId="936791301">
     <w:abstractNumId w:val="11"/>
   </w:num>
   <w:num w:numId="26" w16cid:durableId="174543465">
-    <w:abstractNumId w:val="26"/>
+    <w:abstractNumId w:val="32"/>
   </w:num>
   <w:num w:numId="27" w16cid:durableId="4676099">
-    <w:abstractNumId w:val="33"/>
+    <w:abstractNumId w:val="41"/>
   </w:num>
   <w:num w:numId="28" w16cid:durableId="1805346194">
-    <w:abstractNumId w:val="29"/>
+    <w:abstractNumId w:val="35"/>
   </w:num>
   <w:num w:numId="29" w16cid:durableId="937907855">
-    <w:abstractNumId w:val="34"/>
+    <w:abstractNumId w:val="42"/>
   </w:num>
   <w:num w:numId="30" w16cid:durableId="936985022">
-    <w:abstractNumId w:val="30"/>
+    <w:abstractNumId w:val="36"/>
   </w:num>
   <w:num w:numId="31" w16cid:durableId="1654094887">
-    <w:abstractNumId w:val="25"/>
+    <w:abstractNumId w:val="31"/>
   </w:num>
   <w:num w:numId="32" w16cid:durableId="177425331">
-    <w:abstractNumId w:val="28"/>
+    <w:abstractNumId w:val="34"/>
   </w:num>
   <w:num w:numId="33" w16cid:durableId="111681080">
     <w:abstractNumId w:val="12"/>
   </w:num>
   <w:num w:numId="34" w16cid:durableId="1033384440">
-    <w:abstractNumId w:val="16"/>
+    <w:abstractNumId w:val="21"/>
   </w:num>
   <w:num w:numId="35" w16cid:durableId="999694536">
-    <w:abstractNumId w:val="22"/>
+    <w:abstractNumId w:val="28"/>
   </w:num>
   <w:num w:numId="36" w16cid:durableId="1476482704">
     <w:abstractNumId w:val="13"/>
   </w:num>
   <w:num w:numId="37" w16cid:durableId="1841188816">
+    <w:abstractNumId w:val="22"/>
+  </w:num>
+  <w:num w:numId="38" w16cid:durableId="830487871">
+    <w:abstractNumId w:val="29"/>
+  </w:num>
+  <w:num w:numId="39" w16cid:durableId="747849486">
+    <w:abstractNumId w:val="18"/>
+  </w:num>
+  <w:num w:numId="40" w16cid:durableId="1908563939">
+    <w:abstractNumId w:val="37"/>
+  </w:num>
+  <w:num w:numId="41" w16cid:durableId="555551676">
+    <w:abstractNumId w:val="40"/>
+  </w:num>
+  <w:num w:numId="42" w16cid:durableId="943075999">
+    <w:abstractNumId w:val="24"/>
+  </w:num>
+  <w:num w:numId="43" w16cid:durableId="1783724370">
+    <w:abstractNumId w:val="14"/>
+  </w:num>
+  <w:num w:numId="44" w16cid:durableId="767845850">
     <w:abstractNumId w:val="17"/>
   </w:num>
-  <w:num w:numId="38" w16cid:durableId="830487871">
-    <w:abstractNumId w:val="23"/>
+  <w:num w:numId="45" w16cid:durableId="2033143718">
+    <w:abstractNumId w:val="15"/>
+  </w:num>
+  <w:num w:numId="46" w16cid:durableId="1769277715">
+    <w:abstractNumId w:val="16"/>
   </w:num>
 </w:numbering>
 </file>
@@ -8501,6 +9279,7 @@
   <w:style w:type="character" w:default="1" w:styleId="DefaultParagraphFont">
     <w:name w:val="Default Paragraph Font"/>
     <w:uiPriority w:val="1"/>
+    <w:semiHidden/>
     <w:unhideWhenUsed/>
   </w:style>
   <w:style w:type="table" w:default="1" w:styleId="TableNormal">

--- a/research_paper/expai_research.docx
+++ b/research_paper/expai_research.docx
@@ -1,6 +1,6 @@
 
 <file path=word/document.xml><?xml version="1.0" encoding="utf-8"?>
-<w:document xmlns:o="urn:schemas-microsoft-com:office:office" xmlns:r="http://schemas.openxmlformats.org/officeDocument/2006/relationships" xmlns:v="urn:schemas-microsoft-com:vml" xmlns:w="http://schemas.openxmlformats.org/wordprocessingml/2006/main" xmlns:w10="urn:schemas-microsoft-com:office:word" xmlns:wp="http://schemas.openxmlformats.org/drawingml/2006/wordprocessingDrawing" xmlns:pic="http://schemas.openxmlformats.org/drawingml/2006/picture" xmlns:wps="http://schemas.microsoft.com/office/word/2010/wordprocessingShape" xmlns:wpg="http://schemas.microsoft.com/office/word/2010/wordprocessingGroup" xmlns:mc="http://schemas.openxmlformats.org/markup-compatibility/2006" xmlns:wp14="http://schemas.microsoft.com/office/word/2010/wordprocessingDrawing" xmlns:w14="http://schemas.microsoft.com/office/word/2010/wordml" xmlns:w15="http://schemas.microsoft.com/office/word/2012/wordml" mc:Ignorable="w14 wp14 w15">
+<w:document xmlns:wpc="http://schemas.microsoft.com/office/word/2010/wordprocessingCanvas" xmlns:cx="http://schemas.microsoft.com/office/drawing/2014/chartex" xmlns:cx1="http://schemas.microsoft.com/office/drawing/2015/9/8/chartex" xmlns:cx2="http://schemas.microsoft.com/office/drawing/2015/10/21/chartex" xmlns:cx3="http://schemas.microsoft.com/office/drawing/2016/5/9/chartex" xmlns:cx4="http://schemas.microsoft.com/office/drawing/2016/5/10/chartex" xmlns:cx5="http://schemas.microsoft.com/office/drawing/2016/5/11/chartex" xmlns:cx6="http://schemas.microsoft.com/office/drawing/2016/5/12/chartex" xmlns:cx7="http://schemas.microsoft.com/office/drawing/2016/5/13/chartex" xmlns:cx8="http://schemas.microsoft.com/office/drawing/2016/5/14/chartex" xmlns:mc="http://schemas.openxmlformats.org/markup-compatibility/2006" xmlns:aink="http://schemas.microsoft.com/office/drawing/2016/ink" xmlns:am3d="http://schemas.microsoft.com/office/drawing/2017/model3d" xmlns:o="urn:schemas-microsoft-com:office:office" xmlns:oel="http://schemas.microsoft.com/office/2019/extlst" xmlns:r="http://schemas.openxmlformats.org/officeDocument/2006/relationships" xmlns:m="http://schemas.openxmlformats.org/officeDocument/2006/math" xmlns:v="urn:schemas-microsoft-com:vml" xmlns:wp14="http://schemas.microsoft.com/office/word/2010/wordprocessingDrawing" xmlns:wp="http://schemas.openxmlformats.org/drawingml/2006/wordprocessingDrawing" xmlns:w10="urn:schemas-microsoft-com:office:word" xmlns:w="http://schemas.openxmlformats.org/wordprocessingml/2006/main" xmlns:w14="http://schemas.microsoft.com/office/word/2010/wordml" xmlns:w15="http://schemas.microsoft.com/office/word/2012/wordml" xmlns:w16cex="http://schemas.microsoft.com/office/word/2018/wordml/cex" xmlns:w16cid="http://schemas.microsoft.com/office/word/2016/wordml/cid" xmlns:w16="http://schemas.microsoft.com/office/word/2018/wordml" xmlns:w16sdtdh="http://schemas.microsoft.com/office/word/2020/wordml/sdtdatahash" xmlns:w16se="http://schemas.microsoft.com/office/word/2015/wordml/symex" xmlns:wpg="http://schemas.microsoft.com/office/word/2010/wordprocessingGroup" xmlns:wpi="http://schemas.microsoft.com/office/word/2010/wordprocessingInk" xmlns:wne="http://schemas.microsoft.com/office/word/2006/wordml" xmlns:wps="http://schemas.microsoft.com/office/word/2010/wordprocessingShape" mc:Ignorable="w14 w15 w16se w16cid w16 w16cex w16sdtdh wp14">
   <w:body>
     <w:p>
       <w:pPr>
@@ -19,58 +19,23 @@
     </w:p>
     <w:p>
       <w:pPr>
+        <w:sectPr>
+          <w:footerReference w:type="even" r:id="rId8"/>
+          <w:footerReference w:type="default" r:id="rId9"/>
+          <w:footerReference w:type="first" r:id="rId10"/>
+          <w:pgSz w:w="11906" w:h="16838"/>
+          <w:pgMar w:top="540" w:right="893" w:bottom="1440" w:left="893" w:header="0" w:footer="720" w:gutter="0"/>
+          <w:cols w:space="720"/>
+          <w:formProt w:val="0"/>
+          <w:titlePg/>
+          <w:docGrid w:linePitch="360"/>
+        </w:sectPr>
+      </w:pPr>
+    </w:p>
+    <w:p>
+      <w:pPr>
         <w:pStyle w:val="Author"/>
-        <w:spacing w:beforeAutospacing="1" w:afterAutospacing="1"/>
-        <w:rPr>
-          <w:sz w:val="16"/>
-          <w:szCs w:val="16"/>
-        </w:rPr>
-      </w:pPr>
-      <w:r>
-        <w:rPr>
-          <w:sz w:val="16"/>
-          <w:szCs w:val="16"/>
-        </w:rPr>
-        <w:t>*Note: Sub-titles are not captured in Xplore and should not be used</w:t>
-      </w:r>
-    </w:p>
-    <w:p>
-      <w:pPr>
-        <w:pStyle w:val="Author"/>
-        <w:spacing w:lineRule="auto" w:line="120" w:beforeAutospacing="1" w:afterAutospacing="1"/>
-        <w:rPr>
-          <w:sz w:val="16"/>
-          <w:szCs w:val="16"/>
-        </w:rPr>
-      </w:pPr>
-      <w:r>
-        <w:rPr>
-          <w:sz w:val="16"/>
-          <w:szCs w:val="16"/>
-        </w:rPr>
-      </w:r>
-    </w:p>
-    <w:p>
-      <w:pPr>
-        <w:sectPr>
-          <w:footerReference w:type="even" r:id="rId2"/>
-          <w:footerReference w:type="default" r:id="rId3"/>
-          <w:footerReference w:type="first" r:id="rId4"/>
-          <w:type w:val="nextPage"/>
-          <w:pgSz w:w="11906" w:h="16838"/>
-          <w:pgMar w:left="893" w:right="893" w:gutter="0" w:header="0" w:top="540" w:footer="720" w:bottom="1440"/>
-          <w:pgNumType w:fmt="decimal"/>
-          <w:formProt w:val="false"/>
-          <w:titlePg/>
-          <w:textDirection w:val="lrTb"/>
-          <w:docGrid w:type="default" w:linePitch="360" w:charSpace="0"/>
-        </w:sectPr>
-      </w:pPr>
-    </w:p>
-    <w:p>
-      <w:pPr>
-        <w:pStyle w:val="Author"/>
-        <w:spacing w:beforeAutospacing="1" w:after="40"/>
+        <w:spacing w:beforeAutospacing="1"/>
         <w:rPr>
           <w:sz w:val="18"/>
           <w:szCs w:val="18"/>
@@ -81,178 +46,88 @@
           <w:sz w:val="18"/>
           <w:szCs w:val="18"/>
         </w:rPr>
-        <w:t>Shehara Dineth Thappavarige</w:t>
-        <w:br/>
-        <w:t xml:space="preserve">line 2: </w:t>
-      </w:r>
-      <w:r>
-        <w:rPr>
-          <w:i/>
+        <w:t xml:space="preserve">Shehara Dineth </w:t>
+      </w:r>
+      <w:proofErr w:type="spellStart"/>
+      <w:r>
+        <w:rPr>
           <w:sz w:val="18"/>
           <w:szCs w:val="18"/>
         </w:rPr>
-        <w:t xml:space="preserve">dept. name of organization </w:t>
-        <w:br/>
-        <w:t xml:space="preserve">(of </w:t>
-      </w:r>
-      <w:r>
-        <w:rPr>
-          <w:i/>
-          <w:iCs/>
+        <w:t>Thappavarige</w:t>
+      </w:r>
+      <w:proofErr w:type="spellEnd"/>
+    </w:p>
+    <w:p>
+      <w:pPr>
+        <w:pStyle w:val="Author"/>
+        <w:spacing w:before="0"/>
+      </w:pPr>
+      <w:r>
+        <w:br w:type="column"/>
+      </w:r>
+    </w:p>
+    <w:p>
+      <w:pPr>
+        <w:pStyle w:val="Author"/>
+        <w:spacing w:before="0"/>
+        <w:rPr>
           <w:sz w:val="18"/>
           <w:szCs w:val="18"/>
         </w:rPr>
-        <w:t>Affiliation</w:t>
-      </w:r>
-      <w:r>
-        <w:rPr>
-          <w:i/>
-          <w:sz w:val="18"/>
-          <w:szCs w:val="18"/>
-        </w:rPr>
-        <w:t>)</w:t>
-      </w:r>
-      <w:r>
-        <w:rPr>
-          <w:sz w:val="18"/>
-          <w:szCs w:val="18"/>
-        </w:rPr>
-        <w:br/>
-        <w:t xml:space="preserve">line 3: </w:t>
-      </w:r>
-      <w:r>
-        <w:rPr>
-          <w:i/>
-          <w:sz w:val="18"/>
-          <w:szCs w:val="18"/>
-        </w:rPr>
-        <w:t xml:space="preserve">name of organization </w:t>
-        <w:br/>
-        <w:t>(of Affiliation)</w:t>
-        <w:br/>
-      </w:r>
-      <w:r>
-        <w:rPr>
-          <w:sz w:val="18"/>
-          <w:szCs w:val="18"/>
-        </w:rPr>
-        <w:t>line 4: City, Country</w:t>
-        <w:br/>
-        <w:t>line 5: email address or ORCID</w:t>
-      </w:r>
-    </w:p>
-    <w:p>
-      <w:pPr>
-        <w:pStyle w:val="Author"/>
-        <w:spacing w:before="0" w:after="40"/>
-        <w:ind w:hanging="0"/>
-        <w:rPr>
-          <w:sz w:val="18"/>
-          <w:szCs w:val="18"/>
-        </w:rPr>
-      </w:pPr>
-      <w:r>
-        <w:br w:type="column"/>
-      </w:r>
-      <w:r>
-        <w:rPr>
-          <w:sz w:val="18"/>
-          <w:szCs w:val="18"/>
-        </w:rPr>
-        <w:t>Mahdi  Moaref Dezfooly</w:t>
-        <w:br/>
-        <w:t xml:space="preserve">line 2: </w:t>
-      </w:r>
-      <w:r>
-        <w:rPr>
-          <w:i/>
-          <w:sz w:val="18"/>
-          <w:szCs w:val="18"/>
-        </w:rPr>
-        <w:t xml:space="preserve">dept. name of organization </w:t>
-        <w:br/>
-        <w:t xml:space="preserve">(of </w:t>
-      </w:r>
-      <w:r>
-        <w:rPr>
-          <w:i/>
-          <w:iCs/>
-          <w:sz w:val="18"/>
-          <w:szCs w:val="18"/>
-        </w:rPr>
-        <w:t>Affiliation</w:t>
-      </w:r>
-      <w:r>
-        <w:rPr>
-          <w:i/>
-          <w:sz w:val="18"/>
-          <w:szCs w:val="18"/>
-        </w:rPr>
-        <w:t>)</w:t>
-      </w:r>
-      <w:r>
-        <w:rPr>
-          <w:sz w:val="18"/>
-          <w:szCs w:val="18"/>
-        </w:rPr>
-        <w:br/>
-        <w:t xml:space="preserve">line 3: </w:t>
-      </w:r>
-      <w:r>
-        <w:rPr>
-          <w:i/>
-          <w:sz w:val="18"/>
-          <w:szCs w:val="18"/>
-        </w:rPr>
-        <w:t xml:space="preserve">name of organization </w:t>
-        <w:br/>
-        <w:t>(of Affiliation)</w:t>
-        <w:br/>
-      </w:r>
-      <w:r>
-        <w:rPr>
-          <w:sz w:val="18"/>
-          <w:szCs w:val="18"/>
-        </w:rPr>
-        <w:t>line 4: City, Country</w:t>
-        <w:br/>
-        <w:t>line 5: email address or ORCID</w:t>
-      </w:r>
-    </w:p>
-    <w:p>
-      <w:pPr>
         <w:sectPr>
           <w:type w:val="continuous"/>
           <w:pgSz w:w="11906" w:h="16838"/>
-          <w:pgMar w:left="893" w:right="893" w:gutter="0" w:header="0" w:top="540" w:footer="720" w:bottom="1440"/>
-          <w:cols w:num="2" w:space="720" w:equalWidth="true" w:sep="false"/>
-          <w:formProt w:val="false"/>
+          <w:pgMar w:top="540" w:right="893" w:bottom="1440" w:left="893" w:header="0" w:footer="720" w:gutter="0"/>
+          <w:cols w:num="2" w:space="720"/>
+          <w:formProt w:val="0"/>
           <w:titlePg/>
-          <w:textDirection w:val="lrTb"/>
-          <w:docGrid w:type="default" w:linePitch="360" w:charSpace="0"/>
+          <w:docGrid w:linePitch="360"/>
         </w:sectPr>
       </w:pPr>
-    </w:p>
-    <w:p>
-      <w:pPr>
-        <w:pStyle w:val="Normal"/>
-        <w:rPr/>
-      </w:pPr>
-      <w:r>
-        <w:rPr/>
-      </w:r>
-    </w:p>
-    <w:p>
-      <w:pPr>
-        <w:pStyle w:val="Normal"/>
-        <w:spacing w:before="0" w:after="0"/>
-        <w:rPr/>
-      </w:pPr>
+      <w:proofErr w:type="gramStart"/>
+      <w:r>
+        <w:rPr>
+          <w:sz w:val="18"/>
+          <w:szCs w:val="18"/>
+        </w:rPr>
+        <w:t xml:space="preserve">Mahdi  </w:t>
+      </w:r>
+      <w:proofErr w:type="spellStart"/>
+      <w:r>
+        <w:rPr>
+          <w:sz w:val="18"/>
+          <w:szCs w:val="18"/>
+        </w:rPr>
+        <w:t>Moaref</w:t>
+      </w:r>
+      <w:proofErr w:type="spellEnd"/>
+      <w:proofErr w:type="gramEnd"/>
+      <w:r>
+        <w:rPr>
+          <w:sz w:val="18"/>
+          <w:szCs w:val="18"/>
+        </w:rPr>
+        <w:t xml:space="preserve"> </w:t>
+      </w:r>
+      <w:proofErr w:type="spellStart"/>
+      <w:r>
+        <w:rPr>
+          <w:sz w:val="18"/>
+          <w:szCs w:val="18"/>
+        </w:rPr>
+        <w:t>Dezfooly</w:t>
+      </w:r>
+      <w:proofErr w:type="spellEnd"/>
+    </w:p>
+    <w:p>
+      <w:pPr>
+        <w:jc w:val="both"/>
+      </w:pPr>
+    </w:p>
+    <w:p>
       <w:r>
         <w:br w:type="column"/>
-      </w:r>
-      <w:r>
-        <w:rPr/>
       </w:r>
     </w:p>
     <w:p>
@@ -260,12 +135,11 @@
         <w:sectPr>
           <w:type w:val="continuous"/>
           <w:pgSz w:w="11906" w:h="16838"/>
-          <w:pgMar w:left="893" w:right="893" w:gutter="0" w:header="0" w:top="540" w:footer="720" w:bottom="1440"/>
-          <w:cols w:num="3" w:space="720" w:equalWidth="true" w:sep="false"/>
-          <w:formProt w:val="false"/>
+          <w:pgMar w:top="540" w:right="893" w:bottom="1440" w:left="893" w:header="0" w:footer="720" w:gutter="0"/>
+          <w:cols w:num="3" w:space="720"/>
+          <w:formProt w:val="0"/>
           <w:titlePg/>
-          <w:textDirection w:val="lrTb"/>
-          <w:docGrid w:type="default" w:linePitch="360" w:charSpace="0"/>
+          <w:docGrid w:linePitch="360"/>
         </w:sectPr>
       </w:pPr>
     </w:p>
@@ -276,45 +150,66 @@
           <w:ilvl w:val="0"/>
           <w:numId w:val="0"/>
         </w:numPr>
-        <w:ind w:hanging="0" w:start="216"/>
-        <w:rPr/>
-      </w:pPr>
-      <w:r>
-        <w:rPr/>
-        <w:t>Abstraction</w:t>
-      </w:r>
-      <w:r>
-        <w:rPr/>
+        <w:ind w:left="216"/>
+      </w:pPr>
+      <w:r>
+        <w:t xml:space="preserve">Abstraction </w:t>
+      </w:r>
+    </w:p>
+    <w:p>
+      <w:pPr>
+        <w:pStyle w:val="BodyText"/>
+      </w:pPr>
+      <w:r>
+        <w:t xml:space="preserve">This study evaluates agreement between human emotion perception and AI-based facial emotion recognition under image degradation. A web-selected facial image dataset was processed into original, blurred, greyscale, and low-resolution versions, then evaluated by human participants and two AI models, FER and </w:t>
+      </w:r>
+      <w:proofErr w:type="spellStart"/>
+      <w:r>
+        <w:t>DeepFace</w:t>
+      </w:r>
+      <w:proofErr w:type="spellEnd"/>
+      <w:r>
+        <w:t xml:space="preserve">. Human and AI outputs were normalized into seven-emotion distributions and compared using similarity, agreement, entropy, and robustness measures. </w:t>
+      </w:r>
+      <w:proofErr w:type="spellStart"/>
+      <w:r>
+        <w:t>MediaPipe</w:t>
+      </w:r>
+      <w:proofErr w:type="spellEnd"/>
+      <w:r>
         <w:t xml:space="preserve"> </w:t>
       </w:r>
-    </w:p>
-    <w:p>
-      <w:pPr>
-        <w:pStyle w:val="BodyText"/>
-        <w:rPr/>
-      </w:pPr>
-      <w:r>
-        <w:rPr/>
-        <w:t>This study evaluates agreement between human emotion perception and AI-based facial emotion recognition under image degradation. A web-selected facial image dataset was processed into original, blurred, greyscale, and low-resolution versions, then evaluated by human participants and two AI models, FER and DeepFace. Human and AI outputs were normalized into seven-emotion distributions and compared using similarity, agreement, entropy, and robustness measures. MediaPipe blendshape features were also extracted to examine relationships between facial movement and emotion scores. Results showed that FER aligned more closely with pooled human ratings than DeepFace, while ambiguous and degraded images reduced stability in emotion interpretation. These findings suggest that, when ground-truth labels are uncertain, facial emotion recognition is better analyzed through human-AI agreement and interpretability rather than direct accuracy.</w:t>
+      <w:proofErr w:type="spellStart"/>
+      <w:r>
+        <w:t>blendshape</w:t>
+      </w:r>
+      <w:proofErr w:type="spellEnd"/>
+      <w:r>
+        <w:t xml:space="preserve"> features were also extracted to examine relationships between facial movement and emotion scores. Results showed that FER aligned more closely with pooled human ratings than </w:t>
+      </w:r>
+      <w:proofErr w:type="spellStart"/>
+      <w:r>
+        <w:t>DeepFace</w:t>
+      </w:r>
+      <w:proofErr w:type="spellEnd"/>
+      <w:r>
+        <w:t>, while ambiguous and degraded images reduced stability in emotion interpretation. These findings suggest that, when ground-truth labels are uncertain, facial emotion recognition is better analyzed through human-AI agreement and interpretability rather than direct accuracy.</w:t>
       </w:r>
     </w:p>
     <w:p>
       <w:pPr>
         <w:pStyle w:val="Keywords"/>
-        <w:rPr/>
-      </w:pPr>
-      <w:r>
-        <w:rPr/>
+      </w:pPr>
+      <w:r>
         <w:t>Keywords—component, formatting, style, styling, insert (</w:t>
       </w:r>
       <w:r>
         <w:rPr>
-          <w:b w:val="false"/>
+          <w:b w:val="0"/>
         </w:rPr>
         <w:t>key words</w:t>
       </w:r>
       <w:r>
-        <w:rPr/>
         <w:t>)</w:t>
       </w:r>
     </w:p>
@@ -325,21 +220,21 @@
           <w:ilvl w:val="0"/>
           <w:numId w:val="0"/>
         </w:numPr>
-        <w:ind w:hanging="0" w:start="216"/>
-        <w:rPr/>
-      </w:pPr>
-      <w:r>
-        <w:rPr/>
+        <w:ind w:left="216"/>
+      </w:pPr>
+      <w:r>
         <w:t xml:space="preserve">Introduction </w:t>
       </w:r>
     </w:p>
     <w:p>
       <w:pPr>
         <w:pStyle w:val="BodyText"/>
-        <w:spacing w:before="0" w:after="0"/>
-        <w:rPr/>
-      </w:pPr>
-      <w:r>
+        <w:spacing w:after="0"/>
+      </w:pPr>
+      <w:r>
+        <w:rPr>
+          <w:noProof/>
+        </w:rPr>
         <w:drawing>
           <wp:anchor distT="0" distB="0" distL="114300" distR="114300" simplePos="0" relativeHeight="4" behindDoc="0" locked="0" layoutInCell="0" allowOverlap="1">
             <wp:simplePos x="0" y="0"/>
@@ -366,7 +261,7 @@
                     </pic:cNvPicPr>
                   </pic:nvPicPr>
                   <pic:blipFill>
-                    <a:blip r:embed="rId5"/>
+                    <a:blip r:embed="rId11"/>
                     <a:srcRect l="7651" t="12544" r="10233" b="14927"/>
                     <a:stretch>
                       <a:fillRect/>
@@ -389,30 +284,57 @@
         </w:drawing>
       </w:r>
       <w:r>
-        <w:rPr/>
-        <w:t>Facial expressions are an important part of human communication, allowing people to interpret emotions and social signals from visual cues. With recent advances in artificial intelligence, facial emotion recognition can also be performed automatically by models such as FER and DeepFace.</w:t>
+        <w:t xml:space="preserve">Facial expressions are an important part of human communication, allowing people to interpret emotions and social signals from visual cues. With recent advances in artificial intelligence, facial emotion recognition can also be performed automatically by models such as FER and </w:t>
+      </w:r>
+      <w:proofErr w:type="spellStart"/>
+      <w:r>
+        <w:t>DeepFace</w:t>
+      </w:r>
+      <w:proofErr w:type="spellEnd"/>
+      <w:r>
+        <w:t>.</w:t>
       </w:r>
     </w:p>
     <w:p>
       <w:pPr>
         <w:pStyle w:val="BodyText"/>
-        <w:spacing w:before="0" w:after="0"/>
-        <w:rPr/>
-      </w:pPr>
-      <w:r>
-        <w:rPr/>
+        <w:spacing w:after="0"/>
+      </w:pPr>
+      <w:r>
         <w:t>However, facial emotion recognition is not always objective. A single expression may be interpreted differently depending on ambiguity, image quality, and individual perception. This is especially important when using images collected from public web sources, since their emotion labels cannot be treated as certified ground truth.</w:t>
       </w:r>
     </w:p>
     <w:p>
       <w:pPr>
         <w:pStyle w:val="BodyText"/>
-        <w:spacing w:before="0" w:after="0"/>
-        <w:rPr/>
-      </w:pPr>
-      <w:r>
-        <w:rPr/>
-        <w:t>This study compares human emotion ratings with FER and DeepFace outputs across original and degraded facial images. MediaPipe facial blendshape features are also used to explore how visible facial movements relate to emotion scores. Rather than measuring strict accuracy, the study focuses on agreement, disagreement, ambiguity, and robustness under image degradation.</w:t>
+        <w:spacing w:after="0"/>
+      </w:pPr>
+      <w:r>
+        <w:t xml:space="preserve">This study compares human emotion ratings with FER and </w:t>
+      </w:r>
+      <w:proofErr w:type="spellStart"/>
+      <w:r>
+        <w:t>DeepFace</w:t>
+      </w:r>
+      <w:proofErr w:type="spellEnd"/>
+      <w:r>
+        <w:t xml:space="preserve"> outputs across original and degraded facial images. </w:t>
+      </w:r>
+      <w:proofErr w:type="spellStart"/>
+      <w:r>
+        <w:t>MediaPipe</w:t>
+      </w:r>
+      <w:proofErr w:type="spellEnd"/>
+      <w:r>
+        <w:t xml:space="preserve"> facial </w:t>
+      </w:r>
+      <w:proofErr w:type="spellStart"/>
+      <w:r>
+        <w:t>blendshape</w:t>
+      </w:r>
+      <w:proofErr w:type="spellEnd"/>
+      <w:r>
+        <w:t xml:space="preserve"> features are also used to explore how visible facial movements relate to emotion scores. Rather than measuring strict accuracy, the study focuses on agreement, disagreement, ambiguity, and robustness under image degradation.</w:t>
       </w:r>
     </w:p>
     <w:p>
@@ -422,32 +344,148 @@
           <w:ilvl w:val="0"/>
           <w:numId w:val="0"/>
         </w:numPr>
-        <w:ind w:hanging="0" w:start="216"/>
-        <w:rPr/>
-      </w:pPr>
-      <w:r>
-        <w:rPr/>
+        <w:ind w:left="216"/>
+      </w:pPr>
+      <w:r>
+        <w:rPr>
+          <w:noProof/>
+        </w:rPr>
+        <mc:AlternateContent>
+          <mc:Choice Requires="wps">
+            <w:drawing>
+              <wp:anchor distT="0" distB="0" distL="114300" distR="114300" simplePos="0" relativeHeight="251661312" behindDoc="0" locked="0" layoutInCell="1" allowOverlap="1" wp14:anchorId="2CAF8A37" wp14:editId="65563339">
+                <wp:simplePos x="0" y="0"/>
+                <wp:positionH relativeFrom="column">
+                  <wp:posOffset>4741764</wp:posOffset>
+                </wp:positionH>
+                <wp:positionV relativeFrom="paragraph">
+                  <wp:posOffset>9635</wp:posOffset>
+                </wp:positionV>
+                <wp:extent cx="357103" cy="151498"/>
+                <wp:effectExtent l="0" t="0" r="0" b="0"/>
+                <wp:wrapNone/>
+                <wp:docPr id="576122825" name="Text Box 1"/>
+                <wp:cNvGraphicFramePr>
+                  <a:graphicFrameLocks xmlns:a="http://schemas.openxmlformats.org/drawingml/2006/main"/>
+                </wp:cNvGraphicFramePr>
+                <a:graphic xmlns:a="http://schemas.openxmlformats.org/drawingml/2006/main">
+                  <a:graphicData uri="http://schemas.microsoft.com/office/word/2010/wordprocessingShape">
+                    <wps:wsp>
+                      <wps:cNvSpPr txBox="1">
+                        <a:spLocks/>
+                      </wps:cNvSpPr>
+                      <wps:spPr>
+                        <a:xfrm>
+                          <a:off x="0" y="0"/>
+                          <a:ext cx="357103" cy="151498"/>
+                        </a:xfrm>
+                        <a:prstGeom prst="rect">
+                          <a:avLst/>
+                        </a:prstGeom>
+                        <a:solidFill>
+                          <a:schemeClr val="lt1"/>
+                        </a:solidFill>
+                        <a:ln w="6350">
+                          <a:noFill/>
+                        </a:ln>
+                      </wps:spPr>
+                      <wps:txbx>
+                        <w:txbxContent>
+                          <w:p>
+                            <w:pPr>
+                              <w:rPr>
+                                <w:sz w:val="16"/>
+                                <w:szCs w:val="16"/>
+                              </w:rPr>
+                            </w:pPr>
+                            <w:r>
+                              <w:rPr>
+                                <w:sz w:val="16"/>
+                                <w:szCs w:val="16"/>
+                              </w:rPr>
+                              <w:t>Fig. 1</w:t>
+                            </w:r>
+                          </w:p>
+                        </w:txbxContent>
+                      </wps:txbx>
+                      <wps:bodyPr rot="0" spcFirstLastPara="0" vertOverflow="overflow" horzOverflow="overflow" vert="horz" wrap="square" lIns="0" tIns="0" rIns="0" bIns="0" numCol="1" spcCol="0" rtlCol="0" fromWordArt="0" anchor="t" anchorCtr="0" forceAA="0" compatLnSpc="1">
+                        <a:prstTxWarp prst="textNoShape">
+                          <a:avLst/>
+                        </a:prstTxWarp>
+                        <a:noAutofit/>
+                      </wps:bodyPr>
+                    </wps:wsp>
+                  </a:graphicData>
+                </a:graphic>
+                <wp14:sizeRelH relativeFrom="margin">
+                  <wp14:pctWidth>0</wp14:pctWidth>
+                </wp14:sizeRelH>
+                <wp14:sizeRelV relativeFrom="margin">
+                  <wp14:pctHeight>0</wp14:pctHeight>
+                </wp14:sizeRelV>
+              </wp:anchor>
+            </w:drawing>
+          </mc:Choice>
+          <mc:Fallback>
+            <w:pict>
+              <v:shapetype w14:anchorId="2CAF8A37" id="_x0000_t202" coordsize="21600,21600" o:spt="202" path="m,l,21600r21600,l21600,xe">
+                <v:stroke joinstyle="miter"/>
+                <v:path gradientshapeok="t" o:connecttype="rect"/>
+              </v:shapetype>
+              <v:shape id="Text Box 1" o:spid="_x0000_s1026" type="#_x0000_t202" style="position:absolute;left:0;text-align:left;margin-left:373.35pt;margin-top:.75pt;width:28.1pt;height:11.95pt;z-index:251661312;visibility:visible;mso-wrap-style:square;mso-width-percent:0;mso-height-percent:0;mso-wrap-distance-left:9pt;mso-wrap-distance-top:0;mso-wrap-distance-right:9pt;mso-wrap-distance-bottom:0;mso-position-horizontal:absolute;mso-position-horizontal-relative:text;mso-position-vertical:absolute;mso-position-vertical-relative:text;mso-width-percent:0;mso-height-percent:0;mso-width-relative:margin;mso-height-relative:margin;v-text-anchor:top" o:gfxdata="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" fillcolor="white [3201]" stroked="f" strokeweight=".5pt">
+                <v:textbox inset="0,0,0,0">
+                  <w:txbxContent>
+                    <w:p>
+                      <w:pPr>
+                        <w:rPr>
+                          <w:sz w:val="16"/>
+                          <w:szCs w:val="16"/>
+                        </w:rPr>
+                      </w:pPr>
+                      <w:r>
+                        <w:rPr>
+                          <w:sz w:val="16"/>
+                          <w:szCs w:val="16"/>
+                        </w:rPr>
+                        <w:t>Fig. 1</w:t>
+                      </w:r>
+                    </w:p>
+                  </w:txbxContent>
+                </v:textbox>
+              </v:shape>
+            </w:pict>
+          </mc:Fallback>
+        </mc:AlternateContent>
+      </w:r>
+      <w:r>
         <w:t xml:space="preserve">Related works </w:t>
       </w:r>
     </w:p>
     <w:p>
       <w:pPr>
         <w:pStyle w:val="BodyText"/>
-        <w:rPr/>
-      </w:pPr>
-      <w:r>
-        <w:rPr/>
+      </w:pPr>
+      <w:r>
         <w:t>Facial emotion recognition has been widely studied in computer vision, particularly through datasets and benchmarks that classify facial expressions into basic emotion categories. Deep learning approaches have improved automatic expression recognition, but performance remains affected by image quality, facial pose, dataset bias, and the ambiguity of human expressions.</w:t>
       </w:r>
     </w:p>
     <w:p>
       <w:pPr>
         <w:pStyle w:val="BodyText"/>
-        <w:rPr/>
-      </w:pPr>
-      <w:r>
-        <w:rPr/>
-        <w:t>FER and DeepFace represent two practical AI-based approaches for analyzing facial images. While these systems can generate emotion probability scores and dominant emotion labels, their outputs should be interpreted with care when the input images do not come from a certified dataset.</w:t>
+      </w:pPr>
+      <w:r>
+        <w:t xml:space="preserve">FER and </w:t>
+      </w:r>
+      <w:proofErr w:type="spellStart"/>
+      <w:r>
+        <w:t>DeepFace</w:t>
+      </w:r>
+      <w:proofErr w:type="spellEnd"/>
+      <w:r>
+        <w:t xml:space="preserve"> represent two practical AI-based approaches for analyzing facial images. While these systems can generate emotion probability scores and dominant </w:t>
+      </w:r>
+      <w:r>
+        <w:t>emotion labels, their outputs should be interpreted with care when the input images do not come from a certified dataset.</w:t>
       </w:r>
     </w:p>
     <w:p>
@@ -457,14 +495,14 @@
           <w:ilvl w:val="0"/>
           <w:numId w:val="0"/>
         </w:numPr>
-        <w:ind w:hanging="0" w:start="216"/>
-        <w:rPr>
-          <w:color w:themeColor="text1" w:val="000000"/>
-        </w:rPr>
-      </w:pPr>
-      <w:r>
-        <w:rPr>
-          <w:color w:themeColor="text1" w:val="000000"/>
+        <w:ind w:left="216"/>
+        <w:rPr>
+          <w:color w:val="000000" w:themeColor="text1"/>
+        </w:rPr>
+      </w:pPr>
+      <w:r>
+        <w:rPr>
+          <w:color w:val="000000" w:themeColor="text1"/>
         </w:rPr>
         <w:t xml:space="preserve">Methodology </w:t>
       </w:r>
@@ -491,49 +529,33 @@
     </w:p>
     <w:p>
       <w:pPr>
-        <w:pStyle w:val="Normal"/>
         <w:ind w:firstLine="288"/>
         <w:jc w:val="both"/>
-        <w:rPr/>
-      </w:pPr>
-      <w:r>
-        <w:rPr/>
+      </w:pPr>
+      <w:r>
         <w:t>The study proposes an evaluation framework for analyzing the performance of two AI-based facial emotion recognition systems against human emotion perception compared under varying image quality conditions and facial landmark data. The methodology consists of six stages.</w:t>
       </w:r>
     </w:p>
     <w:p>
       <w:pPr>
-        <w:pStyle w:val="Normal"/>
         <w:ind w:firstLine="288"/>
         <w:jc w:val="both"/>
-        <w:rPr/>
-      </w:pPr>
-      <w:r>
-        <w:rPr/>
+      </w:pPr>
+      <w:r>
         <w:t>First, a facial image dataset is selected and prepared for analysis. Each image is preprocessed to generate four visual conditions. The processed images are analyzed using two facial emotion recognition models, while human participants evaluate the same set of images. In parallel facial landmarks are extracted and used to compute geometric facial features. Finally, all output data is compared through statistical analysis.</w:t>
       </w:r>
     </w:p>
     <w:p>
       <w:pPr>
-        <w:pStyle w:val="Normal"/>
         <w:ind w:firstLine="288"/>
         <w:jc w:val="both"/>
-        <w:rPr/>
-      </w:pPr>
-      <w:r>
-        <w:rPr/>
-      </w:r>
-    </w:p>
-    <w:p>
-      <w:pPr>
-        <w:pStyle w:val="Normal"/>
+      </w:pPr>
+    </w:p>
+    <w:p>
+      <w:pPr>
         <w:ind w:firstLine="288"/>
         <w:jc w:val="both"/>
-        <w:rPr/>
-      </w:pPr>
-      <w:r>
-        <w:rPr/>
-      </w:r>
+      </w:pPr>
     </w:p>
     <w:p>
       <w:pPr>
@@ -557,65 +579,39 @@
     </w:p>
     <w:p>
       <w:pPr>
-        <w:pStyle w:val="Normal"/>
         <w:ind w:firstLine="288"/>
         <w:jc w:val="both"/>
-        <w:rPr/>
-      </w:pPr>
-      <w:r>
-        <w:rPr/>
+      </w:pPr>
+      <w:r>
         <w:t xml:space="preserve">Facial images representing the seven basic emotion categories were collected from publicly available online sources. Images were manually selected to provide a range of facial expressions suitable for human and AI evaluation. </w:t>
       </w:r>
     </w:p>
     <w:p>
       <w:pPr>
-        <w:pStyle w:val="Normal"/>
         <w:ind w:firstLine="288"/>
         <w:jc w:val="both"/>
-        <w:rPr/>
-      </w:pPr>
-      <w:r>
-        <w:rPr/>
+      </w:pPr>
+      <w:r>
         <w:t>Care was taken to include images with clearly distinguishable emotions while also incorporating expressions that could produce ambiguity in recognition. Potentially ambiguous images were made marked through the file naming convention, allowing them to be analyzed separately.</w:t>
       </w:r>
     </w:p>
     <w:p>
       <w:pPr>
-        <w:pStyle w:val="Normal"/>
         <w:ind w:firstLine="288"/>
         <w:jc w:val="both"/>
-        <w:rPr/>
-      </w:pPr>
-      <w:r>
-        <w:rPr/>
+      </w:pPr>
+      <w:r>
         <w:t>Each selected image was assigned a reference label by the authors based on the intended facial expression depicted. These labels served as a common reference throughout the study for organizing the dataset facilitating the comparisons.</w:t>
       </w:r>
     </w:p>
-    <w:p>
-      <w:pPr>
-        <w:pStyle w:val="Normal"/>
-        <w:rPr/>
-      </w:pPr>
-      <w:r>
-        <w:rPr/>
-      </w:r>
-    </w:p>
-    <w:p>
-      <w:pPr>
-        <w:pStyle w:val="Normal"/>
-        <w:rPr/>
-      </w:pPr>
-      <w:r>
-        <w:rPr/>
-      </w:r>
-    </w:p>
-    <w:p>
-      <w:pPr>
-        <w:pStyle w:val="Normal"/>
-        <w:rPr/>
-      </w:pPr>
-      <w:r>
-        <w:rPr/>
+    <w:p/>
+    <w:p/>
+    <w:p>
+      <w:r>
+        <w:rPr>
+          <w:noProof/>
+        </w:rPr>
+        <w:lastRenderedPageBreak/>
         <w:drawing>
           <wp:anchor distT="0" distB="0" distL="114300" distR="114300" simplePos="0" relativeHeight="7" behindDoc="0" locked="0" layoutInCell="0" allowOverlap="1">
             <wp:simplePos x="0" y="0"/>
@@ -642,7 +638,7 @@
                     </pic:cNvPicPr>
                   </pic:nvPicPr>
                   <pic:blipFill>
-                    <a:blip r:embed="rId6"/>
+                    <a:blip r:embed="rId12"/>
                     <a:stretch>
                       <a:fillRect/>
                     </a:stretch>
@@ -665,23 +661,148 @@
       </w:r>
     </w:p>
     <w:p>
-      <w:pPr>
-        <w:pStyle w:val="Normal"/>
-        <w:rPr/>
-      </w:pPr>
-      <w:r>
-        <w:rPr/>
-      </w:r>
-    </w:p>
-    <w:p>
-      <w:pPr>
-        <w:pStyle w:val="Normal"/>
+      <w:r>
+        <w:rPr>
+          <w:noProof/>
+        </w:rPr>
+        <mc:AlternateContent>
+          <mc:Choice Requires="wps">
+            <w:drawing>
+              <wp:anchor distT="0" distB="0" distL="114300" distR="114300" simplePos="0" relativeHeight="251659264" behindDoc="0" locked="0" layoutInCell="1" allowOverlap="1">
+                <wp:simplePos x="0" y="0"/>
+                <wp:positionH relativeFrom="column">
+                  <wp:posOffset>1354148</wp:posOffset>
+                </wp:positionH>
+                <wp:positionV relativeFrom="paragraph">
+                  <wp:posOffset>3118157</wp:posOffset>
+                </wp:positionV>
+                <wp:extent cx="357103" cy="151498"/>
+                <wp:effectExtent l="0" t="0" r="0" b="1270"/>
+                <wp:wrapNone/>
+                <wp:docPr id="1653079719" name="Text Box 1"/>
+                <wp:cNvGraphicFramePr>
+                  <a:graphicFrameLocks xmlns:a="http://schemas.openxmlformats.org/drawingml/2006/main"/>
+                </wp:cNvGraphicFramePr>
+                <a:graphic xmlns:a="http://schemas.openxmlformats.org/drawingml/2006/main">
+                  <a:graphicData uri="http://schemas.microsoft.com/office/word/2010/wordprocessingShape">
+                    <wps:wsp>
+                      <wps:cNvSpPr txBox="1">
+                        <a:spLocks/>
+                      </wps:cNvSpPr>
+                      <wps:spPr>
+                        <a:xfrm>
+                          <a:off x="0" y="0"/>
+                          <a:ext cx="357103" cy="151498"/>
+                        </a:xfrm>
+                        <a:prstGeom prst="rect">
+                          <a:avLst/>
+                        </a:prstGeom>
+                        <a:solidFill>
+                          <a:schemeClr val="lt1"/>
+                        </a:solidFill>
+                        <a:ln w="6350">
+                          <a:noFill/>
+                        </a:ln>
+                      </wps:spPr>
+                      <wps:txbx>
+                        <w:txbxContent>
+                          <w:p>
+                            <w:pPr>
+                              <w:rPr>
+                                <w:sz w:val="16"/>
+                                <w:szCs w:val="16"/>
+                              </w:rPr>
+                            </w:pPr>
+                            <w:r>
+                              <w:rPr>
+                                <w:sz w:val="16"/>
+                                <w:szCs w:val="16"/>
+                              </w:rPr>
+                              <w:t xml:space="preserve">Fig. </w:t>
+                            </w:r>
+                            <w:r>
+                              <w:rPr>
+                                <w:sz w:val="16"/>
+                                <w:szCs w:val="16"/>
+                              </w:rPr>
+                              <w:t>2</w:t>
+                            </w:r>
+                          </w:p>
+                          <w:p>
+                            <w:pPr>
+                              <w:rPr>
+                                <w:sz w:val="16"/>
+                                <w:szCs w:val="16"/>
+                              </w:rPr>
+                            </w:pPr>
+                          </w:p>
+                        </w:txbxContent>
+                      </wps:txbx>
+                      <wps:bodyPr rot="0" spcFirstLastPara="0" vertOverflow="overflow" horzOverflow="overflow" vert="horz" wrap="square" lIns="0" tIns="0" rIns="0" bIns="0" numCol="1" spcCol="0" rtlCol="0" fromWordArt="0" anchor="t" anchorCtr="0" forceAA="0" compatLnSpc="1">
+                        <a:prstTxWarp prst="textNoShape">
+                          <a:avLst/>
+                        </a:prstTxWarp>
+                        <a:noAutofit/>
+                      </wps:bodyPr>
+                    </wps:wsp>
+                  </a:graphicData>
+                </a:graphic>
+                <wp14:sizeRelH relativeFrom="margin">
+                  <wp14:pctWidth>0</wp14:pctWidth>
+                </wp14:sizeRelH>
+                <wp14:sizeRelV relativeFrom="margin">
+                  <wp14:pctHeight>0</wp14:pctHeight>
+                </wp14:sizeRelV>
+              </wp:anchor>
+            </w:drawing>
+          </mc:Choice>
+          <mc:Fallback>
+            <w:pict>
+              <v:shape id="_x0000_s1027" type="#_x0000_t202" style="position:absolute;left:0;text-align:left;margin-left:106.65pt;margin-top:245.5pt;width:28.1pt;height:11.95pt;z-index:251659264;visibility:visible;mso-wrap-style:square;mso-width-percent:0;mso-height-percent:0;mso-wrap-distance-left:9pt;mso-wrap-distance-top:0;mso-wrap-distance-right:9pt;mso-wrap-distance-bottom:0;mso-position-horizontal:absolute;mso-position-horizontal-relative:text;mso-position-vertical:absolute;mso-position-vertical-relative:text;mso-width-percent:0;mso-height-percent:0;mso-width-relative:margin;mso-height-relative:margin;v-text-anchor:top" o:gfxdata="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" fillcolor="white [3201]" stroked="f" strokeweight=".5pt">
+                <v:textbox inset="0,0,0,0">
+                  <w:txbxContent>
+                    <w:p>
+                      <w:pPr>
+                        <w:rPr>
+                          <w:sz w:val="16"/>
+                          <w:szCs w:val="16"/>
+                        </w:rPr>
+                      </w:pPr>
+                      <w:r>
+                        <w:rPr>
+                          <w:sz w:val="16"/>
+                          <w:szCs w:val="16"/>
+                        </w:rPr>
+                        <w:t xml:space="preserve">Fig. </w:t>
+                      </w:r>
+                      <w:r>
+                        <w:rPr>
+                          <w:sz w:val="16"/>
+                          <w:szCs w:val="16"/>
+                        </w:rPr>
+                        <w:t>2</w:t>
+                      </w:r>
+                    </w:p>
+                    <w:p>
+                      <w:pPr>
+                        <w:rPr>
+                          <w:sz w:val="16"/>
+                          <w:szCs w:val="16"/>
+                        </w:rPr>
+                      </w:pPr>
+                    </w:p>
+                  </w:txbxContent>
+                </v:textbox>
+              </v:shape>
+            </w:pict>
+          </mc:Fallback>
+        </mc:AlternateContent>
+      </w:r>
+    </w:p>
+    <w:p>
+      <w:pPr>
         <w:jc w:val="both"/>
-        <w:rPr/>
-      </w:pPr>
-      <w:r>
-        <w:rPr/>
-      </w:r>
+      </w:pPr>
     </w:p>
     <w:p>
       <w:pPr>
@@ -706,7 +827,7 @@
     <w:p>
       <w:pPr>
         <w:pStyle w:val="BodyText"/>
-        <w:ind w:hanging="0"/>
+        <w:ind w:firstLine="0"/>
         <w:rPr>
           <w:lang w:val="en-US"/>
         </w:rPr>
@@ -761,7 +882,7 @@
           <w:ilvl w:val="0"/>
           <w:numId w:val="7"/>
         </w:numPr>
-        <w:jc w:val="start"/>
+        <w:jc w:val="left"/>
         <w:rPr>
           <w:i/>
           <w:iCs/>
@@ -780,8 +901,8 @@
     <w:p>
       <w:pPr>
         <w:pStyle w:val="BodyText"/>
-        <w:ind w:hanging="0"/>
-        <w:jc w:val="start"/>
+        <w:ind w:firstLine="0"/>
+        <w:jc w:val="left"/>
         <w:rPr>
           <w:lang w:val="en-US"/>
         </w:rPr>
@@ -793,7 +914,6 @@
         <w:tab/>
       </w:r>
       <w:r>
-        <w:rPr/>
         <w:t>This transformation was used to investigate the extent to which color cues contribute to emotion recognition by both AI models and human observers.</w:t>
       </w:r>
     </w:p>
@@ -827,7 +947,6 @@
         </w:rPr>
       </w:pPr>
       <w:r>
-        <w:rPr/>
         <w:t>A low-resolution version of each image was generated by reducing the image resolution and subsequently resizing it back to its original dimensions. This transformation simulates image quality degradation caused by low-resolution cameras or image compression</w:t>
       </w:r>
       <w:r>
@@ -840,9 +959,11 @@
     <w:p>
       <w:pPr>
         <w:pStyle w:val="BodyText"/>
-        <w:rPr/>
-      </w:pPr>
-      <w:r>
+      </w:pPr>
+      <w:r>
+        <w:rPr>
+          <w:noProof/>
+        </w:rPr>
         <w:drawing>
           <wp:anchor distT="0" distB="0" distL="114300" distR="114300" simplePos="0" relativeHeight="5" behindDoc="0" locked="0" layoutInCell="0" allowOverlap="1">
             <wp:simplePos x="0" y="0"/>
@@ -869,7 +990,7 @@
                     </pic:cNvPicPr>
                   </pic:nvPicPr>
                   <pic:blipFill>
-                    <a:blip r:embed="rId7"/>
+                    <a:blip r:embed="rId13"/>
                     <a:stretch>
                       <a:fillRect/>
                     </a:stretch>
@@ -891,17 +1012,133 @@
         </w:drawing>
       </w:r>
       <w:r>
-        <w:rPr/>
         <w:t xml:space="preserve">Prior to applying the image degradation techniques, all images were standardized to a fixed resolution of 256 × 256 pixels to ensure consistency across the dataset. Following preprocessing, each original image and its corresponding degraded versions were automatically assigned a standardized filename encoding the image identifier, emotion category, and preprocessing condition. </w:t>
       </w:r>
     </w:p>
     <w:p>
       <w:pPr>
         <w:pStyle w:val="BodyText"/>
-        <w:rPr/>
-      </w:pPr>
-      <w:r>
-        <w:rPr/>
+      </w:pPr>
+      <w:r>
+        <w:rPr>
+          <w:noProof/>
+        </w:rPr>
+        <mc:AlternateContent>
+          <mc:Choice Requires="wps">
+            <w:drawing>
+              <wp:anchor distT="0" distB="0" distL="114300" distR="114300" simplePos="0" relativeHeight="251663360" behindDoc="0" locked="0" layoutInCell="1" allowOverlap="1" wp14:anchorId="6F92226D" wp14:editId="543FA6CF">
+                <wp:simplePos x="0" y="0"/>
+                <wp:positionH relativeFrom="column">
+                  <wp:posOffset>1272606</wp:posOffset>
+                </wp:positionH>
+                <wp:positionV relativeFrom="paragraph">
+                  <wp:posOffset>858213</wp:posOffset>
+                </wp:positionV>
+                <wp:extent cx="357103" cy="151498"/>
+                <wp:effectExtent l="0" t="0" r="0" b="1270"/>
+                <wp:wrapNone/>
+                <wp:docPr id="1543120587" name="Text Box 1"/>
+                <wp:cNvGraphicFramePr>
+                  <a:graphicFrameLocks xmlns:a="http://schemas.openxmlformats.org/drawingml/2006/main"/>
+                </wp:cNvGraphicFramePr>
+                <a:graphic xmlns:a="http://schemas.openxmlformats.org/drawingml/2006/main">
+                  <a:graphicData uri="http://schemas.microsoft.com/office/word/2010/wordprocessingShape">
+                    <wps:wsp>
+                      <wps:cNvSpPr txBox="1">
+                        <a:spLocks/>
+                      </wps:cNvSpPr>
+                      <wps:spPr>
+                        <a:xfrm>
+                          <a:off x="0" y="0"/>
+                          <a:ext cx="357103" cy="151498"/>
+                        </a:xfrm>
+                        <a:prstGeom prst="rect">
+                          <a:avLst/>
+                        </a:prstGeom>
+                        <a:solidFill>
+                          <a:schemeClr val="lt1"/>
+                        </a:solidFill>
+                        <a:ln w="6350">
+                          <a:noFill/>
+                        </a:ln>
+                      </wps:spPr>
+                      <wps:txbx>
+                        <w:txbxContent>
+                          <w:p>
+                            <w:pPr>
+                              <w:rPr>
+                                <w:sz w:val="16"/>
+                                <w:szCs w:val="16"/>
+                              </w:rPr>
+                            </w:pPr>
+                            <w:r>
+                              <w:rPr>
+                                <w:sz w:val="16"/>
+                                <w:szCs w:val="16"/>
+                              </w:rPr>
+                              <w:t xml:space="preserve">Fig. </w:t>
+                            </w:r>
+                            <w:r>
+                              <w:rPr>
+                                <w:sz w:val="16"/>
+                                <w:szCs w:val="16"/>
+                              </w:rPr>
+                              <w:t>3</w:t>
+                            </w:r>
+                          </w:p>
+                        </w:txbxContent>
+                      </wps:txbx>
+                      <wps:bodyPr rot="0" spcFirstLastPara="0" vertOverflow="overflow" horzOverflow="overflow" vert="horz" wrap="square" lIns="0" tIns="0" rIns="0" bIns="0" numCol="1" spcCol="0" rtlCol="0" fromWordArt="0" anchor="t" anchorCtr="0" forceAA="0" compatLnSpc="1">
+                        <a:prstTxWarp prst="textNoShape">
+                          <a:avLst/>
+                        </a:prstTxWarp>
+                        <a:noAutofit/>
+                      </wps:bodyPr>
+                    </wps:wsp>
+                  </a:graphicData>
+                </a:graphic>
+                <wp14:sizeRelH relativeFrom="margin">
+                  <wp14:pctWidth>0</wp14:pctWidth>
+                </wp14:sizeRelH>
+                <wp14:sizeRelV relativeFrom="margin">
+                  <wp14:pctHeight>0</wp14:pctHeight>
+                </wp14:sizeRelV>
+              </wp:anchor>
+            </w:drawing>
+          </mc:Choice>
+          <mc:Fallback>
+            <w:pict>
+              <v:shape w14:anchorId="6F92226D" id="_x0000_s1028" type="#_x0000_t202" style="position:absolute;left:0;text-align:left;margin-left:100.2pt;margin-top:67.6pt;width:28.1pt;height:11.95pt;z-index:251663360;visibility:visible;mso-wrap-style:square;mso-width-percent:0;mso-height-percent:0;mso-wrap-distance-left:9pt;mso-wrap-distance-top:0;mso-wrap-distance-right:9pt;mso-wrap-distance-bottom:0;mso-position-horizontal:absolute;mso-position-horizontal-relative:text;mso-position-vertical:absolute;mso-position-vertical-relative:text;mso-width-percent:0;mso-height-percent:0;mso-width-relative:margin;mso-height-relative:margin;v-text-anchor:top" o:gfxdata="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" fillcolor="white [3201]" stroked="f" strokeweight=".5pt">
+                <v:textbox inset="0,0,0,0">
+                  <w:txbxContent>
+                    <w:p>
+                      <w:pPr>
+                        <w:rPr>
+                          <w:sz w:val="16"/>
+                          <w:szCs w:val="16"/>
+                        </w:rPr>
+                      </w:pPr>
+                      <w:r>
+                        <w:rPr>
+                          <w:sz w:val="16"/>
+                          <w:szCs w:val="16"/>
+                        </w:rPr>
+                        <w:t xml:space="preserve">Fig. </w:t>
+                      </w:r>
+                      <w:r>
+                        <w:rPr>
+                          <w:sz w:val="16"/>
+                          <w:szCs w:val="16"/>
+                        </w:rPr>
+                        <w:t>3</w:t>
+                      </w:r>
+                    </w:p>
+                  </w:txbxContent>
+                </v:textbox>
+              </v:shape>
+            </w:pict>
+          </mc:Fallback>
+        </mc:AlternateContent>
       </w:r>
     </w:p>
     <w:p>
@@ -912,8 +1149,10 @@
         </w:rPr>
       </w:pPr>
       <w:r>
-        <w:rPr/>
-        <w:t>Finally, the processed images were distributed into multiple evaluation sets using an automated script. The distribution algorithm ensured that each test set contained only one version of a given base image, preventing participants from viewing multiple degraded versions of the same facial expression and thereby reducing potential memory and carryover effects during the human evaluation.</w:t>
+        <w:t xml:space="preserve">Finally, the processed images were distributed into multiple evaluation sets using an automated script. The distribution algorithm ensured that each test set contained only </w:t>
+      </w:r>
+      <w:r>
+        <w:t>one version of a given base image, preventing participants from viewing multiple degraded versions of the same facial expression and thereby reducing potential memory and carryover effects during the human evaluation.</w:t>
       </w:r>
       <w:r>
         <w:rPr>
@@ -958,146 +1197,137 @@
     </w:p>
     <w:p>
       <w:pPr>
-        <w:pStyle w:val="Normal"/>
         <w:jc w:val="both"/>
-        <w:rPr/>
-      </w:pPr>
-      <w:r>
-        <w:rPr/>
-        <w:t xml:space="preserve">The preprocessed images were evaluated by DeepFace and FER. </w:t>
-      </w:r>
-    </w:p>
-    <w:p>
-      <w:pPr>
-        <w:pStyle w:val="Normal"/>
+      </w:pPr>
+      <w:r>
+        <w:t xml:space="preserve">The preprocessed images were evaluated by </w:t>
+      </w:r>
+      <w:proofErr w:type="spellStart"/>
+      <w:r>
+        <w:t>DeepFace</w:t>
+      </w:r>
+      <w:proofErr w:type="spellEnd"/>
+      <w:r>
+        <w:t xml:space="preserve"> and FER. </w:t>
+      </w:r>
+    </w:p>
+    <w:p>
+      <w:pPr>
         <w:jc w:val="both"/>
-        <w:rPr/>
-      </w:pPr>
-      <w:r>
-        <w:rPr/>
-      </w:r>
-    </w:p>
-    <w:p>
-      <w:pPr>
-        <w:pStyle w:val="Normal"/>
+      </w:pPr>
+    </w:p>
+    <w:p>
+      <w:pPr>
         <w:jc w:val="both"/>
-        <w:rPr/>
-      </w:pPr>
-      <w:r>
-        <w:rPr/>
-        <w:t>D.1. DeepFace</w:t>
-      </w:r>
-    </w:p>
-    <w:p>
-      <w:pPr>
-        <w:pStyle w:val="Normal"/>
+      </w:pPr>
+      <w:r>
+        <w:t xml:space="preserve">D.1. </w:t>
+      </w:r>
+      <w:proofErr w:type="spellStart"/>
+      <w:r>
+        <w:t>DeepFace</w:t>
+      </w:r>
+      <w:proofErr w:type="spellEnd"/>
+    </w:p>
+    <w:p>
+      <w:pPr>
         <w:jc w:val="both"/>
-        <w:rPr/>
-      </w:pPr>
-      <w:r>
-        <w:rPr/>
-      </w:r>
-    </w:p>
-    <w:p>
-      <w:pPr>
-        <w:pStyle w:val="Normal"/>
+      </w:pPr>
+    </w:p>
+    <w:p>
+      <w:pPr>
         <w:ind w:firstLine="360"/>
         <w:jc w:val="both"/>
-        <w:rPr/>
-      </w:pPr>
-      <w:r>
-        <w:rPr/>
-        <w:t xml:space="preserve">DeepFace was selected as one of the facial emotion recognition models due to its comprehensive framework for facial attribute analysis and its widespread use within the computer vision community [X]. The framework employs pretrained deep learning models to estimate probability distributions across the seven basic emotion categories (anger, disgust, fear, happiness, sadness, surprise, and neutral). </w:t>
-      </w:r>
-    </w:p>
-    <w:p>
-      <w:pPr>
-        <w:pStyle w:val="Normal"/>
+      </w:pPr>
+      <w:proofErr w:type="spellStart"/>
+      <w:r>
+        <w:t>DeepFace</w:t>
+      </w:r>
+      <w:proofErr w:type="spellEnd"/>
+      <w:r>
+        <w:t xml:space="preserve"> was selected as one of the facial emotion recognition models due to its comprehensive framework for facial attribute analysis and its widespread use within the computer vision community [X]. The framework employs pretrained deep learning models to estimate probability distributions across the seven basic emotion categories (anger, disgust, fear, happiness, sadness, surprise, and neutral). </w:t>
+      </w:r>
+    </w:p>
+    <w:p>
+      <w:pPr>
         <w:ind w:firstLine="360"/>
         <w:jc w:val="both"/>
-        <w:rPr/>
-      </w:pPr>
-      <w:r>
-        <w:rPr/>
+      </w:pPr>
+      <w:r>
         <w:t>For each processed image, the model generated emotion probability scores, the dominant emotion prediction, and the corresponding processing time.</w:t>
       </w:r>
     </w:p>
     <w:p>
       <w:pPr>
-        <w:pStyle w:val="Normal"/>
         <w:ind w:firstLine="360"/>
         <w:jc w:val="both"/>
-        <w:rPr/>
-      </w:pPr>
-      <w:r>
-        <w:rPr/>
-      </w:r>
-    </w:p>
-    <w:p>
-      <w:pPr>
-        <w:pStyle w:val="Normal"/>
+      </w:pPr>
+    </w:p>
+    <w:p>
+      <w:pPr>
         <w:jc w:val="both"/>
-        <w:rPr/>
-      </w:pPr>
-      <w:r>
-        <w:rPr/>
+      </w:pPr>
+      <w:r>
         <w:t>D.2. FER</w:t>
       </w:r>
     </w:p>
     <w:p>
       <w:pPr>
-        <w:pStyle w:val="Normal"/>
         <w:jc w:val="both"/>
-        <w:rPr/>
-      </w:pPr>
-      <w:r>
-        <w:rPr/>
-      </w:r>
-    </w:p>
-    <w:p>
-      <w:pPr>
-        <w:pStyle w:val="Normal"/>
+      </w:pPr>
+    </w:p>
+    <w:p>
+      <w:pPr>
         <w:ind w:firstLine="360"/>
         <w:jc w:val="both"/>
-        <w:rPr/>
-      </w:pPr>
-      <w:r>
-        <w:rPr/>
-        <w:t>FER was selected as the second facial emotion recognition model to provide a comparative baseline against DeepFace using an alternative pretrained emotion recognition framework [X]. The model performs facial emotion recognition by first detecting faces within an image and subsequently estimating probability distributions across the seven basic emotion categories and generating a dominant emotion.</w:t>
-      </w:r>
-    </w:p>
-    <w:p>
-      <w:pPr>
-        <w:pStyle w:val="Normal"/>
+      </w:pPr>
+      <w:r>
+        <w:t xml:space="preserve">FER was selected as the second facial emotion recognition model to provide a comparative baseline against </w:t>
+      </w:r>
+      <w:proofErr w:type="spellStart"/>
+      <w:r>
+        <w:t>DeepFace</w:t>
+      </w:r>
+      <w:proofErr w:type="spellEnd"/>
+      <w:r>
+        <w:t xml:space="preserve"> using an alternative pretrained emotion recognition framework [X]. The model performs facial emotion recognition by first detecting faces within an image and subsequently estimating probability distributions across the seven basic emotion categories and generating a dominant emotion.</w:t>
+      </w:r>
+    </w:p>
+    <w:p>
+      <w:pPr>
         <w:ind w:firstLine="360"/>
         <w:jc w:val="both"/>
-        <w:rPr/>
-      </w:pPr>
-      <w:r>
-        <w:rPr/>
-      </w:r>
-    </w:p>
-    <w:p>
-      <w:pPr>
-        <w:pStyle w:val="Normal"/>
+      </w:pPr>
+    </w:p>
+    <w:p>
+      <w:pPr>
         <w:ind w:firstLine="360"/>
         <w:jc w:val="both"/>
-        <w:rPr/>
-      </w:pPr>
-      <w:r>
-        <w:rPr/>
-        <w:t>All outputs were automatically exported to a structured CSV file together with image metadata, allowing direct comparison with the predictions produced by DeepFace, the facial landmark measurements obtained through MediaPipe, and the evaluations provided by human participants.</w:t>
-      </w:r>
-    </w:p>
-    <w:p>
-      <w:pPr>
-        <w:pStyle w:val="Normal"/>
+      </w:pPr>
+      <w:r>
+        <w:t xml:space="preserve">All outputs were automatically exported to a structured CSV file together with image metadata, allowing direct comparison with the predictions produced by </w:t>
+      </w:r>
+      <w:proofErr w:type="spellStart"/>
+      <w:r>
+        <w:t>DeepFace</w:t>
+      </w:r>
+      <w:proofErr w:type="spellEnd"/>
+      <w:r>
+        <w:t xml:space="preserve">, the facial landmark measurements obtained through </w:t>
+      </w:r>
+      <w:proofErr w:type="spellStart"/>
+      <w:r>
+        <w:t>MediaPipe</w:t>
+      </w:r>
+      <w:proofErr w:type="spellEnd"/>
+      <w:r>
+        <w:t>, and the evaluations provided by human participants.</w:t>
+      </w:r>
+    </w:p>
+    <w:p>
+      <w:pPr>
         <w:jc w:val="both"/>
-        <w:rPr/>
-      </w:pPr>
-      <w:r>
-        <w:rPr/>
-      </w:r>
+      </w:pPr>
     </w:p>
     <w:p>
       <w:pPr>
@@ -1121,38 +1351,27 @@
     </w:p>
     <w:p>
       <w:pPr>
-        <w:pStyle w:val="Normal"/>
         <w:ind w:firstLine="288"/>
         <w:jc w:val="both"/>
-        <w:rPr/>
-      </w:pPr>
-      <w:r>
-        <w:rPr/>
+      </w:pPr>
+      <w:r>
         <w:t xml:space="preserve">Human emotion perception data were collected using a custom-developed evaluation application. Participants were presented with one facial image at a time and asked to rate the intensity of each of the seven basic emotion categories using 0-10 scale. </w:t>
       </w:r>
     </w:p>
     <w:p>
       <w:pPr>
-        <w:pStyle w:val="Normal"/>
         <w:ind w:firstLine="288"/>
         <w:jc w:val="both"/>
-        <w:rPr/>
-      </w:pPr>
-      <w:r>
-        <w:rPr/>
+      </w:pPr>
+      <w:r>
         <w:t>The emotion categories correspond directly to those produced by the AI models, enabling consistent comparison between human and AI responses. For each image, the participant’s ratings, dominant emotion, and response time were automatically recorded and exported into an individual CSV file.</w:t>
       </w:r>
     </w:p>
     <w:p>
       <w:pPr>
-        <w:pStyle w:val="Normal"/>
         <w:ind w:firstLine="288"/>
         <w:jc w:val="both"/>
-        <w:rPr/>
-      </w:pPr>
-      <w:r>
-        <w:rPr/>
-      </w:r>
+      </w:pPr>
     </w:p>
     <w:p>
       <w:pPr>
@@ -1186,7 +1405,62 @@
           <w:lang w:val="en-US"/>
         </w:rPr>
         <w:tab/>
-        <w:t xml:space="preserve">MediaPipe Face Landmarker [X] was used to extract facial blendshape coefficients from each original image. The extracted blenshape coefficients represent the activation of facial muscle movements associated with facial expressions and provide a quantitative description of facial geometry. </w:t>
+      </w:r>
+      <w:proofErr w:type="spellStart"/>
+      <w:r>
+        <w:rPr>
+          <w:lang w:val="en-US"/>
+        </w:rPr>
+        <w:t>MediaPipe</w:t>
+      </w:r>
+      <w:proofErr w:type="spellEnd"/>
+      <w:r>
+        <w:rPr>
+          <w:lang w:val="en-US"/>
+        </w:rPr>
+        <w:t xml:space="preserve"> Face </w:t>
+      </w:r>
+      <w:proofErr w:type="spellStart"/>
+      <w:r>
+        <w:rPr>
+          <w:lang w:val="en-US"/>
+        </w:rPr>
+        <w:t>Landmarker</w:t>
+      </w:r>
+      <w:proofErr w:type="spellEnd"/>
+      <w:r>
+        <w:rPr>
+          <w:lang w:val="en-US"/>
+        </w:rPr>
+        <w:t xml:space="preserve"> [X] was used to extract facial </w:t>
+      </w:r>
+      <w:proofErr w:type="spellStart"/>
+      <w:r>
+        <w:rPr>
+          <w:lang w:val="en-US"/>
+        </w:rPr>
+        <w:t>blendshape</w:t>
+      </w:r>
+      <w:proofErr w:type="spellEnd"/>
+      <w:r>
+        <w:rPr>
+          <w:lang w:val="en-US"/>
+        </w:rPr>
+        <w:t xml:space="preserve"> coefficients from each original image. The extracted </w:t>
+      </w:r>
+      <w:proofErr w:type="spellStart"/>
+      <w:r>
+        <w:rPr>
+          <w:lang w:val="en-US"/>
+        </w:rPr>
+        <w:t>blenshape</w:t>
+      </w:r>
+      <w:proofErr w:type="spellEnd"/>
+      <w:r>
+        <w:rPr>
+          <w:lang w:val="en-US"/>
+        </w:rPr>
+        <w:t xml:space="preserve"> coefficients represent the activation of facial muscle movements associated with facial expressions and provide a quantitative description of facial geometry. </w:t>
       </w:r>
     </w:p>
     <w:p>
@@ -1200,11 +1474,25 @@
         <w:rPr>
           <w:lang w:val="en-US"/>
         </w:rPr>
+        <w:lastRenderedPageBreak/>
         <w:tab/>
-        <w:t xml:space="preserve">A subset of blendshape features relevant to emotion expression, </w:t>
-      </w:r>
-      <w:r>
-        <w:rPr/>
+        <w:t xml:space="preserve">A subset of </w:t>
+      </w:r>
+      <w:proofErr w:type="spellStart"/>
+      <w:r>
+        <w:rPr>
+          <w:lang w:val="en-US"/>
+        </w:rPr>
+        <w:t>blendshape</w:t>
+      </w:r>
+      <w:proofErr w:type="spellEnd"/>
+      <w:r>
+        <w:rPr>
+          <w:lang w:val="en-US"/>
+        </w:rPr>
+        <w:t xml:space="preserve"> features relevant to emotion expression, </w:t>
+      </w:r>
+      <w:r>
         <w:t>including eyebrow movement, eye openness, mouth shape, jaw opening, cheek movement, and nose movement, was selected for analysis.</w:t>
       </w:r>
       <w:r>
@@ -1216,14 +1504,9 @@
     </w:p>
     <w:p>
       <w:pPr>
-        <w:pStyle w:val="Normal"/>
-        <w:ind w:start="288"/>
+        <w:ind w:left="288"/>
         <w:jc w:val="both"/>
-        <w:rPr/>
-      </w:pPr>
-      <w:r>
-        <w:rPr/>
-      </w:r>
+      </w:pPr>
     </w:p>
     <w:p>
       <w:pPr>
@@ -1247,38 +1530,53 @@
     </w:p>
     <w:p>
       <w:pPr>
-        <w:pStyle w:val="Normal"/>
         <w:ind w:firstLine="288"/>
         <w:jc w:val="both"/>
-        <w:rPr/>
-      </w:pPr>
-      <w:r>
-        <w:rPr/>
-        <w:t xml:space="preserve">The emotion probability distribution generated by DeepFace and FER were compared with the normalized human emotion profiles. Human ratings were normalized by dividing each emotion score by the sum of all emotion scores assigned to the corresponding image, producing probability distributions comparable to the AI outputs. </w:t>
-      </w:r>
-    </w:p>
-    <w:p>
-      <w:pPr>
-        <w:pStyle w:val="Normal"/>
+      </w:pPr>
+      <w:r>
+        <w:t xml:space="preserve">The emotion probability distribution generated by </w:t>
+      </w:r>
+      <w:proofErr w:type="spellStart"/>
+      <w:r>
+        <w:t>DeepFace</w:t>
+      </w:r>
+      <w:proofErr w:type="spellEnd"/>
+      <w:r>
+        <w:t xml:space="preserve"> and FER were compared with the normalized human emotion profiles. Human ratings were normalized by dividing each emotion score by the sum of all emotion scores assigned to the corresponding image, producing probability distributions comparable to the AI outputs. </w:t>
+      </w:r>
+    </w:p>
+    <w:p>
+      <w:pPr>
         <w:ind w:firstLine="288"/>
         <w:jc w:val="both"/>
-        <w:rPr/>
-      </w:pPr>
-      <w:r>
-        <w:rPr/>
+      </w:pPr>
+      <w:r>
         <w:t xml:space="preserve">Performance evaluation was conducted using cosine similarity, Mean Absolute Error (MAE), Jensen-Shannon Divergence, dominant emotion agreement, and entropy. In addition, image robustness was assessed by comparing the responses obtained from the degraded image versions with those of the corresponding original images. </w:t>
       </w:r>
     </w:p>
     <w:p>
       <w:pPr>
-        <w:pStyle w:val="Normal"/>
         <w:ind w:firstLine="288"/>
         <w:jc w:val="both"/>
-        <w:rPr/>
-      </w:pPr>
-      <w:r>
-        <w:rPr/>
-        <w:t xml:space="preserve">Finally, Pearson correlation analysis was performed to investigate relationships between the extracted MediaPipe blendshape coefficients and the emotion distributions produced by both AI and the human participants </w:t>
+      </w:pPr>
+      <w:r>
+        <w:t xml:space="preserve">Finally, Pearson correlation analysis was performed to investigate relationships between the extracted </w:t>
+      </w:r>
+      <w:proofErr w:type="spellStart"/>
+      <w:r>
+        <w:t>MediaPipe</w:t>
+      </w:r>
+      <w:proofErr w:type="spellEnd"/>
+      <w:r>
+        <w:t xml:space="preserve"> </w:t>
+      </w:r>
+      <w:proofErr w:type="spellStart"/>
+      <w:r>
+        <w:t>blendshape</w:t>
+      </w:r>
+      <w:proofErr w:type="spellEnd"/>
+      <w:r>
+        <w:t xml:space="preserve"> coefficients and the emotion distributions produced by both AI and the human participants </w:t>
       </w:r>
     </w:p>
     <w:p>
@@ -1302,11 +1600,9 @@
           <w:ilvl w:val="0"/>
           <w:numId w:val="0"/>
         </w:numPr>
-        <w:ind w:hanging="0" w:start="216"/>
-        <w:rPr/>
-      </w:pPr>
-      <w:r>
-        <w:rPr/>
+        <w:ind w:left="216"/>
+      </w:pPr>
+      <w:r>
         <w:t xml:space="preserve">Results </w:t>
       </w:r>
     </w:p>
@@ -1337,6 +1633,130 @@
         </w:rPr>
       </w:pPr>
       <w:r>
+        <w:rPr>
+          <w:noProof/>
+        </w:rPr>
+        <mc:AlternateContent>
+          <mc:Choice Requires="wps">
+            <w:drawing>
+              <wp:anchor distT="0" distB="0" distL="114300" distR="114300" simplePos="0" relativeHeight="251665408" behindDoc="0" locked="0" layoutInCell="1" allowOverlap="1" wp14:anchorId="1C1AD36D" wp14:editId="4C2DAF8C">
+                <wp:simplePos x="0" y="0"/>
+                <wp:positionH relativeFrom="column">
+                  <wp:posOffset>1318347</wp:posOffset>
+                </wp:positionH>
+                <wp:positionV relativeFrom="paragraph">
+                  <wp:posOffset>1898475</wp:posOffset>
+                </wp:positionV>
+                <wp:extent cx="357103" cy="151498"/>
+                <wp:effectExtent l="0" t="0" r="0" b="1270"/>
+                <wp:wrapNone/>
+                <wp:docPr id="1033765889" name="Text Box 1"/>
+                <wp:cNvGraphicFramePr>
+                  <a:graphicFrameLocks xmlns:a="http://schemas.openxmlformats.org/drawingml/2006/main"/>
+                </wp:cNvGraphicFramePr>
+                <a:graphic xmlns:a="http://schemas.openxmlformats.org/drawingml/2006/main">
+                  <a:graphicData uri="http://schemas.microsoft.com/office/word/2010/wordprocessingShape">
+                    <wps:wsp>
+                      <wps:cNvSpPr txBox="1">
+                        <a:spLocks/>
+                      </wps:cNvSpPr>
+                      <wps:spPr>
+                        <a:xfrm>
+                          <a:off x="0" y="0"/>
+                          <a:ext cx="357103" cy="151498"/>
+                        </a:xfrm>
+                        <a:prstGeom prst="rect">
+                          <a:avLst/>
+                        </a:prstGeom>
+                        <a:solidFill>
+                          <a:schemeClr val="lt1"/>
+                        </a:solidFill>
+                        <a:ln w="6350">
+                          <a:noFill/>
+                        </a:ln>
+                      </wps:spPr>
+                      <wps:txbx>
+                        <w:txbxContent>
+                          <w:p>
+                            <w:pPr>
+                              <w:rPr>
+                                <w:sz w:val="16"/>
+                                <w:szCs w:val="16"/>
+                              </w:rPr>
+                            </w:pPr>
+                            <w:r>
+                              <w:rPr>
+                                <w:sz w:val="16"/>
+                                <w:szCs w:val="16"/>
+                              </w:rPr>
+                              <w:t xml:space="preserve">Fig. </w:t>
+                            </w:r>
+                            <w:r>
+                              <w:rPr>
+                                <w:sz w:val="16"/>
+                                <w:szCs w:val="16"/>
+                              </w:rPr>
+                              <w:t>4</w:t>
+                            </w:r>
+                          </w:p>
+                        </w:txbxContent>
+                      </wps:txbx>
+                      <wps:bodyPr rot="0" spcFirstLastPara="0" vertOverflow="overflow" horzOverflow="overflow" vert="horz" wrap="square" lIns="0" tIns="0" rIns="0" bIns="0" numCol="1" spcCol="0" rtlCol="0" fromWordArt="0" anchor="t" anchorCtr="0" forceAA="0" compatLnSpc="1">
+                        <a:prstTxWarp prst="textNoShape">
+                          <a:avLst/>
+                        </a:prstTxWarp>
+                        <a:noAutofit/>
+                      </wps:bodyPr>
+                    </wps:wsp>
+                  </a:graphicData>
+                </a:graphic>
+                <wp14:sizeRelH relativeFrom="margin">
+                  <wp14:pctWidth>0</wp14:pctWidth>
+                </wp14:sizeRelH>
+                <wp14:sizeRelV relativeFrom="margin">
+                  <wp14:pctHeight>0</wp14:pctHeight>
+                </wp14:sizeRelV>
+              </wp:anchor>
+            </w:drawing>
+          </mc:Choice>
+          <mc:Fallback>
+            <w:pict>
+              <v:shape w14:anchorId="1C1AD36D" id="_x0000_s1029" type="#_x0000_t202" style="position:absolute;left:0;text-align:left;margin-left:103.8pt;margin-top:149.5pt;width:28.1pt;height:11.95pt;z-index:251665408;visibility:visible;mso-wrap-style:square;mso-width-percent:0;mso-height-percent:0;mso-wrap-distance-left:9pt;mso-wrap-distance-top:0;mso-wrap-distance-right:9pt;mso-wrap-distance-bottom:0;mso-position-horizontal:absolute;mso-position-horizontal-relative:text;mso-position-vertical:absolute;mso-position-vertical-relative:text;mso-width-percent:0;mso-height-percent:0;mso-width-relative:margin;mso-height-relative:margin;v-text-anchor:top" o:gfxdata="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" fillcolor="white [3201]" stroked="f" strokeweight=".5pt">
+                <v:textbox inset="0,0,0,0">
+                  <w:txbxContent>
+                    <w:p>
+                      <w:pPr>
+                        <w:rPr>
+                          <w:sz w:val="16"/>
+                          <w:szCs w:val="16"/>
+                        </w:rPr>
+                      </w:pPr>
+                      <w:r>
+                        <w:rPr>
+                          <w:sz w:val="16"/>
+                          <w:szCs w:val="16"/>
+                        </w:rPr>
+                        <w:t xml:space="preserve">Fig. </w:t>
+                      </w:r>
+                      <w:r>
+                        <w:rPr>
+                          <w:sz w:val="16"/>
+                          <w:szCs w:val="16"/>
+                        </w:rPr>
+                        <w:t>4</w:t>
+                      </w:r>
+                    </w:p>
+                  </w:txbxContent>
+                </v:textbox>
+              </v:shape>
+            </w:pict>
+          </mc:Fallback>
+        </mc:AlternateContent>
+      </w:r>
+      <w:r>
+        <w:rPr>
+          <w:noProof/>
+        </w:rPr>
         <w:drawing>
           <wp:anchor distT="0" distB="0" distL="114300" distR="114300" simplePos="0" relativeHeight="6" behindDoc="0" locked="0" layoutInCell="0" allowOverlap="1">
             <wp:simplePos x="0" y="0"/>
@@ -1363,7 +1783,7 @@
                     </pic:cNvPicPr>
                   </pic:nvPicPr>
                   <pic:blipFill>
-                    <a:blip r:embed="rId8"/>
+                    <a:blip r:embed="rId14"/>
                     <a:stretch>
                       <a:fillRect/>
                     </a:stretch>
@@ -1394,69 +1814,72 @@
     </w:p>
     <w:p>
       <w:pPr>
-        <w:pStyle w:val="Normal"/>
-        <w:ind w:start="288"/>
+        <w:ind w:left="288"/>
         <w:jc w:val="both"/>
-        <w:rPr/>
-      </w:pPr>
-      <w:r>
-        <w:rPr/>
-      </w:r>
+      </w:pPr>
     </w:p>
     <w:p>
       <w:pPr>
         <w:pStyle w:val="BodyText"/>
-        <w:rPr/>
-      </w:pPr>
-      <w:r>
-        <w:rPr/>
+      </w:pPr>
+      <w:r>
         <w:t xml:space="preserve">Before comparing the outputs of the human participants and AI models, the completeness of each data source was evaluated to ensure that sufficient data were available for meaningful analysis. As shown in </w:t>
       </w:r>
       <w:r>
         <w:rPr>
           <w:rStyle w:val="Strong"/>
-          <w:b w:val="false"/>
-          <w:bCs w:val="false"/>
+          <w:b w:val="0"/>
+          <w:bCs w:val="0"/>
           <w:lang w:val="en-US"/>
         </w:rPr>
         <w:t>f</w:t>
       </w:r>
+      <w:proofErr w:type="spellStart"/>
       <w:r>
         <w:rPr>
           <w:rStyle w:val="Strong"/>
-          <w:b w:val="false"/>
-          <w:bCs w:val="false"/>
+          <w:b w:val="0"/>
+          <w:bCs w:val="0"/>
         </w:rPr>
         <w:t>ig</w:t>
       </w:r>
       <w:r>
         <w:rPr>
           <w:rStyle w:val="Strong"/>
-          <w:b w:val="false"/>
-          <w:bCs w:val="false"/>
+          <w:b w:val="0"/>
+          <w:bCs w:val="0"/>
           <w:lang w:val="en-US"/>
         </w:rPr>
-        <w:t>ure</w:t>
+        <w:t>ur</w:t>
       </w:r>
       <w:r>
         <w:rPr>
           <w:rStyle w:val="Strong"/>
-          <w:b w:val="false"/>
-          <w:bCs w:val="false"/>
+          <w:b w:val="0"/>
+          <w:bCs w:val="0"/>
+          <w:lang w:val="en-US"/>
+        </w:rPr>
+        <w:t>e</w:t>
+      </w:r>
+      <w:proofErr w:type="spellEnd"/>
+      <w:r>
+        <w:rPr>
+          <w:rStyle w:val="Strong"/>
+          <w:b w:val="0"/>
+          <w:bCs w:val="0"/>
         </w:rPr>
         <w:t xml:space="preserve"> </w:t>
       </w:r>
       <w:r>
         <w:rPr>
           <w:rStyle w:val="Strong"/>
-          <w:b w:val="false"/>
-          <w:bCs w:val="false"/>
+          <w:b w:val="0"/>
+          <w:bCs w:val="0"/>
           <w:lang w:val="en-US"/>
         </w:rPr>
         <w:t>4</w:t>
       </w:r>
       <w:r>
-        <w:rPr/>
         <w:t xml:space="preserve">, the image dataset consisted of </w:t>
       </w:r>
       <w:r>
@@ -1466,17 +1889,30 @@
         <w:t>140 processed image versions</w:t>
       </w:r>
       <w:r>
-        <w:rPr/>
-        <w:t xml:space="preserve">, all of which were successfully analyzed by DeepFace and MediaPipe. </w:t>
+        <w:t xml:space="preserve">, all of which were successfully analyzed by </w:t>
+      </w:r>
+      <w:proofErr w:type="spellStart"/>
+      <w:r>
+        <w:t>DeepFace</w:t>
+      </w:r>
+      <w:proofErr w:type="spellEnd"/>
+      <w:r>
+        <w:t xml:space="preserve"> and </w:t>
+      </w:r>
+      <w:proofErr w:type="spellStart"/>
+      <w:r>
+        <w:t>MediaPipe</w:t>
+      </w:r>
+      <w:proofErr w:type="spellEnd"/>
+      <w:r>
+        <w:t xml:space="preserve">. </w:t>
       </w:r>
     </w:p>
     <w:p>
       <w:pPr>
         <w:pStyle w:val="BodyText"/>
-        <w:rPr/>
-      </w:pPr>
-      <w:r>
-        <w:rPr/>
+      </w:pPr>
+      <w:r>
         <w:t xml:space="preserve">Human participants produced </w:t>
       </w:r>
       <w:r>
@@ -1486,7 +1922,6 @@
         <w:t>255 individual response records</w:t>
       </w:r>
       <w:r>
-        <w:rPr/>
         <w:t xml:space="preserve">, corresponding to multiple evaluations for each image. FER successfully processed </w:t>
       </w:r>
       <w:r>
@@ -1496,25 +1931,17 @@
         <w:t>130 of the 140 images</w:t>
       </w:r>
       <w:r>
-        <w:rPr/>
         <w:t>, with the remaining images excluded due to unsuccessful face detection. Overall, the dataset provided a high level of coverage across all sources, ensuring that the subsequent agreement, image degradation, and facial landmark analyses were performed using a consistent and representative set of observations.</w:t>
       </w:r>
     </w:p>
     <w:p>
       <w:pPr>
-        <w:pStyle w:val="Normal"/>
-        <w:jc w:val="start"/>
+        <w:jc w:val="left"/>
         <w:rPr>
           <w:i/>
           <w:iCs/>
         </w:rPr>
       </w:pPr>
-      <w:r>
-        <w:rPr>
-          <w:i/>
-          <w:iCs/>
-        </w:rPr>
-      </w:r>
     </w:p>
     <w:p>
       <w:pPr>
@@ -1538,24 +1965,16 @@
     </w:p>
     <w:p>
       <w:pPr>
-        <w:pStyle w:val="Normal"/>
         <w:jc w:val="both"/>
-        <w:rPr/>
-      </w:pPr>
-      <w:r>
-        <w:rPr/>
+      </w:pPr>
+      <w:r>
         <w:t>As the facial images used were assigned reference labels rather than based on ground truth, the primary objective was to evaluate the level of agreement between human emotion perception and AI model predictions instead of conventional classification accuracy.</w:t>
       </w:r>
     </w:p>
     <w:p>
       <w:pPr>
-        <w:pStyle w:val="Normal"/>
         <w:jc w:val="both"/>
-        <w:rPr/>
-      </w:pPr>
-      <w:r>
-        <w:rPr/>
-      </w:r>
+      </w:pPr>
     </w:p>
     <w:p>
       <w:pPr>
@@ -1565,10 +1984,8 @@
           <w:numId w:val="8"/>
         </w:numPr>
         <w:jc w:val="both"/>
-        <w:rPr/>
-      </w:pPr>
-      <w:r>
-        <w:rPr/>
+      </w:pPr>
+      <w:r>
         <w:t xml:space="preserve">Average Emotion Distribution </w:t>
       </w:r>
     </w:p>
@@ -1576,20 +1993,138 @@
       <w:pPr>
         <w:pStyle w:val="ListParagraph"/>
         <w:jc w:val="both"/>
-        <w:rPr/>
-      </w:pPr>
-      <w:r>
-        <w:rPr/>
-      </w:r>
+      </w:pPr>
     </w:p>
     <w:p>
       <w:pPr>
         <w:pStyle w:val="BodyText"/>
-        <w:ind w:hanging="0"/>
-        <w:rPr/>
-      </w:pPr>
-      <w:r>
-        <w:rPr/>
+        <w:ind w:firstLine="0"/>
+      </w:pPr>
+      <w:r>
+        <w:rPr>
+          <w:noProof/>
+        </w:rPr>
+        <mc:AlternateContent>
+          <mc:Choice Requires="wps">
+            <w:drawing>
+              <wp:anchor distT="0" distB="0" distL="114300" distR="114300" simplePos="0" relativeHeight="251667456" behindDoc="0" locked="0" layoutInCell="1" allowOverlap="1" wp14:anchorId="48F2F40F" wp14:editId="2B89B460">
+                <wp:simplePos x="0" y="0"/>
+                <wp:positionH relativeFrom="column">
+                  <wp:posOffset>1461770</wp:posOffset>
+                </wp:positionH>
+                <wp:positionV relativeFrom="paragraph">
+                  <wp:posOffset>1522270</wp:posOffset>
+                </wp:positionV>
+                <wp:extent cx="357103" cy="155448"/>
+                <wp:effectExtent l="0" t="0" r="0" b="0"/>
+                <wp:wrapNone/>
+                <wp:docPr id="1429965975" name="Text Box 1"/>
+                <wp:cNvGraphicFramePr>
+                  <a:graphicFrameLocks xmlns:a="http://schemas.openxmlformats.org/drawingml/2006/main"/>
+                </wp:cNvGraphicFramePr>
+                <a:graphic xmlns:a="http://schemas.openxmlformats.org/drawingml/2006/main">
+                  <a:graphicData uri="http://schemas.microsoft.com/office/word/2010/wordprocessingShape">
+                    <wps:wsp>
+                      <wps:cNvSpPr txBox="1">
+                        <a:spLocks/>
+                      </wps:cNvSpPr>
+                      <wps:spPr>
+                        <a:xfrm>
+                          <a:off x="0" y="0"/>
+                          <a:ext cx="357103" cy="155448"/>
+                        </a:xfrm>
+                        <a:prstGeom prst="rect">
+                          <a:avLst/>
+                        </a:prstGeom>
+                        <a:solidFill>
+                          <a:schemeClr val="lt1"/>
+                        </a:solidFill>
+                        <a:ln w="6350">
+                          <a:noFill/>
+                        </a:ln>
+                      </wps:spPr>
+                      <wps:txbx>
+                        <w:txbxContent>
+                          <w:p>
+                            <w:pPr>
+                              <w:rPr>
+                                <w:sz w:val="16"/>
+                                <w:szCs w:val="16"/>
+                              </w:rPr>
+                            </w:pPr>
+                            <w:r>
+                              <w:rPr>
+                                <w:sz w:val="16"/>
+                                <w:szCs w:val="16"/>
+                              </w:rPr>
+                              <w:t xml:space="preserve">Fig. </w:t>
+                            </w:r>
+                            <w:r>
+                              <w:rPr>
+                                <w:sz w:val="16"/>
+                                <w:szCs w:val="16"/>
+                              </w:rPr>
+                              <w:t>5</w:t>
+                            </w:r>
+                          </w:p>
+                        </w:txbxContent>
+                      </wps:txbx>
+                      <wps:bodyPr rot="0" spcFirstLastPara="0" vertOverflow="overflow" horzOverflow="overflow" vert="horz" wrap="square" lIns="0" tIns="0" rIns="0" bIns="0" numCol="1" spcCol="0" rtlCol="0" fromWordArt="0" anchor="t" anchorCtr="0" forceAA="0" compatLnSpc="1">
+                        <a:prstTxWarp prst="textNoShape">
+                          <a:avLst/>
+                        </a:prstTxWarp>
+                        <a:noAutofit/>
+                      </wps:bodyPr>
+                    </wps:wsp>
+                  </a:graphicData>
+                </a:graphic>
+                <wp14:sizeRelH relativeFrom="margin">
+                  <wp14:pctWidth>0</wp14:pctWidth>
+                </wp14:sizeRelH>
+                <wp14:sizeRelV relativeFrom="margin">
+                  <wp14:pctHeight>0</wp14:pctHeight>
+                </wp14:sizeRelV>
+              </wp:anchor>
+            </w:drawing>
+          </mc:Choice>
+          <mc:Fallback>
+            <w:pict>
+              <v:shape w14:anchorId="48F2F40F" id="_x0000_s1030" type="#_x0000_t202" style="position:absolute;left:0;text-align:left;margin-left:115.1pt;margin-top:119.85pt;width:28.1pt;height:12.25pt;z-index:251667456;visibility:visible;mso-wrap-style:square;mso-width-percent:0;mso-height-percent:0;mso-wrap-distance-left:9pt;mso-wrap-distance-top:0;mso-wrap-distance-right:9pt;mso-wrap-distance-bottom:0;mso-position-horizontal:absolute;mso-position-horizontal-relative:text;mso-position-vertical:absolute;mso-position-vertical-relative:text;mso-width-percent:0;mso-height-percent:0;mso-width-relative:margin;mso-height-relative:margin;v-text-anchor:top" o:gfxdata="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" fillcolor="white [3201]" stroked="f" strokeweight=".5pt">
+                <v:textbox inset="0,0,0,0">
+                  <w:txbxContent>
+                    <w:p>
+                      <w:pPr>
+                        <w:rPr>
+                          <w:sz w:val="16"/>
+                          <w:szCs w:val="16"/>
+                        </w:rPr>
+                      </w:pPr>
+                      <w:r>
+                        <w:rPr>
+                          <w:sz w:val="16"/>
+                          <w:szCs w:val="16"/>
+                        </w:rPr>
+                        <w:t xml:space="preserve">Fig. </w:t>
+                      </w:r>
+                      <w:r>
+                        <w:rPr>
+                          <w:sz w:val="16"/>
+                          <w:szCs w:val="16"/>
+                        </w:rPr>
+                        <w:t>5</w:t>
+                      </w:r>
+                    </w:p>
+                  </w:txbxContent>
+                </v:textbox>
+              </v:shape>
+            </w:pict>
+          </mc:Fallback>
+        </mc:AlternateContent>
+      </w:r>
+      <w:r>
+        <w:rPr>
+          <w:noProof/>
+        </w:rPr>
         <w:drawing>
           <wp:inline distT="0" distB="0" distL="0" distR="0">
             <wp:extent cx="3089910" cy="1527810"/>
@@ -1608,7 +2143,7 @@
                     </pic:cNvPicPr>
                   </pic:nvPicPr>
                   <pic:blipFill>
-                    <a:blip r:embed="rId9"/>
+                    <a:blip r:embed="rId15"/>
                     <a:stretch>
                       <a:fillRect/>
                     </a:stretch>
@@ -1633,7 +2168,7 @@
     <w:p>
       <w:pPr>
         <w:pStyle w:val="pdq2pgselectionanchorcontainer"/>
-        <w:spacing w:beforeAutospacing="0" w:before="0" w:afterAutospacing="0" w:after="0"/>
+        <w:spacing w:beforeAutospacing="0" w:afterAutospacing="0"/>
         <w:jc w:val="both"/>
         <w:rPr>
           <w:sz w:val="20"/>
@@ -1646,13 +2181,47 @@
           <w:szCs w:val="20"/>
         </w:rPr>
         <w:tab/>
-        <w:t xml:space="preserve">Figure 5 compares the average normalized emotion distributions produced by the pooled human responses, FER, and DeepFace across all images. Overall, both AI models followed similar trends to the human responses; however, noticeable differences were observed in the weighting assigned to several emotion categories. </w:t>
       </w:r>
     </w:p>
     <w:p>
       <w:pPr>
         <w:pStyle w:val="pdq2pgselectionanchorcontainer"/>
-        <w:spacing w:beforeAutospacing="0" w:before="0" w:afterAutospacing="0" w:after="0"/>
+        <w:spacing w:beforeAutospacing="0" w:afterAutospacing="0"/>
+        <w:ind w:firstLine="288"/>
+        <w:jc w:val="both"/>
+        <w:rPr>
+          <w:sz w:val="20"/>
+          <w:szCs w:val="20"/>
+        </w:rPr>
+      </w:pPr>
+      <w:r>
+        <w:rPr>
+          <w:sz w:val="20"/>
+          <w:szCs w:val="20"/>
+        </w:rPr>
+        <w:t xml:space="preserve">Figure 5 compares the average normalized emotion distributions produced by the pooled human responses, FER, and </w:t>
+      </w:r>
+      <w:proofErr w:type="spellStart"/>
+      <w:r>
+        <w:rPr>
+          <w:sz w:val="20"/>
+          <w:szCs w:val="20"/>
+        </w:rPr>
+        <w:t>DeepFace</w:t>
+      </w:r>
+      <w:proofErr w:type="spellEnd"/>
+      <w:r>
+        <w:rPr>
+          <w:sz w:val="20"/>
+          <w:szCs w:val="20"/>
+        </w:rPr>
+        <w:t xml:space="preserve"> across all images. Overall, both AI models followed similar trends to the human responses; however, noticeable differences were observed in the weighting assigned to several emotion categories. </w:t>
+      </w:r>
+    </w:p>
+    <w:p>
+      <w:pPr>
+        <w:pStyle w:val="pdq2pgselectionanchorcontainer"/>
+        <w:spacing w:beforeAutospacing="0" w:afterAutospacing="0"/>
         <w:ind w:firstLine="288"/>
         <w:jc w:val="both"/>
         <w:rPr>
@@ -1680,7 +2249,23 @@
           <w:sz w:val="20"/>
           <w:szCs w:val="20"/>
         </w:rPr>
-        <w:t xml:space="preserve">, while both FER and DeepFace assigned considerably lower probabilities to </w:t>
+        <w:t xml:space="preserve">, while both FER and </w:t>
+      </w:r>
+      <w:proofErr w:type="spellStart"/>
+      <w:r>
+        <w:rPr>
+          <w:sz w:val="20"/>
+          <w:szCs w:val="20"/>
+        </w:rPr>
+        <w:t>DeepFace</w:t>
+      </w:r>
+      <w:proofErr w:type="spellEnd"/>
+      <w:r>
+        <w:rPr>
+          <w:sz w:val="20"/>
+          <w:szCs w:val="20"/>
+        </w:rPr>
+        <w:t xml:space="preserve"> assigned considerably lower probabilities to </w:t>
       </w:r>
       <w:r>
         <w:rPr>
@@ -1755,7 +2340,23 @@
           <w:sz w:val="20"/>
           <w:szCs w:val="20"/>
         </w:rPr>
-        <w:t xml:space="preserve">, with DeepFace exhibiting the strongest tendency toward </w:t>
+        <w:t xml:space="preserve">, with </w:t>
+      </w:r>
+      <w:proofErr w:type="spellStart"/>
+      <w:r>
+        <w:rPr>
+          <w:sz w:val="20"/>
+          <w:szCs w:val="20"/>
+        </w:rPr>
+        <w:t>DeepFace</w:t>
+      </w:r>
+      <w:proofErr w:type="spellEnd"/>
+      <w:r>
+        <w:rPr>
+          <w:sz w:val="20"/>
+          <w:szCs w:val="20"/>
+        </w:rPr>
+        <w:t xml:space="preserve"> exhibiting the strongest tendency toward </w:t>
       </w:r>
       <w:r>
         <w:rPr>
@@ -1776,7 +2377,7 @@
     <w:p>
       <w:pPr>
         <w:pStyle w:val="pdq2pgselectionanchorcontainer"/>
-        <w:spacing w:beforeAutospacing="0" w:before="0" w:afterAutospacing="0" w:after="0"/>
+        <w:spacing w:beforeAutospacing="0" w:afterAutospacing="0"/>
         <w:ind w:firstLine="288"/>
         <w:jc w:val="both"/>
         <w:rPr>
@@ -1810,7 +2411,7 @@
     <w:p>
       <w:pPr>
         <w:pStyle w:val="pdq2pgselectionanchorcontainer"/>
-        <w:spacing w:beforeAutospacing="0" w:before="0" w:afterAutospacing="0" w:after="0"/>
+        <w:spacing w:beforeAutospacing="0" w:afterAutospacing="0"/>
         <w:ind w:firstLine="288"/>
         <w:jc w:val="both"/>
         <w:rPr>
@@ -1818,12 +2419,6 @@
           <w:szCs w:val="20"/>
         </w:rPr>
       </w:pPr>
-      <w:r>
-        <w:rPr>
-          <w:sz w:val="20"/>
-          <w:szCs w:val="20"/>
-        </w:rPr>
-      </w:r>
     </w:p>
     <w:p>
       <w:pPr>
@@ -1832,7 +2427,7 @@
           <w:ilvl w:val="0"/>
           <w:numId w:val="8"/>
         </w:numPr>
-        <w:spacing w:beforeAutospacing="0" w:before="0" w:afterAutospacing="0" w:after="0"/>
+        <w:spacing w:beforeAutospacing="0" w:afterAutospacing="0"/>
         <w:jc w:val="both"/>
         <w:rPr>
           <w:sz w:val="20"/>
@@ -1840,6 +2435,9 @@
         </w:rPr>
       </w:pPr>
       <w:r>
+        <w:rPr>
+          <w:noProof/>
+        </w:rPr>
         <w:drawing>
           <wp:anchor distT="0" distB="0" distL="114300" distR="114300" simplePos="0" relativeHeight="8" behindDoc="0" locked="0" layoutInCell="0" allowOverlap="1">
             <wp:simplePos x="0" y="0"/>
@@ -1866,7 +2464,7 @@
                     </pic:cNvPicPr>
                   </pic:nvPicPr>
                   <pic:blipFill>
-                    <a:blip r:embed="rId10"/>
+                    <a:blip r:embed="rId16"/>
                     <a:stretch>
                       <a:fillRect/>
                     </a:stretch>
@@ -1898,7 +2496,7 @@
     <w:p>
       <w:pPr>
         <w:pStyle w:val="pdq2pgselectionanchorcontainer"/>
-        <w:spacing w:beforeAutospacing="0" w:before="0" w:afterAutospacing="0" w:after="0"/>
+        <w:spacing w:beforeAutospacing="0" w:afterAutospacing="0"/>
         <w:jc w:val="both"/>
         <w:rPr>
           <w:sz w:val="20"/>
@@ -1907,37 +2505,160 @@
       </w:pPr>
       <w:r>
         <w:rPr>
+          <w:noProof/>
+        </w:rPr>
+        <mc:AlternateContent>
+          <mc:Choice Requires="wps">
+            <w:drawing>
+              <wp:anchor distT="0" distB="0" distL="114300" distR="114300" simplePos="0" relativeHeight="251669504" behindDoc="0" locked="0" layoutInCell="1" allowOverlap="1" wp14:anchorId="049E5183" wp14:editId="48A9AEA9">
+                <wp:simplePos x="0" y="0"/>
+                <wp:positionH relativeFrom="column">
+                  <wp:posOffset>1460413</wp:posOffset>
+                </wp:positionH>
+                <wp:positionV relativeFrom="paragraph">
+                  <wp:posOffset>1460938</wp:posOffset>
+                </wp:positionV>
+                <wp:extent cx="357103" cy="155448"/>
+                <wp:effectExtent l="0" t="0" r="0" b="0"/>
+                <wp:wrapNone/>
+                <wp:docPr id="2021538305" name="Text Box 1"/>
+                <wp:cNvGraphicFramePr>
+                  <a:graphicFrameLocks xmlns:a="http://schemas.openxmlformats.org/drawingml/2006/main"/>
+                </wp:cNvGraphicFramePr>
+                <a:graphic xmlns:a="http://schemas.openxmlformats.org/drawingml/2006/main">
+                  <a:graphicData uri="http://schemas.microsoft.com/office/word/2010/wordprocessingShape">
+                    <wps:wsp>
+                      <wps:cNvSpPr txBox="1">
+                        <a:spLocks/>
+                      </wps:cNvSpPr>
+                      <wps:spPr>
+                        <a:xfrm>
+                          <a:off x="0" y="0"/>
+                          <a:ext cx="357103" cy="155448"/>
+                        </a:xfrm>
+                        <a:prstGeom prst="rect">
+                          <a:avLst/>
+                        </a:prstGeom>
+                        <a:solidFill>
+                          <a:schemeClr val="lt1"/>
+                        </a:solidFill>
+                        <a:ln w="6350">
+                          <a:noFill/>
+                        </a:ln>
+                      </wps:spPr>
+                      <wps:txbx>
+                        <w:txbxContent>
+                          <w:p>
+                            <w:pPr>
+                              <w:rPr>
+                                <w:sz w:val="16"/>
+                                <w:szCs w:val="16"/>
+                              </w:rPr>
+                            </w:pPr>
+                            <w:r>
+                              <w:rPr>
+                                <w:sz w:val="16"/>
+                                <w:szCs w:val="16"/>
+                              </w:rPr>
+                              <w:t xml:space="preserve">Fig. </w:t>
+                            </w:r>
+                            <w:r>
+                              <w:rPr>
+                                <w:sz w:val="16"/>
+                                <w:szCs w:val="16"/>
+                              </w:rPr>
+                              <w:t>6</w:t>
+                            </w:r>
+                          </w:p>
+                          <w:p>
+                            <w:pPr>
+                              <w:rPr>
+                                <w:sz w:val="16"/>
+                                <w:szCs w:val="16"/>
+                              </w:rPr>
+                            </w:pPr>
+                          </w:p>
+                        </w:txbxContent>
+                      </wps:txbx>
+                      <wps:bodyPr rot="0" spcFirstLastPara="0" vertOverflow="overflow" horzOverflow="overflow" vert="horz" wrap="square" lIns="0" tIns="0" rIns="0" bIns="0" numCol="1" spcCol="0" rtlCol="0" fromWordArt="0" anchor="t" anchorCtr="0" forceAA="0" compatLnSpc="1">
+                        <a:prstTxWarp prst="textNoShape">
+                          <a:avLst/>
+                        </a:prstTxWarp>
+                        <a:noAutofit/>
+                      </wps:bodyPr>
+                    </wps:wsp>
+                  </a:graphicData>
+                </a:graphic>
+                <wp14:sizeRelH relativeFrom="margin">
+                  <wp14:pctWidth>0</wp14:pctWidth>
+                </wp14:sizeRelH>
+                <wp14:sizeRelV relativeFrom="margin">
+                  <wp14:pctHeight>0</wp14:pctHeight>
+                </wp14:sizeRelV>
+              </wp:anchor>
+            </w:drawing>
+          </mc:Choice>
+          <mc:Fallback>
+            <w:pict>
+              <v:shape w14:anchorId="049E5183" id="_x0000_s1031" type="#_x0000_t202" style="position:absolute;left:0;text-align:left;margin-left:115pt;margin-top:115.05pt;width:28.1pt;height:12.25pt;z-index:251669504;visibility:visible;mso-wrap-style:square;mso-width-percent:0;mso-height-percent:0;mso-wrap-distance-left:9pt;mso-wrap-distance-top:0;mso-wrap-distance-right:9pt;mso-wrap-distance-bottom:0;mso-position-horizontal:absolute;mso-position-horizontal-relative:text;mso-position-vertical:absolute;mso-position-vertical-relative:text;mso-width-percent:0;mso-height-percent:0;mso-width-relative:margin;mso-height-relative:margin;v-text-anchor:top" o:gfxdata="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" fillcolor="white [3201]" stroked="f" strokeweight=".5pt">
+                <v:textbox inset="0,0,0,0">
+                  <w:txbxContent>
+                    <w:p>
+                      <w:pPr>
+                        <w:rPr>
+                          <w:sz w:val="16"/>
+                          <w:szCs w:val="16"/>
+                        </w:rPr>
+                      </w:pPr>
+                      <w:r>
+                        <w:rPr>
+                          <w:sz w:val="16"/>
+                          <w:szCs w:val="16"/>
+                        </w:rPr>
+                        <w:t xml:space="preserve">Fig. </w:t>
+                      </w:r>
+                      <w:r>
+                        <w:rPr>
+                          <w:sz w:val="16"/>
+                          <w:szCs w:val="16"/>
+                        </w:rPr>
+                        <w:t>6</w:t>
+                      </w:r>
+                    </w:p>
+                    <w:p>
+                      <w:pPr>
+                        <w:rPr>
+                          <w:sz w:val="16"/>
+                          <w:szCs w:val="16"/>
+                        </w:rPr>
+                      </w:pPr>
+                    </w:p>
+                  </w:txbxContent>
+                </v:textbox>
+              </v:shape>
+            </w:pict>
+          </mc:Fallback>
+        </mc:AlternateContent>
+      </w:r>
+    </w:p>
+    <w:p>
+      <w:pPr>
+        <w:pStyle w:val="pdq2pgselectionanchorcontainer"/>
+        <w:spacing w:beforeAutospacing="0" w:afterAutospacing="0"/>
+        <w:jc w:val="both"/>
+        <w:rPr>
+          <w:rStyle w:val="Emphasis"/>
+          <w:i w:val="0"/>
+          <w:iCs w:val="0"/>
           <w:sz w:val="20"/>
           <w:szCs w:val="20"/>
         </w:rPr>
-      </w:r>
+      </w:pPr>
     </w:p>
     <w:p>
       <w:pPr>
         <w:pStyle w:val="pdq2pgselectionanchorcontainer"/>
-        <w:spacing w:beforeAutospacing="0" w:before="0" w:afterAutospacing="0" w:after="0"/>
-        <w:jc w:val="both"/>
-        <w:rPr>
-          <w:rStyle w:val="Emphasis"/>
-          <w:i w:val="false"/>
-          <w:iCs w:val="false"/>
-          <w:sz w:val="20"/>
-          <w:szCs w:val="20"/>
-        </w:rPr>
-      </w:pPr>
-      <w:r>
-        <w:rPr>
-          <w:i w:val="false"/>
-          <w:iCs w:val="false"/>
-          <w:sz w:val="20"/>
-          <w:szCs w:val="20"/>
-        </w:rPr>
-      </w:r>
-    </w:p>
-    <w:p>
-      <w:pPr>
-        <w:pStyle w:val="pdq2pgselectionanchorcontainer"/>
-        <w:spacing w:beforeAutospacing="0" w:before="0" w:afterAutospacing="0" w:after="0"/>
+        <w:spacing w:beforeAutospacing="0" w:afterAutospacing="0"/>
         <w:jc w:val="both"/>
         <w:rPr>
           <w:i/>
@@ -1949,24 +2670,46 @@
       <w:r>
         <w:rPr>
           <w:rStyle w:val="Emphasis"/>
-          <w:i w:val="false"/>
-          <w:iCs w:val="false"/>
+          <w:i w:val="0"/>
+          <w:iCs w:val="0"/>
           <w:sz w:val="20"/>
           <w:szCs w:val="20"/>
         </w:rPr>
-        <w:t>Figure 6 presents the dominant-emotion matrices comparing the pooled human responses with the predictions produced by FER and DeepFace. The diagonal elements represent cases in which the dominant emotion identified by the AI model matched the dominant emotion obtained from the pooled human responses, while the off-diagonal elements indicate disagreement between the two.</w:t>
+        <w:t xml:space="preserve">Figure 6 presents the dominant-emotion matrices comparing the pooled human responses with the predictions produced by FER and </w:t>
+      </w:r>
+      <w:proofErr w:type="spellStart"/>
+      <w:r>
+        <w:rPr>
+          <w:rStyle w:val="Emphasis"/>
+          <w:i w:val="0"/>
+          <w:iCs w:val="0"/>
+          <w:sz w:val="20"/>
+          <w:szCs w:val="20"/>
+        </w:rPr>
+        <w:t>DeepFace</w:t>
+      </w:r>
+      <w:proofErr w:type="spellEnd"/>
+      <w:r>
+        <w:rPr>
+          <w:rStyle w:val="Emphasis"/>
+          <w:i w:val="0"/>
+          <w:iCs w:val="0"/>
+          <w:sz w:val="20"/>
+          <w:szCs w:val="20"/>
+        </w:rPr>
+        <w:t>. The diagonal elements represent cases in which the dominant emotion identified by the AI model matched the dominant emotion obtained from the pooled human responses, while the off-diagonal elements indicate disagreement between the two.</w:t>
       </w:r>
     </w:p>
     <w:p>
       <w:pPr>
         <w:pStyle w:val="NormalWeb"/>
-        <w:spacing w:beforeAutospacing="0" w:before="0" w:afterAutospacing="0" w:after="0"/>
+        <w:spacing w:beforeAutospacing="0" w:afterAutospacing="0"/>
         <w:jc w:val="both"/>
         <w:rPr>
           <w:rStyle w:val="Emphasis"/>
           <w:bCs/>
-          <w:i w:val="false"/>
-          <w:iCs w:val="false"/>
+          <w:i w:val="0"/>
+          <w:iCs w:val="0"/>
           <w:sz w:val="20"/>
           <w:szCs w:val="20"/>
         </w:rPr>
@@ -1975,8 +2718,8 @@
         <w:rPr>
           <w:rStyle w:val="Emphasis"/>
           <w:bCs/>
-          <w:i w:val="false"/>
-          <w:iCs w:val="false"/>
+          <w:i w:val="0"/>
+          <w:iCs w:val="0"/>
           <w:sz w:val="20"/>
           <w:szCs w:val="20"/>
         </w:rPr>
@@ -1985,7 +2728,7 @@
       <w:r>
         <w:rPr>
           <w:rStyle w:val="Strong"/>
-          <w:bCs w:val="false"/>
+          <w:bCs w:val="0"/>
           <w:sz w:val="20"/>
           <w:szCs w:val="20"/>
         </w:rPr>
@@ -1995,8 +2738,8 @@
         <w:rPr>
           <w:rStyle w:val="Emphasis"/>
           <w:bCs/>
-          <w:i w:val="false"/>
-          <w:iCs w:val="false"/>
+          <w:i w:val="0"/>
+          <w:iCs w:val="0"/>
           <w:sz w:val="20"/>
           <w:szCs w:val="20"/>
         </w:rPr>
@@ -2005,7 +2748,7 @@
       <w:r>
         <w:rPr>
           <w:rStyle w:val="Strong"/>
-          <w:bCs w:val="false"/>
+          <w:bCs w:val="0"/>
           <w:sz w:val="20"/>
           <w:szCs w:val="20"/>
         </w:rPr>
@@ -2015,8 +2758,8 @@
         <w:rPr>
           <w:rStyle w:val="Emphasis"/>
           <w:bCs/>
-          <w:i w:val="false"/>
-          <w:iCs w:val="false"/>
+          <w:i w:val="0"/>
+          <w:iCs w:val="0"/>
           <w:sz w:val="20"/>
           <w:szCs w:val="20"/>
         </w:rPr>
@@ -2025,7 +2768,7 @@
       <w:r>
         <w:rPr>
           <w:rStyle w:val="Strong"/>
-          <w:bCs w:val="false"/>
+          <w:bCs w:val="0"/>
           <w:sz w:val="20"/>
           <w:szCs w:val="20"/>
         </w:rPr>
@@ -2035,8 +2778,8 @@
         <w:rPr>
           <w:rStyle w:val="Emphasis"/>
           <w:bCs/>
-          <w:i w:val="false"/>
-          <w:iCs w:val="false"/>
+          <w:i w:val="0"/>
+          <w:iCs w:val="0"/>
           <w:sz w:val="20"/>
           <w:szCs w:val="20"/>
         </w:rPr>
@@ -2045,7 +2788,7 @@
       <w:r>
         <w:rPr>
           <w:rStyle w:val="Strong"/>
-          <w:bCs w:val="false"/>
+          <w:bCs w:val="0"/>
           <w:sz w:val="20"/>
           <w:szCs w:val="20"/>
         </w:rPr>
@@ -2055,8 +2798,8 @@
         <w:rPr>
           <w:rStyle w:val="Emphasis"/>
           <w:bCs/>
-          <w:i w:val="false"/>
-          <w:iCs w:val="false"/>
+          <w:i w:val="0"/>
+          <w:iCs w:val="0"/>
           <w:sz w:val="20"/>
           <w:szCs w:val="20"/>
         </w:rPr>
@@ -2065,7 +2808,7 @@
       <w:r>
         <w:rPr>
           <w:rStyle w:val="Strong"/>
-          <w:bCs w:val="false"/>
+          <w:bCs w:val="0"/>
           <w:sz w:val="20"/>
           <w:szCs w:val="20"/>
         </w:rPr>
@@ -2075,8 +2818,8 @@
         <w:rPr>
           <w:rStyle w:val="Emphasis"/>
           <w:bCs/>
-          <w:i w:val="false"/>
-          <w:iCs w:val="false"/>
+          <w:i w:val="0"/>
+          <w:iCs w:val="0"/>
           <w:sz w:val="20"/>
           <w:szCs w:val="20"/>
         </w:rPr>
@@ -2085,7 +2828,7 @@
       <w:r>
         <w:rPr>
           <w:rStyle w:val="Strong"/>
-          <w:bCs w:val="false"/>
+          <w:bCs w:val="0"/>
           <w:sz w:val="20"/>
           <w:szCs w:val="20"/>
         </w:rPr>
@@ -2095,8 +2838,8 @@
         <w:rPr>
           <w:rStyle w:val="Emphasis"/>
           <w:bCs/>
-          <w:i w:val="false"/>
-          <w:iCs w:val="false"/>
+          <w:i w:val="0"/>
+          <w:iCs w:val="0"/>
           <w:sz w:val="20"/>
           <w:szCs w:val="20"/>
         </w:rPr>
@@ -2105,7 +2848,7 @@
       <w:r>
         <w:rPr>
           <w:rStyle w:val="Strong"/>
-          <w:bCs w:val="false"/>
+          <w:bCs w:val="0"/>
           <w:sz w:val="20"/>
           <w:szCs w:val="20"/>
         </w:rPr>
@@ -2115,28 +2858,40 @@
         <w:rPr>
           <w:rStyle w:val="Emphasis"/>
           <w:bCs/>
-          <w:i w:val="false"/>
-          <w:iCs w:val="false"/>
+          <w:i w:val="0"/>
+          <w:iCs w:val="0"/>
           <w:sz w:val="20"/>
           <w:szCs w:val="20"/>
         </w:rPr>
-        <w:t xml:space="preserve">, where predictions were more frequently distributed across multiple emotion categories. In particular, FER exhibited stronger agreement with the pooled human responses for </w:t>
-      </w:r>
-      <w:r>
-        <w:rPr>
-          <w:rStyle w:val="Strong"/>
-          <w:bCs w:val="false"/>
+        <w:t xml:space="preserve">, where </w:t>
+      </w:r>
+      <w:r>
+        <w:rPr>
+          <w:rStyle w:val="Emphasis"/>
+          <w:bCs/>
+          <w:i w:val="0"/>
+          <w:iCs w:val="0"/>
           <w:sz w:val="20"/>
           <w:szCs w:val="20"/>
         </w:rPr>
+        <w:lastRenderedPageBreak/>
+        <w:t xml:space="preserve">predictions were more frequently distributed across multiple emotion categories. In particular, FER exhibited stronger agreement with the pooled human responses for </w:t>
+      </w:r>
+      <w:r>
+        <w:rPr>
+          <w:rStyle w:val="Strong"/>
+          <w:bCs w:val="0"/>
+          <w:sz w:val="20"/>
+          <w:szCs w:val="20"/>
+        </w:rPr>
         <w:t>anger</w:t>
       </w:r>
       <w:r>
         <w:rPr>
           <w:rStyle w:val="Emphasis"/>
           <w:bCs/>
-          <w:i w:val="false"/>
-          <w:iCs w:val="false"/>
+          <w:i w:val="0"/>
+          <w:iCs w:val="0"/>
           <w:sz w:val="20"/>
           <w:szCs w:val="20"/>
         </w:rPr>
@@ -2145,7 +2900,7 @@
       <w:r>
         <w:rPr>
           <w:rStyle w:val="Strong"/>
-          <w:bCs w:val="false"/>
+          <w:bCs w:val="0"/>
           <w:sz w:val="20"/>
           <w:szCs w:val="20"/>
         </w:rPr>
@@ -2155,8 +2910,8 @@
         <w:rPr>
           <w:rStyle w:val="Emphasis"/>
           <w:bCs/>
-          <w:i w:val="false"/>
-          <w:iCs w:val="false"/>
+          <w:i w:val="0"/>
+          <w:iCs w:val="0"/>
           <w:sz w:val="20"/>
           <w:szCs w:val="20"/>
         </w:rPr>
@@ -2165,7 +2920,7 @@
       <w:r>
         <w:rPr>
           <w:rStyle w:val="Strong"/>
-          <w:bCs w:val="false"/>
+          <w:bCs w:val="0"/>
           <w:sz w:val="20"/>
           <w:szCs w:val="20"/>
         </w:rPr>
@@ -2175,78 +2930,102 @@
         <w:rPr>
           <w:rStyle w:val="Emphasis"/>
           <w:bCs/>
-          <w:i w:val="false"/>
-          <w:iCs w:val="false"/>
+          <w:i w:val="0"/>
+          <w:iCs w:val="0"/>
           <w:sz w:val="20"/>
           <w:szCs w:val="20"/>
         </w:rPr>
-        <w:t xml:space="preserve">, whereas DeepFace showed increased confusion between </w:t>
-      </w:r>
-      <w:r>
-        <w:rPr>
-          <w:rStyle w:val="Strong"/>
-          <w:bCs w:val="false"/>
+        <w:t xml:space="preserve">, whereas </w:t>
+      </w:r>
+      <w:proofErr w:type="spellStart"/>
+      <w:r>
+        <w:rPr>
+          <w:rStyle w:val="Emphasis"/>
+          <w:bCs/>
+          <w:i w:val="0"/>
+          <w:iCs w:val="0"/>
           <w:sz w:val="20"/>
           <w:szCs w:val="20"/>
         </w:rPr>
-        <w:t>surprise</w:t>
-      </w:r>
+        <w:t>DeepFace</w:t>
+      </w:r>
+      <w:proofErr w:type="spellEnd"/>
       <w:r>
         <w:rPr>
           <w:rStyle w:val="Emphasis"/>
           <w:bCs/>
-          <w:i w:val="false"/>
-          <w:iCs w:val="false"/>
+          <w:i w:val="0"/>
+          <w:iCs w:val="0"/>
           <w:sz w:val="20"/>
           <w:szCs w:val="20"/>
         </w:rPr>
-        <w:t xml:space="preserve">, </w:t>
+        <w:t xml:space="preserve"> showed increased confusion between </w:t>
       </w:r>
       <w:r>
         <w:rPr>
           <w:rStyle w:val="Strong"/>
-          <w:bCs w:val="false"/>
+          <w:bCs w:val="0"/>
           <w:sz w:val="20"/>
           <w:szCs w:val="20"/>
         </w:rPr>
-        <w:t>fear</w:t>
+        <w:t>surprise</w:t>
       </w:r>
       <w:r>
         <w:rPr>
           <w:rStyle w:val="Emphasis"/>
           <w:bCs/>
-          <w:i w:val="false"/>
-          <w:iCs w:val="false"/>
+          <w:i w:val="0"/>
+          <w:iCs w:val="0"/>
           <w:sz w:val="20"/>
           <w:szCs w:val="20"/>
         </w:rPr>
-        <w:t xml:space="preserve">, and </w:t>
+        <w:t xml:space="preserve">, </w:t>
       </w:r>
       <w:r>
         <w:rPr>
           <w:rStyle w:val="Strong"/>
-          <w:bCs w:val="false"/>
+          <w:bCs w:val="0"/>
           <w:sz w:val="20"/>
           <w:szCs w:val="20"/>
         </w:rPr>
-        <w:t>neutral</w:t>
+        <w:t>fear</w:t>
       </w:r>
       <w:r>
         <w:rPr>
           <w:rStyle w:val="Emphasis"/>
           <w:bCs/>
-          <w:i w:val="false"/>
-          <w:iCs w:val="false"/>
+          <w:i w:val="0"/>
+          <w:iCs w:val="0"/>
           <w:sz w:val="20"/>
           <w:szCs w:val="20"/>
         </w:rPr>
+        <w:t xml:space="preserve">, and </w:t>
+      </w:r>
+      <w:r>
+        <w:rPr>
+          <w:rStyle w:val="Strong"/>
+          <w:bCs w:val="0"/>
+          <w:sz w:val="20"/>
+          <w:szCs w:val="20"/>
+        </w:rPr>
+        <w:t>neutral</w:t>
+      </w:r>
+      <w:r>
+        <w:rPr>
+          <w:rStyle w:val="Emphasis"/>
+          <w:bCs/>
+          <w:i w:val="0"/>
+          <w:iCs w:val="0"/>
+          <w:sz w:val="20"/>
+          <w:szCs w:val="20"/>
+        </w:rPr>
         <w:t>. These findings indicate that although both models successfully identified several dominant emotions, they differed in their interpretation of more ambiguous facial expressions.</w:t>
       </w:r>
     </w:p>
     <w:p>
       <w:pPr>
         <w:pStyle w:val="NormalWeb"/>
-        <w:spacing w:beforeAutospacing="0" w:before="0" w:afterAutospacing="0" w:after="0"/>
+        <w:spacing w:beforeAutospacing="0" w:afterAutospacing="0"/>
         <w:jc w:val="both"/>
         <w:rPr>
           <w:bCs/>
@@ -2256,15 +3035,6 @@
           <w:szCs w:val="20"/>
         </w:rPr>
       </w:pPr>
-      <w:r>
-        <w:rPr>
-          <w:bCs/>
-          <w:i/>
-          <w:iCs/>
-          <w:sz w:val="20"/>
-          <w:szCs w:val="20"/>
-        </w:rPr>
-      </w:r>
     </w:p>
     <w:p>
       <w:pPr>
@@ -2288,13 +3058,8 @@
     </w:p>
     <w:p>
       <w:pPr>
-        <w:pStyle w:val="Normal"/>
         <w:jc w:val="both"/>
-        <w:rPr/>
-      </w:pPr>
-      <w:r>
-        <w:rPr/>
-      </w:r>
+      </w:pPr>
     </w:p>
     <w:p>
       <w:pPr>
@@ -2304,9 +3069,148 @@
           <w:numId w:val="9"/>
         </w:numPr>
         <w:jc w:val="both"/>
-        <w:rPr/>
-      </w:pPr>
-      <w:r>
+      </w:pPr>
+      <w:r>
+        <w:rPr>
+          <w:noProof/>
+        </w:rPr>
+        <mc:AlternateContent>
+          <mc:Choice Requires="wps">
+            <w:drawing>
+              <wp:anchor distT="0" distB="0" distL="114300" distR="114300" simplePos="0" relativeHeight="251671552" behindDoc="0" locked="0" layoutInCell="1" allowOverlap="1" wp14:anchorId="6E95188C" wp14:editId="68DB9AC8">
+                <wp:simplePos x="0" y="0"/>
+                <wp:positionH relativeFrom="column">
+                  <wp:posOffset>1262073</wp:posOffset>
+                </wp:positionH>
+                <wp:positionV relativeFrom="paragraph">
+                  <wp:posOffset>1418086</wp:posOffset>
+                </wp:positionV>
+                <wp:extent cx="357103" cy="155448"/>
+                <wp:effectExtent l="0" t="0" r="0" b="0"/>
+                <wp:wrapNone/>
+                <wp:docPr id="38635621" name="Text Box 1"/>
+                <wp:cNvGraphicFramePr>
+                  <a:graphicFrameLocks xmlns:a="http://schemas.openxmlformats.org/drawingml/2006/main"/>
+                </wp:cNvGraphicFramePr>
+                <a:graphic xmlns:a="http://schemas.openxmlformats.org/drawingml/2006/main">
+                  <a:graphicData uri="http://schemas.microsoft.com/office/word/2010/wordprocessingShape">
+                    <wps:wsp>
+                      <wps:cNvSpPr txBox="1">
+                        <a:spLocks/>
+                      </wps:cNvSpPr>
+                      <wps:spPr>
+                        <a:xfrm>
+                          <a:off x="0" y="0"/>
+                          <a:ext cx="357103" cy="155448"/>
+                        </a:xfrm>
+                        <a:prstGeom prst="rect">
+                          <a:avLst/>
+                        </a:prstGeom>
+                        <a:solidFill>
+                          <a:schemeClr val="lt1"/>
+                        </a:solidFill>
+                        <a:ln w="6350">
+                          <a:noFill/>
+                        </a:ln>
+                      </wps:spPr>
+                      <wps:txbx>
+                        <w:txbxContent>
+                          <w:p>
+                            <w:pPr>
+                              <w:rPr>
+                                <w:sz w:val="16"/>
+                                <w:szCs w:val="16"/>
+                              </w:rPr>
+                            </w:pPr>
+                            <w:r>
+                              <w:rPr>
+                                <w:sz w:val="16"/>
+                                <w:szCs w:val="16"/>
+                              </w:rPr>
+                              <w:t xml:space="preserve">Fig. </w:t>
+                            </w:r>
+                            <w:r>
+                              <w:rPr>
+                                <w:sz w:val="16"/>
+                                <w:szCs w:val="16"/>
+                              </w:rPr>
+                              <w:t>7</w:t>
+                            </w:r>
+                          </w:p>
+                          <w:p>
+                            <w:pPr>
+                              <w:rPr>
+                                <w:sz w:val="16"/>
+                                <w:szCs w:val="16"/>
+                              </w:rPr>
+                            </w:pPr>
+                          </w:p>
+                        </w:txbxContent>
+                      </wps:txbx>
+                      <wps:bodyPr rot="0" spcFirstLastPara="0" vertOverflow="overflow" horzOverflow="overflow" vert="horz" wrap="square" lIns="0" tIns="0" rIns="0" bIns="0" numCol="1" spcCol="0" rtlCol="0" fromWordArt="0" anchor="t" anchorCtr="0" forceAA="0" compatLnSpc="1">
+                        <a:prstTxWarp prst="textNoShape">
+                          <a:avLst/>
+                        </a:prstTxWarp>
+                        <a:noAutofit/>
+                      </wps:bodyPr>
+                    </wps:wsp>
+                  </a:graphicData>
+                </a:graphic>
+                <wp14:sizeRelH relativeFrom="margin">
+                  <wp14:pctWidth>0</wp14:pctWidth>
+                </wp14:sizeRelH>
+                <wp14:sizeRelV relativeFrom="margin">
+                  <wp14:pctHeight>0</wp14:pctHeight>
+                </wp14:sizeRelV>
+              </wp:anchor>
+            </w:drawing>
+          </mc:Choice>
+          <mc:Fallback>
+            <w:pict>
+              <v:shape w14:anchorId="6E95188C" id="_x0000_s1032" type="#_x0000_t202" style="position:absolute;left:0;text-align:left;margin-left:99.4pt;margin-top:111.65pt;width:28.1pt;height:12.25pt;z-index:251671552;visibility:visible;mso-wrap-style:square;mso-width-percent:0;mso-height-percent:0;mso-wrap-distance-left:9pt;mso-wrap-distance-top:0;mso-wrap-distance-right:9pt;mso-wrap-distance-bottom:0;mso-position-horizontal:absolute;mso-position-horizontal-relative:text;mso-position-vertical:absolute;mso-position-vertical-relative:text;mso-width-percent:0;mso-height-percent:0;mso-width-relative:margin;mso-height-relative:margin;v-text-anchor:top" o:gfxdata="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" fillcolor="white [3201]" stroked="f" strokeweight=".5pt">
+                <v:textbox inset="0,0,0,0">
+                  <w:txbxContent>
+                    <w:p>
+                      <w:pPr>
+                        <w:rPr>
+                          <w:sz w:val="16"/>
+                          <w:szCs w:val="16"/>
+                        </w:rPr>
+                      </w:pPr>
+                      <w:r>
+                        <w:rPr>
+                          <w:sz w:val="16"/>
+                          <w:szCs w:val="16"/>
+                        </w:rPr>
+                        <w:t xml:space="preserve">Fig. </w:t>
+                      </w:r>
+                      <w:r>
+                        <w:rPr>
+                          <w:sz w:val="16"/>
+                          <w:szCs w:val="16"/>
+                        </w:rPr>
+                        <w:t>7</w:t>
+                      </w:r>
+                    </w:p>
+                    <w:p>
+                      <w:pPr>
+                        <w:rPr>
+                          <w:sz w:val="16"/>
+                          <w:szCs w:val="16"/>
+                        </w:rPr>
+                      </w:pPr>
+                    </w:p>
+                  </w:txbxContent>
+                </v:textbox>
+              </v:shape>
+            </w:pict>
+          </mc:Fallback>
+        </mc:AlternateContent>
+      </w:r>
+      <w:r>
+        <w:rPr>
+          <w:noProof/>
+        </w:rPr>
         <w:drawing>
           <wp:anchor distT="0" distB="0" distL="114300" distR="114300" simplePos="0" relativeHeight="9" behindDoc="0" locked="0" layoutInCell="0" allowOverlap="1">
             <wp:simplePos x="0" y="0"/>
@@ -2333,7 +3237,7 @@
                     </pic:cNvPicPr>
                   </pic:nvPicPr>
                   <pic:blipFill>
-                    <a:blip r:embed="rId11"/>
+                    <a:blip r:embed="rId17"/>
                     <a:stretch>
                       <a:fillRect/>
                     </a:stretch>
@@ -2355,24 +3259,17 @@
         </w:drawing>
       </w:r>
       <w:r>
-        <w:rPr/>
         <w:t xml:space="preserve">Human-AI similarity across image modifications </w:t>
       </w:r>
     </w:p>
     <w:p>
       <w:pPr>
-        <w:pStyle w:val="Normal"/>
-        <w:ind w:start="720"/>
+        <w:ind w:left="720"/>
         <w:jc w:val="both"/>
-        <w:rPr/>
-      </w:pPr>
-      <w:r>
-        <w:rPr/>
-      </w:r>
-    </w:p>
-    <w:p>
-      <w:pPr>
-        <w:pStyle w:val="Normal"/>
+      </w:pPr>
+    </w:p>
+    <w:p>
+      <w:pPr>
         <w:jc w:val="both"/>
         <w:rPr>
           <w:sz w:val="16"/>
@@ -2384,12 +3281,27 @@
           <w:sz w:val="16"/>
           <w:szCs w:val="16"/>
         </w:rPr>
-        <w:t>*higher cosine similarity values indicate closer agreement between AI-generated emotion probability distribution and the pooled human reference distribution.</w:t>
-      </w:r>
-    </w:p>
-    <w:p>
-      <w:pPr>
-        <w:pStyle w:val="Normal"/>
+        <w:t>*</w:t>
+      </w:r>
+      <w:proofErr w:type="gramStart"/>
+      <w:r>
+        <w:rPr>
+          <w:sz w:val="16"/>
+          <w:szCs w:val="16"/>
+        </w:rPr>
+        <w:t>higher</w:t>
+      </w:r>
+      <w:proofErr w:type="gramEnd"/>
+      <w:r>
+        <w:rPr>
+          <w:sz w:val="16"/>
+          <w:szCs w:val="16"/>
+        </w:rPr>
+        <w:t xml:space="preserve"> cosine similarity values indicate closer agreement between AI-generated emotion probability distribution and the pooled human reference distribution.</w:t>
+      </w:r>
+    </w:p>
+    <w:p>
+      <w:pPr>
         <w:ind w:firstLine="360"/>
         <w:jc w:val="both"/>
         <w:rPr>
@@ -2398,32 +3310,39 @@
         </w:rPr>
       </w:pPr>
       <w:r>
-        <w:rPr/>
-        <w:t xml:space="preserve">Figure 7 shows that FER consistently achieved higher cosine similarity with human ratings rather than DeeFace across all image versions. FER exhibited median similarity values of approximately 0.70-0.80, whereas DeepFace produced lower median similarities, with greater variability across images. </w:t>
-      </w:r>
-    </w:p>
-    <w:p>
-      <w:pPr>
-        <w:pStyle w:val="Normal"/>
+        <w:t xml:space="preserve">Figure 7 shows that FER consistently achieved higher cosine similarity with human ratings rather than </w:t>
+      </w:r>
+      <w:proofErr w:type="spellStart"/>
+      <w:r>
+        <w:t>DeeFace</w:t>
+      </w:r>
+      <w:proofErr w:type="spellEnd"/>
+      <w:r>
+        <w:t xml:space="preserve"> across all image versions. FER exhibited median similarity values of approximately 0.70-0.80, whereas </w:t>
+      </w:r>
+      <w:proofErr w:type="spellStart"/>
+      <w:r>
+        <w:t>DeepFace</w:t>
+      </w:r>
+      <w:proofErr w:type="spellEnd"/>
+      <w:r>
+        <w:t xml:space="preserve"> produced lower median similarities, with greater variability across images. </w:t>
+      </w:r>
+    </w:p>
+    <w:p>
+      <w:pPr>
         <w:ind w:firstLine="288"/>
         <w:jc w:val="both"/>
-        <w:rPr/>
-      </w:pPr>
-      <w:r>
-        <w:rPr/>
+      </w:pPr>
+      <w:r>
         <w:t xml:space="preserve">Blur and greyscale modifications produced relatively small changes in similarity for both models. While low-resolution images showed the greatest reduction in agreement with human ratings </w:t>
       </w:r>
     </w:p>
     <w:p>
       <w:pPr>
-        <w:pStyle w:val="Normal"/>
         <w:ind w:firstLine="288"/>
         <w:jc w:val="both"/>
-        <w:rPr/>
-      </w:pPr>
-      <w:r>
-        <w:rPr/>
-      </w:r>
+      </w:pPr>
     </w:p>
     <w:p>
       <w:pPr>
@@ -2433,9 +3352,132 @@
           <w:numId w:val="9"/>
         </w:numPr>
         <w:jc w:val="both"/>
-        <w:rPr/>
-      </w:pPr>
-      <w:r>
+      </w:pPr>
+      <w:r>
+        <w:rPr>
+          <w:noProof/>
+        </w:rPr>
+        <mc:AlternateContent>
+          <mc:Choice Requires="wps">
+            <w:drawing>
+              <wp:anchor distT="0" distB="0" distL="114300" distR="114300" simplePos="0" relativeHeight="251673600" behindDoc="0" locked="0" layoutInCell="1" allowOverlap="1" wp14:anchorId="58CE5FC0" wp14:editId="003C2DD5">
+                <wp:simplePos x="0" y="0"/>
+                <wp:positionH relativeFrom="column">
+                  <wp:posOffset>1334135</wp:posOffset>
+                </wp:positionH>
+                <wp:positionV relativeFrom="paragraph">
+                  <wp:posOffset>1750980</wp:posOffset>
+                </wp:positionV>
+                <wp:extent cx="357103" cy="155448"/>
+                <wp:effectExtent l="0" t="0" r="0" b="0"/>
+                <wp:wrapNone/>
+                <wp:docPr id="1956361875" name="Text Box 1"/>
+                <wp:cNvGraphicFramePr>
+                  <a:graphicFrameLocks xmlns:a="http://schemas.openxmlformats.org/drawingml/2006/main"/>
+                </wp:cNvGraphicFramePr>
+                <a:graphic xmlns:a="http://schemas.openxmlformats.org/drawingml/2006/main">
+                  <a:graphicData uri="http://schemas.microsoft.com/office/word/2010/wordprocessingShape">
+                    <wps:wsp>
+                      <wps:cNvSpPr txBox="1">
+                        <a:spLocks/>
+                      </wps:cNvSpPr>
+                      <wps:spPr>
+                        <a:xfrm>
+                          <a:off x="0" y="0"/>
+                          <a:ext cx="357103" cy="155448"/>
+                        </a:xfrm>
+                        <a:prstGeom prst="rect">
+                          <a:avLst/>
+                        </a:prstGeom>
+                        <a:solidFill>
+                          <a:schemeClr val="lt1"/>
+                        </a:solidFill>
+                        <a:ln w="6350">
+                          <a:noFill/>
+                        </a:ln>
+                      </wps:spPr>
+                      <wps:txbx>
+                        <w:txbxContent>
+                          <w:p>
+                            <w:pPr>
+                              <w:rPr>
+                                <w:sz w:val="16"/>
+                                <w:szCs w:val="16"/>
+                              </w:rPr>
+                            </w:pPr>
+                            <w:r>
+                              <w:rPr>
+                                <w:sz w:val="16"/>
+                                <w:szCs w:val="16"/>
+                              </w:rPr>
+                              <w:t xml:space="preserve">Fig. </w:t>
+                            </w:r>
+                            <w:r>
+                              <w:rPr>
+                                <w:sz w:val="16"/>
+                                <w:szCs w:val="16"/>
+                              </w:rPr>
+                              <w:t>8</w:t>
+                            </w:r>
+                          </w:p>
+                        </w:txbxContent>
+                      </wps:txbx>
+                      <wps:bodyPr rot="0" spcFirstLastPara="0" vertOverflow="overflow" horzOverflow="overflow" vert="horz" wrap="square" lIns="0" tIns="0" rIns="0" bIns="0" numCol="1" spcCol="0" rtlCol="0" fromWordArt="0" anchor="t" anchorCtr="0" forceAA="0" compatLnSpc="1">
+                        <a:prstTxWarp prst="textNoShape">
+                          <a:avLst/>
+                        </a:prstTxWarp>
+                        <a:noAutofit/>
+                      </wps:bodyPr>
+                    </wps:wsp>
+                  </a:graphicData>
+                </a:graphic>
+                <wp14:sizeRelH relativeFrom="margin">
+                  <wp14:pctWidth>0</wp14:pctWidth>
+                </wp14:sizeRelH>
+                <wp14:sizeRelV relativeFrom="margin">
+                  <wp14:pctHeight>0</wp14:pctHeight>
+                </wp14:sizeRelV>
+              </wp:anchor>
+            </w:drawing>
+          </mc:Choice>
+          <mc:Fallback>
+            <w:pict>
+              <v:shape w14:anchorId="58CE5FC0" id="_x0000_s1033" type="#_x0000_t202" style="position:absolute;left:0;text-align:left;margin-left:105.05pt;margin-top:137.85pt;width:28.1pt;height:12.25pt;z-index:251673600;visibility:visible;mso-wrap-style:square;mso-width-percent:0;mso-height-percent:0;mso-wrap-distance-left:9pt;mso-wrap-distance-top:0;mso-wrap-distance-right:9pt;mso-wrap-distance-bottom:0;mso-position-horizontal:absolute;mso-position-horizontal-relative:text;mso-position-vertical:absolute;mso-position-vertical-relative:text;mso-width-percent:0;mso-height-percent:0;mso-width-relative:margin;mso-height-relative:margin;v-text-anchor:top" o:gfxdata="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" fillcolor="white [3201]" stroked="f" strokeweight=".5pt">
+                <v:textbox inset="0,0,0,0">
+                  <w:txbxContent>
+                    <w:p>
+                      <w:pPr>
+                        <w:rPr>
+                          <w:sz w:val="16"/>
+                          <w:szCs w:val="16"/>
+                        </w:rPr>
+                      </w:pPr>
+                      <w:r>
+                        <w:rPr>
+                          <w:sz w:val="16"/>
+                          <w:szCs w:val="16"/>
+                        </w:rPr>
+                        <w:t xml:space="preserve">Fig. </w:t>
+                      </w:r>
+                      <w:r>
+                        <w:rPr>
+                          <w:sz w:val="16"/>
+                          <w:szCs w:val="16"/>
+                        </w:rPr>
+                        <w:t>8</w:t>
+                      </w:r>
+                    </w:p>
+                  </w:txbxContent>
+                </v:textbox>
+              </v:shape>
+            </w:pict>
+          </mc:Fallback>
+        </mc:AlternateContent>
+      </w:r>
+      <w:r>
+        <w:rPr>
+          <w:noProof/>
+        </w:rPr>
         <w:drawing>
           <wp:anchor distT="0" distB="0" distL="114300" distR="114300" simplePos="0" relativeHeight="10" behindDoc="0" locked="0" layoutInCell="0" allowOverlap="1">
             <wp:simplePos x="0" y="0"/>
@@ -2462,7 +3504,7 @@
                     </pic:cNvPicPr>
                   </pic:nvPicPr>
                   <pic:blipFill>
-                    <a:blip r:embed="rId12"/>
+                    <a:blip r:embed="rId18"/>
                     <a:stretch>
                       <a:fillRect/>
                     </a:stretch>
@@ -2484,66 +3526,54 @@
         </w:drawing>
       </w:r>
       <w:r>
-        <w:rPr/>
         <w:t xml:space="preserve">Stability of emotion representations </w:t>
       </w:r>
     </w:p>
     <w:p>
       <w:pPr>
-        <w:pStyle w:val="Normal"/>
         <w:jc w:val="both"/>
-        <w:rPr/>
-      </w:pPr>
-      <w:r>
-        <w:rPr/>
-      </w:r>
-    </w:p>
-    <w:p>
-      <w:pPr>
-        <w:pStyle w:val="Normal"/>
+      </w:pPr>
+    </w:p>
+    <w:p>
+      <w:pPr>
         <w:ind w:firstLine="360"/>
         <w:jc w:val="both"/>
-        <w:rPr/>
-      </w:pPr>
-      <w:r>
-        <w:rPr/>
-        <w:t xml:space="preserve">Greyscale images produced the highest similarity to the original images for both AI models, with similarity values approaching 1.0 (figure 8). Blur and low resolution modifications produced larger changes but still retained relatively high similarity. </w:t>
-      </w:r>
-    </w:p>
-    <w:p>
-      <w:pPr>
-        <w:pStyle w:val="Normal"/>
+      </w:pPr>
+      <w:r>
+        <w:t xml:space="preserve">Greyscale images produced the highest similarity to the original images for both AI models, with similarity values approaching 1.0 (figure 8). Blur and </w:t>
+      </w:r>
+      <w:proofErr w:type="gramStart"/>
+      <w:r>
+        <w:t>low resolution</w:t>
+      </w:r>
+      <w:proofErr w:type="gramEnd"/>
+      <w:r>
+        <w:t xml:space="preserve"> modifications produced larger changes but still retained relatively high similarity. </w:t>
+      </w:r>
+    </w:p>
+    <w:p>
+      <w:pPr>
         <w:ind w:firstLine="360"/>
         <w:jc w:val="both"/>
-        <w:rPr/>
-      </w:pPr>
-      <w:r>
-        <w:rPr/>
+      </w:pPr>
+      <w:r>
         <w:t>Human ratings showed lower similarity than both AI models across all modifications, suggesting that participants were slightly more sensitive to visual degradation than the automated systems.</w:t>
       </w:r>
     </w:p>
     <w:p>
       <w:pPr>
-        <w:pStyle w:val="Normal"/>
         <w:ind w:firstLine="288"/>
         <w:jc w:val="both"/>
-        <w:rPr/>
-      </w:pPr>
-      <w:r>
-        <w:rPr/>
+      </w:pPr>
+      <w:r>
         <w:t>Overall, image degradation altered emotion representations only moderately, with greyscale having the smallest impact.</w:t>
       </w:r>
     </w:p>
     <w:p>
       <w:pPr>
-        <w:pStyle w:val="Normal"/>
         <w:ind w:firstLine="288"/>
         <w:jc w:val="both"/>
-        <w:rPr/>
-      </w:pPr>
-      <w:r>
-        <w:rPr/>
-      </w:r>
+      </w:pPr>
     </w:p>
     <w:p>
       <w:pPr>
@@ -2553,31 +3583,143 @@
           <w:numId w:val="9"/>
         </w:numPr>
         <w:jc w:val="both"/>
-        <w:rPr/>
-      </w:pPr>
-      <w:r>
-        <w:rPr/>
+      </w:pPr>
+      <w:r>
         <w:t>Relationship between emotion change and robustness</w:t>
       </w:r>
     </w:p>
     <w:p>
       <w:pPr>
-        <w:pStyle w:val="Normal"/>
-        <w:ind w:start="360"/>
+        <w:ind w:left="360"/>
         <w:jc w:val="both"/>
-        <w:rPr/>
-      </w:pPr>
-      <w:r>
-        <w:rPr/>
-      </w:r>
-    </w:p>
-    <w:p>
-      <w:pPr>
-        <w:pStyle w:val="Normal"/>
-        <w:rPr/>
-      </w:pPr>
-      <w:r>
-        <w:rPr/>
+      </w:pPr>
+    </w:p>
+    <w:p>
+      <w:r>
+        <w:rPr>
+          <w:noProof/>
+        </w:rPr>
+        <mc:AlternateContent>
+          <mc:Choice Requires="wps">
+            <w:drawing>
+              <wp:anchor distT="0" distB="0" distL="114300" distR="114300" simplePos="0" relativeHeight="251675648" behindDoc="0" locked="0" layoutInCell="1" allowOverlap="1" wp14:anchorId="44D7FD11" wp14:editId="2D144430">
+                <wp:simplePos x="0" y="0"/>
+                <wp:positionH relativeFrom="column">
+                  <wp:posOffset>1460193</wp:posOffset>
+                </wp:positionH>
+                <wp:positionV relativeFrom="paragraph">
+                  <wp:posOffset>2054926</wp:posOffset>
+                </wp:positionV>
+                <wp:extent cx="357103" cy="155448"/>
+                <wp:effectExtent l="0" t="0" r="0" b="0"/>
+                <wp:wrapNone/>
+                <wp:docPr id="1179771288" name="Text Box 1"/>
+                <wp:cNvGraphicFramePr>
+                  <a:graphicFrameLocks xmlns:a="http://schemas.openxmlformats.org/drawingml/2006/main"/>
+                </wp:cNvGraphicFramePr>
+                <a:graphic xmlns:a="http://schemas.openxmlformats.org/drawingml/2006/main">
+                  <a:graphicData uri="http://schemas.microsoft.com/office/word/2010/wordprocessingShape">
+                    <wps:wsp>
+                      <wps:cNvSpPr txBox="1">
+                        <a:spLocks/>
+                      </wps:cNvSpPr>
+                      <wps:spPr>
+                        <a:xfrm>
+                          <a:off x="0" y="0"/>
+                          <a:ext cx="357103" cy="155448"/>
+                        </a:xfrm>
+                        <a:prstGeom prst="rect">
+                          <a:avLst/>
+                        </a:prstGeom>
+                        <a:solidFill>
+                          <a:schemeClr val="lt1"/>
+                        </a:solidFill>
+                        <a:ln w="6350">
+                          <a:noFill/>
+                        </a:ln>
+                      </wps:spPr>
+                      <wps:txbx>
+                        <w:txbxContent>
+                          <w:p>
+                            <w:pPr>
+                              <w:rPr>
+                                <w:sz w:val="16"/>
+                                <w:szCs w:val="16"/>
+                              </w:rPr>
+                            </w:pPr>
+                            <w:r>
+                              <w:rPr>
+                                <w:sz w:val="16"/>
+                                <w:szCs w:val="16"/>
+                              </w:rPr>
+                              <w:t xml:space="preserve">Fig. </w:t>
+                            </w:r>
+                            <w:r>
+                              <w:rPr>
+                                <w:sz w:val="16"/>
+                                <w:szCs w:val="16"/>
+                              </w:rPr>
+                              <w:t>9</w:t>
+                            </w:r>
+                          </w:p>
+                        </w:txbxContent>
+                      </wps:txbx>
+                      <wps:bodyPr rot="0" spcFirstLastPara="0" vertOverflow="overflow" horzOverflow="overflow" vert="horz" wrap="square" lIns="0" tIns="0" rIns="0" bIns="0" numCol="1" spcCol="0" rtlCol="0" fromWordArt="0" anchor="t" anchorCtr="0" forceAA="0" compatLnSpc="1">
+                        <a:prstTxWarp prst="textNoShape">
+                          <a:avLst/>
+                        </a:prstTxWarp>
+                        <a:noAutofit/>
+                      </wps:bodyPr>
+                    </wps:wsp>
+                  </a:graphicData>
+                </a:graphic>
+                <wp14:sizeRelH relativeFrom="margin">
+                  <wp14:pctWidth>0</wp14:pctWidth>
+                </wp14:sizeRelH>
+                <wp14:sizeRelV relativeFrom="margin">
+                  <wp14:pctHeight>0</wp14:pctHeight>
+                </wp14:sizeRelV>
+              </wp:anchor>
+            </w:drawing>
+          </mc:Choice>
+          <mc:Fallback>
+            <w:pict>
+              <v:shape w14:anchorId="44D7FD11" id="_x0000_s1034" type="#_x0000_t202" style="position:absolute;left:0;text-align:left;margin-left:115pt;margin-top:161.8pt;width:28.1pt;height:12.25pt;z-index:251675648;visibility:visible;mso-wrap-style:square;mso-width-percent:0;mso-height-percent:0;mso-wrap-distance-left:9pt;mso-wrap-distance-top:0;mso-wrap-distance-right:9pt;mso-wrap-distance-bottom:0;mso-position-horizontal:absolute;mso-position-horizontal-relative:text;mso-position-vertical:absolute;mso-position-vertical-relative:text;mso-width-percent:0;mso-height-percent:0;mso-width-relative:margin;mso-height-relative:margin;v-text-anchor:top" o:gfxdata="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" fillcolor="white [3201]" stroked="f" strokeweight=".5pt">
+                <v:textbox inset="0,0,0,0">
+                  <w:txbxContent>
+                    <w:p>
+                      <w:pPr>
+                        <w:rPr>
+                          <w:sz w:val="16"/>
+                          <w:szCs w:val="16"/>
+                        </w:rPr>
+                      </w:pPr>
+                      <w:r>
+                        <w:rPr>
+                          <w:sz w:val="16"/>
+                          <w:szCs w:val="16"/>
+                        </w:rPr>
+                        <w:t xml:space="preserve">Fig. </w:t>
+                      </w:r>
+                      <w:r>
+                        <w:rPr>
+                          <w:sz w:val="16"/>
+                          <w:szCs w:val="16"/>
+                        </w:rPr>
+                        <w:t>9</w:t>
+                      </w:r>
+                    </w:p>
+                  </w:txbxContent>
+                </v:textbox>
+              </v:shape>
+            </w:pict>
+          </mc:Fallback>
+        </mc:AlternateContent>
+      </w:r>
+      <w:r>
+        <w:rPr>
+          <w:noProof/>
+        </w:rPr>
         <w:drawing>
           <wp:inline distT="0" distB="0" distL="0" distR="0">
             <wp:extent cx="2749550" cy="2051685"/>
@@ -2596,7 +3738,7 @@
                     </pic:cNvPicPr>
                   </pic:nvPicPr>
                   <pic:blipFill>
-                    <a:blip r:embed="rId13"/>
+                    <a:blip r:embed="rId19"/>
                     <a:stretch>
                       <a:fillRect/>
                     </a:stretch>
@@ -2620,18 +3762,13 @@
     </w:p>
     <w:p>
       <w:pPr>
-        <w:pStyle w:val="Normal"/>
         <w:jc w:val="both"/>
-        <w:rPr/>
-      </w:pPr>
-      <w:r>
-        <w:rPr/>
-      </w:r>
+      </w:pPr>
     </w:p>
     <w:p>
       <w:pPr>
         <w:pStyle w:val="pdq2pgselectionanchorcontainer"/>
-        <w:spacing w:beforeAutospacing="0" w:before="0" w:afterAutospacing="0" w:after="0"/>
+        <w:spacing w:beforeAutospacing="0" w:afterAutospacing="0"/>
         <w:ind w:firstLine="288"/>
         <w:jc w:val="both"/>
         <w:rPr>
@@ -2650,7 +3787,7 @@
     <w:p>
       <w:pPr>
         <w:pStyle w:val="NormalWeb"/>
-        <w:spacing w:beforeAutospacing="0" w:before="0" w:afterAutospacing="0" w:after="0"/>
+        <w:spacing w:beforeAutospacing="0" w:afterAutospacing="0"/>
         <w:ind w:firstLine="288"/>
         <w:jc w:val="both"/>
         <w:rPr>
@@ -2663,13 +3800,45 @@
           <w:sz w:val="20"/>
           <w:szCs w:val="20"/>
         </w:rPr>
-        <w:t>Across human ratings, FER, and DeepFace, larger changes in emotion vectors were consistently associated with lower similarity to the original image. This negative relationship indicates that greater changes in predicted emotion distributions corresponded to reduced robustness. Although FER generally exhibited smaller changes than DeepFace, the same overall trend was observed across all three datasets.</w:t>
+        <w:t xml:space="preserve">Across human ratings, FER, and </w:t>
+      </w:r>
+      <w:proofErr w:type="spellStart"/>
+      <w:r>
+        <w:rPr>
+          <w:sz w:val="20"/>
+          <w:szCs w:val="20"/>
+        </w:rPr>
+        <w:t>DeepFace</w:t>
+      </w:r>
+      <w:proofErr w:type="spellEnd"/>
+      <w:r>
+        <w:rPr>
+          <w:sz w:val="20"/>
+          <w:szCs w:val="20"/>
+        </w:rPr>
+        <w:t xml:space="preserve">, larger changes in emotion vectors were consistently associated with lower similarity to the original image. This negative relationship indicates that greater changes in predicted emotion distributions corresponded to reduced robustness. Although FER generally exhibited smaller changes than </w:t>
+      </w:r>
+      <w:proofErr w:type="spellStart"/>
+      <w:r>
+        <w:rPr>
+          <w:sz w:val="20"/>
+          <w:szCs w:val="20"/>
+        </w:rPr>
+        <w:t>DeepFace</w:t>
+      </w:r>
+      <w:proofErr w:type="spellEnd"/>
+      <w:r>
+        <w:rPr>
+          <w:sz w:val="20"/>
+          <w:szCs w:val="20"/>
+        </w:rPr>
+        <w:t>, the same overall trend was observed across all three datasets.</w:t>
       </w:r>
     </w:p>
     <w:p>
       <w:pPr>
         <w:pStyle w:val="NormalWeb"/>
-        <w:spacing w:beforeAutospacing="0" w:before="0" w:afterAutospacing="0" w:after="0"/>
+        <w:spacing w:beforeAutospacing="0" w:afterAutospacing="0"/>
         <w:ind w:firstLine="288"/>
         <w:jc w:val="both"/>
         <w:rPr>
@@ -2687,13 +3856,8 @@
     </w:p>
     <w:p>
       <w:pPr>
-        <w:pStyle w:val="Normal"/>
         <w:jc w:val="both"/>
-        <w:rPr/>
-      </w:pPr>
-      <w:r>
-        <w:rPr/>
-      </w:r>
+      </w:pPr>
     </w:p>
     <w:p>
       <w:pPr>
@@ -2715,15 +3879,7 @@
         <w:t xml:space="preserve">Emotion Ambiguity </w:t>
       </w:r>
     </w:p>
-    <w:p>
-      <w:pPr>
-        <w:pStyle w:val="Normal"/>
-        <w:rPr/>
-      </w:pPr>
-      <w:r>
-        <w:rPr/>
-      </w:r>
-    </w:p>
+    <w:p/>
     <w:p>
       <w:pPr>
         <w:pStyle w:val="ListParagraph"/>
@@ -2732,9 +3888,132 @@
           <w:numId w:val="10"/>
         </w:numPr>
         <w:jc w:val="both"/>
-        <w:rPr/>
-      </w:pPr>
-      <w:r>
+      </w:pPr>
+      <w:r>
+        <w:rPr>
+          <w:noProof/>
+        </w:rPr>
+        <mc:AlternateContent>
+          <mc:Choice Requires="wps">
+            <w:drawing>
+              <wp:anchor distT="0" distB="0" distL="114300" distR="114300" simplePos="0" relativeHeight="251677696" behindDoc="0" locked="0" layoutInCell="1" allowOverlap="1" wp14:anchorId="711B7DA2" wp14:editId="46AF9767">
+                <wp:simplePos x="0" y="0"/>
+                <wp:positionH relativeFrom="column">
+                  <wp:posOffset>1384038</wp:posOffset>
+                </wp:positionH>
+                <wp:positionV relativeFrom="paragraph">
+                  <wp:posOffset>1168159</wp:posOffset>
+                </wp:positionV>
+                <wp:extent cx="357103" cy="155448"/>
+                <wp:effectExtent l="0" t="0" r="0" b="0"/>
+                <wp:wrapNone/>
+                <wp:docPr id="1323249592" name="Text Box 1"/>
+                <wp:cNvGraphicFramePr>
+                  <a:graphicFrameLocks xmlns:a="http://schemas.openxmlformats.org/drawingml/2006/main"/>
+                </wp:cNvGraphicFramePr>
+                <a:graphic xmlns:a="http://schemas.openxmlformats.org/drawingml/2006/main">
+                  <a:graphicData uri="http://schemas.microsoft.com/office/word/2010/wordprocessingShape">
+                    <wps:wsp>
+                      <wps:cNvSpPr txBox="1">
+                        <a:spLocks/>
+                      </wps:cNvSpPr>
+                      <wps:spPr>
+                        <a:xfrm>
+                          <a:off x="0" y="0"/>
+                          <a:ext cx="357103" cy="155448"/>
+                        </a:xfrm>
+                        <a:prstGeom prst="rect">
+                          <a:avLst/>
+                        </a:prstGeom>
+                        <a:solidFill>
+                          <a:schemeClr val="lt1"/>
+                        </a:solidFill>
+                        <a:ln w="6350">
+                          <a:noFill/>
+                        </a:ln>
+                      </wps:spPr>
+                      <wps:txbx>
+                        <w:txbxContent>
+                          <w:p>
+                            <w:pPr>
+                              <w:rPr>
+                                <w:sz w:val="16"/>
+                                <w:szCs w:val="16"/>
+                              </w:rPr>
+                            </w:pPr>
+                            <w:r>
+                              <w:rPr>
+                                <w:sz w:val="16"/>
+                                <w:szCs w:val="16"/>
+                              </w:rPr>
+                              <w:t xml:space="preserve">Fig. </w:t>
+                            </w:r>
+                            <w:r>
+                              <w:rPr>
+                                <w:sz w:val="16"/>
+                                <w:szCs w:val="16"/>
+                              </w:rPr>
+                              <w:t>10</w:t>
+                            </w:r>
+                          </w:p>
+                        </w:txbxContent>
+                      </wps:txbx>
+                      <wps:bodyPr rot="0" spcFirstLastPara="0" vertOverflow="overflow" horzOverflow="overflow" vert="horz" wrap="square" lIns="0" tIns="0" rIns="0" bIns="0" numCol="1" spcCol="0" rtlCol="0" fromWordArt="0" anchor="t" anchorCtr="0" forceAA="0" compatLnSpc="1">
+                        <a:prstTxWarp prst="textNoShape">
+                          <a:avLst/>
+                        </a:prstTxWarp>
+                        <a:noAutofit/>
+                      </wps:bodyPr>
+                    </wps:wsp>
+                  </a:graphicData>
+                </a:graphic>
+                <wp14:sizeRelH relativeFrom="margin">
+                  <wp14:pctWidth>0</wp14:pctWidth>
+                </wp14:sizeRelH>
+                <wp14:sizeRelV relativeFrom="margin">
+                  <wp14:pctHeight>0</wp14:pctHeight>
+                </wp14:sizeRelV>
+              </wp:anchor>
+            </w:drawing>
+          </mc:Choice>
+          <mc:Fallback>
+            <w:pict>
+              <v:shape w14:anchorId="711B7DA2" id="_x0000_s1035" type="#_x0000_t202" style="position:absolute;left:0;text-align:left;margin-left:109pt;margin-top:92pt;width:28.1pt;height:12.25pt;z-index:251677696;visibility:visible;mso-wrap-style:square;mso-width-percent:0;mso-height-percent:0;mso-wrap-distance-left:9pt;mso-wrap-distance-top:0;mso-wrap-distance-right:9pt;mso-wrap-distance-bottom:0;mso-position-horizontal:absolute;mso-position-horizontal-relative:text;mso-position-vertical:absolute;mso-position-vertical-relative:text;mso-width-percent:0;mso-height-percent:0;mso-width-relative:margin;mso-height-relative:margin;v-text-anchor:top" o:gfxdata="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" fillcolor="white [3201]" stroked="f" strokeweight=".5pt">
+                <v:textbox inset="0,0,0,0">
+                  <w:txbxContent>
+                    <w:p>
+                      <w:pPr>
+                        <w:rPr>
+                          <w:sz w:val="16"/>
+                          <w:szCs w:val="16"/>
+                        </w:rPr>
+                      </w:pPr>
+                      <w:r>
+                        <w:rPr>
+                          <w:sz w:val="16"/>
+                          <w:szCs w:val="16"/>
+                        </w:rPr>
+                        <w:t xml:space="preserve">Fig. </w:t>
+                      </w:r>
+                      <w:r>
+                        <w:rPr>
+                          <w:sz w:val="16"/>
+                          <w:szCs w:val="16"/>
+                        </w:rPr>
+                        <w:t>10</w:t>
+                      </w:r>
+                    </w:p>
+                  </w:txbxContent>
+                </v:textbox>
+              </v:shape>
+            </w:pict>
+          </mc:Fallback>
+        </mc:AlternateContent>
+      </w:r>
+      <w:r>
+        <w:rPr>
+          <w:noProof/>
+        </w:rPr>
         <w:drawing>
           <wp:anchor distT="0" distB="0" distL="114300" distR="114300" simplePos="0" relativeHeight="11" behindDoc="0" locked="0" layoutInCell="0" allowOverlap="1">
             <wp:simplePos x="0" y="0"/>
@@ -2761,7 +4040,7 @@
                     </pic:cNvPicPr>
                   </pic:nvPicPr>
                   <pic:blipFill>
-                    <a:blip r:embed="rId14"/>
+                    <a:blip r:embed="rId20"/>
                     <a:stretch>
                       <a:fillRect/>
                     </a:stretch>
@@ -2783,54 +4062,45 @@
         </w:drawing>
       </w:r>
       <w:r>
-        <w:rPr/>
         <w:t xml:space="preserve">Effect of ambiguity on agreement </w:t>
       </w:r>
     </w:p>
     <w:p>
       <w:pPr>
-        <w:pStyle w:val="Normal"/>
         <w:jc w:val="both"/>
-        <w:rPr/>
-      </w:pPr>
-      <w:r>
-        <w:rPr/>
-      </w:r>
-    </w:p>
-    <w:p>
-      <w:pPr>
-        <w:pStyle w:val="Normal"/>
+      </w:pPr>
+    </w:p>
+    <w:p>
+      <w:pPr>
         <w:ind w:firstLine="288"/>
         <w:jc w:val="both"/>
-        <w:rPr/>
-      </w:pPr>
-      <w:r>
-        <w:rPr/>
-        <w:t xml:space="preserve">Ambiguous images exhibited substantially higher response entropy than non-ambiguous images for both human participants and AI models. Human-model cosine similarity was consistently lower for ambiguous images, with the largest reduction observed for DeepFace. </w:t>
-      </w:r>
-    </w:p>
-    <w:p>
-      <w:pPr>
-        <w:pStyle w:val="Normal"/>
+      </w:pPr>
+      <w:r>
+        <w:t xml:space="preserve">Ambiguous images exhibited substantially higher response entropy than non-ambiguous images for both human participants and AI models. Human-model cosine similarity was consistently lower for ambiguous images, with the largest reduction observed for </w:t>
+      </w:r>
+      <w:proofErr w:type="spellStart"/>
+      <w:r>
+        <w:t>DeepFace</w:t>
+      </w:r>
+      <w:proofErr w:type="spellEnd"/>
+      <w:r>
+        <w:t xml:space="preserve">. </w:t>
+      </w:r>
+    </w:p>
+    <w:p>
+      <w:pPr>
         <w:ind w:firstLine="288"/>
         <w:jc w:val="both"/>
-        <w:rPr/>
-      </w:pPr>
-      <w:r>
-        <w:rPr/>
+      </w:pPr>
+      <w:r>
         <w:t>Dominant emotion agreement also declined considerably under ambiguous conditions. These results indicate that increasing ambiguity reduced agreement between human observers and AI emotion recognition models. file name for this description.</w:t>
       </w:r>
     </w:p>
     <w:p>
       <w:pPr>
-        <w:pStyle w:val="Normal"/>
         <w:ind w:firstLine="288"/>
         <w:jc w:val="both"/>
-        <w:rPr/>
-      </w:pPr>
-      <w:r>
-        <w:rPr/>
-      </w:r>
+      </w:pPr>
     </w:p>
     <w:p>
       <w:pPr>
@@ -2840,9 +4110,63 @@
           <w:numId w:val="10"/>
         </w:numPr>
         <w:jc w:val="both"/>
-        <w:rPr/>
-      </w:pPr>
-      <w:r>
+      </w:pPr>
+      <w:r>
+        <w:rPr>
+          <w:noProof/>
+        </w:rPr>
+        <w:lastRenderedPageBreak/>
+        <w:drawing>
+          <wp:anchor distT="0" distB="0" distL="0" distR="0" simplePos="0" relativeHeight="14" behindDoc="0" locked="0" layoutInCell="0" allowOverlap="1">
+            <wp:simplePos x="0" y="0"/>
+            <wp:positionH relativeFrom="column">
+              <wp:posOffset>3324860</wp:posOffset>
+            </wp:positionH>
+            <wp:positionV relativeFrom="paragraph">
+              <wp:posOffset>78740</wp:posOffset>
+            </wp:positionV>
+            <wp:extent cx="3098800" cy="2239645"/>
+            <wp:effectExtent l="0" t="0" r="0" b="0"/>
+            <wp:wrapTopAndBottom/>
+            <wp:docPr id="13" name="Image2"/>
+            <wp:cNvGraphicFramePr>
+              <a:graphicFrameLocks xmlns:a="http://schemas.openxmlformats.org/drawingml/2006/main" noChangeAspect="1"/>
+            </wp:cNvGraphicFramePr>
+            <a:graphic xmlns:a="http://schemas.openxmlformats.org/drawingml/2006/main">
+              <a:graphicData uri="http://schemas.openxmlformats.org/drawingml/2006/picture">
+                <pic:pic xmlns:pic="http://schemas.openxmlformats.org/drawingml/2006/picture">
+                  <pic:nvPicPr>
+                    <pic:cNvPr id="13" name="Image2"/>
+                    <pic:cNvPicPr>
+                      <a:picLocks noChangeAspect="1" noChangeArrowheads="1"/>
+                    </pic:cNvPicPr>
+                  </pic:nvPicPr>
+                  <pic:blipFill>
+                    <a:blip r:embed="rId21"/>
+                    <a:stretch>
+                      <a:fillRect/>
+                    </a:stretch>
+                  </pic:blipFill>
+                  <pic:spPr bwMode="auto">
+                    <a:xfrm>
+                      <a:off x="0" y="0"/>
+                      <a:ext cx="3098800" cy="2239645"/>
+                    </a:xfrm>
+                    <a:prstGeom prst="rect">
+                      <a:avLst/>
+                    </a:prstGeom>
+                    <a:noFill/>
+                  </pic:spPr>
+                </pic:pic>
+              </a:graphicData>
+            </a:graphic>
+          </wp:anchor>
+        </w:drawing>
+      </w:r>
+      <w:r>
+        <w:rPr>
+          <w:noProof/>
+        </w:rPr>
         <w:drawing>
           <wp:anchor distT="0" distB="0" distL="114300" distR="114300" simplePos="0" relativeHeight="12" behindDoc="0" locked="0" layoutInCell="0" allowOverlap="1">
             <wp:simplePos x="0" y="0"/>
@@ -2869,7 +4193,7 @@
                     </pic:cNvPicPr>
                   </pic:nvPicPr>
                   <pic:blipFill>
-                    <a:blip r:embed="rId15"/>
+                    <a:blip r:embed="rId22"/>
                     <a:stretch>
                       <a:fillRect/>
                     </a:stretch>
@@ -2891,54 +4215,174 @@
         </w:drawing>
       </w:r>
       <w:r>
-        <w:rPr/>
         <w:t xml:space="preserve">Human and model uncertainty </w:t>
       </w:r>
     </w:p>
     <w:p>
       <w:pPr>
-        <w:pStyle w:val="Normal"/>
         <w:jc w:val="both"/>
-        <w:rPr/>
-      </w:pPr>
-      <w:r>
-        <w:rPr/>
-      </w:r>
-    </w:p>
-    <w:p>
-      <w:pPr>
-        <w:pStyle w:val="Normal"/>
+      </w:pPr>
+      <w:r>
+        <w:rPr>
+          <w:noProof/>
+        </w:rPr>
+        <mc:AlternateContent>
+          <mc:Choice Requires="wps">
+            <w:drawing>
+              <wp:anchor distT="0" distB="0" distL="114300" distR="114300" simplePos="0" relativeHeight="251679744" behindDoc="0" locked="0" layoutInCell="1" allowOverlap="1" wp14:anchorId="6C056F10" wp14:editId="2782BBF0">
+                <wp:simplePos x="0" y="0"/>
+                <wp:positionH relativeFrom="column">
+                  <wp:posOffset>1383030</wp:posOffset>
+                </wp:positionH>
+                <wp:positionV relativeFrom="paragraph">
+                  <wp:posOffset>2531110</wp:posOffset>
+                </wp:positionV>
+                <wp:extent cx="356870" cy="154940"/>
+                <wp:effectExtent l="0" t="0" r="0" b="0"/>
+                <wp:wrapNone/>
+                <wp:docPr id="1856118300" name="Text Box 1"/>
+                <wp:cNvGraphicFramePr>
+                  <a:graphicFrameLocks xmlns:a="http://schemas.openxmlformats.org/drawingml/2006/main"/>
+                </wp:cNvGraphicFramePr>
+                <a:graphic xmlns:a="http://schemas.openxmlformats.org/drawingml/2006/main">
+                  <a:graphicData uri="http://schemas.microsoft.com/office/word/2010/wordprocessingShape">
+                    <wps:wsp>
+                      <wps:cNvSpPr txBox="1">
+                        <a:spLocks/>
+                      </wps:cNvSpPr>
+                      <wps:spPr>
+                        <a:xfrm>
+                          <a:off x="0" y="0"/>
+                          <a:ext cx="356870" cy="154940"/>
+                        </a:xfrm>
+                        <a:prstGeom prst="rect">
+                          <a:avLst/>
+                        </a:prstGeom>
+                        <a:solidFill>
+                          <a:schemeClr val="lt1"/>
+                        </a:solidFill>
+                        <a:ln w="6350">
+                          <a:noFill/>
+                        </a:ln>
+                      </wps:spPr>
+                      <wps:txbx>
+                        <w:txbxContent>
+                          <w:p>
+                            <w:pPr>
+                              <w:rPr>
+                                <w:sz w:val="16"/>
+                                <w:szCs w:val="16"/>
+                              </w:rPr>
+                            </w:pPr>
+                            <w:r>
+                              <w:rPr>
+                                <w:sz w:val="16"/>
+                                <w:szCs w:val="16"/>
+                              </w:rPr>
+                              <w:t xml:space="preserve">Fig. </w:t>
+                            </w:r>
+                            <w:r>
+                              <w:rPr>
+                                <w:sz w:val="16"/>
+                                <w:szCs w:val="16"/>
+                              </w:rPr>
+                              <w:t>11</w:t>
+                            </w:r>
+                          </w:p>
+                        </w:txbxContent>
+                      </wps:txbx>
+                      <wps:bodyPr rot="0" spcFirstLastPara="0" vertOverflow="overflow" horzOverflow="overflow" vert="horz" wrap="square" lIns="0" tIns="0" rIns="0" bIns="0" numCol="1" spcCol="0" rtlCol="0" fromWordArt="0" anchor="t" anchorCtr="0" forceAA="0" compatLnSpc="1">
+                        <a:prstTxWarp prst="textNoShape">
+                          <a:avLst/>
+                        </a:prstTxWarp>
+                        <a:noAutofit/>
+                      </wps:bodyPr>
+                    </wps:wsp>
+                  </a:graphicData>
+                </a:graphic>
+                <wp14:sizeRelH relativeFrom="margin">
+                  <wp14:pctWidth>0</wp14:pctWidth>
+                </wp14:sizeRelH>
+                <wp14:sizeRelV relativeFrom="margin">
+                  <wp14:pctHeight>0</wp14:pctHeight>
+                </wp14:sizeRelV>
+              </wp:anchor>
+            </w:drawing>
+          </mc:Choice>
+          <mc:Fallback>
+            <w:pict>
+              <v:shape w14:anchorId="6C056F10" id="_x0000_s1036" type="#_x0000_t202" style="position:absolute;left:0;text-align:left;margin-left:108.9pt;margin-top:199.3pt;width:28.1pt;height:12.2pt;z-index:251679744;visibility:visible;mso-wrap-style:square;mso-width-percent:0;mso-height-percent:0;mso-wrap-distance-left:9pt;mso-wrap-distance-top:0;mso-wrap-distance-right:9pt;mso-wrap-distance-bottom:0;mso-position-horizontal:absolute;mso-position-horizontal-relative:text;mso-position-vertical:absolute;mso-position-vertical-relative:text;mso-width-percent:0;mso-height-percent:0;mso-width-relative:margin;mso-height-relative:margin;v-text-anchor:top" o:gfxdata="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" fillcolor="white [3201]" stroked="f" strokeweight=".5pt">
+                <v:textbox inset="0,0,0,0">
+                  <w:txbxContent>
+                    <w:p>
+                      <w:pPr>
+                        <w:rPr>
+                          <w:sz w:val="16"/>
+                          <w:szCs w:val="16"/>
+                        </w:rPr>
+                      </w:pPr>
+                      <w:r>
+                        <w:rPr>
+                          <w:sz w:val="16"/>
+                          <w:szCs w:val="16"/>
+                        </w:rPr>
+                        <w:t xml:space="preserve">Fig. </w:t>
+                      </w:r>
+                      <w:r>
+                        <w:rPr>
+                          <w:sz w:val="16"/>
+                          <w:szCs w:val="16"/>
+                        </w:rPr>
+                        <w:t>11</w:t>
+                      </w:r>
+                    </w:p>
+                  </w:txbxContent>
+                </v:textbox>
+              </v:shape>
+            </w:pict>
+          </mc:Fallback>
+        </mc:AlternateContent>
+      </w:r>
+    </w:p>
+    <w:p>
+      <w:pPr>
         <w:ind w:firstLine="288"/>
         <w:jc w:val="both"/>
-        <w:rPr/>
-      </w:pPr>
-      <w:r>
-        <w:rPr/>
-        <w:t>Human response entropy was positively associated with the entropy produced by both FER and DeepFace, indicating that images perceived as more ambiguous by participants also tended to produce greater uncertainty in the AI models.</w:t>
-      </w:r>
-    </w:p>
-    <w:p>
-      <w:pPr>
-        <w:pStyle w:val="Normal"/>
+      </w:pPr>
+      <w:r>
+        <w:t xml:space="preserve">Human response entropy was positively associated with the entropy produced by both FER and </w:t>
+      </w:r>
+      <w:proofErr w:type="spellStart"/>
+      <w:r>
+        <w:t>DeepFace</w:t>
+      </w:r>
+      <w:proofErr w:type="spellEnd"/>
+      <w:r>
+        <w:t>, indicating that images perceived as more ambiguous by participants also tended to produce greater uncertainty in the AI models.</w:t>
+      </w:r>
+    </w:p>
+    <w:p>
+      <w:pPr>
         <w:ind w:firstLine="288"/>
         <w:jc w:val="both"/>
-        <w:rPr/>
-      </w:pPr>
-      <w:r>
-        <w:rPr/>
-        <w:t>However, considerable variation was observed around the diagonal reference line, particularly for DeepFace, suggesting that model uncertainty did not consistently match the level of uncertainty expressed by human participants.</w:t>
-      </w:r>
-    </w:p>
-    <w:p>
-      <w:pPr>
-        <w:pStyle w:val="Normal"/>
+      </w:pPr>
+      <w:r>
+        <w:t xml:space="preserve">However, considerable variation was observed around the diagonal reference line, particularly for </w:t>
+      </w:r>
+      <w:proofErr w:type="spellStart"/>
+      <w:r>
+        <w:t>DeepFace</w:t>
+      </w:r>
+      <w:proofErr w:type="spellEnd"/>
+      <w:r>
+        <w:t>, suggesting that model uncertainty did not consistently match the level of uncertainty expressed by human participants.</w:t>
+      </w:r>
+    </w:p>
+    <w:p>
+      <w:pPr>
         <w:ind w:firstLine="288"/>
         <w:jc w:val="both"/>
-        <w:rPr/>
-      </w:pPr>
-      <w:r>
-        <w:rPr/>
-      </w:r>
+      </w:pPr>
     </w:p>
     <w:p>
       <w:pPr>
@@ -2947,7 +4391,7 @@
           <w:ilvl w:val="0"/>
           <w:numId w:val="0"/>
         </w:numPr>
-        <w:ind w:hanging="0" w:start="288"/>
+        <w:ind w:left="288"/>
         <w:rPr>
           <w:b/>
           <w:bCs/>
@@ -2958,44 +4402,37 @@
           <w:b/>
           <w:bCs/>
         </w:rPr>
-        <w:t xml:space="preserve">E.    </w:t>
-      </w:r>
-      <w:r>
-        <w:rPr>
-          <w:b/>
-          <w:bCs/>
-        </w:rPr>
-        <w:t xml:space="preserve">Facial Landmark Associations </w:t>
-      </w:r>
-    </w:p>
-    <w:p>
-      <w:pPr>
-        <w:pStyle w:val="Normal"/>
-        <w:rPr/>
-      </w:pPr>
-      <w:r>
-        <w:rPr/>
-      </w:r>
-    </w:p>
+        <w:t xml:space="preserve">E.    Facial Landmark Associations </w:t>
+      </w:r>
+    </w:p>
+    <w:p/>
     <w:p>
       <w:pPr>
         <w:pStyle w:val="BodyText"/>
-        <w:ind w:hanging="0"/>
+        <w:ind w:firstLine="0"/>
         <w:rPr>
           <w:lang w:val="en-US"/>
         </w:rPr>
       </w:pPr>
+      <w:proofErr w:type="spellStart"/>
       <w:r>
         <w:rPr>
           <w:lang w:val="en-US"/>
         </w:rPr>
-        <w:t>MediaPipe results showed that several emotion scores were connected to clear facial movement features. Eye widening was strongly related to surprise, mouth-smile features were related to happiness, and jaw opening was also associated with surprise.</w:t>
+        <w:t>MediaPipe</w:t>
+      </w:r>
+      <w:proofErr w:type="spellEnd"/>
+      <w:r>
+        <w:rPr>
+          <w:lang w:val="en-US"/>
+        </w:rPr>
+        <w:t xml:space="preserve"> results showed that several emotion scores were connected to clear facial movement features. Eye widening was strongly related to surprise, mouth-smile features were related to happiness, and jaw opening was also associated with surprise.</w:t>
       </w:r>
     </w:p>
     <w:p>
       <w:pPr>
         <w:pStyle w:val="BodyText"/>
-        <w:ind w:hanging="0"/>
+        <w:ind w:firstLine="0"/>
         <w:rPr>
           <w:lang w:val="en-US"/>
         </w:rPr>
@@ -3004,56 +4441,55 @@
         <w:rPr>
           <w:lang w:val="en-US"/>
         </w:rPr>
-        <w:t>These relationships suggest that MediaPipe is useful as an explanatory layer: it does not classify emotions on its own in this study, but it helps connect human and AI emotion scores to visible facial cues.</w:t>
+        <w:t xml:space="preserve">These relationships suggest that </w:t>
+      </w:r>
+      <w:proofErr w:type="spellStart"/>
+      <w:r>
+        <w:rPr>
+          <w:lang w:val="en-US"/>
+        </w:rPr>
+        <w:t>MediaPipe</w:t>
+      </w:r>
+      <w:proofErr w:type="spellEnd"/>
+      <w:r>
+        <w:rPr>
+          <w:lang w:val="en-US"/>
+        </w:rPr>
+        <w:t xml:space="preserve"> is useful as an explanatory layer: it does not classify emotions on its own in this study, but it helps connect human and AI emotion scores to visible facial cues.</w:t>
+      </w:r>
+      <w:r>
+        <w:rPr>
+          <w:lang w:val="en-US"/>
+        </w:rPr>
+        <w:t xml:space="preserve"> (Figures 12 through 14)</w:t>
       </w:r>
     </w:p>
     <w:p>
       <w:pPr>
         <w:pStyle w:val="BodyText"/>
-        <w:ind w:hanging="0"/>
+        <w:ind w:firstLine="0"/>
         <w:rPr>
           <w:lang w:val="en-US"/>
         </w:rPr>
       </w:pPr>
-      <w:r>
-        <w:rPr>
-          <w:lang w:val="en-US"/>
-        </w:rPr>
-      </w:r>
     </w:p>
     <w:p>
       <w:pPr>
         <w:pStyle w:val="BodyText"/>
-        <w:ind w:hanging="0"/>
-        <w:rPr/>
-      </w:pPr>
-      <w:r>
-        <w:rPr/>
-      </w:r>
-    </w:p>
-    <w:p>
-      <w:pPr>
-        <w:pStyle w:val="Heading5"/>
-        <w:rPr/>
-      </w:pPr>
-      <w:r>
-        <w:rPr/>
-      </w:r>
-    </w:p>
-    <w:p>
-      <w:pPr>
-        <w:pStyle w:val="Heading5"/>
-        <w:rPr/>
-      </w:pPr>
-      <w:r>
+        <w:ind w:firstLine="0"/>
+      </w:pPr>
+      <w:r>
+        <w:rPr>
+          <w:noProof/>
+        </w:rPr>
         <w:drawing>
           <wp:anchor distT="0" distB="0" distL="0" distR="0" simplePos="0" relativeHeight="13" behindDoc="0" locked="0" layoutInCell="0" allowOverlap="1">
             <wp:simplePos x="0" y="0"/>
             <wp:positionH relativeFrom="column">
-              <wp:posOffset>1905</wp:posOffset>
+              <wp:posOffset>-53535</wp:posOffset>
             </wp:positionH>
             <wp:positionV relativeFrom="paragraph">
-              <wp:posOffset>114300</wp:posOffset>
+              <wp:posOffset>220149</wp:posOffset>
             </wp:positionV>
             <wp:extent cx="3093720" cy="2239645"/>
             <wp:effectExtent l="0" t="0" r="0" b="0"/>
@@ -3072,7 +4508,7 @@
                     </pic:cNvPicPr>
                   </pic:nvPicPr>
                   <pic:blipFill>
-                    <a:blip r:embed="rId16"/>
+                    <a:blip r:embed="rId23"/>
                     <a:stretch>
                       <a:fillRect/>
                     </a:stretch>
@@ -3092,60 +4528,407 @@
             </a:graphic>
           </wp:anchor>
         </w:drawing>
-        <w:drawing>
-          <wp:anchor distT="0" distB="0" distL="0" distR="0" simplePos="0" relativeHeight="14" behindDoc="0" locked="0" layoutInCell="0" allowOverlap="1">
-            <wp:simplePos x="0" y="0"/>
-            <wp:positionH relativeFrom="column">
-              <wp:posOffset>0</wp:posOffset>
-            </wp:positionH>
-            <wp:positionV relativeFrom="paragraph">
-              <wp:posOffset>2431415</wp:posOffset>
-            </wp:positionV>
-            <wp:extent cx="3098800" cy="2239645"/>
-            <wp:effectExtent l="0" t="0" r="0" b="0"/>
-            <wp:wrapSquare wrapText="largest"/>
-            <wp:docPr id="13" name="Image2"/>
-            <wp:cNvGraphicFramePr>
-              <a:graphicFrameLocks xmlns:a="http://schemas.openxmlformats.org/drawingml/2006/main" noChangeAspect="1"/>
-            </wp:cNvGraphicFramePr>
-            <a:graphic xmlns:a="http://schemas.openxmlformats.org/drawingml/2006/main">
-              <a:graphicData uri="http://schemas.openxmlformats.org/drawingml/2006/picture">
-                <pic:pic xmlns:pic="http://schemas.openxmlformats.org/drawingml/2006/picture">
-                  <pic:nvPicPr>
-                    <pic:cNvPr id="13" name="Image2"/>
-                    <pic:cNvPicPr>
-                      <a:picLocks noChangeAspect="1" noChangeArrowheads="1"/>
-                    </pic:cNvPicPr>
-                  </pic:nvPicPr>
-                  <pic:blipFill>
-                    <a:blip r:embed="rId17"/>
-                    <a:stretch>
-                      <a:fillRect/>
-                    </a:stretch>
-                  </pic:blipFill>
-                  <pic:spPr bwMode="auto">
-                    <a:xfrm>
-                      <a:off x="0" y="0"/>
-                      <a:ext cx="3098800" cy="2239645"/>
-                    </a:xfrm>
-                    <a:prstGeom prst="rect">
-                      <a:avLst/>
-                    </a:prstGeom>
-                    <a:noFill/>
-                  </pic:spPr>
-                </pic:pic>
-              </a:graphicData>
-            </a:graphic>
-          </wp:anchor>
-        </w:drawing>
+      </w:r>
+    </w:p>
+    <w:p>
+      <w:pPr>
+        <w:pStyle w:val="Heading5"/>
+      </w:pPr>
+      <w:r>
+        <w:rPr>
+          <w:noProof/>
+        </w:rPr>
+        <mc:AlternateContent>
+          <mc:Choice Requires="wps">
+            <w:drawing>
+              <wp:anchor distT="0" distB="0" distL="114300" distR="114300" simplePos="0" relativeHeight="251683840" behindDoc="0" locked="0" layoutInCell="1" allowOverlap="1" wp14:anchorId="53645430" wp14:editId="4AFE8862">
+                <wp:simplePos x="0" y="0"/>
+                <wp:positionH relativeFrom="column">
+                  <wp:posOffset>1527621</wp:posOffset>
+                </wp:positionH>
+                <wp:positionV relativeFrom="paragraph">
+                  <wp:posOffset>2243169</wp:posOffset>
+                </wp:positionV>
+                <wp:extent cx="357282" cy="163502"/>
+                <wp:effectExtent l="0" t="0" r="0" b="1905"/>
+                <wp:wrapNone/>
+                <wp:docPr id="1328965529" name="Text Box 1"/>
+                <wp:cNvGraphicFramePr>
+                  <a:graphicFrameLocks xmlns:a="http://schemas.openxmlformats.org/drawingml/2006/main"/>
+                </wp:cNvGraphicFramePr>
+                <a:graphic xmlns:a="http://schemas.openxmlformats.org/drawingml/2006/main">
+                  <a:graphicData uri="http://schemas.microsoft.com/office/word/2010/wordprocessingShape">
+                    <wps:wsp>
+                      <wps:cNvSpPr txBox="1">
+                        <a:spLocks/>
+                      </wps:cNvSpPr>
+                      <wps:spPr>
+                        <a:xfrm>
+                          <a:off x="0" y="0"/>
+                          <a:ext cx="357282" cy="163502"/>
+                        </a:xfrm>
+                        <a:prstGeom prst="rect">
+                          <a:avLst/>
+                        </a:prstGeom>
+                        <a:solidFill>
+                          <a:schemeClr val="lt1"/>
+                        </a:solidFill>
+                        <a:ln w="6350">
+                          <a:noFill/>
+                        </a:ln>
+                      </wps:spPr>
+                      <wps:txbx>
+                        <w:txbxContent>
+                          <w:p>
+                            <w:pPr>
+                              <w:rPr>
+                                <w:sz w:val="16"/>
+                                <w:szCs w:val="16"/>
+                              </w:rPr>
+                            </w:pPr>
+                            <w:r>
+                              <w:rPr>
+                                <w:sz w:val="16"/>
+                                <w:szCs w:val="16"/>
+                              </w:rPr>
+                              <w:t xml:space="preserve">Fig. </w:t>
+                            </w:r>
+                            <w:r>
+                              <w:rPr>
+                                <w:sz w:val="16"/>
+                                <w:szCs w:val="16"/>
+                              </w:rPr>
+                              <w:t>12</w:t>
+                            </w:r>
+                          </w:p>
+                        </w:txbxContent>
+                      </wps:txbx>
+                      <wps:bodyPr rot="0" spcFirstLastPara="0" vertOverflow="overflow" horzOverflow="overflow" vert="horz" wrap="square" lIns="0" tIns="0" rIns="0" bIns="0" numCol="1" spcCol="0" rtlCol="0" fromWordArt="0" anchor="t" anchorCtr="0" forceAA="0" compatLnSpc="1">
+                        <a:prstTxWarp prst="textNoShape">
+                          <a:avLst/>
+                        </a:prstTxWarp>
+                        <a:noAutofit/>
+                      </wps:bodyPr>
+                    </wps:wsp>
+                  </a:graphicData>
+                </a:graphic>
+                <wp14:sizeRelH relativeFrom="margin">
+                  <wp14:pctWidth>0</wp14:pctWidth>
+                </wp14:sizeRelH>
+                <wp14:sizeRelV relativeFrom="margin">
+                  <wp14:pctHeight>0</wp14:pctHeight>
+                </wp14:sizeRelV>
+              </wp:anchor>
+            </w:drawing>
+          </mc:Choice>
+          <mc:Fallback>
+            <w:pict>
+              <v:shape w14:anchorId="53645430" id="_x0000_s1037" type="#_x0000_t202" style="position:absolute;left:0;text-align:left;margin-left:120.3pt;margin-top:176.65pt;width:28.15pt;height:12.85pt;z-index:251683840;visibility:visible;mso-wrap-style:square;mso-width-percent:0;mso-height-percent:0;mso-wrap-distance-left:9pt;mso-wrap-distance-top:0;mso-wrap-distance-right:9pt;mso-wrap-distance-bottom:0;mso-position-horizontal:absolute;mso-position-horizontal-relative:text;mso-position-vertical:absolute;mso-position-vertical-relative:text;mso-width-percent:0;mso-height-percent:0;mso-width-relative:margin;mso-height-relative:margin;v-text-anchor:top" o:gfxdata="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" fillcolor="white [3201]" stroked="f" strokeweight=".5pt">
+                <v:textbox inset="0,0,0,0">
+                  <w:txbxContent>
+                    <w:p>
+                      <w:pPr>
+                        <w:rPr>
+                          <w:sz w:val="16"/>
+                          <w:szCs w:val="16"/>
+                        </w:rPr>
+                      </w:pPr>
+                      <w:r>
+                        <w:rPr>
+                          <w:sz w:val="16"/>
+                          <w:szCs w:val="16"/>
+                        </w:rPr>
+                        <w:t xml:space="preserve">Fig. </w:t>
+                      </w:r>
+                      <w:r>
+                        <w:rPr>
+                          <w:sz w:val="16"/>
+                          <w:szCs w:val="16"/>
+                        </w:rPr>
+                        <w:t>12</w:t>
+                      </w:r>
+                    </w:p>
+                  </w:txbxContent>
+                </v:textbox>
+              </v:shape>
+            </w:pict>
+          </mc:Fallback>
+        </mc:AlternateContent>
+      </w:r>
+    </w:p>
+    <w:p>
+      <w:pPr>
+        <w:pStyle w:val="Heading5"/>
+      </w:pPr>
+    </w:p>
+    <w:p>
+      <w:pPr>
+        <w:pStyle w:val="Heading5"/>
+      </w:pPr>
+    </w:p>
+    <w:p>
+      <w:pPr>
+        <w:pStyle w:val="Heading5"/>
+      </w:pPr>
+      <w:r>
+        <w:rPr>
+          <w:noProof/>
+        </w:rPr>
+        <mc:AlternateContent>
+          <mc:Choice Requires="wps">
+            <w:drawing>
+              <wp:anchor distT="0" distB="0" distL="114300" distR="114300" simplePos="0" relativeHeight="251685888" behindDoc="0" locked="0" layoutInCell="1" allowOverlap="1" wp14:anchorId="4B5246A4" wp14:editId="2E6CE156">
+                <wp:simplePos x="0" y="0"/>
+                <wp:positionH relativeFrom="column">
+                  <wp:posOffset>1646618</wp:posOffset>
+                </wp:positionH>
+                <wp:positionV relativeFrom="paragraph">
+                  <wp:posOffset>2320551</wp:posOffset>
+                </wp:positionV>
+                <wp:extent cx="357282" cy="163502"/>
+                <wp:effectExtent l="0" t="0" r="0" b="1905"/>
+                <wp:wrapNone/>
+                <wp:docPr id="990865368" name="Text Box 1"/>
+                <wp:cNvGraphicFramePr>
+                  <a:graphicFrameLocks xmlns:a="http://schemas.openxmlformats.org/drawingml/2006/main"/>
+                </wp:cNvGraphicFramePr>
+                <a:graphic xmlns:a="http://schemas.openxmlformats.org/drawingml/2006/main">
+                  <a:graphicData uri="http://schemas.microsoft.com/office/word/2010/wordprocessingShape">
+                    <wps:wsp>
+                      <wps:cNvSpPr txBox="1">
+                        <a:spLocks/>
+                      </wps:cNvSpPr>
+                      <wps:spPr>
+                        <a:xfrm>
+                          <a:off x="0" y="0"/>
+                          <a:ext cx="357282" cy="163502"/>
+                        </a:xfrm>
+                        <a:prstGeom prst="rect">
+                          <a:avLst/>
+                        </a:prstGeom>
+                        <a:solidFill>
+                          <a:schemeClr val="lt1"/>
+                        </a:solidFill>
+                        <a:ln w="6350">
+                          <a:noFill/>
+                        </a:ln>
+                      </wps:spPr>
+                      <wps:txbx>
+                        <w:txbxContent>
+                          <w:p>
+                            <w:pPr>
+                              <w:rPr>
+                                <w:sz w:val="16"/>
+                                <w:szCs w:val="16"/>
+                              </w:rPr>
+                            </w:pPr>
+                            <w:r>
+                              <w:rPr>
+                                <w:sz w:val="16"/>
+                                <w:szCs w:val="16"/>
+                              </w:rPr>
+                              <w:t xml:space="preserve">Fig. </w:t>
+                            </w:r>
+                            <w:r>
+                              <w:rPr>
+                                <w:sz w:val="16"/>
+                                <w:szCs w:val="16"/>
+                              </w:rPr>
+                              <w:t>13</w:t>
+                            </w:r>
+                          </w:p>
+                        </w:txbxContent>
+                      </wps:txbx>
+                      <wps:bodyPr rot="0" spcFirstLastPara="0" vertOverflow="overflow" horzOverflow="overflow" vert="horz" wrap="square" lIns="0" tIns="0" rIns="0" bIns="0" numCol="1" spcCol="0" rtlCol="0" fromWordArt="0" anchor="t" anchorCtr="0" forceAA="0" compatLnSpc="1">
+                        <a:prstTxWarp prst="textNoShape">
+                          <a:avLst/>
+                        </a:prstTxWarp>
+                        <a:noAutofit/>
+                      </wps:bodyPr>
+                    </wps:wsp>
+                  </a:graphicData>
+                </a:graphic>
+                <wp14:sizeRelH relativeFrom="margin">
+                  <wp14:pctWidth>0</wp14:pctWidth>
+                </wp14:sizeRelH>
+                <wp14:sizeRelV relativeFrom="margin">
+                  <wp14:pctHeight>0</wp14:pctHeight>
+                </wp14:sizeRelV>
+              </wp:anchor>
+            </w:drawing>
+          </mc:Choice>
+          <mc:Fallback>
+            <w:pict>
+              <v:shape w14:anchorId="4B5246A4" id="_x0000_s1038" type="#_x0000_t202" style="position:absolute;left:0;text-align:left;margin-left:129.65pt;margin-top:182.7pt;width:28.15pt;height:12.85pt;z-index:251685888;visibility:visible;mso-wrap-style:square;mso-width-percent:0;mso-height-percent:0;mso-wrap-distance-left:9pt;mso-wrap-distance-top:0;mso-wrap-distance-right:9pt;mso-wrap-distance-bottom:0;mso-position-horizontal:absolute;mso-position-horizontal-relative:text;mso-position-vertical:absolute;mso-position-vertical-relative:text;mso-width-percent:0;mso-height-percent:0;mso-width-relative:margin;mso-height-relative:margin;v-text-anchor:top" o:gfxdata="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" fillcolor="white [3201]" stroked="f" strokeweight=".5pt">
+                <v:textbox inset="0,0,0,0">
+                  <w:txbxContent>
+                    <w:p>
+                      <w:pPr>
+                        <w:rPr>
+                          <w:sz w:val="16"/>
+                          <w:szCs w:val="16"/>
+                        </w:rPr>
+                      </w:pPr>
+                      <w:r>
+                        <w:rPr>
+                          <w:sz w:val="16"/>
+                          <w:szCs w:val="16"/>
+                        </w:rPr>
+                        <w:t xml:space="preserve">Fig. </w:t>
+                      </w:r>
+                      <w:r>
+                        <w:rPr>
+                          <w:sz w:val="16"/>
+                          <w:szCs w:val="16"/>
+                        </w:rPr>
+                        <w:t>13</w:t>
+                      </w:r>
+                    </w:p>
+                  </w:txbxContent>
+                </v:textbox>
+              </v:shape>
+            </w:pict>
+          </mc:Fallback>
+        </mc:AlternateContent>
+      </w:r>
+      <w:r>
+        <w:rPr>
+          <w:noProof/>
+        </w:rPr>
+        <mc:AlternateContent>
+          <mc:Choice Requires="wps">
+            <w:drawing>
+              <wp:anchor distT="0" distB="0" distL="114300" distR="114300" simplePos="0" relativeHeight="251681792" behindDoc="0" locked="0" layoutInCell="1" allowOverlap="1" wp14:anchorId="7103958A" wp14:editId="318CCE10">
+                <wp:simplePos x="0" y="0"/>
+                <wp:positionH relativeFrom="column">
+                  <wp:posOffset>-839754</wp:posOffset>
+                </wp:positionH>
+                <wp:positionV relativeFrom="paragraph">
+                  <wp:posOffset>504124</wp:posOffset>
+                </wp:positionV>
+                <wp:extent cx="356870" cy="154940"/>
+                <wp:effectExtent l="0" t="0" r="0" b="0"/>
+                <wp:wrapNone/>
+                <wp:docPr id="321835857" name="Text Box 1"/>
+                <wp:cNvGraphicFramePr>
+                  <a:graphicFrameLocks xmlns:a="http://schemas.openxmlformats.org/drawingml/2006/main"/>
+                </wp:cNvGraphicFramePr>
+                <a:graphic xmlns:a="http://schemas.openxmlformats.org/drawingml/2006/main">
+                  <a:graphicData uri="http://schemas.microsoft.com/office/word/2010/wordprocessingShape">
+                    <wps:wsp>
+                      <wps:cNvSpPr txBox="1">
+                        <a:spLocks/>
+                      </wps:cNvSpPr>
+                      <wps:spPr>
+                        <a:xfrm>
+                          <a:off x="0" y="0"/>
+                          <a:ext cx="356870" cy="154940"/>
+                        </a:xfrm>
+                        <a:prstGeom prst="rect">
+                          <a:avLst/>
+                        </a:prstGeom>
+                        <a:solidFill>
+                          <a:schemeClr val="lt1"/>
+                        </a:solidFill>
+                        <a:ln w="6350">
+                          <a:noFill/>
+                        </a:ln>
+                      </wps:spPr>
+                      <wps:txbx>
+                        <w:txbxContent>
+                          <w:p>
+                            <w:pPr>
+                              <w:rPr>
+                                <w:sz w:val="16"/>
+                                <w:szCs w:val="16"/>
+                              </w:rPr>
+                            </w:pPr>
+                            <w:r>
+                              <w:rPr>
+                                <w:sz w:val="16"/>
+                                <w:szCs w:val="16"/>
+                              </w:rPr>
+                              <w:t xml:space="preserve">Fig. </w:t>
+                            </w:r>
+                            <w:r>
+                              <w:rPr>
+                                <w:sz w:val="16"/>
+                                <w:szCs w:val="16"/>
+                              </w:rPr>
+                              <w:t>11</w:t>
+                            </w:r>
+                          </w:p>
+                        </w:txbxContent>
+                      </wps:txbx>
+                      <wps:bodyPr rot="0" spcFirstLastPara="0" vertOverflow="overflow" horzOverflow="overflow" vert="horz" wrap="square" lIns="0" tIns="0" rIns="0" bIns="0" numCol="1" spcCol="0" rtlCol="0" fromWordArt="0" anchor="t" anchorCtr="0" forceAA="0" compatLnSpc="1">
+                        <a:prstTxWarp prst="textNoShape">
+                          <a:avLst/>
+                        </a:prstTxWarp>
+                        <a:noAutofit/>
+                      </wps:bodyPr>
+                    </wps:wsp>
+                  </a:graphicData>
+                </a:graphic>
+                <wp14:sizeRelH relativeFrom="margin">
+                  <wp14:pctWidth>0</wp14:pctWidth>
+                </wp14:sizeRelH>
+                <wp14:sizeRelV relativeFrom="margin">
+                  <wp14:pctHeight>0</wp14:pctHeight>
+                </wp14:sizeRelV>
+              </wp:anchor>
+            </w:drawing>
+          </mc:Choice>
+          <mc:Fallback>
+            <w:pict>
+              <v:shape w14:anchorId="7103958A" id="_x0000_s1039" type="#_x0000_t202" style="position:absolute;left:0;text-align:left;margin-left:-66.1pt;margin-top:39.7pt;width:28.1pt;height:12.2pt;z-index:251681792;visibility:visible;mso-wrap-style:square;mso-width-percent:0;mso-height-percent:0;mso-wrap-distance-left:9pt;mso-wrap-distance-top:0;mso-wrap-distance-right:9pt;mso-wrap-distance-bottom:0;mso-position-horizontal:absolute;mso-position-horizontal-relative:text;mso-position-vertical:absolute;mso-position-vertical-relative:text;mso-width-percent:0;mso-height-percent:0;mso-width-relative:margin;mso-height-relative:margin;v-text-anchor:top" o:gfxdata="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" fillcolor="white [3201]" stroked="f" strokeweight=".5pt">
+                <v:textbox inset="0,0,0,0">
+                  <w:txbxContent>
+                    <w:p>
+                      <w:pPr>
+                        <w:rPr>
+                          <w:sz w:val="16"/>
+                          <w:szCs w:val="16"/>
+                        </w:rPr>
+                      </w:pPr>
+                      <w:r>
+                        <w:rPr>
+                          <w:sz w:val="16"/>
+                          <w:szCs w:val="16"/>
+                        </w:rPr>
+                        <w:t xml:space="preserve">Fig. </w:t>
+                      </w:r>
+                      <w:r>
+                        <w:rPr>
+                          <w:sz w:val="16"/>
+                          <w:szCs w:val="16"/>
+                        </w:rPr>
+                        <w:t>11</w:t>
+                      </w:r>
+                    </w:p>
+                  </w:txbxContent>
+                </v:textbox>
+              </v:shape>
+            </w:pict>
+          </mc:Fallback>
+        </mc:AlternateContent>
+      </w:r>
+    </w:p>
+    <w:p>
+      <w:pPr>
+        <w:pStyle w:val="Heading5"/>
+      </w:pPr>
+      <w:r>
+        <w:rPr>
+          <w:noProof/>
+        </w:rPr>
         <w:drawing>
           <wp:anchor distT="0" distB="0" distL="0" distR="0" simplePos="0" relativeHeight="15" behindDoc="0" locked="0" layoutInCell="0" allowOverlap="1">
             <wp:simplePos x="0" y="0"/>
             <wp:positionH relativeFrom="column">
-              <wp:posOffset>0</wp:posOffset>
+              <wp:posOffset>105410</wp:posOffset>
             </wp:positionH>
             <wp:positionV relativeFrom="paragraph">
-              <wp:posOffset>4748530</wp:posOffset>
+              <wp:posOffset>277886</wp:posOffset>
             </wp:positionV>
             <wp:extent cx="3098800" cy="2243455"/>
             <wp:effectExtent l="0" t="0" r="0" b="0"/>
@@ -3164,7 +4947,7 @@
                     </pic:cNvPicPr>
                   </pic:nvPicPr>
                   <pic:blipFill>
-                    <a:blip r:embed="rId18"/>
+                    <a:blip r:embed="rId24"/>
                     <a:stretch>
                       <a:fillRect/>
                     </a:stretch>
@@ -3185,67 +4968,214 @@
           </wp:anchor>
         </w:drawing>
       </w:r>
-      <w:r>
-        <w:rPr/>
+    </w:p>
+    <w:p>
+      <w:pPr>
+        <w:pStyle w:val="Heading5"/>
+        <w:jc w:val="both"/>
+      </w:pPr>
+      <w:r>
+        <w:rPr>
+          <w:noProof/>
+        </w:rPr>
+        <mc:AlternateContent>
+          <mc:Choice Requires="wps">
+            <w:drawing>
+              <wp:anchor distT="0" distB="0" distL="114300" distR="114300" simplePos="0" relativeHeight="251687936" behindDoc="0" locked="0" layoutInCell="1" allowOverlap="1" wp14:anchorId="15040F85" wp14:editId="57D430E4">
+                <wp:simplePos x="0" y="0"/>
+                <wp:positionH relativeFrom="column">
+                  <wp:posOffset>1798320</wp:posOffset>
+                </wp:positionH>
+                <wp:positionV relativeFrom="paragraph">
+                  <wp:posOffset>2273123</wp:posOffset>
+                </wp:positionV>
+                <wp:extent cx="357282" cy="163502"/>
+                <wp:effectExtent l="0" t="0" r="0" b="1905"/>
+                <wp:wrapNone/>
+                <wp:docPr id="1643150572" name="Text Box 1"/>
+                <wp:cNvGraphicFramePr>
+                  <a:graphicFrameLocks xmlns:a="http://schemas.openxmlformats.org/drawingml/2006/main"/>
+                </wp:cNvGraphicFramePr>
+                <a:graphic xmlns:a="http://schemas.openxmlformats.org/drawingml/2006/main">
+                  <a:graphicData uri="http://schemas.microsoft.com/office/word/2010/wordprocessingShape">
+                    <wps:wsp>
+                      <wps:cNvSpPr txBox="1">
+                        <a:spLocks/>
+                      </wps:cNvSpPr>
+                      <wps:spPr>
+                        <a:xfrm>
+                          <a:off x="0" y="0"/>
+                          <a:ext cx="357282" cy="163502"/>
+                        </a:xfrm>
+                        <a:prstGeom prst="rect">
+                          <a:avLst/>
+                        </a:prstGeom>
+                        <a:solidFill>
+                          <a:schemeClr val="lt1"/>
+                        </a:solidFill>
+                        <a:ln w="6350">
+                          <a:noFill/>
+                        </a:ln>
+                      </wps:spPr>
+                      <wps:txbx>
+                        <w:txbxContent>
+                          <w:p>
+                            <w:pPr>
+                              <w:rPr>
+                                <w:sz w:val="16"/>
+                                <w:szCs w:val="16"/>
+                              </w:rPr>
+                            </w:pPr>
+                            <w:r>
+                              <w:rPr>
+                                <w:sz w:val="16"/>
+                                <w:szCs w:val="16"/>
+                              </w:rPr>
+                              <w:t xml:space="preserve">Fig. </w:t>
+                            </w:r>
+                            <w:r>
+                              <w:rPr>
+                                <w:sz w:val="16"/>
+                                <w:szCs w:val="16"/>
+                              </w:rPr>
+                              <w:t>14</w:t>
+                            </w:r>
+                          </w:p>
+                        </w:txbxContent>
+                      </wps:txbx>
+                      <wps:bodyPr rot="0" spcFirstLastPara="0" vertOverflow="overflow" horzOverflow="overflow" vert="horz" wrap="square" lIns="0" tIns="0" rIns="0" bIns="0" numCol="1" spcCol="0" rtlCol="0" fromWordArt="0" anchor="t" anchorCtr="0" forceAA="0" compatLnSpc="1">
+                        <a:prstTxWarp prst="textNoShape">
+                          <a:avLst/>
+                        </a:prstTxWarp>
+                        <a:noAutofit/>
+                      </wps:bodyPr>
+                    </wps:wsp>
+                  </a:graphicData>
+                </a:graphic>
+                <wp14:sizeRelH relativeFrom="margin">
+                  <wp14:pctWidth>0</wp14:pctWidth>
+                </wp14:sizeRelH>
+                <wp14:sizeRelV relativeFrom="margin">
+                  <wp14:pctHeight>0</wp14:pctHeight>
+                </wp14:sizeRelV>
+              </wp:anchor>
+            </w:drawing>
+          </mc:Choice>
+          <mc:Fallback>
+            <w:pict>
+              <v:shape w14:anchorId="15040F85" id="_x0000_s1040" type="#_x0000_t202" style="position:absolute;left:0;text-align:left;margin-left:141.6pt;margin-top:179pt;width:28.15pt;height:12.85pt;z-index:251687936;visibility:visible;mso-wrap-style:square;mso-width-percent:0;mso-height-percent:0;mso-wrap-distance-left:9pt;mso-wrap-distance-top:0;mso-wrap-distance-right:9pt;mso-wrap-distance-bottom:0;mso-position-horizontal:absolute;mso-position-horizontal-relative:text;mso-position-vertical:absolute;mso-position-vertical-relative:text;mso-width-percent:0;mso-height-percent:0;mso-width-relative:margin;mso-height-relative:margin;v-text-anchor:top" o:gfxdata="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" fillcolor="white [3201]" stroked="f" strokeweight=".5pt">
+                <v:textbox inset="0,0,0,0">
+                  <w:txbxContent>
+                    <w:p>
+                      <w:pPr>
+                        <w:rPr>
+                          <w:sz w:val="16"/>
+                          <w:szCs w:val="16"/>
+                        </w:rPr>
+                      </w:pPr>
+                      <w:r>
+                        <w:rPr>
+                          <w:sz w:val="16"/>
+                          <w:szCs w:val="16"/>
+                        </w:rPr>
+                        <w:t xml:space="preserve">Fig. </w:t>
+                      </w:r>
+                      <w:r>
+                        <w:rPr>
+                          <w:sz w:val="16"/>
+                          <w:szCs w:val="16"/>
+                        </w:rPr>
+                        <w:t>14</w:t>
+                      </w:r>
+                    </w:p>
+                  </w:txbxContent>
+                </v:textbox>
+              </v:shape>
+            </w:pict>
+          </mc:Fallback>
+        </mc:AlternateContent>
+      </w:r>
+    </w:p>
+    <w:p>
+      <w:pPr>
+        <w:pStyle w:val="Heading5"/>
+      </w:pPr>
+      <w:r>
         <w:t>Conclusion</w:t>
       </w:r>
     </w:p>
     <w:p>
       <w:pPr>
+        <w:pStyle w:val="Heading5"/>
+      </w:pPr>
+    </w:p>
+    <w:p>
+      <w:pPr>
         <w:pStyle w:val="BodyText"/>
-        <w:rPr/>
-      </w:pPr>
-      <w:r>
-        <w:rPr/>
-        <w:t>B.1. This study shows that facial emotion recognition is better treated as a comparison of interpretation when ground-truth labels are uncertain. In this dataset, FER aligned more closely with pooled human ratings than DeepFace, while ambiguous and degraded images reduced the stability of emotion interpretation. MediaPipe blendshape features helped explain some of these patterns by linking emotion scores to visible facial movements.</w:t>
+      </w:pPr>
+      <w:r>
+        <w:t xml:space="preserve">This study shows that facial emotion recognition is better treated as a comparison of interpretation when ground-truth labels are uncertain. In this dataset, FER aligned more closely with pooled human ratings than </w:t>
+      </w:r>
+      <w:proofErr w:type="spellStart"/>
+      <w:r>
+        <w:t>DeepFace</w:t>
+      </w:r>
+      <w:proofErr w:type="spellEnd"/>
+      <w:r>
+        <w:t xml:space="preserve">, while ambiguous and degraded images reduced the stability of emotion interpretation. </w:t>
+      </w:r>
+      <w:proofErr w:type="spellStart"/>
+      <w:r>
+        <w:t>MediaPipe</w:t>
+      </w:r>
+      <w:proofErr w:type="spellEnd"/>
+      <w:r>
+        <w:t xml:space="preserve"> </w:t>
+      </w:r>
+      <w:proofErr w:type="spellStart"/>
+      <w:r>
+        <w:t>blendshape</w:t>
+      </w:r>
+      <w:proofErr w:type="spellEnd"/>
+      <w:r>
+        <w:t xml:space="preserve"> features helped explain some of these patterns by linking emotion scores to visible facial movements.</w:t>
       </w:r>
     </w:p>
     <w:p>
       <w:pPr>
         <w:pStyle w:val="BodyText"/>
-        <w:rPr/>
-      </w:pPr>
-      <w:r>
-        <w:rPr/>
+      </w:pPr>
+      <w:r>
         <w:t>Overall, the results highlight the importance of analyzing agreement, disagreement, and robustness rather than relying only on direct accuracy.</w:t>
       </w:r>
     </w:p>
     <w:p>
       <w:pPr>
         <w:pStyle w:val="Heading5"/>
-        <w:rPr/>
-      </w:pPr>
-      <w:r>
-        <w:rPr/>
-      </w:r>
+      </w:pPr>
     </w:p>
     <w:p>
       <w:pPr>
         <w:pStyle w:val="Heading5"/>
-        <w:rPr/>
-      </w:pPr>
-      <w:r>
-        <w:rPr/>
-      </w:r>
+      </w:pPr>
     </w:p>
     <w:p>
       <w:pPr>
         <w:pStyle w:val="Heading5"/>
-        <w:rPr/>
-      </w:pPr>
-      <w:r>
-        <w:rPr/>
+      </w:pPr>
+    </w:p>
+    <w:p>
+      <w:pPr>
+        <w:pStyle w:val="Heading5"/>
+      </w:pPr>
+      <w:r>
         <w:t>References</w:t>
       </w:r>
     </w:p>
     <w:p>
       <w:pPr>
         <w:pStyle w:val="references"/>
-        <w:numPr>
-          <w:ilvl w:val="0"/>
-          <w:numId w:val="4"/>
-        </w:numPr>
-        <w:ind w:hanging="354" w:start="354"/>
+        <w:ind w:left="354" w:hanging="354"/>
         <w:rPr>
           <w:i/>
           <w:iCs/>
@@ -3262,11 +5192,7 @@
     <w:p>
       <w:pPr>
         <w:pStyle w:val="references"/>
-        <w:numPr>
-          <w:ilvl w:val="0"/>
-          <w:numId w:val="4"/>
-        </w:numPr>
-        <w:ind w:hanging="354" w:start="354"/>
+        <w:ind w:left="354" w:hanging="354"/>
         <w:rPr>
           <w:i/>
           <w:iCs/>
@@ -3283,11 +5209,7 @@
     <w:p>
       <w:pPr>
         <w:pStyle w:val="references"/>
-        <w:numPr>
-          <w:ilvl w:val="0"/>
-          <w:numId w:val="4"/>
-        </w:numPr>
-        <w:ind w:hanging="354" w:start="354"/>
+        <w:ind w:left="354" w:hanging="354"/>
         <w:rPr>
           <w:i/>
           <w:iCs/>
@@ -3298,70 +5220,194 @@
           <w:i/>
           <w:iCs/>
         </w:rPr>
-        <w:t>[3] Y. Taigman, M. Yang, M. Ranzato, and L. Wolf, “DeepFace: Closing the gap to human-level performance in face verification,” in Proc. IEEE Conf. Computer Vision and Pattern Recognition, 2014, pp. 1701–1708.</w:t>
-      </w:r>
-    </w:p>
-    <w:p>
-      <w:pPr>
-        <w:pStyle w:val="references"/>
-        <w:numPr>
-          <w:ilvl w:val="0"/>
-          <w:numId w:val="4"/>
-        </w:numPr>
-        <w:ind w:hanging="354" w:start="354"/>
+        <w:t xml:space="preserve">[3] Y. </w:t>
+      </w:r>
+      <w:proofErr w:type="spellStart"/>
+      <w:r>
         <w:rPr>
           <w:i/>
           <w:iCs/>
         </w:rPr>
-      </w:pPr>
+        <w:t>Taigman</w:t>
+      </w:r>
+      <w:proofErr w:type="spellEnd"/>
       <w:r>
         <w:rPr>
           <w:i/>
           <w:iCs/>
         </w:rPr>
-        <w:t>[4] C. Lugaresi et al., “MediaPipe: A framework for building perception pipelines,” arXiv:1906.08172, 2019.</w:t>
-      </w:r>
-    </w:p>
-    <w:p>
-      <w:pPr>
-        <w:pStyle w:val="references"/>
-        <w:numPr>
-          <w:ilvl w:val="0"/>
-          <w:numId w:val="4"/>
-        </w:numPr>
-        <w:ind w:hanging="354" w:start="354"/>
+        <w:t xml:space="preserve">, M. Yang, M. </w:t>
+      </w:r>
+      <w:proofErr w:type="spellStart"/>
+      <w:r>
         <w:rPr>
           <w:i/>
           <w:iCs/>
         </w:rPr>
-      </w:pPr>
+        <w:t>Ranzato</w:t>
+      </w:r>
+      <w:proofErr w:type="spellEnd"/>
       <w:r>
         <w:rPr>
           <w:i/>
           <w:iCs/>
         </w:rPr>
-        <w:t>[5] S. Minaee and A. Abdolrashidi, “Deep-emotion: Facial expression recognition using attentional convolutional network,” arXiv:1902.01019, 2019.</w:t>
-      </w:r>
-    </w:p>
-    <w:p>
-      <w:pPr>
-        <w:pStyle w:val="references"/>
-        <w:numPr>
-          <w:ilvl w:val="0"/>
-          <w:numId w:val="4"/>
-        </w:numPr>
-        <w:ind w:hanging="354" w:start="354"/>
+        <w:t>, and L. Wolf, “</w:t>
+      </w:r>
+      <w:proofErr w:type="spellStart"/>
+      <w:r>
         <w:rPr>
           <w:i/>
           <w:iCs/>
         </w:rPr>
-      </w:pPr>
+        <w:t>DeepFace</w:t>
+      </w:r>
+      <w:proofErr w:type="spellEnd"/>
       <w:r>
         <w:rPr>
           <w:i/>
           <w:iCs/>
         </w:rPr>
-        <w:t>[6] Y. Khaireddin and Z. Chen, “Facial emotion recognition: State of the art performance on FER2013,” arXiv:2105.03588, 2021.</w:t>
+        <w:t xml:space="preserve">: Closing the gap to human-level performance in face verification,” in </w:t>
+      </w:r>
+      <w:r>
+        <w:rPr>
+          <w:i/>
+          <w:iCs/>
+        </w:rPr>
+        <w:lastRenderedPageBreak/>
+        <w:t>Proc. IEEE Conf. Computer Vision and Pattern Recognition, 2014, pp. 1701–1708.</w:t>
+      </w:r>
+    </w:p>
+    <w:p>
+      <w:pPr>
+        <w:pStyle w:val="references"/>
+        <w:ind w:left="354" w:hanging="354"/>
+        <w:rPr>
+          <w:i/>
+          <w:iCs/>
+        </w:rPr>
+      </w:pPr>
+      <w:r>
+        <w:rPr>
+          <w:i/>
+          <w:iCs/>
+        </w:rPr>
+        <w:t xml:space="preserve">[4] C. </w:t>
+      </w:r>
+      <w:proofErr w:type="spellStart"/>
+      <w:r>
+        <w:rPr>
+          <w:i/>
+          <w:iCs/>
+        </w:rPr>
+        <w:t>Lugaresi</w:t>
+      </w:r>
+      <w:proofErr w:type="spellEnd"/>
+      <w:r>
+        <w:rPr>
+          <w:i/>
+          <w:iCs/>
+        </w:rPr>
+        <w:t xml:space="preserve"> et al., “</w:t>
+      </w:r>
+      <w:proofErr w:type="spellStart"/>
+      <w:r>
+        <w:rPr>
+          <w:i/>
+          <w:iCs/>
+        </w:rPr>
+        <w:t>MediaPipe</w:t>
+      </w:r>
+      <w:proofErr w:type="spellEnd"/>
+      <w:r>
+        <w:rPr>
+          <w:i/>
+          <w:iCs/>
+        </w:rPr>
+        <w:t>: A framework for building perception pipelines,” arXiv:1906.08172, 2019.</w:t>
+      </w:r>
+    </w:p>
+    <w:p>
+      <w:pPr>
+        <w:pStyle w:val="references"/>
+        <w:ind w:left="354" w:hanging="354"/>
+        <w:rPr>
+          <w:i/>
+          <w:iCs/>
+        </w:rPr>
+      </w:pPr>
+      <w:r>
+        <w:rPr>
+          <w:i/>
+          <w:iCs/>
+        </w:rPr>
+        <w:t xml:space="preserve">[5] S. </w:t>
+      </w:r>
+      <w:proofErr w:type="spellStart"/>
+      <w:r>
+        <w:rPr>
+          <w:i/>
+          <w:iCs/>
+        </w:rPr>
+        <w:t>Minaee</w:t>
+      </w:r>
+      <w:proofErr w:type="spellEnd"/>
+      <w:r>
+        <w:rPr>
+          <w:i/>
+          <w:iCs/>
+        </w:rPr>
+        <w:t xml:space="preserve"> and A. </w:t>
+      </w:r>
+      <w:proofErr w:type="spellStart"/>
+      <w:r>
+        <w:rPr>
+          <w:i/>
+          <w:iCs/>
+        </w:rPr>
+        <w:t>Abdolrashidi</w:t>
+      </w:r>
+      <w:proofErr w:type="spellEnd"/>
+      <w:r>
+        <w:rPr>
+          <w:i/>
+          <w:iCs/>
+        </w:rPr>
+        <w:t>, “Deep-emotion: Facial expression recognition using attentional convolutional network,” arXiv:1902.01019, 2019.</w:t>
+      </w:r>
+    </w:p>
+    <w:p>
+      <w:pPr>
+        <w:pStyle w:val="references"/>
+        <w:ind w:left="354" w:hanging="354"/>
+        <w:rPr>
+          <w:i/>
+          <w:iCs/>
+        </w:rPr>
+      </w:pPr>
+      <w:r>
+        <w:rPr>
+          <w:i/>
+          <w:iCs/>
+        </w:rPr>
+        <w:t xml:space="preserve">[6] Y. </w:t>
+      </w:r>
+      <w:proofErr w:type="spellStart"/>
+      <w:r>
+        <w:rPr>
+          <w:i/>
+          <w:iCs/>
+        </w:rPr>
+        <w:t>Khaireddin</w:t>
+      </w:r>
+      <w:proofErr w:type="spellEnd"/>
+      <w:r>
+        <w:rPr>
+          <w:i/>
+          <w:iCs/>
+        </w:rPr>
+        <w:t xml:space="preserve"> and Z. Chen, “Facial emotion recognition: State of the art performance on FER2013,” arXiv:2105.03588, 2021.</w:t>
       </w:r>
     </w:p>
     <w:p>
@@ -3371,12 +5417,8 @@
           <w:ilvl w:val="0"/>
           <w:numId w:val="0"/>
         </w:numPr>
-        <w:ind w:hanging="0" w:start="354"/>
-        <w:rPr/>
-      </w:pPr>
-      <w:r>
-        <w:rPr/>
-      </w:r>
+        <w:ind w:left="354"/>
+      </w:pPr>
     </w:p>
     <w:p>
       <w:pPr>
@@ -3385,12 +5427,8 @@
           <w:ilvl w:val="0"/>
           <w:numId w:val="0"/>
         </w:numPr>
-        <w:ind w:hanging="360" w:start="360"/>
-        <w:rPr/>
-      </w:pPr>
-      <w:r>
-        <w:rPr/>
-      </w:r>
+        <w:ind w:left="360" w:hanging="360"/>
+      </w:pPr>
     </w:p>
     <w:p>
       <w:pPr>
@@ -3399,85 +5437,82 @@
           <w:ilvl w:val="0"/>
           <w:numId w:val="0"/>
         </w:numPr>
-        <w:spacing w:lineRule="auto" w:line="240"/>
-        <w:ind w:hanging="0" w:start="0"/>
+        <w:spacing w:line="240" w:lineRule="auto"/>
         <w:jc w:val="center"/>
-        <w:rPr/>
-      </w:pPr>
-      <w:r>
-        <w:rPr/>
-      </w:r>
+      </w:pPr>
     </w:p>
     <w:p>
       <w:pPr>
         <w:sectPr>
           <w:type w:val="continuous"/>
           <w:pgSz w:w="11906" w:h="16838"/>
-          <w:pgMar w:left="893" w:right="893" w:gutter="0" w:header="0" w:top="540" w:footer="720" w:bottom="1440"/>
-          <w:cols w:num="2" w:space="360" w:equalWidth="true" w:sep="false"/>
-          <w:formProt w:val="false"/>
+          <w:pgMar w:top="540" w:right="893" w:bottom="1440" w:left="893" w:header="0" w:footer="720" w:gutter="0"/>
+          <w:cols w:num="2" w:space="360"/>
+          <w:formProt w:val="0"/>
           <w:titlePg/>
-          <w:textDirection w:val="lrTb"/>
-          <w:docGrid w:type="default" w:linePitch="360" w:charSpace="0"/>
+          <w:docGrid w:linePitch="360"/>
         </w:sectPr>
       </w:pPr>
     </w:p>
-    <w:p>
-      <w:pPr>
-        <w:pStyle w:val="Normal"/>
-        <w:rPr/>
-      </w:pPr>
-      <w:r>
-        <w:rPr/>
-      </w:r>
-    </w:p>
+    <w:p/>
     <w:sectPr>
       <w:type w:val="continuous"/>
       <w:pgSz w:w="11906" w:h="16838"/>
-      <w:pgMar w:left="893" w:right="893" w:gutter="0" w:header="0" w:top="540" w:footer="720" w:bottom="1440"/>
-      <w:formProt w:val="false"/>
+      <w:pgMar w:top="540" w:right="893" w:bottom="1440" w:left="893" w:header="0" w:footer="720" w:gutter="0"/>
+      <w:cols w:space="720"/>
+      <w:formProt w:val="0"/>
       <w:titlePg/>
-      <w:textDirection w:val="lrTb"/>
-      <w:docGrid w:type="default" w:linePitch="360" w:charSpace="0"/>
+      <w:docGrid w:linePitch="360"/>
     </w:sectPr>
   </w:body>
 </w:document>
 </file>
 
+<file path=word/endnotes.xml><?xml version="1.0" encoding="utf-8"?>
+<w:endnotes xmlns:wpc="http://schemas.microsoft.com/office/word/2010/wordprocessingCanvas" xmlns:cx="http://schemas.microsoft.com/office/drawing/2014/chartex" xmlns:cx1="http://schemas.microsoft.com/office/drawing/2015/9/8/chartex" xmlns:cx2="http://schemas.microsoft.com/office/drawing/2015/10/21/chartex" xmlns:cx3="http://schemas.microsoft.com/office/drawing/2016/5/9/chartex" xmlns:cx4="http://schemas.microsoft.com/office/drawing/2016/5/10/chartex" xmlns:cx5="http://schemas.microsoft.com/office/drawing/2016/5/11/chartex" xmlns:cx6="http://schemas.microsoft.com/office/drawing/2016/5/12/chartex" xmlns:cx7="http://schemas.microsoft.com/office/drawing/2016/5/13/chartex" xmlns:cx8="http://schemas.microsoft.com/office/drawing/2016/5/14/chartex" xmlns:mc="http://schemas.openxmlformats.org/markup-compatibility/2006" xmlns:aink="http://schemas.microsoft.com/office/drawing/2016/ink" xmlns:am3d="http://schemas.microsoft.com/office/drawing/2017/model3d" xmlns:o="urn:schemas-microsoft-com:office:office" xmlns:oel="http://schemas.microsoft.com/office/2019/extlst" xmlns:r="http://schemas.openxmlformats.org/officeDocument/2006/relationships" xmlns:m="http://schemas.openxmlformats.org/officeDocument/2006/math" xmlns:v="urn:schemas-microsoft-com:vml" xmlns:wp14="http://schemas.microsoft.com/office/word/2010/wordprocessingDrawing" xmlns:wp="http://schemas.openxmlformats.org/drawingml/2006/wordprocessingDrawing" xmlns:w10="urn:schemas-microsoft-com:office:word" xmlns:w="http://schemas.openxmlformats.org/wordprocessingml/2006/main" xmlns:w14="http://schemas.microsoft.com/office/word/2010/wordml" xmlns:w15="http://schemas.microsoft.com/office/word/2012/wordml" xmlns:w16cex="http://schemas.microsoft.com/office/word/2018/wordml/cex" xmlns:w16cid="http://schemas.microsoft.com/office/word/2016/wordml/cid" xmlns:w16="http://schemas.microsoft.com/office/word/2018/wordml" xmlns:w16sdtdh="http://schemas.microsoft.com/office/word/2020/wordml/sdtdatahash" xmlns:w16se="http://schemas.microsoft.com/office/word/2015/wordml/symex" xmlns:wpg="http://schemas.microsoft.com/office/word/2010/wordprocessingGroup" xmlns:wpi="http://schemas.microsoft.com/office/word/2010/wordprocessingInk" xmlns:wne="http://schemas.microsoft.com/office/word/2006/wordml" xmlns:wps="http://schemas.microsoft.com/office/word/2010/wordprocessingShape" mc:Ignorable="w14 w15 w16se w16cid w16 w16cex w16sdtdh wp14">
+  <w:endnote w:type="separator" w:id="-1">
+    <w:p>
+      <w:r>
+        <w:separator/>
+      </w:r>
+    </w:p>
+  </w:endnote>
+  <w:endnote w:type="continuationSeparator" w:id="0">
+    <w:p>
+      <w:r>
+        <w:continuationSeparator/>
+      </w:r>
+    </w:p>
+  </w:endnote>
+</w:endnotes>
+</file>
+
 <file path=word/footer1.xml><?xml version="1.0" encoding="utf-8"?>
-<w:ftr xmlns:o="urn:schemas-microsoft-com:office:office" xmlns:r="http://schemas.openxmlformats.org/officeDocument/2006/relationships" xmlns:v="urn:schemas-microsoft-com:vml" xmlns:w="http://schemas.openxmlformats.org/wordprocessingml/2006/main" xmlns:w10="urn:schemas-microsoft-com:office:word" xmlns:wp="http://schemas.openxmlformats.org/drawingml/2006/wordprocessingDrawing" xmlns:pic="http://schemas.openxmlformats.org/drawingml/2006/picture" xmlns:wps="http://schemas.microsoft.com/office/word/2010/wordprocessingShape" xmlns:wpg="http://schemas.microsoft.com/office/word/2010/wordprocessingGroup" xmlns:mc="http://schemas.openxmlformats.org/markup-compatibility/2006" xmlns:wp14="http://schemas.microsoft.com/office/word/2010/wordprocessingDrawing" xmlns:w14="http://schemas.microsoft.com/office/word/2010/wordml" xmlns:w15="http://schemas.microsoft.com/office/word/2012/wordml" mc:Ignorable="w14 wp14 w15">
+<w:ftr xmlns:wpc="http://schemas.microsoft.com/office/word/2010/wordprocessingCanvas" xmlns:cx="http://schemas.microsoft.com/office/drawing/2014/chartex" xmlns:cx1="http://schemas.microsoft.com/office/drawing/2015/9/8/chartex" xmlns:cx2="http://schemas.microsoft.com/office/drawing/2015/10/21/chartex" xmlns:cx3="http://schemas.microsoft.com/office/drawing/2016/5/9/chartex" xmlns:cx4="http://schemas.microsoft.com/office/drawing/2016/5/10/chartex" xmlns:cx5="http://schemas.microsoft.com/office/drawing/2016/5/11/chartex" xmlns:cx6="http://schemas.microsoft.com/office/drawing/2016/5/12/chartex" xmlns:cx7="http://schemas.microsoft.com/office/drawing/2016/5/13/chartex" xmlns:cx8="http://schemas.microsoft.com/office/drawing/2016/5/14/chartex" xmlns:mc="http://schemas.openxmlformats.org/markup-compatibility/2006" xmlns:aink="http://schemas.microsoft.com/office/drawing/2016/ink" xmlns:am3d="http://schemas.microsoft.com/office/drawing/2017/model3d" xmlns:o="urn:schemas-microsoft-com:office:office" xmlns:oel="http://schemas.microsoft.com/office/2019/extlst" xmlns:r="http://schemas.openxmlformats.org/officeDocument/2006/relationships" xmlns:m="http://schemas.openxmlformats.org/officeDocument/2006/math" xmlns:v="urn:schemas-microsoft-com:vml" xmlns:wp14="http://schemas.microsoft.com/office/word/2010/wordprocessingDrawing" xmlns:wp="http://schemas.openxmlformats.org/drawingml/2006/wordprocessingDrawing" xmlns:w10="urn:schemas-microsoft-com:office:word" xmlns:w="http://schemas.openxmlformats.org/wordprocessingml/2006/main" xmlns:w14="http://schemas.microsoft.com/office/word/2010/wordml" xmlns:w15="http://schemas.microsoft.com/office/word/2012/wordml" xmlns:w16cex="http://schemas.microsoft.com/office/word/2018/wordml/cex" xmlns:w16cid="http://schemas.microsoft.com/office/word/2016/wordml/cid" xmlns:w16="http://schemas.microsoft.com/office/word/2018/wordml" xmlns:w16sdtdh="http://schemas.microsoft.com/office/word/2020/wordml/sdtdatahash" xmlns:w16se="http://schemas.microsoft.com/office/word/2015/wordml/symex" xmlns:wpg="http://schemas.microsoft.com/office/word/2010/wordprocessingGroup" xmlns:wpi="http://schemas.microsoft.com/office/word/2010/wordprocessingInk" xmlns:wne="http://schemas.microsoft.com/office/word/2006/wordml" xmlns:wps="http://schemas.microsoft.com/office/word/2010/wordprocessingShape" mc:Ignorable="w14 w15 w16se w16cid w16 w16cex w16sdtdh wp14">
   <w:p>
     <w:pPr>
       <w:pStyle w:val="Footer"/>
-      <w:rPr/>
     </w:pPr>
-    <w:r>
-      <w:rPr/>
-    </w:r>
   </w:p>
 </w:ftr>
 </file>
 
 <file path=word/footer2.xml><?xml version="1.0" encoding="utf-8"?>
-<w:ftr xmlns:o="urn:schemas-microsoft-com:office:office" xmlns:r="http://schemas.openxmlformats.org/officeDocument/2006/relationships" xmlns:v="urn:schemas-microsoft-com:vml" xmlns:w="http://schemas.openxmlformats.org/wordprocessingml/2006/main" xmlns:w10="urn:schemas-microsoft-com:office:word" xmlns:wp="http://schemas.openxmlformats.org/drawingml/2006/wordprocessingDrawing" xmlns:pic="http://schemas.openxmlformats.org/drawingml/2006/picture" xmlns:wps="http://schemas.microsoft.com/office/word/2010/wordprocessingShape" xmlns:wpg="http://schemas.microsoft.com/office/word/2010/wordprocessingGroup" xmlns:mc="http://schemas.openxmlformats.org/markup-compatibility/2006" xmlns:wp14="http://schemas.microsoft.com/office/word/2010/wordprocessingDrawing" xmlns:w14="http://schemas.microsoft.com/office/word/2010/wordml" xmlns:w15="http://schemas.microsoft.com/office/word/2012/wordml" mc:Ignorable="w14 wp14 w15">
+<w:ftr xmlns:wpc="http://schemas.microsoft.com/office/word/2010/wordprocessingCanvas" xmlns:cx="http://schemas.microsoft.com/office/drawing/2014/chartex" xmlns:cx1="http://schemas.microsoft.com/office/drawing/2015/9/8/chartex" xmlns:cx2="http://schemas.microsoft.com/office/drawing/2015/10/21/chartex" xmlns:cx3="http://schemas.microsoft.com/office/drawing/2016/5/9/chartex" xmlns:cx4="http://schemas.microsoft.com/office/drawing/2016/5/10/chartex" xmlns:cx5="http://schemas.microsoft.com/office/drawing/2016/5/11/chartex" xmlns:cx6="http://schemas.microsoft.com/office/drawing/2016/5/12/chartex" xmlns:cx7="http://schemas.microsoft.com/office/drawing/2016/5/13/chartex" xmlns:cx8="http://schemas.microsoft.com/office/drawing/2016/5/14/chartex" xmlns:mc="http://schemas.openxmlformats.org/markup-compatibility/2006" xmlns:aink="http://schemas.microsoft.com/office/drawing/2016/ink" xmlns:am3d="http://schemas.microsoft.com/office/drawing/2017/model3d" xmlns:o="urn:schemas-microsoft-com:office:office" xmlns:oel="http://schemas.microsoft.com/office/2019/extlst" xmlns:r="http://schemas.openxmlformats.org/officeDocument/2006/relationships" xmlns:m="http://schemas.openxmlformats.org/officeDocument/2006/math" xmlns:v="urn:schemas-microsoft-com:vml" xmlns:wp14="http://schemas.microsoft.com/office/word/2010/wordprocessingDrawing" xmlns:wp="http://schemas.openxmlformats.org/drawingml/2006/wordprocessingDrawing" xmlns:w10="urn:schemas-microsoft-com:office:word" xmlns:w="http://schemas.openxmlformats.org/wordprocessingml/2006/main" xmlns:w14="http://schemas.microsoft.com/office/word/2010/wordml" xmlns:w15="http://schemas.microsoft.com/office/word/2012/wordml" xmlns:w16cex="http://schemas.microsoft.com/office/word/2018/wordml/cex" xmlns:w16cid="http://schemas.microsoft.com/office/word/2016/wordml/cid" xmlns:w16="http://schemas.microsoft.com/office/word/2018/wordml" xmlns:w16sdtdh="http://schemas.microsoft.com/office/word/2020/wordml/sdtdatahash" xmlns:w16se="http://schemas.microsoft.com/office/word/2015/wordml/symex" xmlns:wpg="http://schemas.microsoft.com/office/word/2010/wordprocessingGroup" xmlns:wpi="http://schemas.microsoft.com/office/word/2010/wordprocessingInk" xmlns:wne="http://schemas.microsoft.com/office/word/2006/wordml" xmlns:wps="http://schemas.microsoft.com/office/word/2010/wordprocessingShape" mc:Ignorable="w14 w15 w16se w16cid w16 w16cex w16sdtdh wp14">
   <w:p>
     <w:pPr>
       <w:pStyle w:val="Footer"/>
-      <w:rPr/>
     </w:pPr>
-    <w:r>
-      <w:rPr/>
-    </w:r>
   </w:p>
 </w:ftr>
 </file>
 
 <file path=word/footer3.xml><?xml version="1.0" encoding="utf-8"?>
-<w:ftr xmlns:o="urn:schemas-microsoft-com:office:office" xmlns:r="http://schemas.openxmlformats.org/officeDocument/2006/relationships" xmlns:v="urn:schemas-microsoft-com:vml" xmlns:w="http://schemas.openxmlformats.org/wordprocessingml/2006/main" xmlns:w10="urn:schemas-microsoft-com:office:word" xmlns:wp="http://schemas.openxmlformats.org/drawingml/2006/wordprocessingDrawing" xmlns:pic="http://schemas.openxmlformats.org/drawingml/2006/picture" xmlns:wps="http://schemas.microsoft.com/office/word/2010/wordprocessingShape" xmlns:wpg="http://schemas.microsoft.com/office/word/2010/wordprocessingGroup" xmlns:mc="http://schemas.openxmlformats.org/markup-compatibility/2006" xmlns:wp14="http://schemas.microsoft.com/office/word/2010/wordprocessingDrawing" xmlns:w14="http://schemas.microsoft.com/office/word/2010/wordml" xmlns:w15="http://schemas.microsoft.com/office/word/2012/wordml" mc:Ignorable="w14 wp14 w15">
+<w:ftr xmlns:wpc="http://schemas.microsoft.com/office/word/2010/wordprocessingCanvas" xmlns:cx="http://schemas.microsoft.com/office/drawing/2014/chartex" xmlns:cx1="http://schemas.microsoft.com/office/drawing/2015/9/8/chartex" xmlns:cx2="http://schemas.microsoft.com/office/drawing/2015/10/21/chartex" xmlns:cx3="http://schemas.microsoft.com/office/drawing/2016/5/9/chartex" xmlns:cx4="http://schemas.microsoft.com/office/drawing/2016/5/10/chartex" xmlns:cx5="http://schemas.microsoft.com/office/drawing/2016/5/11/chartex" xmlns:cx6="http://schemas.microsoft.com/office/drawing/2016/5/12/chartex" xmlns:cx7="http://schemas.microsoft.com/office/drawing/2016/5/13/chartex" xmlns:cx8="http://schemas.microsoft.com/office/drawing/2016/5/14/chartex" xmlns:mc="http://schemas.openxmlformats.org/markup-compatibility/2006" xmlns:aink="http://schemas.microsoft.com/office/drawing/2016/ink" xmlns:am3d="http://schemas.microsoft.com/office/drawing/2017/model3d" xmlns:o="urn:schemas-microsoft-com:office:office" xmlns:oel="http://schemas.microsoft.com/office/2019/extlst" xmlns:r="http://schemas.openxmlformats.org/officeDocument/2006/relationships" xmlns:m="http://schemas.openxmlformats.org/officeDocument/2006/math" xmlns:v="urn:schemas-microsoft-com:vml" xmlns:wp14="http://schemas.microsoft.com/office/word/2010/wordprocessingDrawing" xmlns:wp="http://schemas.openxmlformats.org/drawingml/2006/wordprocessingDrawing" xmlns:w10="urn:schemas-microsoft-com:office:word" xmlns:w="http://schemas.openxmlformats.org/wordprocessingml/2006/main" xmlns:w14="http://schemas.microsoft.com/office/word/2010/wordml" xmlns:w15="http://schemas.microsoft.com/office/word/2012/wordml" xmlns:w16cex="http://schemas.microsoft.com/office/word/2018/wordml/cex" xmlns:w16cid="http://schemas.microsoft.com/office/word/2016/wordml/cid" xmlns:w16="http://schemas.microsoft.com/office/word/2018/wordml" xmlns:w16sdtdh="http://schemas.microsoft.com/office/word/2020/wordml/sdtdatahash" xmlns:w16se="http://schemas.microsoft.com/office/word/2015/wordml/symex" xmlns:wpg="http://schemas.microsoft.com/office/word/2010/wordprocessingGroup" xmlns:wpi="http://schemas.microsoft.com/office/word/2010/wordprocessingInk" xmlns:wne="http://schemas.microsoft.com/office/word/2006/wordml" xmlns:wps="http://schemas.microsoft.com/office/word/2010/wordprocessingShape" mc:Ignorable="w14 w15 w16se w16cid w16 w16cex w16sdtdh wp14">
   <w:p>
     <w:pPr>
       <w:pStyle w:val="Footer"/>
-      <w:jc w:val="start"/>
+      <w:jc w:val="left"/>
       <w:rPr>
         <w:sz w:val="16"/>
         <w:szCs w:val="16"/>
@@ -3494,780 +5529,52 @@
 </w:ftr>
 </file>
 
+<file path=word/footnotes.xml><?xml version="1.0" encoding="utf-8"?>
+<w:footnotes xmlns:wpc="http://schemas.microsoft.com/office/word/2010/wordprocessingCanvas" xmlns:cx="http://schemas.microsoft.com/office/drawing/2014/chartex" xmlns:cx1="http://schemas.microsoft.com/office/drawing/2015/9/8/chartex" xmlns:cx2="http://schemas.microsoft.com/office/drawing/2015/10/21/chartex" xmlns:cx3="http://schemas.microsoft.com/office/drawing/2016/5/9/chartex" xmlns:cx4="http://schemas.microsoft.com/office/drawing/2016/5/10/chartex" xmlns:cx5="http://schemas.microsoft.com/office/drawing/2016/5/11/chartex" xmlns:cx6="http://schemas.microsoft.com/office/drawing/2016/5/12/chartex" xmlns:cx7="http://schemas.microsoft.com/office/drawing/2016/5/13/chartex" xmlns:cx8="http://schemas.microsoft.com/office/drawing/2016/5/14/chartex" xmlns:mc="http://schemas.openxmlformats.org/markup-compatibility/2006" xmlns:aink="http://schemas.microsoft.com/office/drawing/2016/ink" xmlns:am3d="http://schemas.microsoft.com/office/drawing/2017/model3d" xmlns:o="urn:schemas-microsoft-com:office:office" xmlns:oel="http://schemas.microsoft.com/office/2019/extlst" xmlns:r="http://schemas.openxmlformats.org/officeDocument/2006/relationships" xmlns:m="http://schemas.openxmlformats.org/officeDocument/2006/math" xmlns:v="urn:schemas-microsoft-com:vml" xmlns:wp14="http://schemas.microsoft.com/office/word/2010/wordprocessingDrawing" xmlns:wp="http://schemas.openxmlformats.org/drawingml/2006/wordprocessingDrawing" xmlns:w10="urn:schemas-microsoft-com:office:word" xmlns:w="http://schemas.openxmlformats.org/wordprocessingml/2006/main" xmlns:w14="http://schemas.microsoft.com/office/word/2010/wordml" xmlns:w15="http://schemas.microsoft.com/office/word/2012/wordml" xmlns:w16cex="http://schemas.microsoft.com/office/word/2018/wordml/cex" xmlns:w16cid="http://schemas.microsoft.com/office/word/2016/wordml/cid" xmlns:w16="http://schemas.microsoft.com/office/word/2018/wordml" xmlns:w16sdtdh="http://schemas.microsoft.com/office/word/2020/wordml/sdtdatahash" xmlns:w16se="http://schemas.microsoft.com/office/word/2015/wordml/symex" xmlns:wpg="http://schemas.microsoft.com/office/word/2010/wordprocessingGroup" xmlns:wpi="http://schemas.microsoft.com/office/word/2010/wordprocessingInk" xmlns:wne="http://schemas.microsoft.com/office/word/2006/wordml" xmlns:wps="http://schemas.microsoft.com/office/word/2010/wordprocessingShape" mc:Ignorable="w14 w15 w16se w16cid w16 w16cex w16sdtdh wp14">
+  <w:footnote w:type="separator" w:id="-1">
+    <w:p>
+      <w:r>
+        <w:separator/>
+      </w:r>
+    </w:p>
+  </w:footnote>
+  <w:footnote w:type="continuationSeparator" w:id="0">
+    <w:p>
+      <w:r>
+        <w:continuationSeparator/>
+      </w:r>
+    </w:p>
+  </w:footnote>
+</w:footnotes>
+</file>
+
 <file path=word/numbering.xml><?xml version="1.0" encoding="utf-8"?>
-<w:numbering xmlns:w="http://schemas.openxmlformats.org/wordprocessingml/2006/main" xmlns:o="urn:schemas-microsoft-com:office:office" xmlns:r="http://schemas.openxmlformats.org/officeDocument/2006/relationships" xmlns:v="urn:schemas-microsoft-com:vml" xmlns:mc="http://schemas.openxmlformats.org/markup-compatibility/2006" xmlns:w14="http://schemas.microsoft.com/office/word/2010/wordml" mc:Ignorable="w14">
-  <w:abstractNum w:abstractNumId="1">
+<w:numbering xmlns:wpc="http://schemas.microsoft.com/office/word/2010/wordprocessingCanvas" xmlns:cx="http://schemas.microsoft.com/office/drawing/2014/chartex" xmlns:cx1="http://schemas.microsoft.com/office/drawing/2015/9/8/chartex" xmlns:cx2="http://schemas.microsoft.com/office/drawing/2015/10/21/chartex" xmlns:cx3="http://schemas.microsoft.com/office/drawing/2016/5/9/chartex" xmlns:cx4="http://schemas.microsoft.com/office/drawing/2016/5/10/chartex" xmlns:cx5="http://schemas.microsoft.com/office/drawing/2016/5/11/chartex" xmlns:cx6="http://schemas.microsoft.com/office/drawing/2016/5/12/chartex" xmlns:cx7="http://schemas.microsoft.com/office/drawing/2016/5/13/chartex" xmlns:cx8="http://schemas.microsoft.com/office/drawing/2016/5/14/chartex" xmlns:mc="http://schemas.openxmlformats.org/markup-compatibility/2006" xmlns:aink="http://schemas.microsoft.com/office/drawing/2016/ink" xmlns:am3d="http://schemas.microsoft.com/office/drawing/2017/model3d" xmlns:o="urn:schemas-microsoft-com:office:office" xmlns:oel="http://schemas.microsoft.com/office/2019/extlst" xmlns:r="http://schemas.openxmlformats.org/officeDocument/2006/relationships" xmlns:m="http://schemas.openxmlformats.org/officeDocument/2006/math" xmlns:v="urn:schemas-microsoft-com:vml" xmlns:wp14="http://schemas.microsoft.com/office/word/2010/wordprocessingDrawing" xmlns:wp="http://schemas.openxmlformats.org/drawingml/2006/wordprocessingDrawing" xmlns:w10="urn:schemas-microsoft-com:office:word" xmlns:w="http://schemas.openxmlformats.org/wordprocessingml/2006/main" xmlns:w14="http://schemas.microsoft.com/office/word/2010/wordml" xmlns:w15="http://schemas.microsoft.com/office/word/2012/wordml" xmlns:w16cex="http://schemas.microsoft.com/office/word/2018/wordml/cex" xmlns:w16cid="http://schemas.microsoft.com/office/word/2016/wordml/cid" xmlns:w16="http://schemas.microsoft.com/office/word/2018/wordml" xmlns:w16sdtdh="http://schemas.microsoft.com/office/word/2020/wordml/sdtdatahash" xmlns:w16se="http://schemas.microsoft.com/office/word/2015/wordml/symex" xmlns:wpg="http://schemas.microsoft.com/office/word/2010/wordprocessingGroup" xmlns:wpi="http://schemas.microsoft.com/office/word/2010/wordprocessingInk" xmlns:wne="http://schemas.microsoft.com/office/word/2006/wordml" xmlns:wps="http://schemas.microsoft.com/office/word/2010/wordprocessingShape" mc:Ignorable="w14 w15 w16se w16cid w16 w16cex w16sdtdh wp14">
+  <w:abstractNum w:abstractNumId="0" w15:restartNumberingAfterBreak="0">
+    <w:nsid w:val="20B02BFA"/>
+    <w:multiLevelType w:val="multilevel"/>
+    <w:tmpl w:val="B3066AAE"/>
     <w:lvl w:ilvl="0">
       <w:start w:val="1"/>
-      <w:numFmt w:val="decimal"/>
-      <w:pStyle w:val="Heading1"/>
-      <w:lvlText w:val="E.%1."/>
-      <w:lvlJc w:val="start"/>
+      <w:numFmt w:val="lowerLetter"/>
+      <w:pStyle w:val="tablefootnote"/>
+      <w:lvlText w:val="%1."/>
+      <w:lvlJc w:val="right"/>
       <w:pPr>
         <w:tabs>
           <w:tab w:val="num" w:pos="0"/>
         </w:tabs>
-        <w:ind w:start="576" w:hanging="360"/>
-      </w:pPr>
-      <w:rPr>
-        <w:b w:val="false"/>
-        <w:i w:val="false"/>
-        <w:caps w:val="false"/>
-        <w:smallCaps w:val="false"/>
-        <w:strike w:val="false"/>
-        <w:dstrike w:val="false"/>
-        <w:vanish w:val="false"/>
-        <w:color w:val="auto"/>
-        <w:position w:val="0"/>
-        <w:sz w:val="20"/>
-        <w:szCs w:val="20"/>
-        <w:vertAlign w:val="baseline"/>
-        <w14:shadow w14:blurRad="0" w14:dist="0" w14:dir="0" w14:sx="0" w14:sy="0" w14:kx="0" w14:ky="0" w14:algn="none">
-          <w14:srgbClr w14:val="000000"/>
-        </w14:shadow>
-        <w14:textOutline w14:w="0" w14:cap="rnd" w14:cmpd="sng" w14:algn="ctr">
-          <w14:noFill/>
-          <w14:prstDash w14:val="solid"/>
-          <w14:bevel/>
-        </w14:textOutline>
-      </w:rPr>
-    </w:lvl>
-    <w:lvl w:ilvl="1">
-      <w:start w:val="1"/>
-      <w:numFmt w:val="upperLetter"/>
-      <w:pStyle w:val="Heading2"/>
-      <w:lvlText w:val="%2."/>
-      <w:lvlJc w:val="start"/>
-      <w:pPr>
-        <w:tabs>
-          <w:tab w:val="num" w:pos="360"/>
-        </w:tabs>
-        <w:ind w:start="288" w:hanging="288"/>
-      </w:pPr>
-      <w:rPr>
-        <w:rFonts w:ascii="Times New Roman" w:hAnsi="Times New Roman" w:cs="Times New Roman"/>
-        <w:b w:val="false"/>
-        <w:bCs w:val="false"/>
-        <w:i/>
-        <w:iCs/>
-        <w:caps w:val="false"/>
-        <w:smallCaps w:val="false"/>
-        <w:strike w:val="false"/>
-        <w:dstrike w:val="false"/>
-        <w:vanish w:val="false"/>
-        <w:color w:val="auto"/>
-        <w:position w:val="0"/>
-        <w:sz w:val="20"/>
-        <w:szCs w:val="20"/>
-        <w:vertAlign w:val="baseline"/>
-        <w14:shadow w14:blurRad="0" w14:dist="0" w14:dir="0" w14:sx="0" w14:sy="0" w14:kx="0" w14:ky="0" w14:algn="none">
-          <w14:srgbClr w14:val="000000"/>
-        </w14:shadow>
-        <w14:textOutline w14:w="0" w14:cap="rnd" w14:cmpd="sng" w14:algn="ctr">
-          <w14:noFill/>
-          <w14:prstDash w14:val="solid"/>
-          <w14:bevel/>
-        </w14:textOutline>
-      </w:rPr>
-    </w:lvl>
-    <w:lvl w:ilvl="2">
-      <w:start w:val="1"/>
-      <w:numFmt w:val="decimal"/>
-      <w:pStyle w:val="Heading3"/>
-      <w:lvlText w:val="%3)"/>
-      <w:lvlJc w:val="start"/>
-      <w:pPr>
-        <w:tabs>
-          <w:tab w:val="num" w:pos="540"/>
-        </w:tabs>
-        <w:ind w:start="0" w:firstLine="180"/>
-      </w:pPr>
-      <w:rPr>
-        <w:rFonts w:ascii="Times New Roman" w:hAnsi="Times New Roman" w:cs="Times New Roman"/>
-        <w:b w:val="false"/>
-        <w:bCs w:val="false"/>
-        <w:i/>
-        <w:iCs/>
-        <w:caps w:val="false"/>
-        <w:smallCaps w:val="false"/>
-        <w:strike w:val="false"/>
-        <w:dstrike w:val="false"/>
-        <w:vanish w:val="false"/>
-        <w:color w:val="auto"/>
-        <w:position w:val="0"/>
-        <w:sz w:val="20"/>
-        <w:szCs w:val="20"/>
-        <w:vertAlign w:val="baseline"/>
-        <w14:shadow w14:blurRad="0" w14:dist="0" w14:dir="0" w14:sx="0" w14:sy="0" w14:kx="0" w14:ky="0" w14:algn="none">
-          <w14:srgbClr w14:val="000000"/>
-        </w14:shadow>
-        <w14:textOutline w14:w="0" w14:cap="rnd" w14:cmpd="sng" w14:algn="ctr">
-          <w14:noFill/>
-          <w14:prstDash w14:val="solid"/>
-          <w14:bevel/>
-        </w14:textOutline>
-      </w:rPr>
-    </w:lvl>
-    <w:lvl w:ilvl="3">
-      <w:start w:val="1"/>
-      <w:numFmt w:val="lowerLetter"/>
-      <w:pStyle w:val="Heading4"/>
-      <w:lvlText w:val="%4)"/>
-      <w:lvlJc w:val="start"/>
-      <w:pPr>
-        <w:tabs>
-          <w:tab w:val="num" w:pos="630"/>
-        </w:tabs>
-        <w:ind w:start="0" w:firstLine="360"/>
-      </w:pPr>
-      <w:rPr>
-        <w:rFonts w:ascii="Times New Roman" w:hAnsi="Times New Roman" w:cs="Times New Roman"/>
-        <w:b w:val="false"/>
-        <w:bCs w:val="false"/>
-        <w:i/>
-        <w:iCs/>
-        <w:sz w:val="20"/>
-        <w:szCs w:val="20"/>
-      </w:rPr>
-    </w:lvl>
-    <w:lvl w:ilvl="4">
-      <w:start w:val="1"/>
-      <w:numFmt w:val="none"/>
-      <w:suff w:val="nothing"/>
-      <w:lvlText w:val=""/>
-      <w:lvlJc w:val="start"/>
-      <w:pPr>
-        <w:tabs>
-          <w:tab w:val="num" w:pos="3240"/>
-        </w:tabs>
-        <w:ind w:start="2880" w:hanging="0"/>
-      </w:pPr>
-      <w:rPr>
-        <w:rFonts w:cs="Times New Roman"/>
-      </w:rPr>
-    </w:lvl>
-    <w:lvl w:ilvl="5">
-      <w:start w:val="1"/>
-      <w:numFmt w:val="lowerLetter"/>
-      <w:lvlText w:val="(%6)"/>
-      <w:lvlJc w:val="start"/>
-      <w:pPr>
-        <w:tabs>
-          <w:tab w:val="num" w:pos="3960"/>
-        </w:tabs>
-        <w:ind w:start="3600" w:hanging="0"/>
-      </w:pPr>
-      <w:rPr>
-        <w:rFonts w:cs="Times New Roman"/>
-      </w:rPr>
-    </w:lvl>
-    <w:lvl w:ilvl="6">
-      <w:start w:val="1"/>
-      <w:numFmt w:val="lowerRoman"/>
-      <w:lvlText w:val="(%7)"/>
-      <w:lvlJc w:val="start"/>
-      <w:pPr>
-        <w:tabs>
-          <w:tab w:val="num" w:pos="4680"/>
-        </w:tabs>
-        <w:ind w:start="4320" w:hanging="0"/>
-      </w:pPr>
-      <w:rPr>
-        <w:rFonts w:cs="Times New Roman"/>
-      </w:rPr>
-    </w:lvl>
-    <w:lvl w:ilvl="7">
-      <w:start w:val="1"/>
-      <w:numFmt w:val="lowerLetter"/>
-      <w:lvlText w:val="(%8)"/>
-      <w:lvlJc w:val="start"/>
-      <w:pPr>
-        <w:tabs>
-          <w:tab w:val="num" w:pos="5400"/>
-        </w:tabs>
-        <w:ind w:start="5040" w:hanging="0"/>
-      </w:pPr>
-      <w:rPr>
-        <w:rFonts w:cs="Times New Roman"/>
-      </w:rPr>
-    </w:lvl>
-    <w:lvl w:ilvl="8">
-      <w:start w:val="1"/>
-      <w:numFmt w:val="lowerRoman"/>
-      <w:lvlText w:val="(%9)"/>
-      <w:lvlJc w:val="start"/>
-      <w:pPr>
-        <w:tabs>
-          <w:tab w:val="num" w:pos="6120"/>
-        </w:tabs>
-        <w:ind w:start="5760" w:hanging="0"/>
-      </w:pPr>
-      <w:rPr>
-        <w:rFonts w:cs="Times New Roman"/>
-      </w:rPr>
-    </w:lvl>
-  </w:abstractNum>
-  <w:abstractNum w:abstractNumId="2">
-    <w:lvl w:ilvl="0">
-      <w:start w:val="1"/>
-      <w:numFmt w:val="decimal"/>
-      <w:lvlText w:val="Fig. %1."/>
-      <w:lvlJc w:val="start"/>
-      <w:pPr>
-        <w:tabs>
-          <w:tab w:val="num" w:pos="0"/>
-        </w:tabs>
-        <w:ind w:start="360" w:hanging="360"/>
-      </w:pPr>
-      <w:rPr>
-        <w:rFonts w:ascii="Times New Roman" w:hAnsi="Times New Roman" w:cs="Times New Roman"/>
-        <w:b w:val="false"/>
-        <w:bCs w:val="false"/>
-        <w:i w:val="false"/>
-        <w:iCs w:val="false"/>
-        <w:color w:val="auto"/>
-        <w:sz w:val="16"/>
-        <w:szCs w:val="16"/>
-      </w:rPr>
-    </w:lvl>
-    <w:lvl w:ilvl="1">
-      <w:start w:val="1"/>
-      <w:numFmt w:val="lowerLetter"/>
-      <w:lvlText w:val="%2."/>
-      <w:lvlJc w:val="start"/>
-      <w:pPr>
-        <w:tabs>
-          <w:tab w:val="num" w:pos="1440"/>
-        </w:tabs>
-        <w:ind w:start="1440" w:hanging="360"/>
-      </w:pPr>
-      <w:rPr>
-        <w:rFonts w:cs="Times New Roman"/>
-      </w:rPr>
-    </w:lvl>
-    <w:lvl w:ilvl="2">
-      <w:start w:val="1"/>
-      <w:numFmt w:val="lowerRoman"/>
-      <w:lvlText w:val="%3."/>
-      <w:lvlJc w:val="end"/>
-      <w:pPr>
-        <w:tabs>
-          <w:tab w:val="num" w:pos="2160"/>
-        </w:tabs>
-        <w:ind w:start="2160" w:hanging="180"/>
-      </w:pPr>
-      <w:rPr>
-        <w:rFonts w:cs="Times New Roman"/>
-      </w:rPr>
-    </w:lvl>
-    <w:lvl w:ilvl="3">
-      <w:start w:val="1"/>
-      <w:numFmt w:val="decimal"/>
-      <w:lvlText w:val="%4."/>
-      <w:lvlJc w:val="start"/>
-      <w:pPr>
-        <w:tabs>
-          <w:tab w:val="num" w:pos="2880"/>
-        </w:tabs>
-        <w:ind w:start="2880" w:hanging="360"/>
-      </w:pPr>
-      <w:rPr>
-        <w:rFonts w:cs="Times New Roman"/>
-      </w:rPr>
-    </w:lvl>
-    <w:lvl w:ilvl="4">
-      <w:start w:val="1"/>
-      <w:numFmt w:val="lowerLetter"/>
-      <w:lvlText w:val="%5."/>
-      <w:lvlJc w:val="start"/>
-      <w:pPr>
-        <w:tabs>
-          <w:tab w:val="num" w:pos="3600"/>
-        </w:tabs>
-        <w:ind w:start="3600" w:hanging="360"/>
-      </w:pPr>
-      <w:rPr>
-        <w:rFonts w:cs="Times New Roman"/>
-      </w:rPr>
-    </w:lvl>
-    <w:lvl w:ilvl="5">
-      <w:start w:val="1"/>
-      <w:numFmt w:val="lowerRoman"/>
-      <w:lvlText w:val="%6."/>
-      <w:lvlJc w:val="end"/>
-      <w:pPr>
-        <w:tabs>
-          <w:tab w:val="num" w:pos="4320"/>
-        </w:tabs>
-        <w:ind w:start="4320" w:hanging="180"/>
-      </w:pPr>
-      <w:rPr>
-        <w:rFonts w:cs="Times New Roman"/>
-      </w:rPr>
-    </w:lvl>
-    <w:lvl w:ilvl="6">
-      <w:start w:val="1"/>
-      <w:numFmt w:val="decimal"/>
-      <w:lvlText w:val="%7."/>
-      <w:lvlJc w:val="start"/>
-      <w:pPr>
-        <w:tabs>
-          <w:tab w:val="num" w:pos="5040"/>
-        </w:tabs>
-        <w:ind w:start="5040" w:hanging="360"/>
-      </w:pPr>
-      <w:rPr>
-        <w:rFonts w:cs="Times New Roman"/>
-      </w:rPr>
-    </w:lvl>
-    <w:lvl w:ilvl="7">
-      <w:start w:val="1"/>
-      <w:numFmt w:val="lowerLetter"/>
-      <w:lvlText w:val="%8."/>
-      <w:lvlJc w:val="start"/>
-      <w:pPr>
-        <w:tabs>
-          <w:tab w:val="num" w:pos="5760"/>
-        </w:tabs>
-        <w:ind w:start="5760" w:hanging="360"/>
-      </w:pPr>
-      <w:rPr>
-        <w:rFonts w:cs="Times New Roman"/>
-      </w:rPr>
-    </w:lvl>
-    <w:lvl w:ilvl="8">
-      <w:start w:val="1"/>
-      <w:numFmt w:val="lowerRoman"/>
-      <w:lvlText w:val="%9."/>
-      <w:lvlJc w:val="end"/>
-      <w:pPr>
-        <w:tabs>
-          <w:tab w:val="num" w:pos="6480"/>
-        </w:tabs>
-        <w:ind w:start="6480" w:hanging="180"/>
-      </w:pPr>
-      <w:rPr>
-        <w:rFonts w:cs="Times New Roman"/>
-      </w:rPr>
-    </w:lvl>
-  </w:abstractNum>
-  <w:abstractNum w:abstractNumId="3">
-    <w:lvl w:ilvl="0">
-      <w:start w:val="1"/>
-      <w:numFmt w:val="decimal"/>
-      <w:lvlText w:val="%1 "/>
-      <w:lvlJc w:val="start"/>
-      <w:pPr>
-        <w:tabs>
-          <w:tab w:val="num" w:pos="648"/>
-        </w:tabs>
-        <w:ind w:start="0" w:firstLine="288"/>
-      </w:pPr>
-      <w:rPr>
-        <w:rFonts w:ascii="Times New Roman" w:hAnsi="Times New Roman" w:cs="Times New Roman"/>
-        <w:b w:val="false"/>
-        <w:bCs w:val="false"/>
-        <w:i w:val="false"/>
-        <w:iCs w:val="false"/>
-        <w:caps w:val="false"/>
-        <w:smallCaps w:val="false"/>
-        <w:strike w:val="false"/>
-        <w:dstrike w:val="false"/>
-        <w:vanish w:val="false"/>
-        <w:color w:val="000000"/>
-        <w:sz w:val="16"/>
-        <w:szCs w:val="16"/>
-        <w:vertAlign w:val="superscript"/>
-        <w14:shadow w14:blurRad="0" w14:dist="0" w14:dir="0" w14:sx="0" w14:sy="0" w14:kx="0" w14:ky="0" w14:algn="none">
-          <w14:srgbClr w14:val="000000"/>
-        </w14:shadow>
-        <w14:textOutline w14:w="0" w14:cap="rnd" w14:cmpd="sng" w14:algn="ctr">
-          <w14:noFill/>
-          <w14:prstDash w14:val="solid"/>
-          <w14:bevel/>
-        </w14:textOutline>
-      </w:rPr>
-    </w:lvl>
-    <w:lvl w:ilvl="1">
-      <w:start w:val="1"/>
-      <w:numFmt w:val="lowerLetter"/>
-      <w:lvlText w:val="%2."/>
-      <w:lvlJc w:val="start"/>
-      <w:pPr>
-        <w:tabs>
-          <w:tab w:val="num" w:pos="1440"/>
-        </w:tabs>
-        <w:ind w:start="1440" w:hanging="360"/>
-      </w:pPr>
-      <w:rPr>
-        <w:rFonts w:cs="Times New Roman"/>
-      </w:rPr>
-    </w:lvl>
-    <w:lvl w:ilvl="2">
-      <w:start w:val="1"/>
-      <w:numFmt w:val="lowerRoman"/>
-      <w:lvlText w:val="%3."/>
-      <w:lvlJc w:val="end"/>
-      <w:pPr>
-        <w:tabs>
-          <w:tab w:val="num" w:pos="2160"/>
-        </w:tabs>
-        <w:ind w:start="2160" w:hanging="180"/>
-      </w:pPr>
-      <w:rPr>
-        <w:rFonts w:cs="Times New Roman"/>
-      </w:rPr>
-    </w:lvl>
-    <w:lvl w:ilvl="3">
-      <w:start w:val="1"/>
-      <w:numFmt w:val="decimal"/>
-      <w:lvlText w:val="%4."/>
-      <w:lvlJc w:val="start"/>
-      <w:pPr>
-        <w:tabs>
-          <w:tab w:val="num" w:pos="2880"/>
-        </w:tabs>
-        <w:ind w:start="2880" w:hanging="360"/>
-      </w:pPr>
-      <w:rPr>
-        <w:rFonts w:cs="Times New Roman"/>
-      </w:rPr>
-    </w:lvl>
-    <w:lvl w:ilvl="4">
-      <w:start w:val="1"/>
-      <w:numFmt w:val="lowerLetter"/>
-      <w:lvlText w:val="%5."/>
-      <w:lvlJc w:val="start"/>
-      <w:pPr>
-        <w:tabs>
-          <w:tab w:val="num" w:pos="3600"/>
-        </w:tabs>
-        <w:ind w:start="3600" w:hanging="360"/>
-      </w:pPr>
-      <w:rPr>
-        <w:rFonts w:cs="Times New Roman"/>
-      </w:rPr>
-    </w:lvl>
-    <w:lvl w:ilvl="5">
-      <w:start w:val="1"/>
-      <w:numFmt w:val="lowerRoman"/>
-      <w:lvlText w:val="%6."/>
-      <w:lvlJc w:val="end"/>
-      <w:pPr>
-        <w:tabs>
-          <w:tab w:val="num" w:pos="4320"/>
-        </w:tabs>
-        <w:ind w:start="4320" w:hanging="180"/>
-      </w:pPr>
-      <w:rPr>
-        <w:rFonts w:cs="Times New Roman"/>
-      </w:rPr>
-    </w:lvl>
-    <w:lvl w:ilvl="6">
-      <w:start w:val="1"/>
-      <w:numFmt w:val="decimal"/>
-      <w:lvlText w:val="%7."/>
-      <w:lvlJc w:val="start"/>
-      <w:pPr>
-        <w:tabs>
-          <w:tab w:val="num" w:pos="5040"/>
-        </w:tabs>
-        <w:ind w:start="5040" w:hanging="360"/>
-      </w:pPr>
-      <w:rPr>
-        <w:rFonts w:cs="Times New Roman"/>
-      </w:rPr>
-    </w:lvl>
-    <w:lvl w:ilvl="7">
-      <w:start w:val="1"/>
-      <w:numFmt w:val="lowerLetter"/>
-      <w:lvlText w:val="%8."/>
-      <w:lvlJc w:val="start"/>
-      <w:pPr>
-        <w:tabs>
-          <w:tab w:val="num" w:pos="5760"/>
-        </w:tabs>
-        <w:ind w:start="5760" w:hanging="360"/>
-      </w:pPr>
-      <w:rPr>
-        <w:rFonts w:cs="Times New Roman"/>
-      </w:rPr>
-    </w:lvl>
-    <w:lvl w:ilvl="8">
-      <w:start w:val="1"/>
-      <w:numFmt w:val="lowerRoman"/>
-      <w:lvlText w:val="%9."/>
-      <w:lvlJc w:val="end"/>
-      <w:pPr>
-        <w:tabs>
-          <w:tab w:val="num" w:pos="6480"/>
-        </w:tabs>
-        <w:ind w:start="6480" w:hanging="180"/>
-      </w:pPr>
-      <w:rPr>
-        <w:rFonts w:cs="Times New Roman"/>
-      </w:rPr>
-    </w:lvl>
-  </w:abstractNum>
-  <w:abstractNum w:abstractNumId="4">
-    <w:lvl w:ilvl="0">
-      <w:start w:val="1"/>
-      <w:numFmt w:val="decimal"/>
-      <w:lvlText w:val="[%1]"/>
-      <w:lvlJc w:val="start"/>
-      <w:pPr>
-        <w:tabs>
-          <w:tab w:val="num" w:pos="360"/>
-        </w:tabs>
-        <w:ind w:start="360" w:hanging="360"/>
-      </w:pPr>
-      <w:rPr>
-        <w:rFonts w:ascii="Times New Roman" w:hAnsi="Times New Roman" w:cs="Times New Roman"/>
-        <w:b w:val="false"/>
-        <w:bCs w:val="false"/>
-        <w:i w:val="false"/>
-        <w:iCs w:val="false"/>
-        <w:sz w:val="16"/>
-        <w:szCs w:val="16"/>
-      </w:rPr>
-    </w:lvl>
-    <w:lvl w:ilvl="1">
-      <w:start w:val="1"/>
-      <w:numFmt w:val="decimal"/>
-      <w:lvlText w:val="%2."/>
-      <w:lvlJc w:val="start"/>
-      <w:pPr>
-        <w:tabs>
-          <w:tab w:val="num" w:pos="1080"/>
-        </w:tabs>
-        <w:ind w:start="1080" w:hanging="360"/>
-      </w:pPr>
-    </w:lvl>
-    <w:lvl w:ilvl="2">
-      <w:start w:val="1"/>
-      <w:numFmt w:val="decimal"/>
-      <w:lvlText w:val="%3."/>
-      <w:lvlJc w:val="start"/>
-      <w:pPr>
-        <w:tabs>
-          <w:tab w:val="num" w:pos="1440"/>
-        </w:tabs>
-        <w:ind w:start="1440" w:hanging="360"/>
-      </w:pPr>
-    </w:lvl>
-    <w:lvl w:ilvl="3">
-      <w:start w:val="1"/>
-      <w:numFmt w:val="decimal"/>
-      <w:lvlText w:val="%4."/>
-      <w:lvlJc w:val="start"/>
-      <w:pPr>
-        <w:tabs>
-          <w:tab w:val="num" w:pos="1800"/>
-        </w:tabs>
-        <w:ind w:start="1800" w:hanging="360"/>
-      </w:pPr>
-    </w:lvl>
-    <w:lvl w:ilvl="4">
-      <w:start w:val="1"/>
-      <w:numFmt w:val="decimal"/>
-      <w:lvlText w:val="%5."/>
-      <w:lvlJc w:val="start"/>
-      <w:pPr>
-        <w:tabs>
-          <w:tab w:val="num" w:pos="2160"/>
-        </w:tabs>
-        <w:ind w:start="2160" w:hanging="360"/>
-      </w:pPr>
-    </w:lvl>
-    <w:lvl w:ilvl="5">
-      <w:start w:val="1"/>
-      <w:numFmt w:val="decimal"/>
-      <w:lvlText w:val="%6."/>
-      <w:lvlJc w:val="start"/>
-      <w:pPr>
-        <w:tabs>
-          <w:tab w:val="num" w:pos="2520"/>
-        </w:tabs>
-        <w:ind w:start="2520" w:hanging="360"/>
-      </w:pPr>
-    </w:lvl>
-    <w:lvl w:ilvl="6">
-      <w:start w:val="1"/>
-      <w:numFmt w:val="decimal"/>
-      <w:lvlText w:val="%7."/>
-      <w:lvlJc w:val="start"/>
-      <w:pPr>
-        <w:tabs>
-          <w:tab w:val="num" w:pos="2880"/>
-        </w:tabs>
-        <w:ind w:start="2880" w:hanging="360"/>
-      </w:pPr>
-    </w:lvl>
-    <w:lvl w:ilvl="7">
-      <w:start w:val="1"/>
-      <w:numFmt w:val="decimal"/>
-      <w:lvlText w:val="%8."/>
-      <w:lvlJc w:val="start"/>
-      <w:pPr>
-        <w:tabs>
-          <w:tab w:val="num" w:pos="3240"/>
-        </w:tabs>
-        <w:ind w:start="3240" w:hanging="360"/>
-      </w:pPr>
-    </w:lvl>
-    <w:lvl w:ilvl="8">
-      <w:start w:val="1"/>
-      <w:numFmt w:val="decimal"/>
-      <w:lvlText w:val="%9."/>
-      <w:lvlJc w:val="start"/>
-      <w:pPr>
-        <w:tabs>
-          <w:tab w:val="num" w:pos="3600"/>
-        </w:tabs>
-        <w:ind w:start="3600" w:hanging="360"/>
-      </w:pPr>
-    </w:lvl>
-  </w:abstractNum>
-  <w:abstractNum w:abstractNumId="5">
-    <w:lvl w:ilvl="0">
-      <w:start w:val="1"/>
-      <w:numFmt w:val="upperRoman"/>
-      <w:lvlText w:val="TABLE %1. "/>
-      <w:lvlJc w:val="start"/>
-      <w:pPr>
-        <w:tabs>
-          <w:tab w:val="num" w:pos="1080"/>
-        </w:tabs>
-        <w:ind w:start="0" w:hanging="0"/>
-      </w:pPr>
-      <w:rPr>
-        <w:rFonts w:ascii="Times New Roman" w:hAnsi="Times New Roman" w:cs="Times New Roman"/>
-        <w:b w:val="false"/>
-        <w:bCs w:val="false"/>
-        <w:i w:val="false"/>
-        <w:iCs w:val="false"/>
-        <w:sz w:val="16"/>
-        <w:szCs w:val="16"/>
-      </w:rPr>
-    </w:lvl>
-    <w:lvl w:ilvl="1">
-      <w:start w:val="1"/>
-      <w:numFmt w:val="decimal"/>
-      <w:lvlText w:val="%2."/>
-      <w:lvlJc w:val="start"/>
-      <w:pPr>
-        <w:tabs>
-          <w:tab w:val="num" w:pos="1080"/>
-        </w:tabs>
-        <w:ind w:start="1080" w:hanging="360"/>
-      </w:pPr>
-    </w:lvl>
-    <w:lvl w:ilvl="2">
-      <w:start w:val="1"/>
-      <w:numFmt w:val="decimal"/>
-      <w:lvlText w:val="%3."/>
-      <w:lvlJc w:val="start"/>
-      <w:pPr>
-        <w:tabs>
-          <w:tab w:val="num" w:pos="1440"/>
-        </w:tabs>
-        <w:ind w:start="1440" w:hanging="360"/>
-      </w:pPr>
-    </w:lvl>
-    <w:lvl w:ilvl="3">
-      <w:start w:val="1"/>
-      <w:numFmt w:val="decimal"/>
-      <w:lvlText w:val="%4."/>
-      <w:lvlJc w:val="start"/>
-      <w:pPr>
-        <w:tabs>
-          <w:tab w:val="num" w:pos="1800"/>
-        </w:tabs>
-        <w:ind w:start="1800" w:hanging="360"/>
-      </w:pPr>
-    </w:lvl>
-    <w:lvl w:ilvl="4">
-      <w:start w:val="1"/>
-      <w:numFmt w:val="decimal"/>
-      <w:lvlText w:val="%5."/>
-      <w:lvlJc w:val="start"/>
-      <w:pPr>
-        <w:tabs>
-          <w:tab w:val="num" w:pos="2160"/>
-        </w:tabs>
-        <w:ind w:start="2160" w:hanging="360"/>
-      </w:pPr>
-    </w:lvl>
-    <w:lvl w:ilvl="5">
-      <w:start w:val="1"/>
-      <w:numFmt w:val="decimal"/>
-      <w:lvlText w:val="%6."/>
-      <w:lvlJc w:val="start"/>
-      <w:pPr>
-        <w:tabs>
-          <w:tab w:val="num" w:pos="2520"/>
-        </w:tabs>
-        <w:ind w:start="2520" w:hanging="360"/>
-      </w:pPr>
-    </w:lvl>
-    <w:lvl w:ilvl="6">
-      <w:start w:val="1"/>
-      <w:numFmt w:val="decimal"/>
-      <w:lvlText w:val="%7."/>
-      <w:lvlJc w:val="start"/>
-      <w:pPr>
-        <w:tabs>
-          <w:tab w:val="num" w:pos="2880"/>
-        </w:tabs>
-        <w:ind w:start="2880" w:hanging="360"/>
-      </w:pPr>
-    </w:lvl>
-    <w:lvl w:ilvl="7">
-      <w:start w:val="1"/>
-      <w:numFmt w:val="decimal"/>
-      <w:lvlText w:val="%8."/>
-      <w:lvlJc w:val="start"/>
-      <w:pPr>
-        <w:tabs>
-          <w:tab w:val="num" w:pos="3240"/>
-        </w:tabs>
-        <w:ind w:start="3240" w:hanging="360"/>
-      </w:pPr>
-    </w:lvl>
-    <w:lvl w:ilvl="8">
-      <w:start w:val="1"/>
-      <w:numFmt w:val="decimal"/>
-      <w:lvlText w:val="%9."/>
-      <w:lvlJc w:val="start"/>
-      <w:pPr>
-        <w:tabs>
-          <w:tab w:val="num" w:pos="3600"/>
-        </w:tabs>
-        <w:ind w:start="3600" w:hanging="360"/>
-      </w:pPr>
-    </w:lvl>
-  </w:abstractNum>
-  <w:abstractNum w:abstractNumId="6">
-    <w:lvl w:ilvl="0">
-      <w:start w:val="1"/>
-      <w:numFmt w:val="lowerLetter"/>
-      <w:lvlText w:val="%1."/>
-      <w:lvlJc w:val="end"/>
-      <w:pPr>
-        <w:tabs>
-          <w:tab w:val="num" w:pos="0"/>
-        </w:tabs>
-        <w:ind w:start="418" w:hanging="360"/>
+        <w:ind w:left="418" w:hanging="360"/>
       </w:pPr>
       <w:rPr>
         <w:rFonts w:ascii="Times New Roman" w:hAnsi="Times New Roman"/>
-        <w:b w:val="false"/>
-        <w:i w:val="false"/>
-        <w:caps w:val="false"/>
-        <w:smallCaps w:val="false"/>
-        <w:strike w:val="false"/>
-        <w:dstrike w:val="false"/>
-        <w:vanish w:val="false"/>
+        <w:b w:val="0"/>
+        <w:i w:val="0"/>
+        <w:caps w:val="0"/>
+        <w:smallCaps w:val="0"/>
+        <w:strike w:val="0"/>
+        <w:dstrike w:val="0"/>
+        <w:vanish w:val="0"/>
         <w:color w:val="auto"/>
         <w:spacing w:val="0"/>
         <w:w w:val="100"/>
@@ -4288,881 +5595,1610 @@
       <w:start w:val="1"/>
       <w:numFmt w:val="lowerLetter"/>
       <w:lvlText w:val="%2."/>
-      <w:lvlJc w:val="start"/>
+      <w:lvlJc w:val="left"/>
       <w:pPr>
         <w:tabs>
           <w:tab w:val="num" w:pos="0"/>
         </w:tabs>
-        <w:ind w:start="1440" w:hanging="360"/>
-      </w:pPr>
-      <w:rPr/>
+        <w:ind w:left="1440" w:hanging="360"/>
+      </w:pPr>
     </w:lvl>
     <w:lvl w:ilvl="2">
       <w:start w:val="1"/>
       <w:numFmt w:val="lowerRoman"/>
       <w:lvlText w:val="%3."/>
-      <w:lvlJc w:val="end"/>
+      <w:lvlJc w:val="right"/>
       <w:pPr>
         <w:tabs>
           <w:tab w:val="num" w:pos="0"/>
         </w:tabs>
-        <w:ind w:start="2160" w:hanging="180"/>
-      </w:pPr>
-      <w:rPr/>
+        <w:ind w:left="2160" w:hanging="180"/>
+      </w:pPr>
     </w:lvl>
     <w:lvl w:ilvl="3">
       <w:start w:val="1"/>
       <w:numFmt w:val="decimal"/>
       <w:lvlText w:val="%4."/>
-      <w:lvlJc w:val="start"/>
+      <w:lvlJc w:val="left"/>
       <w:pPr>
         <w:tabs>
           <w:tab w:val="num" w:pos="0"/>
         </w:tabs>
-        <w:ind w:start="2880" w:hanging="360"/>
-      </w:pPr>
-      <w:rPr/>
+        <w:ind w:left="2880" w:hanging="360"/>
+      </w:pPr>
     </w:lvl>
     <w:lvl w:ilvl="4">
       <w:start w:val="1"/>
       <w:numFmt w:val="lowerLetter"/>
       <w:lvlText w:val="%5."/>
-      <w:lvlJc w:val="start"/>
+      <w:lvlJc w:val="left"/>
       <w:pPr>
         <w:tabs>
           <w:tab w:val="num" w:pos="0"/>
         </w:tabs>
-        <w:ind w:start="3600" w:hanging="360"/>
-      </w:pPr>
-      <w:rPr/>
+        <w:ind w:left="3600" w:hanging="360"/>
+      </w:pPr>
     </w:lvl>
     <w:lvl w:ilvl="5">
       <w:start w:val="1"/>
       <w:numFmt w:val="lowerRoman"/>
       <w:lvlText w:val="%6."/>
-      <w:lvlJc w:val="end"/>
+      <w:lvlJc w:val="right"/>
       <w:pPr>
         <w:tabs>
           <w:tab w:val="num" w:pos="0"/>
         </w:tabs>
-        <w:ind w:start="4320" w:hanging="180"/>
-      </w:pPr>
-      <w:rPr/>
+        <w:ind w:left="4320" w:hanging="180"/>
+      </w:pPr>
     </w:lvl>
     <w:lvl w:ilvl="6">
       <w:start w:val="1"/>
       <w:numFmt w:val="decimal"/>
       <w:lvlText w:val="%7."/>
-      <w:lvlJc w:val="start"/>
+      <w:lvlJc w:val="left"/>
       <w:pPr>
         <w:tabs>
           <w:tab w:val="num" w:pos="0"/>
         </w:tabs>
-        <w:ind w:start="5040" w:hanging="360"/>
-      </w:pPr>
-      <w:rPr/>
+        <w:ind w:left="5040" w:hanging="360"/>
+      </w:pPr>
     </w:lvl>
     <w:lvl w:ilvl="7">
       <w:start w:val="1"/>
       <w:numFmt w:val="lowerLetter"/>
       <w:lvlText w:val="%8."/>
-      <w:lvlJc w:val="start"/>
+      <w:lvlJc w:val="left"/>
       <w:pPr>
         <w:tabs>
           <w:tab w:val="num" w:pos="0"/>
         </w:tabs>
-        <w:ind w:start="5760" w:hanging="360"/>
-      </w:pPr>
-      <w:rPr/>
+        <w:ind w:left="5760" w:hanging="360"/>
+      </w:pPr>
     </w:lvl>
     <w:lvl w:ilvl="8">
       <w:start w:val="1"/>
       <w:numFmt w:val="lowerRoman"/>
       <w:lvlText w:val="%9."/>
-      <w:lvlJc w:val="end"/>
+      <w:lvlJc w:val="right"/>
       <w:pPr>
         <w:tabs>
           <w:tab w:val="num" w:pos="0"/>
         </w:tabs>
-        <w:ind w:start="6480" w:hanging="180"/>
-      </w:pPr>
-      <w:rPr/>
+        <w:ind w:left="6480" w:hanging="180"/>
+      </w:pPr>
     </w:lvl>
   </w:abstractNum>
-  <w:abstractNum w:abstractNumId="7">
+  <w:abstractNum w:abstractNumId="1" w15:restartNumberingAfterBreak="0">
+    <w:nsid w:val="2C143A0A"/>
+    <w:multiLevelType w:val="multilevel"/>
+    <w:tmpl w:val="7F7053FA"/>
+    <w:lvl w:ilvl="0">
+      <w:start w:val="1"/>
+      <w:numFmt w:val="upperLetter"/>
+      <w:lvlText w:val="%1."/>
+      <w:lvlJc w:val="left"/>
+      <w:pPr>
+        <w:tabs>
+          <w:tab w:val="num" w:pos="0"/>
+        </w:tabs>
+        <w:ind w:left="720" w:hanging="360"/>
+      </w:pPr>
+    </w:lvl>
+    <w:lvl w:ilvl="1">
+      <w:start w:val="1"/>
+      <w:numFmt w:val="lowerLetter"/>
+      <w:lvlText w:val="%2."/>
+      <w:lvlJc w:val="left"/>
+      <w:pPr>
+        <w:tabs>
+          <w:tab w:val="num" w:pos="0"/>
+        </w:tabs>
+        <w:ind w:left="1440" w:hanging="360"/>
+      </w:pPr>
+    </w:lvl>
+    <w:lvl w:ilvl="2">
+      <w:start w:val="1"/>
+      <w:numFmt w:val="lowerRoman"/>
+      <w:lvlText w:val="%3."/>
+      <w:lvlJc w:val="right"/>
+      <w:pPr>
+        <w:tabs>
+          <w:tab w:val="num" w:pos="0"/>
+        </w:tabs>
+        <w:ind w:left="2160" w:hanging="180"/>
+      </w:pPr>
+    </w:lvl>
+    <w:lvl w:ilvl="3">
+      <w:start w:val="1"/>
+      <w:numFmt w:val="decimal"/>
+      <w:lvlText w:val="%4."/>
+      <w:lvlJc w:val="left"/>
+      <w:pPr>
+        <w:tabs>
+          <w:tab w:val="num" w:pos="0"/>
+        </w:tabs>
+        <w:ind w:left="2880" w:hanging="360"/>
+      </w:pPr>
+    </w:lvl>
+    <w:lvl w:ilvl="4">
+      <w:start w:val="1"/>
+      <w:numFmt w:val="lowerLetter"/>
+      <w:lvlText w:val="%5."/>
+      <w:lvlJc w:val="left"/>
+      <w:pPr>
+        <w:tabs>
+          <w:tab w:val="num" w:pos="0"/>
+        </w:tabs>
+        <w:ind w:left="3600" w:hanging="360"/>
+      </w:pPr>
+    </w:lvl>
+    <w:lvl w:ilvl="5">
+      <w:start w:val="1"/>
+      <w:numFmt w:val="lowerRoman"/>
+      <w:lvlText w:val="%6."/>
+      <w:lvlJc w:val="right"/>
+      <w:pPr>
+        <w:tabs>
+          <w:tab w:val="num" w:pos="0"/>
+        </w:tabs>
+        <w:ind w:left="4320" w:hanging="180"/>
+      </w:pPr>
+    </w:lvl>
+    <w:lvl w:ilvl="6">
+      <w:start w:val="1"/>
+      <w:numFmt w:val="decimal"/>
+      <w:lvlText w:val="%7."/>
+      <w:lvlJc w:val="left"/>
+      <w:pPr>
+        <w:tabs>
+          <w:tab w:val="num" w:pos="0"/>
+        </w:tabs>
+        <w:ind w:left="5040" w:hanging="360"/>
+      </w:pPr>
+    </w:lvl>
+    <w:lvl w:ilvl="7">
+      <w:start w:val="1"/>
+      <w:numFmt w:val="lowerLetter"/>
+      <w:lvlText w:val="%8."/>
+      <w:lvlJc w:val="left"/>
+      <w:pPr>
+        <w:tabs>
+          <w:tab w:val="num" w:pos="0"/>
+        </w:tabs>
+        <w:ind w:left="5760" w:hanging="360"/>
+      </w:pPr>
+    </w:lvl>
+    <w:lvl w:ilvl="8">
+      <w:start w:val="1"/>
+      <w:numFmt w:val="lowerRoman"/>
+      <w:lvlText w:val="%9."/>
+      <w:lvlJc w:val="right"/>
+      <w:pPr>
+        <w:tabs>
+          <w:tab w:val="num" w:pos="0"/>
+        </w:tabs>
+        <w:ind w:left="6480" w:hanging="180"/>
+      </w:pPr>
+    </w:lvl>
+  </w:abstractNum>
+  <w:abstractNum w:abstractNumId="2" w15:restartNumberingAfterBreak="0">
+    <w:nsid w:val="34DA4352"/>
+    <w:multiLevelType w:val="multilevel"/>
+    <w:tmpl w:val="DABAB880"/>
+    <w:lvl w:ilvl="0">
+      <w:start w:val="1"/>
+      <w:numFmt w:val="decimal"/>
+      <w:lvlText w:val="B.%1."/>
+      <w:lvlJc w:val="left"/>
+      <w:pPr>
+        <w:tabs>
+          <w:tab w:val="num" w:pos="0"/>
+        </w:tabs>
+        <w:ind w:left="720" w:hanging="360"/>
+      </w:pPr>
+      <w:rPr>
+        <w:b w:val="0"/>
+        <w:i w:val="0"/>
+      </w:rPr>
+    </w:lvl>
+    <w:lvl w:ilvl="1">
+      <w:start w:val="1"/>
+      <w:numFmt w:val="lowerLetter"/>
+      <w:lvlText w:val="%2."/>
+      <w:lvlJc w:val="left"/>
+      <w:pPr>
+        <w:tabs>
+          <w:tab w:val="num" w:pos="0"/>
+        </w:tabs>
+        <w:ind w:left="1440" w:hanging="360"/>
+      </w:pPr>
+    </w:lvl>
+    <w:lvl w:ilvl="2">
+      <w:start w:val="1"/>
+      <w:numFmt w:val="lowerRoman"/>
+      <w:lvlText w:val="%3."/>
+      <w:lvlJc w:val="right"/>
+      <w:pPr>
+        <w:tabs>
+          <w:tab w:val="num" w:pos="0"/>
+        </w:tabs>
+        <w:ind w:left="2160" w:hanging="180"/>
+      </w:pPr>
+    </w:lvl>
+    <w:lvl w:ilvl="3">
+      <w:start w:val="1"/>
+      <w:numFmt w:val="decimal"/>
+      <w:lvlText w:val="%4."/>
+      <w:lvlJc w:val="left"/>
+      <w:pPr>
+        <w:tabs>
+          <w:tab w:val="num" w:pos="0"/>
+        </w:tabs>
+        <w:ind w:left="2880" w:hanging="360"/>
+      </w:pPr>
+    </w:lvl>
+    <w:lvl w:ilvl="4">
+      <w:start w:val="1"/>
+      <w:numFmt w:val="lowerLetter"/>
+      <w:lvlText w:val="%5."/>
+      <w:lvlJc w:val="left"/>
+      <w:pPr>
+        <w:tabs>
+          <w:tab w:val="num" w:pos="0"/>
+        </w:tabs>
+        <w:ind w:left="3600" w:hanging="360"/>
+      </w:pPr>
+    </w:lvl>
+    <w:lvl w:ilvl="5">
+      <w:start w:val="1"/>
+      <w:numFmt w:val="lowerRoman"/>
+      <w:lvlText w:val="%6."/>
+      <w:lvlJc w:val="right"/>
+      <w:pPr>
+        <w:tabs>
+          <w:tab w:val="num" w:pos="0"/>
+        </w:tabs>
+        <w:ind w:left="4320" w:hanging="180"/>
+      </w:pPr>
+    </w:lvl>
+    <w:lvl w:ilvl="6">
+      <w:start w:val="1"/>
+      <w:numFmt w:val="decimal"/>
+      <w:lvlText w:val="%7."/>
+      <w:lvlJc w:val="left"/>
+      <w:pPr>
+        <w:tabs>
+          <w:tab w:val="num" w:pos="0"/>
+        </w:tabs>
+        <w:ind w:left="5040" w:hanging="360"/>
+      </w:pPr>
+    </w:lvl>
+    <w:lvl w:ilvl="7">
+      <w:start w:val="1"/>
+      <w:numFmt w:val="lowerLetter"/>
+      <w:lvlText w:val="%8."/>
+      <w:lvlJc w:val="left"/>
+      <w:pPr>
+        <w:tabs>
+          <w:tab w:val="num" w:pos="0"/>
+        </w:tabs>
+        <w:ind w:left="5760" w:hanging="360"/>
+      </w:pPr>
+    </w:lvl>
+    <w:lvl w:ilvl="8">
+      <w:start w:val="1"/>
+      <w:numFmt w:val="lowerRoman"/>
+      <w:lvlText w:val="%9."/>
+      <w:lvlJc w:val="right"/>
+      <w:pPr>
+        <w:tabs>
+          <w:tab w:val="num" w:pos="0"/>
+        </w:tabs>
+        <w:ind w:left="6480" w:hanging="180"/>
+      </w:pPr>
+    </w:lvl>
+  </w:abstractNum>
+  <w:abstractNum w:abstractNumId="3" w15:restartNumberingAfterBreak="0">
+    <w:nsid w:val="38FE1EA2"/>
+    <w:multiLevelType w:val="multilevel"/>
+    <w:tmpl w:val="BBB6DD42"/>
+    <w:lvl w:ilvl="0">
+      <w:start w:val="1"/>
+      <w:numFmt w:val="decimal"/>
+      <w:lvlText w:val="D.%1."/>
+      <w:lvlJc w:val="left"/>
+      <w:pPr>
+        <w:tabs>
+          <w:tab w:val="num" w:pos="0"/>
+        </w:tabs>
+        <w:ind w:left="720" w:hanging="360"/>
+      </w:pPr>
+      <w:rPr>
+        <w:b w:val="0"/>
+        <w:i w:val="0"/>
+      </w:rPr>
+    </w:lvl>
+    <w:lvl w:ilvl="1">
+      <w:start w:val="1"/>
+      <w:numFmt w:val="lowerLetter"/>
+      <w:lvlText w:val="%2."/>
+      <w:lvlJc w:val="left"/>
+      <w:pPr>
+        <w:tabs>
+          <w:tab w:val="num" w:pos="0"/>
+        </w:tabs>
+        <w:ind w:left="1440" w:hanging="360"/>
+      </w:pPr>
+    </w:lvl>
+    <w:lvl w:ilvl="2">
+      <w:start w:val="1"/>
+      <w:numFmt w:val="lowerRoman"/>
+      <w:lvlText w:val="%3."/>
+      <w:lvlJc w:val="right"/>
+      <w:pPr>
+        <w:tabs>
+          <w:tab w:val="num" w:pos="0"/>
+        </w:tabs>
+        <w:ind w:left="2160" w:hanging="180"/>
+      </w:pPr>
+    </w:lvl>
+    <w:lvl w:ilvl="3">
+      <w:start w:val="1"/>
+      <w:numFmt w:val="decimal"/>
+      <w:lvlText w:val="%4."/>
+      <w:lvlJc w:val="left"/>
+      <w:pPr>
+        <w:tabs>
+          <w:tab w:val="num" w:pos="0"/>
+        </w:tabs>
+        <w:ind w:left="2880" w:hanging="360"/>
+      </w:pPr>
+    </w:lvl>
+    <w:lvl w:ilvl="4">
+      <w:start w:val="1"/>
+      <w:numFmt w:val="lowerLetter"/>
+      <w:lvlText w:val="%5."/>
+      <w:lvlJc w:val="left"/>
+      <w:pPr>
+        <w:tabs>
+          <w:tab w:val="num" w:pos="0"/>
+        </w:tabs>
+        <w:ind w:left="3600" w:hanging="360"/>
+      </w:pPr>
+    </w:lvl>
+    <w:lvl w:ilvl="5">
+      <w:start w:val="1"/>
+      <w:numFmt w:val="lowerRoman"/>
+      <w:lvlText w:val="%6."/>
+      <w:lvlJc w:val="right"/>
+      <w:pPr>
+        <w:tabs>
+          <w:tab w:val="num" w:pos="0"/>
+        </w:tabs>
+        <w:ind w:left="4320" w:hanging="180"/>
+      </w:pPr>
+    </w:lvl>
+    <w:lvl w:ilvl="6">
+      <w:start w:val="1"/>
+      <w:numFmt w:val="decimal"/>
+      <w:lvlText w:val="%7."/>
+      <w:lvlJc w:val="left"/>
+      <w:pPr>
+        <w:tabs>
+          <w:tab w:val="num" w:pos="0"/>
+        </w:tabs>
+        <w:ind w:left="5040" w:hanging="360"/>
+      </w:pPr>
+    </w:lvl>
+    <w:lvl w:ilvl="7">
+      <w:start w:val="1"/>
+      <w:numFmt w:val="lowerLetter"/>
+      <w:lvlText w:val="%8."/>
+      <w:lvlJc w:val="left"/>
+      <w:pPr>
+        <w:tabs>
+          <w:tab w:val="num" w:pos="0"/>
+        </w:tabs>
+        <w:ind w:left="5760" w:hanging="360"/>
+      </w:pPr>
+    </w:lvl>
+    <w:lvl w:ilvl="8">
+      <w:start w:val="1"/>
+      <w:numFmt w:val="lowerRoman"/>
+      <w:lvlText w:val="%9."/>
+      <w:lvlJc w:val="right"/>
+      <w:pPr>
+        <w:tabs>
+          <w:tab w:val="num" w:pos="0"/>
+        </w:tabs>
+        <w:ind w:left="6480" w:hanging="180"/>
+      </w:pPr>
+    </w:lvl>
+  </w:abstractNum>
+  <w:abstractNum w:abstractNumId="4" w15:restartNumberingAfterBreak="0">
+    <w:nsid w:val="407F784B"/>
+    <w:multiLevelType w:val="multilevel"/>
+    <w:tmpl w:val="662AB060"/>
+    <w:lvl w:ilvl="0">
+      <w:start w:val="1"/>
+      <w:numFmt w:val="decimal"/>
+      <w:pStyle w:val="figurecaption"/>
+      <w:lvlText w:val="Fig. %1."/>
+      <w:lvlJc w:val="left"/>
+      <w:pPr>
+        <w:tabs>
+          <w:tab w:val="num" w:pos="0"/>
+        </w:tabs>
+        <w:ind w:left="360" w:hanging="360"/>
+      </w:pPr>
+      <w:rPr>
+        <w:rFonts w:ascii="Times New Roman" w:hAnsi="Times New Roman" w:cs="Times New Roman"/>
+        <w:b w:val="0"/>
+        <w:bCs w:val="0"/>
+        <w:i w:val="0"/>
+        <w:iCs w:val="0"/>
+        <w:color w:val="auto"/>
+        <w:sz w:val="16"/>
+        <w:szCs w:val="16"/>
+      </w:rPr>
+    </w:lvl>
+    <w:lvl w:ilvl="1">
+      <w:start w:val="1"/>
+      <w:numFmt w:val="lowerLetter"/>
+      <w:lvlText w:val="%2."/>
+      <w:lvlJc w:val="left"/>
+      <w:pPr>
+        <w:tabs>
+          <w:tab w:val="num" w:pos="1440"/>
+        </w:tabs>
+        <w:ind w:left="1440" w:hanging="360"/>
+      </w:pPr>
+      <w:rPr>
+        <w:rFonts w:cs="Times New Roman"/>
+      </w:rPr>
+    </w:lvl>
+    <w:lvl w:ilvl="2">
+      <w:start w:val="1"/>
+      <w:numFmt w:val="lowerRoman"/>
+      <w:lvlText w:val="%3."/>
+      <w:lvlJc w:val="right"/>
+      <w:pPr>
+        <w:tabs>
+          <w:tab w:val="num" w:pos="2160"/>
+        </w:tabs>
+        <w:ind w:left="2160" w:hanging="180"/>
+      </w:pPr>
+      <w:rPr>
+        <w:rFonts w:cs="Times New Roman"/>
+      </w:rPr>
+    </w:lvl>
+    <w:lvl w:ilvl="3">
+      <w:start w:val="1"/>
+      <w:numFmt w:val="decimal"/>
+      <w:lvlText w:val="%4."/>
+      <w:lvlJc w:val="left"/>
+      <w:pPr>
+        <w:tabs>
+          <w:tab w:val="num" w:pos="2880"/>
+        </w:tabs>
+        <w:ind w:left="2880" w:hanging="360"/>
+      </w:pPr>
+      <w:rPr>
+        <w:rFonts w:cs="Times New Roman"/>
+      </w:rPr>
+    </w:lvl>
+    <w:lvl w:ilvl="4">
+      <w:start w:val="1"/>
+      <w:numFmt w:val="lowerLetter"/>
+      <w:lvlText w:val="%5."/>
+      <w:lvlJc w:val="left"/>
+      <w:pPr>
+        <w:tabs>
+          <w:tab w:val="num" w:pos="3600"/>
+        </w:tabs>
+        <w:ind w:left="3600" w:hanging="360"/>
+      </w:pPr>
+      <w:rPr>
+        <w:rFonts w:cs="Times New Roman"/>
+      </w:rPr>
+    </w:lvl>
+    <w:lvl w:ilvl="5">
+      <w:start w:val="1"/>
+      <w:numFmt w:val="lowerRoman"/>
+      <w:lvlText w:val="%6."/>
+      <w:lvlJc w:val="right"/>
+      <w:pPr>
+        <w:tabs>
+          <w:tab w:val="num" w:pos="4320"/>
+        </w:tabs>
+        <w:ind w:left="4320" w:hanging="180"/>
+      </w:pPr>
+      <w:rPr>
+        <w:rFonts w:cs="Times New Roman"/>
+      </w:rPr>
+    </w:lvl>
+    <w:lvl w:ilvl="6">
+      <w:start w:val="1"/>
+      <w:numFmt w:val="decimal"/>
+      <w:lvlText w:val="%7."/>
+      <w:lvlJc w:val="left"/>
+      <w:pPr>
+        <w:tabs>
+          <w:tab w:val="num" w:pos="5040"/>
+        </w:tabs>
+        <w:ind w:left="5040" w:hanging="360"/>
+      </w:pPr>
+      <w:rPr>
+        <w:rFonts w:cs="Times New Roman"/>
+      </w:rPr>
+    </w:lvl>
+    <w:lvl w:ilvl="7">
+      <w:start w:val="1"/>
+      <w:numFmt w:val="lowerLetter"/>
+      <w:lvlText w:val="%8."/>
+      <w:lvlJc w:val="left"/>
+      <w:pPr>
+        <w:tabs>
+          <w:tab w:val="num" w:pos="5760"/>
+        </w:tabs>
+        <w:ind w:left="5760" w:hanging="360"/>
+      </w:pPr>
+      <w:rPr>
+        <w:rFonts w:cs="Times New Roman"/>
+      </w:rPr>
+    </w:lvl>
+    <w:lvl w:ilvl="8">
+      <w:start w:val="1"/>
+      <w:numFmt w:val="lowerRoman"/>
+      <w:lvlText w:val="%9."/>
+      <w:lvlJc w:val="right"/>
+      <w:pPr>
+        <w:tabs>
+          <w:tab w:val="num" w:pos="6480"/>
+        </w:tabs>
+        <w:ind w:left="6480" w:hanging="180"/>
+      </w:pPr>
+      <w:rPr>
+        <w:rFonts w:cs="Times New Roman"/>
+      </w:rPr>
+    </w:lvl>
+  </w:abstractNum>
+  <w:abstractNum w:abstractNumId="5" w15:restartNumberingAfterBreak="0">
+    <w:nsid w:val="417F5E7F"/>
+    <w:multiLevelType w:val="multilevel"/>
+    <w:tmpl w:val="E64CA2A0"/>
+    <w:lvl w:ilvl="0">
+      <w:start w:val="1"/>
+      <w:numFmt w:val="decimal"/>
+      <w:pStyle w:val="footnote"/>
+      <w:lvlText w:val="%1 "/>
+      <w:lvlJc w:val="left"/>
+      <w:pPr>
+        <w:tabs>
+          <w:tab w:val="num" w:pos="648"/>
+        </w:tabs>
+        <w:ind w:left="0" w:firstLine="288"/>
+      </w:pPr>
+      <w:rPr>
+        <w:rFonts w:ascii="Times New Roman" w:hAnsi="Times New Roman" w:cs="Times New Roman"/>
+        <w:b w:val="0"/>
+        <w:bCs w:val="0"/>
+        <w:i w:val="0"/>
+        <w:iCs w:val="0"/>
+        <w:caps w:val="0"/>
+        <w:smallCaps w:val="0"/>
+        <w:strike w:val="0"/>
+        <w:dstrike w:val="0"/>
+        <w:vanish w:val="0"/>
+        <w:color w:val="000000"/>
+        <w:sz w:val="16"/>
+        <w:szCs w:val="16"/>
+        <w:vertAlign w:val="superscript"/>
+        <w14:shadow w14:blurRad="0" w14:dist="0" w14:dir="0" w14:sx="0" w14:sy="0" w14:kx="0" w14:ky="0" w14:algn="none">
+          <w14:srgbClr w14:val="000000"/>
+        </w14:shadow>
+        <w14:textOutline w14:w="0" w14:cap="rnd" w14:cmpd="sng" w14:algn="ctr">
+          <w14:noFill/>
+          <w14:prstDash w14:val="solid"/>
+          <w14:bevel/>
+        </w14:textOutline>
+      </w:rPr>
+    </w:lvl>
+    <w:lvl w:ilvl="1">
+      <w:start w:val="1"/>
+      <w:numFmt w:val="lowerLetter"/>
+      <w:lvlText w:val="%2."/>
+      <w:lvlJc w:val="left"/>
+      <w:pPr>
+        <w:tabs>
+          <w:tab w:val="num" w:pos="1440"/>
+        </w:tabs>
+        <w:ind w:left="1440" w:hanging="360"/>
+      </w:pPr>
+      <w:rPr>
+        <w:rFonts w:cs="Times New Roman"/>
+      </w:rPr>
+    </w:lvl>
+    <w:lvl w:ilvl="2">
+      <w:start w:val="1"/>
+      <w:numFmt w:val="lowerRoman"/>
+      <w:lvlText w:val="%3."/>
+      <w:lvlJc w:val="right"/>
+      <w:pPr>
+        <w:tabs>
+          <w:tab w:val="num" w:pos="2160"/>
+        </w:tabs>
+        <w:ind w:left="2160" w:hanging="180"/>
+      </w:pPr>
+      <w:rPr>
+        <w:rFonts w:cs="Times New Roman"/>
+      </w:rPr>
+    </w:lvl>
+    <w:lvl w:ilvl="3">
+      <w:start w:val="1"/>
+      <w:numFmt w:val="decimal"/>
+      <w:lvlText w:val="%4."/>
+      <w:lvlJc w:val="left"/>
+      <w:pPr>
+        <w:tabs>
+          <w:tab w:val="num" w:pos="2880"/>
+        </w:tabs>
+        <w:ind w:left="2880" w:hanging="360"/>
+      </w:pPr>
+      <w:rPr>
+        <w:rFonts w:cs="Times New Roman"/>
+      </w:rPr>
+    </w:lvl>
+    <w:lvl w:ilvl="4">
+      <w:start w:val="1"/>
+      <w:numFmt w:val="lowerLetter"/>
+      <w:lvlText w:val="%5."/>
+      <w:lvlJc w:val="left"/>
+      <w:pPr>
+        <w:tabs>
+          <w:tab w:val="num" w:pos="3600"/>
+        </w:tabs>
+        <w:ind w:left="3600" w:hanging="360"/>
+      </w:pPr>
+      <w:rPr>
+        <w:rFonts w:cs="Times New Roman"/>
+      </w:rPr>
+    </w:lvl>
+    <w:lvl w:ilvl="5">
+      <w:start w:val="1"/>
+      <w:numFmt w:val="lowerRoman"/>
+      <w:lvlText w:val="%6."/>
+      <w:lvlJc w:val="right"/>
+      <w:pPr>
+        <w:tabs>
+          <w:tab w:val="num" w:pos="4320"/>
+        </w:tabs>
+        <w:ind w:left="4320" w:hanging="180"/>
+      </w:pPr>
+      <w:rPr>
+        <w:rFonts w:cs="Times New Roman"/>
+      </w:rPr>
+    </w:lvl>
+    <w:lvl w:ilvl="6">
+      <w:start w:val="1"/>
+      <w:numFmt w:val="decimal"/>
+      <w:lvlText w:val="%7."/>
+      <w:lvlJc w:val="left"/>
+      <w:pPr>
+        <w:tabs>
+          <w:tab w:val="num" w:pos="5040"/>
+        </w:tabs>
+        <w:ind w:left="5040" w:hanging="360"/>
+      </w:pPr>
+      <w:rPr>
+        <w:rFonts w:cs="Times New Roman"/>
+      </w:rPr>
+    </w:lvl>
+    <w:lvl w:ilvl="7">
+      <w:start w:val="1"/>
+      <w:numFmt w:val="lowerLetter"/>
+      <w:lvlText w:val="%8."/>
+      <w:lvlJc w:val="left"/>
+      <w:pPr>
+        <w:tabs>
+          <w:tab w:val="num" w:pos="5760"/>
+        </w:tabs>
+        <w:ind w:left="5760" w:hanging="360"/>
+      </w:pPr>
+      <w:rPr>
+        <w:rFonts w:cs="Times New Roman"/>
+      </w:rPr>
+    </w:lvl>
+    <w:lvl w:ilvl="8">
+      <w:start w:val="1"/>
+      <w:numFmt w:val="lowerRoman"/>
+      <w:lvlText w:val="%9."/>
+      <w:lvlJc w:val="right"/>
+      <w:pPr>
+        <w:tabs>
+          <w:tab w:val="num" w:pos="6480"/>
+        </w:tabs>
+        <w:ind w:left="6480" w:hanging="180"/>
+      </w:pPr>
+      <w:rPr>
+        <w:rFonts w:cs="Times New Roman"/>
+      </w:rPr>
+    </w:lvl>
+  </w:abstractNum>
+  <w:abstractNum w:abstractNumId="6" w15:restartNumberingAfterBreak="0">
+    <w:nsid w:val="58DF1B36"/>
+    <w:multiLevelType w:val="multilevel"/>
+    <w:tmpl w:val="39168F70"/>
+    <w:lvl w:ilvl="0">
+      <w:start w:val="1"/>
+      <w:numFmt w:val="decimal"/>
+      <w:pStyle w:val="references"/>
+      <w:lvlText w:val="[%1]"/>
+      <w:lvlJc w:val="left"/>
+      <w:pPr>
+        <w:tabs>
+          <w:tab w:val="num" w:pos="360"/>
+        </w:tabs>
+        <w:ind w:left="360" w:hanging="360"/>
+      </w:pPr>
+      <w:rPr>
+        <w:rFonts w:ascii="Times New Roman" w:hAnsi="Times New Roman" w:cs="Times New Roman"/>
+        <w:b w:val="0"/>
+        <w:bCs w:val="0"/>
+        <w:i w:val="0"/>
+        <w:iCs w:val="0"/>
+        <w:sz w:val="16"/>
+        <w:szCs w:val="16"/>
+      </w:rPr>
+    </w:lvl>
+    <w:lvl w:ilvl="1">
+      <w:start w:val="1"/>
+      <w:numFmt w:val="decimal"/>
+      <w:lvlText w:val="%2."/>
+      <w:lvlJc w:val="left"/>
+      <w:pPr>
+        <w:tabs>
+          <w:tab w:val="num" w:pos="1080"/>
+        </w:tabs>
+        <w:ind w:left="1080" w:hanging="360"/>
+      </w:pPr>
+    </w:lvl>
+    <w:lvl w:ilvl="2">
+      <w:start w:val="1"/>
+      <w:numFmt w:val="decimal"/>
+      <w:lvlText w:val="%3."/>
+      <w:lvlJc w:val="left"/>
+      <w:pPr>
+        <w:tabs>
+          <w:tab w:val="num" w:pos="1440"/>
+        </w:tabs>
+        <w:ind w:left="1440" w:hanging="360"/>
+      </w:pPr>
+    </w:lvl>
+    <w:lvl w:ilvl="3">
+      <w:start w:val="1"/>
+      <w:numFmt w:val="decimal"/>
+      <w:lvlText w:val="%4."/>
+      <w:lvlJc w:val="left"/>
+      <w:pPr>
+        <w:tabs>
+          <w:tab w:val="num" w:pos="1800"/>
+        </w:tabs>
+        <w:ind w:left="1800" w:hanging="360"/>
+      </w:pPr>
+    </w:lvl>
+    <w:lvl w:ilvl="4">
+      <w:start w:val="1"/>
+      <w:numFmt w:val="decimal"/>
+      <w:lvlText w:val="%5."/>
+      <w:lvlJc w:val="left"/>
+      <w:pPr>
+        <w:tabs>
+          <w:tab w:val="num" w:pos="2160"/>
+        </w:tabs>
+        <w:ind w:left="2160" w:hanging="360"/>
+      </w:pPr>
+    </w:lvl>
+    <w:lvl w:ilvl="5">
+      <w:start w:val="1"/>
+      <w:numFmt w:val="decimal"/>
+      <w:lvlText w:val="%6."/>
+      <w:lvlJc w:val="left"/>
+      <w:pPr>
+        <w:tabs>
+          <w:tab w:val="num" w:pos="2520"/>
+        </w:tabs>
+        <w:ind w:left="2520" w:hanging="360"/>
+      </w:pPr>
+    </w:lvl>
+    <w:lvl w:ilvl="6">
+      <w:start w:val="1"/>
+      <w:numFmt w:val="decimal"/>
+      <w:lvlText w:val="%7."/>
+      <w:lvlJc w:val="left"/>
+      <w:pPr>
+        <w:tabs>
+          <w:tab w:val="num" w:pos="2880"/>
+        </w:tabs>
+        <w:ind w:left="2880" w:hanging="360"/>
+      </w:pPr>
+    </w:lvl>
+    <w:lvl w:ilvl="7">
+      <w:start w:val="1"/>
+      <w:numFmt w:val="decimal"/>
+      <w:lvlText w:val="%8."/>
+      <w:lvlJc w:val="left"/>
+      <w:pPr>
+        <w:tabs>
+          <w:tab w:val="num" w:pos="3240"/>
+        </w:tabs>
+        <w:ind w:left="3240" w:hanging="360"/>
+      </w:pPr>
+    </w:lvl>
+    <w:lvl w:ilvl="8">
+      <w:start w:val="1"/>
+      <w:numFmt w:val="decimal"/>
+      <w:lvlText w:val="%9."/>
+      <w:lvlJc w:val="left"/>
+      <w:pPr>
+        <w:tabs>
+          <w:tab w:val="num" w:pos="3600"/>
+        </w:tabs>
+        <w:ind w:left="3600" w:hanging="360"/>
+      </w:pPr>
+    </w:lvl>
+  </w:abstractNum>
+  <w:abstractNum w:abstractNumId="7" w15:restartNumberingAfterBreak="0">
+    <w:nsid w:val="59F02021"/>
+    <w:multiLevelType w:val="multilevel"/>
+    <w:tmpl w:val="B2A4EE66"/>
+    <w:lvl w:ilvl="0">
+      <w:start w:val="1"/>
+      <w:numFmt w:val="upperRoman"/>
+      <w:pStyle w:val="tablehead"/>
+      <w:lvlText w:val="TABLE %1. "/>
+      <w:lvlJc w:val="left"/>
+      <w:pPr>
+        <w:tabs>
+          <w:tab w:val="num" w:pos="1080"/>
+        </w:tabs>
+        <w:ind w:left="0" w:firstLine="0"/>
+      </w:pPr>
+      <w:rPr>
+        <w:rFonts w:ascii="Times New Roman" w:hAnsi="Times New Roman" w:cs="Times New Roman"/>
+        <w:b w:val="0"/>
+        <w:bCs w:val="0"/>
+        <w:i w:val="0"/>
+        <w:iCs w:val="0"/>
+        <w:sz w:val="16"/>
+        <w:szCs w:val="16"/>
+      </w:rPr>
+    </w:lvl>
+    <w:lvl w:ilvl="1">
+      <w:start w:val="1"/>
+      <w:numFmt w:val="decimal"/>
+      <w:lvlText w:val="%2."/>
+      <w:lvlJc w:val="left"/>
+      <w:pPr>
+        <w:tabs>
+          <w:tab w:val="num" w:pos="1080"/>
+        </w:tabs>
+        <w:ind w:left="1080" w:hanging="360"/>
+      </w:pPr>
+    </w:lvl>
+    <w:lvl w:ilvl="2">
+      <w:start w:val="1"/>
+      <w:numFmt w:val="decimal"/>
+      <w:lvlText w:val="%3."/>
+      <w:lvlJc w:val="left"/>
+      <w:pPr>
+        <w:tabs>
+          <w:tab w:val="num" w:pos="1440"/>
+        </w:tabs>
+        <w:ind w:left="1440" w:hanging="360"/>
+      </w:pPr>
+    </w:lvl>
+    <w:lvl w:ilvl="3">
+      <w:start w:val="1"/>
+      <w:numFmt w:val="decimal"/>
+      <w:lvlText w:val="%4."/>
+      <w:lvlJc w:val="left"/>
+      <w:pPr>
+        <w:tabs>
+          <w:tab w:val="num" w:pos="1800"/>
+        </w:tabs>
+        <w:ind w:left="1800" w:hanging="360"/>
+      </w:pPr>
+    </w:lvl>
+    <w:lvl w:ilvl="4">
+      <w:start w:val="1"/>
+      <w:numFmt w:val="decimal"/>
+      <w:lvlText w:val="%5."/>
+      <w:lvlJc w:val="left"/>
+      <w:pPr>
+        <w:tabs>
+          <w:tab w:val="num" w:pos="2160"/>
+        </w:tabs>
+        <w:ind w:left="2160" w:hanging="360"/>
+      </w:pPr>
+    </w:lvl>
+    <w:lvl w:ilvl="5">
+      <w:start w:val="1"/>
+      <w:numFmt w:val="decimal"/>
+      <w:lvlText w:val="%6."/>
+      <w:lvlJc w:val="left"/>
+      <w:pPr>
+        <w:tabs>
+          <w:tab w:val="num" w:pos="2520"/>
+        </w:tabs>
+        <w:ind w:left="2520" w:hanging="360"/>
+      </w:pPr>
+    </w:lvl>
+    <w:lvl w:ilvl="6">
+      <w:start w:val="1"/>
+      <w:numFmt w:val="decimal"/>
+      <w:lvlText w:val="%7."/>
+      <w:lvlJc w:val="left"/>
+      <w:pPr>
+        <w:tabs>
+          <w:tab w:val="num" w:pos="2880"/>
+        </w:tabs>
+        <w:ind w:left="2880" w:hanging="360"/>
+      </w:pPr>
+    </w:lvl>
+    <w:lvl w:ilvl="7">
+      <w:start w:val="1"/>
+      <w:numFmt w:val="decimal"/>
+      <w:lvlText w:val="%8."/>
+      <w:lvlJc w:val="left"/>
+      <w:pPr>
+        <w:tabs>
+          <w:tab w:val="num" w:pos="3240"/>
+        </w:tabs>
+        <w:ind w:left="3240" w:hanging="360"/>
+      </w:pPr>
+    </w:lvl>
+    <w:lvl w:ilvl="8">
+      <w:start w:val="1"/>
+      <w:numFmt w:val="decimal"/>
+      <w:lvlText w:val="%9."/>
+      <w:lvlJc w:val="left"/>
+      <w:pPr>
+        <w:tabs>
+          <w:tab w:val="num" w:pos="3600"/>
+        </w:tabs>
+        <w:ind w:left="3600" w:hanging="360"/>
+      </w:pPr>
+    </w:lvl>
+  </w:abstractNum>
+  <w:abstractNum w:abstractNumId="8" w15:restartNumberingAfterBreak="0">
+    <w:nsid w:val="5DCB7498"/>
+    <w:multiLevelType w:val="multilevel"/>
+    <w:tmpl w:val="9DF8D6EA"/>
+    <w:lvl w:ilvl="0">
+      <w:start w:val="1"/>
+      <w:numFmt w:val="decimal"/>
+      <w:lvlText w:val="C.%1."/>
+      <w:lvlJc w:val="left"/>
+      <w:pPr>
+        <w:tabs>
+          <w:tab w:val="num" w:pos="0"/>
+        </w:tabs>
+        <w:ind w:left="720" w:hanging="360"/>
+      </w:pPr>
+      <w:rPr>
+        <w:b w:val="0"/>
+        <w:i w:val="0"/>
+      </w:rPr>
+    </w:lvl>
+    <w:lvl w:ilvl="1">
+      <w:start w:val="1"/>
+      <w:numFmt w:val="lowerLetter"/>
+      <w:lvlText w:val="%2."/>
+      <w:lvlJc w:val="left"/>
+      <w:pPr>
+        <w:tabs>
+          <w:tab w:val="num" w:pos="0"/>
+        </w:tabs>
+        <w:ind w:left="1440" w:hanging="360"/>
+      </w:pPr>
+    </w:lvl>
+    <w:lvl w:ilvl="2">
+      <w:start w:val="1"/>
+      <w:numFmt w:val="lowerRoman"/>
+      <w:lvlText w:val="%3."/>
+      <w:lvlJc w:val="right"/>
+      <w:pPr>
+        <w:tabs>
+          <w:tab w:val="num" w:pos="0"/>
+        </w:tabs>
+        <w:ind w:left="2160" w:hanging="180"/>
+      </w:pPr>
+    </w:lvl>
+    <w:lvl w:ilvl="3">
+      <w:start w:val="1"/>
+      <w:numFmt w:val="decimal"/>
+      <w:lvlText w:val="%4."/>
+      <w:lvlJc w:val="left"/>
+      <w:pPr>
+        <w:tabs>
+          <w:tab w:val="num" w:pos="0"/>
+        </w:tabs>
+        <w:ind w:left="2880" w:hanging="360"/>
+      </w:pPr>
+    </w:lvl>
+    <w:lvl w:ilvl="4">
+      <w:start w:val="1"/>
+      <w:numFmt w:val="lowerLetter"/>
+      <w:lvlText w:val="%5."/>
+      <w:lvlJc w:val="left"/>
+      <w:pPr>
+        <w:tabs>
+          <w:tab w:val="num" w:pos="0"/>
+        </w:tabs>
+        <w:ind w:left="3600" w:hanging="360"/>
+      </w:pPr>
+    </w:lvl>
+    <w:lvl w:ilvl="5">
+      <w:start w:val="1"/>
+      <w:numFmt w:val="lowerRoman"/>
+      <w:lvlText w:val="%6."/>
+      <w:lvlJc w:val="right"/>
+      <w:pPr>
+        <w:tabs>
+          <w:tab w:val="num" w:pos="0"/>
+        </w:tabs>
+        <w:ind w:left="4320" w:hanging="180"/>
+      </w:pPr>
+    </w:lvl>
+    <w:lvl w:ilvl="6">
+      <w:start w:val="1"/>
+      <w:numFmt w:val="decimal"/>
+      <w:lvlText w:val="%7."/>
+      <w:lvlJc w:val="left"/>
+      <w:pPr>
+        <w:tabs>
+          <w:tab w:val="num" w:pos="0"/>
+        </w:tabs>
+        <w:ind w:left="5040" w:hanging="360"/>
+      </w:pPr>
+    </w:lvl>
+    <w:lvl w:ilvl="7">
+      <w:start w:val="1"/>
+      <w:numFmt w:val="lowerLetter"/>
+      <w:lvlText w:val="%8."/>
+      <w:lvlJc w:val="left"/>
+      <w:pPr>
+        <w:tabs>
+          <w:tab w:val="num" w:pos="0"/>
+        </w:tabs>
+        <w:ind w:left="5760" w:hanging="360"/>
+      </w:pPr>
+    </w:lvl>
+    <w:lvl w:ilvl="8">
+      <w:start w:val="1"/>
+      <w:numFmt w:val="lowerRoman"/>
+      <w:lvlText w:val="%9."/>
+      <w:lvlJc w:val="right"/>
+      <w:pPr>
+        <w:tabs>
+          <w:tab w:val="num" w:pos="0"/>
+        </w:tabs>
+        <w:ind w:left="6480" w:hanging="180"/>
+      </w:pPr>
+    </w:lvl>
+  </w:abstractNum>
+  <w:abstractNum w:abstractNumId="9" w15:restartNumberingAfterBreak="0">
+    <w:nsid w:val="60487F17"/>
+    <w:multiLevelType w:val="multilevel"/>
+    <w:tmpl w:val="B2B8DA40"/>
+    <w:lvl w:ilvl="0">
+      <w:start w:val="1"/>
+      <w:numFmt w:val="upperLetter"/>
+      <w:lvlText w:val="%1."/>
+      <w:lvlJc w:val="left"/>
+      <w:pPr>
+        <w:tabs>
+          <w:tab w:val="num" w:pos="0"/>
+        </w:tabs>
+        <w:ind w:left="720" w:hanging="360"/>
+      </w:pPr>
+    </w:lvl>
+    <w:lvl w:ilvl="1">
+      <w:start w:val="1"/>
+      <w:numFmt w:val="lowerLetter"/>
+      <w:lvlText w:val="%2."/>
+      <w:lvlJc w:val="left"/>
+      <w:pPr>
+        <w:tabs>
+          <w:tab w:val="num" w:pos="0"/>
+        </w:tabs>
+        <w:ind w:left="1440" w:hanging="360"/>
+      </w:pPr>
+    </w:lvl>
+    <w:lvl w:ilvl="2">
+      <w:start w:val="1"/>
+      <w:numFmt w:val="lowerRoman"/>
+      <w:lvlText w:val="%3."/>
+      <w:lvlJc w:val="right"/>
+      <w:pPr>
+        <w:tabs>
+          <w:tab w:val="num" w:pos="0"/>
+        </w:tabs>
+        <w:ind w:left="2160" w:hanging="180"/>
+      </w:pPr>
+    </w:lvl>
+    <w:lvl w:ilvl="3">
+      <w:start w:val="1"/>
+      <w:numFmt w:val="decimal"/>
+      <w:lvlText w:val="%4."/>
+      <w:lvlJc w:val="left"/>
+      <w:pPr>
+        <w:tabs>
+          <w:tab w:val="num" w:pos="0"/>
+        </w:tabs>
+        <w:ind w:left="2880" w:hanging="360"/>
+      </w:pPr>
+    </w:lvl>
+    <w:lvl w:ilvl="4">
+      <w:start w:val="1"/>
+      <w:numFmt w:val="lowerLetter"/>
+      <w:lvlText w:val="%5."/>
+      <w:lvlJc w:val="left"/>
+      <w:pPr>
+        <w:tabs>
+          <w:tab w:val="num" w:pos="0"/>
+        </w:tabs>
+        <w:ind w:left="3600" w:hanging="360"/>
+      </w:pPr>
+    </w:lvl>
+    <w:lvl w:ilvl="5">
+      <w:start w:val="1"/>
+      <w:numFmt w:val="lowerRoman"/>
+      <w:lvlText w:val="%6."/>
+      <w:lvlJc w:val="right"/>
+      <w:pPr>
+        <w:tabs>
+          <w:tab w:val="num" w:pos="0"/>
+        </w:tabs>
+        <w:ind w:left="4320" w:hanging="180"/>
+      </w:pPr>
+    </w:lvl>
+    <w:lvl w:ilvl="6">
+      <w:start w:val="1"/>
+      <w:numFmt w:val="decimal"/>
+      <w:lvlText w:val="%7."/>
+      <w:lvlJc w:val="left"/>
+      <w:pPr>
+        <w:tabs>
+          <w:tab w:val="num" w:pos="0"/>
+        </w:tabs>
+        <w:ind w:left="5040" w:hanging="360"/>
+      </w:pPr>
+    </w:lvl>
+    <w:lvl w:ilvl="7">
+      <w:start w:val="1"/>
+      <w:numFmt w:val="lowerLetter"/>
+      <w:lvlText w:val="%8."/>
+      <w:lvlJc w:val="left"/>
+      <w:pPr>
+        <w:tabs>
+          <w:tab w:val="num" w:pos="0"/>
+        </w:tabs>
+        <w:ind w:left="5760" w:hanging="360"/>
+      </w:pPr>
+    </w:lvl>
+    <w:lvl w:ilvl="8">
+      <w:start w:val="1"/>
+      <w:numFmt w:val="lowerRoman"/>
+      <w:lvlText w:val="%9."/>
+      <w:lvlJc w:val="right"/>
+      <w:pPr>
+        <w:tabs>
+          <w:tab w:val="num" w:pos="0"/>
+        </w:tabs>
+        <w:ind w:left="6480" w:hanging="180"/>
+      </w:pPr>
+    </w:lvl>
+  </w:abstractNum>
+  <w:abstractNum w:abstractNumId="10" w15:restartNumberingAfterBreak="0">
+    <w:nsid w:val="708E4CE5"/>
+    <w:multiLevelType w:val="multilevel"/>
+    <w:tmpl w:val="843ED5A8"/>
     <w:lvl w:ilvl="0">
       <w:start w:val="1"/>
       <w:numFmt w:val="decimal"/>
       <w:lvlText w:val="%1."/>
-      <w:lvlJc w:val="start"/>
+      <w:lvlJc w:val="left"/>
       <w:pPr>
         <w:tabs>
           <w:tab w:val="num" w:pos="0"/>
         </w:tabs>
-        <w:ind w:start="720" w:hanging="360"/>
-      </w:pPr>
-      <w:rPr/>
+        <w:ind w:left="720" w:hanging="360"/>
+      </w:pPr>
     </w:lvl>
     <w:lvl w:ilvl="1">
       <w:start w:val="1"/>
       <w:numFmt w:val="lowerLetter"/>
       <w:lvlText w:val="%2."/>
-      <w:lvlJc w:val="start"/>
+      <w:lvlJc w:val="left"/>
       <w:pPr>
         <w:tabs>
           <w:tab w:val="num" w:pos="0"/>
         </w:tabs>
-        <w:ind w:start="1440" w:hanging="360"/>
-      </w:pPr>
-      <w:rPr/>
+        <w:ind w:left="1440" w:hanging="360"/>
+      </w:pPr>
     </w:lvl>
     <w:lvl w:ilvl="2">
       <w:start w:val="1"/>
       <w:numFmt w:val="lowerRoman"/>
       <w:lvlText w:val="%3."/>
-      <w:lvlJc w:val="end"/>
+      <w:lvlJc w:val="right"/>
       <w:pPr>
         <w:tabs>
           <w:tab w:val="num" w:pos="0"/>
         </w:tabs>
-        <w:ind w:start="2160" w:hanging="180"/>
-      </w:pPr>
-      <w:rPr/>
+        <w:ind w:left="2160" w:hanging="180"/>
+      </w:pPr>
     </w:lvl>
     <w:lvl w:ilvl="3">
       <w:start w:val="1"/>
       <w:numFmt w:val="decimal"/>
       <w:lvlText w:val="%4."/>
-      <w:lvlJc w:val="start"/>
+      <w:lvlJc w:val="left"/>
       <w:pPr>
         <w:tabs>
           <w:tab w:val="num" w:pos="0"/>
         </w:tabs>
-        <w:ind w:start="2880" w:hanging="360"/>
-      </w:pPr>
-      <w:rPr/>
+        <w:ind w:left="2880" w:hanging="360"/>
+      </w:pPr>
     </w:lvl>
     <w:lvl w:ilvl="4">
       <w:start w:val="1"/>
       <w:numFmt w:val="lowerLetter"/>
       <w:lvlText w:val="%5."/>
-      <w:lvlJc w:val="start"/>
+      <w:lvlJc w:val="left"/>
       <w:pPr>
         <w:tabs>
           <w:tab w:val="num" w:pos="0"/>
         </w:tabs>
-        <w:ind w:start="3600" w:hanging="360"/>
-      </w:pPr>
-      <w:rPr/>
+        <w:ind w:left="3600" w:hanging="360"/>
+      </w:pPr>
     </w:lvl>
     <w:lvl w:ilvl="5">
       <w:start w:val="1"/>
       <w:numFmt w:val="lowerRoman"/>
       <w:lvlText w:val="%6."/>
-      <w:lvlJc w:val="end"/>
+      <w:lvlJc w:val="right"/>
       <w:pPr>
         <w:tabs>
           <w:tab w:val="num" w:pos="0"/>
         </w:tabs>
-        <w:ind w:start="4320" w:hanging="180"/>
-      </w:pPr>
-      <w:rPr/>
+        <w:ind w:left="4320" w:hanging="180"/>
+      </w:pPr>
     </w:lvl>
     <w:lvl w:ilvl="6">
       <w:start w:val="1"/>
       <w:numFmt w:val="decimal"/>
       <w:lvlText w:val="%7."/>
-      <w:lvlJc w:val="start"/>
+      <w:lvlJc w:val="left"/>
       <w:pPr>
         <w:tabs>
           <w:tab w:val="num" w:pos="0"/>
         </w:tabs>
-        <w:ind w:start="5040" w:hanging="360"/>
-      </w:pPr>
-      <w:rPr/>
+        <w:ind w:left="5040" w:hanging="360"/>
+      </w:pPr>
     </w:lvl>
     <w:lvl w:ilvl="7">
       <w:start w:val="1"/>
       <w:numFmt w:val="lowerLetter"/>
       <w:lvlText w:val="%8."/>
-      <w:lvlJc w:val="start"/>
+      <w:lvlJc w:val="left"/>
       <w:pPr>
         <w:tabs>
           <w:tab w:val="num" w:pos="0"/>
         </w:tabs>
-        <w:ind w:start="5760" w:hanging="360"/>
-      </w:pPr>
-      <w:rPr/>
+        <w:ind w:left="5760" w:hanging="360"/>
+      </w:pPr>
     </w:lvl>
     <w:lvl w:ilvl="8">
       <w:start w:val="1"/>
       <w:numFmt w:val="lowerRoman"/>
       <w:lvlText w:val="%9."/>
-      <w:lvlJc w:val="end"/>
+      <w:lvlJc w:val="right"/>
       <w:pPr>
         <w:tabs>
           <w:tab w:val="num" w:pos="0"/>
         </w:tabs>
-        <w:ind w:start="6480" w:hanging="180"/>
-      </w:pPr>
-      <w:rPr/>
+        <w:ind w:left="6480" w:hanging="180"/>
+      </w:pPr>
     </w:lvl>
   </w:abstractNum>
-  <w:abstractNum w:abstractNumId="8">
+  <w:abstractNum w:abstractNumId="11" w15:restartNumberingAfterBreak="0">
+    <w:nsid w:val="74D6126E"/>
+    <w:multiLevelType w:val="multilevel"/>
+    <w:tmpl w:val="79F04ED6"/>
     <w:lvl w:ilvl="0">
       <w:start w:val="1"/>
       <w:numFmt w:val="decimal"/>
-      <w:lvlText w:val="B.%1."/>
-      <w:lvlJc w:val="start"/>
+      <w:pStyle w:val="Heading1"/>
+      <w:lvlText w:val="E.%1."/>
+      <w:lvlJc w:val="left"/>
       <w:pPr>
         <w:tabs>
           <w:tab w:val="num" w:pos="0"/>
         </w:tabs>
-        <w:ind w:start="720" w:hanging="360"/>
+        <w:ind w:left="576" w:hanging="360"/>
       </w:pPr>
       <w:rPr>
-        <w:b w:val="false"/>
-        <w:i w:val="false"/>
+        <w:b w:val="0"/>
+        <w:i w:val="0"/>
+        <w:caps w:val="0"/>
+        <w:smallCaps w:val="0"/>
+        <w:strike w:val="0"/>
+        <w:dstrike w:val="0"/>
+        <w:vanish w:val="0"/>
+        <w:color w:val="auto"/>
+        <w:position w:val="0"/>
+        <w:sz w:val="20"/>
+        <w:szCs w:val="20"/>
+        <w:vertAlign w:val="baseline"/>
+        <w14:shadow w14:blurRad="0" w14:dist="0" w14:dir="0" w14:sx="0" w14:sy="0" w14:kx="0" w14:ky="0" w14:algn="none">
+          <w14:srgbClr w14:val="000000"/>
+        </w14:shadow>
+        <w14:textOutline w14:w="0" w14:cap="rnd" w14:cmpd="sng" w14:algn="ctr">
+          <w14:noFill/>
+          <w14:prstDash w14:val="solid"/>
+          <w14:bevel/>
+        </w14:textOutline>
       </w:rPr>
     </w:lvl>
     <w:lvl w:ilvl="1">
       <w:start w:val="1"/>
+      <w:numFmt w:val="upperLetter"/>
+      <w:pStyle w:val="Heading2"/>
+      <w:lvlText w:val="%2."/>
+      <w:lvlJc w:val="left"/>
+      <w:pPr>
+        <w:tabs>
+          <w:tab w:val="num" w:pos="360"/>
+        </w:tabs>
+        <w:ind w:left="288" w:hanging="288"/>
+      </w:pPr>
+      <w:rPr>
+        <w:rFonts w:ascii="Times New Roman" w:hAnsi="Times New Roman" w:cs="Times New Roman"/>
+        <w:b w:val="0"/>
+        <w:bCs w:val="0"/>
+        <w:i/>
+        <w:iCs/>
+        <w:caps w:val="0"/>
+        <w:smallCaps w:val="0"/>
+        <w:strike w:val="0"/>
+        <w:dstrike w:val="0"/>
+        <w:vanish w:val="0"/>
+        <w:color w:val="auto"/>
+        <w:position w:val="0"/>
+        <w:sz w:val="20"/>
+        <w:szCs w:val="20"/>
+        <w:vertAlign w:val="baseline"/>
+        <w14:shadow w14:blurRad="0" w14:dist="0" w14:dir="0" w14:sx="0" w14:sy="0" w14:kx="0" w14:ky="0" w14:algn="none">
+          <w14:srgbClr w14:val="000000"/>
+        </w14:shadow>
+        <w14:textOutline w14:w="0" w14:cap="rnd" w14:cmpd="sng" w14:algn="ctr">
+          <w14:noFill/>
+          <w14:prstDash w14:val="solid"/>
+          <w14:bevel/>
+        </w14:textOutline>
+      </w:rPr>
+    </w:lvl>
+    <w:lvl w:ilvl="2">
+      <w:start w:val="1"/>
+      <w:numFmt w:val="decimal"/>
+      <w:pStyle w:val="Heading3"/>
+      <w:lvlText w:val="%3)"/>
+      <w:lvlJc w:val="left"/>
+      <w:pPr>
+        <w:tabs>
+          <w:tab w:val="num" w:pos="540"/>
+        </w:tabs>
+        <w:ind w:left="0" w:firstLine="180"/>
+      </w:pPr>
+      <w:rPr>
+        <w:rFonts w:ascii="Times New Roman" w:hAnsi="Times New Roman" w:cs="Times New Roman"/>
+        <w:b w:val="0"/>
+        <w:bCs w:val="0"/>
+        <w:i/>
+        <w:iCs/>
+        <w:caps w:val="0"/>
+        <w:smallCaps w:val="0"/>
+        <w:strike w:val="0"/>
+        <w:dstrike w:val="0"/>
+        <w:vanish w:val="0"/>
+        <w:color w:val="auto"/>
+        <w:position w:val="0"/>
+        <w:sz w:val="20"/>
+        <w:szCs w:val="20"/>
+        <w:vertAlign w:val="baseline"/>
+        <w14:shadow w14:blurRad="0" w14:dist="0" w14:dir="0" w14:sx="0" w14:sy="0" w14:kx="0" w14:ky="0" w14:algn="none">
+          <w14:srgbClr w14:val="000000"/>
+        </w14:shadow>
+        <w14:textOutline w14:w="0" w14:cap="rnd" w14:cmpd="sng" w14:algn="ctr">
+          <w14:noFill/>
+          <w14:prstDash w14:val="solid"/>
+          <w14:bevel/>
+        </w14:textOutline>
+      </w:rPr>
+    </w:lvl>
+    <w:lvl w:ilvl="3">
+      <w:start w:val="1"/>
       <w:numFmt w:val="lowerLetter"/>
-      <w:lvlText w:val="%2."/>
-      <w:lvlJc w:val="start"/>
-      <w:pPr>
-        <w:tabs>
-          <w:tab w:val="num" w:pos="0"/>
-        </w:tabs>
-        <w:ind w:start="1440" w:hanging="360"/>
-      </w:pPr>
-      <w:rPr/>
-    </w:lvl>
-    <w:lvl w:ilvl="2">
+      <w:pStyle w:val="Heading4"/>
+      <w:lvlText w:val="%4)"/>
+      <w:lvlJc w:val="left"/>
+      <w:pPr>
+        <w:tabs>
+          <w:tab w:val="num" w:pos="630"/>
+        </w:tabs>
+        <w:ind w:left="0" w:firstLine="360"/>
+      </w:pPr>
+      <w:rPr>
+        <w:rFonts w:ascii="Times New Roman" w:hAnsi="Times New Roman" w:cs="Times New Roman"/>
+        <w:b w:val="0"/>
+        <w:bCs w:val="0"/>
+        <w:i/>
+        <w:iCs/>
+        <w:sz w:val="20"/>
+        <w:szCs w:val="20"/>
+      </w:rPr>
+    </w:lvl>
+    <w:lvl w:ilvl="4">
+      <w:start w:val="1"/>
+      <w:numFmt w:val="none"/>
+      <w:suff w:val="nothing"/>
+      <w:lvlText w:val=""/>
+      <w:lvlJc w:val="left"/>
+      <w:pPr>
+        <w:tabs>
+          <w:tab w:val="num" w:pos="3240"/>
+        </w:tabs>
+        <w:ind w:left="2880" w:firstLine="0"/>
+      </w:pPr>
+      <w:rPr>
+        <w:rFonts w:cs="Times New Roman"/>
+      </w:rPr>
+    </w:lvl>
+    <w:lvl w:ilvl="5">
+      <w:start w:val="1"/>
+      <w:numFmt w:val="lowerLetter"/>
+      <w:lvlText w:val="(%6)"/>
+      <w:lvlJc w:val="left"/>
+      <w:pPr>
+        <w:tabs>
+          <w:tab w:val="num" w:pos="3960"/>
+        </w:tabs>
+        <w:ind w:left="3600" w:firstLine="0"/>
+      </w:pPr>
+      <w:rPr>
+        <w:rFonts w:cs="Times New Roman"/>
+      </w:rPr>
+    </w:lvl>
+    <w:lvl w:ilvl="6">
       <w:start w:val="1"/>
       <w:numFmt w:val="lowerRoman"/>
-      <w:lvlText w:val="%3."/>
-      <w:lvlJc w:val="end"/>
-      <w:pPr>
-        <w:tabs>
-          <w:tab w:val="num" w:pos="0"/>
-        </w:tabs>
-        <w:ind w:start="2160" w:hanging="180"/>
-      </w:pPr>
-      <w:rPr/>
-    </w:lvl>
-    <w:lvl w:ilvl="3">
-      <w:start w:val="1"/>
-      <w:numFmt w:val="decimal"/>
-      <w:lvlText w:val="%4."/>
-      <w:lvlJc w:val="start"/>
-      <w:pPr>
-        <w:tabs>
-          <w:tab w:val="num" w:pos="0"/>
-        </w:tabs>
-        <w:ind w:start="2880" w:hanging="360"/>
-      </w:pPr>
-      <w:rPr/>
-    </w:lvl>
-    <w:lvl w:ilvl="4">
+      <w:lvlText w:val="(%7)"/>
+      <w:lvlJc w:val="left"/>
+      <w:pPr>
+        <w:tabs>
+          <w:tab w:val="num" w:pos="4680"/>
+        </w:tabs>
+        <w:ind w:left="4320" w:firstLine="0"/>
+      </w:pPr>
+      <w:rPr>
+        <w:rFonts w:cs="Times New Roman"/>
+      </w:rPr>
+    </w:lvl>
+    <w:lvl w:ilvl="7">
       <w:start w:val="1"/>
       <w:numFmt w:val="lowerLetter"/>
-      <w:lvlText w:val="%5."/>
-      <w:lvlJc w:val="start"/>
-      <w:pPr>
-        <w:tabs>
-          <w:tab w:val="num" w:pos="0"/>
-        </w:tabs>
-        <w:ind w:start="3600" w:hanging="360"/>
-      </w:pPr>
-      <w:rPr/>
-    </w:lvl>
-    <w:lvl w:ilvl="5">
+      <w:lvlText w:val="(%8)"/>
+      <w:lvlJc w:val="left"/>
+      <w:pPr>
+        <w:tabs>
+          <w:tab w:val="num" w:pos="5400"/>
+        </w:tabs>
+        <w:ind w:left="5040" w:firstLine="0"/>
+      </w:pPr>
+      <w:rPr>
+        <w:rFonts w:cs="Times New Roman"/>
+      </w:rPr>
+    </w:lvl>
+    <w:lvl w:ilvl="8">
       <w:start w:val="1"/>
       <w:numFmt w:val="lowerRoman"/>
-      <w:lvlText w:val="%6."/>
-      <w:lvlJc w:val="end"/>
-      <w:pPr>
-        <w:tabs>
-          <w:tab w:val="num" w:pos="0"/>
-        </w:tabs>
-        <w:ind w:start="4320" w:hanging="180"/>
-      </w:pPr>
-      <w:rPr/>
-    </w:lvl>
-    <w:lvl w:ilvl="6">
-      <w:start w:val="1"/>
-      <w:numFmt w:val="decimal"/>
-      <w:lvlText w:val="%7."/>
-      <w:lvlJc w:val="start"/>
-      <w:pPr>
-        <w:tabs>
-          <w:tab w:val="num" w:pos="0"/>
-        </w:tabs>
-        <w:ind w:start="5040" w:hanging="360"/>
-      </w:pPr>
-      <w:rPr/>
-    </w:lvl>
-    <w:lvl w:ilvl="7">
-      <w:start w:val="1"/>
-      <w:numFmt w:val="lowerLetter"/>
-      <w:lvlText w:val="%8."/>
-      <w:lvlJc w:val="start"/>
-      <w:pPr>
-        <w:tabs>
-          <w:tab w:val="num" w:pos="0"/>
-        </w:tabs>
-        <w:ind w:start="5760" w:hanging="360"/>
-      </w:pPr>
-      <w:rPr/>
-    </w:lvl>
-    <w:lvl w:ilvl="8">
-      <w:start w:val="1"/>
-      <w:numFmt w:val="lowerRoman"/>
-      <w:lvlText w:val="%9."/>
-      <w:lvlJc w:val="end"/>
-      <w:pPr>
-        <w:tabs>
-          <w:tab w:val="num" w:pos="0"/>
-        </w:tabs>
-        <w:ind w:start="6480" w:hanging="180"/>
-      </w:pPr>
-      <w:rPr/>
+      <w:lvlText w:val="(%9)"/>
+      <w:lvlJc w:val="left"/>
+      <w:pPr>
+        <w:tabs>
+          <w:tab w:val="num" w:pos="6120"/>
+        </w:tabs>
+        <w:ind w:left="5760" w:firstLine="0"/>
+      </w:pPr>
+      <w:rPr>
+        <w:rFonts w:cs="Times New Roman"/>
+      </w:rPr>
     </w:lvl>
   </w:abstractNum>
-  <w:abstractNum w:abstractNumId="9">
-    <w:lvl w:ilvl="0">
-      <w:start w:val="1"/>
-      <w:numFmt w:val="decimal"/>
-      <w:lvlText w:val="C.%1."/>
-      <w:lvlJc w:val="start"/>
-      <w:pPr>
-        <w:tabs>
-          <w:tab w:val="num" w:pos="0"/>
-        </w:tabs>
-        <w:ind w:start="720" w:hanging="360"/>
-      </w:pPr>
-      <w:rPr>
-        <w:b w:val="false"/>
-        <w:i w:val="false"/>
-      </w:rPr>
-    </w:lvl>
-    <w:lvl w:ilvl="1">
-      <w:start w:val="1"/>
-      <w:numFmt w:val="lowerLetter"/>
-      <w:lvlText w:val="%2."/>
-      <w:lvlJc w:val="start"/>
-      <w:pPr>
-        <w:tabs>
-          <w:tab w:val="num" w:pos="0"/>
-        </w:tabs>
-        <w:ind w:start="1440" w:hanging="360"/>
-      </w:pPr>
-      <w:rPr/>
-    </w:lvl>
-    <w:lvl w:ilvl="2">
-      <w:start w:val="1"/>
-      <w:numFmt w:val="lowerRoman"/>
-      <w:lvlText w:val="%3."/>
-      <w:lvlJc w:val="end"/>
-      <w:pPr>
-        <w:tabs>
-          <w:tab w:val="num" w:pos="0"/>
-        </w:tabs>
-        <w:ind w:start="2160" w:hanging="180"/>
-      </w:pPr>
-      <w:rPr/>
-    </w:lvl>
-    <w:lvl w:ilvl="3">
-      <w:start w:val="1"/>
-      <w:numFmt w:val="decimal"/>
-      <w:lvlText w:val="%4."/>
-      <w:lvlJc w:val="start"/>
-      <w:pPr>
-        <w:tabs>
-          <w:tab w:val="num" w:pos="0"/>
-        </w:tabs>
-        <w:ind w:start="2880" w:hanging="360"/>
-      </w:pPr>
-      <w:rPr/>
-    </w:lvl>
-    <w:lvl w:ilvl="4">
-      <w:start w:val="1"/>
-      <w:numFmt w:val="lowerLetter"/>
-      <w:lvlText w:val="%5."/>
-      <w:lvlJc w:val="start"/>
-      <w:pPr>
-        <w:tabs>
-          <w:tab w:val="num" w:pos="0"/>
-        </w:tabs>
-        <w:ind w:start="3600" w:hanging="360"/>
-      </w:pPr>
-      <w:rPr/>
-    </w:lvl>
-    <w:lvl w:ilvl="5">
-      <w:start w:val="1"/>
-      <w:numFmt w:val="lowerRoman"/>
-      <w:lvlText w:val="%6."/>
-      <w:lvlJc w:val="end"/>
-      <w:pPr>
-        <w:tabs>
-          <w:tab w:val="num" w:pos="0"/>
-        </w:tabs>
-        <w:ind w:start="4320" w:hanging="180"/>
-      </w:pPr>
-      <w:rPr/>
-    </w:lvl>
-    <w:lvl w:ilvl="6">
-      <w:start w:val="1"/>
-      <w:numFmt w:val="decimal"/>
-      <w:lvlText w:val="%7."/>
-      <w:lvlJc w:val="start"/>
-      <w:pPr>
-        <w:tabs>
-          <w:tab w:val="num" w:pos="0"/>
-        </w:tabs>
-        <w:ind w:start="5040" w:hanging="360"/>
-      </w:pPr>
-      <w:rPr/>
-    </w:lvl>
-    <w:lvl w:ilvl="7">
-      <w:start w:val="1"/>
-      <w:numFmt w:val="lowerLetter"/>
-      <w:lvlText w:val="%8."/>
-      <w:lvlJc w:val="start"/>
-      <w:pPr>
-        <w:tabs>
-          <w:tab w:val="num" w:pos="0"/>
-        </w:tabs>
-        <w:ind w:start="5760" w:hanging="360"/>
-      </w:pPr>
-      <w:rPr/>
-    </w:lvl>
-    <w:lvl w:ilvl="8">
-      <w:start w:val="1"/>
-      <w:numFmt w:val="lowerRoman"/>
-      <w:lvlText w:val="%9."/>
-      <w:lvlJc w:val="end"/>
-      <w:pPr>
-        <w:tabs>
-          <w:tab w:val="num" w:pos="0"/>
-        </w:tabs>
-        <w:ind w:start="6480" w:hanging="180"/>
-      </w:pPr>
-      <w:rPr/>
-    </w:lvl>
-  </w:abstractNum>
-  <w:abstractNum w:abstractNumId="10">
-    <w:lvl w:ilvl="0">
-      <w:start w:val="1"/>
-      <w:numFmt w:val="decimal"/>
-      <w:lvlText w:val="D.%1."/>
-      <w:lvlJc w:val="start"/>
-      <w:pPr>
-        <w:tabs>
-          <w:tab w:val="num" w:pos="0"/>
-        </w:tabs>
-        <w:ind w:start="720" w:hanging="360"/>
-      </w:pPr>
-      <w:rPr>
-        <w:b w:val="false"/>
-        <w:i w:val="false"/>
-      </w:rPr>
-    </w:lvl>
-    <w:lvl w:ilvl="1">
-      <w:start w:val="1"/>
-      <w:numFmt w:val="lowerLetter"/>
-      <w:lvlText w:val="%2."/>
-      <w:lvlJc w:val="start"/>
-      <w:pPr>
-        <w:tabs>
-          <w:tab w:val="num" w:pos="0"/>
-        </w:tabs>
-        <w:ind w:start="1440" w:hanging="360"/>
-      </w:pPr>
-      <w:rPr/>
-    </w:lvl>
-    <w:lvl w:ilvl="2">
-      <w:start w:val="1"/>
-      <w:numFmt w:val="lowerRoman"/>
-      <w:lvlText w:val="%3."/>
-      <w:lvlJc w:val="end"/>
-      <w:pPr>
-        <w:tabs>
-          <w:tab w:val="num" w:pos="0"/>
-        </w:tabs>
-        <w:ind w:start="2160" w:hanging="180"/>
-      </w:pPr>
-      <w:rPr/>
-    </w:lvl>
-    <w:lvl w:ilvl="3">
-      <w:start w:val="1"/>
-      <w:numFmt w:val="decimal"/>
-      <w:lvlText w:val="%4."/>
-      <w:lvlJc w:val="start"/>
-      <w:pPr>
-        <w:tabs>
-          <w:tab w:val="num" w:pos="0"/>
-        </w:tabs>
-        <w:ind w:start="2880" w:hanging="360"/>
-      </w:pPr>
-      <w:rPr/>
-    </w:lvl>
-    <w:lvl w:ilvl="4">
-      <w:start w:val="1"/>
-      <w:numFmt w:val="lowerLetter"/>
-      <w:lvlText w:val="%5."/>
-      <w:lvlJc w:val="start"/>
-      <w:pPr>
-        <w:tabs>
-          <w:tab w:val="num" w:pos="0"/>
-        </w:tabs>
-        <w:ind w:start="3600" w:hanging="360"/>
-      </w:pPr>
-      <w:rPr/>
-    </w:lvl>
-    <w:lvl w:ilvl="5">
-      <w:start w:val="1"/>
-      <w:numFmt w:val="lowerRoman"/>
-      <w:lvlText w:val="%6."/>
-      <w:lvlJc w:val="end"/>
-      <w:pPr>
-        <w:tabs>
-          <w:tab w:val="num" w:pos="0"/>
-        </w:tabs>
-        <w:ind w:start="4320" w:hanging="180"/>
-      </w:pPr>
-      <w:rPr/>
-    </w:lvl>
-    <w:lvl w:ilvl="6">
-      <w:start w:val="1"/>
-      <w:numFmt w:val="decimal"/>
-      <w:lvlText w:val="%7."/>
-      <w:lvlJc w:val="start"/>
-      <w:pPr>
-        <w:tabs>
-          <w:tab w:val="num" w:pos="0"/>
-        </w:tabs>
-        <w:ind w:start="5040" w:hanging="360"/>
-      </w:pPr>
-      <w:rPr/>
-    </w:lvl>
-    <w:lvl w:ilvl="7">
-      <w:start w:val="1"/>
-      <w:numFmt w:val="lowerLetter"/>
-      <w:lvlText w:val="%8."/>
-      <w:lvlJc w:val="start"/>
-      <w:pPr>
-        <w:tabs>
-          <w:tab w:val="num" w:pos="0"/>
-        </w:tabs>
-        <w:ind w:start="5760" w:hanging="360"/>
-      </w:pPr>
-      <w:rPr/>
-    </w:lvl>
-    <w:lvl w:ilvl="8">
-      <w:start w:val="1"/>
-      <w:numFmt w:val="lowerRoman"/>
-      <w:lvlText w:val="%9."/>
-      <w:lvlJc w:val="end"/>
-      <w:pPr>
-        <w:tabs>
-          <w:tab w:val="num" w:pos="0"/>
-        </w:tabs>
-        <w:ind w:start="6480" w:hanging="180"/>
-      </w:pPr>
-      <w:rPr/>
-    </w:lvl>
-  </w:abstractNum>
-  <w:abstractNum w:abstractNumId="11">
-    <w:lvl w:ilvl="0">
-      <w:start w:val="1"/>
-      <w:numFmt w:val="upperLetter"/>
-      <w:lvlText w:val="%1."/>
-      <w:lvlJc w:val="start"/>
-      <w:pPr>
-        <w:tabs>
-          <w:tab w:val="num" w:pos="0"/>
-        </w:tabs>
-        <w:ind w:start="720" w:hanging="360"/>
-      </w:pPr>
-      <w:rPr/>
-    </w:lvl>
-    <w:lvl w:ilvl="1">
-      <w:start w:val="1"/>
-      <w:numFmt w:val="lowerLetter"/>
-      <w:lvlText w:val="%2."/>
-      <w:lvlJc w:val="start"/>
-      <w:pPr>
-        <w:tabs>
-          <w:tab w:val="num" w:pos="0"/>
-        </w:tabs>
-        <w:ind w:start="1440" w:hanging="360"/>
-      </w:pPr>
-      <w:rPr/>
-    </w:lvl>
-    <w:lvl w:ilvl="2">
-      <w:start w:val="1"/>
-      <w:numFmt w:val="lowerRoman"/>
-      <w:lvlText w:val="%3."/>
-      <w:lvlJc w:val="end"/>
-      <w:pPr>
-        <w:tabs>
-          <w:tab w:val="num" w:pos="0"/>
-        </w:tabs>
-        <w:ind w:start="2160" w:hanging="180"/>
-      </w:pPr>
-      <w:rPr/>
-    </w:lvl>
-    <w:lvl w:ilvl="3">
-      <w:start w:val="1"/>
-      <w:numFmt w:val="decimal"/>
-      <w:lvlText w:val="%4."/>
-      <w:lvlJc w:val="start"/>
-      <w:pPr>
-        <w:tabs>
-          <w:tab w:val="num" w:pos="0"/>
-        </w:tabs>
-        <w:ind w:start="2880" w:hanging="360"/>
-      </w:pPr>
-      <w:rPr/>
-    </w:lvl>
-    <w:lvl w:ilvl="4">
-      <w:start w:val="1"/>
-      <w:numFmt w:val="lowerLetter"/>
-      <w:lvlText w:val="%5."/>
-      <w:lvlJc w:val="start"/>
-      <w:pPr>
-        <w:tabs>
-          <w:tab w:val="num" w:pos="0"/>
-        </w:tabs>
-        <w:ind w:start="3600" w:hanging="360"/>
-      </w:pPr>
-      <w:rPr/>
-    </w:lvl>
-    <w:lvl w:ilvl="5">
-      <w:start w:val="1"/>
-      <w:numFmt w:val="lowerRoman"/>
-      <w:lvlText w:val="%6."/>
-      <w:lvlJc w:val="end"/>
-      <w:pPr>
-        <w:tabs>
-          <w:tab w:val="num" w:pos="0"/>
-        </w:tabs>
-        <w:ind w:start="4320" w:hanging="180"/>
-      </w:pPr>
-      <w:rPr/>
-    </w:lvl>
-    <w:lvl w:ilvl="6">
-      <w:start w:val="1"/>
-      <w:numFmt w:val="decimal"/>
-      <w:lvlText w:val="%7."/>
-      <w:lvlJc w:val="start"/>
-      <w:pPr>
-        <w:tabs>
-          <w:tab w:val="num" w:pos="0"/>
-        </w:tabs>
-        <w:ind w:start="5040" w:hanging="360"/>
-      </w:pPr>
-      <w:rPr/>
-    </w:lvl>
-    <w:lvl w:ilvl="7">
-      <w:start w:val="1"/>
-      <w:numFmt w:val="lowerLetter"/>
-      <w:lvlText w:val="%8."/>
-      <w:lvlJc w:val="start"/>
-      <w:pPr>
-        <w:tabs>
-          <w:tab w:val="num" w:pos="0"/>
-        </w:tabs>
-        <w:ind w:start="5760" w:hanging="360"/>
-      </w:pPr>
-      <w:rPr/>
-    </w:lvl>
-    <w:lvl w:ilvl="8">
-      <w:start w:val="1"/>
-      <w:numFmt w:val="lowerRoman"/>
-      <w:lvlText w:val="%9."/>
-      <w:lvlJc w:val="end"/>
-      <w:pPr>
-        <w:tabs>
-          <w:tab w:val="num" w:pos="0"/>
-        </w:tabs>
-        <w:ind w:start="6480" w:hanging="180"/>
-      </w:pPr>
-      <w:rPr/>
-    </w:lvl>
-  </w:abstractNum>
-  <w:abstractNum w:abstractNumId="12">
-    <w:lvl w:ilvl="0">
-      <w:start w:val="1"/>
-      <w:numFmt w:val="upperLetter"/>
-      <w:lvlText w:val="%1."/>
-      <w:lvlJc w:val="start"/>
-      <w:pPr>
-        <w:tabs>
-          <w:tab w:val="num" w:pos="0"/>
-        </w:tabs>
-        <w:ind w:start="720" w:hanging="360"/>
-      </w:pPr>
-      <w:rPr/>
-    </w:lvl>
-    <w:lvl w:ilvl="1">
-      <w:start w:val="1"/>
-      <w:numFmt w:val="lowerLetter"/>
-      <w:lvlText w:val="%2."/>
-      <w:lvlJc w:val="start"/>
-      <w:pPr>
-        <w:tabs>
-          <w:tab w:val="num" w:pos="0"/>
-        </w:tabs>
-        <w:ind w:start="1440" w:hanging="360"/>
-      </w:pPr>
-      <w:rPr/>
-    </w:lvl>
-    <w:lvl w:ilvl="2">
-      <w:start w:val="1"/>
-      <w:numFmt w:val="lowerRoman"/>
-      <w:lvlText w:val="%3."/>
-      <w:lvlJc w:val="end"/>
-      <w:pPr>
-        <w:tabs>
-          <w:tab w:val="num" w:pos="0"/>
-        </w:tabs>
-        <w:ind w:start="2160" w:hanging="180"/>
-      </w:pPr>
-      <w:rPr/>
-    </w:lvl>
-    <w:lvl w:ilvl="3">
-      <w:start w:val="1"/>
-      <w:numFmt w:val="decimal"/>
-      <w:lvlText w:val="%4."/>
-      <w:lvlJc w:val="start"/>
-      <w:pPr>
-        <w:tabs>
-          <w:tab w:val="num" w:pos="0"/>
-        </w:tabs>
-        <w:ind w:start="2880" w:hanging="360"/>
-      </w:pPr>
-      <w:rPr/>
-    </w:lvl>
-    <w:lvl w:ilvl="4">
-      <w:start w:val="1"/>
-      <w:numFmt w:val="lowerLetter"/>
-      <w:lvlText w:val="%5."/>
-      <w:lvlJc w:val="start"/>
-      <w:pPr>
-        <w:tabs>
-          <w:tab w:val="num" w:pos="0"/>
-        </w:tabs>
-        <w:ind w:start="3600" w:hanging="360"/>
-      </w:pPr>
-      <w:rPr/>
-    </w:lvl>
-    <w:lvl w:ilvl="5">
-      <w:start w:val="1"/>
-      <w:numFmt w:val="lowerRoman"/>
-      <w:lvlText w:val="%6."/>
-      <w:lvlJc w:val="end"/>
-      <w:pPr>
-        <w:tabs>
-          <w:tab w:val="num" w:pos="0"/>
-        </w:tabs>
-        <w:ind w:start="4320" w:hanging="180"/>
-      </w:pPr>
-      <w:rPr/>
-    </w:lvl>
-    <w:lvl w:ilvl="6">
-      <w:start w:val="1"/>
-      <w:numFmt w:val="decimal"/>
-      <w:lvlText w:val="%7."/>
-      <w:lvlJc w:val="start"/>
-      <w:pPr>
-        <w:tabs>
-          <w:tab w:val="num" w:pos="0"/>
-        </w:tabs>
-        <w:ind w:start="5040" w:hanging="360"/>
-      </w:pPr>
-      <w:rPr/>
-    </w:lvl>
-    <w:lvl w:ilvl="7">
-      <w:start w:val="1"/>
-      <w:numFmt w:val="lowerLetter"/>
-      <w:lvlText w:val="%8."/>
-      <w:lvlJc w:val="start"/>
-      <w:pPr>
-        <w:tabs>
-          <w:tab w:val="num" w:pos="0"/>
-        </w:tabs>
-        <w:ind w:start="5760" w:hanging="360"/>
-      </w:pPr>
-      <w:rPr/>
-    </w:lvl>
-    <w:lvl w:ilvl="8">
-      <w:start w:val="1"/>
-      <w:numFmt w:val="lowerRoman"/>
-      <w:lvlText w:val="%9."/>
-      <w:lvlJc w:val="end"/>
-      <w:pPr>
-        <w:tabs>
-          <w:tab w:val="num" w:pos="0"/>
-        </w:tabs>
-        <w:ind w:start="6480" w:hanging="180"/>
-      </w:pPr>
-      <w:rPr/>
-    </w:lvl>
-  </w:abstractNum>
-  <w:num w:numId="1">
+  <w:num w:numId="1" w16cid:durableId="1824153640">
+    <w:abstractNumId w:val="11"/>
+  </w:num>
+  <w:num w:numId="2" w16cid:durableId="1698774428">
+    <w:abstractNumId w:val="4"/>
+  </w:num>
+  <w:num w:numId="3" w16cid:durableId="1413775276">
+    <w:abstractNumId w:val="5"/>
+  </w:num>
+  <w:num w:numId="4" w16cid:durableId="1945571165">
+    <w:abstractNumId w:val="6"/>
+  </w:num>
+  <w:num w:numId="5" w16cid:durableId="1290280940">
+    <w:abstractNumId w:val="7"/>
+  </w:num>
+  <w:num w:numId="6" w16cid:durableId="1491141796">
+    <w:abstractNumId w:val="0"/>
+  </w:num>
+  <w:num w:numId="7" w16cid:durableId="1896890393">
+    <w:abstractNumId w:val="10"/>
+  </w:num>
+  <w:num w:numId="8" w16cid:durableId="393552404">
+    <w:abstractNumId w:val="2"/>
+  </w:num>
+  <w:num w:numId="9" w16cid:durableId="1460104784">
+    <w:abstractNumId w:val="8"/>
+  </w:num>
+  <w:num w:numId="10" w16cid:durableId="127627945">
+    <w:abstractNumId w:val="3"/>
+  </w:num>
+  <w:num w:numId="11" w16cid:durableId="757019973">
     <w:abstractNumId w:val="1"/>
   </w:num>
-  <w:num w:numId="2">
-    <w:abstractNumId w:val="2"/>
-  </w:num>
-  <w:num w:numId="3">
-    <w:abstractNumId w:val="3"/>
-  </w:num>
-  <w:num w:numId="4">
-    <w:abstractNumId w:val="4"/>
-  </w:num>
-  <w:num w:numId="5">
-    <w:abstractNumId w:val="5"/>
-  </w:num>
-  <w:num w:numId="6">
-    <w:abstractNumId w:val="6"/>
-  </w:num>
-  <w:num w:numId="7">
-    <w:abstractNumId w:val="7"/>
-  </w:num>
-  <w:num w:numId="8">
-    <w:abstractNumId w:val="8"/>
-  </w:num>
-  <w:num w:numId="9">
+  <w:num w:numId="12" w16cid:durableId="1653825437">
     <w:abstractNumId w:val="9"/>
-  </w:num>
-  <w:num w:numId="10">
-    <w:abstractNumId w:val="10"/>
-  </w:num>
-  <w:num w:numId="11">
-    <w:abstractNumId w:val="11"/>
-  </w:num>
-  <w:num w:numId="12">
-    <w:abstractNumId w:val="12"/>
   </w:num>
 </w:numbering>
 </file>
 
 <file path=word/styles.xml><?xml version="1.0" encoding="utf-8"?>
-<w:styles xmlns:w="http://schemas.openxmlformats.org/wordprocessingml/2006/main" xmlns:w14="http://schemas.microsoft.com/office/word/2010/wordml" xmlns:mc="http://schemas.openxmlformats.org/markup-compatibility/2006" mc:Ignorable="w14">
+<w:styles xmlns:mc="http://schemas.openxmlformats.org/markup-compatibility/2006" xmlns:r="http://schemas.openxmlformats.org/officeDocument/2006/relationships" xmlns:w="http://schemas.openxmlformats.org/wordprocessingml/2006/main" xmlns:w14="http://schemas.microsoft.com/office/word/2010/wordml" xmlns:w15="http://schemas.microsoft.com/office/word/2012/wordml" xmlns:w16cex="http://schemas.microsoft.com/office/word/2018/wordml/cex" xmlns:w16cid="http://schemas.microsoft.com/office/word/2016/wordml/cid" xmlns:w16="http://schemas.microsoft.com/office/word/2018/wordml" xmlns:w16sdtdh="http://schemas.microsoft.com/office/word/2020/wordml/sdtdatahash" xmlns:w16se="http://schemas.microsoft.com/office/word/2015/wordml/symex" mc:Ignorable="w14 w15 w16se w16cid w16 w16cex w16sdtdh">
   <w:docDefaults>
     <w:rPrDefault>
       <w:rPr>
-        <w:rFonts w:ascii="Times New Roman" w:hAnsi="Times New Roman" w:eastAsia="SimSun" w:cs="Times New Roman"/>
+        <w:rFonts w:ascii="Times New Roman" w:eastAsia="SimSun" w:hAnsi="Times New Roman" w:cs="Times New Roman"/>
         <w:lang w:val="en-US" w:eastAsia="en-US" w:bidi="ar-SA"/>
       </w:rPr>
     </w:rPrDefault>
     <w:pPrDefault>
       <w:pPr>
-        <w:suppressAutoHyphens w:val="true"/>
+        <w:suppressAutoHyphens/>
       </w:pPr>
     </w:pPrDefault>
   </w:docDefaults>
@@ -5227,7 +7263,7 @@
     <w:lsdException w:name="Table Web 2" w:semiHidden="1" w:unhideWhenUsed="1"/>
     <w:lsdException w:name="Table Web 3" w:semiHidden="1" w:unhideWhenUsed="1"/>
     <w:lsdException w:name="Table Theme" w:semiHidden="1" w:unhideWhenUsed="1"/>
-    <w:lsdException w:name="Placeholder Text" w:uiPriority="99" w:semiHidden="1"/>
+    <w:lsdException w:name="Placeholder Text" w:semiHidden="1" w:uiPriority="99"/>
     <w:lsdException w:name="No Spacing" w:uiPriority="1" w:qFormat="1"/>
     <w:lsdException w:name="Light Shading" w:uiPriority="60"/>
     <w:lsdException w:name="Light List" w:uiPriority="61"/>
@@ -5249,7 +7285,7 @@
     <w:lsdException w:name="Medium Shading 1 Accent 1" w:uiPriority="63"/>
     <w:lsdException w:name="Medium Shading 2 Accent 1" w:uiPriority="64"/>
     <w:lsdException w:name="Medium List 1 Accent 1" w:uiPriority="65"/>
-    <w:lsdException w:name="Revision" w:uiPriority="99" w:semiHidden="1"/>
+    <w:lsdException w:name="Revision" w:semiHidden="1" w:uiPriority="99"/>
     <w:lsdException w:name="List Paragraph" w:uiPriority="34" w:qFormat="1"/>
     <w:lsdException w:name="Quote" w:uiPriority="29" w:qFormat="1"/>
     <w:lsdException w:name="Intense Quote" w:uiPriority="30" w:qFormat="1"/>
@@ -5336,8 +7372,8 @@
     <w:lsdException w:name="Subtle Reference" w:uiPriority="31" w:qFormat="1"/>
     <w:lsdException w:name="Intense Reference" w:uiPriority="32" w:qFormat="1"/>
     <w:lsdException w:name="Book Title" w:uiPriority="33" w:qFormat="1"/>
-    <w:lsdException w:name="Bibliography" w:uiPriority="37" w:semiHidden="1" w:unhideWhenUsed="1"/>
-    <w:lsdException w:name="TOC Heading" w:uiPriority="39" w:semiHidden="1" w:unhideWhenUsed="1" w:qFormat="1"/>
+    <w:lsdException w:name="Bibliography" w:semiHidden="1" w:uiPriority="37" w:unhideWhenUsed="1"/>
+    <w:lsdException w:name="TOC Heading" w:semiHidden="1" w:uiPriority="39" w:unhideWhenUsed="1" w:qFormat="1"/>
     <w:lsdException w:name="Plain Table 1" w:uiPriority="41"/>
     <w:lsdException w:name="Plain Table 2" w:uiPriority="42"/>
     <w:lsdException w:name="Plain Table 3" w:uiPriority="43"/>
@@ -5442,47 +7478,33 @@
     <w:lsdException w:name="List Table 5 Dark Accent 6" w:uiPriority="50"/>
     <w:lsdException w:name="List Table 6 Colorful Accent 6" w:uiPriority="51"/>
     <w:lsdException w:name="List Table 7 Colorful Accent 6" w:uiPriority="52"/>
-    <w:lsdException w:name="Mention" w:uiPriority="99" w:semiHidden="1" w:unhideWhenUsed="1"/>
-    <w:lsdException w:name="Smart Hyperlink" w:uiPriority="99" w:semiHidden="1" w:unhideWhenUsed="1"/>
-    <w:lsdException w:name="Hashtag" w:uiPriority="99" w:semiHidden="1" w:unhideWhenUsed="1"/>
-    <w:lsdException w:name="Unresolved Mention" w:uiPriority="99" w:semiHidden="1" w:unhideWhenUsed="1"/>
-    <w:lsdException w:name="Smart Link" w:uiPriority="99" w:semiHidden="1" w:unhideWhenUsed="1"/>
+    <w:lsdException w:name="Mention" w:semiHidden="1" w:uiPriority="99" w:unhideWhenUsed="1"/>
+    <w:lsdException w:name="Smart Hyperlink" w:semiHidden="1" w:uiPriority="99" w:unhideWhenUsed="1"/>
+    <w:lsdException w:name="Hashtag" w:semiHidden="1" w:uiPriority="99" w:unhideWhenUsed="1"/>
+    <w:lsdException w:name="Unresolved Mention" w:semiHidden="1" w:uiPriority="99" w:unhideWhenUsed="1"/>
+    <w:lsdException w:name="Smart Link" w:semiHidden="1" w:uiPriority="99" w:unhideWhenUsed="1"/>
   </w:latentStyles>
-  <w:style w:type="paragraph" w:styleId="Normal" w:default="1">
+  <w:style w:type="paragraph" w:default="1" w:styleId="Normal">
     <w:name w:val="Normal"/>
     <w:qFormat/>
     <w:pPr>
-      <w:widowControl/>
-      <w:suppressAutoHyphens w:val="true"/>
-      <w:bidi w:val="0"/>
-      <w:spacing w:before="0" w:after="0"/>
       <w:jc w:val="center"/>
     </w:pPr>
-    <w:rPr>
-      <w:rFonts w:ascii="Times New Roman" w:hAnsi="Times New Roman" w:eastAsia="SimSun" w:cs="Times New Roman"/>
-      <w:color w:val="auto"/>
-      <w:kern w:val="0"/>
-      <w:sz w:val="20"/>
-      <w:szCs w:val="20"/>
-      <w:lang w:val="en-US" w:eastAsia="en-US" w:bidi="ar-SA"/>
-    </w:rPr>
   </w:style>
   <w:style w:type="paragraph" w:styleId="Heading1">
     <w:name w:val="heading 1"/>
     <w:basedOn w:val="Normal"/>
     <w:next w:val="Normal"/>
     <w:qFormat/>
-    <w:rsid w:val="006b6b66"/>
+    <w:rsid w:val="006B6B66"/>
     <w:pPr>
-      <w:keepNext w:val="true"/>
+      <w:keepNext/>
       <w:keepLines/>
       <w:numPr>
-        <w:ilvl w:val="0"/>
         <w:numId w:val="1"/>
       </w:numPr>
       <w:tabs>
-        <w:tab w:val="clear" w:pos="720"/>
-        <w:tab w:val="left" w:pos="216" w:leader="none"/>
+        <w:tab w:val="left" w:pos="216"/>
       </w:tabs>
       <w:spacing w:before="160" w:after="80"/>
       <w:outlineLvl w:val="0"/>
@@ -5496,16 +7518,16 @@
     <w:basedOn w:val="Normal"/>
     <w:next w:val="Normal"/>
     <w:qFormat/>
-    <w:rsid w:val="00ed0149"/>
+    <w:rsid w:val="00ED0149"/>
     <w:pPr>
-      <w:keepNext w:val="true"/>
+      <w:keepNext/>
       <w:keepLines/>
       <w:numPr>
         <w:ilvl w:val="1"/>
         <w:numId w:val="1"/>
       </w:numPr>
       <w:spacing w:before="120" w:after="60"/>
-      <w:jc w:val="start"/>
+      <w:jc w:val="left"/>
       <w:outlineLvl w:val="1"/>
     </w:pPr>
     <w:rPr>
@@ -5524,7 +7546,7 @@
         <w:ilvl w:val="2"/>
         <w:numId w:val="1"/>
       </w:numPr>
-      <w:spacing w:lineRule="exact" w:line="240"/>
+      <w:spacing w:line="240" w:lineRule="exact"/>
       <w:jc w:val="both"/>
       <w:outlineLvl w:val="2"/>
     </w:pPr>
@@ -5545,7 +7567,7 @@
         <w:numId w:val="1"/>
       </w:numPr>
       <w:tabs>
-        <w:tab w:val="left" w:pos="720" w:leader="none"/>
+        <w:tab w:val="left" w:pos="720"/>
       </w:tabs>
       <w:spacing w:before="40" w:after="40"/>
       <w:jc w:val="both"/>
@@ -5563,8 +7585,7 @@
     <w:qFormat/>
     <w:pPr>
       <w:tabs>
-        <w:tab w:val="clear" w:pos="720"/>
-        <w:tab w:val="left" w:pos="360" w:leader="none"/>
+        <w:tab w:val="left" w:pos="360"/>
       </w:tabs>
       <w:spacing w:before="160" w:after="80"/>
       <w:outlineLvl w:val="4"/>
@@ -5573,45 +7594,63 @@
       <w:smallCaps/>
     </w:rPr>
   </w:style>
-  <w:style w:type="character" w:styleId="DefaultParagraphFont" w:default="1">
+  <w:style w:type="character" w:default="1" w:styleId="DefaultParagraphFont">
     <w:name w:val="Default Paragraph Font"/>
     <w:uiPriority w:val="1"/>
     <w:semiHidden/>
     <w:unhideWhenUsed/>
+  </w:style>
+  <w:style w:type="table" w:default="1" w:styleId="TableNormal">
+    <w:name w:val="Normal Table"/>
+    <w:uiPriority w:val="99"/>
+    <w:semiHidden/>
+    <w:unhideWhenUsed/>
+    <w:tblPr>
+      <w:tblInd w:w="0" w:type="dxa"/>
+      <w:tblCellMar>
+        <w:top w:w="0" w:type="dxa"/>
+        <w:left w:w="108" w:type="dxa"/>
+        <w:bottom w:w="0" w:type="dxa"/>
+        <w:right w:w="108" w:type="dxa"/>
+      </w:tblCellMar>
+    </w:tblPr>
+  </w:style>
+  <w:style w:type="numbering" w:default="1" w:styleId="NoList">
+    <w:name w:val="No List"/>
+    <w:uiPriority w:val="99"/>
+    <w:semiHidden/>
+    <w:unhideWhenUsed/>
+  </w:style>
+  <w:style w:type="character" w:customStyle="1" w:styleId="BodyTextChar">
+    <w:name w:val="Body Text Char"/>
+    <w:link w:val="BodyText"/>
     <w:qFormat/>
-    <w:rPr/>
-  </w:style>
-  <w:style w:type="character" w:styleId="BodyTextChar" w:customStyle="1">
-    <w:name w:val="Body Text Char"/>
-    <w:qFormat/>
-    <w:rsid w:val="00e7596c"/>
+    <w:rsid w:val="00E7596C"/>
     <w:rPr>
       <w:spacing w:val="-1"/>
       <w:lang w:val="x-none" w:eastAsia="x-none"/>
     </w:rPr>
   </w:style>
-  <w:style w:type="character" w:styleId="HeaderChar" w:customStyle="1">
+  <w:style w:type="character" w:customStyle="1" w:styleId="HeaderChar">
     <w:name w:val="Header Char"/>
     <w:basedOn w:val="DefaultParagraphFont"/>
     <w:link w:val="Header"/>
     <w:qFormat/>
-    <w:rsid w:val="001a3b3d"/>
-    <w:rPr/>
+    <w:rsid w:val="001A3B3D"/>
   </w:style>
-  <w:style w:type="character" w:styleId="FooterChar" w:customStyle="1">
+  <w:style w:type="character" w:customStyle="1" w:styleId="FooterChar">
     <w:name w:val="Footer Char"/>
     <w:basedOn w:val="DefaultParagraphFont"/>
     <w:link w:val="Footer"/>
     <w:qFormat/>
-    <w:rsid w:val="001a3b3d"/>
-    <w:rPr/>
+    <w:rsid w:val="001A3B3D"/>
   </w:style>
   <w:style w:type="character" w:styleId="Strong">
     <w:name w:val="Strong"/>
     <w:basedOn w:val="DefaultParagraphFont"/>
     <w:uiPriority w:val="22"/>
     <w:qFormat/>
-    <w:rsid w:val="007d360b"/>
+    <w:rsid w:val="007D360B"/>
     <w:rPr>
       <w:b/>
       <w:bCs/>
@@ -5622,21 +7661,21 @@
     <w:basedOn w:val="DefaultParagraphFont"/>
     <w:uiPriority w:val="20"/>
     <w:qFormat/>
-    <w:rsid w:val="00f75991"/>
+    <w:rsid w:val="00F75991"/>
     <w:rPr>
       <w:i/>
       <w:iCs/>
     </w:rPr>
   </w:style>
-  <w:style w:type="character" w:styleId="SubtitleChar" w:customStyle="1">
+  <w:style w:type="character" w:customStyle="1" w:styleId="SubtitleChar">
     <w:name w:val="Subtitle Char"/>
     <w:basedOn w:val="DefaultParagraphFont"/>
     <w:link w:val="Subtitle"/>
     <w:qFormat/>
-    <w:rsid w:val="005f4ffd"/>
+    <w:rsid w:val="005F4FFD"/>
     <w:rPr>
-      <w:rFonts w:ascii="Calibri" w:hAnsi="Calibri" w:eastAsia="" w:cs="" w:asciiTheme="minorHAnsi" w:cstheme="minorBidi" w:eastAsiaTheme="minorEastAsia" w:hAnsiTheme="minorHAnsi"/>
-      <w:color w:themeColor="text1" w:themeTint="a5" w:val="5A5A5A"/>
+      <w:rFonts w:asciiTheme="minorHAnsi" w:eastAsiaTheme="minorEastAsia" w:hAnsiTheme="minorHAnsi" w:cstheme="minorBidi"/>
+      <w:color w:val="5A5A5A" w:themeColor="text1" w:themeTint="A5"/>
       <w:spacing w:val="15"/>
       <w:sz w:val="22"/>
       <w:szCs w:val="22"/>
@@ -5649,17 +7688,17 @@
       <w:u w:val="single"/>
     </w:rPr>
   </w:style>
-  <w:style w:type="paragraph" w:styleId="Heading">
+  <w:style w:type="paragraph" w:customStyle="1" w:styleId="Heading">
     <w:name w:val="Heading"/>
     <w:basedOn w:val="Normal"/>
     <w:next w:val="BodyText"/>
     <w:qFormat/>
     <w:pPr>
-      <w:keepNext w:val="true"/>
+      <w:keepNext/>
       <w:spacing w:before="240" w:after="120"/>
     </w:pPr>
     <w:rPr>
-      <w:rFonts w:ascii="Liberation Sans" w:hAnsi="Liberation Sans" w:eastAsia="Microsoft YaHei" w:cs="Lucida Sans"/>
+      <w:rFonts w:ascii="Liberation Sans" w:eastAsia="Microsoft YaHei" w:hAnsi="Liberation Sans" w:cs="Lucida Sans"/>
       <w:sz w:val="28"/>
       <w:szCs w:val="28"/>
     </w:rPr>
@@ -5668,13 +7707,12 @@
     <w:name w:val="Body Text"/>
     <w:basedOn w:val="Normal"/>
     <w:link w:val="BodyTextChar"/>
-    <w:rsid w:val="00e7596c"/>
+    <w:rsid w:val="00E7596C"/>
     <w:pPr>
       <w:tabs>
-        <w:tab w:val="clear" w:pos="720"/>
-        <w:tab w:val="left" w:pos="288" w:leader="none"/>
+        <w:tab w:val="left" w:pos="288"/>
       </w:tabs>
-      <w:spacing w:lineRule="auto" w:line="228" w:before="0" w:after="120"/>
+      <w:spacing w:after="120" w:line="228" w:lineRule="auto"/>
       <w:ind w:firstLine="288"/>
       <w:jc w:val="both"/>
     </w:pPr>
@@ -5686,7 +7724,6 @@
   <w:style w:type="paragraph" w:styleId="List">
     <w:name w:val="List"/>
     <w:basedOn w:val="BodyText"/>
-    <w:pPr/>
     <w:rPr>
       <w:rFonts w:cs="Lucida Sans"/>
     </w:rPr>
@@ -5707,7 +7744,7 @@
       <w:szCs w:val="24"/>
     </w:rPr>
   </w:style>
-  <w:style w:type="paragraph" w:styleId="Index">
+  <w:style w:type="paragraph" w:customStyle="1" w:styleId="Index">
     <w:name w:val="Index"/>
     <w:basedOn w:val="Normal"/>
     <w:qFormat/>
@@ -5718,226 +7755,160 @@
       <w:rFonts w:cs="Lucida Sans"/>
     </w:rPr>
   </w:style>
-  <w:style w:type="paragraph" w:styleId="Abstract" w:customStyle="1">
+  <w:style w:type="paragraph" w:customStyle="1" w:styleId="Abstract">
     <w:name w:val="Abstract"/>
     <w:qFormat/>
     <w:rsid w:val="00972203"/>
     <w:pPr>
-      <w:widowControl/>
-      <w:bidi w:val="0"/>
-      <w:spacing w:before="0" w:after="200"/>
+      <w:spacing w:after="200"/>
       <w:ind w:firstLine="272"/>
       <w:jc w:val="both"/>
     </w:pPr>
     <w:rPr>
-      <w:rFonts w:ascii="Times New Roman" w:hAnsi="Times New Roman" w:eastAsia="SimSun" w:cs="Times New Roman"/>
       <w:b/>
       <w:bCs/>
-      <w:color w:val="auto"/>
-      <w:kern w:val="0"/>
       <w:sz w:val="18"/>
       <w:szCs w:val="18"/>
-      <w:lang w:val="en-US" w:eastAsia="en-US" w:bidi="ar-SA"/>
     </w:rPr>
   </w:style>
-  <w:style w:type="paragraph" w:styleId="Affiliation" w:customStyle="1">
+  <w:style w:type="paragraph" w:customStyle="1" w:styleId="Affiliation">
     <w:name w:val="Affiliation"/>
     <w:qFormat/>
     <w:pPr>
-      <w:widowControl/>
-      <w:bidi w:val="0"/>
-      <w:spacing w:before="0" w:after="0"/>
       <w:jc w:val="center"/>
     </w:pPr>
-    <w:rPr>
-      <w:rFonts w:ascii="Times New Roman" w:hAnsi="Times New Roman" w:eastAsia="SimSun" w:cs="Times New Roman"/>
-      <w:color w:val="auto"/>
-      <w:kern w:val="0"/>
-      <w:sz w:val="20"/>
-      <w:szCs w:val="20"/>
-      <w:lang w:val="en-US" w:eastAsia="en-US" w:bidi="ar-SA"/>
-    </w:rPr>
   </w:style>
-  <w:style w:type="paragraph" w:styleId="Author" w:customStyle="1">
+  <w:style w:type="paragraph" w:customStyle="1" w:styleId="Author">
     <w:name w:val="Author"/>
     <w:qFormat/>
     <w:pPr>
-      <w:widowControl/>
-      <w:bidi w:val="0"/>
       <w:spacing w:before="360" w:after="40"/>
       <w:jc w:val="center"/>
     </w:pPr>
     <w:rPr>
-      <w:rFonts w:ascii="Times New Roman" w:hAnsi="Times New Roman" w:eastAsia="SimSun" w:cs="Times New Roman"/>
-      <w:color w:val="auto"/>
-      <w:kern w:val="0"/>
       <w:sz w:val="22"/>
       <w:szCs w:val="22"/>
-      <w:lang w:val="en-US" w:eastAsia="en-US" w:bidi="ar-SA"/>
     </w:rPr>
   </w:style>
-  <w:style w:type="paragraph" w:styleId="bulletlist" w:customStyle="1">
+  <w:style w:type="paragraph" w:customStyle="1" w:styleId="bulletlist">
     <w:name w:val="bullet list"/>
     <w:basedOn w:val="BodyText"/>
     <w:qFormat/>
-    <w:rsid w:val="001b67dc"/>
+    <w:rsid w:val="001B67DC"/>
     <w:pPr>
-      <w:ind w:hanging="0"/>
+      <w:ind w:firstLine="0"/>
     </w:pPr>
-    <w:rPr/>
   </w:style>
-  <w:style w:type="paragraph" w:styleId="equation" w:customStyle="1">
+  <w:style w:type="paragraph" w:customStyle="1" w:styleId="equation">
     <w:name w:val="equation"/>
     <w:basedOn w:val="Normal"/>
     <w:qFormat/>
-    <w:rsid w:val="008a2c7d"/>
+    <w:rsid w:val="008A2C7D"/>
     <w:pPr>
       <w:tabs>
-        <w:tab w:val="clear" w:pos="720"/>
-        <w:tab w:val="center" w:pos="2520" w:leader="none"/>
-        <w:tab w:val="right" w:pos="5040" w:leader="none"/>
+        <w:tab w:val="center" w:pos="2520"/>
+        <w:tab w:val="right" w:pos="5040"/>
       </w:tabs>
-      <w:spacing w:lineRule="auto" w:line="216" w:before="240" w:after="240"/>
+      <w:spacing w:before="240" w:after="240" w:line="216" w:lineRule="auto"/>
     </w:pPr>
     <w:rPr>
       <w:rFonts w:ascii="Symbol" w:hAnsi="Symbol" w:cs="Symbol"/>
     </w:rPr>
   </w:style>
-  <w:style w:type="paragraph" w:styleId="figurecaption" w:customStyle="1">
+  <w:style w:type="paragraph" w:customStyle="1" w:styleId="figurecaption">
     <w:name w:val="figure caption"/>
     <w:qFormat/>
-    <w:rsid w:val="005b0344"/>
+    <w:rsid w:val="005B0344"/>
     <w:pPr>
-      <w:widowControl/>
       <w:numPr>
-        <w:ilvl w:val="0"/>
         <w:numId w:val="2"/>
       </w:numPr>
       <w:tabs>
-        <w:tab w:val="clear" w:pos="720"/>
-        <w:tab w:val="left" w:pos="533" w:leader="none"/>
+        <w:tab w:val="left" w:pos="533"/>
       </w:tabs>
-      <w:bidi w:val="0"/>
       <w:spacing w:before="80" w:after="200"/>
-      <w:ind w:hanging="0" w:start="0"/>
+      <w:ind w:left="0" w:firstLine="0"/>
       <w:jc w:val="both"/>
     </w:pPr>
     <w:rPr>
-      <w:rFonts w:ascii="Times New Roman" w:hAnsi="Times New Roman" w:eastAsia="SimSun" w:cs="Times New Roman"/>
-      <w:color w:val="auto"/>
-      <w:kern w:val="0"/>
       <w:sz w:val="16"/>
       <w:szCs w:val="16"/>
-      <w:lang w:val="en-US" w:eastAsia="en-US" w:bidi="ar-SA"/>
     </w:rPr>
   </w:style>
-  <w:style w:type="paragraph" w:styleId="footnote" w:customStyle="1">
+  <w:style w:type="paragraph" w:customStyle="1" w:styleId="footnote">
     <w:name w:val="footnote"/>
     <w:qFormat/>
     <w:pPr>
-      <w:widowControl/>
       <w:numPr>
-        <w:ilvl w:val="0"/>
         <w:numId w:val="3"/>
       </w:numPr>
-      <w:bidi w:val="0"/>
-      <w:spacing w:before="0" w:after="40"/>
-      <w:jc w:val="start"/>
+      <w:spacing w:after="40"/>
     </w:pPr>
     <w:rPr>
-      <w:rFonts w:ascii="Times New Roman" w:hAnsi="Times New Roman" w:eastAsia="SimSun" w:cs="Times New Roman"/>
-      <w:color w:val="auto"/>
-      <w:kern w:val="0"/>
       <w:sz w:val="16"/>
       <w:szCs w:val="16"/>
-      <w:lang w:val="en-US" w:eastAsia="en-US" w:bidi="ar-SA"/>
     </w:rPr>
   </w:style>
-  <w:style w:type="paragraph" w:styleId="papersubtitle" w:customStyle="1">
+  <w:style w:type="paragraph" w:customStyle="1" w:styleId="papersubtitle">
     <w:name w:val="paper subtitle"/>
     <w:qFormat/>
     <w:pPr>
-      <w:widowControl/>
-      <w:bidi w:val="0"/>
-      <w:spacing w:before="0" w:after="120"/>
+      <w:spacing w:after="120"/>
       <w:jc w:val="center"/>
     </w:pPr>
     <w:rPr>
-      <w:rFonts w:eastAsia="MS Mincho" w:ascii="Times New Roman" w:hAnsi="Times New Roman" w:cs="Times New Roman"/>
-      <w:color w:val="auto"/>
-      <w:kern w:val="0"/>
+      <w:rFonts w:eastAsia="MS Mincho"/>
       <w:sz w:val="28"/>
       <w:szCs w:val="28"/>
-      <w:lang w:val="en-US" w:eastAsia="en-US" w:bidi="ar-SA"/>
     </w:rPr>
   </w:style>
-  <w:style w:type="paragraph" w:styleId="papertitle" w:customStyle="1">
+  <w:style w:type="paragraph" w:customStyle="1" w:styleId="papertitle">
     <w:name w:val="paper title"/>
     <w:qFormat/>
     <w:pPr>
-      <w:widowControl/>
-      <w:bidi w:val="0"/>
-      <w:spacing w:before="0" w:after="120"/>
+      <w:spacing w:after="120"/>
       <w:jc w:val="center"/>
     </w:pPr>
     <w:rPr>
-      <w:rFonts w:eastAsia="MS Mincho" w:ascii="Times New Roman" w:hAnsi="Times New Roman" w:cs="Times New Roman"/>
-      <w:color w:val="auto"/>
-      <w:kern w:val="0"/>
+      <w:rFonts w:eastAsia="MS Mincho"/>
       <w:sz w:val="48"/>
       <w:szCs w:val="48"/>
-      <w:lang w:val="en-US" w:eastAsia="en-US" w:bidi="ar-SA"/>
     </w:rPr>
   </w:style>
-  <w:style w:type="paragraph" w:styleId="references" w:customStyle="1">
+  <w:style w:type="paragraph" w:customStyle="1" w:styleId="references">
     <w:name w:val="references"/>
     <w:qFormat/>
     <w:pPr>
-      <w:widowControl/>
       <w:numPr>
-        <w:ilvl w:val="0"/>
         <w:numId w:val="4"/>
       </w:numPr>
-      <w:bidi w:val="0"/>
-      <w:spacing w:lineRule="exact" w:line="180" w:before="0" w:after="50"/>
+      <w:spacing w:after="50" w:line="180" w:lineRule="exact"/>
       <w:jc w:val="both"/>
     </w:pPr>
     <w:rPr>
-      <w:rFonts w:eastAsia="MS Mincho" w:ascii="Times New Roman" w:hAnsi="Times New Roman" w:cs="Times New Roman"/>
-      <w:color w:val="auto"/>
-      <w:kern w:val="0"/>
+      <w:rFonts w:eastAsia="MS Mincho"/>
       <w:sz w:val="16"/>
       <w:szCs w:val="16"/>
-      <w:lang w:val="en-US" w:eastAsia="en-US" w:bidi="ar-SA"/>
     </w:rPr>
   </w:style>
-  <w:style w:type="paragraph" w:styleId="sponsors" w:customStyle="1">
+  <w:style w:type="paragraph" w:customStyle="1" w:styleId="sponsors">
     <w:name w:val="sponsors"/>
     <w:qFormat/>
     <w:pPr>
-      <w:widowControl/>
       <w:pBdr>
         <w:top w:val="single" w:sz="4" w:space="2" w:color="000000"/>
       </w:pBdr>
-      <w:bidi w:val="0"/>
-      <w:spacing w:before="0" w:after="0"/>
       <w:ind w:firstLine="288"/>
-      <w:jc w:val="start"/>
     </w:pPr>
     <w:rPr>
-      <w:rFonts w:ascii="Times New Roman" w:hAnsi="Times New Roman" w:eastAsia="SimSun" w:cs="Times New Roman"/>
-      <w:color w:val="auto"/>
-      <w:kern w:val="0"/>
       <w:sz w:val="16"/>
       <w:szCs w:val="16"/>
-      <w:lang w:val="en-US" w:eastAsia="en-US" w:bidi="ar-SA"/>
     </w:rPr>
   </w:style>
-  <w:style w:type="paragraph" w:styleId="tablecolhead" w:customStyle="1">
+  <w:style w:type="paragraph" w:customStyle="1" w:styleId="tablecolhead">
     <w:name w:val="table col head"/>
     <w:basedOn w:val="Normal"/>
     <w:qFormat/>
-    <w:pPr/>
     <w:rPr>
       <w:b/>
       <w:bCs/>
@@ -5945,11 +7916,10 @@
       <w:szCs w:val="16"/>
     </w:rPr>
   </w:style>
-  <w:style w:type="paragraph" w:styleId="tablecolsubhead" w:customStyle="1">
+  <w:style w:type="paragraph" w:customStyle="1" w:styleId="tablecolsubhead">
     <w:name w:val="table col subhead"/>
     <w:basedOn w:val="tablecolhead"/>
     <w:qFormat/>
-    <w:pPr/>
     <w:rPr>
       <w:i/>
       <w:iCs/>
@@ -5957,140 +7927,111 @@
       <w:szCs w:val="15"/>
     </w:rPr>
   </w:style>
-  <w:style w:type="paragraph" w:styleId="tablecopy" w:customStyle="1">
+  <w:style w:type="paragraph" w:customStyle="1" w:styleId="tablecopy">
     <w:name w:val="table copy"/>
     <w:qFormat/>
     <w:pPr>
-      <w:widowControl/>
-      <w:bidi w:val="0"/>
-      <w:spacing w:before="0" w:after="0"/>
       <w:jc w:val="both"/>
     </w:pPr>
     <w:rPr>
-      <w:rFonts w:ascii="Times New Roman" w:hAnsi="Times New Roman" w:eastAsia="SimSun" w:cs="Times New Roman"/>
-      <w:color w:val="auto"/>
-      <w:kern w:val="0"/>
       <w:sz w:val="16"/>
       <w:szCs w:val="16"/>
-      <w:lang w:val="en-US" w:eastAsia="en-US" w:bidi="ar-SA"/>
     </w:rPr>
   </w:style>
-  <w:style w:type="paragraph" w:styleId="tablefootnote" w:customStyle="1">
+  <w:style w:type="paragraph" w:customStyle="1" w:styleId="tablefootnote">
     <w:name w:val="table footnote"/>
     <w:qFormat/>
-    <w:rsid w:val="005e2800"/>
+    <w:rsid w:val="005E2800"/>
     <w:pPr>
-      <w:widowControl/>
       <w:numPr>
-        <w:ilvl w:val="0"/>
         <w:numId w:val="6"/>
       </w:numPr>
-      <w:bidi w:val="0"/>
       <w:spacing w:before="60" w:after="30"/>
-      <w:ind w:hanging="29" w:start="58"/>
-      <w:jc w:val="end"/>
+      <w:ind w:left="58" w:hanging="29"/>
+      <w:jc w:val="right"/>
     </w:pPr>
     <w:rPr>
-      <w:rFonts w:ascii="Times New Roman" w:hAnsi="Times New Roman" w:eastAsia="SimSun" w:cs="Times New Roman"/>
-      <w:color w:val="auto"/>
-      <w:kern w:val="0"/>
       <w:sz w:val="12"/>
       <w:szCs w:val="12"/>
-      <w:lang w:val="en-US" w:eastAsia="en-US" w:bidi="ar-SA"/>
     </w:rPr>
   </w:style>
-  <w:style w:type="paragraph" w:styleId="tablehead" w:customStyle="1">
+  <w:style w:type="paragraph" w:customStyle="1" w:styleId="tablehead">
     <w:name w:val="table head"/>
     <w:qFormat/>
     <w:pPr>
-      <w:widowControl/>
       <w:numPr>
-        <w:ilvl w:val="0"/>
         <w:numId w:val="5"/>
       </w:numPr>
-      <w:bidi w:val="0"/>
-      <w:spacing w:lineRule="auto" w:line="216" w:before="240" w:after="120"/>
+      <w:spacing w:before="240" w:after="120" w:line="216" w:lineRule="auto"/>
       <w:jc w:val="center"/>
     </w:pPr>
     <w:rPr>
-      <w:rFonts w:ascii="Times New Roman" w:hAnsi="Times New Roman" w:eastAsia="SimSun" w:cs="Times New Roman"/>
       <w:smallCaps/>
-      <w:color w:val="auto"/>
-      <w:kern w:val="0"/>
       <w:sz w:val="16"/>
       <w:szCs w:val="16"/>
-      <w:lang w:val="en-US" w:eastAsia="en-US" w:bidi="ar-SA"/>
     </w:rPr>
   </w:style>
-  <w:style w:type="paragraph" w:styleId="Keywords" w:customStyle="1">
+  <w:style w:type="paragraph" w:customStyle="1" w:styleId="Keywords">
     <w:name w:val="Keywords"/>
     <w:basedOn w:val="Abstract"/>
     <w:qFormat/>
-    <w:rsid w:val="00f9441b"/>
+    <w:rsid w:val="00F9441B"/>
     <w:pPr>
-      <w:spacing w:before="0" w:after="120"/>
+      <w:spacing w:after="120"/>
       <w:ind w:firstLine="274"/>
     </w:pPr>
     <w:rPr>
       <w:i/>
     </w:rPr>
   </w:style>
-  <w:style w:type="paragraph" w:styleId="HeaderandFooter">
+  <w:style w:type="paragraph" w:customStyle="1" w:styleId="HeaderandFooter">
     <w:name w:val="Header and Footer"/>
     <w:basedOn w:val="Normal"/>
     <w:qFormat/>
-    <w:pPr/>
-    <w:rPr/>
   </w:style>
   <w:style w:type="paragraph" w:styleId="Header">
     <w:name w:val="header"/>
     <w:basedOn w:val="Normal"/>
     <w:link w:val="HeaderChar"/>
-    <w:rsid w:val="001a3b3d"/>
+    <w:rsid w:val="001A3B3D"/>
     <w:pPr>
       <w:tabs>
-        <w:tab w:val="clear" w:pos="720"/>
-        <w:tab w:val="center" w:pos="4680" w:leader="none"/>
-        <w:tab w:val="right" w:pos="9360" w:leader="none"/>
+        <w:tab w:val="center" w:pos="4680"/>
+        <w:tab w:val="right" w:pos="9360"/>
       </w:tabs>
     </w:pPr>
-    <w:rPr/>
   </w:style>
   <w:style w:type="paragraph" w:styleId="Footer">
     <w:name w:val="footer"/>
     <w:basedOn w:val="Normal"/>
     <w:link w:val="FooterChar"/>
-    <w:rsid w:val="001a3b3d"/>
+    <w:rsid w:val="001A3B3D"/>
     <w:pPr>
       <w:tabs>
-        <w:tab w:val="clear" w:pos="720"/>
-        <w:tab w:val="center" w:pos="4680" w:leader="none"/>
-        <w:tab w:val="right" w:pos="9360" w:leader="none"/>
+        <w:tab w:val="center" w:pos="4680"/>
+        <w:tab w:val="right" w:pos="9360"/>
       </w:tabs>
     </w:pPr>
-    <w:rPr/>
   </w:style>
   <w:style w:type="paragraph" w:styleId="ListParagraph">
     <w:name w:val="List Paragraph"/>
     <w:basedOn w:val="Normal"/>
     <w:uiPriority w:val="34"/>
     <w:qFormat/>
-    <w:rsid w:val="00db1315"/>
+    <w:rsid w:val="00DB1315"/>
     <w:pPr>
-      <w:spacing w:before="0" w:after="0"/>
-      <w:ind w:start="720"/>
+      <w:ind w:left="720"/>
       <w:contextualSpacing/>
     </w:pPr>
-    <w:rPr/>
   </w:style>
-  <w:style w:type="paragraph" w:styleId="pdq2pgselectionanchorcontainer" w:customStyle="1">
+  <w:style w:type="paragraph" w:customStyle="1" w:styleId="pdq2pgselectionanchorcontainer">
     <w:name w:val="pdq2pg_selectionanchorcontainer"/>
     <w:basedOn w:val="Normal"/>
     <w:qFormat/>
-    <w:rsid w:val="009d63a4"/>
+    <w:rsid w:val="009D63A4"/>
     <w:pPr>
       <w:spacing w:beforeAutospacing="1" w:afterAutospacing="1"/>
-      <w:jc w:val="start"/>
+      <w:jc w:val="left"/>
     </w:pPr>
     <w:rPr>
       <w:rFonts w:eastAsia="Times New Roman"/>
@@ -6104,10 +8045,10 @@
     <w:uiPriority w:val="99"/>
     <w:unhideWhenUsed/>
     <w:qFormat/>
-    <w:rsid w:val="00f75991"/>
+    <w:rsid w:val="00F75991"/>
     <w:pPr>
       <w:spacing w:beforeAutospacing="1" w:afterAutospacing="1"/>
-      <w:jc w:val="start"/>
+      <w:jc w:val="left"/>
     </w:pPr>
     <w:rPr>
       <w:rFonts w:eastAsia="Times New Roman"/>
@@ -6121,51 +8062,28 @@
     <w:next w:val="Normal"/>
     <w:link w:val="SubtitleChar"/>
     <w:qFormat/>
-    <w:rsid w:val="005f4ffd"/>
+    <w:rsid w:val="005F4FFD"/>
     <w:pPr>
-      <w:spacing w:before="0" w:after="160"/>
+      <w:spacing w:after="160"/>
     </w:pPr>
     <w:rPr>
-      <w:rFonts w:ascii="Calibri" w:hAnsi="Calibri" w:eastAsia="" w:cs="" w:asciiTheme="minorHAnsi" w:cstheme="minorBidi" w:eastAsiaTheme="minorEastAsia" w:hAnsiTheme="minorHAnsi"/>
-      <w:color w:themeColor="text1" w:themeTint="a5" w:val="5A5A5A"/>
+      <w:rFonts w:asciiTheme="minorHAnsi" w:eastAsiaTheme="minorEastAsia" w:hAnsiTheme="minorHAnsi" w:cstheme="minorBidi"/>
+      <w:color w:val="5A5A5A" w:themeColor="text1" w:themeTint="A5"/>
       <w:spacing w:val="15"/>
       <w:sz w:val="22"/>
       <w:szCs w:val="22"/>
     </w:rPr>
   </w:style>
-  <w:style w:type="paragraph" w:styleId="def">
+  <w:style w:type="paragraph" w:customStyle="1" w:styleId="def">
     <w:name w:val="def"/>
     <w:basedOn w:val="BodyText"/>
     <w:qFormat/>
-    <w:pPr/>
-    <w:rPr/>
-  </w:style>
-  <w:style w:type="numbering" w:styleId="NoList" w:default="1">
-    <w:name w:val="No List"/>
-    <w:uiPriority w:val="99"/>
-    <w:semiHidden/>
-    <w:unhideWhenUsed/>
-    <w:qFormat/>
-  </w:style>
-  <w:style w:type="table" w:default="1" w:styleId="TableNormal">
-    <w:name w:val="Normal Table"/>
-    <w:uiPriority w:val="99"/>
-    <w:semiHidden/>
-    <w:unhideWhenUsed/>
-    <w:tblPr>
-      <w:tblCellMar>
-        <w:top w:w="0" w:type="dxa"/>
-        <w:start w:w="108" w:type="dxa"/>
-        <w:bottom w:w="0" w:type="dxa"/>
-        <w:end w:w="108" w:type="dxa"/>
-      </w:tblCellMar>
-    </w:tblPr>
   </w:style>
 </w:styles>
 </file>
 
 <file path=word/theme/theme1.xml><?xml version="1.0" encoding="utf-8"?>
-<a:theme xmlns:a="http://schemas.openxmlformats.org/drawingml/2006/main" xmlns:r="http://schemas.openxmlformats.org/officeDocument/2006/relationships" name="Office Theme">
+<a:theme xmlns:a="http://schemas.openxmlformats.org/drawingml/2006/main" name="Office Theme">
   <a:themeElements>
     <a:clrScheme name="Office">
       <a:dk1>
@@ -6207,12 +8125,12 @@
     </a:clrScheme>
     <a:fontScheme name="Office">
       <a:majorFont>
-        <a:latin typeface="Calibri Light" panose="020F0302020204030204" pitchFamily="0" charset="1"/>
+        <a:latin typeface="Calibri Light" panose="020F0302020204030204"/>
         <a:ea typeface=""/>
         <a:cs typeface=""/>
       </a:majorFont>
       <a:minorFont>
-        <a:latin typeface="Calibri" panose="020F0502020204030204" pitchFamily="0" charset="1"/>
+        <a:latin typeface="Calibri" panose="020F0502020204030204"/>
         <a:ea typeface=""/>
         <a:cs typeface=""/>
       </a:minorFont>
@@ -6244,7 +8162,7 @@
             </a:gs>
           </a:gsLst>
           <a:lin ang="5400000" scaled="0"/>
-          <a:tileRect l="0" t="0" r="0" b="0"/>
+          <a:tileRect/>
         </a:gradFill>
         <a:gradFill>
           <a:gsLst>
@@ -6268,7 +8186,7 @@
             </a:gs>
           </a:gsLst>
           <a:lin ang="5400000" scaled="0"/>
-          <a:tileRect l="0" t="0" r="0" b="0"/>
+          <a:tileRect/>
         </a:gradFill>
       </a:fillStyleLst>
       <a:lnStyleLst>
@@ -6328,11 +8246,13 @@
             </a:gs>
           </a:gsLst>
           <a:lin ang="5400000" scaled="0"/>
-          <a:tileRect l="0" t="0" r="0" b="0"/>
+          <a:tileRect/>
         </a:gradFill>
       </a:bgFillStyleLst>
     </a:fmtScheme>
   </a:themeElements>
+  <a:objectDefaults/>
+  <a:extraClrSchemeLst/>
 </a:theme>
 </file>
 
@@ -6341,7 +8261,7 @@
 </file>
 
 <file path=customXml/itemProps1.xml><?xml version="1.0" encoding="utf-8"?>
-<ds:datastoreItem xmlns:ds="http://purl.oclc.org/ooxml/officeDocument/customXml" ds:itemID="{9E966C7F-158E-4883-86A6-4454069232BB}">
+<ds:datastoreItem xmlns:ds="http://schemas.openxmlformats.org/officeDocument/2006/customXml" ds:itemID="{9E966C7F-158E-4883-86A6-4454069232BB}">
   <ds:schemaRefs>
     <ds:schemaRef ds:uri="http://schemas.openxmlformats.org/officeDocument/2006/bibliography"/>
   </ds:schemaRefs>

--- a/research_paper/expai_research.docx
+++ b/research_paper/expai_research.docx
@@ -1,6 +1,6 @@
 
 <file path=word/document.xml><?xml version="1.0" encoding="utf-8"?>
-<w:document xmlns:o="urn:schemas-microsoft-com:office:office" xmlns:r="http://schemas.openxmlformats.org/officeDocument/2006/relationships" xmlns:v="urn:schemas-microsoft-com:vml" xmlns:w="http://schemas.openxmlformats.org/wordprocessingml/2006/main" xmlns:w10="urn:schemas-microsoft-com:office:word" xmlns:wp="http://schemas.openxmlformats.org/drawingml/2006/wordprocessingDrawing" xmlns:pic="http://schemas.openxmlformats.org/drawingml/2006/picture" xmlns:wps="http://schemas.microsoft.com/office/word/2010/wordprocessingShape" xmlns:wpg="http://schemas.microsoft.com/office/word/2010/wordprocessingGroup" xmlns:mc="http://schemas.openxmlformats.org/markup-compatibility/2006" xmlns:wp14="http://schemas.microsoft.com/office/word/2010/wordprocessingDrawing" xmlns:w14="http://schemas.microsoft.com/office/word/2010/wordml" xmlns:w15="http://schemas.microsoft.com/office/word/2012/wordml" mc:Ignorable="w14 wp14 w15">
+<w:document xmlns:wpc="http://schemas.microsoft.com/office/word/2010/wordprocessingCanvas" xmlns:cx="http://schemas.microsoft.com/office/drawing/2014/chartex" xmlns:cx1="http://schemas.microsoft.com/office/drawing/2015/9/8/chartex" xmlns:cx2="http://schemas.microsoft.com/office/drawing/2015/10/21/chartex" xmlns:cx3="http://schemas.microsoft.com/office/drawing/2016/5/9/chartex" xmlns:cx4="http://schemas.microsoft.com/office/drawing/2016/5/10/chartex" xmlns:cx5="http://schemas.microsoft.com/office/drawing/2016/5/11/chartex" xmlns:cx6="http://schemas.microsoft.com/office/drawing/2016/5/12/chartex" xmlns:cx7="http://schemas.microsoft.com/office/drawing/2016/5/13/chartex" xmlns:cx8="http://schemas.microsoft.com/office/drawing/2016/5/14/chartex" xmlns:mc="http://schemas.openxmlformats.org/markup-compatibility/2006" xmlns:aink="http://schemas.microsoft.com/office/drawing/2016/ink" xmlns:am3d="http://schemas.microsoft.com/office/drawing/2017/model3d" xmlns:o="urn:schemas-microsoft-com:office:office" xmlns:oel="http://schemas.microsoft.com/office/2019/extlst" xmlns:r="http://schemas.openxmlformats.org/officeDocument/2006/relationships" xmlns:m="http://schemas.openxmlformats.org/officeDocument/2006/math" xmlns:v="urn:schemas-microsoft-com:vml" xmlns:wp14="http://schemas.microsoft.com/office/word/2010/wordprocessingDrawing" xmlns:wp="http://schemas.openxmlformats.org/drawingml/2006/wordprocessingDrawing" xmlns:w10="urn:schemas-microsoft-com:office:word" xmlns:w="http://schemas.openxmlformats.org/wordprocessingml/2006/main" xmlns:w14="http://schemas.microsoft.com/office/word/2010/wordml" xmlns:w15="http://schemas.microsoft.com/office/word/2012/wordml" xmlns:w16cex="http://schemas.microsoft.com/office/word/2018/wordml/cex" xmlns:w16cid="http://schemas.microsoft.com/office/word/2016/wordml/cid" xmlns:w16="http://schemas.microsoft.com/office/word/2018/wordml" xmlns:w16sdtdh="http://schemas.microsoft.com/office/word/2020/wordml/sdtdatahash" xmlns:w16se="http://schemas.microsoft.com/office/word/2015/wordml/symex" xmlns:wpg="http://schemas.microsoft.com/office/word/2010/wordprocessingGroup" xmlns:wpi="http://schemas.microsoft.com/office/word/2010/wordprocessingInk" xmlns:wne="http://schemas.microsoft.com/office/word/2006/wordml" xmlns:wps="http://schemas.microsoft.com/office/word/2010/wordprocessingShape" mc:Ignorable="w14 w15 w16se w16cid w16 w16cex w16sdtdh wp14">
   <w:body>
     <w:p>
       <w:pPr>
@@ -20,24 +20,22 @@
     <w:p>
       <w:pPr>
         <w:sectPr>
-          <w:footerReference w:type="even" r:id="rId2"/>
-          <w:footerReference w:type="default" r:id="rId3"/>
-          <w:footerReference w:type="first" r:id="rId4"/>
-          <w:type w:val="nextPage"/>
+          <w:footerReference w:type="even" r:id="rId8"/>
+          <w:footerReference w:type="default" r:id="rId9"/>
+          <w:footerReference w:type="first" r:id="rId10"/>
           <w:pgSz w:w="11906" w:h="16838"/>
-          <w:pgMar w:left="893" w:right="893" w:gutter="0" w:header="0" w:top="540" w:footer="720" w:bottom="1440"/>
-          <w:pgNumType w:fmt="decimal"/>
-          <w:formProt w:val="false"/>
+          <w:pgMar w:top="540" w:right="893" w:bottom="1440" w:left="893" w:header="0" w:footer="720" w:gutter="0"/>
+          <w:cols w:space="720"/>
+          <w:formProt w:val="0"/>
           <w:titlePg/>
-          <w:textDirection w:val="lrTb"/>
-          <w:docGrid w:type="default" w:linePitch="360" w:charSpace="0"/>
+          <w:docGrid w:linePitch="360"/>
         </w:sectPr>
       </w:pPr>
     </w:p>
     <w:p>
       <w:pPr>
         <w:pStyle w:val="Author"/>
-        <w:spacing w:beforeAutospacing="1" w:after="40"/>
+        <w:spacing w:beforeAutospacing="1"/>
         <w:rPr>
           <w:sz w:val="18"/>
           <w:szCs w:val="18"/>
@@ -48,74 +46,92 @@
           <w:sz w:val="18"/>
           <w:szCs w:val="18"/>
         </w:rPr>
-        <w:t>Shehara Dineth Thappavarige</w:t>
-      </w:r>
-    </w:p>
-    <w:p>
-      <w:pPr>
-        <w:pStyle w:val="Author"/>
-        <w:spacing w:before="0" w:after="40"/>
-        <w:rPr/>
-      </w:pPr>
-      <w:r>
-        <w:br w:type="column"/>
-      </w:r>
-      <w:r>
-        <w:rPr/>
-      </w:r>
-    </w:p>
-    <w:p>
-      <w:pPr>
-        <w:pStyle w:val="Author"/>
-        <w:spacing w:before="0" w:after="40"/>
+        <w:t xml:space="preserve">Shehara Dineth </w:t>
+      </w:r>
+      <w:proofErr w:type="spellStart"/>
+      <w:r>
         <w:rPr>
           <w:sz w:val="18"/>
           <w:szCs w:val="18"/>
         </w:rPr>
-      </w:pPr>
-      <w:r>
+        <w:t>Thappavarige</w:t>
+      </w:r>
+      <w:proofErr w:type="spellEnd"/>
+    </w:p>
+    <w:p>
+      <w:pPr>
+        <w:pStyle w:val="Author"/>
+        <w:spacing w:before="0"/>
+      </w:pPr>
+      <w:r>
+        <w:br w:type="column"/>
+      </w:r>
+    </w:p>
+    <w:p>
+      <w:pPr>
+        <w:pStyle w:val="Author"/>
+        <w:spacing w:before="0"/>
         <w:rPr>
           <w:sz w:val="18"/>
           <w:szCs w:val="18"/>
         </w:rPr>
-        <w:t>Mahdi  Moaref Dezfooly</w:t>
-      </w:r>
+      </w:pPr>
+      <w:proofErr w:type="gramStart"/>
+      <w:r>
+        <w:rPr>
+          <w:sz w:val="18"/>
+          <w:szCs w:val="18"/>
+        </w:rPr>
+        <w:t xml:space="preserve">Mahdi  </w:t>
+      </w:r>
+      <w:proofErr w:type="spellStart"/>
+      <w:r>
+        <w:rPr>
+          <w:sz w:val="18"/>
+          <w:szCs w:val="18"/>
+        </w:rPr>
+        <w:t>Moaref</w:t>
+      </w:r>
+      <w:proofErr w:type="spellEnd"/>
+      <w:proofErr w:type="gramEnd"/>
+      <w:r>
+        <w:rPr>
+          <w:sz w:val="18"/>
+          <w:szCs w:val="18"/>
+        </w:rPr>
+        <w:t xml:space="preserve"> </w:t>
+      </w:r>
+      <w:proofErr w:type="spellStart"/>
+      <w:r>
+        <w:rPr>
+          <w:sz w:val="18"/>
+          <w:szCs w:val="18"/>
+        </w:rPr>
+        <w:t>Dezfooly</w:t>
+      </w:r>
+      <w:proofErr w:type="spellEnd"/>
     </w:p>
     <w:p>
       <w:pPr>
         <w:sectPr>
           <w:type w:val="continuous"/>
           <w:pgSz w:w="11906" w:h="16838"/>
-          <w:pgMar w:left="893" w:right="893" w:gutter="0" w:header="0" w:top="540" w:footer="720" w:bottom="1440"/>
-          <w:cols w:num="2" w:space="720" w:equalWidth="true" w:sep="false"/>
-          <w:formProt w:val="false"/>
+          <w:pgMar w:top="540" w:right="893" w:bottom="1440" w:left="893" w:header="0" w:footer="720" w:gutter="0"/>
+          <w:cols w:num="2" w:space="720"/>
+          <w:formProt w:val="0"/>
           <w:titlePg/>
-          <w:textDirection w:val="lrTb"/>
-          <w:docGrid w:type="default" w:linePitch="360" w:charSpace="0"/>
+          <w:docGrid w:linePitch="360"/>
         </w:sectPr>
       </w:pPr>
     </w:p>
     <w:p>
       <w:pPr>
-        <w:pStyle w:val="Normal"/>
         <w:jc w:val="both"/>
-        <w:rPr/>
-      </w:pPr>
-      <w:r>
-        <w:rPr/>
-      </w:r>
-    </w:p>
-    <w:p>
-      <w:pPr>
-        <w:pStyle w:val="Normal"/>
-        <w:spacing w:before="0" w:after="0"/>
-        <w:rPr/>
-      </w:pPr>
+      </w:pPr>
+    </w:p>
+    <w:p>
       <w:r>
         <w:br w:type="column"/>
-      </w:r>
-      <w:r>
-        <w:rPr/>
       </w:r>
     </w:p>
     <w:p>
@@ -123,12 +139,11 @@
         <w:sectPr>
           <w:type w:val="continuous"/>
           <w:pgSz w:w="11906" w:h="16838"/>
-          <w:pgMar w:left="893" w:right="893" w:gutter="0" w:header="0" w:top="540" w:footer="720" w:bottom="1440"/>
-          <w:cols w:num="3" w:space="720" w:equalWidth="true" w:sep="false"/>
-          <w:formProt w:val="false"/>
+          <w:pgMar w:top="540" w:right="893" w:bottom="1440" w:left="893" w:header="0" w:footer="720" w:gutter="0"/>
+          <w:cols w:num="3" w:space="720"/>
+          <w:formProt w:val="0"/>
           <w:titlePg/>
-          <w:textDirection w:val="lrTb"/>
-          <w:docGrid w:type="default" w:linePitch="360" w:charSpace="0"/>
+          <w:docGrid w:linePitch="360"/>
         </w:sectPr>
       </w:pPr>
     </w:p>
@@ -139,41 +154,66 @@
           <w:ilvl w:val="0"/>
           <w:numId w:val="0"/>
         </w:numPr>
-        <w:ind w:hanging="0" w:start="216"/>
-        <w:rPr/>
-      </w:pPr>
-      <w:r>
-        <w:rPr/>
+        <w:ind w:left="216"/>
+      </w:pPr>
+      <w:r>
         <w:t xml:space="preserve">Abstraction </w:t>
       </w:r>
     </w:p>
     <w:p>
       <w:pPr>
         <w:pStyle w:val="BodyText"/>
-        <w:rPr/>
-      </w:pPr>
-      <w:r>
-        <w:rPr/>
-        <w:t>This study evaluates agreement between human emotion perception and AI-based facial emotion recognition under image degradation. A web-selected facial image dataset was processed into original, blurred, greyscale, and low-resolution versions, then evaluated by human participants and two AI models, FER and DeepFace. Human and AI outputs were normalized into seven-emotion distributions and compared using similarity, agreement, entropy, and robustness measures. MediaPipe blendshape features were also extracted to examine relationships between facial movement and emotion scores. Results showed that FER aligned more closely with pooled human ratings than DeepFace, while ambiguous and degraded images reduced stability in emotion interpretation. These findings suggest that, when ground-truth labels are uncertain, facial emotion recognition is better analyzed through human-AI agreement and interpretability rather than direct accuracy.</w:t>
+      </w:pPr>
+      <w:r>
+        <w:t xml:space="preserve">This study evaluates agreement between human emotion perception and AI-based facial emotion recognition under image degradation. A web-selected facial image dataset was processed into original, blurred, greyscale, and low-resolution versions, then evaluated by human participants and two AI models, FER and </w:t>
+      </w:r>
+      <w:proofErr w:type="spellStart"/>
+      <w:r>
+        <w:t>DeepFace</w:t>
+      </w:r>
+      <w:proofErr w:type="spellEnd"/>
+      <w:r>
+        <w:t xml:space="preserve">. Human and AI outputs were normalized into seven-emotion distributions and compared using similarity, agreement, entropy, and robustness measures. </w:t>
+      </w:r>
+      <w:proofErr w:type="spellStart"/>
+      <w:r>
+        <w:t>MediaPipe</w:t>
+      </w:r>
+      <w:proofErr w:type="spellEnd"/>
+      <w:r>
+        <w:t xml:space="preserve"> </w:t>
+      </w:r>
+      <w:proofErr w:type="spellStart"/>
+      <w:r>
+        <w:t>blendshape</w:t>
+      </w:r>
+      <w:proofErr w:type="spellEnd"/>
+      <w:r>
+        <w:t xml:space="preserve"> features were also extracted to examine relationships between facial movement and emotion scores. Results showed that FER aligned more closely with pooled human ratings than </w:t>
+      </w:r>
+      <w:proofErr w:type="spellStart"/>
+      <w:r>
+        <w:t>DeepFace</w:t>
+      </w:r>
+      <w:proofErr w:type="spellEnd"/>
+      <w:r>
+        <w:t>, while ambiguous and degraded images reduced stability in emotion interpretation. These findings suggest that, when ground-truth labels are uncertain, facial emotion recognition is better analyzed through human-AI agreement and interpretability rather than direct accuracy.</w:t>
       </w:r>
     </w:p>
     <w:p>
       <w:pPr>
         <w:pStyle w:val="Keywords"/>
-        <w:rPr/>
-      </w:pPr>
-      <w:r>
-        <w:rPr/>
+      </w:pPr>
+      <w:r>
         <w:t>Keywords—component, formatting, style, styling, insert (</w:t>
       </w:r>
       <w:r>
         <w:rPr>
-          <w:b w:val="false"/>
+          <w:b w:val="0"/>
         </w:rPr>
         <w:t>key words</w:t>
       </w:r>
       <w:r>
-        <w:rPr/>
         <w:t>)</w:t>
       </w:r>
     </w:p>
@@ -184,21 +224,21 @@
           <w:ilvl w:val="0"/>
           <w:numId w:val="0"/>
         </w:numPr>
-        <w:ind w:hanging="0" w:start="216"/>
-        <w:rPr/>
-      </w:pPr>
-      <w:r>
-        <w:rPr/>
+        <w:ind w:left="216"/>
+      </w:pPr>
+      <w:r>
         <w:t xml:space="preserve">Introduction </w:t>
       </w:r>
     </w:p>
     <w:p>
       <w:pPr>
         <w:pStyle w:val="BodyText"/>
-        <w:spacing w:before="0" w:after="0"/>
-        <w:rPr/>
-      </w:pPr>
-      <w:r>
+        <w:spacing w:after="0"/>
+      </w:pPr>
+      <w:r>
+        <w:rPr>
+          <w:noProof/>
+        </w:rPr>
         <w:drawing>
           <wp:anchor distT="0" distB="0" distL="114300" distR="114300" simplePos="0" relativeHeight="4" behindDoc="0" locked="0" layoutInCell="0" allowOverlap="1">
             <wp:simplePos x="0" y="0"/>
@@ -225,7 +265,7 @@
                     </pic:cNvPicPr>
                   </pic:nvPicPr>
                   <pic:blipFill>
-                    <a:blip r:embed="rId5"/>
+                    <a:blip r:embed="rId11"/>
                     <a:srcRect l="7651" t="12544" r="10233" b="14927"/>
                     <a:stretch>
                       <a:fillRect/>
@@ -248,8 +288,15 @@
         </w:drawing>
       </w:r>
       <w:r>
-        <w:rPr/>
-        <w:t>Facial expressions are an important part of human communication, allowing people to interpret emotions and social signals from visual cues. With recent advances in artificial intelligence, facial emotion recognition can also be performed automatically by models such as FER and DeepFace.</w:t>
+        <w:t xml:space="preserve">Facial expressions are an important part of human communication, allowing people to interpret emotions and social signals from visual cues. With recent advances in artificial intelligence, facial emotion recognition can also be performed automatically by models such as FER and </w:t>
+      </w:r>
+      <w:proofErr w:type="spellStart"/>
+      <w:r>
+        <w:t>DeepFace</w:t>
+      </w:r>
+      <w:proofErr w:type="spellEnd"/>
+      <w:r>
+        <w:t>.</w:t>
       </w:r>
       <w:r>
         <w:rPr>
@@ -261,23 +308,43 @@
     <w:p>
       <w:pPr>
         <w:pStyle w:val="BodyText"/>
-        <w:spacing w:before="0" w:after="0"/>
-        <w:rPr/>
-      </w:pPr>
-      <w:r>
-        <w:rPr/>
+        <w:spacing w:after="0"/>
+      </w:pPr>
+      <w:r>
         <w:t>However, facial emotion recognition is not always objective. A single expression may be interpreted differently depending on ambiguity, image quality, and individual perception. This is especially important when using images collected from public web sources, since their emotion labels cannot be treated as certified ground truth.</w:t>
       </w:r>
     </w:p>
     <w:p>
       <w:pPr>
         <w:pStyle w:val="BodyText"/>
-        <w:spacing w:before="0" w:after="0"/>
-        <w:rPr/>
-      </w:pPr>
-      <w:r>
-        <w:rPr/>
-        <w:t xml:space="preserve">This study compares human emotion ratings with FER and DeepFace outputs across original and degraded facial images. MediaPipe facial blendshape features are also used to explore how visible facial movements relate to emotion scores. Rather than measuring strict accuracy, the study focuses on agreement, disagreement, ambiguity, and robustness under image degradation. </w:t>
+        <w:spacing w:after="0"/>
+      </w:pPr>
+      <w:r>
+        <w:t xml:space="preserve">This study compares human emotion ratings with FER and </w:t>
+      </w:r>
+      <w:proofErr w:type="spellStart"/>
+      <w:r>
+        <w:t>DeepFace</w:t>
+      </w:r>
+      <w:proofErr w:type="spellEnd"/>
+      <w:r>
+        <w:t xml:space="preserve"> outputs across original and degraded facial images. </w:t>
+      </w:r>
+      <w:proofErr w:type="spellStart"/>
+      <w:r>
+        <w:t>MediaPipe</w:t>
+      </w:r>
+      <w:proofErr w:type="spellEnd"/>
+      <w:r>
+        <w:t xml:space="preserve"> facial </w:t>
+      </w:r>
+      <w:proofErr w:type="spellStart"/>
+      <w:r>
+        <w:t>blendshape</w:t>
+      </w:r>
+      <w:proofErr w:type="spellEnd"/>
+      <w:r>
+        <w:t xml:space="preserve"> features are also used to explore how visible facial movements relate to emotion scores. Rather than measuring strict accuracy, the study focuses on agreement, disagreement, ambiguity, and robustness under image degradation. </w:t>
       </w:r>
     </w:p>
     <w:p>
@@ -287,10 +354,12 @@
           <w:ilvl w:val="0"/>
           <w:numId w:val="0"/>
         </w:numPr>
-        <w:ind w:hanging="0" w:start="216"/>
-        <w:rPr/>
-      </w:pPr>
-      <w:r>
+        <w:ind w:left="216"/>
+      </w:pPr>
+      <w:r>
+        <w:rPr>
+          <w:noProof/>
+        </w:rPr>
         <mc:AlternateContent>
           <mc:Choice Requires="wps">
             <w:drawing>
@@ -306,6 +375,7 @@
                 <wp:effectExtent l="0" t="0" r="0" b="0"/>
                 <wp:wrapNone/>
                 <wp:docPr id="2" name="Text Box 1"/>
+                <wp:cNvGraphicFramePr/>
                 <a:graphic xmlns:a="http://schemas.openxmlformats.org/drawingml/2006/main">
                   <a:graphicData uri="http://schemas.microsoft.com/office/word/2010/wordprocessingShape">
                     <wps:wsp>
@@ -326,9 +396,15 @@
                         </a:ln>
                       </wps:spPr>
                       <wps:style>
-                        <a:lnRef idx="0"/>
-                        <a:fillRef idx="0"/>
-                        <a:effectRef idx="0"/>
+                        <a:lnRef idx="0">
+                          <a:scrgbClr r="0" g="0" b="0"/>
+                        </a:lnRef>
+                        <a:fillRef idx="0">
+                          <a:scrgbClr r="0" g="0" b="0"/>
+                        </a:fillRef>
+                        <a:effectRef idx="0">
+                          <a:scrgbClr r="0" g="0" b="0"/>
+                        </a:effectRef>
                         <a:fontRef idx="minor"/>
                       </wps:style>
                       <wps:txbx>
@@ -352,7 +428,9 @@
                         </w:txbxContent>
                       </wps:txbx>
                       <wps:bodyPr lIns="0" tIns="0" rIns="0" bIns="0" anchor="t">
-                        <a:prstTxWarp prst="textNoShape"/>
+                        <a:prstTxWarp prst="textNoShape">
+                          <a:avLst/>
+                        </a:prstTxWarp>
                         <a:noAutofit/>
                       </wps:bodyPr>
                     </wps:wsp>
@@ -361,7 +439,7 @@
               </wp:anchor>
             </w:drawing>
           </mc:Choice>
-          <mc:Fallback>
+          <mc:Fallback xmlns:pic="http://schemas.openxmlformats.org/drawingml/2006/picture">
             <w:pict>
               <v:rect id="shape_0" fillcolor="white" stroked="f" o:allowincell="f" style="position:absolute;margin-left:373.4pt;margin-top:0.75pt;width:28.05pt;height:11.9pt;mso-wrap-style:square;v-text-anchor:top" wp14:anchorId="2CAF8A37">
                 <v:fill o:detectmouseclick="t" type="solid" color2="black"/>
@@ -393,17 +471,14 @@
         </mc:AlternateContent>
       </w:r>
       <w:r>
-        <w:rPr/>
         <w:t xml:space="preserve">Related works </w:t>
       </w:r>
     </w:p>
     <w:p>
       <w:pPr>
         <w:pStyle w:val="BodyText"/>
-        <w:rPr/>
-      </w:pPr>
-      <w:r>
-        <w:rPr/>
+      </w:pPr>
+      <w:r>
         <w:t>Facial emotion recognition has been widely studied in computer vision, particularly through datasets and benchmarks that classify facial expressions into basic emotion categories. Deep learning approaches have improved automatic expression recognition, but performance remains affected by image quality, facial pose, dataset bias, and the ambiguity of human expressions.</w:t>
       </w:r>
       <w:r>
@@ -413,7 +488,6 @@
         <w:t>[2]</w:t>
       </w:r>
       <w:r>
-        <w:rPr/>
         <w:t xml:space="preserve">, </w:t>
       </w:r>
       <w:r>
@@ -426,11 +500,20 @@
     <w:p>
       <w:pPr>
         <w:pStyle w:val="BodyText"/>
-        <w:rPr/>
-      </w:pPr>
-      <w:r>
-        <w:rPr/>
-        <w:t>FER and DeepFace represent two practical AI-based approaches for analyzing facial images. While these systems can generate emotion probability scores and dominant emotion labels, their outputs should be interpreted with care when the input images do not come from a certified dataset.</w:t>
+      </w:pPr>
+      <w:r>
+        <w:t xml:space="preserve">FER and </w:t>
+      </w:r>
+      <w:proofErr w:type="spellStart"/>
+      <w:r>
+        <w:t>DeepFace</w:t>
+      </w:r>
+      <w:proofErr w:type="spellEnd"/>
+      <w:r>
+        <w:t xml:space="preserve"> represent two practical AI-based approaches for analyzing facial images. While these systems can generate emotion probability scores and dominant </w:t>
+      </w:r>
+      <w:r>
+        <w:t>emotion labels, their outputs should be interpreted with care when the input images do not come from a certified dataset.</w:t>
       </w:r>
     </w:p>
     <w:p>
@@ -440,14 +523,14 @@
           <w:ilvl w:val="0"/>
           <w:numId w:val="0"/>
         </w:numPr>
-        <w:ind w:hanging="0" w:start="216"/>
-        <w:rPr>
-          <w:color w:themeColor="text1" w:val="000000"/>
-        </w:rPr>
-      </w:pPr>
-      <w:r>
-        <w:rPr>
-          <w:color w:themeColor="text1" w:val="000000"/>
+        <w:ind w:left="216"/>
+        <w:rPr>
+          <w:color w:val="000000" w:themeColor="text1"/>
+        </w:rPr>
+      </w:pPr>
+      <w:r>
+        <w:rPr>
+          <w:color w:val="000000" w:themeColor="text1"/>
         </w:rPr>
         <w:t xml:space="preserve">Methodology </w:t>
       </w:r>
@@ -474,49 +557,33 @@
     </w:p>
     <w:p>
       <w:pPr>
-        <w:pStyle w:val="Normal"/>
         <w:ind w:firstLine="288"/>
         <w:jc w:val="both"/>
-        <w:rPr/>
-      </w:pPr>
-      <w:r>
-        <w:rPr/>
+      </w:pPr>
+      <w:r>
         <w:t>The study proposes an evaluation framework for analyzing the performance of two AI-based facial emotion recognition systems against human emotion perception compared under varying image quality conditions and facial landmark data. The methodology consists of six stages.</w:t>
       </w:r>
     </w:p>
     <w:p>
       <w:pPr>
-        <w:pStyle w:val="Normal"/>
         <w:ind w:firstLine="288"/>
         <w:jc w:val="both"/>
-        <w:rPr/>
-      </w:pPr>
-      <w:r>
-        <w:rPr/>
+      </w:pPr>
+      <w:r>
         <w:t>First, a facial image dataset is selected and prepared for analysis. Each image is preprocessed to generate four visual conditions. The processed images are analyzed using two facial emotion recognition models, while human participants evaluate the same set of images. In parallel facial landmarks are extracted and used to compute geometric facial features. Finally, all output data is compared through statistical analysis.</w:t>
       </w:r>
     </w:p>
     <w:p>
       <w:pPr>
-        <w:pStyle w:val="Normal"/>
         <w:ind w:firstLine="288"/>
         <w:jc w:val="both"/>
-        <w:rPr/>
-      </w:pPr>
-      <w:r>
-        <w:rPr/>
-      </w:r>
-    </w:p>
-    <w:p>
-      <w:pPr>
-        <w:pStyle w:val="Normal"/>
+      </w:pPr>
+    </w:p>
+    <w:p>
+      <w:pPr>
         <w:ind w:firstLine="288"/>
         <w:jc w:val="both"/>
-        <w:rPr/>
-      </w:pPr>
-      <w:r>
-        <w:rPr/>
-      </w:r>
+      </w:pPr>
     </w:p>
     <w:p>
       <w:pPr>
@@ -540,65 +607,39 @@
     </w:p>
     <w:p>
       <w:pPr>
-        <w:pStyle w:val="Normal"/>
         <w:ind w:firstLine="288"/>
         <w:jc w:val="both"/>
-        <w:rPr/>
-      </w:pPr>
-      <w:r>
-        <w:rPr/>
+      </w:pPr>
+      <w:r>
         <w:t xml:space="preserve">Facial images representing the seven basic emotion categories were collected from publicly available online sources. Images were manually selected to provide a range of facial expressions suitable for human and AI evaluation. </w:t>
       </w:r>
     </w:p>
     <w:p>
       <w:pPr>
-        <w:pStyle w:val="Normal"/>
         <w:ind w:firstLine="288"/>
         <w:jc w:val="both"/>
-        <w:rPr/>
-      </w:pPr>
-      <w:r>
-        <w:rPr/>
+      </w:pPr>
+      <w:r>
         <w:t>Care was taken to include images with clearly distinguishable emotions while also incorporating expressions that could produce ambiguity in recognition. Potentially ambiguous images were made marked through the file naming convention, allowing them to be analyzed separately.</w:t>
       </w:r>
     </w:p>
     <w:p>
       <w:pPr>
-        <w:pStyle w:val="Normal"/>
         <w:ind w:firstLine="288"/>
         <w:jc w:val="both"/>
-        <w:rPr/>
-      </w:pPr>
-      <w:r>
-        <w:rPr/>
+      </w:pPr>
+      <w:r>
         <w:t>Each selected image was assigned a reference label by the authors based on the intended facial expression depicted. These labels served as a common reference throughout the study for organizing the dataset facilitating the comparisons.</w:t>
       </w:r>
     </w:p>
-    <w:p>
-      <w:pPr>
-        <w:pStyle w:val="Normal"/>
-        <w:rPr/>
-      </w:pPr>
-      <w:r>
-        <w:rPr/>
-      </w:r>
-    </w:p>
-    <w:p>
-      <w:pPr>
-        <w:pStyle w:val="Normal"/>
-        <w:rPr/>
-      </w:pPr>
-      <w:r>
-        <w:rPr/>
-      </w:r>
-    </w:p>
-    <w:p>
-      <w:pPr>
-        <w:pStyle w:val="Normal"/>
-        <w:rPr/>
-      </w:pPr>
-      <w:r>
-        <w:rPr/>
+    <w:p/>
+    <w:p/>
+    <w:p>
+      <w:r>
+        <w:rPr>
+          <w:noProof/>
+        </w:rPr>
+        <w:lastRenderedPageBreak/>
         <w:drawing>
           <wp:anchor distT="0" distB="0" distL="114300" distR="114300" simplePos="0" relativeHeight="7" behindDoc="0" locked="0" layoutInCell="0" allowOverlap="1">
             <wp:simplePos x="0" y="0"/>
@@ -625,7 +666,7 @@
                     </pic:cNvPicPr>
                   </pic:nvPicPr>
                   <pic:blipFill>
-                    <a:blip r:embed="rId6"/>
+                    <a:blip r:embed="rId12"/>
                     <a:stretch>
                       <a:fillRect/>
                     </a:stretch>
@@ -648,12 +689,10 @@
       </w:r>
     </w:p>
     <w:p>
-      <w:pPr>
-        <w:pStyle w:val="Normal"/>
-        <w:rPr/>
-      </w:pPr>
-      <w:r>
-        <w:rPr/>
+      <w:r>
+        <w:rPr>
+          <w:noProof/>
+        </w:rPr>
         <mc:AlternateContent>
           <mc:Choice Requires="wps">
             <w:drawing>
@@ -669,6 +708,7 @@
                 <wp:effectExtent l="0" t="0" r="0" b="1270"/>
                 <wp:wrapNone/>
                 <wp:docPr id="4" name="Text Box 1"/>
+                <wp:cNvGraphicFramePr/>
                 <a:graphic xmlns:a="http://schemas.openxmlformats.org/drawingml/2006/main">
                   <a:graphicData uri="http://schemas.microsoft.com/office/word/2010/wordprocessingShape">
                     <wps:wsp>
@@ -689,9 +729,15 @@
                         </a:ln>
                       </wps:spPr>
                       <wps:style>
-                        <a:lnRef idx="0"/>
-                        <a:fillRef idx="0"/>
-                        <a:effectRef idx="0"/>
+                        <a:lnRef idx="0">
+                          <a:scrgbClr r="0" g="0" b="0"/>
+                        </a:lnRef>
+                        <a:fillRef idx="0">
+                          <a:scrgbClr r="0" g="0" b="0"/>
+                        </a:fillRef>
+                        <a:effectRef idx="0">
+                          <a:scrgbClr r="0" g="0" b="0"/>
+                        </a:effectRef>
                         <a:fontRef idx="minor"/>
                       </wps:style>
                       <wps:txbx>
@@ -720,14 +766,13 @@
                                 <w:szCs w:val="16"/>
                               </w:rPr>
                             </w:pPr>
-                            <w:r>
-                              <w:rPr/>
-                            </w:r>
                           </w:p>
                         </w:txbxContent>
                       </wps:txbx>
                       <wps:bodyPr lIns="0" tIns="0" rIns="0" bIns="0" anchor="t">
-                        <a:prstTxWarp prst="textNoShape"/>
+                        <a:prstTxWarp prst="textNoShape">
+                          <a:avLst/>
+                        </a:prstTxWarp>
                         <a:noAutofit/>
                       </wps:bodyPr>
                     </wps:wsp>
@@ -736,7 +781,7 @@
               </wp:anchor>
             </w:drawing>
           </mc:Choice>
-          <mc:Fallback>
+          <mc:Fallback xmlns:pic="http://schemas.openxmlformats.org/drawingml/2006/picture">
             <w:pict>
               <v:rect id="shape_0" fillcolor="white" stroked="f" o:allowincell="f" style="position:absolute;margin-left:106.65pt;margin-top:245.55pt;width:28.05pt;height:11.9pt;mso-wrap-style:square;v-text-anchor:top">
                 <v:fill o:detectmouseclick="t" type="solid" color2="black"/>
@@ -782,13 +827,8 @@
     </w:p>
     <w:p>
       <w:pPr>
-        <w:pStyle w:val="Normal"/>
         <w:jc w:val="both"/>
-        <w:rPr/>
-      </w:pPr>
-      <w:r>
-        <w:rPr/>
-      </w:r>
+      </w:pPr>
     </w:p>
     <w:p>
       <w:pPr>
@@ -813,7 +853,7 @@
     <w:p>
       <w:pPr>
         <w:pStyle w:val="BodyText"/>
-        <w:ind w:hanging="0"/>
+        <w:ind w:firstLine="0"/>
         <w:rPr>
           <w:lang w:val="en-US"/>
         </w:rPr>
@@ -868,7 +908,7 @@
           <w:ilvl w:val="0"/>
           <w:numId w:val="7"/>
         </w:numPr>
-        <w:jc w:val="start"/>
+        <w:jc w:val="left"/>
         <w:rPr>
           <w:i/>
           <w:iCs/>
@@ -887,8 +927,8 @@
     <w:p>
       <w:pPr>
         <w:pStyle w:val="BodyText"/>
-        <w:ind w:hanging="0"/>
-        <w:jc w:val="start"/>
+        <w:ind w:firstLine="0"/>
+        <w:jc w:val="left"/>
         <w:rPr>
           <w:lang w:val="en-US"/>
         </w:rPr>
@@ -900,7 +940,6 @@
         <w:tab/>
       </w:r>
       <w:r>
-        <w:rPr/>
         <w:t>This transformation was used to investigate the extent to which color cues contribute to emotion recognition by both AI models and human observers.</w:t>
       </w:r>
     </w:p>
@@ -934,7 +973,6 @@
         </w:rPr>
       </w:pPr>
       <w:r>
-        <w:rPr/>
         <w:t>A low-resolution version of each image was generated by reducing the image resolution and subsequently resizing it back to its original dimensions. This transformation simulates image quality degradation caused by low-resolution cameras or image compression</w:t>
       </w:r>
       <w:r>
@@ -947,9 +985,11 @@
     <w:p>
       <w:pPr>
         <w:pStyle w:val="BodyText"/>
-        <w:rPr/>
-      </w:pPr>
-      <w:r>
+      </w:pPr>
+      <w:r>
+        <w:rPr>
+          <w:noProof/>
+        </w:rPr>
         <w:drawing>
           <wp:anchor distT="0" distB="0" distL="114300" distR="114300" simplePos="0" relativeHeight="5" behindDoc="0" locked="0" layoutInCell="0" allowOverlap="1">
             <wp:simplePos x="0" y="0"/>
@@ -976,7 +1016,7 @@
                     </pic:cNvPicPr>
                   </pic:nvPicPr>
                   <pic:blipFill>
-                    <a:blip r:embed="rId7"/>
+                    <a:blip r:embed="rId13"/>
                     <a:stretch>
                       <a:fillRect/>
                     </a:stretch>
@@ -998,17 +1038,17 @@
         </w:drawing>
       </w:r>
       <w:r>
-        <w:rPr/>
         <w:t xml:space="preserve">Prior to applying the image degradation techniques, all images were standardized to a fixed resolution of 256 × 256 pixels to ensure consistency across the dataset. Following preprocessing, each original image and its corresponding degraded versions were automatically assigned a standardized filename encoding the image identifier, emotion category, and preprocessing condition. </w:t>
       </w:r>
     </w:p>
     <w:p>
       <w:pPr>
         <w:pStyle w:val="BodyText"/>
-        <w:rPr/>
-      </w:pPr>
-      <w:r>
-        <w:rPr/>
+      </w:pPr>
+      <w:r>
+        <w:rPr>
+          <w:noProof/>
+        </w:rPr>
         <mc:AlternateContent>
           <mc:Choice Requires="wps">
             <w:drawing>
@@ -1024,6 +1064,7 @@
                 <wp:effectExtent l="0" t="0" r="0" b="1270"/>
                 <wp:wrapNone/>
                 <wp:docPr id="6" name="Text Box 1"/>
+                <wp:cNvGraphicFramePr/>
                 <a:graphic xmlns:a="http://schemas.openxmlformats.org/drawingml/2006/main">
                   <a:graphicData uri="http://schemas.microsoft.com/office/word/2010/wordprocessingShape">
                     <wps:wsp>
@@ -1044,9 +1085,15 @@
                         </a:ln>
                       </wps:spPr>
                       <wps:style>
-                        <a:lnRef idx="0"/>
-                        <a:fillRef idx="0"/>
-                        <a:effectRef idx="0"/>
+                        <a:lnRef idx="0">
+                          <a:scrgbClr r="0" g="0" b="0"/>
+                        </a:lnRef>
+                        <a:fillRef idx="0">
+                          <a:scrgbClr r="0" g="0" b="0"/>
+                        </a:fillRef>
+                        <a:effectRef idx="0">
+                          <a:scrgbClr r="0" g="0" b="0"/>
+                        </a:effectRef>
                         <a:fontRef idx="minor"/>
                       </wps:style>
                       <wps:txbx>
@@ -1070,7 +1117,9 @@
                         </w:txbxContent>
                       </wps:txbx>
                       <wps:bodyPr lIns="0" tIns="0" rIns="0" bIns="0" anchor="t">
-                        <a:prstTxWarp prst="textNoShape"/>
+                        <a:prstTxWarp prst="textNoShape">
+                          <a:avLst/>
+                        </a:prstTxWarp>
                         <a:noAutofit/>
                       </wps:bodyPr>
                     </wps:wsp>
@@ -1079,7 +1128,7 @@
               </wp:anchor>
             </w:drawing>
           </mc:Choice>
-          <mc:Fallback>
+          <mc:Fallback xmlns:pic="http://schemas.openxmlformats.org/drawingml/2006/picture">
             <w:pict>
               <v:rect id="shape_0" fillcolor="white" stroked="f" o:allowincell="f" style="position:absolute;margin-left:100.2pt;margin-top:67.6pt;width:28.05pt;height:11.9pt;mso-wrap-style:square;v-text-anchor:top" wp14:anchorId="6F92226D">
                 <v:fill o:detectmouseclick="t" type="solid" color2="black"/>
@@ -1119,8 +1168,10 @@
         </w:rPr>
       </w:pPr>
       <w:r>
-        <w:rPr/>
-        <w:t>Finally, the processed images were distributed into multiple evaluation sets using an automated script. The distribution algorithm ensured that each test set contained only one version of a given base image, preventing participants from viewing multiple degraded versions of the same facial expression and thereby reducing potential memory and carryover effects during the human evaluation.</w:t>
+        <w:t xml:space="preserve">Finally, the processed images were distributed into multiple evaluation sets using an automated script. The distribution algorithm ensured that each test set contained only </w:t>
+      </w:r>
+      <w:r>
+        <w:t>one version of a given base image, preventing participants from viewing multiple degraded versions of the same facial expression and thereby reducing potential memory and carryover effects during the human evaluation.</w:t>
       </w:r>
       <w:r>
         <w:rPr>
@@ -1165,67 +1216,63 @@
     </w:p>
     <w:p>
       <w:pPr>
-        <w:pStyle w:val="Normal"/>
         <w:jc w:val="both"/>
-        <w:rPr/>
-      </w:pPr>
-      <w:r>
-        <w:rPr/>
-        <w:t xml:space="preserve">The preprocessed images were evaluated by DeepFace and FER. </w:t>
-      </w:r>
-    </w:p>
-    <w:p>
-      <w:pPr>
-        <w:pStyle w:val="Normal"/>
+      </w:pPr>
+      <w:r>
+        <w:t xml:space="preserve">The preprocessed images were evaluated by </w:t>
+      </w:r>
+      <w:proofErr w:type="spellStart"/>
+      <w:r>
+        <w:t>DeepFace</w:t>
+      </w:r>
+      <w:proofErr w:type="spellEnd"/>
+      <w:r>
+        <w:t xml:space="preserve"> and FER. </w:t>
+      </w:r>
+    </w:p>
+    <w:p>
+      <w:pPr>
         <w:jc w:val="both"/>
-        <w:rPr/>
-      </w:pPr>
-      <w:r>
-        <w:rPr/>
-      </w:r>
-    </w:p>
-    <w:p>
-      <w:pPr>
-        <w:pStyle w:val="Normal"/>
+      </w:pPr>
+    </w:p>
+    <w:p>
+      <w:pPr>
         <w:jc w:val="both"/>
-        <w:rPr/>
-      </w:pPr>
-      <w:r>
-        <w:rPr/>
-        <w:t>D.1. DeepFace</w:t>
-      </w:r>
-    </w:p>
-    <w:p>
-      <w:pPr>
-        <w:pStyle w:val="Normal"/>
+      </w:pPr>
+      <w:r>
+        <w:t xml:space="preserve">D.1. </w:t>
+      </w:r>
+      <w:proofErr w:type="spellStart"/>
+      <w:r>
+        <w:t>DeepFace</w:t>
+      </w:r>
+      <w:proofErr w:type="spellEnd"/>
+    </w:p>
+    <w:p>
+      <w:pPr>
         <w:jc w:val="both"/>
-        <w:rPr/>
-      </w:pPr>
-      <w:r>
-        <w:rPr/>
-      </w:r>
-    </w:p>
-    <w:p>
-      <w:pPr>
-        <w:pStyle w:val="Normal"/>
+      </w:pPr>
+    </w:p>
+    <w:p>
+      <w:pPr>
         <w:ind w:firstLine="360"/>
         <w:jc w:val="both"/>
-        <w:rPr/>
-      </w:pPr>
-      <w:r>
-        <w:rPr/>
-        <w:t xml:space="preserve">DeepFace was selected as one of the facial emotion recognition models due to its comprehensive framework for facial attribute analysis and its widespread use within the computer vision community [X]. The framework employs pretrained deep learning models to estimate probability distributions across the seven basic emotion categories (anger, disgust, fear, happiness, sadness, surprise, and neutral).  </w:t>
-      </w:r>
-    </w:p>
-    <w:p>
-      <w:pPr>
-        <w:pStyle w:val="Normal"/>
+      </w:pPr>
+      <w:proofErr w:type="spellStart"/>
+      <w:r>
+        <w:t>DeepFace</w:t>
+      </w:r>
+      <w:proofErr w:type="spellEnd"/>
+      <w:r>
+        <w:t xml:space="preserve"> was selected as one of the facial emotion recognition models due to its comprehensive framework for facial attribute analysis and its widespread use within the computer vision community. The framework employs pretrained deep learning models to estimate probability distributions across the seven basic emotion categories (anger, disgust, fear, happiness, sadness, surprise, and neutral).  </w:t>
+      </w:r>
+    </w:p>
+    <w:p>
+      <w:pPr>
         <w:ind w:firstLine="360"/>
         <w:jc w:val="both"/>
-        <w:rPr/>
-      </w:pPr>
-      <w:r>
-        <w:rPr/>
+      </w:pPr>
+      <w:r>
         <w:t>For each processed image, the model generated emotion probability scores, the dominant emotion prediction, and the corresponding processing time.</w:t>
       </w:r>
       <w:r>
@@ -1237,69 +1284,69 @@
     </w:p>
     <w:p>
       <w:pPr>
-        <w:pStyle w:val="Normal"/>
         <w:ind w:firstLine="360"/>
         <w:jc w:val="both"/>
-        <w:rPr/>
-      </w:pPr>
-      <w:r>
-        <w:rPr/>
-      </w:r>
-    </w:p>
-    <w:p>
-      <w:pPr>
-        <w:pStyle w:val="Normal"/>
+      </w:pPr>
+    </w:p>
+    <w:p>
+      <w:pPr>
         <w:jc w:val="both"/>
-        <w:rPr/>
-      </w:pPr>
-      <w:r>
-        <w:rPr/>
+      </w:pPr>
+      <w:r>
         <w:t>D.2. FER</w:t>
       </w:r>
     </w:p>
     <w:p>
       <w:pPr>
-        <w:pStyle w:val="Normal"/>
         <w:jc w:val="both"/>
-        <w:rPr/>
-      </w:pPr>
-      <w:r>
-        <w:rPr/>
-      </w:r>
-    </w:p>
-    <w:p>
-      <w:pPr>
-        <w:pStyle w:val="Normal"/>
+      </w:pPr>
+    </w:p>
+    <w:p>
+      <w:pPr>
         <w:ind w:firstLine="360"/>
         <w:jc w:val="both"/>
-        <w:rPr/>
-      </w:pPr>
-      <w:r>
-        <w:rPr/>
-        <w:t>FER was selected as the second facial emotion recognition model to provide a comparative baseline against DeepFace using an alternative pretrained emotion recognition framework [X]. The model performs facial emotion recognition by first detecting faces within an image and subsequently estimating probability distributions across the seven basic emotion categories and generating a dominant emotion.</w:t>
-      </w:r>
-    </w:p>
-    <w:p>
-      <w:pPr>
-        <w:pStyle w:val="Normal"/>
+      </w:pPr>
+      <w:r>
+        <w:t xml:space="preserve">FER was selected as the second facial emotion recognition model to provide a comparative baseline against </w:t>
+      </w:r>
+      <w:proofErr w:type="spellStart"/>
+      <w:r>
+        <w:t>DeepFace</w:t>
+      </w:r>
+      <w:proofErr w:type="spellEnd"/>
+      <w:r>
+        <w:t xml:space="preserve"> using an alternative pretrained emotion recognition framework. The model performs facial emotion recognition by first detecting faces within an image and subsequently estimating probability distributions across the seven basic emotion categories and generating a dominant emotion.</w:t>
+      </w:r>
+    </w:p>
+    <w:p>
+      <w:pPr>
         <w:ind w:firstLine="360"/>
         <w:jc w:val="both"/>
-        <w:rPr/>
-      </w:pPr>
-      <w:r>
-        <w:rPr/>
-      </w:r>
-    </w:p>
-    <w:p>
-      <w:pPr>
-        <w:pStyle w:val="Normal"/>
+      </w:pPr>
+    </w:p>
+    <w:p>
+      <w:pPr>
         <w:ind w:firstLine="360"/>
         <w:jc w:val="both"/>
-        <w:rPr/>
-      </w:pPr>
-      <w:r>
-        <w:rPr/>
-        <w:t>All outputs were automatically exported to a structured CSV file together with image metadata, allowing direct comparison with the predictions produced by DeepFace, the facial landmark measurements obtained through MediaPipe, and the evaluations provided by human participants.</w:t>
+      </w:pPr>
+      <w:r>
+        <w:t xml:space="preserve">All outputs were automatically exported to a structured CSV file together with image metadata, allowing direct comparison with the predictions produced by </w:t>
+      </w:r>
+      <w:proofErr w:type="spellStart"/>
+      <w:r>
+        <w:t>DeepFace</w:t>
+      </w:r>
+      <w:proofErr w:type="spellEnd"/>
+      <w:r>
+        <w:t xml:space="preserve">, the facial landmark measurements obtained through </w:t>
+      </w:r>
+      <w:proofErr w:type="spellStart"/>
+      <w:r>
+        <w:t>MediaPipe</w:t>
+      </w:r>
+      <w:proofErr w:type="spellEnd"/>
+      <w:r>
+        <w:t>, and the evaluations provided by human participants.</w:t>
       </w:r>
       <w:r>
         <w:rPr>
@@ -1308,19 +1355,13 @@
         <w:t xml:space="preserve">[5] </w:t>
       </w:r>
       <w:r>
-        <w:rPr/>
         <w:t xml:space="preserve"> </w:t>
       </w:r>
     </w:p>
     <w:p>
       <w:pPr>
-        <w:pStyle w:val="Normal"/>
         <w:jc w:val="both"/>
-        <w:rPr/>
-      </w:pPr>
-      <w:r>
-        <w:rPr/>
-      </w:r>
+      </w:pPr>
     </w:p>
     <w:p>
       <w:pPr>
@@ -1344,38 +1385,27 @@
     </w:p>
     <w:p>
       <w:pPr>
-        <w:pStyle w:val="Normal"/>
         <w:ind w:firstLine="288"/>
         <w:jc w:val="both"/>
-        <w:rPr/>
-      </w:pPr>
-      <w:r>
-        <w:rPr/>
+      </w:pPr>
+      <w:r>
         <w:t xml:space="preserve">Human emotion perception data were collected using a custom-developed evaluation application. Participants were presented with one facial image at a time and asked to rate the intensity of each of the seven basic emotion categories using 0-10 scale. </w:t>
       </w:r>
     </w:p>
     <w:p>
       <w:pPr>
-        <w:pStyle w:val="Normal"/>
         <w:ind w:firstLine="288"/>
         <w:jc w:val="both"/>
-        <w:rPr/>
-      </w:pPr>
-      <w:r>
-        <w:rPr/>
+      </w:pPr>
+      <w:r>
         <w:t>The emotion categories correspond directly to those produced by the AI models, enabling consistent comparison between human and AI responses. For each image, the participant’s ratings, dominant emotion, and response time were automatically recorded and exported into an individual CSV file.</w:t>
       </w:r>
     </w:p>
     <w:p>
       <w:pPr>
-        <w:pStyle w:val="Normal"/>
         <w:ind w:firstLine="288"/>
         <w:jc w:val="both"/>
-        <w:rPr/>
-      </w:pPr>
-      <w:r>
-        <w:rPr/>
-      </w:r>
+      </w:pPr>
     </w:p>
     <w:p>
       <w:pPr>
@@ -1409,7 +1439,62 @@
           <w:lang w:val="en-US"/>
         </w:rPr>
         <w:tab/>
-        <w:t xml:space="preserve">MediaPipe Face Landmarker [X] was used to extract facial blendshape coefficients from each original image. The extracted blenshape coefficients represent the activation of facial muscle movements associated with facial expressions and provide a quantitative description of facial geometry. </w:t>
+      </w:r>
+      <w:proofErr w:type="spellStart"/>
+      <w:r>
+        <w:rPr>
+          <w:lang w:val="en-US"/>
+        </w:rPr>
+        <w:t>MediaPipe</w:t>
+      </w:r>
+      <w:proofErr w:type="spellEnd"/>
+      <w:r>
+        <w:rPr>
+          <w:lang w:val="en-US"/>
+        </w:rPr>
+        <w:t xml:space="preserve"> Face </w:t>
+      </w:r>
+      <w:proofErr w:type="spellStart"/>
+      <w:r>
+        <w:rPr>
+          <w:lang w:val="en-US"/>
+        </w:rPr>
+        <w:t>Landmarker</w:t>
+      </w:r>
+      <w:proofErr w:type="spellEnd"/>
+      <w:r>
+        <w:rPr>
+          <w:lang w:val="en-US"/>
+        </w:rPr>
+        <w:t xml:space="preserve"> was used to extract facial </w:t>
+      </w:r>
+      <w:proofErr w:type="spellStart"/>
+      <w:r>
+        <w:rPr>
+          <w:lang w:val="en-US"/>
+        </w:rPr>
+        <w:t>blendshape</w:t>
+      </w:r>
+      <w:proofErr w:type="spellEnd"/>
+      <w:r>
+        <w:rPr>
+          <w:lang w:val="en-US"/>
+        </w:rPr>
+        <w:t xml:space="preserve"> coefficients from each original image. The extracted </w:t>
+      </w:r>
+      <w:proofErr w:type="spellStart"/>
+      <w:r>
+        <w:rPr>
+          <w:lang w:val="en-US"/>
+        </w:rPr>
+        <w:t>blenshape</w:t>
+      </w:r>
+      <w:proofErr w:type="spellEnd"/>
+      <w:r>
+        <w:rPr>
+          <w:lang w:val="en-US"/>
+        </w:rPr>
+        <w:t xml:space="preserve"> coefficients represent the activation of facial muscle movements associated with facial expressions and provide a quantitative description of facial geometry. </w:t>
       </w:r>
       <w:r>
         <w:rPr>
@@ -1418,7 +1503,6 @@
         <w:t>[4]</w:t>
       </w:r>
       <w:r>
-        <w:rPr/>
         <w:t xml:space="preserve"> </w:t>
       </w:r>
     </w:p>
@@ -1434,29 +1518,41 @@
           <w:lang w:val="en-US"/>
         </w:rPr>
         <w:tab/>
-        <w:t xml:space="preserve">A subset of blendshape features relevant to emotion expression, </w:t>
-      </w:r>
-      <w:r>
-        <w:rPr/>
-        <w:t>including eyebrow movement, eye openness, mouth shape, jaw opening, cheek movement, and nose movement, was selected for analysis.</w:t>
-      </w:r>
+        <w:t xml:space="preserve">A subset of </w:t>
+      </w:r>
+      <w:proofErr w:type="spellStart"/>
       <w:r>
         <w:rPr>
           <w:lang w:val="en-US"/>
         </w:rPr>
+        <w:t>blendshape</w:t>
+      </w:r>
+      <w:proofErr w:type="spellEnd"/>
+      <w:r>
+        <w:rPr>
+          <w:lang w:val="en-US"/>
+        </w:rPr>
+        <w:t xml:space="preserve"> features relevant to emotion expression, </w:t>
+      </w:r>
+      <w:r>
+        <w:t xml:space="preserve">including eyebrow movement, eye openness, </w:t>
+      </w:r>
+      <w:r>
+        <w:lastRenderedPageBreak/>
+        <w:t>mouth shape, jaw opening, cheek movement, and nose movement, was selected for analysis.</w:t>
+      </w:r>
+      <w:r>
+        <w:rPr>
+          <w:lang w:val="en-US"/>
+        </w:rPr>
         <w:t xml:space="preserve"> The extracted feature values were recorded in a CSV file.</w:t>
       </w:r>
     </w:p>
     <w:p>
       <w:pPr>
-        <w:pStyle w:val="Normal"/>
-        <w:ind w:start="288"/>
+        <w:ind w:left="288"/>
         <w:jc w:val="both"/>
-        <w:rPr/>
-      </w:pPr>
-      <w:r>
-        <w:rPr/>
-      </w:r>
+      </w:pPr>
     </w:p>
     <w:p>
       <w:pPr>
@@ -1480,38 +1576,53 @@
     </w:p>
     <w:p>
       <w:pPr>
-        <w:pStyle w:val="Normal"/>
         <w:ind w:firstLine="288"/>
         <w:jc w:val="both"/>
-        <w:rPr/>
-      </w:pPr>
-      <w:r>
-        <w:rPr/>
-        <w:t xml:space="preserve">The emotion probability distribution generated by DeepFace and FER were compared with the normalized human emotion profiles. Human ratings were normalized by dividing each emotion score by the sum of all emotion scores assigned to the corresponding image, producing probability distributions comparable to the AI outputs. </w:t>
-      </w:r>
-    </w:p>
-    <w:p>
-      <w:pPr>
-        <w:pStyle w:val="Normal"/>
+      </w:pPr>
+      <w:r>
+        <w:t xml:space="preserve">The emotion probability distribution generated by </w:t>
+      </w:r>
+      <w:proofErr w:type="spellStart"/>
+      <w:r>
+        <w:t>DeepFace</w:t>
+      </w:r>
+      <w:proofErr w:type="spellEnd"/>
+      <w:r>
+        <w:t xml:space="preserve"> and FER were compared with the normalized human emotion profiles. Human ratings were normalized by dividing each emotion score by the sum of all emotion scores assigned to the corresponding image, producing probability distributions comparable to the AI outputs. </w:t>
+      </w:r>
+    </w:p>
+    <w:p>
+      <w:pPr>
         <w:ind w:firstLine="288"/>
         <w:jc w:val="both"/>
-        <w:rPr/>
-      </w:pPr>
-      <w:r>
-        <w:rPr/>
+      </w:pPr>
+      <w:r>
         <w:t xml:space="preserve">Performance evaluation was conducted using cosine similarity, Mean Absolute Error (MAE), Jensen-Shannon Divergence, dominant emotion agreement, and entropy. In addition, image robustness was assessed by comparing the responses obtained from the degraded image versions with those of the corresponding original images. </w:t>
       </w:r>
     </w:p>
     <w:p>
       <w:pPr>
-        <w:pStyle w:val="Normal"/>
         <w:ind w:firstLine="288"/>
         <w:jc w:val="both"/>
-        <w:rPr/>
-      </w:pPr>
-      <w:r>
-        <w:rPr/>
-        <w:t xml:space="preserve">Finally, Pearson correlation analysis was performed to investigate relationships between the extracted MediaPipe blendshape coefficients and the emotion distributions produced by both AI and the human participants </w:t>
+      </w:pPr>
+      <w:r>
+        <w:t xml:space="preserve">Finally, Pearson correlation analysis was performed to investigate relationships between the extracted </w:t>
+      </w:r>
+      <w:proofErr w:type="spellStart"/>
+      <w:r>
+        <w:t>MediaPipe</w:t>
+      </w:r>
+      <w:proofErr w:type="spellEnd"/>
+      <w:r>
+        <w:t xml:space="preserve"> </w:t>
+      </w:r>
+      <w:proofErr w:type="spellStart"/>
+      <w:r>
+        <w:t>blendshape</w:t>
+      </w:r>
+      <w:proofErr w:type="spellEnd"/>
+      <w:r>
+        <w:t xml:space="preserve"> coefficients and the emotion distributions produced by both AI and the human participants </w:t>
       </w:r>
     </w:p>
     <w:p>
@@ -1535,11 +1646,9 @@
           <w:ilvl w:val="0"/>
           <w:numId w:val="0"/>
         </w:numPr>
-        <w:ind w:hanging="0" w:start="216"/>
-        <w:rPr/>
-      </w:pPr>
-      <w:r>
-        <w:rPr/>
+        <w:ind w:left="216"/>
+      </w:pPr>
+      <w:r>
         <w:t xml:space="preserve">Results </w:t>
       </w:r>
     </w:p>
@@ -1570,6 +1679,9 @@
         </w:rPr>
       </w:pPr>
       <w:r>
+        <w:rPr>
+          <w:noProof/>
+        </w:rPr>
         <w:drawing>
           <wp:anchor distT="0" distB="0" distL="114300" distR="114300" simplePos="0" relativeHeight="6" behindDoc="0" locked="0" layoutInCell="0" allowOverlap="1">
             <wp:simplePos x="0" y="0"/>
@@ -1596,7 +1708,7 @@
                     </pic:cNvPicPr>
                   </pic:nvPicPr>
                   <pic:blipFill>
-                    <a:blip r:embed="rId8"/>
+                    <a:blip r:embed="rId14"/>
                     <a:stretch>
                       <a:fillRect/>
                     </a:stretch>
@@ -1616,6 +1728,11 @@
             </a:graphic>
           </wp:anchor>
         </w:drawing>
+      </w:r>
+      <w:r>
+        <w:rPr>
+          <w:noProof/>
+        </w:rPr>
         <mc:AlternateContent>
           <mc:Choice Requires="wps">
             <w:drawing>
@@ -1631,6 +1748,7 @@
                 <wp:effectExtent l="0" t="0" r="0" b="1270"/>
                 <wp:wrapNone/>
                 <wp:docPr id="8" name="Text Box 1"/>
+                <wp:cNvGraphicFramePr/>
                 <a:graphic xmlns:a="http://schemas.openxmlformats.org/drawingml/2006/main">
                   <a:graphicData uri="http://schemas.microsoft.com/office/word/2010/wordprocessingShape">
                     <wps:wsp>
@@ -1651,9 +1769,15 @@
                         </a:ln>
                       </wps:spPr>
                       <wps:style>
-                        <a:lnRef idx="0"/>
-                        <a:fillRef idx="0"/>
-                        <a:effectRef idx="0"/>
+                        <a:lnRef idx="0">
+                          <a:scrgbClr r="0" g="0" b="0"/>
+                        </a:lnRef>
+                        <a:fillRef idx="0">
+                          <a:scrgbClr r="0" g="0" b="0"/>
+                        </a:fillRef>
+                        <a:effectRef idx="0">
+                          <a:scrgbClr r="0" g="0" b="0"/>
+                        </a:effectRef>
                         <a:fontRef idx="minor"/>
                       </wps:style>
                       <wps:txbx>
@@ -1677,7 +1801,9 @@
                         </w:txbxContent>
                       </wps:txbx>
                       <wps:bodyPr lIns="0" tIns="0" rIns="0" bIns="0" anchor="t">
-                        <a:prstTxWarp prst="textNoShape"/>
+                        <a:prstTxWarp prst="textNoShape">
+                          <a:avLst/>
+                        </a:prstTxWarp>
                         <a:noAutofit/>
                       </wps:bodyPr>
                     </wps:wsp>
@@ -1686,7 +1812,7 @@
               </wp:anchor>
             </w:drawing>
           </mc:Choice>
-          <mc:Fallback>
+          <mc:Fallback xmlns:pic="http://schemas.openxmlformats.org/drawingml/2006/picture">
             <w:pict>
               <v:rect id="shape_0" fillcolor="white" stroked="f" o:allowincell="f" style="position:absolute;margin-left:103.8pt;margin-top:149.5pt;width:28.05pt;height:11.9pt;mso-wrap-style:square;v-text-anchor:top" wp14:anchorId="1C1AD36D">
                 <v:fill o:detectmouseclick="t" type="solid" color2="black"/>
@@ -1727,69 +1853,63 @@
     </w:p>
     <w:p>
       <w:pPr>
-        <w:pStyle w:val="Normal"/>
-        <w:ind w:start="288"/>
+        <w:ind w:left="288"/>
         <w:jc w:val="both"/>
-        <w:rPr/>
-      </w:pPr>
-      <w:r>
-        <w:rPr/>
-      </w:r>
+      </w:pPr>
     </w:p>
     <w:p>
       <w:pPr>
         <w:pStyle w:val="BodyText"/>
-        <w:rPr/>
-      </w:pPr>
-      <w:r>
-        <w:rPr/>
+      </w:pPr>
+      <w:r>
         <w:t xml:space="preserve">Before comparing the outputs of the human participants and AI models, the completeness of each data source was evaluated to ensure that sufficient data were available for meaningful analysis. As shown in </w:t>
       </w:r>
       <w:r>
         <w:rPr>
           <w:rStyle w:val="Strong"/>
-          <w:b w:val="false"/>
-          <w:bCs w:val="false"/>
+          <w:b w:val="0"/>
+          <w:bCs w:val="0"/>
           <w:lang w:val="en-US"/>
         </w:rPr>
         <w:t>f</w:t>
       </w:r>
+      <w:proofErr w:type="spellStart"/>
       <w:r>
         <w:rPr>
           <w:rStyle w:val="Strong"/>
-          <w:b w:val="false"/>
-          <w:bCs w:val="false"/>
+          <w:b w:val="0"/>
+          <w:bCs w:val="0"/>
         </w:rPr>
         <w:t>ig</w:t>
       </w:r>
       <w:r>
         <w:rPr>
           <w:rStyle w:val="Strong"/>
-          <w:b w:val="false"/>
-          <w:bCs w:val="false"/>
+          <w:b w:val="0"/>
+          <w:bCs w:val="0"/>
           <w:lang w:val="en-US"/>
         </w:rPr>
         <w:t>ure</w:t>
       </w:r>
+      <w:proofErr w:type="spellEnd"/>
       <w:r>
         <w:rPr>
           <w:rStyle w:val="Strong"/>
-          <w:b w:val="false"/>
-          <w:bCs w:val="false"/>
+          <w:b w:val="0"/>
+          <w:bCs w:val="0"/>
         </w:rPr>
         <w:t xml:space="preserve"> </w:t>
       </w:r>
       <w:r>
         <w:rPr>
           <w:rStyle w:val="Strong"/>
-          <w:b w:val="false"/>
-          <w:bCs w:val="false"/>
+          <w:b w:val="0"/>
+          <w:bCs w:val="0"/>
           <w:lang w:val="en-US"/>
         </w:rPr>
         <w:t>4</w:t>
       </w:r>
       <w:r>
-        <w:rPr/>
         <w:t xml:space="preserve">, the image dataset consisted of </w:t>
       </w:r>
       <w:r>
@@ -1799,17 +1919,30 @@
         <w:t>140 processed image versions</w:t>
       </w:r>
       <w:r>
-        <w:rPr/>
-        <w:t xml:space="preserve">, all of which were successfully analyzed by DeepFace and MediaPipe. </w:t>
+        <w:t xml:space="preserve">, all of which were successfully analyzed by </w:t>
+      </w:r>
+      <w:proofErr w:type="spellStart"/>
+      <w:r>
+        <w:t>DeepFace</w:t>
+      </w:r>
+      <w:proofErr w:type="spellEnd"/>
+      <w:r>
+        <w:t xml:space="preserve"> and </w:t>
+      </w:r>
+      <w:proofErr w:type="spellStart"/>
+      <w:r>
+        <w:t>MediaPipe</w:t>
+      </w:r>
+      <w:proofErr w:type="spellEnd"/>
+      <w:r>
+        <w:t xml:space="preserve">. </w:t>
       </w:r>
     </w:p>
     <w:p>
       <w:pPr>
         <w:pStyle w:val="BodyText"/>
-        <w:rPr/>
-      </w:pPr>
-      <w:r>
-        <w:rPr/>
+      </w:pPr>
+      <w:r>
         <w:t xml:space="preserve">Human participants produced </w:t>
       </w:r>
       <w:r>
@@ -1819,7 +1952,6 @@
         <w:t>255 individual response records</w:t>
       </w:r>
       <w:r>
-        <w:rPr/>
         <w:t xml:space="preserve">, corresponding to multiple evaluations for each image. FER successfully processed </w:t>
       </w:r>
       <w:r>
@@ -1829,25 +1961,17 @@
         <w:t>130 of the 140 images</w:t>
       </w:r>
       <w:r>
-        <w:rPr/>
         <w:t>, with the remaining images excluded due to unsuccessful face detection. Overall, the dataset provided a high level of coverage across all sources, ensuring that the subsequent agreement, image degradation, and facial landmark analyses were performed using a consistent and representative set of observations.</w:t>
       </w:r>
     </w:p>
     <w:p>
       <w:pPr>
-        <w:pStyle w:val="Normal"/>
-        <w:jc w:val="start"/>
+        <w:jc w:val="left"/>
         <w:rPr>
           <w:i/>
           <w:iCs/>
         </w:rPr>
       </w:pPr>
-      <w:r>
-        <w:rPr>
-          <w:i/>
-          <w:iCs/>
-        </w:rPr>
-      </w:r>
     </w:p>
     <w:p>
       <w:pPr>
@@ -1871,24 +1995,16 @@
     </w:p>
     <w:p>
       <w:pPr>
-        <w:pStyle w:val="Normal"/>
         <w:jc w:val="both"/>
-        <w:rPr/>
-      </w:pPr>
-      <w:r>
-        <w:rPr/>
+      </w:pPr>
+      <w:r>
         <w:t>As the facial images used were assigned reference labels rather than based on ground truth, the primary objective was to evaluate the level of agreement between human emotion perception and AI model predictions instead of conventional classification accuracy.</w:t>
       </w:r>
     </w:p>
     <w:p>
       <w:pPr>
-        <w:pStyle w:val="Normal"/>
         <w:jc w:val="both"/>
-        <w:rPr/>
-      </w:pPr>
-      <w:r>
-        <w:rPr/>
-      </w:r>
+      </w:pPr>
     </w:p>
     <w:p>
       <w:pPr>
@@ -1898,10 +2014,8 @@
           <w:numId w:val="8"/>
         </w:numPr>
         <w:jc w:val="both"/>
-        <w:rPr/>
-      </w:pPr>
-      <w:r>
-        <w:rPr/>
+      </w:pPr>
+      <w:r>
         <w:t xml:space="preserve">Average Emotion Distribution </w:t>
       </w:r>
     </w:p>
@@ -1909,20 +2023,17 @@
       <w:pPr>
         <w:pStyle w:val="ListParagraph"/>
         <w:jc w:val="both"/>
-        <w:rPr/>
-      </w:pPr>
-      <w:r>
-        <w:rPr/>
-      </w:r>
+      </w:pPr>
     </w:p>
     <w:p>
       <w:pPr>
         <w:pStyle w:val="BodyText"/>
-        <w:ind w:hanging="0"/>
-        <w:rPr/>
-      </w:pPr>
-      <w:r>
-        <w:rPr/>
+        <w:ind w:firstLine="0"/>
+      </w:pPr>
+      <w:r>
+        <w:rPr>
+          <w:noProof/>
+        </w:rPr>
         <mc:AlternateContent>
           <mc:Choice Requires="wps">
             <w:drawing>
@@ -1938,6 +2049,7 @@
                 <wp:effectExtent l="0" t="0" r="0" b="0"/>
                 <wp:wrapNone/>
                 <wp:docPr id="9" name="Text Box 1"/>
+                <wp:cNvGraphicFramePr/>
                 <a:graphic xmlns:a="http://schemas.openxmlformats.org/drawingml/2006/main">
                   <a:graphicData uri="http://schemas.microsoft.com/office/word/2010/wordprocessingShape">
                     <wps:wsp>
@@ -1958,9 +2070,15 @@
                         </a:ln>
                       </wps:spPr>
                       <wps:style>
-                        <a:lnRef idx="0"/>
-                        <a:fillRef idx="0"/>
-                        <a:effectRef idx="0"/>
+                        <a:lnRef idx="0">
+                          <a:scrgbClr r="0" g="0" b="0"/>
+                        </a:lnRef>
+                        <a:fillRef idx="0">
+                          <a:scrgbClr r="0" g="0" b="0"/>
+                        </a:fillRef>
+                        <a:effectRef idx="0">
+                          <a:scrgbClr r="0" g="0" b="0"/>
+                        </a:effectRef>
                         <a:fontRef idx="minor"/>
                       </wps:style>
                       <wps:txbx>
@@ -1984,7 +2102,9 @@
                         </w:txbxContent>
                       </wps:txbx>
                       <wps:bodyPr lIns="0" tIns="0" rIns="0" bIns="0" anchor="t">
-                        <a:prstTxWarp prst="textNoShape"/>
+                        <a:prstTxWarp prst="textNoShape">
+                          <a:avLst/>
+                        </a:prstTxWarp>
                         <a:noAutofit/>
                       </wps:bodyPr>
                     </wps:wsp>
@@ -1993,7 +2113,7 @@
               </wp:anchor>
             </w:drawing>
           </mc:Choice>
-          <mc:Fallback>
+          <mc:Fallback xmlns:pic="http://schemas.openxmlformats.org/drawingml/2006/picture">
             <w:pict>
               <v:rect id="shape_0" fillcolor="white" stroked="f" o:allowincell="f" style="position:absolute;margin-left:115.1pt;margin-top:119.9pt;width:28.05pt;height:12.2pt;mso-wrap-style:square;v-text-anchor:top" wp14:anchorId="48F2F40F">
                 <v:fill o:detectmouseclick="t" type="solid" color2="black"/>
@@ -2023,6 +2143,11 @@
             </w:pict>
           </mc:Fallback>
         </mc:AlternateContent>
+      </w:r>
+      <w:r>
+        <w:rPr>
+          <w:noProof/>
+        </w:rPr>
         <w:drawing>
           <wp:inline distT="0" distB="0" distL="0" distR="0">
             <wp:extent cx="3089910" cy="1527810"/>
@@ -2041,7 +2166,7 @@
                     </pic:cNvPicPr>
                   </pic:nvPicPr>
                   <pic:blipFill>
-                    <a:blip r:embed="rId9"/>
+                    <a:blip r:embed="rId15"/>
                     <a:stretch>
                       <a:fillRect/>
                     </a:stretch>
@@ -2066,7 +2191,7 @@
     <w:p>
       <w:pPr>
         <w:pStyle w:val="pdq2pgselectionanchorcontainer"/>
-        <w:spacing w:beforeAutospacing="0" w:before="0" w:afterAutospacing="0" w:after="0"/>
+        <w:spacing w:beforeAutospacing="0" w:afterAutospacing="0"/>
         <w:jc w:val="both"/>
         <w:rPr>
           <w:sz w:val="20"/>
@@ -2084,7 +2209,7 @@
     <w:p>
       <w:pPr>
         <w:pStyle w:val="pdq2pgselectionanchorcontainer"/>
-        <w:spacing w:beforeAutospacing="0" w:before="0" w:afterAutospacing="0" w:after="0"/>
+        <w:spacing w:beforeAutospacing="0" w:afterAutospacing="0"/>
         <w:ind w:firstLine="288"/>
         <w:jc w:val="both"/>
         <w:rPr>
@@ -2097,13 +2222,29 @@
           <w:sz w:val="20"/>
           <w:szCs w:val="20"/>
         </w:rPr>
-        <w:t xml:space="preserve">Figure 5 compares the average normalized emotion distributions produced by the pooled human responses, FER, and DeepFace across all images. Overall, both AI models followed similar trends to the human responses; however, noticeable differences were observed in the weighting assigned to several emotion categories. </w:t>
+        <w:t xml:space="preserve">Figure 5 compares the average normalized emotion distributions produced by the pooled human responses, FER, and </w:t>
+      </w:r>
+      <w:proofErr w:type="spellStart"/>
+      <w:r>
+        <w:rPr>
+          <w:sz w:val="20"/>
+          <w:szCs w:val="20"/>
+        </w:rPr>
+        <w:t>DeepFace</w:t>
+      </w:r>
+      <w:proofErr w:type="spellEnd"/>
+      <w:r>
+        <w:rPr>
+          <w:sz w:val="20"/>
+          <w:szCs w:val="20"/>
+        </w:rPr>
+        <w:t xml:space="preserve"> across all images. Overall, both AI models followed similar trends to the human responses; however, noticeable differences were observed in the weighting assigned to several emotion categories. </w:t>
       </w:r>
     </w:p>
     <w:p>
       <w:pPr>
         <w:pStyle w:val="pdq2pgselectionanchorcontainer"/>
-        <w:spacing w:beforeAutospacing="0" w:before="0" w:afterAutospacing="0" w:after="0"/>
+        <w:spacing w:beforeAutospacing="0" w:afterAutospacing="0"/>
         <w:ind w:firstLine="288"/>
         <w:jc w:val="both"/>
         <w:rPr>
@@ -2131,7 +2272,23 @@
           <w:sz w:val="20"/>
           <w:szCs w:val="20"/>
         </w:rPr>
-        <w:t xml:space="preserve">, while both FER and DeepFace assigned considerably lower probabilities to </w:t>
+        <w:t xml:space="preserve">, while both FER and </w:t>
+      </w:r>
+      <w:proofErr w:type="spellStart"/>
+      <w:r>
+        <w:rPr>
+          <w:sz w:val="20"/>
+          <w:szCs w:val="20"/>
+        </w:rPr>
+        <w:t>DeepFace</w:t>
+      </w:r>
+      <w:proofErr w:type="spellEnd"/>
+      <w:r>
+        <w:rPr>
+          <w:sz w:val="20"/>
+          <w:szCs w:val="20"/>
+        </w:rPr>
+        <w:t xml:space="preserve"> assigned considerably lower probabilities to </w:t>
       </w:r>
       <w:r>
         <w:rPr>
@@ -2206,7 +2363,23 @@
           <w:sz w:val="20"/>
           <w:szCs w:val="20"/>
         </w:rPr>
-        <w:t xml:space="preserve">, with DeepFace exhibiting the strongest tendency toward </w:t>
+        <w:t xml:space="preserve">, with </w:t>
+      </w:r>
+      <w:proofErr w:type="spellStart"/>
+      <w:r>
+        <w:rPr>
+          <w:sz w:val="20"/>
+          <w:szCs w:val="20"/>
+        </w:rPr>
+        <w:t>DeepFace</w:t>
+      </w:r>
+      <w:proofErr w:type="spellEnd"/>
+      <w:r>
+        <w:rPr>
+          <w:sz w:val="20"/>
+          <w:szCs w:val="20"/>
+        </w:rPr>
+        <w:t xml:space="preserve"> exhibiting the strongest tendency toward </w:t>
       </w:r>
       <w:r>
         <w:rPr>
@@ -2227,7 +2400,7 @@
     <w:p>
       <w:pPr>
         <w:pStyle w:val="pdq2pgselectionanchorcontainer"/>
-        <w:spacing w:beforeAutospacing="0" w:before="0" w:afterAutospacing="0" w:after="0"/>
+        <w:spacing w:beforeAutospacing="0" w:afterAutospacing="0"/>
         <w:ind w:firstLine="288"/>
         <w:jc w:val="both"/>
         <w:rPr>
@@ -2261,7 +2434,7 @@
     <w:p>
       <w:pPr>
         <w:pStyle w:val="pdq2pgselectionanchorcontainer"/>
-        <w:spacing w:beforeAutospacing="0" w:before="0" w:afterAutospacing="0" w:after="0"/>
+        <w:spacing w:beforeAutospacing="0" w:afterAutospacing="0"/>
         <w:ind w:firstLine="288"/>
         <w:jc w:val="both"/>
         <w:rPr>
@@ -2269,12 +2442,6 @@
           <w:szCs w:val="20"/>
         </w:rPr>
       </w:pPr>
-      <w:r>
-        <w:rPr>
-          <w:sz w:val="20"/>
-          <w:szCs w:val="20"/>
-        </w:rPr>
-      </w:r>
     </w:p>
     <w:p>
       <w:pPr>
@@ -2283,7 +2450,7 @@
           <w:ilvl w:val="0"/>
           <w:numId w:val="8"/>
         </w:numPr>
-        <w:spacing w:beforeAutospacing="0" w:before="0" w:afterAutospacing="0" w:after="0"/>
+        <w:spacing w:beforeAutospacing="0" w:afterAutospacing="0"/>
         <w:jc w:val="both"/>
         <w:rPr>
           <w:sz w:val="20"/>
@@ -2291,6 +2458,9 @@
         </w:rPr>
       </w:pPr>
       <w:r>
+        <w:rPr>
+          <w:noProof/>
+        </w:rPr>
         <w:drawing>
           <wp:anchor distT="0" distB="0" distL="114300" distR="114300" simplePos="0" relativeHeight="8" behindDoc="0" locked="0" layoutInCell="0" allowOverlap="1">
             <wp:simplePos x="0" y="0"/>
@@ -2317,7 +2487,7 @@
                     </pic:cNvPicPr>
                   </pic:nvPicPr>
                   <pic:blipFill>
-                    <a:blip r:embed="rId10"/>
+                    <a:blip r:embed="rId16"/>
                     <a:stretch>
                       <a:fillRect/>
                     </a:stretch>
@@ -2349,7 +2519,7 @@
     <w:p>
       <w:pPr>
         <w:pStyle w:val="pdq2pgselectionanchorcontainer"/>
-        <w:spacing w:beforeAutospacing="0" w:before="0" w:afterAutospacing="0" w:after="0"/>
+        <w:spacing w:beforeAutospacing="0" w:afterAutospacing="0"/>
         <w:jc w:val="both"/>
         <w:rPr>
           <w:sz w:val="20"/>
@@ -2358,6 +2528,7 @@
       </w:pPr>
       <w:r>
         <w:rPr>
+          <w:noProof/>
           <w:sz w:val="20"/>
           <w:szCs w:val="20"/>
         </w:rPr>
@@ -2376,6 +2547,7 @@
                 <wp:effectExtent l="0" t="0" r="0" b="0"/>
                 <wp:wrapNone/>
                 <wp:docPr id="12" name="Text Box 1"/>
+                <wp:cNvGraphicFramePr/>
                 <a:graphic xmlns:a="http://schemas.openxmlformats.org/drawingml/2006/main">
                   <a:graphicData uri="http://schemas.microsoft.com/office/word/2010/wordprocessingShape">
                     <wps:wsp>
@@ -2396,9 +2568,15 @@
                         </a:ln>
                       </wps:spPr>
                       <wps:style>
-                        <a:lnRef idx="0"/>
-                        <a:fillRef idx="0"/>
-                        <a:effectRef idx="0"/>
+                        <a:lnRef idx="0">
+                          <a:scrgbClr r="0" g="0" b="0"/>
+                        </a:lnRef>
+                        <a:fillRef idx="0">
+                          <a:scrgbClr r="0" g="0" b="0"/>
+                        </a:fillRef>
+                        <a:effectRef idx="0">
+                          <a:scrgbClr r="0" g="0" b="0"/>
+                        </a:effectRef>
                         <a:fontRef idx="minor"/>
                       </wps:style>
                       <wps:txbx>
@@ -2427,14 +2605,13 @@
                                 <w:szCs w:val="16"/>
                               </w:rPr>
                             </w:pPr>
-                            <w:r>
-                              <w:rPr/>
-                            </w:r>
                           </w:p>
                         </w:txbxContent>
                       </wps:txbx>
                       <wps:bodyPr lIns="0" tIns="0" rIns="0" bIns="0" anchor="t">
-                        <a:prstTxWarp prst="textNoShape"/>
+                        <a:prstTxWarp prst="textNoShape">
+                          <a:avLst/>
+                        </a:prstTxWarp>
                         <a:noAutofit/>
                       </wps:bodyPr>
                     </wps:wsp>
@@ -2443,7 +2620,7 @@
               </wp:anchor>
             </w:drawing>
           </mc:Choice>
-          <mc:Fallback>
+          <mc:Fallback xmlns:pic="http://schemas.openxmlformats.org/drawingml/2006/picture">
             <w:pict>
               <v:rect id="shape_0" fillcolor="white" stroked="f" o:allowincell="f" style="position:absolute;margin-left:115pt;margin-top:115.05pt;width:28.05pt;height:12.2pt;mso-wrap-style:square;v-text-anchor:top" wp14:anchorId="049E5183">
                 <v:fill o:detectmouseclick="t" type="solid" color2="black"/>
@@ -2490,29 +2667,21 @@
     <w:p>
       <w:pPr>
         <w:pStyle w:val="pdq2pgselectionanchorcontainer"/>
-        <w:spacing w:beforeAutospacing="0" w:before="0" w:afterAutospacing="0" w:after="0"/>
+        <w:spacing w:beforeAutospacing="0" w:afterAutospacing="0"/>
         <w:jc w:val="both"/>
         <w:rPr>
           <w:rStyle w:val="Emphasis"/>
-          <w:i w:val="false"/>
-          <w:iCs w:val="false"/>
+          <w:i w:val="0"/>
+          <w:iCs w:val="0"/>
           <w:sz w:val="20"/>
           <w:szCs w:val="20"/>
         </w:rPr>
       </w:pPr>
-      <w:r>
-        <w:rPr>
-          <w:i w:val="false"/>
-          <w:iCs w:val="false"/>
-          <w:sz w:val="20"/>
-          <w:szCs w:val="20"/>
-        </w:rPr>
-      </w:r>
     </w:p>
     <w:p>
       <w:pPr>
         <w:pStyle w:val="pdq2pgselectionanchorcontainer"/>
-        <w:spacing w:beforeAutospacing="0" w:before="0" w:afterAutospacing="0" w:after="0"/>
+        <w:spacing w:beforeAutospacing="0" w:afterAutospacing="0"/>
         <w:jc w:val="both"/>
         <w:rPr>
           <w:i/>
@@ -2524,24 +2693,46 @@
       <w:r>
         <w:rPr>
           <w:rStyle w:val="Emphasis"/>
-          <w:i w:val="false"/>
-          <w:iCs w:val="false"/>
+          <w:i w:val="0"/>
+          <w:iCs w:val="0"/>
           <w:sz w:val="20"/>
           <w:szCs w:val="20"/>
         </w:rPr>
-        <w:t>Figure 6 presents the dominant-emotion matrices comparing the pooled human responses with the predictions produced by FER and DeepFace. The diagonal elements represent cases in which the dominant emotion identified by the AI model matched the dominant emotion obtained from the pooled human responses, while the off-diagonal elements indicate disagreement between the two.</w:t>
+        <w:t xml:space="preserve">Figure 6 presents the dominant-emotion matrices comparing the pooled human responses with the predictions produced by FER and </w:t>
+      </w:r>
+      <w:proofErr w:type="spellStart"/>
+      <w:r>
+        <w:rPr>
+          <w:rStyle w:val="Emphasis"/>
+          <w:i w:val="0"/>
+          <w:iCs w:val="0"/>
+          <w:sz w:val="20"/>
+          <w:szCs w:val="20"/>
+        </w:rPr>
+        <w:t>DeepFace</w:t>
+      </w:r>
+      <w:proofErr w:type="spellEnd"/>
+      <w:r>
+        <w:rPr>
+          <w:rStyle w:val="Emphasis"/>
+          <w:i w:val="0"/>
+          <w:iCs w:val="0"/>
+          <w:sz w:val="20"/>
+          <w:szCs w:val="20"/>
+        </w:rPr>
+        <w:t>. The diagonal elements represent cases in which the dominant emotion identified by the AI model matched the dominant emotion obtained from the pooled human responses, while the off-diagonal elements indicate disagreement between the two.</w:t>
       </w:r>
     </w:p>
     <w:p>
       <w:pPr>
         <w:pStyle w:val="NormalWeb"/>
-        <w:spacing w:beforeAutospacing="0" w:before="0" w:afterAutospacing="0" w:after="0"/>
+        <w:spacing w:beforeAutospacing="0" w:afterAutospacing="0"/>
         <w:jc w:val="both"/>
         <w:rPr>
           <w:rStyle w:val="Emphasis"/>
           <w:bCs/>
-          <w:i w:val="false"/>
-          <w:iCs w:val="false"/>
+          <w:i w:val="0"/>
+          <w:iCs w:val="0"/>
           <w:sz w:val="20"/>
           <w:szCs w:val="20"/>
         </w:rPr>
@@ -2550,8 +2741,8 @@
         <w:rPr>
           <w:rStyle w:val="Emphasis"/>
           <w:bCs/>
-          <w:i w:val="false"/>
-          <w:iCs w:val="false"/>
+          <w:i w:val="0"/>
+          <w:iCs w:val="0"/>
           <w:sz w:val="20"/>
           <w:szCs w:val="20"/>
         </w:rPr>
@@ -2560,7 +2751,7 @@
       <w:r>
         <w:rPr>
           <w:rStyle w:val="Strong"/>
-          <w:bCs w:val="false"/>
+          <w:bCs w:val="0"/>
           <w:sz w:val="20"/>
           <w:szCs w:val="20"/>
         </w:rPr>
@@ -2570,8 +2761,8 @@
         <w:rPr>
           <w:rStyle w:val="Emphasis"/>
           <w:bCs/>
-          <w:i w:val="false"/>
-          <w:iCs w:val="false"/>
+          <w:i w:val="0"/>
+          <w:iCs w:val="0"/>
           <w:sz w:val="20"/>
           <w:szCs w:val="20"/>
         </w:rPr>
@@ -2580,7 +2771,7 @@
       <w:r>
         <w:rPr>
           <w:rStyle w:val="Strong"/>
-          <w:bCs w:val="false"/>
+          <w:bCs w:val="0"/>
           <w:sz w:val="20"/>
           <w:szCs w:val="20"/>
         </w:rPr>
@@ -2590,8 +2781,8 @@
         <w:rPr>
           <w:rStyle w:val="Emphasis"/>
           <w:bCs/>
-          <w:i w:val="false"/>
-          <w:iCs w:val="false"/>
+          <w:i w:val="0"/>
+          <w:iCs w:val="0"/>
           <w:sz w:val="20"/>
           <w:szCs w:val="20"/>
         </w:rPr>
@@ -2600,7 +2791,7 @@
       <w:r>
         <w:rPr>
           <w:rStyle w:val="Strong"/>
-          <w:bCs w:val="false"/>
+          <w:bCs w:val="0"/>
           <w:sz w:val="20"/>
           <w:szCs w:val="20"/>
         </w:rPr>
@@ -2610,8 +2801,8 @@
         <w:rPr>
           <w:rStyle w:val="Emphasis"/>
           <w:bCs/>
-          <w:i w:val="false"/>
-          <w:iCs w:val="false"/>
+          <w:i w:val="0"/>
+          <w:iCs w:val="0"/>
           <w:sz w:val="20"/>
           <w:szCs w:val="20"/>
         </w:rPr>
@@ -2620,7 +2811,7 @@
       <w:r>
         <w:rPr>
           <w:rStyle w:val="Strong"/>
-          <w:bCs w:val="false"/>
+          <w:bCs w:val="0"/>
           <w:sz w:val="20"/>
           <w:szCs w:val="20"/>
         </w:rPr>
@@ -2630,8 +2821,8 @@
         <w:rPr>
           <w:rStyle w:val="Emphasis"/>
           <w:bCs/>
-          <w:i w:val="false"/>
-          <w:iCs w:val="false"/>
+          <w:i w:val="0"/>
+          <w:iCs w:val="0"/>
           <w:sz w:val="20"/>
           <w:szCs w:val="20"/>
         </w:rPr>
@@ -2640,7 +2831,7 @@
       <w:r>
         <w:rPr>
           <w:rStyle w:val="Strong"/>
-          <w:bCs w:val="false"/>
+          <w:bCs w:val="0"/>
           <w:sz w:val="20"/>
           <w:szCs w:val="20"/>
         </w:rPr>
@@ -2650,8 +2841,8 @@
         <w:rPr>
           <w:rStyle w:val="Emphasis"/>
           <w:bCs/>
-          <w:i w:val="false"/>
-          <w:iCs w:val="false"/>
+          <w:i w:val="0"/>
+          <w:iCs w:val="0"/>
           <w:sz w:val="20"/>
           <w:szCs w:val="20"/>
         </w:rPr>
@@ -2660,7 +2851,7 @@
       <w:r>
         <w:rPr>
           <w:rStyle w:val="Strong"/>
-          <w:bCs w:val="false"/>
+          <w:bCs w:val="0"/>
           <w:sz w:val="20"/>
           <w:szCs w:val="20"/>
         </w:rPr>
@@ -2670,8 +2861,8 @@
         <w:rPr>
           <w:rStyle w:val="Emphasis"/>
           <w:bCs/>
-          <w:i w:val="false"/>
-          <w:iCs w:val="false"/>
+          <w:i w:val="0"/>
+          <w:iCs w:val="0"/>
           <w:sz w:val="20"/>
           <w:szCs w:val="20"/>
         </w:rPr>
@@ -2680,7 +2871,7 @@
       <w:r>
         <w:rPr>
           <w:rStyle w:val="Strong"/>
-          <w:bCs w:val="false"/>
+          <w:bCs w:val="0"/>
           <w:sz w:val="20"/>
           <w:szCs w:val="20"/>
         </w:rPr>
@@ -2690,28 +2881,40 @@
         <w:rPr>
           <w:rStyle w:val="Emphasis"/>
           <w:bCs/>
-          <w:i w:val="false"/>
-          <w:iCs w:val="false"/>
+          <w:i w:val="0"/>
+          <w:iCs w:val="0"/>
           <w:sz w:val="20"/>
           <w:szCs w:val="20"/>
         </w:rPr>
-        <w:t xml:space="preserve">, where predictions were more frequently distributed across multiple emotion categories. In particular, FER exhibited stronger agreement with the pooled human responses for </w:t>
-      </w:r>
-      <w:r>
-        <w:rPr>
-          <w:rStyle w:val="Strong"/>
-          <w:bCs w:val="false"/>
+        <w:t xml:space="preserve">, where </w:t>
+      </w:r>
+      <w:r>
+        <w:rPr>
+          <w:rStyle w:val="Emphasis"/>
+          <w:bCs/>
+          <w:i w:val="0"/>
+          <w:iCs w:val="0"/>
           <w:sz w:val="20"/>
           <w:szCs w:val="20"/>
         </w:rPr>
+        <w:lastRenderedPageBreak/>
+        <w:t xml:space="preserve">predictions were more frequently distributed across multiple emotion categories. In particular, FER exhibited stronger agreement with the pooled human responses for </w:t>
+      </w:r>
+      <w:r>
+        <w:rPr>
+          <w:rStyle w:val="Strong"/>
+          <w:bCs w:val="0"/>
+          <w:sz w:val="20"/>
+          <w:szCs w:val="20"/>
+        </w:rPr>
         <w:t>anger</w:t>
       </w:r>
       <w:r>
         <w:rPr>
           <w:rStyle w:val="Emphasis"/>
           <w:bCs/>
-          <w:i w:val="false"/>
-          <w:iCs w:val="false"/>
+          <w:i w:val="0"/>
+          <w:iCs w:val="0"/>
           <w:sz w:val="20"/>
           <w:szCs w:val="20"/>
         </w:rPr>
@@ -2720,7 +2923,7 @@
       <w:r>
         <w:rPr>
           <w:rStyle w:val="Strong"/>
-          <w:bCs w:val="false"/>
+          <w:bCs w:val="0"/>
           <w:sz w:val="20"/>
           <w:szCs w:val="20"/>
         </w:rPr>
@@ -2730,8 +2933,8 @@
         <w:rPr>
           <w:rStyle w:val="Emphasis"/>
           <w:bCs/>
-          <w:i w:val="false"/>
-          <w:iCs w:val="false"/>
+          <w:i w:val="0"/>
+          <w:iCs w:val="0"/>
           <w:sz w:val="20"/>
           <w:szCs w:val="20"/>
         </w:rPr>
@@ -2740,7 +2943,7 @@
       <w:r>
         <w:rPr>
           <w:rStyle w:val="Strong"/>
-          <w:bCs w:val="false"/>
+          <w:bCs w:val="0"/>
           <w:sz w:val="20"/>
           <w:szCs w:val="20"/>
         </w:rPr>
@@ -2750,78 +2953,102 @@
         <w:rPr>
           <w:rStyle w:val="Emphasis"/>
           <w:bCs/>
-          <w:i w:val="false"/>
-          <w:iCs w:val="false"/>
+          <w:i w:val="0"/>
+          <w:iCs w:val="0"/>
           <w:sz w:val="20"/>
           <w:szCs w:val="20"/>
         </w:rPr>
-        <w:t xml:space="preserve">, whereas DeepFace showed increased confusion between </w:t>
-      </w:r>
-      <w:r>
-        <w:rPr>
-          <w:rStyle w:val="Strong"/>
-          <w:bCs w:val="false"/>
+        <w:t xml:space="preserve">, whereas </w:t>
+      </w:r>
+      <w:proofErr w:type="spellStart"/>
+      <w:r>
+        <w:rPr>
+          <w:rStyle w:val="Emphasis"/>
+          <w:bCs/>
+          <w:i w:val="0"/>
+          <w:iCs w:val="0"/>
           <w:sz w:val="20"/>
           <w:szCs w:val="20"/>
         </w:rPr>
-        <w:t>surprise</w:t>
-      </w:r>
+        <w:t>DeepFace</w:t>
+      </w:r>
+      <w:proofErr w:type="spellEnd"/>
       <w:r>
         <w:rPr>
           <w:rStyle w:val="Emphasis"/>
           <w:bCs/>
-          <w:i w:val="false"/>
-          <w:iCs w:val="false"/>
+          <w:i w:val="0"/>
+          <w:iCs w:val="0"/>
           <w:sz w:val="20"/>
           <w:szCs w:val="20"/>
         </w:rPr>
-        <w:t xml:space="preserve">, </w:t>
+        <w:t xml:space="preserve"> showed increased confusion between </w:t>
       </w:r>
       <w:r>
         <w:rPr>
           <w:rStyle w:val="Strong"/>
-          <w:bCs w:val="false"/>
+          <w:bCs w:val="0"/>
           <w:sz w:val="20"/>
           <w:szCs w:val="20"/>
         </w:rPr>
-        <w:t>fear</w:t>
+        <w:t>surprise</w:t>
       </w:r>
       <w:r>
         <w:rPr>
           <w:rStyle w:val="Emphasis"/>
           <w:bCs/>
-          <w:i w:val="false"/>
-          <w:iCs w:val="false"/>
+          <w:i w:val="0"/>
+          <w:iCs w:val="0"/>
           <w:sz w:val="20"/>
           <w:szCs w:val="20"/>
         </w:rPr>
-        <w:t xml:space="preserve">, and </w:t>
+        <w:t xml:space="preserve">, </w:t>
       </w:r>
       <w:r>
         <w:rPr>
           <w:rStyle w:val="Strong"/>
-          <w:bCs w:val="false"/>
+          <w:bCs w:val="0"/>
           <w:sz w:val="20"/>
           <w:szCs w:val="20"/>
         </w:rPr>
-        <w:t>neutral</w:t>
+        <w:t>fear</w:t>
       </w:r>
       <w:r>
         <w:rPr>
           <w:rStyle w:val="Emphasis"/>
           <w:bCs/>
-          <w:i w:val="false"/>
-          <w:iCs w:val="false"/>
+          <w:i w:val="0"/>
+          <w:iCs w:val="0"/>
           <w:sz w:val="20"/>
           <w:szCs w:val="20"/>
         </w:rPr>
+        <w:t xml:space="preserve">, and </w:t>
+      </w:r>
+      <w:r>
+        <w:rPr>
+          <w:rStyle w:val="Strong"/>
+          <w:bCs w:val="0"/>
+          <w:sz w:val="20"/>
+          <w:szCs w:val="20"/>
+        </w:rPr>
+        <w:t>neutral</w:t>
+      </w:r>
+      <w:r>
+        <w:rPr>
+          <w:rStyle w:val="Emphasis"/>
+          <w:bCs/>
+          <w:i w:val="0"/>
+          <w:iCs w:val="0"/>
+          <w:sz w:val="20"/>
+          <w:szCs w:val="20"/>
+        </w:rPr>
         <w:t>. These findings indicate that although both models successfully identified several dominant emotions, they differed in their interpretation of more ambiguous facial expressions.</w:t>
       </w:r>
     </w:p>
     <w:p>
       <w:pPr>
         <w:pStyle w:val="NormalWeb"/>
-        <w:spacing w:beforeAutospacing="0" w:before="0" w:afterAutospacing="0" w:after="0"/>
+        <w:spacing w:beforeAutospacing="0" w:afterAutospacing="0"/>
         <w:jc w:val="both"/>
         <w:rPr>
           <w:bCs/>
@@ -2831,15 +3058,6 @@
           <w:szCs w:val="20"/>
         </w:rPr>
       </w:pPr>
-      <w:r>
-        <w:rPr>
-          <w:bCs/>
-          <w:i/>
-          <w:iCs/>
-          <w:sz w:val="20"/>
-          <w:szCs w:val="20"/>
-        </w:rPr>
-      </w:r>
     </w:p>
     <w:p>
       <w:pPr>
@@ -2863,13 +3081,8 @@
     </w:p>
     <w:p>
       <w:pPr>
-        <w:pStyle w:val="Normal"/>
         <w:jc w:val="both"/>
-        <w:rPr/>
-      </w:pPr>
-      <w:r>
-        <w:rPr/>
-      </w:r>
+      </w:pPr>
     </w:p>
     <w:p>
       <w:pPr>
@@ -2879,9 +3092,11 @@
           <w:numId w:val="9"/>
         </w:numPr>
         <w:jc w:val="both"/>
-        <w:rPr/>
-      </w:pPr>
-      <w:r>
+      </w:pPr>
+      <w:r>
+        <w:rPr>
+          <w:noProof/>
+        </w:rPr>
         <w:drawing>
           <wp:anchor distT="0" distB="0" distL="114300" distR="114300" simplePos="0" relativeHeight="9" behindDoc="0" locked="0" layoutInCell="0" allowOverlap="1">
             <wp:simplePos x="0" y="0"/>
@@ -2908,7 +3123,7 @@
                     </pic:cNvPicPr>
                   </pic:nvPicPr>
                   <pic:blipFill>
-                    <a:blip r:embed="rId11"/>
+                    <a:blip r:embed="rId17"/>
                     <a:stretch>
                       <a:fillRect/>
                     </a:stretch>
@@ -2928,6 +3143,11 @@
             </a:graphic>
           </wp:anchor>
         </w:drawing>
+      </w:r>
+      <w:r>
+        <w:rPr>
+          <w:noProof/>
+        </w:rPr>
         <mc:AlternateContent>
           <mc:Choice Requires="wps">
             <w:drawing>
@@ -2943,6 +3163,7 @@
                 <wp:effectExtent l="0" t="0" r="0" b="0"/>
                 <wp:wrapNone/>
                 <wp:docPr id="14" name="Text Box 1"/>
+                <wp:cNvGraphicFramePr/>
                 <a:graphic xmlns:a="http://schemas.openxmlformats.org/drawingml/2006/main">
                   <a:graphicData uri="http://schemas.microsoft.com/office/word/2010/wordprocessingShape">
                     <wps:wsp>
@@ -2963,9 +3184,15 @@
                         </a:ln>
                       </wps:spPr>
                       <wps:style>
-                        <a:lnRef idx="0"/>
-                        <a:fillRef idx="0"/>
-                        <a:effectRef idx="0"/>
+                        <a:lnRef idx="0">
+                          <a:scrgbClr r="0" g="0" b="0"/>
+                        </a:lnRef>
+                        <a:fillRef idx="0">
+                          <a:scrgbClr r="0" g="0" b="0"/>
+                        </a:fillRef>
+                        <a:effectRef idx="0">
+                          <a:scrgbClr r="0" g="0" b="0"/>
+                        </a:effectRef>
                         <a:fontRef idx="minor"/>
                       </wps:style>
                       <wps:txbx>
@@ -2994,14 +3221,13 @@
                                 <w:szCs w:val="16"/>
                               </w:rPr>
                             </w:pPr>
-                            <w:r>
-                              <w:rPr/>
-                            </w:r>
                           </w:p>
                         </w:txbxContent>
                       </wps:txbx>
                       <wps:bodyPr lIns="0" tIns="0" rIns="0" bIns="0" anchor="t">
-                        <a:prstTxWarp prst="textNoShape"/>
+                        <a:prstTxWarp prst="textNoShape">
+                          <a:avLst/>
+                        </a:prstTxWarp>
                         <a:noAutofit/>
                       </wps:bodyPr>
                     </wps:wsp>
@@ -3010,7 +3236,7 @@
               </wp:anchor>
             </w:drawing>
           </mc:Choice>
-          <mc:Fallback>
+          <mc:Fallback xmlns:pic="http://schemas.openxmlformats.org/drawingml/2006/picture">
             <w:pict>
               <v:rect id="shape_0" fillcolor="white" stroked="f" o:allowincell="f" style="position:absolute;margin-left:99.4pt;margin-top:111.65pt;width:28.05pt;height:12.2pt;mso-wrap-style:square;v-text-anchor:top" wp14:anchorId="6E95188C">
                 <v:fill o:detectmouseclick="t" type="solid" color2="black"/>
@@ -3054,24 +3280,17 @@
         </mc:AlternateContent>
       </w:r>
       <w:r>
-        <w:rPr/>
         <w:t xml:space="preserve">Human-AI similarity across image modifications </w:t>
       </w:r>
     </w:p>
     <w:p>
       <w:pPr>
-        <w:pStyle w:val="Normal"/>
-        <w:ind w:start="720"/>
+        <w:ind w:left="720"/>
         <w:jc w:val="both"/>
-        <w:rPr/>
-      </w:pPr>
-      <w:r>
-        <w:rPr/>
-      </w:r>
-    </w:p>
-    <w:p>
-      <w:pPr>
-        <w:pStyle w:val="Normal"/>
+      </w:pPr>
+    </w:p>
+    <w:p>
+      <w:pPr>
         <w:jc w:val="both"/>
         <w:rPr>
           <w:sz w:val="16"/>
@@ -3083,12 +3302,27 @@
           <w:sz w:val="16"/>
           <w:szCs w:val="16"/>
         </w:rPr>
-        <w:t>*higher cosine similarity values indicate closer agreement between AI-generated emotion probability distribution and the pooled human reference distribution.</w:t>
-      </w:r>
-    </w:p>
-    <w:p>
-      <w:pPr>
-        <w:pStyle w:val="Normal"/>
+        <w:t>*</w:t>
+      </w:r>
+      <w:proofErr w:type="gramStart"/>
+      <w:r>
+        <w:rPr>
+          <w:sz w:val="16"/>
+          <w:szCs w:val="16"/>
+        </w:rPr>
+        <w:t>higher</w:t>
+      </w:r>
+      <w:proofErr w:type="gramEnd"/>
+      <w:r>
+        <w:rPr>
+          <w:sz w:val="16"/>
+          <w:szCs w:val="16"/>
+        </w:rPr>
+        <w:t xml:space="preserve"> cosine similarity values indicate closer agreement between AI-generated emotion probability distribution and the pooled human reference distribution.</w:t>
+      </w:r>
+    </w:p>
+    <w:p>
+      <w:pPr>
         <w:ind w:firstLine="360"/>
         <w:jc w:val="both"/>
         <w:rPr>
@@ -3097,32 +3331,39 @@
         </w:rPr>
       </w:pPr>
       <w:r>
-        <w:rPr/>
-        <w:t xml:space="preserve">Figure 7 shows that FER consistently achieved higher cosine similarity with human ratings rather than DeeFace across all image versions. FER exhibited median similarity values of approximately 0.70-0.80, whereas DeepFace produced lower median similarities, with greater variability across images. </w:t>
-      </w:r>
-    </w:p>
-    <w:p>
-      <w:pPr>
-        <w:pStyle w:val="Normal"/>
+        <w:t xml:space="preserve">Figure 7 shows that FER consistently achieved higher cosine similarity with human ratings rather than </w:t>
+      </w:r>
+      <w:proofErr w:type="spellStart"/>
+      <w:r>
+        <w:t>DeeFace</w:t>
+      </w:r>
+      <w:proofErr w:type="spellEnd"/>
+      <w:r>
+        <w:t xml:space="preserve"> across all image versions. FER exhibited median similarity values of approximately 0.70-0.80, whereas </w:t>
+      </w:r>
+      <w:proofErr w:type="spellStart"/>
+      <w:r>
+        <w:t>DeepFace</w:t>
+      </w:r>
+      <w:proofErr w:type="spellEnd"/>
+      <w:r>
+        <w:t xml:space="preserve"> produced lower median similarities, with greater variability across images. </w:t>
+      </w:r>
+    </w:p>
+    <w:p>
+      <w:pPr>
         <w:ind w:firstLine="288"/>
         <w:jc w:val="both"/>
-        <w:rPr/>
-      </w:pPr>
-      <w:r>
-        <w:rPr/>
+      </w:pPr>
+      <w:r>
         <w:t xml:space="preserve">Blur and greyscale modifications produced relatively small changes in similarity for both models. While low-resolution images showed the greatest reduction in agreement with human ratings </w:t>
       </w:r>
     </w:p>
     <w:p>
       <w:pPr>
-        <w:pStyle w:val="Normal"/>
         <w:ind w:firstLine="288"/>
         <w:jc w:val="both"/>
-        <w:rPr/>
-      </w:pPr>
-      <w:r>
-        <w:rPr/>
-      </w:r>
+      </w:pPr>
     </w:p>
     <w:p>
       <w:pPr>
@@ -3132,9 +3373,11 @@
           <w:numId w:val="9"/>
         </w:numPr>
         <w:jc w:val="both"/>
-        <w:rPr/>
-      </w:pPr>
-      <w:r>
+      </w:pPr>
+      <w:r>
+        <w:rPr>
+          <w:noProof/>
+        </w:rPr>
         <w:drawing>
           <wp:anchor distT="0" distB="0" distL="114300" distR="114300" simplePos="0" relativeHeight="10" behindDoc="0" locked="0" layoutInCell="0" allowOverlap="1">
             <wp:simplePos x="0" y="0"/>
@@ -3161,7 +3404,7 @@
                     </pic:cNvPicPr>
                   </pic:nvPicPr>
                   <pic:blipFill>
-                    <a:blip r:embed="rId12"/>
+                    <a:blip r:embed="rId18"/>
                     <a:stretch>
                       <a:fillRect/>
                     </a:stretch>
@@ -3181,6 +3424,11 @@
             </a:graphic>
           </wp:anchor>
         </w:drawing>
+      </w:r>
+      <w:r>
+        <w:rPr>
+          <w:noProof/>
+        </w:rPr>
         <mc:AlternateContent>
           <mc:Choice Requires="wps">
             <w:drawing>
@@ -3196,6 +3444,7 @@
                 <wp:effectExtent l="0" t="0" r="0" b="0"/>
                 <wp:wrapNone/>
                 <wp:docPr id="16" name="Text Box 1"/>
+                <wp:cNvGraphicFramePr/>
                 <a:graphic xmlns:a="http://schemas.openxmlformats.org/drawingml/2006/main">
                   <a:graphicData uri="http://schemas.microsoft.com/office/word/2010/wordprocessingShape">
                     <wps:wsp>
@@ -3216,9 +3465,15 @@
                         </a:ln>
                       </wps:spPr>
                       <wps:style>
-                        <a:lnRef idx="0"/>
-                        <a:fillRef idx="0"/>
-                        <a:effectRef idx="0"/>
+                        <a:lnRef idx="0">
+                          <a:scrgbClr r="0" g="0" b="0"/>
+                        </a:lnRef>
+                        <a:fillRef idx="0">
+                          <a:scrgbClr r="0" g="0" b="0"/>
+                        </a:fillRef>
+                        <a:effectRef idx="0">
+                          <a:scrgbClr r="0" g="0" b="0"/>
+                        </a:effectRef>
                         <a:fontRef idx="minor"/>
                       </wps:style>
                       <wps:txbx>
@@ -3242,7 +3497,9 @@
                         </w:txbxContent>
                       </wps:txbx>
                       <wps:bodyPr lIns="0" tIns="0" rIns="0" bIns="0" anchor="t">
-                        <a:prstTxWarp prst="textNoShape"/>
+                        <a:prstTxWarp prst="textNoShape">
+                          <a:avLst/>
+                        </a:prstTxWarp>
                         <a:noAutofit/>
                       </wps:bodyPr>
                     </wps:wsp>
@@ -3251,7 +3508,7 @@
               </wp:anchor>
             </w:drawing>
           </mc:Choice>
-          <mc:Fallback>
+          <mc:Fallback xmlns:pic="http://schemas.openxmlformats.org/drawingml/2006/picture">
             <w:pict>
               <v:rect id="shape_0" fillcolor="white" stroked="f" o:allowincell="f" style="position:absolute;margin-left:105.05pt;margin-top:137.9pt;width:28.05pt;height:12.2pt;mso-wrap-style:square;v-text-anchor:top" wp14:anchorId="58CE5FC0">
                 <v:fill o:detectmouseclick="t" type="solid" color2="black"/>
@@ -3283,66 +3540,54 @@
         </mc:AlternateContent>
       </w:r>
       <w:r>
-        <w:rPr/>
         <w:t xml:space="preserve">Stability of emotion representations </w:t>
       </w:r>
     </w:p>
     <w:p>
       <w:pPr>
-        <w:pStyle w:val="Normal"/>
         <w:jc w:val="both"/>
-        <w:rPr/>
-      </w:pPr>
-      <w:r>
-        <w:rPr/>
-      </w:r>
-    </w:p>
-    <w:p>
-      <w:pPr>
-        <w:pStyle w:val="Normal"/>
+      </w:pPr>
+    </w:p>
+    <w:p>
+      <w:pPr>
         <w:ind w:firstLine="360"/>
         <w:jc w:val="both"/>
-        <w:rPr/>
-      </w:pPr>
-      <w:r>
-        <w:rPr/>
-        <w:t xml:space="preserve">Greyscale images produced the highest similarity to the original images for both AI models, with similarity values approaching 1.0 (figure 8). Blur and low resolution modifications produced larger changes but still retained relatively high similarity. </w:t>
-      </w:r>
-    </w:p>
-    <w:p>
-      <w:pPr>
-        <w:pStyle w:val="Normal"/>
+      </w:pPr>
+      <w:r>
+        <w:t xml:space="preserve">Greyscale images produced the highest similarity to the original images for both AI models, with similarity values approaching 1.0 (figure 8). Blur and </w:t>
+      </w:r>
+      <w:proofErr w:type="gramStart"/>
+      <w:r>
+        <w:t>low resolution</w:t>
+      </w:r>
+      <w:proofErr w:type="gramEnd"/>
+      <w:r>
+        <w:t xml:space="preserve"> modifications produced larger changes but still retained relatively high similarity. </w:t>
+      </w:r>
+    </w:p>
+    <w:p>
+      <w:pPr>
         <w:ind w:firstLine="360"/>
         <w:jc w:val="both"/>
-        <w:rPr/>
-      </w:pPr>
-      <w:r>
-        <w:rPr/>
+      </w:pPr>
+      <w:r>
         <w:t>Human ratings showed lower similarity than both AI models across all modifications, suggesting that participants were slightly more sensitive to visual degradation than the automated systems.</w:t>
       </w:r>
     </w:p>
     <w:p>
       <w:pPr>
-        <w:pStyle w:val="Normal"/>
         <w:ind w:firstLine="288"/>
         <w:jc w:val="both"/>
-        <w:rPr/>
-      </w:pPr>
-      <w:r>
-        <w:rPr/>
+      </w:pPr>
+      <w:r>
         <w:t>Overall, image degradation altered emotion representations only moderately, with greyscale having the smallest impact.</w:t>
       </w:r>
     </w:p>
     <w:p>
       <w:pPr>
-        <w:pStyle w:val="Normal"/>
         <w:ind w:firstLine="288"/>
         <w:jc w:val="both"/>
-        <w:rPr/>
-      </w:pPr>
-      <w:r>
-        <w:rPr/>
-      </w:r>
+      </w:pPr>
     </w:p>
     <w:p>
       <w:pPr>
@@ -3352,31 +3597,22 @@
           <w:numId w:val="9"/>
         </w:numPr>
         <w:jc w:val="both"/>
-        <w:rPr/>
-      </w:pPr>
-      <w:r>
-        <w:rPr/>
+      </w:pPr>
+      <w:r>
         <w:t>Relationship between emotion change and robustness</w:t>
       </w:r>
     </w:p>
     <w:p>
       <w:pPr>
-        <w:pStyle w:val="Normal"/>
-        <w:ind w:start="360"/>
+        <w:ind w:left="360"/>
         <w:jc w:val="both"/>
-        <w:rPr/>
-      </w:pPr>
-      <w:r>
-        <w:rPr/>
-      </w:r>
-    </w:p>
-    <w:p>
-      <w:pPr>
-        <w:pStyle w:val="Normal"/>
-        <w:rPr/>
-      </w:pPr>
-      <w:r>
-        <w:rPr/>
+      </w:pPr>
+    </w:p>
+    <w:p>
+      <w:r>
+        <w:rPr>
+          <w:noProof/>
+        </w:rPr>
         <mc:AlternateContent>
           <mc:Choice Requires="wps">
             <w:drawing>
@@ -3392,6 +3628,7 @@
                 <wp:effectExtent l="0" t="0" r="0" b="0"/>
                 <wp:wrapNone/>
                 <wp:docPr id="17" name="Text Box 1"/>
+                <wp:cNvGraphicFramePr/>
                 <a:graphic xmlns:a="http://schemas.openxmlformats.org/drawingml/2006/main">
                   <a:graphicData uri="http://schemas.microsoft.com/office/word/2010/wordprocessingShape">
                     <wps:wsp>
@@ -3412,9 +3649,15 @@
                         </a:ln>
                       </wps:spPr>
                       <wps:style>
-                        <a:lnRef idx="0"/>
-                        <a:fillRef idx="0"/>
-                        <a:effectRef idx="0"/>
+                        <a:lnRef idx="0">
+                          <a:scrgbClr r="0" g="0" b="0"/>
+                        </a:lnRef>
+                        <a:fillRef idx="0">
+                          <a:scrgbClr r="0" g="0" b="0"/>
+                        </a:fillRef>
+                        <a:effectRef idx="0">
+                          <a:scrgbClr r="0" g="0" b="0"/>
+                        </a:effectRef>
                         <a:fontRef idx="minor"/>
                       </wps:style>
                       <wps:txbx>
@@ -3438,7 +3681,9 @@
                         </w:txbxContent>
                       </wps:txbx>
                       <wps:bodyPr lIns="0" tIns="0" rIns="0" bIns="0" anchor="t">
-                        <a:prstTxWarp prst="textNoShape"/>
+                        <a:prstTxWarp prst="textNoShape">
+                          <a:avLst/>
+                        </a:prstTxWarp>
                         <a:noAutofit/>
                       </wps:bodyPr>
                     </wps:wsp>
@@ -3447,7 +3692,7 @@
               </wp:anchor>
             </w:drawing>
           </mc:Choice>
-          <mc:Fallback>
+          <mc:Fallback xmlns:pic="http://schemas.openxmlformats.org/drawingml/2006/picture">
             <w:pict>
               <v:rect id="shape_0" fillcolor="white" stroked="f" o:allowincell="f" style="position:absolute;margin-left:114.95pt;margin-top:161.8pt;width:28.05pt;height:12.2pt;mso-wrap-style:square;v-text-anchor:top" wp14:anchorId="44D7FD11">
                 <v:fill o:detectmouseclick="t" type="solid" color2="black"/>
@@ -3477,6 +3722,11 @@
             </w:pict>
           </mc:Fallback>
         </mc:AlternateContent>
+      </w:r>
+      <w:r>
+        <w:rPr>
+          <w:noProof/>
+        </w:rPr>
         <w:drawing>
           <wp:inline distT="0" distB="0" distL="0" distR="0">
             <wp:extent cx="2749550" cy="2051685"/>
@@ -3495,7 +3745,7 @@
                     </pic:cNvPicPr>
                   </pic:nvPicPr>
                   <pic:blipFill>
-                    <a:blip r:embed="rId13"/>
+                    <a:blip r:embed="rId19"/>
                     <a:stretch>
                       <a:fillRect/>
                     </a:stretch>
@@ -3519,18 +3769,13 @@
     </w:p>
     <w:p>
       <w:pPr>
-        <w:pStyle w:val="Normal"/>
         <w:jc w:val="both"/>
-        <w:rPr/>
-      </w:pPr>
-      <w:r>
-        <w:rPr/>
-      </w:r>
+      </w:pPr>
     </w:p>
     <w:p>
       <w:pPr>
         <w:pStyle w:val="pdq2pgselectionanchorcontainer"/>
-        <w:spacing w:beforeAutospacing="0" w:before="0" w:afterAutospacing="0" w:after="0"/>
+        <w:spacing w:beforeAutospacing="0" w:afterAutospacing="0"/>
         <w:ind w:firstLine="288"/>
         <w:jc w:val="both"/>
         <w:rPr>
@@ -3549,7 +3794,7 @@
     <w:p>
       <w:pPr>
         <w:pStyle w:val="NormalWeb"/>
-        <w:spacing w:beforeAutospacing="0" w:before="0" w:afterAutospacing="0" w:after="0"/>
+        <w:spacing w:beforeAutospacing="0" w:afterAutospacing="0"/>
         <w:ind w:firstLine="288"/>
         <w:jc w:val="both"/>
         <w:rPr>
@@ -3562,13 +3807,45 @@
           <w:sz w:val="20"/>
           <w:szCs w:val="20"/>
         </w:rPr>
-        <w:t>Across human ratings, FER, and DeepFace, larger changes in emotion vectors were consistently associated with lower similarity to the original image. This negative relationship indicates that greater changes in predicted emotion distributions corresponded to reduced robustness. Although FER generally exhibited smaller changes than DeepFace, the same overall trend was observed across all three datasets.</w:t>
+        <w:t xml:space="preserve">Across human ratings, FER, and </w:t>
+      </w:r>
+      <w:proofErr w:type="spellStart"/>
+      <w:r>
+        <w:rPr>
+          <w:sz w:val="20"/>
+          <w:szCs w:val="20"/>
+        </w:rPr>
+        <w:t>DeepFace</w:t>
+      </w:r>
+      <w:proofErr w:type="spellEnd"/>
+      <w:r>
+        <w:rPr>
+          <w:sz w:val="20"/>
+          <w:szCs w:val="20"/>
+        </w:rPr>
+        <w:t xml:space="preserve">, larger changes in emotion vectors were consistently associated with lower similarity to the original image. This negative relationship indicates that greater changes in predicted emotion distributions corresponded to reduced robustness. Although FER generally exhibited smaller changes than </w:t>
+      </w:r>
+      <w:proofErr w:type="spellStart"/>
+      <w:r>
+        <w:rPr>
+          <w:sz w:val="20"/>
+          <w:szCs w:val="20"/>
+        </w:rPr>
+        <w:t>DeepFace</w:t>
+      </w:r>
+      <w:proofErr w:type="spellEnd"/>
+      <w:r>
+        <w:rPr>
+          <w:sz w:val="20"/>
+          <w:szCs w:val="20"/>
+        </w:rPr>
+        <w:t>, the same overall trend was observed across all three datasets.</w:t>
       </w:r>
     </w:p>
     <w:p>
       <w:pPr>
         <w:pStyle w:val="NormalWeb"/>
-        <w:spacing w:beforeAutospacing="0" w:before="0" w:afterAutospacing="0" w:after="0"/>
+        <w:spacing w:beforeAutospacing="0" w:afterAutospacing="0"/>
         <w:ind w:firstLine="288"/>
         <w:jc w:val="both"/>
         <w:rPr>
@@ -3586,13 +3863,8 @@
     </w:p>
     <w:p>
       <w:pPr>
-        <w:pStyle w:val="Normal"/>
         <w:jc w:val="both"/>
-        <w:rPr/>
-      </w:pPr>
-      <w:r>
-        <w:rPr/>
-      </w:r>
+      </w:pPr>
     </w:p>
     <w:p>
       <w:pPr>
@@ -3614,15 +3886,7 @@
         <w:t xml:space="preserve">Emotion Ambiguity </w:t>
       </w:r>
     </w:p>
-    <w:p>
-      <w:pPr>
-        <w:pStyle w:val="Normal"/>
-        <w:rPr/>
-      </w:pPr>
-      <w:r>
-        <w:rPr/>
-      </w:r>
-    </w:p>
+    <w:p/>
     <w:p>
       <w:pPr>
         <w:pStyle w:val="ListParagraph"/>
@@ -3631,9 +3895,11 @@
           <w:numId w:val="10"/>
         </w:numPr>
         <w:jc w:val="both"/>
-        <w:rPr/>
-      </w:pPr>
-      <w:r>
+      </w:pPr>
+      <w:r>
+        <w:rPr>
+          <w:noProof/>
+        </w:rPr>
         <w:drawing>
           <wp:anchor distT="0" distB="0" distL="114300" distR="114300" simplePos="0" relativeHeight="11" behindDoc="0" locked="0" layoutInCell="0" allowOverlap="1">
             <wp:simplePos x="0" y="0"/>
@@ -3660,7 +3926,7 @@
                     </pic:cNvPicPr>
                   </pic:nvPicPr>
                   <pic:blipFill>
-                    <a:blip r:embed="rId14"/>
+                    <a:blip r:embed="rId20"/>
                     <a:stretch>
                       <a:fillRect/>
                     </a:stretch>
@@ -3680,6 +3946,11 @@
             </a:graphic>
           </wp:anchor>
         </w:drawing>
+      </w:r>
+      <w:r>
+        <w:rPr>
+          <w:noProof/>
+        </w:rPr>
         <mc:AlternateContent>
           <mc:Choice Requires="wps">
             <w:drawing>
@@ -3695,6 +3966,7 @@
                 <wp:effectExtent l="0" t="0" r="0" b="0"/>
                 <wp:wrapNone/>
                 <wp:docPr id="20" name="Text Box 1"/>
+                <wp:cNvGraphicFramePr/>
                 <a:graphic xmlns:a="http://schemas.openxmlformats.org/drawingml/2006/main">
                   <a:graphicData uri="http://schemas.microsoft.com/office/word/2010/wordprocessingShape">
                     <wps:wsp>
@@ -3715,9 +3987,15 @@
                         </a:ln>
                       </wps:spPr>
                       <wps:style>
-                        <a:lnRef idx="0"/>
-                        <a:fillRef idx="0"/>
-                        <a:effectRef idx="0"/>
+                        <a:lnRef idx="0">
+                          <a:scrgbClr r="0" g="0" b="0"/>
+                        </a:lnRef>
+                        <a:fillRef idx="0">
+                          <a:scrgbClr r="0" g="0" b="0"/>
+                        </a:fillRef>
+                        <a:effectRef idx="0">
+                          <a:scrgbClr r="0" g="0" b="0"/>
+                        </a:effectRef>
                         <a:fontRef idx="minor"/>
                       </wps:style>
                       <wps:txbx>
@@ -3741,7 +4019,9 @@
                         </w:txbxContent>
                       </wps:txbx>
                       <wps:bodyPr lIns="0" tIns="0" rIns="0" bIns="0" anchor="t">
-                        <a:prstTxWarp prst="textNoShape"/>
+                        <a:prstTxWarp prst="textNoShape">
+                          <a:avLst/>
+                        </a:prstTxWarp>
                         <a:noAutofit/>
                       </wps:bodyPr>
                     </wps:wsp>
@@ -3750,7 +4030,7 @@
               </wp:anchor>
             </w:drawing>
           </mc:Choice>
-          <mc:Fallback>
+          <mc:Fallback xmlns:pic="http://schemas.openxmlformats.org/drawingml/2006/picture">
             <w:pict>
               <v:rect id="shape_0" fillcolor="white" stroked="f" o:allowincell="f" style="position:absolute;margin-left:109pt;margin-top:92pt;width:28.05pt;height:12.2pt;mso-wrap-style:square;v-text-anchor:top" wp14:anchorId="711B7DA2">
                 <v:fill o:detectmouseclick="t" type="solid" color2="black"/>
@@ -3782,54 +4062,45 @@
         </mc:AlternateContent>
       </w:r>
       <w:r>
-        <w:rPr/>
         <w:t xml:space="preserve">Effect of ambiguity on agreement </w:t>
       </w:r>
     </w:p>
     <w:p>
       <w:pPr>
-        <w:pStyle w:val="Normal"/>
         <w:jc w:val="both"/>
-        <w:rPr/>
-      </w:pPr>
-      <w:r>
-        <w:rPr/>
-      </w:r>
-    </w:p>
-    <w:p>
-      <w:pPr>
-        <w:pStyle w:val="Normal"/>
+      </w:pPr>
+    </w:p>
+    <w:p>
+      <w:pPr>
         <w:ind w:firstLine="288"/>
         <w:jc w:val="both"/>
-        <w:rPr/>
-      </w:pPr>
-      <w:r>
-        <w:rPr/>
-        <w:t xml:space="preserve">Ambiguous images exhibited substantially higher response entropy than non-ambiguous images for both human participants and AI models. Human-model cosine similarity was consistently lower for ambiguous images, with the largest reduction observed for DeepFace. </w:t>
-      </w:r>
-    </w:p>
-    <w:p>
-      <w:pPr>
-        <w:pStyle w:val="Normal"/>
+      </w:pPr>
+      <w:r>
+        <w:t xml:space="preserve">Ambiguous images exhibited substantially higher response entropy than non-ambiguous images for both human participants and AI models. Human-model cosine similarity was consistently lower for ambiguous images, with the largest reduction observed for </w:t>
+      </w:r>
+      <w:proofErr w:type="spellStart"/>
+      <w:r>
+        <w:t>DeepFace</w:t>
+      </w:r>
+      <w:proofErr w:type="spellEnd"/>
+      <w:r>
+        <w:t xml:space="preserve">. </w:t>
+      </w:r>
+    </w:p>
+    <w:p>
+      <w:pPr>
         <w:ind w:firstLine="288"/>
         <w:jc w:val="both"/>
-        <w:rPr/>
-      </w:pPr>
-      <w:r>
-        <w:rPr/>
+      </w:pPr>
+      <w:r>
         <w:t>Dominant emotion agreement also declined considerably under ambiguous conditions. These results indicate that increasing ambiguity reduced agreement between human observers and AI emotion recognition models. file name for this description.</w:t>
       </w:r>
     </w:p>
     <w:p>
       <w:pPr>
-        <w:pStyle w:val="Normal"/>
         <w:ind w:firstLine="288"/>
         <w:jc w:val="both"/>
-        <w:rPr/>
-      </w:pPr>
-      <w:r>
-        <w:rPr/>
-      </w:r>
+      </w:pPr>
     </w:p>
     <w:p>
       <w:pPr>
@@ -3839,9 +4110,12 @@
           <w:numId w:val="10"/>
         </w:numPr>
         <w:jc w:val="both"/>
-        <w:rPr/>
-      </w:pPr>
-      <w:r>
+      </w:pPr>
+      <w:r>
+        <w:rPr>
+          <w:noProof/>
+        </w:rPr>
+        <w:lastRenderedPageBreak/>
         <w:drawing>
           <wp:anchor distT="0" distB="0" distL="114300" distR="114300" simplePos="0" relativeHeight="12" behindDoc="0" locked="0" layoutInCell="0" allowOverlap="1">
             <wp:simplePos x="0" y="0"/>
@@ -3868,7 +4142,7 @@
                     </pic:cNvPicPr>
                   </pic:nvPicPr>
                   <pic:blipFill>
-                    <a:blip r:embed="rId15"/>
+                    <a:blip r:embed="rId21"/>
                     <a:stretch>
                       <a:fillRect/>
                     </a:stretch>
@@ -3888,6 +4162,11 @@
             </a:graphic>
           </wp:anchor>
         </w:drawing>
+      </w:r>
+      <w:r>
+        <w:rPr>
+          <w:noProof/>
+        </w:rPr>
         <w:drawing>
           <wp:anchor distT="0" distB="0" distL="0" distR="0" simplePos="0" relativeHeight="14" behindDoc="0" locked="0" layoutInCell="0" allowOverlap="1">
             <wp:simplePos x="0" y="0"/>
@@ -3914,7 +4193,7 @@
                     </pic:cNvPicPr>
                   </pic:nvPicPr>
                   <pic:blipFill>
-                    <a:blip r:embed="rId16"/>
+                    <a:blip r:embed="rId22"/>
                     <a:stretch>
                       <a:fillRect/>
                     </a:stretch>
@@ -3936,18 +4215,17 @@
         </w:drawing>
       </w:r>
       <w:r>
-        <w:rPr/>
         <w:t xml:space="preserve">Human and model uncertainty </w:t>
       </w:r>
     </w:p>
     <w:p>
       <w:pPr>
-        <w:pStyle w:val="Normal"/>
         <w:jc w:val="both"/>
-        <w:rPr/>
-      </w:pPr>
-      <w:r>
-        <w:rPr/>
+      </w:pPr>
+      <w:r>
+        <w:rPr>
+          <w:noProof/>
+        </w:rPr>
         <mc:AlternateContent>
           <mc:Choice Requires="wps">
             <w:drawing>
@@ -3963,6 +4241,7 @@
                 <wp:effectExtent l="0" t="0" r="0" b="0"/>
                 <wp:wrapNone/>
                 <wp:docPr id="23" name="Text Box 1"/>
+                <wp:cNvGraphicFramePr/>
                 <a:graphic xmlns:a="http://schemas.openxmlformats.org/drawingml/2006/main">
                   <a:graphicData uri="http://schemas.microsoft.com/office/word/2010/wordprocessingShape">
                     <wps:wsp>
@@ -3983,9 +4262,15 @@
                         </a:ln>
                       </wps:spPr>
                       <wps:style>
-                        <a:lnRef idx="0"/>
-                        <a:fillRef idx="0"/>
-                        <a:effectRef idx="0"/>
+                        <a:lnRef idx="0">
+                          <a:scrgbClr r="0" g="0" b="0"/>
+                        </a:lnRef>
+                        <a:fillRef idx="0">
+                          <a:scrgbClr r="0" g="0" b="0"/>
+                        </a:fillRef>
+                        <a:effectRef idx="0">
+                          <a:scrgbClr r="0" g="0" b="0"/>
+                        </a:effectRef>
                         <a:fontRef idx="minor"/>
                       </wps:style>
                       <wps:txbx>
@@ -4009,7 +4294,9 @@
                         </w:txbxContent>
                       </wps:txbx>
                       <wps:bodyPr lIns="0" tIns="0" rIns="0" bIns="0" anchor="t">
-                        <a:prstTxWarp prst="textNoShape"/>
+                        <a:prstTxWarp prst="textNoShape">
+                          <a:avLst/>
+                        </a:prstTxWarp>
                         <a:noAutofit/>
                       </wps:bodyPr>
                     </wps:wsp>
@@ -4018,7 +4305,7 @@
               </wp:anchor>
             </w:drawing>
           </mc:Choice>
-          <mc:Fallback>
+          <mc:Fallback xmlns:pic="http://schemas.openxmlformats.org/drawingml/2006/picture">
             <w:pict>
               <v:rect id="shape_0" fillcolor="white" stroked="f" o:allowincell="f" style="position:absolute;margin-left:108.9pt;margin-top:199.3pt;width:28.05pt;height:12.15pt;mso-wrap-style:square;v-text-anchor:top" wp14:anchorId="6C056F10">
                 <v:fill o:detectmouseclick="t" type="solid" color2="black"/>
@@ -4052,38 +4339,43 @@
     </w:p>
     <w:p>
       <w:pPr>
-        <w:pStyle w:val="Normal"/>
         <w:ind w:firstLine="288"/>
         <w:jc w:val="both"/>
-        <w:rPr/>
-      </w:pPr>
-      <w:r>
-        <w:rPr/>
-        <w:t>Human response entropy was positively associated with the entropy produced by both FER and DeepFace, indicating that images perceived as more ambiguous by participants also tended to produce greater uncertainty in the AI models.</w:t>
-      </w:r>
-    </w:p>
-    <w:p>
-      <w:pPr>
-        <w:pStyle w:val="Normal"/>
+      </w:pPr>
+      <w:r>
+        <w:t xml:space="preserve">Human response entropy was positively associated with the entropy produced by both FER and </w:t>
+      </w:r>
+      <w:proofErr w:type="spellStart"/>
+      <w:r>
+        <w:t>DeepFace</w:t>
+      </w:r>
+      <w:proofErr w:type="spellEnd"/>
+      <w:r>
+        <w:t>, indicating that images perceived as more ambiguous by participants also tended to produce greater uncertainty in the AI models.</w:t>
+      </w:r>
+    </w:p>
+    <w:p>
+      <w:pPr>
         <w:ind w:firstLine="288"/>
         <w:jc w:val="both"/>
-        <w:rPr/>
-      </w:pPr>
-      <w:r>
-        <w:rPr/>
-        <w:t>However, considerable variation was observed around the diagonal reference line, particularly for DeepFace, suggesting that model uncertainty did not consistently match the level of uncertainty expressed by human participants.</w:t>
-      </w:r>
-    </w:p>
-    <w:p>
-      <w:pPr>
-        <w:pStyle w:val="Normal"/>
+      </w:pPr>
+      <w:r>
+        <w:t xml:space="preserve">However, considerable variation was observed around the diagonal reference line, particularly for </w:t>
+      </w:r>
+      <w:proofErr w:type="spellStart"/>
+      <w:r>
+        <w:t>DeepFace</w:t>
+      </w:r>
+      <w:proofErr w:type="spellEnd"/>
+      <w:r>
+        <w:t>, suggesting that model uncertainty did not consistently match the level of uncertainty expressed by human participants.</w:t>
+      </w:r>
+    </w:p>
+    <w:p>
+      <w:pPr>
         <w:ind w:firstLine="288"/>
         <w:jc w:val="both"/>
-        <w:rPr/>
-      </w:pPr>
-      <w:r>
-        <w:rPr/>
-      </w:r>
+      </w:pPr>
     </w:p>
     <w:p>
       <w:pPr>
@@ -4092,7 +4384,7 @@
           <w:ilvl w:val="0"/>
           <w:numId w:val="0"/>
         </w:numPr>
-        <w:ind w:hanging="0" w:start="288"/>
+        <w:ind w:left="288"/>
         <w:rPr>
           <w:b/>
           <w:bCs/>
@@ -4106,34 +4398,34 @@
         <w:t xml:space="preserve">E.    Facial Landmark Associations </w:t>
       </w:r>
     </w:p>
-    <w:p>
-      <w:pPr>
-        <w:pStyle w:val="Normal"/>
-        <w:rPr/>
-      </w:pPr>
-      <w:r>
-        <w:rPr/>
-      </w:r>
-    </w:p>
+    <w:p/>
     <w:p>
       <w:pPr>
         <w:pStyle w:val="BodyText"/>
-        <w:ind w:hanging="0"/>
+        <w:ind w:firstLine="0"/>
         <w:rPr>
           <w:lang w:val="en-US"/>
         </w:rPr>
       </w:pPr>
+      <w:proofErr w:type="spellStart"/>
       <w:r>
         <w:rPr>
           <w:lang w:val="en-US"/>
         </w:rPr>
-        <w:t>MediaPipe results showed that several emotion scores were connected to clear facial movement features. Eye widening was strongly related to surprise, mouth-smile features were related to happiness, and jaw opening was also associated with surprise.</w:t>
+        <w:t>MediaPipe</w:t>
+      </w:r>
+      <w:proofErr w:type="spellEnd"/>
+      <w:r>
+        <w:rPr>
+          <w:lang w:val="en-US"/>
+        </w:rPr>
+        <w:t xml:space="preserve"> results showed that several emotion scores were connected to clear facial movement features. Eye widening was strongly related to surprise, mouth-smile features were related to happiness, and jaw opening was also associated with surprise.</w:t>
       </w:r>
     </w:p>
     <w:p>
       <w:pPr>
         <w:pStyle w:val="BodyText"/>
-        <w:ind w:hanging="0"/>
+        <w:ind w:firstLine="0"/>
         <w:rPr>
           <w:lang w:val="en-US"/>
         </w:rPr>
@@ -4142,31 +4434,41 @@
         <w:rPr>
           <w:lang w:val="en-US"/>
         </w:rPr>
-        <w:t>These relationships suggest that MediaPipe is useful as an explanatory layer: it does not classify emotions on its own in this study, but it helps connect human and AI emotion scores to visible facial cues. (Figures 12 through 14)</w:t>
+        <w:t xml:space="preserve">These relationships suggest that </w:t>
+      </w:r>
+      <w:proofErr w:type="spellStart"/>
+      <w:r>
+        <w:rPr>
+          <w:lang w:val="en-US"/>
+        </w:rPr>
+        <w:t>MediaPipe</w:t>
+      </w:r>
+      <w:proofErr w:type="spellEnd"/>
+      <w:r>
+        <w:rPr>
+          <w:lang w:val="en-US"/>
+        </w:rPr>
+        <w:t xml:space="preserve"> is useful as an explanatory layer: it does not classify emotions on its own in this study, but it helps connect human and AI emotion scores to visible facial cues. (Figures 12 through 14)</w:t>
       </w:r>
     </w:p>
     <w:p>
       <w:pPr>
         <w:pStyle w:val="BodyText"/>
-        <w:ind w:hanging="0"/>
+        <w:ind w:firstLine="0"/>
         <w:rPr>
           <w:lang w:val="en-US"/>
         </w:rPr>
       </w:pPr>
-      <w:r>
-        <w:rPr>
-          <w:lang w:val="en-US"/>
-        </w:rPr>
-      </w:r>
     </w:p>
     <w:p>
       <w:pPr>
         <w:pStyle w:val="BodyText"/>
-        <w:ind w:hanging="0"/>
-        <w:rPr/>
-      </w:pPr>
-      <w:r>
-        <w:rPr/>
+        <w:ind w:firstLine="0"/>
+      </w:pPr>
+      <w:r>
+        <w:rPr>
+          <w:noProof/>
+        </w:rPr>
         <w:drawing>
           <wp:anchor distT="0" distB="0" distL="0" distR="0" simplePos="0" relativeHeight="13" behindDoc="0" locked="0" layoutInCell="0" allowOverlap="1">
             <wp:simplePos x="0" y="0"/>
@@ -4193,7 +4495,7 @@
                     </pic:cNvPicPr>
                   </pic:nvPicPr>
                   <pic:blipFill>
-                    <a:blip r:embed="rId17"/>
+                    <a:blip r:embed="rId23"/>
                     <a:stretch>
                       <a:fillRect/>
                     </a:stretch>
@@ -4218,10 +4520,11 @@
     <w:p>
       <w:pPr>
         <w:pStyle w:val="Heading5"/>
-        <w:rPr/>
-      </w:pPr>
-      <w:r>
-        <w:rPr/>
+      </w:pPr>
+      <w:r>
+        <w:rPr>
+          <w:noProof/>
+        </w:rPr>
         <mc:AlternateContent>
           <mc:Choice Requires="wps">
             <w:drawing>
@@ -4237,6 +4540,7 @@
                 <wp:effectExtent l="0" t="0" r="0" b="1905"/>
                 <wp:wrapNone/>
                 <wp:docPr id="25" name="Text Box 1"/>
+                <wp:cNvGraphicFramePr/>
                 <a:graphic xmlns:a="http://schemas.openxmlformats.org/drawingml/2006/main">
                   <a:graphicData uri="http://schemas.microsoft.com/office/word/2010/wordprocessingShape">
                     <wps:wsp>
@@ -4257,9 +4561,15 @@
                         </a:ln>
                       </wps:spPr>
                       <wps:style>
-                        <a:lnRef idx="0"/>
-                        <a:fillRef idx="0"/>
-                        <a:effectRef idx="0"/>
+                        <a:lnRef idx="0">
+                          <a:scrgbClr r="0" g="0" b="0"/>
+                        </a:lnRef>
+                        <a:fillRef idx="0">
+                          <a:scrgbClr r="0" g="0" b="0"/>
+                        </a:fillRef>
+                        <a:effectRef idx="0">
+                          <a:scrgbClr r="0" g="0" b="0"/>
+                        </a:effectRef>
                         <a:fontRef idx="minor"/>
                       </wps:style>
                       <wps:txbx>
@@ -4283,7 +4593,9 @@
                         </w:txbxContent>
                       </wps:txbx>
                       <wps:bodyPr lIns="0" tIns="0" rIns="0" bIns="0" anchor="t">
-                        <a:prstTxWarp prst="textNoShape"/>
+                        <a:prstTxWarp prst="textNoShape">
+                          <a:avLst/>
+                        </a:prstTxWarp>
                         <a:noAutofit/>
                       </wps:bodyPr>
                     </wps:wsp>
@@ -4292,7 +4604,7 @@
               </wp:anchor>
             </w:drawing>
           </mc:Choice>
-          <mc:Fallback>
+          <mc:Fallback xmlns:pic="http://schemas.openxmlformats.org/drawingml/2006/picture">
             <w:pict>
               <v:rect id="shape_0" fillcolor="white" stroked="f" o:allowincell="f" style="position:absolute;margin-left:120.25pt;margin-top:176.65pt;width:28.05pt;height:12.8pt;mso-wrap-style:square;v-text-anchor:top" wp14:anchorId="53645430">
                 <v:fill o:detectmouseclick="t" type="solid" color2="black"/>
@@ -4327,28 +4639,21 @@
     <w:p>
       <w:pPr>
         <w:pStyle w:val="Heading5"/>
-        <w:rPr/>
-      </w:pPr>
-      <w:r>
-        <w:rPr/>
-      </w:r>
+      </w:pPr>
     </w:p>
     <w:p>
       <w:pPr>
         <w:pStyle w:val="Heading5"/>
-        <w:rPr/>
-      </w:pPr>
-      <w:r>
-        <w:rPr/>
-      </w:r>
+      </w:pPr>
     </w:p>
     <w:p>
       <w:pPr>
         <w:pStyle w:val="Heading5"/>
-        <w:rPr/>
-      </w:pPr>
-      <w:r>
-        <w:rPr/>
+      </w:pPr>
+      <w:r>
+        <w:rPr>
+          <w:noProof/>
+        </w:rPr>
         <mc:AlternateContent>
           <mc:Choice Requires="wps">
             <w:drawing>
@@ -4364,6 +4669,7 @@
                 <wp:effectExtent l="0" t="0" r="0" b="0"/>
                 <wp:wrapNone/>
                 <wp:docPr id="26" name="Text Box 1"/>
+                <wp:cNvGraphicFramePr/>
                 <a:graphic xmlns:a="http://schemas.openxmlformats.org/drawingml/2006/main">
                   <a:graphicData uri="http://schemas.microsoft.com/office/word/2010/wordprocessingShape">
                     <wps:wsp>
@@ -4384,9 +4690,15 @@
                         </a:ln>
                       </wps:spPr>
                       <wps:style>
-                        <a:lnRef idx="0"/>
-                        <a:fillRef idx="0"/>
-                        <a:effectRef idx="0"/>
+                        <a:lnRef idx="0">
+                          <a:scrgbClr r="0" g="0" b="0"/>
+                        </a:lnRef>
+                        <a:fillRef idx="0">
+                          <a:scrgbClr r="0" g="0" b="0"/>
+                        </a:fillRef>
+                        <a:effectRef idx="0">
+                          <a:scrgbClr r="0" g="0" b="0"/>
+                        </a:effectRef>
                         <a:fontRef idx="minor"/>
                       </wps:style>
                       <wps:txbx>
@@ -4410,7 +4722,9 @@
                         </w:txbxContent>
                       </wps:txbx>
                       <wps:bodyPr lIns="0" tIns="0" rIns="0" bIns="0" anchor="t">
-                        <a:prstTxWarp prst="textNoShape"/>
+                        <a:prstTxWarp prst="textNoShape">
+                          <a:avLst/>
+                        </a:prstTxWarp>
                         <a:noAutofit/>
                       </wps:bodyPr>
                     </wps:wsp>
@@ -4419,7 +4733,7 @@
               </wp:anchor>
             </w:drawing>
           </mc:Choice>
-          <mc:Fallback>
+          <mc:Fallback xmlns:pic="http://schemas.openxmlformats.org/drawingml/2006/picture">
             <w:pict>
               <v:rect id="shape_0" fillcolor="white" stroked="f" o:allowincell="f" style="position:absolute;margin-left:-66.15pt;margin-top:39.7pt;width:28.05pt;height:12.15pt;mso-wrap-style:square;v-text-anchor:top" wp14:anchorId="7103958A">
                 <v:fill o:detectmouseclick="t" type="solid" color2="black"/>
@@ -4449,6 +4763,11 @@
             </w:pict>
           </mc:Fallback>
         </mc:AlternateContent>
+      </w:r>
+      <w:r>
+        <w:rPr>
+          <w:noProof/>
+        </w:rPr>
         <mc:AlternateContent>
           <mc:Choice Requires="wps">
             <w:drawing>
@@ -4464,6 +4783,7 @@
                 <wp:effectExtent l="0" t="0" r="0" b="1905"/>
                 <wp:wrapNone/>
                 <wp:docPr id="27" name="Text Box 1"/>
+                <wp:cNvGraphicFramePr/>
                 <a:graphic xmlns:a="http://schemas.openxmlformats.org/drawingml/2006/main">
                   <a:graphicData uri="http://schemas.microsoft.com/office/word/2010/wordprocessingShape">
                     <wps:wsp>
@@ -4484,9 +4804,15 @@
                         </a:ln>
                       </wps:spPr>
                       <wps:style>
-                        <a:lnRef idx="0"/>
-                        <a:fillRef idx="0"/>
-                        <a:effectRef idx="0"/>
+                        <a:lnRef idx="0">
+                          <a:scrgbClr r="0" g="0" b="0"/>
+                        </a:lnRef>
+                        <a:fillRef idx="0">
+                          <a:scrgbClr r="0" g="0" b="0"/>
+                        </a:fillRef>
+                        <a:effectRef idx="0">
+                          <a:scrgbClr r="0" g="0" b="0"/>
+                        </a:effectRef>
                         <a:fontRef idx="minor"/>
                       </wps:style>
                       <wps:txbx>
@@ -4510,7 +4836,9 @@
                         </w:txbxContent>
                       </wps:txbx>
                       <wps:bodyPr lIns="0" tIns="0" rIns="0" bIns="0" anchor="t">
-                        <a:prstTxWarp prst="textNoShape"/>
+                        <a:prstTxWarp prst="textNoShape">
+                          <a:avLst/>
+                        </a:prstTxWarp>
                         <a:noAutofit/>
                       </wps:bodyPr>
                     </wps:wsp>
@@ -4519,7 +4847,7 @@
               </wp:anchor>
             </w:drawing>
           </mc:Choice>
-          <mc:Fallback>
+          <mc:Fallback xmlns:pic="http://schemas.openxmlformats.org/drawingml/2006/picture">
             <w:pict>
               <v:rect id="shape_0" fillcolor="white" stroked="f" o:allowincell="f" style="position:absolute;margin-left:129.65pt;margin-top:182.7pt;width:28.05pt;height:12.8pt;mso-wrap-style:square;v-text-anchor:top" wp14:anchorId="4B5246A4">
                 <v:fill o:detectmouseclick="t" type="solid" color2="black"/>
@@ -4554,10 +4882,11 @@
     <w:p>
       <w:pPr>
         <w:pStyle w:val="Heading5"/>
-        <w:rPr/>
-      </w:pPr>
-      <w:r>
-        <w:rPr/>
+      </w:pPr>
+      <w:r>
+        <w:rPr>
+          <w:noProof/>
+        </w:rPr>
         <w:drawing>
           <wp:anchor distT="0" distB="0" distL="0" distR="0" simplePos="0" relativeHeight="15" behindDoc="0" locked="0" layoutInCell="0" allowOverlap="1">
             <wp:simplePos x="0" y="0"/>
@@ -4584,7 +4913,7 @@
                     </pic:cNvPicPr>
                   </pic:nvPicPr>
                   <pic:blipFill>
-                    <a:blip r:embed="rId18"/>
+                    <a:blip r:embed="rId24"/>
                     <a:stretch>
                       <a:fillRect/>
                     </a:stretch>
@@ -4610,10 +4939,11 @@
       <w:pPr>
         <w:pStyle w:val="Heading5"/>
         <w:jc w:val="both"/>
-        <w:rPr/>
-      </w:pPr>
-      <w:r>
-        <w:rPr/>
+      </w:pPr>
+      <w:r>
+        <w:rPr>
+          <w:noProof/>
+        </w:rPr>
         <mc:AlternateContent>
           <mc:Choice Requires="wps">
             <w:drawing>
@@ -4629,6 +4959,7 @@
                 <wp:effectExtent l="0" t="0" r="0" b="1905"/>
                 <wp:wrapNone/>
                 <wp:docPr id="29" name="Text Box 1"/>
+                <wp:cNvGraphicFramePr/>
                 <a:graphic xmlns:a="http://schemas.openxmlformats.org/drawingml/2006/main">
                   <a:graphicData uri="http://schemas.microsoft.com/office/word/2010/wordprocessingShape">
                     <wps:wsp>
@@ -4649,9 +4980,15 @@
                         </a:ln>
                       </wps:spPr>
                       <wps:style>
-                        <a:lnRef idx="0"/>
-                        <a:fillRef idx="0"/>
-                        <a:effectRef idx="0"/>
+                        <a:lnRef idx="0">
+                          <a:scrgbClr r="0" g="0" b="0"/>
+                        </a:lnRef>
+                        <a:fillRef idx="0">
+                          <a:scrgbClr r="0" g="0" b="0"/>
+                        </a:fillRef>
+                        <a:effectRef idx="0">
+                          <a:scrgbClr r="0" g="0" b="0"/>
+                        </a:effectRef>
                         <a:fontRef idx="minor"/>
                       </wps:style>
                       <wps:txbx>
@@ -4675,7 +5012,9 @@
                         </w:txbxContent>
                       </wps:txbx>
                       <wps:bodyPr lIns="0" tIns="0" rIns="0" bIns="0" anchor="t">
-                        <a:prstTxWarp prst="textNoShape"/>
+                        <a:prstTxWarp prst="textNoShape">
+                          <a:avLst/>
+                        </a:prstTxWarp>
                         <a:noAutofit/>
                       </wps:bodyPr>
                     </wps:wsp>
@@ -4684,7 +5023,7 @@
               </wp:anchor>
             </w:drawing>
           </mc:Choice>
-          <mc:Fallback>
+          <mc:Fallback xmlns:pic="http://schemas.openxmlformats.org/drawingml/2006/picture">
             <w:pict>
               <v:rect id="shape_0" fillcolor="white" stroked="f" o:allowincell="f" style="position:absolute;margin-left:141.6pt;margin-top:179pt;width:28.05pt;height:12.8pt;mso-wrap-style:square;v-text-anchor:top" wp14:anchorId="15040F85">
                 <v:fill o:detectmouseclick="t" type="solid" color2="black"/>
@@ -4719,87 +5058,83 @@
     <w:p>
       <w:pPr>
         <w:pStyle w:val="Heading5"/>
-        <w:rPr/>
-      </w:pPr>
-      <w:r>
-        <w:rPr/>
+      </w:pPr>
+      <w:r>
         <w:t>Conclusion</w:t>
       </w:r>
     </w:p>
     <w:p>
       <w:pPr>
         <w:pStyle w:val="Heading5"/>
-        <w:rPr/>
-      </w:pPr>
-      <w:r>
-        <w:rPr/>
-      </w:r>
+      </w:pPr>
     </w:p>
     <w:p>
       <w:pPr>
         <w:pStyle w:val="BodyText"/>
-        <w:rPr/>
-      </w:pPr>
-      <w:r>
-        <w:rPr/>
-        <w:t>This study shows that facial emotion recognition is better treated as a comparison of interpretation when ground-truth labels are uncertain. In this dataset, FER aligned more closely with pooled human ratings than DeepFace, while ambiguous and degraded images reduced the stability of emotion interpretation. MediaPipe blendshape features helped explain some of these patterns by linking emotion scores to visible facial movements.</w:t>
+      </w:pPr>
+      <w:r>
+        <w:t xml:space="preserve">This study shows that facial emotion recognition is better treated as a comparison of interpretation when ground-truth labels are uncertain. In this dataset, FER aligned more closely with pooled human ratings than </w:t>
+      </w:r>
+      <w:proofErr w:type="spellStart"/>
+      <w:r>
+        <w:t>DeepFace</w:t>
+      </w:r>
+      <w:proofErr w:type="spellEnd"/>
+      <w:r>
+        <w:t xml:space="preserve">, while ambiguous and degraded images reduced the stability of emotion interpretation. </w:t>
+      </w:r>
+      <w:proofErr w:type="spellStart"/>
+      <w:r>
+        <w:t>MediaPipe</w:t>
+      </w:r>
+      <w:proofErr w:type="spellEnd"/>
+      <w:r>
+        <w:t xml:space="preserve"> </w:t>
+      </w:r>
+      <w:proofErr w:type="spellStart"/>
+      <w:r>
+        <w:t>blendshape</w:t>
+      </w:r>
+      <w:proofErr w:type="spellEnd"/>
+      <w:r>
+        <w:t xml:space="preserve"> features helped explain some of these patterns by linking emotion scores to visible facial movements.</w:t>
       </w:r>
     </w:p>
     <w:p>
       <w:pPr>
         <w:pStyle w:val="BodyText"/>
-        <w:rPr/>
-      </w:pPr>
-      <w:r>
-        <w:rPr/>
+      </w:pPr>
+      <w:r>
         <w:t>Overall, the results highlight the importance of analyzing agreement, disagreement, and robustness rather than relying only on direct accuracy.</w:t>
       </w:r>
     </w:p>
     <w:p>
       <w:pPr>
         <w:pStyle w:val="Heading5"/>
-        <w:rPr/>
-      </w:pPr>
-      <w:r>
-        <w:rPr/>
-      </w:r>
+      </w:pPr>
     </w:p>
     <w:p>
       <w:pPr>
         <w:pStyle w:val="Heading5"/>
-        <w:rPr/>
-      </w:pPr>
-      <w:r>
-        <w:rPr/>
-      </w:r>
+      </w:pPr>
     </w:p>
     <w:p>
       <w:pPr>
         <w:pStyle w:val="Heading5"/>
-        <w:rPr/>
-      </w:pPr>
-      <w:r>
-        <w:rPr/>
-      </w:r>
+      </w:pPr>
     </w:p>
     <w:p>
       <w:pPr>
         <w:pStyle w:val="Heading5"/>
-        <w:rPr/>
-      </w:pPr>
-      <w:r>
-        <w:rPr/>
+      </w:pPr>
+      <w:r>
         <w:t>References</w:t>
       </w:r>
     </w:p>
     <w:p>
       <w:pPr>
         <w:pStyle w:val="references"/>
-        <w:numPr>
-          <w:ilvl w:val="0"/>
-          <w:numId w:val="4"/>
-        </w:numPr>
-        <w:ind w:hanging="354" w:start="354"/>
+        <w:ind w:left="354" w:hanging="354"/>
         <w:rPr>
           <w:i/>
           <w:iCs/>
@@ -4816,11 +5151,7 @@
     <w:p>
       <w:pPr>
         <w:pStyle w:val="references"/>
-        <w:numPr>
-          <w:ilvl w:val="0"/>
-          <w:numId w:val="4"/>
-        </w:numPr>
-        <w:ind w:hanging="354" w:start="354"/>
+        <w:ind w:left="354" w:hanging="354"/>
         <w:rPr>
           <w:i/>
           <w:iCs/>
@@ -4837,11 +5168,7 @@
     <w:p>
       <w:pPr>
         <w:pStyle w:val="references"/>
-        <w:numPr>
-          <w:ilvl w:val="0"/>
-          <w:numId w:val="4"/>
-        </w:numPr>
-        <w:ind w:hanging="354" w:start="354"/>
+        <w:ind w:left="354" w:hanging="354"/>
         <w:rPr>
           <w:i/>
           <w:iCs/>
@@ -4852,70 +5179,194 @@
           <w:i/>
           <w:iCs/>
         </w:rPr>
-        <w:t>[3] Y. Taigman, M. Yang, M. Ranzato, and L. Wolf, “DeepFace: Closing the gap to human-level performance in face verification,” in Proc. IEEE Conf. Computer Vision and Pattern Recognition, 2014, pp. 1701–1708.</w:t>
-      </w:r>
-    </w:p>
-    <w:p>
-      <w:pPr>
-        <w:pStyle w:val="references"/>
-        <w:numPr>
-          <w:ilvl w:val="0"/>
-          <w:numId w:val="4"/>
-        </w:numPr>
-        <w:ind w:hanging="354" w:start="354"/>
+        <w:t xml:space="preserve">[3] Y. </w:t>
+      </w:r>
+      <w:proofErr w:type="spellStart"/>
+      <w:r>
         <w:rPr>
           <w:i/>
           <w:iCs/>
         </w:rPr>
-      </w:pPr>
+        <w:t>Taigman</w:t>
+      </w:r>
+      <w:proofErr w:type="spellEnd"/>
       <w:r>
         <w:rPr>
           <w:i/>
           <w:iCs/>
         </w:rPr>
-        <w:t>[4] C. Lugaresi et al., “MediaPipe: A framework for building perception pipelines,” arXiv:1906.08172, 2019.</w:t>
-      </w:r>
-    </w:p>
-    <w:p>
-      <w:pPr>
-        <w:pStyle w:val="references"/>
-        <w:numPr>
-          <w:ilvl w:val="0"/>
-          <w:numId w:val="4"/>
-        </w:numPr>
-        <w:ind w:hanging="354" w:start="354"/>
+        <w:t xml:space="preserve">, M. Yang, M. </w:t>
+      </w:r>
+      <w:proofErr w:type="spellStart"/>
+      <w:r>
         <w:rPr>
           <w:i/>
           <w:iCs/>
         </w:rPr>
-      </w:pPr>
+        <w:t>Ranzato</w:t>
+      </w:r>
+      <w:proofErr w:type="spellEnd"/>
       <w:r>
         <w:rPr>
           <w:i/>
           <w:iCs/>
         </w:rPr>
-        <w:t>[5] S. Minaee and A. Abdolrashidi, “Deep-emotion: Facial expression recognition using attentional convolutional network,” arXiv:1902.01019, 2019.</w:t>
-      </w:r>
-    </w:p>
-    <w:p>
-      <w:pPr>
-        <w:pStyle w:val="references"/>
-        <w:numPr>
-          <w:ilvl w:val="0"/>
-          <w:numId w:val="4"/>
-        </w:numPr>
-        <w:ind w:hanging="354" w:start="354"/>
+        <w:t>, and L. Wolf, “</w:t>
+      </w:r>
+      <w:proofErr w:type="spellStart"/>
+      <w:r>
         <w:rPr>
           <w:i/>
           <w:iCs/>
         </w:rPr>
-      </w:pPr>
+        <w:t>DeepFace</w:t>
+      </w:r>
+      <w:proofErr w:type="spellEnd"/>
       <w:r>
         <w:rPr>
           <w:i/>
           <w:iCs/>
         </w:rPr>
-        <w:t>[6] Y. Khaireddin and Z. Chen, “Facial emotion recognition: State of the art performance on FER2013,” arXiv:2105.03588, 2021.</w:t>
+        <w:t xml:space="preserve">: Closing the gap to human-level performance in face verification,” in </w:t>
+      </w:r>
+      <w:r>
+        <w:rPr>
+          <w:i/>
+          <w:iCs/>
+        </w:rPr>
+        <w:lastRenderedPageBreak/>
+        <w:t>Proc. IEEE Conf. Computer Vision and Pattern Recognition, 2014, pp. 1701–1708.</w:t>
+      </w:r>
+    </w:p>
+    <w:p>
+      <w:pPr>
+        <w:pStyle w:val="references"/>
+        <w:ind w:left="354" w:hanging="354"/>
+        <w:rPr>
+          <w:i/>
+          <w:iCs/>
+        </w:rPr>
+      </w:pPr>
+      <w:r>
+        <w:rPr>
+          <w:i/>
+          <w:iCs/>
+        </w:rPr>
+        <w:t xml:space="preserve">[4] C. </w:t>
+      </w:r>
+      <w:proofErr w:type="spellStart"/>
+      <w:r>
+        <w:rPr>
+          <w:i/>
+          <w:iCs/>
+        </w:rPr>
+        <w:t>Lugaresi</w:t>
+      </w:r>
+      <w:proofErr w:type="spellEnd"/>
+      <w:r>
+        <w:rPr>
+          <w:i/>
+          <w:iCs/>
+        </w:rPr>
+        <w:t xml:space="preserve"> et al., “</w:t>
+      </w:r>
+      <w:proofErr w:type="spellStart"/>
+      <w:r>
+        <w:rPr>
+          <w:i/>
+          <w:iCs/>
+        </w:rPr>
+        <w:t>MediaPipe</w:t>
+      </w:r>
+      <w:proofErr w:type="spellEnd"/>
+      <w:r>
+        <w:rPr>
+          <w:i/>
+          <w:iCs/>
+        </w:rPr>
+        <w:t>: A framework for building perception pipelines,” arXiv:1906.08172, 2019.</w:t>
+      </w:r>
+    </w:p>
+    <w:p>
+      <w:pPr>
+        <w:pStyle w:val="references"/>
+        <w:ind w:left="354" w:hanging="354"/>
+        <w:rPr>
+          <w:i/>
+          <w:iCs/>
+        </w:rPr>
+      </w:pPr>
+      <w:r>
+        <w:rPr>
+          <w:i/>
+          <w:iCs/>
+        </w:rPr>
+        <w:t xml:space="preserve">[5] S. </w:t>
+      </w:r>
+      <w:proofErr w:type="spellStart"/>
+      <w:r>
+        <w:rPr>
+          <w:i/>
+          <w:iCs/>
+        </w:rPr>
+        <w:t>Minaee</w:t>
+      </w:r>
+      <w:proofErr w:type="spellEnd"/>
+      <w:r>
+        <w:rPr>
+          <w:i/>
+          <w:iCs/>
+        </w:rPr>
+        <w:t xml:space="preserve"> and A. </w:t>
+      </w:r>
+      <w:proofErr w:type="spellStart"/>
+      <w:r>
+        <w:rPr>
+          <w:i/>
+          <w:iCs/>
+        </w:rPr>
+        <w:t>Abdolrashidi</w:t>
+      </w:r>
+      <w:proofErr w:type="spellEnd"/>
+      <w:r>
+        <w:rPr>
+          <w:i/>
+          <w:iCs/>
+        </w:rPr>
+        <w:t>, “Deep-emotion: Facial expression recognition using attentional convolutional network,” arXiv:1902.01019, 2019.</w:t>
+      </w:r>
+    </w:p>
+    <w:p>
+      <w:pPr>
+        <w:pStyle w:val="references"/>
+        <w:ind w:left="354" w:hanging="354"/>
+        <w:rPr>
+          <w:i/>
+          <w:iCs/>
+        </w:rPr>
+      </w:pPr>
+      <w:r>
+        <w:rPr>
+          <w:i/>
+          <w:iCs/>
+        </w:rPr>
+        <w:t xml:space="preserve">[6] Y. </w:t>
+      </w:r>
+      <w:proofErr w:type="spellStart"/>
+      <w:r>
+        <w:rPr>
+          <w:i/>
+          <w:iCs/>
+        </w:rPr>
+        <w:t>Khaireddin</w:t>
+      </w:r>
+      <w:proofErr w:type="spellEnd"/>
+      <w:r>
+        <w:rPr>
+          <w:i/>
+          <w:iCs/>
+        </w:rPr>
+        <w:t xml:space="preserve"> and Z. Chen, “Facial emotion recognition: State of the art performance on FER2013,” arXiv:2105.03588, 2021.</w:t>
       </w:r>
     </w:p>
     <w:p>
@@ -4925,12 +5376,8 @@
           <w:ilvl w:val="0"/>
           <w:numId w:val="0"/>
         </w:numPr>
-        <w:ind w:hanging="0" w:start="354"/>
-        <w:rPr/>
-      </w:pPr>
-      <w:r>
-        <w:rPr/>
-      </w:r>
+        <w:ind w:left="354"/>
+      </w:pPr>
     </w:p>
     <w:p>
       <w:pPr>
@@ -4939,12 +5386,8 @@
           <w:ilvl w:val="0"/>
           <w:numId w:val="0"/>
         </w:numPr>
-        <w:ind w:hanging="360" w:start="360"/>
-        <w:rPr/>
-      </w:pPr>
-      <w:r>
-        <w:rPr/>
-      </w:r>
+        <w:ind w:left="360" w:hanging="360"/>
+      </w:pPr>
     </w:p>
     <w:p>
       <w:pPr>
@@ -4953,85 +5396,82 @@
           <w:ilvl w:val="0"/>
           <w:numId w:val="0"/>
         </w:numPr>
-        <w:spacing w:lineRule="auto" w:line="240"/>
-        <w:ind w:hanging="0" w:start="0"/>
+        <w:spacing w:line="240" w:lineRule="auto"/>
         <w:jc w:val="center"/>
-        <w:rPr/>
-      </w:pPr>
-      <w:r>
-        <w:rPr/>
-      </w:r>
+      </w:pPr>
     </w:p>
     <w:p>
       <w:pPr>
         <w:sectPr>
           <w:type w:val="continuous"/>
           <w:pgSz w:w="11906" w:h="16838"/>
-          <w:pgMar w:left="893" w:right="893" w:gutter="0" w:header="0" w:top="540" w:footer="720" w:bottom="1440"/>
-          <w:cols w:num="2" w:space="360" w:equalWidth="true" w:sep="false"/>
-          <w:formProt w:val="false"/>
+          <w:pgMar w:top="540" w:right="893" w:bottom="1440" w:left="893" w:header="0" w:footer="720" w:gutter="0"/>
+          <w:cols w:num="2" w:space="360"/>
+          <w:formProt w:val="0"/>
           <w:titlePg/>
-          <w:textDirection w:val="lrTb"/>
-          <w:docGrid w:type="default" w:linePitch="360" w:charSpace="0"/>
+          <w:docGrid w:linePitch="360"/>
         </w:sectPr>
       </w:pPr>
     </w:p>
-    <w:p>
-      <w:pPr>
-        <w:pStyle w:val="Normal"/>
-        <w:rPr/>
-      </w:pPr>
-      <w:r>
-        <w:rPr/>
-      </w:r>
-    </w:p>
+    <w:p/>
     <w:sectPr>
       <w:type w:val="continuous"/>
       <w:pgSz w:w="11906" w:h="16838"/>
-      <w:pgMar w:left="893" w:right="893" w:gutter="0" w:header="0" w:top="540" w:footer="720" w:bottom="1440"/>
-      <w:formProt w:val="false"/>
+      <w:pgMar w:top="540" w:right="893" w:bottom="1440" w:left="893" w:header="0" w:footer="720" w:gutter="0"/>
+      <w:cols w:space="720"/>
+      <w:formProt w:val="0"/>
       <w:titlePg/>
-      <w:textDirection w:val="lrTb"/>
-      <w:docGrid w:type="default" w:linePitch="360" w:charSpace="0"/>
+      <w:docGrid w:linePitch="360"/>
     </w:sectPr>
   </w:body>
 </w:document>
 </file>
 
+<file path=word/endnotes.xml><?xml version="1.0" encoding="utf-8"?>
+<w:endnotes xmlns:wpc="http://schemas.microsoft.com/office/word/2010/wordprocessingCanvas" xmlns:cx="http://schemas.microsoft.com/office/drawing/2014/chartex" xmlns:cx1="http://schemas.microsoft.com/office/drawing/2015/9/8/chartex" xmlns:cx2="http://schemas.microsoft.com/office/drawing/2015/10/21/chartex" xmlns:cx3="http://schemas.microsoft.com/office/drawing/2016/5/9/chartex" xmlns:cx4="http://schemas.microsoft.com/office/drawing/2016/5/10/chartex" xmlns:cx5="http://schemas.microsoft.com/office/drawing/2016/5/11/chartex" xmlns:cx6="http://schemas.microsoft.com/office/drawing/2016/5/12/chartex" xmlns:cx7="http://schemas.microsoft.com/office/drawing/2016/5/13/chartex" xmlns:cx8="http://schemas.microsoft.com/office/drawing/2016/5/14/chartex" xmlns:mc="http://schemas.openxmlformats.org/markup-compatibility/2006" xmlns:aink="http://schemas.microsoft.com/office/drawing/2016/ink" xmlns:am3d="http://schemas.microsoft.com/office/drawing/2017/model3d" xmlns:o="urn:schemas-microsoft-com:office:office" xmlns:oel="http://schemas.microsoft.com/office/2019/extlst" xmlns:r="http://schemas.openxmlformats.org/officeDocument/2006/relationships" xmlns:m="http://schemas.openxmlformats.org/officeDocument/2006/math" xmlns:v="urn:schemas-microsoft-com:vml" xmlns:wp14="http://schemas.microsoft.com/office/word/2010/wordprocessingDrawing" xmlns:wp="http://schemas.openxmlformats.org/drawingml/2006/wordprocessingDrawing" xmlns:w10="urn:schemas-microsoft-com:office:word" xmlns:w="http://schemas.openxmlformats.org/wordprocessingml/2006/main" xmlns:w14="http://schemas.microsoft.com/office/word/2010/wordml" xmlns:w15="http://schemas.microsoft.com/office/word/2012/wordml" xmlns:w16cex="http://schemas.microsoft.com/office/word/2018/wordml/cex" xmlns:w16cid="http://schemas.microsoft.com/office/word/2016/wordml/cid" xmlns:w16="http://schemas.microsoft.com/office/word/2018/wordml" xmlns:w16sdtdh="http://schemas.microsoft.com/office/word/2020/wordml/sdtdatahash" xmlns:w16se="http://schemas.microsoft.com/office/word/2015/wordml/symex" xmlns:wpg="http://schemas.microsoft.com/office/word/2010/wordprocessingGroup" xmlns:wpi="http://schemas.microsoft.com/office/word/2010/wordprocessingInk" xmlns:wne="http://schemas.microsoft.com/office/word/2006/wordml" xmlns:wps="http://schemas.microsoft.com/office/word/2010/wordprocessingShape" mc:Ignorable="w14 w15 w16se w16cid w16 w16cex w16sdtdh wp14">
+  <w:endnote w:type="separator" w:id="-1">
+    <w:p>
+      <w:r>
+        <w:separator/>
+      </w:r>
+    </w:p>
+  </w:endnote>
+  <w:endnote w:type="continuationSeparator" w:id="0">
+    <w:p>
+      <w:r>
+        <w:continuationSeparator/>
+      </w:r>
+    </w:p>
+  </w:endnote>
+</w:endnotes>
+</file>
+
 <file path=word/footer1.xml><?xml version="1.0" encoding="utf-8"?>
-<w:ftr xmlns:o="urn:schemas-microsoft-com:office:office" xmlns:r="http://schemas.openxmlformats.org/officeDocument/2006/relationships" xmlns:v="urn:schemas-microsoft-com:vml" xmlns:w="http://schemas.openxmlformats.org/wordprocessingml/2006/main" xmlns:w10="urn:schemas-microsoft-com:office:word" xmlns:wp="http://schemas.openxmlformats.org/drawingml/2006/wordprocessingDrawing" xmlns:pic="http://schemas.openxmlformats.org/drawingml/2006/picture" xmlns:wps="http://schemas.microsoft.com/office/word/2010/wordprocessingShape" xmlns:wpg="http://schemas.microsoft.com/office/word/2010/wordprocessingGroup" xmlns:mc="http://schemas.openxmlformats.org/markup-compatibility/2006" xmlns:wp14="http://schemas.microsoft.com/office/word/2010/wordprocessingDrawing" xmlns:w14="http://schemas.microsoft.com/office/word/2010/wordml" xmlns:w15="http://schemas.microsoft.com/office/word/2012/wordml" mc:Ignorable="w14 wp14 w15">
+<w:ftr xmlns:wpc="http://schemas.microsoft.com/office/word/2010/wordprocessingCanvas" xmlns:cx="http://schemas.microsoft.com/office/drawing/2014/chartex" xmlns:cx1="http://schemas.microsoft.com/office/drawing/2015/9/8/chartex" xmlns:cx2="http://schemas.microsoft.com/office/drawing/2015/10/21/chartex" xmlns:cx3="http://schemas.microsoft.com/office/drawing/2016/5/9/chartex" xmlns:cx4="http://schemas.microsoft.com/office/drawing/2016/5/10/chartex" xmlns:cx5="http://schemas.microsoft.com/office/drawing/2016/5/11/chartex" xmlns:cx6="http://schemas.microsoft.com/office/drawing/2016/5/12/chartex" xmlns:cx7="http://schemas.microsoft.com/office/drawing/2016/5/13/chartex" xmlns:cx8="http://schemas.microsoft.com/office/drawing/2016/5/14/chartex" xmlns:mc="http://schemas.openxmlformats.org/markup-compatibility/2006" xmlns:aink="http://schemas.microsoft.com/office/drawing/2016/ink" xmlns:am3d="http://schemas.microsoft.com/office/drawing/2017/model3d" xmlns:o="urn:schemas-microsoft-com:office:office" xmlns:oel="http://schemas.microsoft.com/office/2019/extlst" xmlns:r="http://schemas.openxmlformats.org/officeDocument/2006/relationships" xmlns:m="http://schemas.openxmlformats.org/officeDocument/2006/math" xmlns:v="urn:schemas-microsoft-com:vml" xmlns:wp14="http://schemas.microsoft.com/office/word/2010/wordprocessingDrawing" xmlns:wp="http://schemas.openxmlformats.org/drawingml/2006/wordprocessingDrawing" xmlns:w10="urn:schemas-microsoft-com:office:word" xmlns:w="http://schemas.openxmlformats.org/wordprocessingml/2006/main" xmlns:w14="http://schemas.microsoft.com/office/word/2010/wordml" xmlns:w15="http://schemas.microsoft.com/office/word/2012/wordml" xmlns:w16cex="http://schemas.microsoft.com/office/word/2018/wordml/cex" xmlns:w16cid="http://schemas.microsoft.com/office/word/2016/wordml/cid" xmlns:w16="http://schemas.microsoft.com/office/word/2018/wordml" xmlns:w16sdtdh="http://schemas.microsoft.com/office/word/2020/wordml/sdtdatahash" xmlns:w16se="http://schemas.microsoft.com/office/word/2015/wordml/symex" xmlns:wpg="http://schemas.microsoft.com/office/word/2010/wordprocessingGroup" xmlns:wpi="http://schemas.microsoft.com/office/word/2010/wordprocessingInk" xmlns:wne="http://schemas.microsoft.com/office/word/2006/wordml" xmlns:wps="http://schemas.microsoft.com/office/word/2010/wordprocessingShape" mc:Ignorable="w14 w15 w16se w16cid w16 w16cex w16sdtdh wp14">
   <w:p>
     <w:pPr>
       <w:pStyle w:val="Footer"/>
-      <w:rPr/>
     </w:pPr>
-    <w:r>
-      <w:rPr/>
-    </w:r>
   </w:p>
 </w:ftr>
 </file>
 
 <file path=word/footer2.xml><?xml version="1.0" encoding="utf-8"?>
-<w:ftr xmlns:o="urn:schemas-microsoft-com:office:office" xmlns:r="http://schemas.openxmlformats.org/officeDocument/2006/relationships" xmlns:v="urn:schemas-microsoft-com:vml" xmlns:w="http://schemas.openxmlformats.org/wordprocessingml/2006/main" xmlns:w10="urn:schemas-microsoft-com:office:word" xmlns:wp="http://schemas.openxmlformats.org/drawingml/2006/wordprocessingDrawing" xmlns:pic="http://schemas.openxmlformats.org/drawingml/2006/picture" xmlns:wps="http://schemas.microsoft.com/office/word/2010/wordprocessingShape" xmlns:wpg="http://schemas.microsoft.com/office/word/2010/wordprocessingGroup" xmlns:mc="http://schemas.openxmlformats.org/markup-compatibility/2006" xmlns:wp14="http://schemas.microsoft.com/office/word/2010/wordprocessingDrawing" xmlns:w14="http://schemas.microsoft.com/office/word/2010/wordml" xmlns:w15="http://schemas.microsoft.com/office/word/2012/wordml" mc:Ignorable="w14 wp14 w15">
+<w:ftr xmlns:wpc="http://schemas.microsoft.com/office/word/2010/wordprocessingCanvas" xmlns:cx="http://schemas.microsoft.com/office/drawing/2014/chartex" xmlns:cx1="http://schemas.microsoft.com/office/drawing/2015/9/8/chartex" xmlns:cx2="http://schemas.microsoft.com/office/drawing/2015/10/21/chartex" xmlns:cx3="http://schemas.microsoft.com/office/drawing/2016/5/9/chartex" xmlns:cx4="http://schemas.microsoft.com/office/drawing/2016/5/10/chartex" xmlns:cx5="http://schemas.microsoft.com/office/drawing/2016/5/11/chartex" xmlns:cx6="http://schemas.microsoft.com/office/drawing/2016/5/12/chartex" xmlns:cx7="http://schemas.microsoft.com/office/drawing/2016/5/13/chartex" xmlns:cx8="http://schemas.microsoft.com/office/drawing/2016/5/14/chartex" xmlns:mc="http://schemas.openxmlformats.org/markup-compatibility/2006" xmlns:aink="http://schemas.microsoft.com/office/drawing/2016/ink" xmlns:am3d="http://schemas.microsoft.com/office/drawing/2017/model3d" xmlns:o="urn:schemas-microsoft-com:office:office" xmlns:oel="http://schemas.microsoft.com/office/2019/extlst" xmlns:r="http://schemas.openxmlformats.org/officeDocument/2006/relationships" xmlns:m="http://schemas.openxmlformats.org/officeDocument/2006/math" xmlns:v="urn:schemas-microsoft-com:vml" xmlns:wp14="http://schemas.microsoft.com/office/word/2010/wordprocessingDrawing" xmlns:wp="http://schemas.openxmlformats.org/drawingml/2006/wordprocessingDrawing" xmlns:w10="urn:schemas-microsoft-com:office:word" xmlns:w="http://schemas.openxmlformats.org/wordprocessingml/2006/main" xmlns:w14="http://schemas.microsoft.com/office/word/2010/wordml" xmlns:w15="http://schemas.microsoft.com/office/word/2012/wordml" xmlns:w16cex="http://schemas.microsoft.com/office/word/2018/wordml/cex" xmlns:w16cid="http://schemas.microsoft.com/office/word/2016/wordml/cid" xmlns:w16="http://schemas.microsoft.com/office/word/2018/wordml" xmlns:w16sdtdh="http://schemas.microsoft.com/office/word/2020/wordml/sdtdatahash" xmlns:w16se="http://schemas.microsoft.com/office/word/2015/wordml/symex" xmlns:wpg="http://schemas.microsoft.com/office/word/2010/wordprocessingGroup" xmlns:wpi="http://schemas.microsoft.com/office/word/2010/wordprocessingInk" xmlns:wne="http://schemas.microsoft.com/office/word/2006/wordml" xmlns:wps="http://schemas.microsoft.com/office/word/2010/wordprocessingShape" mc:Ignorable="w14 w15 w16se w16cid w16 w16cex w16sdtdh wp14">
   <w:p>
     <w:pPr>
       <w:pStyle w:val="Footer"/>
-      <w:rPr/>
     </w:pPr>
-    <w:r>
-      <w:rPr/>
-    </w:r>
   </w:p>
 </w:ftr>
 </file>
 
 <file path=word/footer3.xml><?xml version="1.0" encoding="utf-8"?>
-<w:ftr xmlns:o="urn:schemas-microsoft-com:office:office" xmlns:r="http://schemas.openxmlformats.org/officeDocument/2006/relationships" xmlns:v="urn:schemas-microsoft-com:vml" xmlns:w="http://schemas.openxmlformats.org/wordprocessingml/2006/main" xmlns:w10="urn:schemas-microsoft-com:office:word" xmlns:wp="http://schemas.openxmlformats.org/drawingml/2006/wordprocessingDrawing" xmlns:pic="http://schemas.openxmlformats.org/drawingml/2006/picture" xmlns:wps="http://schemas.microsoft.com/office/word/2010/wordprocessingShape" xmlns:wpg="http://schemas.microsoft.com/office/word/2010/wordprocessingGroup" xmlns:mc="http://schemas.openxmlformats.org/markup-compatibility/2006" xmlns:wp14="http://schemas.microsoft.com/office/word/2010/wordprocessingDrawing" xmlns:w14="http://schemas.microsoft.com/office/word/2010/wordml" xmlns:w15="http://schemas.microsoft.com/office/word/2012/wordml" mc:Ignorable="w14 wp14 w15">
+<w:ftr xmlns:wpc="http://schemas.microsoft.com/office/word/2010/wordprocessingCanvas" xmlns:cx="http://schemas.microsoft.com/office/drawing/2014/chartex" xmlns:cx1="http://schemas.microsoft.com/office/drawing/2015/9/8/chartex" xmlns:cx2="http://schemas.microsoft.com/office/drawing/2015/10/21/chartex" xmlns:cx3="http://schemas.microsoft.com/office/drawing/2016/5/9/chartex" xmlns:cx4="http://schemas.microsoft.com/office/drawing/2016/5/10/chartex" xmlns:cx5="http://schemas.microsoft.com/office/drawing/2016/5/11/chartex" xmlns:cx6="http://schemas.microsoft.com/office/drawing/2016/5/12/chartex" xmlns:cx7="http://schemas.microsoft.com/office/drawing/2016/5/13/chartex" xmlns:cx8="http://schemas.microsoft.com/office/drawing/2016/5/14/chartex" xmlns:mc="http://schemas.openxmlformats.org/markup-compatibility/2006" xmlns:aink="http://schemas.microsoft.com/office/drawing/2016/ink" xmlns:am3d="http://schemas.microsoft.com/office/drawing/2017/model3d" xmlns:o="urn:schemas-microsoft-com:office:office" xmlns:oel="http://schemas.microsoft.com/office/2019/extlst" xmlns:r="http://schemas.openxmlformats.org/officeDocument/2006/relationships" xmlns:m="http://schemas.openxmlformats.org/officeDocument/2006/math" xmlns:v="urn:schemas-microsoft-com:vml" xmlns:wp14="http://schemas.microsoft.com/office/word/2010/wordprocessingDrawing" xmlns:wp="http://schemas.openxmlformats.org/drawingml/2006/wordprocessingDrawing" xmlns:w10="urn:schemas-microsoft-com:office:word" xmlns:w="http://schemas.openxmlformats.org/wordprocessingml/2006/main" xmlns:w14="http://schemas.microsoft.com/office/word/2010/wordml" xmlns:w15="http://schemas.microsoft.com/office/word/2012/wordml" xmlns:w16cex="http://schemas.microsoft.com/office/word/2018/wordml/cex" xmlns:w16cid="http://schemas.microsoft.com/office/word/2016/wordml/cid" xmlns:w16="http://schemas.microsoft.com/office/word/2018/wordml" xmlns:w16sdtdh="http://schemas.microsoft.com/office/word/2020/wordml/sdtdatahash" xmlns:w16se="http://schemas.microsoft.com/office/word/2015/wordml/symex" xmlns:wpg="http://schemas.microsoft.com/office/word/2010/wordprocessingGroup" xmlns:wpi="http://schemas.microsoft.com/office/word/2010/wordprocessingInk" xmlns:wne="http://schemas.microsoft.com/office/word/2006/wordml" xmlns:wps="http://schemas.microsoft.com/office/word/2010/wordprocessingShape" mc:Ignorable="w14 w15 w16se w16cid w16 w16cex w16sdtdh wp14">
   <w:p>
     <w:pPr>
       <w:pStyle w:val="Footer"/>
-      <w:jc w:val="start"/>
+      <w:jc w:val="left"/>
       <w:rPr>
         <w:sz w:val="16"/>
         <w:szCs w:val="16"/>
@@ -5048,29 +5488,398 @@
 </w:ftr>
 </file>
 
+<file path=word/footnotes.xml><?xml version="1.0" encoding="utf-8"?>
+<w:footnotes xmlns:wpc="http://schemas.microsoft.com/office/word/2010/wordprocessingCanvas" xmlns:cx="http://schemas.microsoft.com/office/drawing/2014/chartex" xmlns:cx1="http://schemas.microsoft.com/office/drawing/2015/9/8/chartex" xmlns:cx2="http://schemas.microsoft.com/office/drawing/2015/10/21/chartex" xmlns:cx3="http://schemas.microsoft.com/office/drawing/2016/5/9/chartex" xmlns:cx4="http://schemas.microsoft.com/office/drawing/2016/5/10/chartex" xmlns:cx5="http://schemas.microsoft.com/office/drawing/2016/5/11/chartex" xmlns:cx6="http://schemas.microsoft.com/office/drawing/2016/5/12/chartex" xmlns:cx7="http://schemas.microsoft.com/office/drawing/2016/5/13/chartex" xmlns:cx8="http://schemas.microsoft.com/office/drawing/2016/5/14/chartex" xmlns:mc="http://schemas.openxmlformats.org/markup-compatibility/2006" xmlns:aink="http://schemas.microsoft.com/office/drawing/2016/ink" xmlns:am3d="http://schemas.microsoft.com/office/drawing/2017/model3d" xmlns:o="urn:schemas-microsoft-com:office:office" xmlns:oel="http://schemas.microsoft.com/office/2019/extlst" xmlns:r="http://schemas.openxmlformats.org/officeDocument/2006/relationships" xmlns:m="http://schemas.openxmlformats.org/officeDocument/2006/math" xmlns:v="urn:schemas-microsoft-com:vml" xmlns:wp14="http://schemas.microsoft.com/office/word/2010/wordprocessingDrawing" xmlns:wp="http://schemas.openxmlformats.org/drawingml/2006/wordprocessingDrawing" xmlns:w10="urn:schemas-microsoft-com:office:word" xmlns:w="http://schemas.openxmlformats.org/wordprocessingml/2006/main" xmlns:w14="http://schemas.microsoft.com/office/word/2010/wordml" xmlns:w15="http://schemas.microsoft.com/office/word/2012/wordml" xmlns:w16cex="http://schemas.microsoft.com/office/word/2018/wordml/cex" xmlns:w16cid="http://schemas.microsoft.com/office/word/2016/wordml/cid" xmlns:w16="http://schemas.microsoft.com/office/word/2018/wordml" xmlns:w16sdtdh="http://schemas.microsoft.com/office/word/2020/wordml/sdtdatahash" xmlns:w16se="http://schemas.microsoft.com/office/word/2015/wordml/symex" xmlns:wpg="http://schemas.microsoft.com/office/word/2010/wordprocessingGroup" xmlns:wpi="http://schemas.microsoft.com/office/word/2010/wordprocessingInk" xmlns:wne="http://schemas.microsoft.com/office/word/2006/wordml" xmlns:wps="http://schemas.microsoft.com/office/word/2010/wordprocessingShape" mc:Ignorable="w14 w15 w16se w16cid w16 w16cex w16sdtdh wp14">
+  <w:footnote w:type="separator" w:id="-1">
+    <w:p>
+      <w:r>
+        <w:separator/>
+      </w:r>
+    </w:p>
+  </w:footnote>
+  <w:footnote w:type="continuationSeparator" w:id="0">
+    <w:p>
+      <w:r>
+        <w:continuationSeparator/>
+      </w:r>
+    </w:p>
+  </w:footnote>
+</w:footnotes>
+</file>
+
 <file path=word/numbering.xml><?xml version="1.0" encoding="utf-8"?>
-<w:numbering xmlns:w="http://schemas.openxmlformats.org/wordprocessingml/2006/main" xmlns:o="urn:schemas-microsoft-com:office:office" xmlns:r="http://schemas.openxmlformats.org/officeDocument/2006/relationships" xmlns:v="urn:schemas-microsoft-com:vml" xmlns:mc="http://schemas.openxmlformats.org/markup-compatibility/2006" xmlns:w14="http://schemas.microsoft.com/office/word/2010/wordml" mc:Ignorable="w14">
-  <w:abstractNum w:abstractNumId="1">
+<w:numbering xmlns:wpc="http://schemas.microsoft.com/office/word/2010/wordprocessingCanvas" xmlns:cx="http://schemas.microsoft.com/office/drawing/2014/chartex" xmlns:cx1="http://schemas.microsoft.com/office/drawing/2015/9/8/chartex" xmlns:cx2="http://schemas.microsoft.com/office/drawing/2015/10/21/chartex" xmlns:cx3="http://schemas.microsoft.com/office/drawing/2016/5/9/chartex" xmlns:cx4="http://schemas.microsoft.com/office/drawing/2016/5/10/chartex" xmlns:cx5="http://schemas.microsoft.com/office/drawing/2016/5/11/chartex" xmlns:cx6="http://schemas.microsoft.com/office/drawing/2016/5/12/chartex" xmlns:cx7="http://schemas.microsoft.com/office/drawing/2016/5/13/chartex" xmlns:cx8="http://schemas.microsoft.com/office/drawing/2016/5/14/chartex" xmlns:mc="http://schemas.openxmlformats.org/markup-compatibility/2006" xmlns:aink="http://schemas.microsoft.com/office/drawing/2016/ink" xmlns:am3d="http://schemas.microsoft.com/office/drawing/2017/model3d" xmlns:o="urn:schemas-microsoft-com:office:office" xmlns:oel="http://schemas.microsoft.com/office/2019/extlst" xmlns:r="http://schemas.openxmlformats.org/officeDocument/2006/relationships" xmlns:m="http://schemas.openxmlformats.org/officeDocument/2006/math" xmlns:v="urn:schemas-microsoft-com:vml" xmlns:wp14="http://schemas.microsoft.com/office/word/2010/wordprocessingDrawing" xmlns:wp="http://schemas.openxmlformats.org/drawingml/2006/wordprocessingDrawing" xmlns:w10="urn:schemas-microsoft-com:office:word" xmlns:w="http://schemas.openxmlformats.org/wordprocessingml/2006/main" xmlns:w14="http://schemas.microsoft.com/office/word/2010/wordml" xmlns:w15="http://schemas.microsoft.com/office/word/2012/wordml" xmlns:w16cex="http://schemas.microsoft.com/office/word/2018/wordml/cex" xmlns:w16cid="http://schemas.microsoft.com/office/word/2016/wordml/cid" xmlns:w16="http://schemas.microsoft.com/office/word/2018/wordml" xmlns:w16sdtdh="http://schemas.microsoft.com/office/word/2020/wordml/sdtdatahash" xmlns:w16se="http://schemas.microsoft.com/office/word/2015/wordml/symex" xmlns:wpg="http://schemas.microsoft.com/office/word/2010/wordprocessingGroup" xmlns:wpi="http://schemas.microsoft.com/office/word/2010/wordprocessingInk" xmlns:wne="http://schemas.microsoft.com/office/word/2006/wordml" xmlns:wps="http://schemas.microsoft.com/office/word/2010/wordprocessingShape" mc:Ignorable="w14 w15 w16se w16cid w16 w16cex w16sdtdh wp14">
+  <w:abstractNum w:abstractNumId="0" w15:restartNumberingAfterBreak="0">
+    <w:nsid w:val="03271099"/>
+    <w:multiLevelType w:val="multilevel"/>
+    <w:tmpl w:val="CFA0B9E0"/>
+    <w:lvl w:ilvl="0">
+      <w:start w:val="1"/>
+      <w:numFmt w:val="decimal"/>
+      <w:lvlText w:val="%1."/>
+      <w:lvlJc w:val="left"/>
+      <w:pPr>
+        <w:tabs>
+          <w:tab w:val="num" w:pos="0"/>
+        </w:tabs>
+        <w:ind w:left="720" w:hanging="360"/>
+      </w:pPr>
+    </w:lvl>
+    <w:lvl w:ilvl="1">
+      <w:start w:val="1"/>
+      <w:numFmt w:val="lowerLetter"/>
+      <w:lvlText w:val="%2."/>
+      <w:lvlJc w:val="left"/>
+      <w:pPr>
+        <w:tabs>
+          <w:tab w:val="num" w:pos="0"/>
+        </w:tabs>
+        <w:ind w:left="1440" w:hanging="360"/>
+      </w:pPr>
+    </w:lvl>
+    <w:lvl w:ilvl="2">
+      <w:start w:val="1"/>
+      <w:numFmt w:val="lowerRoman"/>
+      <w:lvlText w:val="%3."/>
+      <w:lvlJc w:val="right"/>
+      <w:pPr>
+        <w:tabs>
+          <w:tab w:val="num" w:pos="0"/>
+        </w:tabs>
+        <w:ind w:left="2160" w:hanging="180"/>
+      </w:pPr>
+    </w:lvl>
+    <w:lvl w:ilvl="3">
+      <w:start w:val="1"/>
+      <w:numFmt w:val="decimal"/>
+      <w:lvlText w:val="%4."/>
+      <w:lvlJc w:val="left"/>
+      <w:pPr>
+        <w:tabs>
+          <w:tab w:val="num" w:pos="0"/>
+        </w:tabs>
+        <w:ind w:left="2880" w:hanging="360"/>
+      </w:pPr>
+    </w:lvl>
+    <w:lvl w:ilvl="4">
+      <w:start w:val="1"/>
+      <w:numFmt w:val="lowerLetter"/>
+      <w:lvlText w:val="%5."/>
+      <w:lvlJc w:val="left"/>
+      <w:pPr>
+        <w:tabs>
+          <w:tab w:val="num" w:pos="0"/>
+        </w:tabs>
+        <w:ind w:left="3600" w:hanging="360"/>
+      </w:pPr>
+    </w:lvl>
+    <w:lvl w:ilvl="5">
+      <w:start w:val="1"/>
+      <w:numFmt w:val="lowerRoman"/>
+      <w:lvlText w:val="%6."/>
+      <w:lvlJc w:val="right"/>
+      <w:pPr>
+        <w:tabs>
+          <w:tab w:val="num" w:pos="0"/>
+        </w:tabs>
+        <w:ind w:left="4320" w:hanging="180"/>
+      </w:pPr>
+    </w:lvl>
+    <w:lvl w:ilvl="6">
+      <w:start w:val="1"/>
+      <w:numFmt w:val="decimal"/>
+      <w:lvlText w:val="%7."/>
+      <w:lvlJc w:val="left"/>
+      <w:pPr>
+        <w:tabs>
+          <w:tab w:val="num" w:pos="0"/>
+        </w:tabs>
+        <w:ind w:left="5040" w:hanging="360"/>
+      </w:pPr>
+    </w:lvl>
+    <w:lvl w:ilvl="7">
+      <w:start w:val="1"/>
+      <w:numFmt w:val="lowerLetter"/>
+      <w:lvlText w:val="%8."/>
+      <w:lvlJc w:val="left"/>
+      <w:pPr>
+        <w:tabs>
+          <w:tab w:val="num" w:pos="0"/>
+        </w:tabs>
+        <w:ind w:left="5760" w:hanging="360"/>
+      </w:pPr>
+    </w:lvl>
+    <w:lvl w:ilvl="8">
+      <w:start w:val="1"/>
+      <w:numFmt w:val="lowerRoman"/>
+      <w:lvlText w:val="%9."/>
+      <w:lvlJc w:val="right"/>
+      <w:pPr>
+        <w:tabs>
+          <w:tab w:val="num" w:pos="0"/>
+        </w:tabs>
+        <w:ind w:left="6480" w:hanging="180"/>
+      </w:pPr>
+    </w:lvl>
+  </w:abstractNum>
+  <w:abstractNum w:abstractNumId="1" w15:restartNumberingAfterBreak="0">
+    <w:nsid w:val="23EB2074"/>
+    <w:multiLevelType w:val="multilevel"/>
+    <w:tmpl w:val="81D07B14"/>
+    <w:lvl w:ilvl="0">
+      <w:start w:val="1"/>
+      <w:numFmt w:val="decimal"/>
+      <w:lvlText w:val="D.%1."/>
+      <w:lvlJc w:val="left"/>
+      <w:pPr>
+        <w:tabs>
+          <w:tab w:val="num" w:pos="0"/>
+        </w:tabs>
+        <w:ind w:left="720" w:hanging="360"/>
+      </w:pPr>
+      <w:rPr>
+        <w:b w:val="0"/>
+        <w:i w:val="0"/>
+      </w:rPr>
+    </w:lvl>
+    <w:lvl w:ilvl="1">
+      <w:start w:val="1"/>
+      <w:numFmt w:val="lowerLetter"/>
+      <w:lvlText w:val="%2."/>
+      <w:lvlJc w:val="left"/>
+      <w:pPr>
+        <w:tabs>
+          <w:tab w:val="num" w:pos="0"/>
+        </w:tabs>
+        <w:ind w:left="1440" w:hanging="360"/>
+      </w:pPr>
+    </w:lvl>
+    <w:lvl w:ilvl="2">
+      <w:start w:val="1"/>
+      <w:numFmt w:val="lowerRoman"/>
+      <w:lvlText w:val="%3."/>
+      <w:lvlJc w:val="right"/>
+      <w:pPr>
+        <w:tabs>
+          <w:tab w:val="num" w:pos="0"/>
+        </w:tabs>
+        <w:ind w:left="2160" w:hanging="180"/>
+      </w:pPr>
+    </w:lvl>
+    <w:lvl w:ilvl="3">
+      <w:start w:val="1"/>
+      <w:numFmt w:val="decimal"/>
+      <w:lvlText w:val="%4."/>
+      <w:lvlJc w:val="left"/>
+      <w:pPr>
+        <w:tabs>
+          <w:tab w:val="num" w:pos="0"/>
+        </w:tabs>
+        <w:ind w:left="2880" w:hanging="360"/>
+      </w:pPr>
+    </w:lvl>
+    <w:lvl w:ilvl="4">
+      <w:start w:val="1"/>
+      <w:numFmt w:val="lowerLetter"/>
+      <w:lvlText w:val="%5."/>
+      <w:lvlJc w:val="left"/>
+      <w:pPr>
+        <w:tabs>
+          <w:tab w:val="num" w:pos="0"/>
+        </w:tabs>
+        <w:ind w:left="3600" w:hanging="360"/>
+      </w:pPr>
+    </w:lvl>
+    <w:lvl w:ilvl="5">
+      <w:start w:val="1"/>
+      <w:numFmt w:val="lowerRoman"/>
+      <w:lvlText w:val="%6."/>
+      <w:lvlJc w:val="right"/>
+      <w:pPr>
+        <w:tabs>
+          <w:tab w:val="num" w:pos="0"/>
+        </w:tabs>
+        <w:ind w:left="4320" w:hanging="180"/>
+      </w:pPr>
+    </w:lvl>
+    <w:lvl w:ilvl="6">
+      <w:start w:val="1"/>
+      <w:numFmt w:val="decimal"/>
+      <w:lvlText w:val="%7."/>
+      <w:lvlJc w:val="left"/>
+      <w:pPr>
+        <w:tabs>
+          <w:tab w:val="num" w:pos="0"/>
+        </w:tabs>
+        <w:ind w:left="5040" w:hanging="360"/>
+      </w:pPr>
+    </w:lvl>
+    <w:lvl w:ilvl="7">
+      <w:start w:val="1"/>
+      <w:numFmt w:val="lowerLetter"/>
+      <w:lvlText w:val="%8."/>
+      <w:lvlJc w:val="left"/>
+      <w:pPr>
+        <w:tabs>
+          <w:tab w:val="num" w:pos="0"/>
+        </w:tabs>
+        <w:ind w:left="5760" w:hanging="360"/>
+      </w:pPr>
+    </w:lvl>
+    <w:lvl w:ilvl="8">
+      <w:start w:val="1"/>
+      <w:numFmt w:val="lowerRoman"/>
+      <w:lvlText w:val="%9."/>
+      <w:lvlJc w:val="right"/>
+      <w:pPr>
+        <w:tabs>
+          <w:tab w:val="num" w:pos="0"/>
+        </w:tabs>
+        <w:ind w:left="6480" w:hanging="180"/>
+      </w:pPr>
+    </w:lvl>
+  </w:abstractNum>
+  <w:abstractNum w:abstractNumId="2" w15:restartNumberingAfterBreak="0">
+    <w:nsid w:val="47FD6EFF"/>
+    <w:multiLevelType w:val="multilevel"/>
+    <w:tmpl w:val="E806C12A"/>
+    <w:lvl w:ilvl="0">
+      <w:start w:val="1"/>
+      <w:numFmt w:val="decimal"/>
+      <w:lvlText w:val="B.%1."/>
+      <w:lvlJc w:val="left"/>
+      <w:pPr>
+        <w:tabs>
+          <w:tab w:val="num" w:pos="0"/>
+        </w:tabs>
+        <w:ind w:left="720" w:hanging="360"/>
+      </w:pPr>
+      <w:rPr>
+        <w:b w:val="0"/>
+        <w:i w:val="0"/>
+      </w:rPr>
+    </w:lvl>
+    <w:lvl w:ilvl="1">
+      <w:start w:val="1"/>
+      <w:numFmt w:val="lowerLetter"/>
+      <w:lvlText w:val="%2."/>
+      <w:lvlJc w:val="left"/>
+      <w:pPr>
+        <w:tabs>
+          <w:tab w:val="num" w:pos="0"/>
+        </w:tabs>
+        <w:ind w:left="1440" w:hanging="360"/>
+      </w:pPr>
+    </w:lvl>
+    <w:lvl w:ilvl="2">
+      <w:start w:val="1"/>
+      <w:numFmt w:val="lowerRoman"/>
+      <w:lvlText w:val="%3."/>
+      <w:lvlJc w:val="right"/>
+      <w:pPr>
+        <w:tabs>
+          <w:tab w:val="num" w:pos="0"/>
+        </w:tabs>
+        <w:ind w:left="2160" w:hanging="180"/>
+      </w:pPr>
+    </w:lvl>
+    <w:lvl w:ilvl="3">
+      <w:start w:val="1"/>
+      <w:numFmt w:val="decimal"/>
+      <w:lvlText w:val="%4."/>
+      <w:lvlJc w:val="left"/>
+      <w:pPr>
+        <w:tabs>
+          <w:tab w:val="num" w:pos="0"/>
+        </w:tabs>
+        <w:ind w:left="2880" w:hanging="360"/>
+      </w:pPr>
+    </w:lvl>
+    <w:lvl w:ilvl="4">
+      <w:start w:val="1"/>
+      <w:numFmt w:val="lowerLetter"/>
+      <w:lvlText w:val="%5."/>
+      <w:lvlJc w:val="left"/>
+      <w:pPr>
+        <w:tabs>
+          <w:tab w:val="num" w:pos="0"/>
+        </w:tabs>
+        <w:ind w:left="3600" w:hanging="360"/>
+      </w:pPr>
+    </w:lvl>
+    <w:lvl w:ilvl="5">
+      <w:start w:val="1"/>
+      <w:numFmt w:val="lowerRoman"/>
+      <w:lvlText w:val="%6."/>
+      <w:lvlJc w:val="right"/>
+      <w:pPr>
+        <w:tabs>
+          <w:tab w:val="num" w:pos="0"/>
+        </w:tabs>
+        <w:ind w:left="4320" w:hanging="180"/>
+      </w:pPr>
+    </w:lvl>
+    <w:lvl w:ilvl="6">
+      <w:start w:val="1"/>
+      <w:numFmt w:val="decimal"/>
+      <w:lvlText w:val="%7."/>
+      <w:lvlJc w:val="left"/>
+      <w:pPr>
+        <w:tabs>
+          <w:tab w:val="num" w:pos="0"/>
+        </w:tabs>
+        <w:ind w:left="5040" w:hanging="360"/>
+      </w:pPr>
+    </w:lvl>
+    <w:lvl w:ilvl="7">
+      <w:start w:val="1"/>
+      <w:numFmt w:val="lowerLetter"/>
+      <w:lvlText w:val="%8."/>
+      <w:lvlJc w:val="left"/>
+      <w:pPr>
+        <w:tabs>
+          <w:tab w:val="num" w:pos="0"/>
+        </w:tabs>
+        <w:ind w:left="5760" w:hanging="360"/>
+      </w:pPr>
+    </w:lvl>
+    <w:lvl w:ilvl="8">
+      <w:start w:val="1"/>
+      <w:numFmt w:val="lowerRoman"/>
+      <w:lvlText w:val="%9."/>
+      <w:lvlJc w:val="right"/>
+      <w:pPr>
+        <w:tabs>
+          <w:tab w:val="num" w:pos="0"/>
+        </w:tabs>
+        <w:ind w:left="6480" w:hanging="180"/>
+      </w:pPr>
+    </w:lvl>
+  </w:abstractNum>
+  <w:abstractNum w:abstractNumId="3" w15:restartNumberingAfterBreak="0">
+    <w:nsid w:val="4B455DF7"/>
+    <w:multiLevelType w:val="multilevel"/>
+    <w:tmpl w:val="2D627FEA"/>
     <w:lvl w:ilvl="0">
       <w:start w:val="1"/>
       <w:numFmt w:val="decimal"/>
       <w:pStyle w:val="Heading1"/>
       <w:lvlText w:val="E.%1."/>
-      <w:lvlJc w:val="start"/>
+      <w:lvlJc w:val="left"/>
       <w:pPr>
         <w:tabs>
           <w:tab w:val="num" w:pos="0"/>
         </w:tabs>
-        <w:ind w:start="576" w:hanging="360"/>
+        <w:ind w:left="576" w:hanging="360"/>
       </w:pPr>
       <w:rPr>
-        <w:b w:val="false"/>
-        <w:i w:val="false"/>
-        <w:caps w:val="false"/>
-        <w:smallCaps w:val="false"/>
-        <w:strike w:val="false"/>
-        <w:dstrike w:val="false"/>
-        <w:vanish w:val="false"/>
+        <w:b w:val="0"/>
+        <w:i w:val="0"/>
+        <w:caps w:val="0"/>
+        <w:smallCaps w:val="0"/>
+        <w:strike w:val="0"/>
+        <w:dstrike w:val="0"/>
+        <w:vanish w:val="0"/>
         <w:color w:val="auto"/>
         <w:position w:val="0"/>
         <w:sz w:val="20"/>
@@ -5091,24 +5900,24 @@
       <w:numFmt w:val="upperLetter"/>
       <w:pStyle w:val="Heading2"/>
       <w:lvlText w:val="%2."/>
-      <w:lvlJc w:val="start"/>
+      <w:lvlJc w:val="left"/>
       <w:pPr>
         <w:tabs>
           <w:tab w:val="num" w:pos="360"/>
         </w:tabs>
-        <w:ind w:start="288" w:hanging="288"/>
+        <w:ind w:left="288" w:hanging="288"/>
       </w:pPr>
       <w:rPr>
         <w:rFonts w:ascii="Times New Roman" w:hAnsi="Times New Roman" w:cs="Times New Roman"/>
-        <w:b w:val="false"/>
-        <w:bCs w:val="false"/>
+        <w:b w:val="0"/>
+        <w:bCs w:val="0"/>
         <w:i/>
         <w:iCs/>
-        <w:caps w:val="false"/>
-        <w:smallCaps w:val="false"/>
-        <w:strike w:val="false"/>
-        <w:dstrike w:val="false"/>
-        <w:vanish w:val="false"/>
+        <w:caps w:val="0"/>
+        <w:smallCaps w:val="0"/>
+        <w:strike w:val="0"/>
+        <w:dstrike w:val="0"/>
+        <w:vanish w:val="0"/>
         <w:color w:val="auto"/>
         <w:position w:val="0"/>
         <w:sz w:val="20"/>
@@ -5129,24 +5938,24 @@
       <w:numFmt w:val="decimal"/>
       <w:pStyle w:val="Heading3"/>
       <w:lvlText w:val="%3)"/>
-      <w:lvlJc w:val="start"/>
+      <w:lvlJc w:val="left"/>
       <w:pPr>
         <w:tabs>
           <w:tab w:val="num" w:pos="540"/>
         </w:tabs>
-        <w:ind w:start="0" w:firstLine="180"/>
+        <w:ind w:left="0" w:firstLine="180"/>
       </w:pPr>
       <w:rPr>
         <w:rFonts w:ascii="Times New Roman" w:hAnsi="Times New Roman" w:cs="Times New Roman"/>
-        <w:b w:val="false"/>
-        <w:bCs w:val="false"/>
+        <w:b w:val="0"/>
+        <w:bCs w:val="0"/>
         <w:i/>
         <w:iCs/>
-        <w:caps w:val="false"/>
-        <w:smallCaps w:val="false"/>
-        <w:strike w:val="false"/>
-        <w:dstrike w:val="false"/>
-        <w:vanish w:val="false"/>
+        <w:caps w:val="0"/>
+        <w:smallCaps w:val="0"/>
+        <w:strike w:val="0"/>
+        <w:dstrike w:val="0"/>
+        <w:vanish w:val="0"/>
         <w:color w:val="auto"/>
         <w:position w:val="0"/>
         <w:sz w:val="20"/>
@@ -5167,17 +5976,17 @@
       <w:numFmt w:val="lowerLetter"/>
       <w:pStyle w:val="Heading4"/>
       <w:lvlText w:val="%4)"/>
-      <w:lvlJc w:val="start"/>
+      <w:lvlJc w:val="left"/>
       <w:pPr>
         <w:tabs>
           <w:tab w:val="num" w:pos="630"/>
         </w:tabs>
-        <w:ind w:start="0" w:firstLine="360"/>
+        <w:ind w:left="0" w:firstLine="360"/>
       </w:pPr>
       <w:rPr>
         <w:rFonts w:ascii="Times New Roman" w:hAnsi="Times New Roman" w:cs="Times New Roman"/>
-        <w:b w:val="false"/>
-        <w:bCs w:val="false"/>
+        <w:b w:val="0"/>
+        <w:bCs w:val="0"/>
         <w:i/>
         <w:iCs/>
         <w:sz w:val="20"/>
@@ -5189,12 +5998,12 @@
       <w:numFmt w:val="none"/>
       <w:suff w:val="nothing"/>
       <w:lvlText w:val=""/>
-      <w:lvlJc w:val="start"/>
+      <w:lvlJc w:val="left"/>
       <w:pPr>
         <w:tabs>
           <w:tab w:val="num" w:pos="0"/>
         </w:tabs>
-        <w:ind w:start="2880" w:hanging="0"/>
+        <w:ind w:left="2880" w:firstLine="0"/>
       </w:pPr>
       <w:rPr>
         <w:rFonts w:cs="Times New Roman"/>
@@ -5204,12 +6013,12 @@
       <w:start w:val="1"/>
       <w:numFmt w:val="lowerLetter"/>
       <w:lvlText w:val="(%6)"/>
-      <w:lvlJc w:val="start"/>
+      <w:lvlJc w:val="left"/>
       <w:pPr>
         <w:tabs>
           <w:tab w:val="num" w:pos="3960"/>
         </w:tabs>
-        <w:ind w:start="3600" w:hanging="0"/>
+        <w:ind w:left="3600" w:firstLine="0"/>
       </w:pPr>
       <w:rPr>
         <w:rFonts w:cs="Times New Roman"/>
@@ -5219,12 +6028,12 @@
       <w:start w:val="1"/>
       <w:numFmt w:val="lowerRoman"/>
       <w:lvlText w:val="(%7)"/>
-      <w:lvlJc w:val="start"/>
+      <w:lvlJc w:val="left"/>
       <w:pPr>
         <w:tabs>
           <w:tab w:val="num" w:pos="4680"/>
         </w:tabs>
-        <w:ind w:start="4320" w:hanging="0"/>
+        <w:ind w:left="4320" w:firstLine="0"/>
       </w:pPr>
       <w:rPr>
         <w:rFonts w:cs="Times New Roman"/>
@@ -5234,12 +6043,12 @@
       <w:start w:val="1"/>
       <w:numFmt w:val="lowerLetter"/>
       <w:lvlText w:val="(%8)"/>
-      <w:lvlJc w:val="start"/>
+      <w:lvlJc w:val="left"/>
       <w:pPr>
         <w:tabs>
           <w:tab w:val="num" w:pos="5400"/>
         </w:tabs>
-        <w:ind w:start="5040" w:hanging="0"/>
+        <w:ind w:left="5040" w:firstLine="0"/>
       </w:pPr>
       <w:rPr>
         <w:rFonts w:cs="Times New Roman"/>
@@ -5249,595 +6058,160 @@
       <w:start w:val="1"/>
       <w:numFmt w:val="lowerRoman"/>
       <w:lvlText w:val="(%9)"/>
-      <w:lvlJc w:val="start"/>
+      <w:lvlJc w:val="left"/>
       <w:pPr>
         <w:tabs>
           <w:tab w:val="num" w:pos="6120"/>
         </w:tabs>
-        <w:ind w:start="5760" w:hanging="0"/>
+        <w:ind w:left="5760" w:firstLine="0"/>
       </w:pPr>
       <w:rPr>
         <w:rFonts w:cs="Times New Roman"/>
       </w:rPr>
     </w:lvl>
   </w:abstractNum>
-  <w:abstractNum w:abstractNumId="2">
+  <w:abstractNum w:abstractNumId="4" w15:restartNumberingAfterBreak="0">
+    <w:nsid w:val="4BA95D46"/>
+    <w:multiLevelType w:val="multilevel"/>
+    <w:tmpl w:val="08368000"/>
     <w:lvl w:ilvl="0">
       <w:start w:val="1"/>
       <w:numFmt w:val="decimal"/>
-      <w:lvlText w:val="Fig. %1."/>
-      <w:lvlJc w:val="start"/>
+      <w:lvlText w:val="C.%1."/>
+      <w:lvlJc w:val="left"/>
       <w:pPr>
         <w:tabs>
           <w:tab w:val="num" w:pos="0"/>
         </w:tabs>
-        <w:ind w:start="360" w:hanging="360"/>
+        <w:ind w:left="720" w:hanging="360"/>
       </w:pPr>
       <w:rPr>
-        <w:rFonts w:ascii="Times New Roman" w:hAnsi="Times New Roman" w:cs="Times New Roman"/>
-        <w:b w:val="false"/>
-        <w:bCs w:val="false"/>
-        <w:i w:val="false"/>
-        <w:iCs w:val="false"/>
-        <w:color w:val="auto"/>
-        <w:sz w:val="16"/>
-        <w:szCs w:val="16"/>
+        <w:b w:val="0"/>
+        <w:i w:val="0"/>
       </w:rPr>
     </w:lvl>
     <w:lvl w:ilvl="1">
       <w:start w:val="1"/>
       <w:numFmt w:val="lowerLetter"/>
       <w:lvlText w:val="%2."/>
-      <w:lvlJc w:val="start"/>
-      <w:pPr>
-        <w:tabs>
-          <w:tab w:val="num" w:pos="1440"/>
-        </w:tabs>
-        <w:ind w:start="1440" w:hanging="360"/>
-      </w:pPr>
-      <w:rPr>
-        <w:rFonts w:cs="Times New Roman"/>
-      </w:rPr>
+      <w:lvlJc w:val="left"/>
+      <w:pPr>
+        <w:tabs>
+          <w:tab w:val="num" w:pos="0"/>
+        </w:tabs>
+        <w:ind w:left="1440" w:hanging="360"/>
+      </w:pPr>
     </w:lvl>
     <w:lvl w:ilvl="2">
       <w:start w:val="1"/>
       <w:numFmt w:val="lowerRoman"/>
       <w:lvlText w:val="%3."/>
-      <w:lvlJc w:val="end"/>
-      <w:pPr>
-        <w:tabs>
-          <w:tab w:val="num" w:pos="2160"/>
-        </w:tabs>
-        <w:ind w:start="2160" w:hanging="180"/>
-      </w:pPr>
-      <w:rPr>
-        <w:rFonts w:cs="Times New Roman"/>
-      </w:rPr>
+      <w:lvlJc w:val="right"/>
+      <w:pPr>
+        <w:tabs>
+          <w:tab w:val="num" w:pos="0"/>
+        </w:tabs>
+        <w:ind w:left="2160" w:hanging="180"/>
+      </w:pPr>
     </w:lvl>
     <w:lvl w:ilvl="3">
       <w:start w:val="1"/>
       <w:numFmt w:val="decimal"/>
       <w:lvlText w:val="%4."/>
-      <w:lvlJc w:val="start"/>
-      <w:pPr>
-        <w:tabs>
-          <w:tab w:val="num" w:pos="2880"/>
-        </w:tabs>
-        <w:ind w:start="2880" w:hanging="360"/>
-      </w:pPr>
-      <w:rPr>
-        <w:rFonts w:cs="Times New Roman"/>
-      </w:rPr>
+      <w:lvlJc w:val="left"/>
+      <w:pPr>
+        <w:tabs>
+          <w:tab w:val="num" w:pos="0"/>
+        </w:tabs>
+        <w:ind w:left="2880" w:hanging="360"/>
+      </w:pPr>
     </w:lvl>
     <w:lvl w:ilvl="4">
       <w:start w:val="1"/>
       <w:numFmt w:val="lowerLetter"/>
       <w:lvlText w:val="%5."/>
-      <w:lvlJc w:val="start"/>
-      <w:pPr>
-        <w:tabs>
-          <w:tab w:val="num" w:pos="3600"/>
-        </w:tabs>
-        <w:ind w:start="3600" w:hanging="360"/>
-      </w:pPr>
-      <w:rPr>
-        <w:rFonts w:cs="Times New Roman"/>
-      </w:rPr>
+      <w:lvlJc w:val="left"/>
+      <w:pPr>
+        <w:tabs>
+          <w:tab w:val="num" w:pos="0"/>
+        </w:tabs>
+        <w:ind w:left="3600" w:hanging="360"/>
+      </w:pPr>
     </w:lvl>
     <w:lvl w:ilvl="5">
       <w:start w:val="1"/>
       <w:numFmt w:val="lowerRoman"/>
       <w:lvlText w:val="%6."/>
-      <w:lvlJc w:val="end"/>
-      <w:pPr>
-        <w:tabs>
-          <w:tab w:val="num" w:pos="4320"/>
-        </w:tabs>
-        <w:ind w:start="4320" w:hanging="180"/>
-      </w:pPr>
-      <w:rPr>
-        <w:rFonts w:cs="Times New Roman"/>
-      </w:rPr>
+      <w:lvlJc w:val="right"/>
+      <w:pPr>
+        <w:tabs>
+          <w:tab w:val="num" w:pos="0"/>
+        </w:tabs>
+        <w:ind w:left="4320" w:hanging="180"/>
+      </w:pPr>
     </w:lvl>
     <w:lvl w:ilvl="6">
       <w:start w:val="1"/>
       <w:numFmt w:val="decimal"/>
       <w:lvlText w:val="%7."/>
-      <w:lvlJc w:val="start"/>
-      <w:pPr>
-        <w:tabs>
-          <w:tab w:val="num" w:pos="5040"/>
-        </w:tabs>
-        <w:ind w:start="5040" w:hanging="360"/>
-      </w:pPr>
-      <w:rPr>
-        <w:rFonts w:cs="Times New Roman"/>
-      </w:rPr>
+      <w:lvlJc w:val="left"/>
+      <w:pPr>
+        <w:tabs>
+          <w:tab w:val="num" w:pos="0"/>
+        </w:tabs>
+        <w:ind w:left="5040" w:hanging="360"/>
+      </w:pPr>
     </w:lvl>
     <w:lvl w:ilvl="7">
       <w:start w:val="1"/>
       <w:numFmt w:val="lowerLetter"/>
       <w:lvlText w:val="%8."/>
-      <w:lvlJc w:val="start"/>
-      <w:pPr>
-        <w:tabs>
-          <w:tab w:val="num" w:pos="5760"/>
-        </w:tabs>
-        <w:ind w:start="5760" w:hanging="360"/>
-      </w:pPr>
-      <w:rPr>
-        <w:rFonts w:cs="Times New Roman"/>
-      </w:rPr>
+      <w:lvlJc w:val="left"/>
+      <w:pPr>
+        <w:tabs>
+          <w:tab w:val="num" w:pos="0"/>
+        </w:tabs>
+        <w:ind w:left="5760" w:hanging="360"/>
+      </w:pPr>
     </w:lvl>
     <w:lvl w:ilvl="8">
       <w:start w:val="1"/>
       <w:numFmt w:val="lowerRoman"/>
       <w:lvlText w:val="%9."/>
-      <w:lvlJc w:val="end"/>
-      <w:pPr>
-        <w:tabs>
-          <w:tab w:val="num" w:pos="6480"/>
-        </w:tabs>
-        <w:ind w:start="6480" w:hanging="180"/>
-      </w:pPr>
-      <w:rPr>
-        <w:rFonts w:cs="Times New Roman"/>
-      </w:rPr>
+      <w:lvlJc w:val="right"/>
+      <w:pPr>
+        <w:tabs>
+          <w:tab w:val="num" w:pos="0"/>
+        </w:tabs>
+        <w:ind w:left="6480" w:hanging="180"/>
+      </w:pPr>
     </w:lvl>
   </w:abstractNum>
-  <w:abstractNum w:abstractNumId="3">
+  <w:abstractNum w:abstractNumId="5" w15:restartNumberingAfterBreak="0">
+    <w:nsid w:val="595D098B"/>
+    <w:multiLevelType w:val="multilevel"/>
+    <w:tmpl w:val="A252C340"/>
     <w:lvl w:ilvl="0">
       <w:start w:val="1"/>
-      <w:numFmt w:val="decimal"/>
-      <w:lvlText w:val="%1 "/>
-      <w:lvlJc w:val="start"/>
-      <w:pPr>
-        <w:tabs>
-          <w:tab w:val="num" w:pos="648"/>
-        </w:tabs>
-        <w:ind w:start="0" w:firstLine="288"/>
-      </w:pPr>
-      <w:rPr>
-        <w:rFonts w:ascii="Times New Roman" w:hAnsi="Times New Roman" w:cs="Times New Roman"/>
-        <w:b w:val="false"/>
-        <w:bCs w:val="false"/>
-        <w:i w:val="false"/>
-        <w:iCs w:val="false"/>
-        <w:caps w:val="false"/>
-        <w:smallCaps w:val="false"/>
-        <w:strike w:val="false"/>
-        <w:dstrike w:val="false"/>
-        <w:vanish w:val="false"/>
-        <w:color w:val="000000"/>
-        <w:sz w:val="16"/>
-        <w:szCs w:val="16"/>
-        <w:vertAlign w:val="superscript"/>
-        <w14:shadow w14:blurRad="0" w14:dist="0" w14:dir="0" w14:sx="0" w14:sy="0" w14:kx="0" w14:ky="0" w14:algn="none">
-          <w14:srgbClr w14:val="000000"/>
-        </w14:shadow>
-        <w14:textOutline w14:w="0" w14:cap="rnd" w14:cmpd="sng" w14:algn="ctr">
-          <w14:noFill/>
-          <w14:prstDash w14:val="solid"/>
-          <w14:bevel/>
-        </w14:textOutline>
-      </w:rPr>
-    </w:lvl>
-    <w:lvl w:ilvl="1">
-      <w:start w:val="1"/>
       <w:numFmt w:val="lowerLetter"/>
-      <w:lvlText w:val="%2."/>
-      <w:lvlJc w:val="start"/>
-      <w:pPr>
-        <w:tabs>
-          <w:tab w:val="num" w:pos="1440"/>
-        </w:tabs>
-        <w:ind w:start="1440" w:hanging="360"/>
-      </w:pPr>
-      <w:rPr>
-        <w:rFonts w:cs="Times New Roman"/>
-      </w:rPr>
-    </w:lvl>
-    <w:lvl w:ilvl="2">
-      <w:start w:val="1"/>
-      <w:numFmt w:val="lowerRoman"/>
-      <w:lvlText w:val="%3."/>
-      <w:lvlJc w:val="end"/>
-      <w:pPr>
-        <w:tabs>
-          <w:tab w:val="num" w:pos="2160"/>
-        </w:tabs>
-        <w:ind w:start="2160" w:hanging="180"/>
-      </w:pPr>
-      <w:rPr>
-        <w:rFonts w:cs="Times New Roman"/>
-      </w:rPr>
-    </w:lvl>
-    <w:lvl w:ilvl="3">
-      <w:start w:val="1"/>
-      <w:numFmt w:val="decimal"/>
-      <w:lvlText w:val="%4."/>
-      <w:lvlJc w:val="start"/>
-      <w:pPr>
-        <w:tabs>
-          <w:tab w:val="num" w:pos="2880"/>
-        </w:tabs>
-        <w:ind w:start="2880" w:hanging="360"/>
-      </w:pPr>
-      <w:rPr>
-        <w:rFonts w:cs="Times New Roman"/>
-      </w:rPr>
-    </w:lvl>
-    <w:lvl w:ilvl="4">
-      <w:start w:val="1"/>
-      <w:numFmt w:val="lowerLetter"/>
-      <w:lvlText w:val="%5."/>
-      <w:lvlJc w:val="start"/>
-      <w:pPr>
-        <w:tabs>
-          <w:tab w:val="num" w:pos="3600"/>
-        </w:tabs>
-        <w:ind w:start="3600" w:hanging="360"/>
-      </w:pPr>
-      <w:rPr>
-        <w:rFonts w:cs="Times New Roman"/>
-      </w:rPr>
-    </w:lvl>
-    <w:lvl w:ilvl="5">
-      <w:start w:val="1"/>
-      <w:numFmt w:val="lowerRoman"/>
-      <w:lvlText w:val="%6."/>
-      <w:lvlJc w:val="end"/>
-      <w:pPr>
-        <w:tabs>
-          <w:tab w:val="num" w:pos="4320"/>
-        </w:tabs>
-        <w:ind w:start="4320" w:hanging="180"/>
-      </w:pPr>
-      <w:rPr>
-        <w:rFonts w:cs="Times New Roman"/>
-      </w:rPr>
-    </w:lvl>
-    <w:lvl w:ilvl="6">
-      <w:start w:val="1"/>
-      <w:numFmt w:val="decimal"/>
-      <w:lvlText w:val="%7."/>
-      <w:lvlJc w:val="start"/>
-      <w:pPr>
-        <w:tabs>
-          <w:tab w:val="num" w:pos="5040"/>
-        </w:tabs>
-        <w:ind w:start="5040" w:hanging="360"/>
-      </w:pPr>
-      <w:rPr>
-        <w:rFonts w:cs="Times New Roman"/>
-      </w:rPr>
-    </w:lvl>
-    <w:lvl w:ilvl="7">
-      <w:start w:val="1"/>
-      <w:numFmt w:val="lowerLetter"/>
-      <w:lvlText w:val="%8."/>
-      <w:lvlJc w:val="start"/>
-      <w:pPr>
-        <w:tabs>
-          <w:tab w:val="num" w:pos="5760"/>
-        </w:tabs>
-        <w:ind w:start="5760" w:hanging="360"/>
-      </w:pPr>
-      <w:rPr>
-        <w:rFonts w:cs="Times New Roman"/>
-      </w:rPr>
-    </w:lvl>
-    <w:lvl w:ilvl="8">
-      <w:start w:val="1"/>
-      <w:numFmt w:val="lowerRoman"/>
-      <w:lvlText w:val="%9."/>
-      <w:lvlJc w:val="end"/>
-      <w:pPr>
-        <w:tabs>
-          <w:tab w:val="num" w:pos="6480"/>
-        </w:tabs>
-        <w:ind w:start="6480" w:hanging="180"/>
-      </w:pPr>
-      <w:rPr>
-        <w:rFonts w:cs="Times New Roman"/>
-      </w:rPr>
-    </w:lvl>
-  </w:abstractNum>
-  <w:abstractNum w:abstractNumId="4">
-    <w:lvl w:ilvl="0">
-      <w:start w:val="1"/>
-      <w:numFmt w:val="decimal"/>
-      <w:lvlText w:val="[%1]"/>
-      <w:lvlJc w:val="start"/>
-      <w:pPr>
-        <w:tabs>
-          <w:tab w:val="num" w:pos="360"/>
-        </w:tabs>
-        <w:ind w:start="360" w:hanging="360"/>
-      </w:pPr>
-      <w:rPr>
-        <w:rFonts w:ascii="Times New Roman" w:hAnsi="Times New Roman" w:cs="Times New Roman"/>
-        <w:b w:val="false"/>
-        <w:bCs w:val="false"/>
-        <w:i w:val="false"/>
-        <w:iCs w:val="false"/>
-        <w:sz w:val="16"/>
-        <w:szCs w:val="16"/>
-      </w:rPr>
-    </w:lvl>
-    <w:lvl w:ilvl="1">
-      <w:start w:val="1"/>
-      <w:numFmt w:val="decimal"/>
-      <w:lvlText w:val="%2."/>
-      <w:lvlJc w:val="start"/>
-      <w:pPr>
-        <w:tabs>
-          <w:tab w:val="num" w:pos="1080"/>
-        </w:tabs>
-        <w:ind w:start="1080" w:hanging="360"/>
-      </w:pPr>
-      <w:rPr/>
-    </w:lvl>
-    <w:lvl w:ilvl="2">
-      <w:start w:val="1"/>
-      <w:numFmt w:val="decimal"/>
-      <w:lvlText w:val="%3."/>
-      <w:lvlJc w:val="start"/>
-      <w:pPr>
-        <w:tabs>
-          <w:tab w:val="num" w:pos="1440"/>
-        </w:tabs>
-        <w:ind w:start="1440" w:hanging="360"/>
-      </w:pPr>
-      <w:rPr/>
-    </w:lvl>
-    <w:lvl w:ilvl="3">
-      <w:start w:val="1"/>
-      <w:numFmt w:val="decimal"/>
-      <w:lvlText w:val="%4."/>
-      <w:lvlJc w:val="start"/>
-      <w:pPr>
-        <w:tabs>
-          <w:tab w:val="num" w:pos="1800"/>
-        </w:tabs>
-        <w:ind w:start="1800" w:hanging="360"/>
-      </w:pPr>
-      <w:rPr/>
-    </w:lvl>
-    <w:lvl w:ilvl="4">
-      <w:start w:val="1"/>
-      <w:numFmt w:val="decimal"/>
-      <w:lvlText w:val="%5."/>
-      <w:lvlJc w:val="start"/>
-      <w:pPr>
-        <w:tabs>
-          <w:tab w:val="num" w:pos="2160"/>
-        </w:tabs>
-        <w:ind w:start="2160" w:hanging="360"/>
-      </w:pPr>
-      <w:rPr/>
-    </w:lvl>
-    <w:lvl w:ilvl="5">
-      <w:start w:val="1"/>
-      <w:numFmt w:val="decimal"/>
-      <w:lvlText w:val="%6."/>
-      <w:lvlJc w:val="start"/>
-      <w:pPr>
-        <w:tabs>
-          <w:tab w:val="num" w:pos="2520"/>
-        </w:tabs>
-        <w:ind w:start="2520" w:hanging="360"/>
-      </w:pPr>
-      <w:rPr/>
-    </w:lvl>
-    <w:lvl w:ilvl="6">
-      <w:start w:val="1"/>
-      <w:numFmt w:val="decimal"/>
-      <w:lvlText w:val="%7."/>
-      <w:lvlJc w:val="start"/>
-      <w:pPr>
-        <w:tabs>
-          <w:tab w:val="num" w:pos="2880"/>
-        </w:tabs>
-        <w:ind w:start="2880" w:hanging="360"/>
-      </w:pPr>
-      <w:rPr/>
-    </w:lvl>
-    <w:lvl w:ilvl="7">
-      <w:start w:val="1"/>
-      <w:numFmt w:val="decimal"/>
-      <w:lvlText w:val="%8."/>
-      <w:lvlJc w:val="start"/>
-      <w:pPr>
-        <w:tabs>
-          <w:tab w:val="num" w:pos="3240"/>
-        </w:tabs>
-        <w:ind w:start="3240" w:hanging="360"/>
-      </w:pPr>
-      <w:rPr/>
-    </w:lvl>
-    <w:lvl w:ilvl="8">
-      <w:start w:val="1"/>
-      <w:numFmt w:val="decimal"/>
-      <w:lvlText w:val="%9."/>
-      <w:lvlJc w:val="start"/>
-      <w:pPr>
-        <w:tabs>
-          <w:tab w:val="num" w:pos="3600"/>
-        </w:tabs>
-        <w:ind w:start="3600" w:hanging="360"/>
-      </w:pPr>
-      <w:rPr/>
-    </w:lvl>
-  </w:abstractNum>
-  <w:abstractNum w:abstractNumId="5">
-    <w:lvl w:ilvl="0">
-      <w:start w:val="1"/>
-      <w:numFmt w:val="upperRoman"/>
-      <w:lvlText w:val="TABLE %1. "/>
-      <w:lvlJc w:val="start"/>
-      <w:pPr>
-        <w:tabs>
-          <w:tab w:val="num" w:pos="1080"/>
-        </w:tabs>
-        <w:ind w:start="0" w:hanging="0"/>
-      </w:pPr>
-      <w:rPr>
-        <w:rFonts w:ascii="Times New Roman" w:hAnsi="Times New Roman" w:cs="Times New Roman"/>
-        <w:b w:val="false"/>
-        <w:bCs w:val="false"/>
-        <w:i w:val="false"/>
-        <w:iCs w:val="false"/>
-        <w:sz w:val="16"/>
-        <w:szCs w:val="16"/>
-      </w:rPr>
-    </w:lvl>
-    <w:lvl w:ilvl="1">
-      <w:start w:val="1"/>
-      <w:numFmt w:val="decimal"/>
-      <w:lvlText w:val="%2."/>
-      <w:lvlJc w:val="start"/>
-      <w:pPr>
-        <w:tabs>
-          <w:tab w:val="num" w:pos="1080"/>
-        </w:tabs>
-        <w:ind w:start="1080" w:hanging="360"/>
-      </w:pPr>
-      <w:rPr/>
-    </w:lvl>
-    <w:lvl w:ilvl="2">
-      <w:start w:val="1"/>
-      <w:numFmt w:val="decimal"/>
-      <w:lvlText w:val="%3."/>
-      <w:lvlJc w:val="start"/>
-      <w:pPr>
-        <w:tabs>
-          <w:tab w:val="num" w:pos="1440"/>
-        </w:tabs>
-        <w:ind w:start="1440" w:hanging="360"/>
-      </w:pPr>
-      <w:rPr/>
-    </w:lvl>
-    <w:lvl w:ilvl="3">
-      <w:start w:val="1"/>
-      <w:numFmt w:val="decimal"/>
-      <w:lvlText w:val="%4."/>
-      <w:lvlJc w:val="start"/>
-      <w:pPr>
-        <w:tabs>
-          <w:tab w:val="num" w:pos="1800"/>
-        </w:tabs>
-        <w:ind w:start="1800" w:hanging="360"/>
-      </w:pPr>
-      <w:rPr/>
-    </w:lvl>
-    <w:lvl w:ilvl="4">
-      <w:start w:val="1"/>
-      <w:numFmt w:val="decimal"/>
-      <w:lvlText w:val="%5."/>
-      <w:lvlJc w:val="start"/>
-      <w:pPr>
-        <w:tabs>
-          <w:tab w:val="num" w:pos="2160"/>
-        </w:tabs>
-        <w:ind w:start="2160" w:hanging="360"/>
-      </w:pPr>
-      <w:rPr/>
-    </w:lvl>
-    <w:lvl w:ilvl="5">
-      <w:start w:val="1"/>
-      <w:numFmt w:val="decimal"/>
-      <w:lvlText w:val="%6."/>
-      <w:lvlJc w:val="start"/>
-      <w:pPr>
-        <w:tabs>
-          <w:tab w:val="num" w:pos="2520"/>
-        </w:tabs>
-        <w:ind w:start="2520" w:hanging="360"/>
-      </w:pPr>
-      <w:rPr/>
-    </w:lvl>
-    <w:lvl w:ilvl="6">
-      <w:start w:val="1"/>
-      <w:numFmt w:val="decimal"/>
-      <w:lvlText w:val="%7."/>
-      <w:lvlJc w:val="start"/>
-      <w:pPr>
-        <w:tabs>
-          <w:tab w:val="num" w:pos="2880"/>
-        </w:tabs>
-        <w:ind w:start="2880" w:hanging="360"/>
-      </w:pPr>
-      <w:rPr/>
-    </w:lvl>
-    <w:lvl w:ilvl="7">
-      <w:start w:val="1"/>
-      <w:numFmt w:val="decimal"/>
-      <w:lvlText w:val="%8."/>
-      <w:lvlJc w:val="start"/>
-      <w:pPr>
-        <w:tabs>
-          <w:tab w:val="num" w:pos="3240"/>
-        </w:tabs>
-        <w:ind w:start="3240" w:hanging="360"/>
-      </w:pPr>
-      <w:rPr/>
-    </w:lvl>
-    <w:lvl w:ilvl="8">
-      <w:start w:val="1"/>
-      <w:numFmt w:val="decimal"/>
-      <w:lvlText w:val="%9."/>
-      <w:lvlJc w:val="start"/>
-      <w:pPr>
-        <w:tabs>
-          <w:tab w:val="num" w:pos="3600"/>
-        </w:tabs>
-        <w:ind w:start="3600" w:hanging="360"/>
-      </w:pPr>
-      <w:rPr/>
-    </w:lvl>
-  </w:abstractNum>
-  <w:abstractNum w:abstractNumId="6">
-    <w:lvl w:ilvl="0">
-      <w:start w:val="1"/>
-      <w:numFmt w:val="lowerLetter"/>
+      <w:pStyle w:val="tablefootnote"/>
       <w:lvlText w:val="%1."/>
-      <w:lvlJc w:val="end"/>
+      <w:lvlJc w:val="right"/>
       <w:pPr>
         <w:tabs>
           <w:tab w:val="num" w:pos="0"/>
         </w:tabs>
-        <w:ind w:start="418" w:hanging="360"/>
+        <w:ind w:left="418" w:hanging="360"/>
       </w:pPr>
       <w:rPr>
         <w:rFonts w:ascii="Times New Roman" w:hAnsi="Times New Roman"/>
-        <w:b w:val="false"/>
-        <w:i w:val="false"/>
-        <w:caps w:val="false"/>
-        <w:smallCaps w:val="false"/>
-        <w:strike w:val="false"/>
-        <w:dstrike w:val="false"/>
-        <w:vanish w:val="false"/>
+        <w:b w:val="0"/>
+        <w:i w:val="0"/>
+        <w:caps w:val="0"/>
+        <w:smallCaps w:val="0"/>
+        <w:strike w:val="0"/>
+        <w:dstrike w:val="0"/>
+        <w:vanish w:val="0"/>
         <w:color w:val="auto"/>
         <w:spacing w:val="0"/>
         <w:w w:val="100"/>
@@ -5858,881 +6232,932 @@
       <w:start w:val="1"/>
       <w:numFmt w:val="lowerLetter"/>
       <w:lvlText w:val="%2."/>
-      <w:lvlJc w:val="start"/>
+      <w:lvlJc w:val="left"/>
       <w:pPr>
         <w:tabs>
           <w:tab w:val="num" w:pos="0"/>
         </w:tabs>
-        <w:ind w:start="1440" w:hanging="360"/>
-      </w:pPr>
-      <w:rPr/>
+        <w:ind w:left="1440" w:hanging="360"/>
+      </w:pPr>
     </w:lvl>
     <w:lvl w:ilvl="2">
       <w:start w:val="1"/>
       <w:numFmt w:val="lowerRoman"/>
       <w:lvlText w:val="%3."/>
-      <w:lvlJc w:val="end"/>
+      <w:lvlJc w:val="right"/>
       <w:pPr>
         <w:tabs>
           <w:tab w:val="num" w:pos="0"/>
         </w:tabs>
-        <w:ind w:start="2160" w:hanging="180"/>
-      </w:pPr>
-      <w:rPr/>
+        <w:ind w:left="2160" w:hanging="180"/>
+      </w:pPr>
     </w:lvl>
     <w:lvl w:ilvl="3">
       <w:start w:val="1"/>
       <w:numFmt w:val="decimal"/>
       <w:lvlText w:val="%4."/>
-      <w:lvlJc w:val="start"/>
+      <w:lvlJc w:val="left"/>
       <w:pPr>
         <w:tabs>
           <w:tab w:val="num" w:pos="0"/>
         </w:tabs>
-        <w:ind w:start="2880" w:hanging="360"/>
-      </w:pPr>
-      <w:rPr/>
+        <w:ind w:left="2880" w:hanging="360"/>
+      </w:pPr>
     </w:lvl>
     <w:lvl w:ilvl="4">
       <w:start w:val="1"/>
       <w:numFmt w:val="lowerLetter"/>
       <w:lvlText w:val="%5."/>
-      <w:lvlJc w:val="start"/>
+      <w:lvlJc w:val="left"/>
       <w:pPr>
         <w:tabs>
           <w:tab w:val="num" w:pos="0"/>
         </w:tabs>
-        <w:ind w:start="3600" w:hanging="360"/>
-      </w:pPr>
-      <w:rPr/>
+        <w:ind w:left="3600" w:hanging="360"/>
+      </w:pPr>
     </w:lvl>
     <w:lvl w:ilvl="5">
       <w:start w:val="1"/>
       <w:numFmt w:val="lowerRoman"/>
       <w:lvlText w:val="%6."/>
-      <w:lvlJc w:val="end"/>
+      <w:lvlJc w:val="right"/>
       <w:pPr>
         <w:tabs>
           <w:tab w:val="num" w:pos="0"/>
         </w:tabs>
-        <w:ind w:start="4320" w:hanging="180"/>
-      </w:pPr>
-      <w:rPr/>
+        <w:ind w:left="4320" w:hanging="180"/>
+      </w:pPr>
     </w:lvl>
     <w:lvl w:ilvl="6">
       <w:start w:val="1"/>
       <w:numFmt w:val="decimal"/>
       <w:lvlText w:val="%7."/>
-      <w:lvlJc w:val="start"/>
+      <w:lvlJc w:val="left"/>
       <w:pPr>
         <w:tabs>
           <w:tab w:val="num" w:pos="0"/>
         </w:tabs>
-        <w:ind w:start="5040" w:hanging="360"/>
-      </w:pPr>
-      <w:rPr/>
+        <w:ind w:left="5040" w:hanging="360"/>
+      </w:pPr>
     </w:lvl>
     <w:lvl w:ilvl="7">
       <w:start w:val="1"/>
       <w:numFmt w:val="lowerLetter"/>
       <w:lvlText w:val="%8."/>
-      <w:lvlJc w:val="start"/>
+      <w:lvlJc w:val="left"/>
       <w:pPr>
         <w:tabs>
           <w:tab w:val="num" w:pos="0"/>
         </w:tabs>
-        <w:ind w:start="5760" w:hanging="360"/>
-      </w:pPr>
-      <w:rPr/>
+        <w:ind w:left="5760" w:hanging="360"/>
+      </w:pPr>
     </w:lvl>
     <w:lvl w:ilvl="8">
       <w:start w:val="1"/>
       <w:numFmt w:val="lowerRoman"/>
       <w:lvlText w:val="%9."/>
-      <w:lvlJc w:val="end"/>
+      <w:lvlJc w:val="right"/>
       <w:pPr>
         <w:tabs>
           <w:tab w:val="num" w:pos="0"/>
         </w:tabs>
-        <w:ind w:start="6480" w:hanging="180"/>
-      </w:pPr>
-      <w:rPr/>
+        <w:ind w:left="6480" w:hanging="180"/>
+      </w:pPr>
     </w:lvl>
   </w:abstractNum>
-  <w:abstractNum w:abstractNumId="7">
+  <w:abstractNum w:abstractNumId="6" w15:restartNumberingAfterBreak="0">
+    <w:nsid w:val="646A0B6D"/>
+    <w:multiLevelType w:val="multilevel"/>
+    <w:tmpl w:val="E82EE0E0"/>
     <w:lvl w:ilvl="0">
       <w:start w:val="1"/>
-      <w:numFmt w:val="decimal"/>
+      <w:numFmt w:val="upperLetter"/>
       <w:lvlText w:val="%1."/>
-      <w:lvlJc w:val="start"/>
+      <w:lvlJc w:val="left"/>
       <w:pPr>
         <w:tabs>
           <w:tab w:val="num" w:pos="0"/>
         </w:tabs>
-        <w:ind w:start="720" w:hanging="360"/>
-      </w:pPr>
-      <w:rPr/>
+        <w:ind w:left="720" w:hanging="360"/>
+      </w:pPr>
     </w:lvl>
     <w:lvl w:ilvl="1">
       <w:start w:val="1"/>
       <w:numFmt w:val="lowerLetter"/>
       <w:lvlText w:val="%2."/>
-      <w:lvlJc w:val="start"/>
+      <w:lvlJc w:val="left"/>
       <w:pPr>
         <w:tabs>
           <w:tab w:val="num" w:pos="0"/>
         </w:tabs>
-        <w:ind w:start="1440" w:hanging="360"/>
-      </w:pPr>
-      <w:rPr/>
+        <w:ind w:left="1440" w:hanging="360"/>
+      </w:pPr>
     </w:lvl>
     <w:lvl w:ilvl="2">
       <w:start w:val="1"/>
       <w:numFmt w:val="lowerRoman"/>
       <w:lvlText w:val="%3."/>
-      <w:lvlJc w:val="end"/>
+      <w:lvlJc w:val="right"/>
       <w:pPr>
         <w:tabs>
           <w:tab w:val="num" w:pos="0"/>
         </w:tabs>
-        <w:ind w:start="2160" w:hanging="180"/>
-      </w:pPr>
-      <w:rPr/>
+        <w:ind w:left="2160" w:hanging="180"/>
+      </w:pPr>
     </w:lvl>
     <w:lvl w:ilvl="3">
       <w:start w:val="1"/>
       <w:numFmt w:val="decimal"/>
       <w:lvlText w:val="%4."/>
-      <w:lvlJc w:val="start"/>
+      <w:lvlJc w:val="left"/>
       <w:pPr>
         <w:tabs>
           <w:tab w:val="num" w:pos="0"/>
         </w:tabs>
-        <w:ind w:start="2880" w:hanging="360"/>
-      </w:pPr>
-      <w:rPr/>
+        <w:ind w:left="2880" w:hanging="360"/>
+      </w:pPr>
     </w:lvl>
     <w:lvl w:ilvl="4">
       <w:start w:val="1"/>
       <w:numFmt w:val="lowerLetter"/>
       <w:lvlText w:val="%5."/>
-      <w:lvlJc w:val="start"/>
+      <w:lvlJc w:val="left"/>
       <w:pPr>
         <w:tabs>
           <w:tab w:val="num" w:pos="0"/>
         </w:tabs>
-        <w:ind w:start="3600" w:hanging="360"/>
-      </w:pPr>
-      <w:rPr/>
+        <w:ind w:left="3600" w:hanging="360"/>
+      </w:pPr>
     </w:lvl>
     <w:lvl w:ilvl="5">
       <w:start w:val="1"/>
       <w:numFmt w:val="lowerRoman"/>
       <w:lvlText w:val="%6."/>
-      <w:lvlJc w:val="end"/>
+      <w:lvlJc w:val="right"/>
       <w:pPr>
         <w:tabs>
           <w:tab w:val="num" w:pos="0"/>
         </w:tabs>
-        <w:ind w:start="4320" w:hanging="180"/>
-      </w:pPr>
-      <w:rPr/>
+        <w:ind w:left="4320" w:hanging="180"/>
+      </w:pPr>
     </w:lvl>
     <w:lvl w:ilvl="6">
       <w:start w:val="1"/>
       <w:numFmt w:val="decimal"/>
       <w:lvlText w:val="%7."/>
-      <w:lvlJc w:val="start"/>
+      <w:lvlJc w:val="left"/>
       <w:pPr>
         <w:tabs>
           <w:tab w:val="num" w:pos="0"/>
         </w:tabs>
-        <w:ind w:start="5040" w:hanging="360"/>
-      </w:pPr>
-      <w:rPr/>
+        <w:ind w:left="5040" w:hanging="360"/>
+      </w:pPr>
     </w:lvl>
     <w:lvl w:ilvl="7">
       <w:start w:val="1"/>
       <w:numFmt w:val="lowerLetter"/>
       <w:lvlText w:val="%8."/>
-      <w:lvlJc w:val="start"/>
+      <w:lvlJc w:val="left"/>
       <w:pPr>
         <w:tabs>
           <w:tab w:val="num" w:pos="0"/>
         </w:tabs>
-        <w:ind w:start="5760" w:hanging="360"/>
-      </w:pPr>
-      <w:rPr/>
+        <w:ind w:left="5760" w:hanging="360"/>
+      </w:pPr>
     </w:lvl>
     <w:lvl w:ilvl="8">
       <w:start w:val="1"/>
       <w:numFmt w:val="lowerRoman"/>
       <w:lvlText w:val="%9."/>
-      <w:lvlJc w:val="end"/>
+      <w:lvlJc w:val="right"/>
       <w:pPr>
         <w:tabs>
           <w:tab w:val="num" w:pos="0"/>
         </w:tabs>
-        <w:ind w:start="6480" w:hanging="180"/>
-      </w:pPr>
-      <w:rPr/>
+        <w:ind w:left="6480" w:hanging="180"/>
+      </w:pPr>
     </w:lvl>
   </w:abstractNum>
-  <w:abstractNum w:abstractNumId="8">
+  <w:abstractNum w:abstractNumId="7" w15:restartNumberingAfterBreak="0">
+    <w:nsid w:val="6DED7E1E"/>
+    <w:multiLevelType w:val="multilevel"/>
+    <w:tmpl w:val="1E2617EC"/>
     <w:lvl w:ilvl="0">
       <w:start w:val="1"/>
       <w:numFmt w:val="decimal"/>
-      <w:lvlText w:val="B.%1."/>
-      <w:lvlJc w:val="start"/>
+      <w:pStyle w:val="references"/>
+      <w:lvlText w:val="[%1]"/>
+      <w:lvlJc w:val="left"/>
+      <w:pPr>
+        <w:tabs>
+          <w:tab w:val="num" w:pos="360"/>
+        </w:tabs>
+        <w:ind w:left="360" w:hanging="360"/>
+      </w:pPr>
+      <w:rPr>
+        <w:rFonts w:ascii="Times New Roman" w:hAnsi="Times New Roman" w:cs="Times New Roman"/>
+        <w:b w:val="0"/>
+        <w:bCs w:val="0"/>
+        <w:i w:val="0"/>
+        <w:iCs w:val="0"/>
+        <w:sz w:val="16"/>
+        <w:szCs w:val="16"/>
+      </w:rPr>
+    </w:lvl>
+    <w:lvl w:ilvl="1">
+      <w:start w:val="1"/>
+      <w:numFmt w:val="decimal"/>
+      <w:lvlText w:val="%2."/>
+      <w:lvlJc w:val="left"/>
+      <w:pPr>
+        <w:tabs>
+          <w:tab w:val="num" w:pos="1080"/>
+        </w:tabs>
+        <w:ind w:left="1080" w:hanging="360"/>
+      </w:pPr>
+    </w:lvl>
+    <w:lvl w:ilvl="2">
+      <w:start w:val="1"/>
+      <w:numFmt w:val="decimal"/>
+      <w:lvlText w:val="%3."/>
+      <w:lvlJc w:val="left"/>
+      <w:pPr>
+        <w:tabs>
+          <w:tab w:val="num" w:pos="1440"/>
+        </w:tabs>
+        <w:ind w:left="1440" w:hanging="360"/>
+      </w:pPr>
+    </w:lvl>
+    <w:lvl w:ilvl="3">
+      <w:start w:val="1"/>
+      <w:numFmt w:val="decimal"/>
+      <w:lvlText w:val="%4."/>
+      <w:lvlJc w:val="left"/>
+      <w:pPr>
+        <w:tabs>
+          <w:tab w:val="num" w:pos="1800"/>
+        </w:tabs>
+        <w:ind w:left="1800" w:hanging="360"/>
+      </w:pPr>
+    </w:lvl>
+    <w:lvl w:ilvl="4">
+      <w:start w:val="1"/>
+      <w:numFmt w:val="decimal"/>
+      <w:lvlText w:val="%5."/>
+      <w:lvlJc w:val="left"/>
+      <w:pPr>
+        <w:tabs>
+          <w:tab w:val="num" w:pos="2160"/>
+        </w:tabs>
+        <w:ind w:left="2160" w:hanging="360"/>
+      </w:pPr>
+    </w:lvl>
+    <w:lvl w:ilvl="5">
+      <w:start w:val="1"/>
+      <w:numFmt w:val="decimal"/>
+      <w:lvlText w:val="%6."/>
+      <w:lvlJc w:val="left"/>
+      <w:pPr>
+        <w:tabs>
+          <w:tab w:val="num" w:pos="2520"/>
+        </w:tabs>
+        <w:ind w:left="2520" w:hanging="360"/>
+      </w:pPr>
+    </w:lvl>
+    <w:lvl w:ilvl="6">
+      <w:start w:val="1"/>
+      <w:numFmt w:val="decimal"/>
+      <w:lvlText w:val="%7."/>
+      <w:lvlJc w:val="left"/>
+      <w:pPr>
+        <w:tabs>
+          <w:tab w:val="num" w:pos="2880"/>
+        </w:tabs>
+        <w:ind w:left="2880" w:hanging="360"/>
+      </w:pPr>
+    </w:lvl>
+    <w:lvl w:ilvl="7">
+      <w:start w:val="1"/>
+      <w:numFmt w:val="decimal"/>
+      <w:lvlText w:val="%8."/>
+      <w:lvlJc w:val="left"/>
+      <w:pPr>
+        <w:tabs>
+          <w:tab w:val="num" w:pos="3240"/>
+        </w:tabs>
+        <w:ind w:left="3240" w:hanging="360"/>
+      </w:pPr>
+    </w:lvl>
+    <w:lvl w:ilvl="8">
+      <w:start w:val="1"/>
+      <w:numFmt w:val="decimal"/>
+      <w:lvlText w:val="%9."/>
+      <w:lvlJc w:val="left"/>
+      <w:pPr>
+        <w:tabs>
+          <w:tab w:val="num" w:pos="3600"/>
+        </w:tabs>
+        <w:ind w:left="3600" w:hanging="360"/>
+      </w:pPr>
+    </w:lvl>
+  </w:abstractNum>
+  <w:abstractNum w:abstractNumId="8" w15:restartNumberingAfterBreak="0">
+    <w:nsid w:val="6F751E87"/>
+    <w:multiLevelType w:val="multilevel"/>
+    <w:tmpl w:val="AF0CF6CE"/>
+    <w:lvl w:ilvl="0">
+      <w:start w:val="1"/>
+      <w:numFmt w:val="upperRoman"/>
+      <w:pStyle w:val="tablehead"/>
+      <w:lvlText w:val="TABLE %1. "/>
+      <w:lvlJc w:val="left"/>
+      <w:pPr>
+        <w:tabs>
+          <w:tab w:val="num" w:pos="1080"/>
+        </w:tabs>
+        <w:ind w:left="0" w:firstLine="0"/>
+      </w:pPr>
+      <w:rPr>
+        <w:rFonts w:ascii="Times New Roman" w:hAnsi="Times New Roman" w:cs="Times New Roman"/>
+        <w:b w:val="0"/>
+        <w:bCs w:val="0"/>
+        <w:i w:val="0"/>
+        <w:iCs w:val="0"/>
+        <w:sz w:val="16"/>
+        <w:szCs w:val="16"/>
+      </w:rPr>
+    </w:lvl>
+    <w:lvl w:ilvl="1">
+      <w:start w:val="1"/>
+      <w:numFmt w:val="decimal"/>
+      <w:lvlText w:val="%2."/>
+      <w:lvlJc w:val="left"/>
+      <w:pPr>
+        <w:tabs>
+          <w:tab w:val="num" w:pos="1080"/>
+        </w:tabs>
+        <w:ind w:left="1080" w:hanging="360"/>
+      </w:pPr>
+    </w:lvl>
+    <w:lvl w:ilvl="2">
+      <w:start w:val="1"/>
+      <w:numFmt w:val="decimal"/>
+      <w:lvlText w:val="%3."/>
+      <w:lvlJc w:val="left"/>
+      <w:pPr>
+        <w:tabs>
+          <w:tab w:val="num" w:pos="1440"/>
+        </w:tabs>
+        <w:ind w:left="1440" w:hanging="360"/>
+      </w:pPr>
+    </w:lvl>
+    <w:lvl w:ilvl="3">
+      <w:start w:val="1"/>
+      <w:numFmt w:val="decimal"/>
+      <w:lvlText w:val="%4."/>
+      <w:lvlJc w:val="left"/>
+      <w:pPr>
+        <w:tabs>
+          <w:tab w:val="num" w:pos="1800"/>
+        </w:tabs>
+        <w:ind w:left="1800" w:hanging="360"/>
+      </w:pPr>
+    </w:lvl>
+    <w:lvl w:ilvl="4">
+      <w:start w:val="1"/>
+      <w:numFmt w:val="decimal"/>
+      <w:lvlText w:val="%5."/>
+      <w:lvlJc w:val="left"/>
+      <w:pPr>
+        <w:tabs>
+          <w:tab w:val="num" w:pos="2160"/>
+        </w:tabs>
+        <w:ind w:left="2160" w:hanging="360"/>
+      </w:pPr>
+    </w:lvl>
+    <w:lvl w:ilvl="5">
+      <w:start w:val="1"/>
+      <w:numFmt w:val="decimal"/>
+      <w:lvlText w:val="%6."/>
+      <w:lvlJc w:val="left"/>
+      <w:pPr>
+        <w:tabs>
+          <w:tab w:val="num" w:pos="2520"/>
+        </w:tabs>
+        <w:ind w:left="2520" w:hanging="360"/>
+      </w:pPr>
+    </w:lvl>
+    <w:lvl w:ilvl="6">
+      <w:start w:val="1"/>
+      <w:numFmt w:val="decimal"/>
+      <w:lvlText w:val="%7."/>
+      <w:lvlJc w:val="left"/>
+      <w:pPr>
+        <w:tabs>
+          <w:tab w:val="num" w:pos="2880"/>
+        </w:tabs>
+        <w:ind w:left="2880" w:hanging="360"/>
+      </w:pPr>
+    </w:lvl>
+    <w:lvl w:ilvl="7">
+      <w:start w:val="1"/>
+      <w:numFmt w:val="decimal"/>
+      <w:lvlText w:val="%8."/>
+      <w:lvlJc w:val="left"/>
+      <w:pPr>
+        <w:tabs>
+          <w:tab w:val="num" w:pos="3240"/>
+        </w:tabs>
+        <w:ind w:left="3240" w:hanging="360"/>
+      </w:pPr>
+    </w:lvl>
+    <w:lvl w:ilvl="8">
+      <w:start w:val="1"/>
+      <w:numFmt w:val="decimal"/>
+      <w:lvlText w:val="%9."/>
+      <w:lvlJc w:val="left"/>
+      <w:pPr>
+        <w:tabs>
+          <w:tab w:val="num" w:pos="3600"/>
+        </w:tabs>
+        <w:ind w:left="3600" w:hanging="360"/>
+      </w:pPr>
+    </w:lvl>
+  </w:abstractNum>
+  <w:abstractNum w:abstractNumId="9" w15:restartNumberingAfterBreak="0">
+    <w:nsid w:val="73CC319F"/>
+    <w:multiLevelType w:val="multilevel"/>
+    <w:tmpl w:val="AF82948C"/>
+    <w:lvl w:ilvl="0">
+      <w:start w:val="1"/>
+      <w:numFmt w:val="upperLetter"/>
+      <w:lvlText w:val="%1."/>
+      <w:lvlJc w:val="left"/>
       <w:pPr>
         <w:tabs>
           <w:tab w:val="num" w:pos="0"/>
         </w:tabs>
-        <w:ind w:start="720" w:hanging="360"/>
-      </w:pPr>
-      <w:rPr>
-        <w:b w:val="false"/>
-        <w:i w:val="false"/>
-      </w:rPr>
+        <w:ind w:left="720" w:hanging="360"/>
+      </w:pPr>
     </w:lvl>
     <w:lvl w:ilvl="1">
       <w:start w:val="1"/>
       <w:numFmt w:val="lowerLetter"/>
       <w:lvlText w:val="%2."/>
-      <w:lvlJc w:val="start"/>
+      <w:lvlJc w:val="left"/>
       <w:pPr>
         <w:tabs>
           <w:tab w:val="num" w:pos="0"/>
         </w:tabs>
-        <w:ind w:start="1440" w:hanging="360"/>
-      </w:pPr>
-      <w:rPr/>
+        <w:ind w:left="1440" w:hanging="360"/>
+      </w:pPr>
     </w:lvl>
     <w:lvl w:ilvl="2">
       <w:start w:val="1"/>
       <w:numFmt w:val="lowerRoman"/>
       <w:lvlText w:val="%3."/>
-      <w:lvlJc w:val="end"/>
+      <w:lvlJc w:val="right"/>
       <w:pPr>
         <w:tabs>
           <w:tab w:val="num" w:pos="0"/>
         </w:tabs>
-        <w:ind w:start="2160" w:hanging="180"/>
-      </w:pPr>
-      <w:rPr/>
+        <w:ind w:left="2160" w:hanging="180"/>
+      </w:pPr>
     </w:lvl>
     <w:lvl w:ilvl="3">
       <w:start w:val="1"/>
       <w:numFmt w:val="decimal"/>
       <w:lvlText w:val="%4."/>
-      <w:lvlJc w:val="start"/>
+      <w:lvlJc w:val="left"/>
       <w:pPr>
         <w:tabs>
           <w:tab w:val="num" w:pos="0"/>
         </w:tabs>
-        <w:ind w:start="2880" w:hanging="360"/>
-      </w:pPr>
-      <w:rPr/>
+        <w:ind w:left="2880" w:hanging="360"/>
+      </w:pPr>
     </w:lvl>
     <w:lvl w:ilvl="4">
       <w:start w:val="1"/>
       <w:numFmt w:val="lowerLetter"/>
       <w:lvlText w:val="%5."/>
-      <w:lvlJc w:val="start"/>
+      <w:lvlJc w:val="left"/>
       <w:pPr>
         <w:tabs>
           <w:tab w:val="num" w:pos="0"/>
         </w:tabs>
-        <w:ind w:start="3600" w:hanging="360"/>
-      </w:pPr>
-      <w:rPr/>
+        <w:ind w:left="3600" w:hanging="360"/>
+      </w:pPr>
     </w:lvl>
     <w:lvl w:ilvl="5">
       <w:start w:val="1"/>
       <w:numFmt w:val="lowerRoman"/>
       <w:lvlText w:val="%6."/>
-      <w:lvlJc w:val="end"/>
+      <w:lvlJc w:val="right"/>
       <w:pPr>
         <w:tabs>
           <w:tab w:val="num" w:pos="0"/>
         </w:tabs>
-        <w:ind w:start="4320" w:hanging="180"/>
-      </w:pPr>
-      <w:rPr/>
+        <w:ind w:left="4320" w:hanging="180"/>
+      </w:pPr>
     </w:lvl>
     <w:lvl w:ilvl="6">
       <w:start w:val="1"/>
       <w:numFmt w:val="decimal"/>
       <w:lvlText w:val="%7."/>
-      <w:lvlJc w:val="start"/>
+      <w:lvlJc w:val="left"/>
       <w:pPr>
         <w:tabs>
           <w:tab w:val="num" w:pos="0"/>
         </w:tabs>
-        <w:ind w:start="5040" w:hanging="360"/>
-      </w:pPr>
-      <w:rPr/>
+        <w:ind w:left="5040" w:hanging="360"/>
+      </w:pPr>
     </w:lvl>
     <w:lvl w:ilvl="7">
       <w:start w:val="1"/>
       <w:numFmt w:val="lowerLetter"/>
       <w:lvlText w:val="%8."/>
-      <w:lvlJc w:val="start"/>
+      <w:lvlJc w:val="left"/>
       <w:pPr>
         <w:tabs>
           <w:tab w:val="num" w:pos="0"/>
         </w:tabs>
-        <w:ind w:start="5760" w:hanging="360"/>
-      </w:pPr>
-      <w:rPr/>
+        <w:ind w:left="5760" w:hanging="360"/>
+      </w:pPr>
     </w:lvl>
     <w:lvl w:ilvl="8">
       <w:start w:val="1"/>
       <w:numFmt w:val="lowerRoman"/>
       <w:lvlText w:val="%9."/>
-      <w:lvlJc w:val="end"/>
+      <w:lvlJc w:val="right"/>
       <w:pPr>
         <w:tabs>
           <w:tab w:val="num" w:pos="0"/>
         </w:tabs>
-        <w:ind w:start="6480" w:hanging="180"/>
-      </w:pPr>
-      <w:rPr/>
+        <w:ind w:left="6480" w:hanging="180"/>
+      </w:pPr>
     </w:lvl>
   </w:abstractNum>
-  <w:abstractNum w:abstractNumId="9">
+  <w:abstractNum w:abstractNumId="10" w15:restartNumberingAfterBreak="0">
+    <w:nsid w:val="789B2813"/>
+    <w:multiLevelType w:val="multilevel"/>
+    <w:tmpl w:val="30F6B4E0"/>
     <w:lvl w:ilvl="0">
       <w:start w:val="1"/>
       <w:numFmt w:val="decimal"/>
-      <w:lvlText w:val="C.%1."/>
-      <w:lvlJc w:val="start"/>
+      <w:pStyle w:val="figurecaption"/>
+      <w:lvlText w:val="Fig. %1."/>
+      <w:lvlJc w:val="left"/>
       <w:pPr>
         <w:tabs>
           <w:tab w:val="num" w:pos="0"/>
         </w:tabs>
-        <w:ind w:start="720" w:hanging="360"/>
+        <w:ind w:left="360" w:hanging="360"/>
       </w:pPr>
       <w:rPr>
-        <w:b w:val="false"/>
-        <w:i w:val="false"/>
+        <w:rFonts w:ascii="Times New Roman" w:hAnsi="Times New Roman" w:cs="Times New Roman"/>
+        <w:b w:val="0"/>
+        <w:bCs w:val="0"/>
+        <w:i w:val="0"/>
+        <w:iCs w:val="0"/>
+        <w:color w:val="auto"/>
+        <w:sz w:val="16"/>
+        <w:szCs w:val="16"/>
       </w:rPr>
     </w:lvl>
     <w:lvl w:ilvl="1">
       <w:start w:val="1"/>
       <w:numFmt w:val="lowerLetter"/>
       <w:lvlText w:val="%2."/>
-      <w:lvlJc w:val="start"/>
-      <w:pPr>
-        <w:tabs>
-          <w:tab w:val="num" w:pos="0"/>
-        </w:tabs>
-        <w:ind w:start="1440" w:hanging="360"/>
-      </w:pPr>
-      <w:rPr/>
+      <w:lvlJc w:val="left"/>
+      <w:pPr>
+        <w:tabs>
+          <w:tab w:val="num" w:pos="1440"/>
+        </w:tabs>
+        <w:ind w:left="1440" w:hanging="360"/>
+      </w:pPr>
+      <w:rPr>
+        <w:rFonts w:cs="Times New Roman"/>
+      </w:rPr>
     </w:lvl>
     <w:lvl w:ilvl="2">
       <w:start w:val="1"/>
       <w:numFmt w:val="lowerRoman"/>
       <w:lvlText w:val="%3."/>
-      <w:lvlJc w:val="end"/>
-      <w:pPr>
-        <w:tabs>
-          <w:tab w:val="num" w:pos="0"/>
-        </w:tabs>
-        <w:ind w:start="2160" w:hanging="180"/>
-      </w:pPr>
-      <w:rPr/>
+      <w:lvlJc w:val="right"/>
+      <w:pPr>
+        <w:tabs>
+          <w:tab w:val="num" w:pos="2160"/>
+        </w:tabs>
+        <w:ind w:left="2160" w:hanging="180"/>
+      </w:pPr>
+      <w:rPr>
+        <w:rFonts w:cs="Times New Roman"/>
+      </w:rPr>
     </w:lvl>
     <w:lvl w:ilvl="3">
       <w:start w:val="1"/>
       <w:numFmt w:val="decimal"/>
       <w:lvlText w:val="%4."/>
-      <w:lvlJc w:val="start"/>
-      <w:pPr>
-        <w:tabs>
-          <w:tab w:val="num" w:pos="0"/>
-        </w:tabs>
-        <w:ind w:start="2880" w:hanging="360"/>
-      </w:pPr>
-      <w:rPr/>
+      <w:lvlJc w:val="left"/>
+      <w:pPr>
+        <w:tabs>
+          <w:tab w:val="num" w:pos="2880"/>
+        </w:tabs>
+        <w:ind w:left="2880" w:hanging="360"/>
+      </w:pPr>
+      <w:rPr>
+        <w:rFonts w:cs="Times New Roman"/>
+      </w:rPr>
     </w:lvl>
     <w:lvl w:ilvl="4">
       <w:start w:val="1"/>
       <w:numFmt w:val="lowerLetter"/>
       <w:lvlText w:val="%5."/>
-      <w:lvlJc w:val="start"/>
-      <w:pPr>
-        <w:tabs>
-          <w:tab w:val="num" w:pos="0"/>
-        </w:tabs>
-        <w:ind w:start="3600" w:hanging="360"/>
-      </w:pPr>
-      <w:rPr/>
+      <w:lvlJc w:val="left"/>
+      <w:pPr>
+        <w:tabs>
+          <w:tab w:val="num" w:pos="3600"/>
+        </w:tabs>
+        <w:ind w:left="3600" w:hanging="360"/>
+      </w:pPr>
+      <w:rPr>
+        <w:rFonts w:cs="Times New Roman"/>
+      </w:rPr>
     </w:lvl>
     <w:lvl w:ilvl="5">
       <w:start w:val="1"/>
       <w:numFmt w:val="lowerRoman"/>
       <w:lvlText w:val="%6."/>
-      <w:lvlJc w:val="end"/>
-      <w:pPr>
-        <w:tabs>
-          <w:tab w:val="num" w:pos="0"/>
-        </w:tabs>
-        <w:ind w:start="4320" w:hanging="180"/>
-      </w:pPr>
-      <w:rPr/>
+      <w:lvlJc w:val="right"/>
+      <w:pPr>
+        <w:tabs>
+          <w:tab w:val="num" w:pos="4320"/>
+        </w:tabs>
+        <w:ind w:left="4320" w:hanging="180"/>
+      </w:pPr>
+      <w:rPr>
+        <w:rFonts w:cs="Times New Roman"/>
+      </w:rPr>
     </w:lvl>
     <w:lvl w:ilvl="6">
       <w:start w:val="1"/>
       <w:numFmt w:val="decimal"/>
       <w:lvlText w:val="%7."/>
-      <w:lvlJc w:val="start"/>
-      <w:pPr>
-        <w:tabs>
-          <w:tab w:val="num" w:pos="0"/>
-        </w:tabs>
-        <w:ind w:start="5040" w:hanging="360"/>
-      </w:pPr>
-      <w:rPr/>
+      <w:lvlJc w:val="left"/>
+      <w:pPr>
+        <w:tabs>
+          <w:tab w:val="num" w:pos="5040"/>
+        </w:tabs>
+        <w:ind w:left="5040" w:hanging="360"/>
+      </w:pPr>
+      <w:rPr>
+        <w:rFonts w:cs="Times New Roman"/>
+      </w:rPr>
     </w:lvl>
     <w:lvl w:ilvl="7">
       <w:start w:val="1"/>
       <w:numFmt w:val="lowerLetter"/>
       <w:lvlText w:val="%8."/>
-      <w:lvlJc w:val="start"/>
-      <w:pPr>
-        <w:tabs>
-          <w:tab w:val="num" w:pos="0"/>
-        </w:tabs>
-        <w:ind w:start="5760" w:hanging="360"/>
-      </w:pPr>
-      <w:rPr/>
+      <w:lvlJc w:val="left"/>
+      <w:pPr>
+        <w:tabs>
+          <w:tab w:val="num" w:pos="5760"/>
+        </w:tabs>
+        <w:ind w:left="5760" w:hanging="360"/>
+      </w:pPr>
+      <w:rPr>
+        <w:rFonts w:cs="Times New Roman"/>
+      </w:rPr>
     </w:lvl>
     <w:lvl w:ilvl="8">
       <w:start w:val="1"/>
       <w:numFmt w:val="lowerRoman"/>
       <w:lvlText w:val="%9."/>
-      <w:lvlJc w:val="end"/>
-      <w:pPr>
-        <w:tabs>
-          <w:tab w:val="num" w:pos="0"/>
-        </w:tabs>
-        <w:ind w:start="6480" w:hanging="180"/>
-      </w:pPr>
-      <w:rPr/>
+      <w:lvlJc w:val="right"/>
+      <w:pPr>
+        <w:tabs>
+          <w:tab w:val="num" w:pos="6480"/>
+        </w:tabs>
+        <w:ind w:left="6480" w:hanging="180"/>
+      </w:pPr>
+      <w:rPr>
+        <w:rFonts w:cs="Times New Roman"/>
+      </w:rPr>
     </w:lvl>
   </w:abstractNum>
-  <w:abstractNum w:abstractNumId="10">
+  <w:abstractNum w:abstractNumId="11" w15:restartNumberingAfterBreak="0">
+    <w:nsid w:val="7A3A5722"/>
+    <w:multiLevelType w:val="multilevel"/>
+    <w:tmpl w:val="0EA654B2"/>
     <w:lvl w:ilvl="0">
       <w:start w:val="1"/>
       <w:numFmt w:val="decimal"/>
-      <w:lvlText w:val="D.%1."/>
-      <w:lvlJc w:val="start"/>
-      <w:pPr>
-        <w:tabs>
-          <w:tab w:val="num" w:pos="0"/>
-        </w:tabs>
-        <w:ind w:start="720" w:hanging="360"/>
+      <w:pStyle w:val="footnote"/>
+      <w:lvlText w:val="%1 "/>
+      <w:lvlJc w:val="left"/>
+      <w:pPr>
+        <w:tabs>
+          <w:tab w:val="num" w:pos="648"/>
+        </w:tabs>
+        <w:ind w:left="0" w:firstLine="288"/>
       </w:pPr>
       <w:rPr>
-        <w:b w:val="false"/>
-        <w:i w:val="false"/>
+        <w:rFonts w:ascii="Times New Roman" w:hAnsi="Times New Roman" w:cs="Times New Roman"/>
+        <w:b w:val="0"/>
+        <w:bCs w:val="0"/>
+        <w:i w:val="0"/>
+        <w:iCs w:val="0"/>
+        <w:caps w:val="0"/>
+        <w:smallCaps w:val="0"/>
+        <w:strike w:val="0"/>
+        <w:dstrike w:val="0"/>
+        <w:vanish w:val="0"/>
+        <w:color w:val="000000"/>
+        <w:sz w:val="16"/>
+        <w:szCs w:val="16"/>
+        <w:vertAlign w:val="superscript"/>
+        <w14:shadow w14:blurRad="0" w14:dist="0" w14:dir="0" w14:sx="0" w14:sy="0" w14:kx="0" w14:ky="0" w14:algn="none">
+          <w14:srgbClr w14:val="000000"/>
+        </w14:shadow>
+        <w14:textOutline w14:w="0" w14:cap="rnd" w14:cmpd="sng" w14:algn="ctr">
+          <w14:noFill/>
+          <w14:prstDash w14:val="solid"/>
+          <w14:bevel/>
+        </w14:textOutline>
       </w:rPr>
     </w:lvl>
     <w:lvl w:ilvl="1">
       <w:start w:val="1"/>
       <w:numFmt w:val="lowerLetter"/>
       <w:lvlText w:val="%2."/>
-      <w:lvlJc w:val="start"/>
-      <w:pPr>
-        <w:tabs>
-          <w:tab w:val="num" w:pos="0"/>
-        </w:tabs>
-        <w:ind w:start="1440" w:hanging="360"/>
-      </w:pPr>
-      <w:rPr/>
+      <w:lvlJc w:val="left"/>
+      <w:pPr>
+        <w:tabs>
+          <w:tab w:val="num" w:pos="1440"/>
+        </w:tabs>
+        <w:ind w:left="1440" w:hanging="360"/>
+      </w:pPr>
+      <w:rPr>
+        <w:rFonts w:cs="Times New Roman"/>
+      </w:rPr>
     </w:lvl>
     <w:lvl w:ilvl="2">
       <w:start w:val="1"/>
       <w:numFmt w:val="lowerRoman"/>
       <w:lvlText w:val="%3."/>
-      <w:lvlJc w:val="end"/>
-      <w:pPr>
-        <w:tabs>
-          <w:tab w:val="num" w:pos="0"/>
-        </w:tabs>
-        <w:ind w:start="2160" w:hanging="180"/>
-      </w:pPr>
-      <w:rPr/>
+      <w:lvlJc w:val="right"/>
+      <w:pPr>
+        <w:tabs>
+          <w:tab w:val="num" w:pos="2160"/>
+        </w:tabs>
+        <w:ind w:left="2160" w:hanging="180"/>
+      </w:pPr>
+      <w:rPr>
+        <w:rFonts w:cs="Times New Roman"/>
+      </w:rPr>
     </w:lvl>
     <w:lvl w:ilvl="3">
       <w:start w:val="1"/>
       <w:numFmt w:val="decimal"/>
       <w:lvlText w:val="%4."/>
-      <w:lvlJc w:val="start"/>
-      <w:pPr>
-        <w:tabs>
-          <w:tab w:val="num" w:pos="0"/>
-        </w:tabs>
-        <w:ind w:start="2880" w:hanging="360"/>
-      </w:pPr>
-      <w:rPr/>
+      <w:lvlJc w:val="left"/>
+      <w:pPr>
+        <w:tabs>
+          <w:tab w:val="num" w:pos="2880"/>
+        </w:tabs>
+        <w:ind w:left="2880" w:hanging="360"/>
+      </w:pPr>
+      <w:rPr>
+        <w:rFonts w:cs="Times New Roman"/>
+      </w:rPr>
     </w:lvl>
     <w:lvl w:ilvl="4">
       <w:start w:val="1"/>
       <w:numFmt w:val="lowerLetter"/>
       <w:lvlText w:val="%5."/>
-      <w:lvlJc w:val="start"/>
-      <w:pPr>
-        <w:tabs>
-          <w:tab w:val="num" w:pos="0"/>
-        </w:tabs>
-        <w:ind w:start="3600" w:hanging="360"/>
-      </w:pPr>
-      <w:rPr/>
+      <w:lvlJc w:val="left"/>
+      <w:pPr>
+        <w:tabs>
+          <w:tab w:val="num" w:pos="3600"/>
+        </w:tabs>
+        <w:ind w:left="3600" w:hanging="360"/>
+      </w:pPr>
+      <w:rPr>
+        <w:rFonts w:cs="Times New Roman"/>
+      </w:rPr>
     </w:lvl>
     <w:lvl w:ilvl="5">
       <w:start w:val="1"/>
       <w:numFmt w:val="lowerRoman"/>
       <w:lvlText w:val="%6."/>
-      <w:lvlJc w:val="end"/>
-      <w:pPr>
-        <w:tabs>
-          <w:tab w:val="num" w:pos="0"/>
-        </w:tabs>
-        <w:ind w:start="4320" w:hanging="180"/>
-      </w:pPr>
-      <w:rPr/>
+      <w:lvlJc w:val="right"/>
+      <w:pPr>
+        <w:tabs>
+          <w:tab w:val="num" w:pos="4320"/>
+        </w:tabs>
+        <w:ind w:left="4320" w:hanging="180"/>
+      </w:pPr>
+      <w:rPr>
+        <w:rFonts w:cs="Times New Roman"/>
+      </w:rPr>
     </w:lvl>
     <w:lvl w:ilvl="6">
       <w:start w:val="1"/>
       <w:numFmt w:val="decimal"/>
       <w:lvlText w:val="%7."/>
-      <w:lvlJc w:val="start"/>
-      <w:pPr>
-        <w:tabs>
-          <w:tab w:val="num" w:pos="0"/>
-        </w:tabs>
-        <w:ind w:start="5040" w:hanging="360"/>
-      </w:pPr>
-      <w:rPr/>
+      <w:lvlJc w:val="left"/>
+      <w:pPr>
+        <w:tabs>
+          <w:tab w:val="num" w:pos="5040"/>
+        </w:tabs>
+        <w:ind w:left="5040" w:hanging="360"/>
+      </w:pPr>
+      <w:rPr>
+        <w:rFonts w:cs="Times New Roman"/>
+      </w:rPr>
     </w:lvl>
     <w:lvl w:ilvl="7">
       <w:start w:val="1"/>
       <w:numFmt w:val="lowerLetter"/>
       <w:lvlText w:val="%8."/>
-      <w:lvlJc w:val="start"/>
-      <w:pPr>
-        <w:tabs>
-          <w:tab w:val="num" w:pos="0"/>
-        </w:tabs>
-        <w:ind w:start="5760" w:hanging="360"/>
-      </w:pPr>
-      <w:rPr/>
+      <w:lvlJc w:val="left"/>
+      <w:pPr>
+        <w:tabs>
+          <w:tab w:val="num" w:pos="5760"/>
+        </w:tabs>
+        <w:ind w:left="5760" w:hanging="360"/>
+      </w:pPr>
+      <w:rPr>
+        <w:rFonts w:cs="Times New Roman"/>
+      </w:rPr>
     </w:lvl>
     <w:lvl w:ilvl="8">
       <w:start w:val="1"/>
       <w:numFmt w:val="lowerRoman"/>
       <w:lvlText w:val="%9."/>
-      <w:lvlJc w:val="end"/>
-      <w:pPr>
-        <w:tabs>
-          <w:tab w:val="num" w:pos="0"/>
-        </w:tabs>
-        <w:ind w:start="6480" w:hanging="180"/>
-      </w:pPr>
-      <w:rPr/>
+      <w:lvlJc w:val="right"/>
+      <w:pPr>
+        <w:tabs>
+          <w:tab w:val="num" w:pos="6480"/>
+        </w:tabs>
+        <w:ind w:left="6480" w:hanging="180"/>
+      </w:pPr>
+      <w:rPr>
+        <w:rFonts w:cs="Times New Roman"/>
+      </w:rPr>
     </w:lvl>
   </w:abstractNum>
-  <w:abstractNum w:abstractNumId="11">
-    <w:lvl w:ilvl="0">
-      <w:start w:val="1"/>
-      <w:numFmt w:val="upperLetter"/>
-      <w:lvlText w:val="%1."/>
-      <w:lvlJc w:val="start"/>
-      <w:pPr>
-        <w:tabs>
-          <w:tab w:val="num" w:pos="0"/>
-        </w:tabs>
-        <w:ind w:start="720" w:hanging="360"/>
-      </w:pPr>
-      <w:rPr/>
-    </w:lvl>
-    <w:lvl w:ilvl="1">
-      <w:start w:val="1"/>
-      <w:numFmt w:val="lowerLetter"/>
-      <w:lvlText w:val="%2."/>
-      <w:lvlJc w:val="start"/>
-      <w:pPr>
-        <w:tabs>
-          <w:tab w:val="num" w:pos="0"/>
-        </w:tabs>
-        <w:ind w:start="1440" w:hanging="360"/>
-      </w:pPr>
-      <w:rPr/>
-    </w:lvl>
-    <w:lvl w:ilvl="2">
-      <w:start w:val="1"/>
-      <w:numFmt w:val="lowerRoman"/>
-      <w:lvlText w:val="%3."/>
-      <w:lvlJc w:val="end"/>
-      <w:pPr>
-        <w:tabs>
-          <w:tab w:val="num" w:pos="0"/>
-        </w:tabs>
-        <w:ind w:start="2160" w:hanging="180"/>
-      </w:pPr>
-      <w:rPr/>
-    </w:lvl>
-    <w:lvl w:ilvl="3">
-      <w:start w:val="1"/>
-      <w:numFmt w:val="decimal"/>
-      <w:lvlText w:val="%4."/>
-      <w:lvlJc w:val="start"/>
-      <w:pPr>
-        <w:tabs>
-          <w:tab w:val="num" w:pos="0"/>
-        </w:tabs>
-        <w:ind w:start="2880" w:hanging="360"/>
-      </w:pPr>
-      <w:rPr/>
-    </w:lvl>
-    <w:lvl w:ilvl="4">
-      <w:start w:val="1"/>
-      <w:numFmt w:val="lowerLetter"/>
-      <w:lvlText w:val="%5."/>
-      <w:lvlJc w:val="start"/>
-      <w:pPr>
-        <w:tabs>
-          <w:tab w:val="num" w:pos="0"/>
-        </w:tabs>
-        <w:ind w:start="3600" w:hanging="360"/>
-      </w:pPr>
-      <w:rPr/>
-    </w:lvl>
-    <w:lvl w:ilvl="5">
-      <w:start w:val="1"/>
-      <w:numFmt w:val="lowerRoman"/>
-      <w:lvlText w:val="%6."/>
-      <w:lvlJc w:val="end"/>
-      <w:pPr>
-        <w:tabs>
-          <w:tab w:val="num" w:pos="0"/>
-        </w:tabs>
-        <w:ind w:start="4320" w:hanging="180"/>
-      </w:pPr>
-      <w:rPr/>
-    </w:lvl>
-    <w:lvl w:ilvl="6">
-      <w:start w:val="1"/>
-      <w:numFmt w:val="decimal"/>
-      <w:lvlText w:val="%7."/>
-      <w:lvlJc w:val="start"/>
-      <w:pPr>
-        <w:tabs>
-          <w:tab w:val="num" w:pos="0"/>
-        </w:tabs>
-        <w:ind w:start="5040" w:hanging="360"/>
-      </w:pPr>
-      <w:rPr/>
-    </w:lvl>
-    <w:lvl w:ilvl="7">
-      <w:start w:val="1"/>
-      <w:numFmt w:val="lowerLetter"/>
-      <w:lvlText w:val="%8."/>
-      <w:lvlJc w:val="start"/>
-      <w:pPr>
-        <w:tabs>
-          <w:tab w:val="num" w:pos="0"/>
-        </w:tabs>
-        <w:ind w:start="5760" w:hanging="360"/>
-      </w:pPr>
-      <w:rPr/>
-    </w:lvl>
-    <w:lvl w:ilvl="8">
-      <w:start w:val="1"/>
-      <w:numFmt w:val="lowerRoman"/>
-      <w:lvlText w:val="%9."/>
-      <w:lvlJc w:val="end"/>
-      <w:pPr>
-        <w:tabs>
-          <w:tab w:val="num" w:pos="0"/>
-        </w:tabs>
-        <w:ind w:start="6480" w:hanging="180"/>
-      </w:pPr>
-      <w:rPr/>
-    </w:lvl>
-  </w:abstractNum>
-  <w:abstractNum w:abstractNumId="12">
-    <w:lvl w:ilvl="0">
-      <w:start w:val="1"/>
-      <w:numFmt w:val="upperLetter"/>
-      <w:lvlText w:val="%1."/>
-      <w:lvlJc w:val="start"/>
-      <w:pPr>
-        <w:tabs>
-          <w:tab w:val="num" w:pos="0"/>
-        </w:tabs>
-        <w:ind w:start="720" w:hanging="360"/>
-      </w:pPr>
-      <w:rPr/>
-    </w:lvl>
-    <w:lvl w:ilvl="1">
-      <w:start w:val="1"/>
-      <w:numFmt w:val="lowerLetter"/>
-      <w:lvlText w:val="%2."/>
-      <w:lvlJc w:val="start"/>
-      <w:pPr>
-        <w:tabs>
-          <w:tab w:val="num" w:pos="0"/>
-        </w:tabs>
-        <w:ind w:start="1440" w:hanging="360"/>
-      </w:pPr>
-      <w:rPr/>
-    </w:lvl>
-    <w:lvl w:ilvl="2">
-      <w:start w:val="1"/>
-      <w:numFmt w:val="lowerRoman"/>
-      <w:lvlText w:val="%3."/>
-      <w:lvlJc w:val="end"/>
-      <w:pPr>
-        <w:tabs>
-          <w:tab w:val="num" w:pos="0"/>
-        </w:tabs>
-        <w:ind w:start="2160" w:hanging="180"/>
-      </w:pPr>
-      <w:rPr/>
-    </w:lvl>
-    <w:lvl w:ilvl="3">
-      <w:start w:val="1"/>
-      <w:numFmt w:val="decimal"/>
-      <w:lvlText w:val="%4."/>
-      <w:lvlJc w:val="start"/>
-      <w:pPr>
-        <w:tabs>
-          <w:tab w:val="num" w:pos="0"/>
-        </w:tabs>
-        <w:ind w:start="2880" w:hanging="360"/>
-      </w:pPr>
-      <w:rPr/>
-    </w:lvl>
-    <w:lvl w:ilvl="4">
-      <w:start w:val="1"/>
-      <w:numFmt w:val="lowerLetter"/>
-      <w:lvlText w:val="%5."/>
-      <w:lvlJc w:val="start"/>
-      <w:pPr>
-        <w:tabs>
-          <w:tab w:val="num" w:pos="0"/>
-        </w:tabs>
-        <w:ind w:start="3600" w:hanging="360"/>
-      </w:pPr>
-      <w:rPr/>
-    </w:lvl>
-    <w:lvl w:ilvl="5">
-      <w:start w:val="1"/>
-      <w:numFmt w:val="lowerRoman"/>
-      <w:lvlText w:val="%6."/>
-      <w:lvlJc w:val="end"/>
-      <w:pPr>
-        <w:tabs>
-          <w:tab w:val="num" w:pos="0"/>
-        </w:tabs>
-        <w:ind w:start="4320" w:hanging="180"/>
-      </w:pPr>
-      <w:rPr/>
-    </w:lvl>
-    <w:lvl w:ilvl="6">
-      <w:start w:val="1"/>
-      <w:numFmt w:val="decimal"/>
-      <w:lvlText w:val="%7."/>
-      <w:lvlJc w:val="start"/>
-      <w:pPr>
-        <w:tabs>
-          <w:tab w:val="num" w:pos="0"/>
-        </w:tabs>
-        <w:ind w:start="5040" w:hanging="360"/>
-      </w:pPr>
-      <w:rPr/>
-    </w:lvl>
-    <w:lvl w:ilvl="7">
-      <w:start w:val="1"/>
-      <w:numFmt w:val="lowerLetter"/>
-      <w:lvlText w:val="%8."/>
-      <w:lvlJc w:val="start"/>
-      <w:pPr>
-        <w:tabs>
-          <w:tab w:val="num" w:pos="0"/>
-        </w:tabs>
-        <w:ind w:start="5760" w:hanging="360"/>
-      </w:pPr>
-      <w:rPr/>
-    </w:lvl>
-    <w:lvl w:ilvl="8">
-      <w:start w:val="1"/>
-      <w:numFmt w:val="lowerRoman"/>
-      <w:lvlText w:val="%9."/>
-      <w:lvlJc w:val="end"/>
-      <w:pPr>
-        <w:tabs>
-          <w:tab w:val="num" w:pos="0"/>
-        </w:tabs>
-        <w:ind w:start="6480" w:hanging="180"/>
-      </w:pPr>
-      <w:rPr/>
-    </w:lvl>
-  </w:abstractNum>
-  <w:num w:numId="1">
+  <w:num w:numId="1" w16cid:durableId="1522085701">
+    <w:abstractNumId w:val="3"/>
+  </w:num>
+  <w:num w:numId="2" w16cid:durableId="749273238">
+    <w:abstractNumId w:val="10"/>
+  </w:num>
+  <w:num w:numId="3" w16cid:durableId="379675741">
+    <w:abstractNumId w:val="11"/>
+  </w:num>
+  <w:num w:numId="4" w16cid:durableId="1138499641">
+    <w:abstractNumId w:val="7"/>
+  </w:num>
+  <w:num w:numId="5" w16cid:durableId="259879806">
+    <w:abstractNumId w:val="8"/>
+  </w:num>
+  <w:num w:numId="6" w16cid:durableId="1677729453">
+    <w:abstractNumId w:val="5"/>
+  </w:num>
+  <w:num w:numId="7" w16cid:durableId="1225065803">
+    <w:abstractNumId w:val="0"/>
+  </w:num>
+  <w:num w:numId="8" w16cid:durableId="352347056">
+    <w:abstractNumId w:val="2"/>
+  </w:num>
+  <w:num w:numId="9" w16cid:durableId="765423387">
+    <w:abstractNumId w:val="4"/>
+  </w:num>
+  <w:num w:numId="10" w16cid:durableId="1158495234">
     <w:abstractNumId w:val="1"/>
   </w:num>
-  <w:num w:numId="2">
-    <w:abstractNumId w:val="2"/>
-  </w:num>
-  <w:num w:numId="3">
-    <w:abstractNumId w:val="3"/>
-  </w:num>
-  <w:num w:numId="4">
-    <w:abstractNumId w:val="4"/>
-  </w:num>
-  <w:num w:numId="5">
-    <w:abstractNumId w:val="5"/>
-  </w:num>
-  <w:num w:numId="6">
-    <w:abstractNumId w:val="6"/>
-  </w:num>
-  <w:num w:numId="7">
-    <w:abstractNumId w:val="7"/>
-  </w:num>
-  <w:num w:numId="8">
-    <w:abstractNumId w:val="8"/>
-  </w:num>
-  <w:num w:numId="9">
+  <w:num w:numId="11" w16cid:durableId="1345746252">
     <w:abstractNumId w:val="9"/>
   </w:num>
-  <w:num w:numId="10">
-    <w:abstractNumId w:val="10"/>
-  </w:num>
-  <w:num w:numId="11">
-    <w:abstractNumId w:val="11"/>
-  </w:num>
-  <w:num w:numId="12">
-    <w:abstractNumId w:val="12"/>
+  <w:num w:numId="12" w16cid:durableId="1291940183">
+    <w:abstractNumId w:val="6"/>
   </w:num>
 </w:numbering>
 </file>
 
 <file path=word/styles.xml><?xml version="1.0" encoding="utf-8"?>
-<w:styles xmlns:w="http://schemas.openxmlformats.org/wordprocessingml/2006/main" xmlns:w14="http://schemas.microsoft.com/office/word/2010/wordml" xmlns:mc="http://schemas.openxmlformats.org/markup-compatibility/2006" mc:Ignorable="w14">
+<w:styles xmlns:mc="http://schemas.openxmlformats.org/markup-compatibility/2006" xmlns:r="http://schemas.openxmlformats.org/officeDocument/2006/relationships" xmlns:w="http://schemas.openxmlformats.org/wordprocessingml/2006/main" xmlns:w14="http://schemas.microsoft.com/office/word/2010/wordml" xmlns:w15="http://schemas.microsoft.com/office/word/2012/wordml" xmlns:w16cex="http://schemas.microsoft.com/office/word/2018/wordml/cex" xmlns:w16cid="http://schemas.microsoft.com/office/word/2016/wordml/cid" xmlns:w16="http://schemas.microsoft.com/office/word/2018/wordml" xmlns:w16sdtdh="http://schemas.microsoft.com/office/word/2020/wordml/sdtdatahash" xmlns:w16se="http://schemas.microsoft.com/office/word/2015/wordml/symex" mc:Ignorable="w14 w15 w16se w16cid w16 w16cex w16sdtdh">
   <w:docDefaults>
     <w:rPrDefault>
       <w:rPr>
-        <w:rFonts w:ascii="Times New Roman" w:hAnsi="Times New Roman" w:eastAsia="SimSun" w:cs="Times New Roman"/>
+        <w:rFonts w:ascii="Times New Roman" w:eastAsia="SimSun" w:hAnsi="Times New Roman" w:cs="Times New Roman"/>
         <w:lang w:val="en-US" w:eastAsia="en-US" w:bidi="ar-SA"/>
       </w:rPr>
     </w:rPrDefault>
     <w:pPrDefault>
       <w:pPr>
-        <w:suppressAutoHyphens w:val="true"/>
+        <w:suppressAutoHyphens/>
       </w:pPr>
     </w:pPrDefault>
   </w:docDefaults>
@@ -6797,7 +7222,7 @@
     <w:lsdException w:name="Table Web 2" w:semiHidden="1" w:unhideWhenUsed="1"/>
     <w:lsdException w:name="Table Web 3" w:semiHidden="1" w:unhideWhenUsed="1"/>
     <w:lsdException w:name="Table Theme" w:semiHidden="1" w:unhideWhenUsed="1"/>
-    <w:lsdException w:name="Placeholder Text" w:uiPriority="99" w:semiHidden="1"/>
+    <w:lsdException w:name="Placeholder Text" w:semiHidden="1" w:uiPriority="99"/>
     <w:lsdException w:name="No Spacing" w:uiPriority="1" w:qFormat="1"/>
     <w:lsdException w:name="Light Shading" w:uiPriority="60"/>
     <w:lsdException w:name="Light List" w:uiPriority="61"/>
@@ -6819,7 +7244,7 @@
     <w:lsdException w:name="Medium Shading 1 Accent 1" w:uiPriority="63"/>
     <w:lsdException w:name="Medium Shading 2 Accent 1" w:uiPriority="64"/>
     <w:lsdException w:name="Medium List 1 Accent 1" w:uiPriority="65"/>
-    <w:lsdException w:name="Revision" w:uiPriority="99" w:semiHidden="1"/>
+    <w:lsdException w:name="Revision" w:semiHidden="1" w:uiPriority="99"/>
     <w:lsdException w:name="List Paragraph" w:uiPriority="34" w:qFormat="1"/>
     <w:lsdException w:name="Quote" w:uiPriority="29" w:qFormat="1"/>
     <w:lsdException w:name="Intense Quote" w:uiPriority="30" w:qFormat="1"/>
@@ -6906,8 +7331,8 @@
     <w:lsdException w:name="Subtle Reference" w:uiPriority="31" w:qFormat="1"/>
     <w:lsdException w:name="Intense Reference" w:uiPriority="32" w:qFormat="1"/>
     <w:lsdException w:name="Book Title" w:uiPriority="33" w:qFormat="1"/>
-    <w:lsdException w:name="Bibliography" w:uiPriority="37" w:semiHidden="1" w:unhideWhenUsed="1"/>
-    <w:lsdException w:name="TOC Heading" w:uiPriority="39" w:semiHidden="1" w:unhideWhenUsed="1" w:qFormat="1"/>
+    <w:lsdException w:name="Bibliography" w:semiHidden="1" w:uiPriority="37" w:unhideWhenUsed="1"/>
+    <w:lsdException w:name="TOC Heading" w:semiHidden="1" w:uiPriority="39" w:unhideWhenUsed="1" w:qFormat="1"/>
     <w:lsdException w:name="Plain Table 1" w:uiPriority="41"/>
     <w:lsdException w:name="Plain Table 2" w:uiPriority="42"/>
     <w:lsdException w:name="Plain Table 3" w:uiPriority="43"/>
@@ -7012,47 +7437,33 @@
     <w:lsdException w:name="List Table 5 Dark Accent 6" w:uiPriority="50"/>
     <w:lsdException w:name="List Table 6 Colorful Accent 6" w:uiPriority="51"/>
     <w:lsdException w:name="List Table 7 Colorful Accent 6" w:uiPriority="52"/>
-    <w:lsdException w:name="Mention" w:uiPriority="99" w:semiHidden="1" w:unhideWhenUsed="1"/>
-    <w:lsdException w:name="Smart Hyperlink" w:uiPriority="99" w:semiHidden="1" w:unhideWhenUsed="1"/>
-    <w:lsdException w:name="Hashtag" w:uiPriority="99" w:semiHidden="1" w:unhideWhenUsed="1"/>
-    <w:lsdException w:name="Unresolved Mention" w:uiPriority="99" w:semiHidden="1" w:unhideWhenUsed="1"/>
-    <w:lsdException w:name="Smart Link" w:uiPriority="99" w:semiHidden="1" w:unhideWhenUsed="1"/>
+    <w:lsdException w:name="Mention" w:semiHidden="1" w:uiPriority="99" w:unhideWhenUsed="1"/>
+    <w:lsdException w:name="Smart Hyperlink" w:semiHidden="1" w:uiPriority="99" w:unhideWhenUsed="1"/>
+    <w:lsdException w:name="Hashtag" w:semiHidden="1" w:uiPriority="99" w:unhideWhenUsed="1"/>
+    <w:lsdException w:name="Unresolved Mention" w:semiHidden="1" w:uiPriority="99" w:unhideWhenUsed="1"/>
+    <w:lsdException w:name="Smart Link" w:semiHidden="1" w:uiPriority="99" w:unhideWhenUsed="1"/>
   </w:latentStyles>
-  <w:style w:type="paragraph" w:styleId="Normal" w:default="1">
+  <w:style w:type="paragraph" w:default="1" w:styleId="Normal">
     <w:name w:val="Normal"/>
     <w:qFormat/>
     <w:pPr>
-      <w:widowControl/>
-      <w:suppressAutoHyphens w:val="true"/>
-      <w:bidi w:val="0"/>
-      <w:spacing w:before="0" w:after="0"/>
       <w:jc w:val="center"/>
     </w:pPr>
-    <w:rPr>
-      <w:rFonts w:ascii="Times New Roman" w:hAnsi="Times New Roman" w:eastAsia="SimSun" w:cs="Times New Roman"/>
-      <w:color w:val="auto"/>
-      <w:kern w:val="0"/>
-      <w:sz w:val="20"/>
-      <w:szCs w:val="20"/>
-      <w:lang w:val="en-US" w:eastAsia="en-US" w:bidi="ar-SA"/>
-    </w:rPr>
   </w:style>
   <w:style w:type="paragraph" w:styleId="Heading1">
     <w:name w:val="heading 1"/>
     <w:basedOn w:val="Normal"/>
     <w:next w:val="Normal"/>
     <w:qFormat/>
-    <w:rsid w:val="006b6b66"/>
+    <w:rsid w:val="006B6B66"/>
     <w:pPr>
-      <w:keepNext w:val="true"/>
+      <w:keepNext/>
       <w:keepLines/>
       <w:numPr>
-        <w:ilvl w:val="0"/>
         <w:numId w:val="1"/>
       </w:numPr>
       <w:tabs>
-        <w:tab w:val="clear" w:pos="720"/>
-        <w:tab w:val="left" w:pos="216" w:leader="none"/>
+        <w:tab w:val="left" w:pos="216"/>
       </w:tabs>
       <w:spacing w:before="160" w:after="80"/>
       <w:outlineLvl w:val="0"/>
@@ -7066,16 +7477,16 @@
     <w:basedOn w:val="Normal"/>
     <w:next w:val="Normal"/>
     <w:qFormat/>
-    <w:rsid w:val="00ed0149"/>
+    <w:rsid w:val="00ED0149"/>
     <w:pPr>
-      <w:keepNext w:val="true"/>
+      <w:keepNext/>
       <w:keepLines/>
       <w:numPr>
         <w:ilvl w:val="1"/>
         <w:numId w:val="1"/>
       </w:numPr>
       <w:spacing w:before="120" w:after="60"/>
-      <w:jc w:val="start"/>
+      <w:jc w:val="left"/>
       <w:outlineLvl w:val="1"/>
     </w:pPr>
     <w:rPr>
@@ -7094,7 +7505,7 @@
         <w:ilvl w:val="2"/>
         <w:numId w:val="1"/>
       </w:numPr>
-      <w:spacing w:lineRule="exact" w:line="240"/>
+      <w:spacing w:line="240" w:lineRule="exact"/>
       <w:jc w:val="both"/>
       <w:outlineLvl w:val="2"/>
     </w:pPr>
@@ -7115,7 +7526,7 @@
         <w:numId w:val="1"/>
       </w:numPr>
       <w:tabs>
-        <w:tab w:val="left" w:pos="720" w:leader="none"/>
+        <w:tab w:val="left" w:pos="720"/>
       </w:tabs>
       <w:spacing w:before="40" w:after="40"/>
       <w:jc w:val="both"/>
@@ -7133,8 +7544,7 @@
     <w:qFormat/>
     <w:pPr>
       <w:tabs>
-        <w:tab w:val="clear" w:pos="720"/>
-        <w:tab w:val="left" w:pos="360" w:leader="none"/>
+        <w:tab w:val="left" w:pos="360"/>
       </w:tabs>
       <w:spacing w:before="160" w:after="80"/>
       <w:outlineLvl w:val="4"/>
@@ -7143,45 +7553,63 @@
       <w:smallCaps/>
     </w:rPr>
   </w:style>
-  <w:style w:type="character" w:styleId="DefaultParagraphFont" w:default="1">
+  <w:style w:type="character" w:default="1" w:styleId="DefaultParagraphFont">
     <w:name w:val="Default Paragraph Font"/>
     <w:uiPriority w:val="1"/>
     <w:semiHidden/>
     <w:unhideWhenUsed/>
+  </w:style>
+  <w:style w:type="table" w:default="1" w:styleId="TableNormal">
+    <w:name w:val="Normal Table"/>
+    <w:uiPriority w:val="99"/>
+    <w:semiHidden/>
+    <w:unhideWhenUsed/>
+    <w:tblPr>
+      <w:tblInd w:w="0" w:type="dxa"/>
+      <w:tblCellMar>
+        <w:top w:w="0" w:type="dxa"/>
+        <w:left w:w="108" w:type="dxa"/>
+        <w:bottom w:w="0" w:type="dxa"/>
+        <w:right w:w="108" w:type="dxa"/>
+      </w:tblCellMar>
+    </w:tblPr>
+  </w:style>
+  <w:style w:type="numbering" w:default="1" w:styleId="NoList">
+    <w:name w:val="No List"/>
+    <w:uiPriority w:val="99"/>
+    <w:semiHidden/>
+    <w:unhideWhenUsed/>
+  </w:style>
+  <w:style w:type="character" w:customStyle="1" w:styleId="BodyTextChar">
+    <w:name w:val="Body Text Char"/>
+    <w:link w:val="BodyText"/>
     <w:qFormat/>
-    <w:rPr/>
-  </w:style>
-  <w:style w:type="character" w:styleId="BodyTextChar" w:customStyle="1">
-    <w:name w:val="Body Text Char"/>
-    <w:qFormat/>
-    <w:rsid w:val="00e7596c"/>
+    <w:rsid w:val="00E7596C"/>
     <w:rPr>
       <w:spacing w:val="-1"/>
       <w:lang w:val="x-none" w:eastAsia="x-none"/>
     </w:rPr>
   </w:style>
-  <w:style w:type="character" w:styleId="HeaderChar" w:customStyle="1">
+  <w:style w:type="character" w:customStyle="1" w:styleId="HeaderChar">
     <w:name w:val="Header Char"/>
     <w:basedOn w:val="DefaultParagraphFont"/>
     <w:link w:val="Header"/>
     <w:qFormat/>
-    <w:rsid w:val="001a3b3d"/>
-    <w:rPr/>
+    <w:rsid w:val="001A3B3D"/>
   </w:style>
-  <w:style w:type="character" w:styleId="FooterChar" w:customStyle="1">
+  <w:style w:type="character" w:customStyle="1" w:styleId="FooterChar">
     <w:name w:val="Footer Char"/>
     <w:basedOn w:val="DefaultParagraphFont"/>
     <w:link w:val="Footer"/>
     <w:qFormat/>
-    <w:rsid w:val="001a3b3d"/>
-    <w:rPr/>
+    <w:rsid w:val="001A3B3D"/>
   </w:style>
   <w:style w:type="character" w:styleId="Strong">
     <w:name w:val="Strong"/>
     <w:basedOn w:val="DefaultParagraphFont"/>
     <w:uiPriority w:val="22"/>
     <w:qFormat/>
-    <w:rsid w:val="007d360b"/>
+    <w:rsid w:val="007D360B"/>
     <w:rPr>
       <w:b/>
       <w:bCs/>
@@ -7192,21 +7620,21 @@
     <w:basedOn w:val="DefaultParagraphFont"/>
     <w:uiPriority w:val="20"/>
     <w:qFormat/>
-    <w:rsid w:val="00f75991"/>
+    <w:rsid w:val="00F75991"/>
     <w:rPr>
       <w:i/>
       <w:iCs/>
     </w:rPr>
   </w:style>
-  <w:style w:type="character" w:styleId="SubtitleChar" w:customStyle="1">
+  <w:style w:type="character" w:customStyle="1" w:styleId="SubtitleChar">
     <w:name w:val="Subtitle Char"/>
     <w:basedOn w:val="DefaultParagraphFont"/>
     <w:link w:val="Subtitle"/>
     <w:qFormat/>
-    <w:rsid w:val="005f4ffd"/>
+    <w:rsid w:val="005F4FFD"/>
     <w:rPr>
-      <w:rFonts w:ascii="Calibri" w:hAnsi="Calibri" w:eastAsia="" w:cs="" w:asciiTheme="minorHAnsi" w:cstheme="minorBidi" w:eastAsiaTheme="minorEastAsia" w:hAnsiTheme="minorHAnsi"/>
-      <w:color w:themeColor="text1" w:themeTint="a5" w:val="5A5A5A"/>
+      <w:rFonts w:asciiTheme="minorHAnsi" w:eastAsiaTheme="minorEastAsia" w:hAnsiTheme="minorHAnsi" w:cstheme="minorBidi"/>
+      <w:color w:val="5A5A5A" w:themeColor="text1" w:themeTint="A5"/>
       <w:spacing w:val="15"/>
       <w:sz w:val="22"/>
       <w:szCs w:val="22"/>
@@ -7219,24 +7647,24 @@
       <w:u w:val="single"/>
     </w:rPr>
   </w:style>
-  <w:style w:type="character" w:styleId="SourceText">
+  <w:style w:type="character" w:customStyle="1" w:styleId="SourceText">
     <w:name w:val="Source Text"/>
     <w:qFormat/>
     <w:rPr>
-      <w:rFonts w:ascii="Liberation Mono" w:hAnsi="Liberation Mono" w:eastAsia="Liberation Mono" w:cs="Liberation Mono"/>
+      <w:rFonts w:ascii="Liberation Mono" w:eastAsia="Liberation Mono" w:hAnsi="Liberation Mono" w:cs="Liberation Mono"/>
     </w:rPr>
   </w:style>
-  <w:style w:type="paragraph" w:styleId="Heading" w:customStyle="1">
+  <w:style w:type="paragraph" w:customStyle="1" w:styleId="Heading">
     <w:name w:val="Heading"/>
     <w:basedOn w:val="Normal"/>
     <w:next w:val="BodyText"/>
     <w:qFormat/>
     <w:pPr>
-      <w:keepNext w:val="true"/>
+      <w:keepNext/>
       <w:spacing w:before="240" w:after="120"/>
     </w:pPr>
     <w:rPr>
-      <w:rFonts w:ascii="Liberation Sans" w:hAnsi="Liberation Sans" w:eastAsia="Microsoft YaHei" w:cs="Lucida Sans"/>
+      <w:rFonts w:ascii="Liberation Sans" w:eastAsia="Microsoft YaHei" w:hAnsi="Liberation Sans" w:cs="Lucida Sans"/>
       <w:sz w:val="28"/>
       <w:szCs w:val="28"/>
     </w:rPr>
@@ -7245,13 +7673,12 @@
     <w:name w:val="Body Text"/>
     <w:basedOn w:val="Normal"/>
     <w:link w:val="BodyTextChar"/>
-    <w:rsid w:val="00e7596c"/>
+    <w:rsid w:val="00E7596C"/>
     <w:pPr>
       <w:tabs>
-        <w:tab w:val="clear" w:pos="720"/>
-        <w:tab w:val="left" w:pos="288" w:leader="none"/>
+        <w:tab w:val="left" w:pos="288"/>
       </w:tabs>
-      <w:spacing w:lineRule="auto" w:line="228" w:before="0" w:after="120"/>
+      <w:spacing w:after="120" w:line="228" w:lineRule="auto"/>
       <w:ind w:firstLine="288"/>
       <w:jc w:val="both"/>
     </w:pPr>
@@ -7263,7 +7690,6 @@
   <w:style w:type="paragraph" w:styleId="List">
     <w:name w:val="List"/>
     <w:basedOn w:val="BodyText"/>
-    <w:pPr/>
     <w:rPr>
       <w:rFonts w:cs="Lucida Sans"/>
     </w:rPr>
@@ -7284,7 +7710,7 @@
       <w:szCs w:val="24"/>
     </w:rPr>
   </w:style>
-  <w:style w:type="paragraph" w:styleId="Index" w:customStyle="1">
+  <w:style w:type="paragraph" w:customStyle="1" w:styleId="Index">
     <w:name w:val="Index"/>
     <w:basedOn w:val="Normal"/>
     <w:qFormat/>
@@ -7295,235 +7721,160 @@
       <w:rFonts w:cs="Lucida Sans"/>
     </w:rPr>
   </w:style>
-  <w:style w:type="paragraph" w:styleId="Abstract" w:customStyle="1">
+  <w:style w:type="paragraph" w:customStyle="1" w:styleId="Abstract">
     <w:name w:val="Abstract"/>
     <w:qFormat/>
     <w:rsid w:val="00972203"/>
     <w:pPr>
-      <w:widowControl/>
-      <w:suppressAutoHyphens w:val="true"/>
-      <w:bidi w:val="0"/>
-      <w:spacing w:before="0" w:after="200"/>
+      <w:spacing w:after="200"/>
       <w:ind w:firstLine="272"/>
       <w:jc w:val="both"/>
     </w:pPr>
     <w:rPr>
-      <w:rFonts w:ascii="Times New Roman" w:hAnsi="Times New Roman" w:eastAsia="SimSun" w:cs="Times New Roman"/>
       <w:b/>
       <w:bCs/>
-      <w:color w:val="auto"/>
-      <w:kern w:val="0"/>
       <w:sz w:val="18"/>
       <w:szCs w:val="18"/>
-      <w:lang w:val="en-US" w:eastAsia="en-US" w:bidi="ar-SA"/>
     </w:rPr>
   </w:style>
-  <w:style w:type="paragraph" w:styleId="Affiliation" w:customStyle="1">
+  <w:style w:type="paragraph" w:customStyle="1" w:styleId="Affiliation">
     <w:name w:val="Affiliation"/>
     <w:qFormat/>
     <w:pPr>
-      <w:widowControl/>
-      <w:suppressAutoHyphens w:val="true"/>
-      <w:bidi w:val="0"/>
-      <w:spacing w:before="0" w:after="0"/>
       <w:jc w:val="center"/>
     </w:pPr>
-    <w:rPr>
-      <w:rFonts w:ascii="Times New Roman" w:hAnsi="Times New Roman" w:eastAsia="SimSun" w:cs="Times New Roman"/>
-      <w:color w:val="auto"/>
-      <w:kern w:val="0"/>
-      <w:sz w:val="20"/>
-      <w:szCs w:val="20"/>
-      <w:lang w:val="en-US" w:eastAsia="en-US" w:bidi="ar-SA"/>
-    </w:rPr>
   </w:style>
-  <w:style w:type="paragraph" w:styleId="Author" w:customStyle="1">
+  <w:style w:type="paragraph" w:customStyle="1" w:styleId="Author">
     <w:name w:val="Author"/>
     <w:qFormat/>
     <w:pPr>
-      <w:widowControl/>
-      <w:suppressAutoHyphens w:val="true"/>
-      <w:bidi w:val="0"/>
       <w:spacing w:before="360" w:after="40"/>
       <w:jc w:val="center"/>
     </w:pPr>
     <w:rPr>
-      <w:rFonts w:ascii="Times New Roman" w:hAnsi="Times New Roman" w:eastAsia="SimSun" w:cs="Times New Roman"/>
-      <w:color w:val="auto"/>
-      <w:kern w:val="0"/>
       <w:sz w:val="22"/>
       <w:szCs w:val="22"/>
-      <w:lang w:val="en-US" w:eastAsia="en-US" w:bidi="ar-SA"/>
     </w:rPr>
   </w:style>
-  <w:style w:type="paragraph" w:styleId="bulletlist" w:customStyle="1">
+  <w:style w:type="paragraph" w:customStyle="1" w:styleId="bulletlist">
     <w:name w:val="bullet list"/>
     <w:basedOn w:val="BodyText"/>
     <w:qFormat/>
-    <w:rsid w:val="001b67dc"/>
+    <w:rsid w:val="001B67DC"/>
     <w:pPr>
-      <w:ind w:hanging="0"/>
+      <w:ind w:firstLine="0"/>
     </w:pPr>
-    <w:rPr/>
   </w:style>
-  <w:style w:type="paragraph" w:styleId="equation" w:customStyle="1">
+  <w:style w:type="paragraph" w:customStyle="1" w:styleId="equation">
     <w:name w:val="equation"/>
     <w:basedOn w:val="Normal"/>
     <w:qFormat/>
-    <w:rsid w:val="008a2c7d"/>
+    <w:rsid w:val="008A2C7D"/>
     <w:pPr>
       <w:tabs>
-        <w:tab w:val="clear" w:pos="720"/>
-        <w:tab w:val="center" w:pos="2520" w:leader="none"/>
-        <w:tab w:val="right" w:pos="5040" w:leader="none"/>
+        <w:tab w:val="center" w:pos="2520"/>
+        <w:tab w:val="right" w:pos="5040"/>
       </w:tabs>
-      <w:spacing w:lineRule="auto" w:line="216" w:before="240" w:after="240"/>
+      <w:spacing w:before="240" w:after="240" w:line="216" w:lineRule="auto"/>
     </w:pPr>
     <w:rPr>
       <w:rFonts w:ascii="Symbol" w:hAnsi="Symbol" w:cs="Symbol"/>
     </w:rPr>
   </w:style>
-  <w:style w:type="paragraph" w:styleId="figurecaption" w:customStyle="1">
+  <w:style w:type="paragraph" w:customStyle="1" w:styleId="figurecaption">
     <w:name w:val="figure caption"/>
     <w:qFormat/>
-    <w:rsid w:val="005b0344"/>
+    <w:rsid w:val="005B0344"/>
     <w:pPr>
-      <w:widowControl/>
       <w:numPr>
-        <w:ilvl w:val="0"/>
         <w:numId w:val="2"/>
       </w:numPr>
       <w:tabs>
-        <w:tab w:val="clear" w:pos="720"/>
-        <w:tab w:val="left" w:pos="533" w:leader="none"/>
+        <w:tab w:val="left" w:pos="533"/>
       </w:tabs>
-      <w:suppressAutoHyphens w:val="true"/>
-      <w:bidi w:val="0"/>
       <w:spacing w:before="80" w:after="200"/>
-      <w:ind w:hanging="0" w:start="0"/>
+      <w:ind w:left="0" w:firstLine="0"/>
       <w:jc w:val="both"/>
     </w:pPr>
     <w:rPr>
-      <w:rFonts w:ascii="Times New Roman" w:hAnsi="Times New Roman" w:eastAsia="SimSun" w:cs="Times New Roman"/>
-      <w:color w:val="auto"/>
-      <w:kern w:val="0"/>
       <w:sz w:val="16"/>
       <w:szCs w:val="16"/>
-      <w:lang w:val="en-US" w:eastAsia="en-US" w:bidi="ar-SA"/>
     </w:rPr>
   </w:style>
-  <w:style w:type="paragraph" w:styleId="footnote" w:customStyle="1">
+  <w:style w:type="paragraph" w:customStyle="1" w:styleId="footnote">
     <w:name w:val="footnote"/>
     <w:qFormat/>
     <w:pPr>
-      <w:widowControl/>
       <w:numPr>
-        <w:ilvl w:val="0"/>
         <w:numId w:val="3"/>
       </w:numPr>
-      <w:suppressAutoHyphens w:val="true"/>
-      <w:bidi w:val="0"/>
-      <w:spacing w:before="0" w:after="40"/>
-      <w:jc w:val="start"/>
+      <w:spacing w:after="40"/>
     </w:pPr>
     <w:rPr>
-      <w:rFonts w:ascii="Times New Roman" w:hAnsi="Times New Roman" w:eastAsia="SimSun" w:cs="Times New Roman"/>
-      <w:color w:val="auto"/>
-      <w:kern w:val="0"/>
       <w:sz w:val="16"/>
       <w:szCs w:val="16"/>
-      <w:lang w:val="en-US" w:eastAsia="en-US" w:bidi="ar-SA"/>
     </w:rPr>
   </w:style>
-  <w:style w:type="paragraph" w:styleId="papersubtitle" w:customStyle="1">
+  <w:style w:type="paragraph" w:customStyle="1" w:styleId="papersubtitle">
     <w:name w:val="paper subtitle"/>
     <w:qFormat/>
     <w:pPr>
-      <w:widowControl/>
-      <w:suppressAutoHyphens w:val="true"/>
-      <w:bidi w:val="0"/>
-      <w:spacing w:before="0" w:after="120"/>
+      <w:spacing w:after="120"/>
       <w:jc w:val="center"/>
     </w:pPr>
     <w:rPr>
-      <w:rFonts w:eastAsia="MS Mincho" w:ascii="Times New Roman" w:hAnsi="Times New Roman" w:cs="Times New Roman"/>
-      <w:color w:val="auto"/>
-      <w:kern w:val="0"/>
+      <w:rFonts w:eastAsia="MS Mincho"/>
       <w:sz w:val="28"/>
       <w:szCs w:val="28"/>
-      <w:lang w:val="en-US" w:eastAsia="en-US" w:bidi="ar-SA"/>
     </w:rPr>
   </w:style>
-  <w:style w:type="paragraph" w:styleId="papertitle" w:customStyle="1">
+  <w:style w:type="paragraph" w:customStyle="1" w:styleId="papertitle">
     <w:name w:val="paper title"/>
     <w:qFormat/>
     <w:pPr>
-      <w:widowControl/>
-      <w:suppressAutoHyphens w:val="true"/>
-      <w:bidi w:val="0"/>
-      <w:spacing w:before="0" w:after="120"/>
+      <w:spacing w:after="120"/>
       <w:jc w:val="center"/>
     </w:pPr>
     <w:rPr>
-      <w:rFonts w:eastAsia="MS Mincho" w:ascii="Times New Roman" w:hAnsi="Times New Roman" w:cs="Times New Roman"/>
-      <w:color w:val="auto"/>
-      <w:kern w:val="0"/>
+      <w:rFonts w:eastAsia="MS Mincho"/>
       <w:sz w:val="48"/>
       <w:szCs w:val="48"/>
-      <w:lang w:val="en-US" w:eastAsia="en-US" w:bidi="ar-SA"/>
     </w:rPr>
   </w:style>
-  <w:style w:type="paragraph" w:styleId="references" w:customStyle="1">
+  <w:style w:type="paragraph" w:customStyle="1" w:styleId="references">
     <w:name w:val="references"/>
     <w:qFormat/>
     <w:pPr>
-      <w:widowControl/>
       <w:numPr>
-        <w:ilvl w:val="0"/>
         <w:numId w:val="4"/>
       </w:numPr>
-      <w:suppressAutoHyphens w:val="true"/>
-      <w:bidi w:val="0"/>
-      <w:spacing w:lineRule="exact" w:line="180" w:before="0" w:after="50"/>
+      <w:spacing w:after="50" w:line="180" w:lineRule="exact"/>
       <w:jc w:val="both"/>
     </w:pPr>
     <w:rPr>
-      <w:rFonts w:eastAsia="MS Mincho" w:ascii="Times New Roman" w:hAnsi="Times New Roman" w:cs="Times New Roman"/>
-      <w:color w:val="auto"/>
-      <w:kern w:val="0"/>
+      <w:rFonts w:eastAsia="MS Mincho"/>
       <w:sz w:val="16"/>
       <w:szCs w:val="16"/>
-      <w:lang w:val="en-US" w:eastAsia="en-US" w:bidi="ar-SA"/>
     </w:rPr>
   </w:style>
-  <w:style w:type="paragraph" w:styleId="sponsors" w:customStyle="1">
+  <w:style w:type="paragraph" w:customStyle="1" w:styleId="sponsors">
     <w:name w:val="sponsors"/>
     <w:qFormat/>
     <w:pPr>
-      <w:widowControl/>
       <w:pBdr>
         <w:top w:val="single" w:sz="4" w:space="2" w:color="000000"/>
       </w:pBdr>
-      <w:suppressAutoHyphens w:val="true"/>
-      <w:bidi w:val="0"/>
-      <w:spacing w:before="0" w:after="0"/>
       <w:ind w:firstLine="288"/>
-      <w:jc w:val="start"/>
     </w:pPr>
     <w:rPr>
-      <w:rFonts w:ascii="Times New Roman" w:hAnsi="Times New Roman" w:eastAsia="SimSun" w:cs="Times New Roman"/>
-      <w:color w:val="auto"/>
-      <w:kern w:val="0"/>
       <w:sz w:val="16"/>
       <w:szCs w:val="16"/>
-      <w:lang w:val="en-US" w:eastAsia="en-US" w:bidi="ar-SA"/>
     </w:rPr>
   </w:style>
-  <w:style w:type="paragraph" w:styleId="tablecolhead" w:customStyle="1">
+  <w:style w:type="paragraph" w:customStyle="1" w:styleId="tablecolhead">
     <w:name w:val="table col head"/>
     <w:basedOn w:val="Normal"/>
     <w:qFormat/>
-    <w:pPr/>
     <w:rPr>
       <w:b/>
       <w:bCs/>
@@ -7531,11 +7882,10 @@
       <w:szCs w:val="16"/>
     </w:rPr>
   </w:style>
-  <w:style w:type="paragraph" w:styleId="tablecolsubhead" w:customStyle="1">
+  <w:style w:type="paragraph" w:customStyle="1" w:styleId="tablecolsubhead">
     <w:name w:val="table col subhead"/>
     <w:basedOn w:val="tablecolhead"/>
     <w:qFormat/>
-    <w:pPr/>
     <w:rPr>
       <w:i/>
       <w:iCs/>
@@ -7543,143 +7893,111 @@
       <w:szCs w:val="15"/>
     </w:rPr>
   </w:style>
-  <w:style w:type="paragraph" w:styleId="tablecopy" w:customStyle="1">
+  <w:style w:type="paragraph" w:customStyle="1" w:styleId="tablecopy">
     <w:name w:val="table copy"/>
     <w:qFormat/>
     <w:pPr>
-      <w:widowControl/>
-      <w:suppressAutoHyphens w:val="true"/>
-      <w:bidi w:val="0"/>
-      <w:spacing w:before="0" w:after="0"/>
       <w:jc w:val="both"/>
     </w:pPr>
     <w:rPr>
-      <w:rFonts w:ascii="Times New Roman" w:hAnsi="Times New Roman" w:eastAsia="SimSun" w:cs="Times New Roman"/>
-      <w:color w:val="auto"/>
-      <w:kern w:val="0"/>
       <w:sz w:val="16"/>
       <w:szCs w:val="16"/>
-      <w:lang w:val="en-US" w:eastAsia="en-US" w:bidi="ar-SA"/>
     </w:rPr>
   </w:style>
-  <w:style w:type="paragraph" w:styleId="tablefootnote" w:customStyle="1">
+  <w:style w:type="paragraph" w:customStyle="1" w:styleId="tablefootnote">
     <w:name w:val="table footnote"/>
     <w:qFormat/>
-    <w:rsid w:val="005e2800"/>
+    <w:rsid w:val="005E2800"/>
     <w:pPr>
-      <w:widowControl/>
       <w:numPr>
-        <w:ilvl w:val="0"/>
         <w:numId w:val="6"/>
       </w:numPr>
-      <w:suppressAutoHyphens w:val="true"/>
-      <w:bidi w:val="0"/>
       <w:spacing w:before="60" w:after="30"/>
-      <w:ind w:hanging="29" w:start="58"/>
-      <w:jc w:val="end"/>
+      <w:ind w:left="58" w:hanging="29"/>
+      <w:jc w:val="right"/>
     </w:pPr>
     <w:rPr>
-      <w:rFonts w:ascii="Times New Roman" w:hAnsi="Times New Roman" w:eastAsia="SimSun" w:cs="Times New Roman"/>
-      <w:color w:val="auto"/>
-      <w:kern w:val="0"/>
       <w:sz w:val="12"/>
       <w:szCs w:val="12"/>
-      <w:lang w:val="en-US" w:eastAsia="en-US" w:bidi="ar-SA"/>
     </w:rPr>
   </w:style>
-  <w:style w:type="paragraph" w:styleId="tablehead" w:customStyle="1">
+  <w:style w:type="paragraph" w:customStyle="1" w:styleId="tablehead">
     <w:name w:val="table head"/>
     <w:qFormat/>
     <w:pPr>
-      <w:widowControl/>
       <w:numPr>
-        <w:ilvl w:val="0"/>
         <w:numId w:val="5"/>
       </w:numPr>
-      <w:suppressAutoHyphens w:val="true"/>
-      <w:bidi w:val="0"/>
-      <w:spacing w:lineRule="auto" w:line="216" w:before="240" w:after="120"/>
+      <w:spacing w:before="240" w:after="120" w:line="216" w:lineRule="auto"/>
       <w:jc w:val="center"/>
     </w:pPr>
     <w:rPr>
-      <w:rFonts w:ascii="Times New Roman" w:hAnsi="Times New Roman" w:eastAsia="SimSun" w:cs="Times New Roman"/>
       <w:smallCaps/>
-      <w:color w:val="auto"/>
-      <w:kern w:val="0"/>
       <w:sz w:val="16"/>
       <w:szCs w:val="16"/>
-      <w:lang w:val="en-US" w:eastAsia="en-US" w:bidi="ar-SA"/>
     </w:rPr>
   </w:style>
-  <w:style w:type="paragraph" w:styleId="Keywords" w:customStyle="1">
+  <w:style w:type="paragraph" w:customStyle="1" w:styleId="Keywords">
     <w:name w:val="Keywords"/>
     <w:basedOn w:val="Abstract"/>
     <w:qFormat/>
-    <w:rsid w:val="00f9441b"/>
+    <w:rsid w:val="00F9441B"/>
     <w:pPr>
-      <w:spacing w:before="0" w:after="120"/>
+      <w:spacing w:after="120"/>
       <w:ind w:firstLine="274"/>
     </w:pPr>
     <w:rPr>
       <w:i/>
     </w:rPr>
   </w:style>
-  <w:style w:type="paragraph" w:styleId="HeaderandFooter" w:customStyle="1">
+  <w:style w:type="paragraph" w:customStyle="1" w:styleId="HeaderandFooter">
     <w:name w:val="Header and Footer"/>
     <w:basedOn w:val="Normal"/>
     <w:qFormat/>
-    <w:pPr/>
-    <w:rPr/>
   </w:style>
   <w:style w:type="paragraph" w:styleId="Header">
     <w:name w:val="header"/>
     <w:basedOn w:val="Normal"/>
     <w:link w:val="HeaderChar"/>
-    <w:rsid w:val="001a3b3d"/>
+    <w:rsid w:val="001A3B3D"/>
     <w:pPr>
       <w:tabs>
-        <w:tab w:val="clear" w:pos="720"/>
-        <w:tab w:val="center" w:pos="4680" w:leader="none"/>
-        <w:tab w:val="right" w:pos="9360" w:leader="none"/>
+        <w:tab w:val="center" w:pos="4680"/>
+        <w:tab w:val="right" w:pos="9360"/>
       </w:tabs>
     </w:pPr>
-    <w:rPr/>
   </w:style>
   <w:style w:type="paragraph" w:styleId="Footer">
     <w:name w:val="footer"/>
     <w:basedOn w:val="Normal"/>
     <w:link w:val="FooterChar"/>
-    <w:rsid w:val="001a3b3d"/>
+    <w:rsid w:val="001A3B3D"/>
     <w:pPr>
       <w:tabs>
-        <w:tab w:val="clear" w:pos="720"/>
-        <w:tab w:val="center" w:pos="4680" w:leader="none"/>
-        <w:tab w:val="right" w:pos="9360" w:leader="none"/>
+        <w:tab w:val="center" w:pos="4680"/>
+        <w:tab w:val="right" w:pos="9360"/>
       </w:tabs>
     </w:pPr>
-    <w:rPr/>
   </w:style>
   <w:style w:type="paragraph" w:styleId="ListParagraph">
     <w:name w:val="List Paragraph"/>
     <w:basedOn w:val="Normal"/>
     <w:uiPriority w:val="34"/>
     <w:qFormat/>
-    <w:rsid w:val="00db1315"/>
+    <w:rsid w:val="00DB1315"/>
     <w:pPr>
-      <w:spacing w:before="0" w:after="0"/>
-      <w:ind w:start="720"/>
+      <w:ind w:left="720"/>
       <w:contextualSpacing/>
     </w:pPr>
-    <w:rPr/>
   </w:style>
-  <w:style w:type="paragraph" w:styleId="pdq2pgselectionanchorcontainer" w:customStyle="1">
+  <w:style w:type="paragraph" w:customStyle="1" w:styleId="pdq2pgselectionanchorcontainer">
     <w:name w:val="pdq2pg_selectionanchorcontainer"/>
     <w:basedOn w:val="Normal"/>
     <w:qFormat/>
-    <w:rsid w:val="009d63a4"/>
+    <w:rsid w:val="009D63A4"/>
     <w:pPr>
       <w:spacing w:beforeAutospacing="1" w:afterAutospacing="1"/>
-      <w:jc w:val="start"/>
+      <w:jc w:val="left"/>
     </w:pPr>
     <w:rPr>
       <w:rFonts w:eastAsia="Times New Roman"/>
@@ -7693,10 +8011,10 @@
     <w:uiPriority w:val="99"/>
     <w:unhideWhenUsed/>
     <w:qFormat/>
-    <w:rsid w:val="00f75991"/>
+    <w:rsid w:val="00F75991"/>
     <w:pPr>
       <w:spacing w:beforeAutospacing="1" w:afterAutospacing="1"/>
-      <w:jc w:val="start"/>
+      <w:jc w:val="left"/>
     </w:pPr>
     <w:rPr>
       <w:rFonts w:eastAsia="Times New Roman"/>
@@ -7710,58 +8028,33 @@
     <w:next w:val="Normal"/>
     <w:link w:val="SubtitleChar"/>
     <w:qFormat/>
-    <w:rsid w:val="005f4ffd"/>
+    <w:rsid w:val="005F4FFD"/>
     <w:pPr>
-      <w:spacing w:before="0" w:after="160"/>
+      <w:spacing w:after="160"/>
     </w:pPr>
     <w:rPr>
-      <w:rFonts w:ascii="Calibri" w:hAnsi="Calibri" w:eastAsia="" w:cs="" w:asciiTheme="minorHAnsi" w:cstheme="minorBidi" w:eastAsiaTheme="minorEastAsia" w:hAnsiTheme="minorHAnsi"/>
-      <w:color w:themeColor="text1" w:themeTint="a5" w:val="5A5A5A"/>
+      <w:rFonts w:asciiTheme="minorHAnsi" w:eastAsiaTheme="minorEastAsia" w:hAnsiTheme="minorHAnsi" w:cstheme="minorBidi"/>
+      <w:color w:val="5A5A5A" w:themeColor="text1" w:themeTint="A5"/>
       <w:spacing w:val="15"/>
       <w:sz w:val="22"/>
       <w:szCs w:val="22"/>
     </w:rPr>
   </w:style>
-  <w:style w:type="paragraph" w:styleId="def" w:customStyle="1">
+  <w:style w:type="paragraph" w:customStyle="1" w:styleId="def">
     <w:name w:val="def"/>
     <w:basedOn w:val="BodyText"/>
     <w:qFormat/>
-    <w:pPr/>
-    <w:rPr/>
   </w:style>
-  <w:style w:type="paragraph" w:styleId="FrameContents">
+  <w:style w:type="paragraph" w:customStyle="1" w:styleId="FrameContents">
     <w:name w:val="Frame Contents"/>
     <w:basedOn w:val="Normal"/>
     <w:qFormat/>
-    <w:pPr/>
-    <w:rPr/>
-  </w:style>
-  <w:style w:type="numbering" w:styleId="NoList" w:default="1">
-    <w:name w:val="No List"/>
-    <w:uiPriority w:val="99"/>
-    <w:semiHidden/>
-    <w:unhideWhenUsed/>
-    <w:qFormat/>
-  </w:style>
-  <w:style w:type="table" w:default="1" w:styleId="TableNormal">
-    <w:name w:val="Normal Table"/>
-    <w:uiPriority w:val="99"/>
-    <w:semiHidden/>
-    <w:unhideWhenUsed/>
-    <w:tblPr>
-      <w:tblCellMar>
-        <w:top w:w="0" w:type="dxa"/>
-        <w:left w:w="108" w:type="dxa"/>
-        <w:bottom w:w="0" w:type="dxa"/>
-        <w:right w:w="108" w:type="dxa"/>
-      </w:tblCellMar>
-    </w:tblPr>
   </w:style>
 </w:styles>
 </file>
 
 <file path=word/theme/theme1.xml><?xml version="1.0" encoding="utf-8"?>
-<a:theme xmlns:a="http://schemas.openxmlformats.org/drawingml/2006/main" xmlns:r="http://schemas.openxmlformats.org/officeDocument/2006/relationships" name="Office Theme">
+<a:theme xmlns:a="http://schemas.openxmlformats.org/drawingml/2006/main" name="Office Theme">
   <a:themeElements>
     <a:clrScheme name="Office">
       <a:dk1>
@@ -7803,12 +8096,12 @@
     </a:clrScheme>
     <a:fontScheme name="Office">
       <a:majorFont>
-        <a:latin typeface="Calibri Light" panose="020F0302020204030204" pitchFamily="0" charset="1"/>
+        <a:latin typeface="Calibri Light" panose="020F0302020204030204"/>
         <a:ea typeface=""/>
         <a:cs typeface=""/>
       </a:majorFont>
       <a:minorFont>
-        <a:latin typeface="Calibri" panose="020F0502020204030204" pitchFamily="0" charset="1"/>
+        <a:latin typeface="Calibri" panose="020F0502020204030204"/>
         <a:ea typeface=""/>
         <a:cs typeface=""/>
       </a:minorFont>
@@ -7840,7 +8133,7 @@
             </a:gs>
           </a:gsLst>
           <a:lin ang="5400000" scaled="0"/>
-          <a:tileRect l="0" t="0" r="0" b="0"/>
+          <a:tileRect/>
         </a:gradFill>
         <a:gradFill>
           <a:gsLst>
@@ -7864,7 +8157,7 @@
             </a:gs>
           </a:gsLst>
           <a:lin ang="5400000" scaled="0"/>
-          <a:tileRect l="0" t="0" r="0" b="0"/>
+          <a:tileRect/>
         </a:gradFill>
       </a:fillStyleLst>
       <a:lnStyleLst>
@@ -7924,11 +8217,13 @@
             </a:gs>
           </a:gsLst>
           <a:lin ang="5400000" scaled="0"/>
-          <a:tileRect l="0" t="0" r="0" b="0"/>
+          <a:tileRect/>
         </a:gradFill>
       </a:bgFillStyleLst>
     </a:fmtScheme>
   </a:themeElements>
+  <a:objectDefaults/>
+  <a:extraClrSchemeLst/>
 </a:theme>
 </file>
 
